--- a/论文改稿/明审版_基于GraphRAG的企业知识库检索优化研究.docx
+++ b/论文改稿/明审版_基于GraphRAG的企业知识库检索优化研究.docx
@@ -40,7 +40,7 @@
           <w:sz w:val="52"/>
           <w:szCs w:val="52"/>
         </w:rPr>
-        <w:object w:dxaOrig="8860" w:dyaOrig="11860" w14:anchorId="52C63716">
+        <w:object w:dxaOrig="8860" w:dyaOrig="11860" w14:anchorId="70489C76">
           <v:shapetype id="_x0000_t75" coordsize="21600,21600" o:spt="75" o:preferrelative="t" path="m@4@5l@4@11@9@11@9@5xe" filled="f" stroked="f">
             <v:stroke joinstyle="miter"/>
             <v:formulas>
@@ -63,7 +63,7 @@
           <v:shape id="_x0000_i1025" type="#_x0000_t75" alt="" style="width:442.95pt;height:592.7pt;mso-width-percent:0;mso-height-percent:0;mso-width-percent:0;mso-height-percent:0" o:ole="">
             <v:imagedata r:id="rId15" o:title=""/>
           </v:shape>
-          <o:OLEObject Type="Embed" ProgID="Word.Document.12" ShapeID="_x0000_i1025" DrawAspect="Content" ObjectID="_1839680003" r:id="rId16"/>
+          <o:OLEObject Type="Embed" ProgID="Word.Document.12" ShapeID="_x0000_i1025" DrawAspect="Content" ObjectID="_1840086302" r:id="rId16"/>
         </w:object>
       </w:r>
     </w:p>
@@ -982,8 +982,20 @@
           <w:sz w:val="32"/>
           <w:szCs w:val="32"/>
         </w:rPr>
-        <w:t>Shen qiuyu</w:t>
-      </w:r>
+        <w:t xml:space="preserve">Shen </w:t>
+      </w:r>
+      <w:proofErr w:type="spellStart"/>
+      <w:r>
+        <w:rPr>
+          <w:rFonts w:eastAsia="华文新魏"/>
+          <w:b/>
+          <w:bCs/>
+          <w:sz w:val="32"/>
+          <w:szCs w:val="32"/>
+        </w:rPr>
+        <w:t>qiuyu</w:t>
+      </w:r>
+      <w:proofErr w:type="spellEnd"/>
     </w:p>
     <w:p>
       <w:pPr>
@@ -1205,6 +1217,7 @@
         </w:rPr>
         <w:t xml:space="preserve"> </w:t>
       </w:r>
+      <w:proofErr w:type="spellStart"/>
       <w:r>
         <w:rPr>
           <w:rFonts w:hint="eastAsia"/>
@@ -1213,6 +1226,7 @@
         </w:rPr>
         <w:t>Xiufeng</w:t>
       </w:r>
+      <w:proofErr w:type="spellEnd"/>
     </w:p>
     <w:p>
       <w:pPr>
@@ -1734,7 +1748,7 @@
       <w:bookmarkStart w:id="5" w:name="_Toc325360648"/>
       <w:bookmarkStart w:id="6" w:name="_Toc191665956"/>
       <w:bookmarkStart w:id="7" w:name="_Toc1138"/>
-      <w:bookmarkStart w:id="8" w:name="_Toc229067184"/>
+      <w:bookmarkStart w:id="8" w:name="_Toc229471957"/>
       <w:r>
         <w:rPr>
           <w:rFonts w:hint="eastAsia"/>
@@ -1973,7 +1987,7 @@
       <w:bookmarkStart w:id="14" w:name="_Toc448923418"/>
       <w:bookmarkStart w:id="15" w:name="_Toc323204952"/>
       <w:bookmarkStart w:id="16" w:name="_Toc89242779"/>
-      <w:bookmarkStart w:id="17" w:name="_Toc229067185"/>
+      <w:bookmarkStart w:id="17" w:name="_Toc229471958"/>
       <w:r>
         <w:lastRenderedPageBreak/>
         <w:t>Abstract</w:t>
@@ -2163,7 +2177,7 @@
           <w:r>
             <w:fldChar w:fldCharType="separate"/>
           </w:r>
-          <w:hyperlink w:anchor="_Toc229067184" w:history="1">
+          <w:hyperlink w:anchor="_Toc229471957" w:history="1">
             <w:r>
               <w:rPr>
                 <w:rStyle w:val="aff4"/>
@@ -2204,7 +2218,7 @@
                 <w:noProof/>
                 <w:webHidden/>
               </w:rPr>
-              <w:instrText xml:space="preserve"> PAGEREF _Toc229067184 \h </w:instrText>
+              <w:instrText xml:space="preserve"> PAGEREF _Toc229471957 \h </w:instrText>
             </w:r>
             <w:r>
               <w:rPr>
@@ -2248,7 +2262,7 @@
               <w14:ligatures w14:val="standardContextual"/>
             </w:rPr>
           </w:pPr>
-          <w:hyperlink w:anchor="_Toc229067185" w:history="1">
+          <w:hyperlink w:anchor="_Toc229471958" w:history="1">
             <w:r>
               <w:rPr>
                 <w:rStyle w:val="aff4"/>
@@ -2275,7 +2289,7 @@
                 <w:noProof/>
                 <w:webHidden/>
               </w:rPr>
-              <w:instrText xml:space="preserve"> PAGEREF _Toc229067185 \h </w:instrText>
+              <w:instrText xml:space="preserve"> PAGEREF _Toc229471958 \h </w:instrText>
             </w:r>
             <w:r>
               <w:rPr>
@@ -2319,7 +2333,7 @@
               <w14:ligatures w14:val="standardContextual"/>
             </w:rPr>
           </w:pPr>
-          <w:hyperlink w:anchor="_Toc229067186" w:history="1">
+          <w:hyperlink w:anchor="_Toc229471959" w:history="1">
             <w:r>
               <w:rPr>
                 <w:rStyle w:val="aff4"/>
@@ -2365,7 +2379,7 @@
                 <w:noProof/>
                 <w:webHidden/>
               </w:rPr>
-              <w:instrText xml:space="preserve"> PAGEREF _Toc229067186 \h </w:instrText>
+              <w:instrText xml:space="preserve"> PAGEREF _Toc229471959 \h </w:instrText>
             </w:r>
             <w:r>
               <w:rPr>
@@ -2412,7 +2426,7 @@
               <w14:ligatures w14:val="standardContextual"/>
             </w:rPr>
           </w:pPr>
-          <w:hyperlink w:anchor="_Toc229067187" w:history="1">
+          <w:hyperlink w:anchor="_Toc229471960" w:history="1">
             <w:r>
               <w:rPr>
                 <w:rStyle w:val="aff4"/>
@@ -2456,7 +2470,7 @@
                 <w:noProof/>
                 <w:webHidden/>
               </w:rPr>
-              <w:instrText xml:space="preserve"> PAGEREF _Toc229067187 \h </w:instrText>
+              <w:instrText xml:space="preserve"> PAGEREF _Toc229471960 \h </w:instrText>
             </w:r>
             <w:r>
               <w:rPr>
@@ -2504,7 +2518,7 @@
               <w14:ligatures w14:val="standardContextual"/>
             </w:rPr>
           </w:pPr>
-          <w:hyperlink w:anchor="_Toc229067188" w:history="1">
+          <w:hyperlink w:anchor="_Toc229471961" w:history="1">
             <w:r>
               <w:rPr>
                 <w:rStyle w:val="aff4"/>
@@ -2549,7 +2563,7 @@
                 <w:noProof/>
                 <w:webHidden/>
               </w:rPr>
-              <w:instrText xml:space="preserve"> PAGEREF _Toc229067188 \h </w:instrText>
+              <w:instrText xml:space="preserve"> PAGEREF _Toc229471961 \h </w:instrText>
             </w:r>
             <w:r>
               <w:rPr>
@@ -2597,7 +2611,7 @@
               <w14:ligatures w14:val="standardContextual"/>
             </w:rPr>
           </w:pPr>
-          <w:hyperlink w:anchor="_Toc229067189" w:history="1">
+          <w:hyperlink w:anchor="_Toc229471962" w:history="1">
             <w:r>
               <w:rPr>
                 <w:rStyle w:val="aff4"/>
@@ -2642,7 +2656,7 @@
                 <w:noProof/>
                 <w:webHidden/>
               </w:rPr>
-              <w:instrText xml:space="preserve"> PAGEREF _Toc229067189 \h </w:instrText>
+              <w:instrText xml:space="preserve"> PAGEREF _Toc229471962 \h </w:instrText>
             </w:r>
             <w:r>
               <w:rPr>
@@ -2689,7 +2703,7 @@
               <w14:ligatures w14:val="standardContextual"/>
             </w:rPr>
           </w:pPr>
-          <w:hyperlink w:anchor="_Toc229067190" w:history="1">
+          <w:hyperlink w:anchor="_Toc229471963" w:history="1">
             <w:r>
               <w:rPr>
                 <w:rStyle w:val="aff4"/>
@@ -2733,7 +2747,7 @@
                 <w:noProof/>
                 <w:webHidden/>
               </w:rPr>
-              <w:instrText xml:space="preserve"> PAGEREF _Toc229067190 \h </w:instrText>
+              <w:instrText xml:space="preserve"> PAGEREF _Toc229471963 \h </w:instrText>
             </w:r>
             <w:r>
               <w:rPr>
@@ -2781,7 +2795,7 @@
               <w14:ligatures w14:val="standardContextual"/>
             </w:rPr>
           </w:pPr>
-          <w:hyperlink w:anchor="_Toc229067191" w:history="1">
+          <w:hyperlink w:anchor="_Toc229471964" w:history="1">
             <w:r>
               <w:rPr>
                 <w:rStyle w:val="aff4"/>
@@ -2826,7 +2840,7 @@
                 <w:noProof/>
                 <w:webHidden/>
               </w:rPr>
-              <w:instrText xml:space="preserve"> PAGEREF _Toc229067191 \h </w:instrText>
+              <w:instrText xml:space="preserve"> PAGEREF _Toc229471964 \h </w:instrText>
             </w:r>
             <w:r>
               <w:rPr>
@@ -2874,7 +2888,7 @@
               <w14:ligatures w14:val="standardContextual"/>
             </w:rPr>
           </w:pPr>
-          <w:hyperlink w:anchor="_Toc229067192" w:history="1">
+          <w:hyperlink w:anchor="_Toc229471965" w:history="1">
             <w:r>
               <w:rPr>
                 <w:rStyle w:val="aff4"/>
@@ -2937,7 +2951,7 @@
                 <w:noProof/>
                 <w:webHidden/>
               </w:rPr>
-              <w:instrText xml:space="preserve"> PAGEREF _Toc229067192 \h </w:instrText>
+              <w:instrText xml:space="preserve"> PAGEREF _Toc229471965 \h </w:instrText>
             </w:r>
             <w:r>
               <w:rPr>
@@ -2985,7 +2999,7 @@
               <w14:ligatures w14:val="standardContextual"/>
             </w:rPr>
           </w:pPr>
-          <w:hyperlink w:anchor="_Toc229067193" w:history="1">
+          <w:hyperlink w:anchor="_Toc229471966" w:history="1">
             <w:r>
               <w:rPr>
                 <w:rStyle w:val="aff4"/>
@@ -3030,7 +3044,7 @@
                 <w:noProof/>
                 <w:webHidden/>
               </w:rPr>
-              <w:instrText xml:space="preserve"> PAGEREF _Toc229067193 \h </w:instrText>
+              <w:instrText xml:space="preserve"> PAGEREF _Toc229471966 \h </w:instrText>
             </w:r>
             <w:r>
               <w:rPr>
@@ -3077,7 +3091,7 @@
               <w14:ligatures w14:val="standardContextual"/>
             </w:rPr>
           </w:pPr>
-          <w:hyperlink w:anchor="_Toc229067194" w:history="1">
+          <w:hyperlink w:anchor="_Toc229471967" w:history="1">
             <w:r>
               <w:rPr>
                 <w:rStyle w:val="aff4"/>
@@ -3121,7 +3135,7 @@
                 <w:noProof/>
                 <w:webHidden/>
               </w:rPr>
-              <w:instrText xml:space="preserve"> PAGEREF _Toc229067194 \h </w:instrText>
+              <w:instrText xml:space="preserve"> PAGEREF _Toc229471967 \h </w:instrText>
             </w:r>
             <w:r>
               <w:rPr>
@@ -3169,7 +3183,7 @@
               <w14:ligatures w14:val="standardContextual"/>
             </w:rPr>
           </w:pPr>
-          <w:hyperlink w:anchor="_Toc229067195" w:history="1">
+          <w:hyperlink w:anchor="_Toc229471968" w:history="1">
             <w:r>
               <w:rPr>
                 <w:rStyle w:val="aff4"/>
@@ -3214,7 +3228,7 @@
                 <w:noProof/>
                 <w:webHidden/>
               </w:rPr>
-              <w:instrText xml:space="preserve"> PAGEREF _Toc229067195 \h </w:instrText>
+              <w:instrText xml:space="preserve"> PAGEREF _Toc229471968 \h </w:instrText>
             </w:r>
             <w:r>
               <w:rPr>
@@ -3262,7 +3276,7 @@
               <w14:ligatures w14:val="standardContextual"/>
             </w:rPr>
           </w:pPr>
-          <w:hyperlink w:anchor="_Toc229067196" w:history="1">
+          <w:hyperlink w:anchor="_Toc229471969" w:history="1">
             <w:r>
               <w:rPr>
                 <w:rStyle w:val="aff4"/>
@@ -3309,7 +3323,7 @@
                 <w:noProof/>
                 <w:webHidden/>
               </w:rPr>
-              <w:instrText xml:space="preserve"> PAGEREF _Toc229067196 \h </w:instrText>
+              <w:instrText xml:space="preserve"> PAGEREF _Toc229471969 \h </w:instrText>
             </w:r>
             <w:r>
               <w:rPr>
@@ -3356,7 +3370,7 @@
               <w14:ligatures w14:val="standardContextual"/>
             </w:rPr>
           </w:pPr>
-          <w:hyperlink w:anchor="_Toc229067197" w:history="1">
+          <w:hyperlink w:anchor="_Toc229471970" w:history="1">
             <w:r>
               <w:rPr>
                 <w:rStyle w:val="aff4"/>
@@ -3400,7 +3414,7 @@
                 <w:noProof/>
                 <w:webHidden/>
               </w:rPr>
-              <w:instrText xml:space="preserve"> PAGEREF _Toc229067197 \h </w:instrText>
+              <w:instrText xml:space="preserve"> PAGEREF _Toc229471970 \h </w:instrText>
             </w:r>
             <w:r>
               <w:rPr>
@@ -3444,7 +3458,7 @@
               <w14:ligatures w14:val="standardContextual"/>
             </w:rPr>
           </w:pPr>
-          <w:hyperlink w:anchor="_Toc229067198" w:history="1">
+          <w:hyperlink w:anchor="_Toc229471971" w:history="1">
             <w:r>
               <w:rPr>
                 <w:rStyle w:val="aff4"/>
@@ -3492,7 +3506,7 @@
                 <w:noProof/>
                 <w:webHidden/>
               </w:rPr>
-              <w:instrText xml:space="preserve"> PAGEREF _Toc229067198 \h </w:instrText>
+              <w:instrText xml:space="preserve"> PAGEREF _Toc229471971 \h </w:instrText>
             </w:r>
             <w:r>
               <w:rPr>
@@ -3539,7 +3553,7 @@
               <w14:ligatures w14:val="standardContextual"/>
             </w:rPr>
           </w:pPr>
-          <w:hyperlink w:anchor="_Toc229067199" w:history="1">
+          <w:hyperlink w:anchor="_Toc229471972" w:history="1">
             <w:r>
               <w:rPr>
                 <w:rStyle w:val="aff4"/>
@@ -3585,7 +3599,7 @@
                 <w:noProof/>
                 <w:webHidden/>
               </w:rPr>
-              <w:instrText xml:space="preserve"> PAGEREF _Toc229067199 \h </w:instrText>
+              <w:instrText xml:space="preserve"> PAGEREF _Toc229471972 \h </w:instrText>
             </w:r>
             <w:r>
               <w:rPr>
@@ -3633,7 +3647,7 @@
               <w14:ligatures w14:val="standardContextual"/>
             </w:rPr>
           </w:pPr>
-          <w:hyperlink w:anchor="_Toc229067200" w:history="1">
+          <w:hyperlink w:anchor="_Toc229471973" w:history="1">
             <w:r>
               <w:rPr>
                 <w:rStyle w:val="aff4"/>
@@ -3680,7 +3694,7 @@
                 <w:noProof/>
                 <w:webHidden/>
               </w:rPr>
-              <w:instrText xml:space="preserve"> PAGEREF _Toc229067200 \h </w:instrText>
+              <w:instrText xml:space="preserve"> PAGEREF _Toc229471973 \h </w:instrText>
             </w:r>
             <w:r>
               <w:rPr>
@@ -3728,7 +3742,7 @@
               <w14:ligatures w14:val="standardContextual"/>
             </w:rPr>
           </w:pPr>
-          <w:hyperlink w:anchor="_Toc229067201" w:history="1">
+          <w:hyperlink w:anchor="_Toc229471974" w:history="1">
             <w:r>
               <w:rPr>
                 <w:rStyle w:val="aff4"/>
@@ -3807,7 +3821,7 @@
                 <w:noProof/>
                 <w:webHidden/>
               </w:rPr>
-              <w:instrText xml:space="preserve"> PAGEREF _Toc229067201 \h </w:instrText>
+              <w:instrText xml:space="preserve"> PAGEREF _Toc229471974 \h </w:instrText>
             </w:r>
             <w:r>
               <w:rPr>
@@ -3854,7 +3868,7 @@
               <w14:ligatures w14:val="standardContextual"/>
             </w:rPr>
           </w:pPr>
-          <w:hyperlink w:anchor="_Toc229067202" w:history="1">
+          <w:hyperlink w:anchor="_Toc229471975" w:history="1">
             <w:r>
               <w:rPr>
                 <w:rStyle w:val="aff4"/>
@@ -3900,7 +3914,7 @@
                 <w:noProof/>
                 <w:webHidden/>
               </w:rPr>
-              <w:instrText xml:space="preserve"> PAGEREF _Toc229067202 \h </w:instrText>
+              <w:instrText xml:space="preserve"> PAGEREF _Toc229471975 \h </w:instrText>
             </w:r>
             <w:r>
               <w:rPr>
@@ -3948,7 +3962,7 @@
               <w14:ligatures w14:val="standardContextual"/>
             </w:rPr>
           </w:pPr>
-          <w:hyperlink w:anchor="_Toc229067203" w:history="1">
+          <w:hyperlink w:anchor="_Toc229471976" w:history="1">
             <w:r>
               <w:rPr>
                 <w:rStyle w:val="aff4"/>
@@ -3993,7 +4007,7 @@
                 <w:noProof/>
                 <w:webHidden/>
               </w:rPr>
-              <w:instrText xml:space="preserve"> PAGEREF _Toc229067203 \h </w:instrText>
+              <w:instrText xml:space="preserve"> PAGEREF _Toc229471976 \h </w:instrText>
             </w:r>
             <w:r>
               <w:rPr>
@@ -4041,7 +4055,7 @@
               <w14:ligatures w14:val="standardContextual"/>
             </w:rPr>
           </w:pPr>
-          <w:hyperlink w:anchor="_Toc229067204" w:history="1">
+          <w:hyperlink w:anchor="_Toc229471977" w:history="1">
             <w:r>
               <w:rPr>
                 <w:rStyle w:val="aff4"/>
@@ -4086,7 +4100,7 @@
                 <w:noProof/>
                 <w:webHidden/>
               </w:rPr>
-              <w:instrText xml:space="preserve"> PAGEREF _Toc229067204 \h </w:instrText>
+              <w:instrText xml:space="preserve"> PAGEREF _Toc229471977 \h </w:instrText>
             </w:r>
             <w:r>
               <w:rPr>
@@ -4134,7 +4148,7 @@
               <w14:ligatures w14:val="standardContextual"/>
             </w:rPr>
           </w:pPr>
-          <w:hyperlink w:anchor="_Toc229067205" w:history="1">
+          <w:hyperlink w:anchor="_Toc229471978" w:history="1">
             <w:r>
               <w:rPr>
                 <w:rStyle w:val="aff4"/>
@@ -4181,7 +4195,7 @@
                 <w:noProof/>
                 <w:webHidden/>
               </w:rPr>
-              <w:instrText xml:space="preserve"> PAGEREF _Toc229067205 \h </w:instrText>
+              <w:instrText xml:space="preserve"> PAGEREF _Toc229471978 \h </w:instrText>
             </w:r>
             <w:r>
               <w:rPr>
@@ -4228,7 +4242,7 @@
               <w14:ligatures w14:val="standardContextual"/>
             </w:rPr>
           </w:pPr>
-          <w:hyperlink w:anchor="_Toc229067206" w:history="1">
+          <w:hyperlink w:anchor="_Toc229471979" w:history="1">
             <w:r>
               <w:rPr>
                 <w:rStyle w:val="aff4"/>
@@ -4290,7 +4304,7 @@
                 <w:noProof/>
                 <w:webHidden/>
               </w:rPr>
-              <w:instrText xml:space="preserve"> PAGEREF _Toc229067206 \h </w:instrText>
+              <w:instrText xml:space="preserve"> PAGEREF _Toc229471979 \h </w:instrText>
             </w:r>
             <w:r>
               <w:rPr>
@@ -4337,7 +4351,7 @@
               <w14:ligatures w14:val="standardContextual"/>
             </w:rPr>
           </w:pPr>
-          <w:hyperlink w:anchor="_Toc229067207" w:history="1">
+          <w:hyperlink w:anchor="_Toc229471980" w:history="1">
             <w:r>
               <w:rPr>
                 <w:rStyle w:val="aff4"/>
@@ -4381,7 +4395,7 @@
                 <w:noProof/>
                 <w:webHidden/>
               </w:rPr>
-              <w:instrText xml:space="preserve"> PAGEREF _Toc229067207 \h </w:instrText>
+              <w:instrText xml:space="preserve"> PAGEREF _Toc229471980 \h </w:instrText>
             </w:r>
             <w:r>
               <w:rPr>
@@ -4425,7 +4439,7 @@
               <w14:ligatures w14:val="standardContextual"/>
             </w:rPr>
           </w:pPr>
-          <w:hyperlink w:anchor="_Toc229067208" w:history="1">
+          <w:hyperlink w:anchor="_Toc229471981" w:history="1">
             <w:r>
               <w:rPr>
                 <w:rStyle w:val="aff4"/>
@@ -4472,7 +4486,7 @@
                 <w:noProof/>
                 <w:webHidden/>
               </w:rPr>
-              <w:instrText xml:space="preserve"> PAGEREF _Toc229067208 \h </w:instrText>
+              <w:instrText xml:space="preserve"> PAGEREF _Toc229471981 \h </w:instrText>
             </w:r>
             <w:r>
               <w:rPr>
@@ -4519,7 +4533,7 @@
               <w14:ligatures w14:val="standardContextual"/>
             </w:rPr>
           </w:pPr>
-          <w:hyperlink w:anchor="_Toc229067209" w:history="1">
+          <w:hyperlink w:anchor="_Toc229471982" w:history="1">
             <w:r>
               <w:rPr>
                 <w:rStyle w:val="aff4"/>
@@ -4565,7 +4579,7 @@
                 <w:noProof/>
                 <w:webHidden/>
               </w:rPr>
-              <w:instrText xml:space="preserve"> PAGEREF _Toc229067209 \h </w:instrText>
+              <w:instrText xml:space="preserve"> PAGEREF _Toc229471982 \h </w:instrText>
             </w:r>
             <w:r>
               <w:rPr>
@@ -4613,7 +4627,7 @@
               <w14:ligatures w14:val="standardContextual"/>
             </w:rPr>
           </w:pPr>
-          <w:hyperlink w:anchor="_Toc229067210" w:history="1">
+          <w:hyperlink w:anchor="_Toc229471983" w:history="1">
             <w:r>
               <w:rPr>
                 <w:rStyle w:val="aff4"/>
@@ -4660,7 +4674,7 @@
                 <w:noProof/>
                 <w:webHidden/>
               </w:rPr>
-              <w:instrText xml:space="preserve"> PAGEREF _Toc229067210 \h </w:instrText>
+              <w:instrText xml:space="preserve"> PAGEREF _Toc229471983 \h </w:instrText>
             </w:r>
             <w:r>
               <w:rPr>
@@ -4708,7 +4722,7 @@
               <w14:ligatures w14:val="standardContextual"/>
             </w:rPr>
           </w:pPr>
-          <w:hyperlink w:anchor="_Toc229067211" w:history="1">
+          <w:hyperlink w:anchor="_Toc229471984" w:history="1">
             <w:r>
               <w:rPr>
                 <w:rStyle w:val="aff4"/>
@@ -4755,7 +4769,7 @@
                 <w:noProof/>
                 <w:webHidden/>
               </w:rPr>
-              <w:instrText xml:space="preserve"> PAGEREF _Toc229067211 \h </w:instrText>
+              <w:instrText xml:space="preserve"> PAGEREF _Toc229471984 \h </w:instrText>
             </w:r>
             <w:r>
               <w:rPr>
@@ -4802,7 +4816,7 @@
               <w14:ligatures w14:val="standardContextual"/>
             </w:rPr>
           </w:pPr>
-          <w:hyperlink w:anchor="_Toc229067212" w:history="1">
+          <w:hyperlink w:anchor="_Toc229471985" w:history="1">
             <w:r>
               <w:rPr>
                 <w:rStyle w:val="aff4"/>
@@ -4848,7 +4862,7 @@
                 <w:noProof/>
                 <w:webHidden/>
               </w:rPr>
-              <w:instrText xml:space="preserve"> PAGEREF _Toc229067212 \h </w:instrText>
+              <w:instrText xml:space="preserve"> PAGEREF _Toc229471985 \h </w:instrText>
             </w:r>
             <w:r>
               <w:rPr>
@@ -4896,7 +4910,7 @@
               <w14:ligatures w14:val="standardContextual"/>
             </w:rPr>
           </w:pPr>
-          <w:hyperlink w:anchor="_Toc229067213" w:history="1">
+          <w:hyperlink w:anchor="_Toc229471986" w:history="1">
             <w:r>
               <w:rPr>
                 <w:rStyle w:val="aff4"/>
@@ -4942,7 +4956,7 @@
                 <w:noProof/>
                 <w:webHidden/>
               </w:rPr>
-              <w:instrText xml:space="preserve"> PAGEREF _Toc229067213 \h </w:instrText>
+              <w:instrText xml:space="preserve"> PAGEREF _Toc229471986 \h </w:instrText>
             </w:r>
             <w:r>
               <w:rPr>
@@ -4990,7 +5004,7 @@
               <w14:ligatures w14:val="standardContextual"/>
             </w:rPr>
           </w:pPr>
-          <w:hyperlink w:anchor="_Toc229067214" w:history="1">
+          <w:hyperlink w:anchor="_Toc229471987" w:history="1">
             <w:r>
               <w:rPr>
                 <w:rStyle w:val="aff4"/>
@@ -5036,7 +5050,7 @@
                 <w:noProof/>
                 <w:webHidden/>
               </w:rPr>
-              <w:instrText xml:space="preserve"> PAGEREF _Toc229067214 \h </w:instrText>
+              <w:instrText xml:space="preserve"> PAGEREF _Toc229471987 \h </w:instrText>
             </w:r>
             <w:r>
               <w:rPr>
@@ -5083,7 +5097,7 @@
               <w14:ligatures w14:val="standardContextual"/>
             </w:rPr>
           </w:pPr>
-          <w:hyperlink w:anchor="_Toc229067215" w:history="1">
+          <w:hyperlink w:anchor="_Toc229471988" w:history="1">
             <w:r>
               <w:rPr>
                 <w:rStyle w:val="aff4"/>
@@ -5128,7 +5142,7 @@
                 <w:noProof/>
                 <w:webHidden/>
               </w:rPr>
-              <w:instrText xml:space="preserve"> PAGEREF _Toc229067215 \h </w:instrText>
+              <w:instrText xml:space="preserve"> PAGEREF _Toc229471988 \h </w:instrText>
             </w:r>
             <w:r>
               <w:rPr>
@@ -5148,7 +5162,14 @@
                 <w:noProof/>
                 <w:webHidden/>
               </w:rPr>
-              <w:t>22</w:t>
+              <w:t>2</w:t>
+            </w:r>
+            <w:r>
+              <w:rPr>
+                <w:noProof/>
+                <w:webHidden/>
+              </w:rPr>
+              <w:t>2</w:t>
             </w:r>
             <w:r>
               <w:rPr>
@@ -5175,7 +5196,7 @@
               <w14:ligatures w14:val="standardContextual"/>
             </w:rPr>
           </w:pPr>
-          <w:hyperlink w:anchor="_Toc229067216" w:history="1">
+          <w:hyperlink w:anchor="_Toc229471989" w:history="1">
             <w:r>
               <w:rPr>
                 <w:rStyle w:val="aff4"/>
@@ -5220,7 +5241,7 @@
                 <w:noProof/>
                 <w:webHidden/>
               </w:rPr>
-              <w:instrText xml:space="preserve"> PAGEREF _Toc229067216 \h </w:instrText>
+              <w:instrText xml:space="preserve"> PAGEREF _Toc229471989 \h </w:instrText>
             </w:r>
             <w:r>
               <w:rPr>
@@ -5267,7 +5288,7 @@
               <w14:ligatures w14:val="standardContextual"/>
             </w:rPr>
           </w:pPr>
-          <w:hyperlink w:anchor="_Toc229067217" w:history="1">
+          <w:hyperlink w:anchor="_Toc229471990" w:history="1">
             <w:r>
               <w:rPr>
                 <w:rStyle w:val="aff4"/>
@@ -5312,7 +5333,7 @@
                 <w:noProof/>
                 <w:webHidden/>
               </w:rPr>
-              <w:instrText xml:space="preserve"> PAGEREF _Toc229067217 \h </w:instrText>
+              <w:instrText xml:space="preserve"> PAGEREF _Toc229471990 \h </w:instrText>
             </w:r>
             <w:r>
               <w:rPr>
@@ -5356,7 +5377,7 @@
               <w14:ligatures w14:val="standardContextual"/>
             </w:rPr>
           </w:pPr>
-          <w:hyperlink w:anchor="_Toc229067218" w:history="1">
+          <w:hyperlink w:anchor="_Toc229471991" w:history="1">
             <w:r>
               <w:rPr>
                 <w:rStyle w:val="aff4"/>
@@ -5419,7 +5440,7 @@
                 <w:noProof/>
                 <w:webHidden/>
               </w:rPr>
-              <w:instrText xml:space="preserve"> PAGEREF _Toc229067218 \h </w:instrText>
+              <w:instrText xml:space="preserve"> PAGEREF _Toc229471991 \h </w:instrText>
             </w:r>
             <w:r>
               <w:rPr>
@@ -5466,7 +5487,7 @@
               <w14:ligatures w14:val="standardContextual"/>
             </w:rPr>
           </w:pPr>
-          <w:hyperlink w:anchor="_Toc229067219" w:history="1">
+          <w:hyperlink w:anchor="_Toc229471992" w:history="1">
             <w:r>
               <w:rPr>
                 <w:rStyle w:val="aff4"/>
@@ -5510,7 +5531,7 @@
                 <w:noProof/>
                 <w:webHidden/>
               </w:rPr>
-              <w:instrText xml:space="preserve"> PAGEREF _Toc229067219 \h </w:instrText>
+              <w:instrText xml:space="preserve"> PAGEREF _Toc229471992 \h </w:instrText>
             </w:r>
             <w:r>
               <w:rPr>
@@ -5558,7 +5579,7 @@
               <w14:ligatures w14:val="standardContextual"/>
             </w:rPr>
           </w:pPr>
-          <w:hyperlink w:anchor="_Toc229067220" w:history="1">
+          <w:hyperlink w:anchor="_Toc229471993" w:history="1">
             <w:r>
               <w:rPr>
                 <w:rStyle w:val="aff4"/>
@@ -5603,7 +5624,7 @@
                 <w:noProof/>
                 <w:webHidden/>
               </w:rPr>
-              <w:instrText xml:space="preserve"> PAGEREF _Toc229067220 \h </w:instrText>
+              <w:instrText xml:space="preserve"> PAGEREF _Toc229471993 \h </w:instrText>
             </w:r>
             <w:r>
               <w:rPr>
@@ -5651,7 +5672,7 @@
               <w14:ligatures w14:val="standardContextual"/>
             </w:rPr>
           </w:pPr>
-          <w:hyperlink w:anchor="_Toc229067221" w:history="1">
+          <w:hyperlink w:anchor="_Toc229471994" w:history="1">
             <w:r>
               <w:rPr>
                 <w:rStyle w:val="aff4"/>
@@ -5696,7 +5717,7 @@
                 <w:noProof/>
                 <w:webHidden/>
               </w:rPr>
-              <w:instrText xml:space="preserve"> PAGEREF _Toc229067221 \h </w:instrText>
+              <w:instrText xml:space="preserve"> PAGEREF _Toc229471994 \h </w:instrText>
             </w:r>
             <w:r>
               <w:rPr>
@@ -5744,7 +5765,7 @@
               <w14:ligatures w14:val="standardContextual"/>
             </w:rPr>
           </w:pPr>
-          <w:hyperlink w:anchor="_Toc229067222" w:history="1">
+          <w:hyperlink w:anchor="_Toc229471995" w:history="1">
             <w:r>
               <w:rPr>
                 <w:rStyle w:val="aff4"/>
@@ -5789,7 +5810,7 @@
                 <w:noProof/>
                 <w:webHidden/>
               </w:rPr>
-              <w:instrText xml:space="preserve"> PAGEREF _Toc229067222 \h </w:instrText>
+              <w:instrText xml:space="preserve"> PAGEREF _Toc229471995 \h </w:instrText>
             </w:r>
             <w:r>
               <w:rPr>
@@ -5836,7 +5857,7 @@
               <w14:ligatures w14:val="standardContextual"/>
             </w:rPr>
           </w:pPr>
-          <w:hyperlink w:anchor="_Toc229067223" w:history="1">
+          <w:hyperlink w:anchor="_Toc229471996" w:history="1">
             <w:r>
               <w:rPr>
                 <w:rStyle w:val="aff4"/>
@@ -5881,7 +5902,7 @@
                 <w:noProof/>
                 <w:webHidden/>
               </w:rPr>
-              <w:instrText xml:space="preserve"> PAGEREF _Toc229067223 \h </w:instrText>
+              <w:instrText xml:space="preserve"> PAGEREF _Toc229471996 \h </w:instrText>
             </w:r>
             <w:r>
               <w:rPr>
@@ -5929,7 +5950,7 @@
               <w14:ligatures w14:val="standardContextual"/>
             </w:rPr>
           </w:pPr>
-          <w:hyperlink w:anchor="_Toc229067224" w:history="1">
+          <w:hyperlink w:anchor="_Toc229471997" w:history="1">
             <w:r>
               <w:rPr>
                 <w:rStyle w:val="aff4"/>
@@ -5974,7 +5995,7 @@
                 <w:noProof/>
                 <w:webHidden/>
               </w:rPr>
-              <w:instrText xml:space="preserve"> PAGEREF _Toc229067224 \h </w:instrText>
+              <w:instrText xml:space="preserve"> PAGEREF _Toc229471997 \h </w:instrText>
             </w:r>
             <w:r>
               <w:rPr>
@@ -6022,7 +6043,7 @@
               <w14:ligatures w14:val="standardContextual"/>
             </w:rPr>
           </w:pPr>
-          <w:hyperlink w:anchor="_Toc229067225" w:history="1">
+          <w:hyperlink w:anchor="_Toc229471998" w:history="1">
             <w:r>
               <w:rPr>
                 <w:rStyle w:val="aff4"/>
@@ -6068,7 +6089,7 @@
                 <w:noProof/>
                 <w:webHidden/>
               </w:rPr>
-              <w:instrText xml:space="preserve"> PAGEREF _Toc229067225 \h </w:instrText>
+              <w:instrText xml:space="preserve"> PAGEREF _Toc229471998 \h </w:instrText>
             </w:r>
             <w:r>
               <w:rPr>
@@ -6115,7 +6136,7 @@
               <w14:ligatures w14:val="standardContextual"/>
             </w:rPr>
           </w:pPr>
-          <w:hyperlink w:anchor="_Toc229067226" w:history="1">
+          <w:hyperlink w:anchor="_Toc229471999" w:history="1">
             <w:r>
               <w:rPr>
                 <w:rStyle w:val="aff4"/>
@@ -6160,7 +6181,7 @@
                 <w:noProof/>
                 <w:webHidden/>
               </w:rPr>
-              <w:instrText xml:space="preserve"> PAGEREF _Toc229067226 \h </w:instrText>
+              <w:instrText xml:space="preserve"> PAGEREF _Toc229471999 \h </w:instrText>
             </w:r>
             <w:r>
               <w:rPr>
@@ -6208,7 +6229,7 @@
               <w14:ligatures w14:val="standardContextual"/>
             </w:rPr>
           </w:pPr>
-          <w:hyperlink w:anchor="_Toc229067227" w:history="1">
+          <w:hyperlink w:anchor="_Toc229472000" w:history="1">
             <w:r>
               <w:rPr>
                 <w:rStyle w:val="aff4"/>
@@ -6253,7 +6274,7 @@
                 <w:noProof/>
                 <w:webHidden/>
               </w:rPr>
-              <w:instrText xml:space="preserve"> PAGEREF _Toc229067227 \h </w:instrText>
+              <w:instrText xml:space="preserve"> PAGEREF _Toc229472000 \h </w:instrText>
             </w:r>
             <w:r>
               <w:rPr>
@@ -6301,7 +6322,7 @@
               <w14:ligatures w14:val="standardContextual"/>
             </w:rPr>
           </w:pPr>
-          <w:hyperlink w:anchor="_Toc229067228" w:history="1">
+          <w:hyperlink w:anchor="_Toc229472001" w:history="1">
             <w:r>
               <w:rPr>
                 <w:rStyle w:val="aff4"/>
@@ -6346,7 +6367,7 @@
                 <w:noProof/>
                 <w:webHidden/>
               </w:rPr>
-              <w:instrText xml:space="preserve"> PAGEREF _Toc229067228 \h </w:instrText>
+              <w:instrText xml:space="preserve"> PAGEREF _Toc229472001 \h </w:instrText>
             </w:r>
             <w:r>
               <w:rPr>
@@ -6394,7 +6415,7 @@
               <w14:ligatures w14:val="standardContextual"/>
             </w:rPr>
           </w:pPr>
-          <w:hyperlink w:anchor="_Toc229067229" w:history="1">
+          <w:hyperlink w:anchor="_Toc229472002" w:history="1">
             <w:r>
               <w:rPr>
                 <w:rStyle w:val="aff4"/>
@@ -6439,7 +6460,7 @@
                 <w:noProof/>
                 <w:webHidden/>
               </w:rPr>
-              <w:instrText xml:space="preserve"> PAGEREF _Toc229067229 \h </w:instrText>
+              <w:instrText xml:space="preserve"> PAGEREF _Toc229472002 \h </w:instrText>
             </w:r>
             <w:r>
               <w:rPr>
@@ -6487,7 +6508,7 @@
               <w14:ligatures w14:val="standardContextual"/>
             </w:rPr>
           </w:pPr>
-          <w:hyperlink w:anchor="_Toc229067230" w:history="1">
+          <w:hyperlink w:anchor="_Toc229472003" w:history="1">
             <w:r>
               <w:rPr>
                 <w:rStyle w:val="aff4"/>
@@ -6532,7 +6553,7 @@
                 <w:noProof/>
                 <w:webHidden/>
               </w:rPr>
-              <w:instrText xml:space="preserve"> PAGEREF _Toc229067230 \h </w:instrText>
+              <w:instrText xml:space="preserve"> PAGEREF _Toc229472003 \h </w:instrText>
             </w:r>
             <w:r>
               <w:rPr>
@@ -6579,7 +6600,7 @@
               <w14:ligatures w14:val="standardContextual"/>
             </w:rPr>
           </w:pPr>
-          <w:hyperlink w:anchor="_Toc229067231" w:history="1">
+          <w:hyperlink w:anchor="_Toc229472004" w:history="1">
             <w:r>
               <w:rPr>
                 <w:rStyle w:val="aff4"/>
@@ -6624,7 +6645,7 @@
                 <w:noProof/>
                 <w:webHidden/>
               </w:rPr>
-              <w:instrText xml:space="preserve"> PAGEREF _Toc229067231 \h </w:instrText>
+              <w:instrText xml:space="preserve"> PAGEREF _Toc229472004 \h </w:instrText>
             </w:r>
             <w:r>
               <w:rPr>
@@ -6672,7 +6693,7 @@
               <w14:ligatures w14:val="standardContextual"/>
             </w:rPr>
           </w:pPr>
-          <w:hyperlink w:anchor="_Toc229067232" w:history="1">
+          <w:hyperlink w:anchor="_Toc229472005" w:history="1">
             <w:r>
               <w:rPr>
                 <w:rStyle w:val="aff4"/>
@@ -6719,7 +6740,7 @@
                 <w:noProof/>
                 <w:webHidden/>
               </w:rPr>
-              <w:instrText xml:space="preserve"> PAGEREF _Toc229067232 \h </w:instrText>
+              <w:instrText xml:space="preserve"> PAGEREF _Toc229472005 \h </w:instrText>
             </w:r>
             <w:r>
               <w:rPr>
@@ -6767,7 +6788,7 @@
               <w14:ligatures w14:val="standardContextual"/>
             </w:rPr>
           </w:pPr>
-          <w:hyperlink w:anchor="_Toc229067233" w:history="1">
+          <w:hyperlink w:anchor="_Toc229472006" w:history="1">
             <w:r>
               <w:rPr>
                 <w:rStyle w:val="aff4"/>
@@ -6813,7 +6834,7 @@
                 <w:noProof/>
                 <w:webHidden/>
               </w:rPr>
-              <w:instrText xml:space="preserve"> PAGEREF _Toc229067233 \h </w:instrText>
+              <w:instrText xml:space="preserve"> PAGEREF _Toc229472006 \h </w:instrText>
             </w:r>
             <w:r>
               <w:rPr>
@@ -6861,7 +6882,7 @@
               <w14:ligatures w14:val="standardContextual"/>
             </w:rPr>
           </w:pPr>
-          <w:hyperlink w:anchor="_Toc229067234" w:history="1">
+          <w:hyperlink w:anchor="_Toc229472007" w:history="1">
             <w:r>
               <w:rPr>
                 <w:rStyle w:val="aff4"/>
@@ -6906,7 +6927,7 @@
                 <w:noProof/>
                 <w:webHidden/>
               </w:rPr>
-              <w:instrText xml:space="preserve"> PAGEREF _Toc229067234 \h </w:instrText>
+              <w:instrText xml:space="preserve"> PAGEREF _Toc229472007 \h </w:instrText>
             </w:r>
             <w:r>
               <w:rPr>
@@ -6954,7 +6975,7 @@
               <w14:ligatures w14:val="standardContextual"/>
             </w:rPr>
           </w:pPr>
-          <w:hyperlink w:anchor="_Toc229067235" w:history="1">
+          <w:hyperlink w:anchor="_Toc229472008" w:history="1">
             <w:r>
               <w:rPr>
                 <w:rStyle w:val="aff4"/>
@@ -6999,7 +7020,7 @@
                 <w:noProof/>
                 <w:webHidden/>
               </w:rPr>
-              <w:instrText xml:space="preserve"> PAGEREF _Toc229067235 \h </w:instrText>
+              <w:instrText xml:space="preserve"> PAGEREF _Toc229472008 \h </w:instrText>
             </w:r>
             <w:r>
               <w:rPr>
@@ -7046,7 +7067,7 @@
               <w14:ligatures w14:val="standardContextual"/>
             </w:rPr>
           </w:pPr>
-          <w:hyperlink w:anchor="_Toc229067236" w:history="1">
+          <w:hyperlink w:anchor="_Toc229472009" w:history="1">
             <w:r>
               <w:rPr>
                 <w:rStyle w:val="aff4"/>
@@ -7090,7 +7111,7 @@
                 <w:noProof/>
                 <w:webHidden/>
               </w:rPr>
-              <w:instrText xml:space="preserve"> PAGEREF _Toc229067236 \h </w:instrText>
+              <w:instrText xml:space="preserve"> PAGEREF _Toc229472009 \h </w:instrText>
             </w:r>
             <w:r>
               <w:rPr>
@@ -7134,7 +7155,7 @@
               <w14:ligatures w14:val="standardContextual"/>
             </w:rPr>
           </w:pPr>
-          <w:hyperlink w:anchor="_Toc229067237" w:history="1">
+          <w:hyperlink w:anchor="_Toc229472010" w:history="1">
             <w:r>
               <w:rPr>
                 <w:rStyle w:val="aff4"/>
@@ -7180,7 +7201,7 @@
                 <w:noProof/>
                 <w:webHidden/>
               </w:rPr>
-              <w:instrText xml:space="preserve"> PAGEREF _Toc229067237 \h </w:instrText>
+              <w:instrText xml:space="preserve"> PAGEREF _Toc229472010 \h </w:instrText>
             </w:r>
             <w:r>
               <w:rPr>
@@ -7227,7 +7248,7 @@
               <w14:ligatures w14:val="standardContextual"/>
             </w:rPr>
           </w:pPr>
-          <w:hyperlink w:anchor="_Toc229067238" w:history="1">
+          <w:hyperlink w:anchor="_Toc229472011" w:history="1">
             <w:r>
               <w:rPr>
                 <w:rStyle w:val="aff4"/>
@@ -7271,7 +7292,7 @@
                 <w:noProof/>
                 <w:webHidden/>
               </w:rPr>
-              <w:instrText xml:space="preserve"> PAGEREF _Toc229067238 \h </w:instrText>
+              <w:instrText xml:space="preserve"> PAGEREF _Toc229472011 \h </w:instrText>
             </w:r>
             <w:r>
               <w:rPr>
@@ -7319,7 +7340,7 @@
               <w14:ligatures w14:val="standardContextual"/>
             </w:rPr>
           </w:pPr>
-          <w:hyperlink w:anchor="_Toc229067239" w:history="1">
+          <w:hyperlink w:anchor="_Toc229472012" w:history="1">
             <w:r>
               <w:rPr>
                 <w:rStyle w:val="aff4"/>
@@ -7364,7 +7385,7 @@
                 <w:noProof/>
                 <w:webHidden/>
               </w:rPr>
-              <w:instrText xml:space="preserve"> PAGEREF _Toc229067239 \h </w:instrText>
+              <w:instrText xml:space="preserve"> PAGEREF _Toc229472012 \h </w:instrText>
             </w:r>
             <w:r>
               <w:rPr>
@@ -7412,7 +7433,7 @@
               <w14:ligatures w14:val="standardContextual"/>
             </w:rPr>
           </w:pPr>
-          <w:hyperlink w:anchor="_Toc229067240" w:history="1">
+          <w:hyperlink w:anchor="_Toc229472013" w:history="1">
             <w:r>
               <w:rPr>
                 <w:rStyle w:val="aff4"/>
@@ -7457,7 +7478,7 @@
                 <w:noProof/>
                 <w:webHidden/>
               </w:rPr>
-              <w:instrText xml:space="preserve"> PAGEREF _Toc229067240 \h </w:instrText>
+              <w:instrText xml:space="preserve"> PAGEREF _Toc229472013 \h </w:instrText>
             </w:r>
             <w:r>
               <w:rPr>
@@ -7504,7 +7525,7 @@
               <w14:ligatures w14:val="standardContextual"/>
             </w:rPr>
           </w:pPr>
-          <w:hyperlink w:anchor="_Toc229067241" w:history="1">
+          <w:hyperlink w:anchor="_Toc229472014" w:history="1">
             <w:r>
               <w:rPr>
                 <w:rStyle w:val="aff4"/>
@@ -7548,7 +7569,7 @@
                 <w:noProof/>
                 <w:webHidden/>
               </w:rPr>
-              <w:instrText xml:space="preserve"> PAGEREF _Toc229067241 \h </w:instrText>
+              <w:instrText xml:space="preserve"> PAGEREF _Toc229472014 \h </w:instrText>
             </w:r>
             <w:r>
               <w:rPr>
@@ -7595,7 +7616,7 @@
               <w14:ligatures w14:val="standardContextual"/>
             </w:rPr>
           </w:pPr>
-          <w:hyperlink w:anchor="_Toc229067242" w:history="1">
+          <w:hyperlink w:anchor="_Toc229472015" w:history="1">
             <w:r>
               <w:rPr>
                 <w:rStyle w:val="aff4"/>
@@ -7639,7 +7660,7 @@
                 <w:noProof/>
                 <w:webHidden/>
               </w:rPr>
-              <w:instrText xml:space="preserve"> PAGEREF _Toc229067242 \h </w:instrText>
+              <w:instrText xml:space="preserve"> PAGEREF _Toc229472015 \h </w:instrText>
             </w:r>
             <w:r>
               <w:rPr>
@@ -7686,7 +7707,7 @@
               <w14:ligatures w14:val="standardContextual"/>
             </w:rPr>
           </w:pPr>
-          <w:hyperlink w:anchor="_Toc229067243" w:history="1">
+          <w:hyperlink w:anchor="_Toc229472016" w:history="1">
             <w:r>
               <w:rPr>
                 <w:rStyle w:val="aff4"/>
@@ -7730,7 +7751,7 @@
                 <w:noProof/>
                 <w:webHidden/>
               </w:rPr>
-              <w:instrText xml:space="preserve"> PAGEREF _Toc229067243 \h </w:instrText>
+              <w:instrText xml:space="preserve"> PAGEREF _Toc229472016 \h </w:instrText>
             </w:r>
             <w:r>
               <w:rPr>
@@ -7778,7 +7799,7 @@
               <w14:ligatures w14:val="standardContextual"/>
             </w:rPr>
           </w:pPr>
-          <w:hyperlink w:anchor="_Toc229067244" w:history="1">
+          <w:hyperlink w:anchor="_Toc229472017" w:history="1">
             <w:r>
               <w:rPr>
                 <w:rStyle w:val="aff4"/>
@@ -7823,7 +7844,7 @@
                 <w:noProof/>
                 <w:webHidden/>
               </w:rPr>
-              <w:instrText xml:space="preserve"> PAGEREF _Toc229067244 \h </w:instrText>
+              <w:instrText xml:space="preserve"> PAGEREF _Toc229472017 \h </w:instrText>
             </w:r>
             <w:r>
               <w:rPr>
@@ -7871,7 +7892,7 @@
               <w14:ligatures w14:val="standardContextual"/>
             </w:rPr>
           </w:pPr>
-          <w:hyperlink w:anchor="_Toc229067245" w:history="1">
+          <w:hyperlink w:anchor="_Toc229472018" w:history="1">
             <w:r>
               <w:rPr>
                 <w:rStyle w:val="aff4"/>
@@ -7916,7 +7937,7 @@
                 <w:noProof/>
                 <w:webHidden/>
               </w:rPr>
-              <w:instrText xml:space="preserve"> PAGEREF _Toc229067245 \h </w:instrText>
+              <w:instrText xml:space="preserve"> PAGEREF _Toc229472018 \h </w:instrText>
             </w:r>
             <w:r>
               <w:rPr>
@@ -7964,7 +7985,7 @@
               <w14:ligatures w14:val="standardContextual"/>
             </w:rPr>
           </w:pPr>
-          <w:hyperlink w:anchor="_Toc229067246" w:history="1">
+          <w:hyperlink w:anchor="_Toc229472019" w:history="1">
             <w:r>
               <w:rPr>
                 <w:rStyle w:val="aff4"/>
@@ -8009,7 +8030,7 @@
                 <w:noProof/>
                 <w:webHidden/>
               </w:rPr>
-              <w:instrText xml:space="preserve"> PAGEREF _Toc229067246 \h </w:instrText>
+              <w:instrText xml:space="preserve"> PAGEREF _Toc229472019 \h </w:instrText>
             </w:r>
             <w:r>
               <w:rPr>
@@ -8057,7 +8078,7 @@
               <w14:ligatures w14:val="standardContextual"/>
             </w:rPr>
           </w:pPr>
-          <w:hyperlink w:anchor="_Toc229067247" w:history="1">
+          <w:hyperlink w:anchor="_Toc229472020" w:history="1">
             <w:r>
               <w:rPr>
                 <w:rStyle w:val="aff4"/>
@@ -8102,7 +8123,7 @@
                 <w:noProof/>
                 <w:webHidden/>
               </w:rPr>
-              <w:instrText xml:space="preserve"> PAGEREF _Toc229067247 \h </w:instrText>
+              <w:instrText xml:space="preserve"> PAGEREF _Toc229472020 \h </w:instrText>
             </w:r>
             <w:r>
               <w:rPr>
@@ -8149,7 +8170,7 @@
               <w14:ligatures w14:val="standardContextual"/>
             </w:rPr>
           </w:pPr>
-          <w:hyperlink w:anchor="_Toc229067248" w:history="1">
+          <w:hyperlink w:anchor="_Toc229472021" w:history="1">
             <w:r>
               <w:rPr>
                 <w:rStyle w:val="aff4"/>
@@ -8193,7 +8214,7 @@
                 <w:noProof/>
                 <w:webHidden/>
               </w:rPr>
-              <w:instrText xml:space="preserve"> PAGEREF _Toc229067248 \h </w:instrText>
+              <w:instrText xml:space="preserve"> PAGEREF _Toc229472021 \h </w:instrText>
             </w:r>
             <w:r>
               <w:rPr>
@@ -8241,7 +8262,7 @@
               <w14:ligatures w14:val="standardContextual"/>
             </w:rPr>
           </w:pPr>
-          <w:hyperlink w:anchor="_Toc229067249" w:history="1">
+          <w:hyperlink w:anchor="_Toc229472022" w:history="1">
             <w:r>
               <w:rPr>
                 <w:rStyle w:val="aff4"/>
@@ -8286,7 +8307,7 @@
                 <w:noProof/>
                 <w:webHidden/>
               </w:rPr>
-              <w:instrText xml:space="preserve"> PAGEREF _Toc229067249 \h </w:instrText>
+              <w:instrText xml:space="preserve"> PAGEREF _Toc229472022 \h </w:instrText>
             </w:r>
             <w:r>
               <w:rPr>
@@ -8334,7 +8355,7 @@
               <w14:ligatures w14:val="standardContextual"/>
             </w:rPr>
           </w:pPr>
-          <w:hyperlink w:anchor="_Toc229067250" w:history="1">
+          <w:hyperlink w:anchor="_Toc229472023" w:history="1">
             <w:r>
               <w:rPr>
                 <w:rStyle w:val="aff4"/>
@@ -8379,7 +8400,7 @@
                 <w:noProof/>
                 <w:webHidden/>
               </w:rPr>
-              <w:instrText xml:space="preserve"> PAGEREF _Toc229067250 \h </w:instrText>
+              <w:instrText xml:space="preserve"> PAGEREF _Toc229472023 \h </w:instrText>
             </w:r>
             <w:r>
               <w:rPr>
@@ -8427,7 +8448,7 @@
               <w14:ligatures w14:val="standardContextual"/>
             </w:rPr>
           </w:pPr>
-          <w:hyperlink w:anchor="_Toc229067251" w:history="1">
+          <w:hyperlink w:anchor="_Toc229472024" w:history="1">
             <w:r>
               <w:rPr>
                 <w:rStyle w:val="aff4"/>
@@ -8472,7 +8493,7 @@
                 <w:noProof/>
                 <w:webHidden/>
               </w:rPr>
-              <w:instrText xml:space="preserve"> PAGEREF _Toc229067251 \h </w:instrText>
+              <w:instrText xml:space="preserve"> PAGEREF _Toc229472024 \h </w:instrText>
             </w:r>
             <w:r>
               <w:rPr>
@@ -8520,7 +8541,7 @@
               <w14:ligatures w14:val="standardContextual"/>
             </w:rPr>
           </w:pPr>
-          <w:hyperlink w:anchor="_Toc229067252" w:history="1">
+          <w:hyperlink w:anchor="_Toc229472025" w:history="1">
             <w:r>
               <w:rPr>
                 <w:rStyle w:val="aff4"/>
@@ -8565,7 +8586,7 @@
                 <w:noProof/>
                 <w:webHidden/>
               </w:rPr>
-              <w:instrText xml:space="preserve"> PAGEREF _Toc229067252 \h </w:instrText>
+              <w:instrText xml:space="preserve"> PAGEREF _Toc229472025 \h </w:instrText>
             </w:r>
             <w:r>
               <w:rPr>
@@ -8613,7 +8634,7 @@
               <w14:ligatures w14:val="standardContextual"/>
             </w:rPr>
           </w:pPr>
-          <w:hyperlink w:anchor="_Toc229067253" w:history="1">
+          <w:hyperlink w:anchor="_Toc229472026" w:history="1">
             <w:r>
               <w:rPr>
                 <w:rStyle w:val="aff4"/>
@@ -8658,7 +8679,7 @@
                 <w:noProof/>
                 <w:webHidden/>
               </w:rPr>
-              <w:instrText xml:space="preserve"> PAGEREF _Toc229067253 \h </w:instrText>
+              <w:instrText xml:space="preserve"> PAGEREF _Toc229472026 \h </w:instrText>
             </w:r>
             <w:r>
               <w:rPr>
@@ -8705,7 +8726,7 @@
               <w14:ligatures w14:val="standardContextual"/>
             </w:rPr>
           </w:pPr>
-          <w:hyperlink w:anchor="_Toc229067254" w:history="1">
+          <w:hyperlink w:anchor="_Toc229472027" w:history="1">
             <w:r>
               <w:rPr>
                 <w:rStyle w:val="aff4"/>
@@ -8749,7 +8770,7 @@
                 <w:noProof/>
                 <w:webHidden/>
               </w:rPr>
-              <w:instrText xml:space="preserve"> PAGEREF _Toc229067254 \h </w:instrText>
+              <w:instrText xml:space="preserve"> PAGEREF _Toc229472027 \h </w:instrText>
             </w:r>
             <w:r>
               <w:rPr>
@@ -8793,7 +8814,7 @@
               <w14:ligatures w14:val="standardContextual"/>
             </w:rPr>
           </w:pPr>
-          <w:hyperlink w:anchor="_Toc229067255" w:history="1">
+          <w:hyperlink w:anchor="_Toc229472028" w:history="1">
             <w:r>
               <w:rPr>
                 <w:rStyle w:val="aff4"/>
@@ -8839,7 +8860,7 @@
                 <w:noProof/>
                 <w:webHidden/>
               </w:rPr>
-              <w:instrText xml:space="preserve"> PAGEREF _Toc229067255 \h </w:instrText>
+              <w:instrText xml:space="preserve"> PAGEREF _Toc229472028 \h </w:instrText>
             </w:r>
             <w:r>
               <w:rPr>
@@ -8886,7 +8907,7 @@
               <w14:ligatures w14:val="standardContextual"/>
             </w:rPr>
           </w:pPr>
-          <w:hyperlink w:anchor="_Toc229067256" w:history="1">
+          <w:hyperlink w:anchor="_Toc229472029" w:history="1">
             <w:r>
               <w:rPr>
                 <w:rStyle w:val="aff4"/>
@@ -8930,7 +8951,7 @@
                 <w:noProof/>
                 <w:webHidden/>
               </w:rPr>
-              <w:instrText xml:space="preserve"> PAGEREF _Toc229067256 \h </w:instrText>
+              <w:instrText xml:space="preserve"> PAGEREF _Toc229472029 \h </w:instrText>
             </w:r>
             <w:r>
               <w:rPr>
@@ -8977,7 +8998,7 @@
               <w14:ligatures w14:val="standardContextual"/>
             </w:rPr>
           </w:pPr>
-          <w:hyperlink w:anchor="_Toc229067257" w:history="1">
+          <w:hyperlink w:anchor="_Toc229472030" w:history="1">
             <w:r>
               <w:rPr>
                 <w:rStyle w:val="aff4"/>
@@ -9021,7 +9042,7 @@
                 <w:noProof/>
                 <w:webHidden/>
               </w:rPr>
-              <w:instrText xml:space="preserve"> PAGEREF _Toc229067257 \h </w:instrText>
+              <w:instrText xml:space="preserve"> PAGEREF _Toc229472030 \h </w:instrText>
             </w:r>
             <w:r>
               <w:rPr>
@@ -9065,7 +9086,7 @@
               <w14:ligatures w14:val="standardContextual"/>
             </w:rPr>
           </w:pPr>
-          <w:hyperlink w:anchor="_Toc229067258" w:history="1">
+          <w:hyperlink w:anchor="_Toc229472031" w:history="1">
             <w:r>
               <w:rPr>
                 <w:rStyle w:val="aff4"/>
@@ -9092,7 +9113,7 @@
                 <w:noProof/>
                 <w:webHidden/>
               </w:rPr>
-              <w:instrText xml:space="preserve"> PAGEREF _Toc229067258 \h </w:instrText>
+              <w:instrText xml:space="preserve"> PAGEREF _Toc229472031 \h </w:instrText>
             </w:r>
             <w:r>
               <w:rPr>
@@ -9136,7 +9157,7 @@
               <w14:ligatures w14:val="standardContextual"/>
             </w:rPr>
           </w:pPr>
-          <w:hyperlink w:anchor="_Toc229067259" w:history="1">
+          <w:hyperlink w:anchor="_Toc229472032" w:history="1">
             <w:r>
               <w:rPr>
                 <w:rStyle w:val="aff4"/>
@@ -9156,13 +9177,6 @@
                 <w:noProof/>
                 <w:webHidden/>
               </w:rPr>
-              <w:tab/>
-            </w:r>
-            <w:r>
-              <w:rPr>
-                <w:noProof/>
-                <w:webHidden/>
-              </w:rPr>
               <w:fldChar w:fldCharType="begin"/>
             </w:r>
             <w:r>
@@ -9170,7 +9184,7 @@
                 <w:noProof/>
                 <w:webHidden/>
               </w:rPr>
-              <w:instrText xml:space="preserve"> PAGEREF _Toc229067259 \h </w:instrText>
+              <w:instrText xml:space="preserve"> PAGEREF _Toc229472032 \h </w:instrText>
             </w:r>
             <w:r>
               <w:rPr>
@@ -9250,7 +9264,7 @@
         </w:numPr>
         <w:spacing w:before="120" w:after="120"/>
       </w:pPr>
-      <w:bookmarkStart w:id="19" w:name="_Toc229067186"/>
+      <w:bookmarkStart w:id="19" w:name="_Toc229471959"/>
       <w:r>
         <w:rPr>
           <w:rFonts w:hint="eastAsia"/>
@@ -9276,7 +9290,7 @@
         <w:pStyle w:val="2"/>
         <w:spacing w:before="120" w:after="120"/>
       </w:pPr>
-      <w:bookmarkStart w:id="20" w:name="_Toc229067187"/>
+      <w:bookmarkStart w:id="20" w:name="_Toc229471960"/>
       <w:r>
         <w:rPr>
           <w:rFonts w:hint="eastAsia"/>
@@ -9314,7 +9328,7 @@
         <w:spacing w:before="120" w:after="120"/>
       </w:pPr>
       <w:bookmarkStart w:id="22" w:name="_Hlk194675912"/>
-      <w:bookmarkStart w:id="23" w:name="_Toc229067188"/>
+      <w:bookmarkStart w:id="23" w:name="_Toc229471961"/>
       <w:bookmarkEnd w:id="21"/>
       <w:r>
         <w:rPr>
@@ -9337,9 +9351,11 @@
       <w:r>
         <w:t>年</w:t>
       </w:r>
+      <w:proofErr w:type="spellStart"/>
       <w:r>
         <w:t>ChatGPT</w:t>
       </w:r>
+      <w:proofErr w:type="spellEnd"/>
       <w:r>
         <w:t>推出以来，生成式人工智能迅速进入大众视野，并在短时间内引发了技术演进与产业应用的双重变革</w:t>
       </w:r>
@@ -9543,7 +9559,7 @@
         <w:pStyle w:val="3"/>
         <w:spacing w:before="120" w:after="120"/>
       </w:pPr>
-      <w:bookmarkStart w:id="24" w:name="_Toc229067189"/>
+      <w:bookmarkStart w:id="24" w:name="_Toc229471962"/>
       <w:bookmarkEnd w:id="22"/>
       <w:r>
         <w:rPr>
@@ -10210,7 +10226,7 @@
       </w:pPr>
       <w:bookmarkStart w:id="25" w:name="OLE_LINK5"/>
       <w:bookmarkStart w:id="26" w:name="OLE_LINK6"/>
-      <w:bookmarkStart w:id="27" w:name="_Toc229067190"/>
+      <w:bookmarkStart w:id="27" w:name="_Toc229471963"/>
       <w:r>
         <w:rPr>
           <w:rFonts w:hint="eastAsia"/>
@@ -10224,7 +10240,7 @@
         <w:pStyle w:val="3"/>
         <w:spacing w:before="120" w:after="120"/>
       </w:pPr>
-      <w:bookmarkStart w:id="28" w:name="_Toc229067191"/>
+      <w:bookmarkStart w:id="28" w:name="_Toc229471964"/>
       <w:r>
         <w:rPr>
           <w:rFonts w:hint="eastAsia"/>
@@ -10965,6 +10981,7 @@
         </w:rPr>
         <w:t>不同于通用语料，企业知识在物理分布与组织逻辑上具有显著的碎片化与动态性。</w:t>
       </w:r>
+      <w:proofErr w:type="spellStart"/>
       <w:r>
         <w:rPr>
           <w:rStyle w:val="math-inline"/>
@@ -10981,6 +10998,7 @@
         </w:rPr>
         <w:t>h</w:t>
       </w:r>
+      <w:proofErr w:type="spellEnd"/>
       <w:r>
         <w:rPr>
           <w:highlight w:val="yellow"/>
@@ -11874,9 +11892,11 @@
       <w:r>
         <w:t>红线策略和后端可验证核查（</w:t>
       </w:r>
+      <w:proofErr w:type="spellStart"/>
       <w:r>
         <w:t>reranker+provenance</w:t>
       </w:r>
+      <w:proofErr w:type="spellEnd"/>
       <w:r>
         <w:t>）作为安全补丁，最终由模型生成受控输出。若要把研究结论用于工程落地，必须把评估指标从单一准确率扩展为</w:t>
       </w:r>
@@ -11960,7 +11980,7 @@
         </w:rPr>
       </w:pPr>
       <w:bookmarkStart w:id="29" w:name="_Toc228993171"/>
-      <w:bookmarkStart w:id="30" w:name="_Toc229067192"/>
+      <w:bookmarkStart w:id="30" w:name="_Toc229471965"/>
       <w:r>
         <w:rPr>
           <w:highlight w:val="yellow"/>
@@ -12334,6 +12354,7 @@
         </w:rPr>
         <w:t>为弥补关系表达能力的不足，</w:t>
       </w:r>
+      <w:proofErr w:type="spellStart"/>
       <w:r>
         <w:rPr>
           <w:rFonts w:cs="Times New Roman"/>
@@ -12343,6 +12364,7 @@
         </w:rPr>
         <w:t>Sanmartin</w:t>
       </w:r>
+      <w:proofErr w:type="spellEnd"/>
       <w:r>
         <w:rPr>
           <w:highlight w:val="yellow"/>
@@ -12627,12 +12649,14 @@
         </w:rPr>
         <w:t>等提出的</w:t>
       </w:r>
+      <w:proofErr w:type="spellStart"/>
       <w:r>
         <w:rPr>
           <w:highlight w:val="yellow"/>
         </w:rPr>
         <w:t>LightRAG</w:t>
       </w:r>
+      <w:proofErr w:type="spellEnd"/>
       <w:r>
         <w:rPr>
           <w:highlight w:val="yellow"/>
@@ -13688,7 +13712,7 @@
         <w:pStyle w:val="3"/>
         <w:spacing w:before="120" w:after="120"/>
       </w:pPr>
-      <w:bookmarkStart w:id="31" w:name="_Toc229067193"/>
+      <w:bookmarkStart w:id="31" w:name="_Toc229471966"/>
       <w:bookmarkEnd w:id="25"/>
       <w:bookmarkEnd w:id="26"/>
       <w:r>
@@ -13796,7 +13820,7 @@
         <w:pStyle w:val="2"/>
         <w:spacing w:before="120" w:after="120"/>
       </w:pPr>
-      <w:bookmarkStart w:id="32" w:name="_Toc229067194"/>
+      <w:bookmarkStart w:id="32" w:name="_Toc229471967"/>
       <w:r>
         <w:rPr>
           <w:rFonts w:hint="eastAsia"/>
@@ -13810,7 +13834,7 @@
         <w:pStyle w:val="3"/>
         <w:spacing w:before="120" w:after="120"/>
       </w:pPr>
-      <w:bookmarkStart w:id="33" w:name="_Toc229067195"/>
+      <w:bookmarkStart w:id="33" w:name="_Toc229471968"/>
       <w:r>
         <w:rPr>
           <w:rFonts w:hint="eastAsia"/>
@@ -14162,7 +14186,21 @@
         <w:rPr>
           <w:highlight w:val="yellow"/>
         </w:rPr>
-        <w:t>“LightRAG”</w:t>
+        <w:t>“</w:t>
+      </w:r>
+      <w:proofErr w:type="spellStart"/>
+      <w:r>
+        <w:rPr>
+          <w:highlight w:val="yellow"/>
+        </w:rPr>
+        <w:t>LightRAG</w:t>
+      </w:r>
+      <w:proofErr w:type="spellEnd"/>
+      <w:r>
+        <w:rPr>
+          <w:highlight w:val="yellow"/>
+        </w:rPr>
+        <w:t>”</w:t>
       </w:r>
       <w:r>
         <w:rPr>
@@ -14179,7 +14217,7 @@
           <w:highlight w:val="yellow"/>
         </w:rPr>
       </w:pPr>
-      <w:bookmarkStart w:id="34" w:name="_Toc229067196"/>
+      <w:bookmarkStart w:id="34" w:name="_Toc229471969"/>
       <w:r>
         <w:rPr>
           <w:highlight w:val="yellow"/>
@@ -14761,7 +14799,7 @@
       <w:bookmarkStart w:id="36" w:name="_Toc193536286"/>
       <w:bookmarkStart w:id="37" w:name="_Toc193724140"/>
       <w:bookmarkStart w:id="38" w:name="_Toc193531683"/>
-      <w:bookmarkStart w:id="39" w:name="_Toc229067197"/>
+      <w:bookmarkStart w:id="39" w:name="_Toc229471970"/>
       <w:bookmarkEnd w:id="35"/>
       <w:bookmarkEnd w:id="36"/>
       <w:bookmarkEnd w:id="37"/>
@@ -14846,6 +14884,7 @@
         </w:rPr>
         <w:t>）融合</w:t>
       </w:r>
+      <w:proofErr w:type="spellStart"/>
       <w:r>
         <w:rPr>
           <w:b w:val="0"/>
@@ -14854,6 +14893,7 @@
         </w:rPr>
         <w:t>ReAct</w:t>
       </w:r>
+      <w:proofErr w:type="spellEnd"/>
       <w:r>
         <w:rPr>
           <w:b w:val="0"/>
@@ -14920,12 +14960,14 @@
         </w:rPr>
         <w:t>在处理复杂业务咨询时存在的长路径推理错误与上下文噪声干扰，本文在统一的规划驱动检索框架中明确其层级关系：</w:t>
       </w:r>
+      <w:proofErr w:type="spellStart"/>
       <w:r>
         <w:rPr>
           <w:highlight w:val="yellow"/>
         </w:rPr>
         <w:t>ReAct</w:t>
       </w:r>
+      <w:proofErr w:type="spellEnd"/>
       <w:r>
         <w:rPr>
           <w:highlight w:val="yellow"/>
@@ -15004,24 +15046,28 @@
         </w:rPr>
         <w:t>则是本文对上述思想的工程化实现组件，负责将复杂咨询拆解为带有</w:t>
       </w:r>
+      <w:proofErr w:type="spellStart"/>
       <w:r>
         <w:rPr>
           <w:highlight w:val="yellow"/>
         </w:rPr>
         <w:t>route_type</w:t>
       </w:r>
+      <w:proofErr w:type="spellEnd"/>
       <w:r>
         <w:rPr>
           <w:highlight w:val="yellow"/>
         </w:rPr>
         <w:t>、</w:t>
       </w:r>
+      <w:proofErr w:type="spellStart"/>
       <w:r>
         <w:rPr>
           <w:highlight w:val="yellow"/>
         </w:rPr>
         <w:t>semantic_need</w:t>
       </w:r>
+      <w:proofErr w:type="spellEnd"/>
       <w:r>
         <w:rPr>
           <w:highlight w:val="yellow"/>
@@ -15548,7 +15594,7 @@
           <w:highlight w:val="yellow"/>
         </w:rPr>
       </w:pPr>
-      <w:bookmarkStart w:id="40" w:name="_Toc229067198"/>
+      <w:bookmarkStart w:id="40" w:name="_Toc229471971"/>
       <w:r>
         <w:rPr>
           <w:highlight w:val="yellow"/>
@@ -15665,7 +15711,7 @@
           <w:highlight w:val="yellow"/>
         </w:rPr>
       </w:pPr>
-      <w:bookmarkStart w:id="41" w:name="_Toc229067199"/>
+      <w:bookmarkStart w:id="41" w:name="_Toc229471972"/>
       <w:r>
         <w:rPr>
           <w:highlight w:val="yellow"/>
@@ -15682,7 +15728,7 @@
           <w:highlight w:val="yellow"/>
         </w:rPr>
       </w:pPr>
-      <w:bookmarkStart w:id="42" w:name="_Toc229067200"/>
+      <w:bookmarkStart w:id="42" w:name="_Toc229471973"/>
       <w:r>
         <w:rPr>
           <w:highlight w:val="yellow"/>
@@ -15840,12 +15886,14 @@
         </w:rPr>
         <w:t>。</w:t>
       </w:r>
+      <w:proofErr w:type="spellStart"/>
       <w:r>
         <w:rPr>
           <w:highlight w:val="yellow"/>
         </w:rPr>
         <w:t>Halaweh</w:t>
       </w:r>
+      <w:proofErr w:type="spellEnd"/>
       <w:r>
         <w:rPr>
           <w:highlight w:val="yellow"/>
@@ -15928,7 +15976,7 @@
           <w:highlight w:val="yellow"/>
         </w:rPr>
       </w:pPr>
-      <w:bookmarkStart w:id="43" w:name="_Toc229067201"/>
+      <w:bookmarkStart w:id="43" w:name="_Toc229471974"/>
       <w:r>
         <w:rPr>
           <w:highlight w:val="yellow"/>
@@ -16211,7 +16259,7 @@
           <w:highlight w:val="yellow"/>
         </w:rPr>
       </w:pPr>
-      <w:bookmarkStart w:id="44" w:name="_Toc229067202"/>
+      <w:bookmarkStart w:id="44" w:name="_Toc229471975"/>
       <w:r>
         <w:rPr>
           <w:highlight w:val="yellow"/>
@@ -16233,7 +16281,7 @@
         <w:pStyle w:val="3"/>
         <w:spacing w:before="120" w:after="120"/>
       </w:pPr>
-      <w:bookmarkStart w:id="45" w:name="_Toc229067203"/>
+      <w:bookmarkStart w:id="45" w:name="_Toc229471976"/>
       <w:r>
         <w:rPr>
           <w:rFonts w:hint="eastAsia"/>
@@ -16369,7 +16417,7 @@
         <w:pStyle w:val="3"/>
         <w:spacing w:before="120" w:after="120"/>
       </w:pPr>
-      <w:bookmarkStart w:id="46" w:name="_Toc229067204"/>
+      <w:bookmarkStart w:id="46" w:name="_Toc229471977"/>
       <w:r>
         <w:t>结构化增强的复杂逻辑检索范式</w:t>
       </w:r>
@@ -16449,7 +16497,7 @@
           <w:highlight w:val="yellow"/>
         </w:rPr>
       </w:pPr>
-      <w:bookmarkStart w:id="47" w:name="_Toc229067205"/>
+      <w:bookmarkStart w:id="47" w:name="_Toc229471978"/>
       <w:r>
         <w:rPr>
           <w:highlight w:val="yellow"/>
@@ -16638,7 +16686,7 @@
           <w:noProof/>
         </w:rPr>
         <w:drawing>
-          <wp:inline distT="0" distB="0" distL="0" distR="0" wp14:anchorId="38831997" wp14:editId="6BB9752F">
+          <wp:inline distT="0" distB="0" distL="0" distR="0" wp14:anchorId="38831997" wp14:editId="041AD20F">
             <wp:extent cx="2637001" cy="4506686"/>
             <wp:effectExtent l="0" t="0" r="5080" b="1905"/>
             <wp:docPr id="1780726780" name="图片 1"/>
@@ -17036,7 +17084,7 @@
           <w:highlight w:val="yellow"/>
         </w:rPr>
       </w:pPr>
-      <w:bookmarkStart w:id="48" w:name="_Toc229067206"/>
+      <w:bookmarkStart w:id="48" w:name="_Toc229471979"/>
       <w:r>
         <w:rPr>
           <w:highlight w:val="yellow"/>
@@ -17515,7 +17563,7 @@
         <w:spacing w:before="120" w:after="120"/>
       </w:pPr>
       <w:bookmarkStart w:id="49" w:name="_Toc226225705"/>
-      <w:bookmarkStart w:id="50" w:name="_Toc229067207"/>
+      <w:bookmarkStart w:id="50" w:name="_Toc229471980"/>
       <w:r>
         <w:rPr>
           <w:rFonts w:hint="eastAsia"/>
@@ -17588,7 +17636,7 @@
         <w:pStyle w:val="1"/>
         <w:spacing w:before="120" w:after="120"/>
       </w:pPr>
-      <w:bookmarkStart w:id="51" w:name="_Toc229067208"/>
+      <w:bookmarkStart w:id="51" w:name="_Toc229471981"/>
       <w:r>
         <w:rPr>
           <w:highlight w:val="yellow"/>
@@ -17640,7 +17688,7 @@
           <w:highlight w:val="yellow"/>
         </w:rPr>
       </w:pPr>
-      <w:bookmarkStart w:id="52" w:name="_Toc229067209"/>
+      <w:bookmarkStart w:id="52" w:name="_Toc229471982"/>
       <w:r>
         <w:rPr>
           <w:highlight w:val="yellow"/>
@@ -17704,7 +17752,7 @@
           <w:highlight w:val="yellow"/>
         </w:rPr>
       </w:pPr>
-      <w:bookmarkStart w:id="53" w:name="_Toc229067210"/>
+      <w:bookmarkStart w:id="53" w:name="_Toc229471983"/>
       <w:r>
         <w:rPr>
           <w:highlight w:val="yellow"/>
@@ -18163,7 +18211,7 @@
           <w:highlight w:val="yellow"/>
         </w:rPr>
       </w:pPr>
-      <w:bookmarkStart w:id="54" w:name="_Toc229067211"/>
+      <w:bookmarkStart w:id="54" w:name="_Toc229471984"/>
       <w:r>
         <w:rPr>
           <w:highlight w:val="yellow"/>
@@ -18272,7 +18320,7 @@
           <w:highlight w:val="yellow"/>
         </w:rPr>
       </w:pPr>
-      <w:bookmarkStart w:id="55" w:name="_Toc229067212"/>
+      <w:bookmarkStart w:id="55" w:name="_Toc229471985"/>
       <w:r>
         <w:rPr>
           <w:highlight w:val="yellow"/>
@@ -18321,7 +18369,7 @@
         <w:pStyle w:val="3"/>
         <w:spacing w:before="120" w:after="120"/>
       </w:pPr>
-      <w:bookmarkStart w:id="56" w:name="_Toc229067213"/>
+      <w:bookmarkStart w:id="56" w:name="_Toc229471986"/>
       <w:r>
         <w:rPr>
           <w:highlight w:val="yellow"/>
@@ -19248,7 +19296,7 @@
         <w:pStyle w:val="3"/>
         <w:spacing w:before="120" w:after="120"/>
       </w:pPr>
-      <w:bookmarkStart w:id="57" w:name="_Toc229067214"/>
+      <w:bookmarkStart w:id="57" w:name="_Toc229471987"/>
       <w:r>
         <w:rPr>
           <w:highlight w:val="yellow"/>
@@ -19760,7 +19808,7 @@
         <w:pStyle w:val="2"/>
         <w:spacing w:before="120" w:after="120"/>
       </w:pPr>
-      <w:bookmarkStart w:id="58" w:name="_Toc229067215"/>
+      <w:bookmarkStart w:id="58" w:name="_Toc229471988"/>
       <w:r>
         <w:rPr>
           <w:highlight w:val="yellow"/>
@@ -20412,6 +20460,7 @@
               </w:rPr>
               <w:t>、</w:t>
             </w:r>
+            <w:proofErr w:type="spellStart"/>
             <w:r>
               <w:rPr>
                 <w:highlight w:val="yellow"/>
@@ -20419,6 +20468,7 @@
               </w:rPr>
               <w:t>ContextPrecision</w:t>
             </w:r>
+            <w:proofErr w:type="spellEnd"/>
           </w:p>
         </w:tc>
         <w:tc>
@@ -21047,7 +21097,7 @@
         <w:pStyle w:val="2"/>
         <w:spacing w:before="120" w:after="120"/>
       </w:pPr>
-      <w:bookmarkStart w:id="60" w:name="_Toc229067216"/>
+      <w:bookmarkStart w:id="60" w:name="_Toc229471989"/>
       <w:r>
         <w:rPr>
           <w:highlight w:val="yellow"/>
@@ -21825,7 +21875,7 @@
         <w:pStyle w:val="2"/>
         <w:spacing w:before="120" w:after="120"/>
       </w:pPr>
-      <w:bookmarkStart w:id="61" w:name="_Toc229067217"/>
+      <w:bookmarkStart w:id="61" w:name="_Toc229471990"/>
       <w:r>
         <w:rPr>
           <w:highlight w:val="yellow"/>
@@ -21925,7 +21975,7 @@
         <w:pStyle w:val="1"/>
         <w:spacing w:before="120" w:after="120"/>
       </w:pPr>
-      <w:bookmarkStart w:id="62" w:name="_Toc229067218"/>
+      <w:bookmarkStart w:id="62" w:name="_Toc229471991"/>
       <w:r>
         <w:rPr>
           <w:highlight w:val="yellow"/>
@@ -21987,7 +22037,7 @@
         <w:pStyle w:val="2"/>
         <w:spacing w:before="120" w:after="120"/>
       </w:pPr>
-      <w:bookmarkStart w:id="63" w:name="_Toc229067219"/>
+      <w:bookmarkStart w:id="63" w:name="_Toc229471992"/>
       <w:r>
         <w:t>总体框架设计</w:t>
       </w:r>
@@ -22004,18 +22054,27 @@
         </w:rPr>
         <w:t>本文在</w:t>
       </w:r>
+      <w:proofErr w:type="spellStart"/>
       <w:r>
         <w:rPr>
           <w:rStyle w:val="bzpyqfadein"/>
           <w:rFonts w:hint="eastAsia"/>
         </w:rPr>
-        <w:t>YouTu-GraphRAG</w:t>
-      </w:r>
+        <w:t>YouTu</w:t>
+      </w:r>
+      <w:proofErr w:type="spellEnd"/>
       <w:r>
         <w:rPr>
           <w:rStyle w:val="bzpyqfadein"/>
           <w:rFonts w:hint="eastAsia"/>
         </w:rPr>
+        <w:t>-GraphRAG</w:t>
+      </w:r>
+      <w:r>
+        <w:rPr>
+          <w:rStyle w:val="bzpyqfadein"/>
+          <w:rFonts w:hint="eastAsia"/>
+        </w:rPr>
         <w:t>方法基础上进行扩展，该方法是一种结合图结构组织与社区摘要机制的</w:t>
       </w:r>
       <w:r>
@@ -22038,12 +22097,14 @@
         </w:rPr>
         <w:t>，针对企业知识检索场景中的结构化知识检索需求，对知识图构建策略、语义归一机制以及检索调度流程进行了改进，并形成一个面向企业合同知识检索任务的</w:t>
       </w:r>
+      <w:proofErr w:type="spellStart"/>
       <w:r>
         <w:rPr>
           <w:rStyle w:val="bzpyqfadein"/>
         </w:rPr>
         <w:t>GraphRAG</w:t>
       </w:r>
+      <w:proofErr w:type="spellEnd"/>
       <w:r>
         <w:rPr>
           <w:rStyle w:val="bzpyqfadein"/>
@@ -22190,7 +22251,7 @@
         <w:pStyle w:val="3"/>
         <w:spacing w:before="120" w:after="120"/>
       </w:pPr>
-      <w:bookmarkStart w:id="64" w:name="_Toc229067220"/>
+      <w:bookmarkStart w:id="64" w:name="_Toc229471993"/>
       <w:r>
         <w:rPr>
           <w:rFonts w:hint="eastAsia"/>
@@ -22221,8 +22282,13 @@
         </w:rPr>
         <w:t>以改善</w:t>
       </w:r>
-      <w:r>
-        <w:t>YouTu-GraphRAG</w:t>
+      <w:proofErr w:type="spellStart"/>
+      <w:r>
+        <w:t>YouTu</w:t>
+      </w:r>
+      <w:proofErr w:type="spellEnd"/>
+      <w:r>
+        <w:t>-GraphRAG</w:t>
       </w:r>
       <w:r>
         <w:t>在处理大规模非结构化文档时可能产生的节点冗余，系统在知识图构建阶段引入语义规范化规则，以此提升检索过程中的信噪比。</w:t>
@@ -22254,8 +22320,13 @@
       <w:r>
         <w:t>系统通过对</w:t>
       </w:r>
-      <w:r>
-        <w:t>YouTu-GraphRAG</w:t>
+      <w:proofErr w:type="spellStart"/>
+      <w:r>
+        <w:t>YouTu</w:t>
+      </w:r>
+      <w:proofErr w:type="spellEnd"/>
+      <w:r>
+        <w:t>-GraphRAG</w:t>
       </w:r>
       <w:r>
         <w:t>原生检索流程的重构，引入了对检索任务执行多粒度解构的能力，旨在将单一检索行为转化为针对特定逻辑需求的差异化调度路径。</w:t>
@@ -22294,7 +22365,7 @@
         <w:pStyle w:val="3"/>
         <w:spacing w:before="120" w:after="120"/>
       </w:pPr>
-      <w:bookmarkStart w:id="65" w:name="_Toc229067221"/>
+      <w:bookmarkStart w:id="65" w:name="_Toc229471994"/>
       <w:r>
         <w:rPr>
           <w:rFonts w:hint="eastAsia"/>
@@ -22334,8 +22405,13 @@
       <w:r>
         <w:t>约束下执行实体、属性及关系的深度抽取。系统通过对</w:t>
       </w:r>
-      <w:r>
-        <w:t>YouTu-GraphRAG</w:t>
+      <w:proofErr w:type="spellStart"/>
+      <w:r>
+        <w:t>YouTu</w:t>
+      </w:r>
+      <w:proofErr w:type="spellEnd"/>
+      <w:r>
+        <w:t>-GraphRAG</w:t>
       </w:r>
       <w:r>
         <w:t>原生流程的扩展，引入了多维规范化处理机制，旨在产出具备高信噪比与强可追溯性的底层知识图，为后续推理奠定数据基石。</w:t>
@@ -22348,9 +22424,11 @@
       <w:r>
         <w:t>多粒度索引管理模块承担着对逻辑拓扑同向量表征的同步维护职责。该模块利用</w:t>
       </w:r>
+      <w:proofErr w:type="spellStart"/>
       <w:r>
         <w:t>NetworkXMultiDiGraph</w:t>
       </w:r>
+      <w:proofErr w:type="spellEnd"/>
       <w:r>
         <w:t>与本地</w:t>
       </w:r>
@@ -22382,7 +22460,7 @@
         <w:pStyle w:val="3"/>
         <w:spacing w:before="120" w:after="120"/>
       </w:pPr>
-      <w:bookmarkStart w:id="66" w:name="_Toc229067222"/>
+      <w:bookmarkStart w:id="66" w:name="_Toc229471995"/>
       <w:r>
         <w:t>检索协同工作流分析</w:t>
       </w:r>
@@ -22407,7 +22485,7 @@
         <w:pStyle w:val="2"/>
         <w:spacing w:before="120" w:after="120"/>
       </w:pPr>
-      <w:bookmarkStart w:id="67" w:name="_Toc229067223"/>
+      <w:bookmarkStart w:id="67" w:name="_Toc229471996"/>
       <w:r>
         <w:rPr>
           <w:highlight w:val="yellow"/>
@@ -22457,7 +22535,7 @@
         <w:pStyle w:val="3"/>
         <w:spacing w:before="120" w:after="120"/>
       </w:pPr>
-      <w:bookmarkStart w:id="68" w:name="_Toc229067224"/>
+      <w:bookmarkStart w:id="68" w:name="_Toc229471997"/>
       <w:r>
         <w:rPr>
           <w:rFonts w:hint="eastAsia"/>
@@ -22511,7 +22589,7 @@
         <w:pStyle w:val="3"/>
         <w:spacing w:before="120" w:after="120"/>
       </w:pPr>
-      <w:bookmarkStart w:id="69" w:name="_Toc229067225"/>
+      <w:bookmarkStart w:id="69" w:name="_Toc229471998"/>
       <w:r>
         <w:rPr>
           <w:highlight w:val="yellow"/>
@@ -22881,48 +22959,56 @@
         </w:rPr>
         <w:t>约束建立逻辑连接。实体节点与属性节点间由</w:t>
       </w:r>
+      <w:proofErr w:type="spellStart"/>
       <w:r>
         <w:rPr>
           <w:highlight w:val="yellow"/>
         </w:rPr>
         <w:t>has_attribute</w:t>
       </w:r>
+      <w:proofErr w:type="spellEnd"/>
       <w:r>
         <w:rPr>
           <w:highlight w:val="yellow"/>
         </w:rPr>
         <w:t>关联；实体节点间依据业务逻辑建立语义关系；实体同关键词间通过</w:t>
       </w:r>
+      <w:proofErr w:type="spellStart"/>
       <w:r>
         <w:rPr>
           <w:highlight w:val="yellow"/>
         </w:rPr>
         <w:t>represented_by</w:t>
       </w:r>
+      <w:proofErr w:type="spellEnd"/>
       <w:r>
         <w:rPr>
           <w:highlight w:val="yellow"/>
         </w:rPr>
         <w:t>建立映射；最终实体与关键词作为成员通过</w:t>
       </w:r>
+      <w:proofErr w:type="spellStart"/>
       <w:r>
         <w:rPr>
           <w:highlight w:val="yellow"/>
         </w:rPr>
         <w:t>member_of</w:t>
       </w:r>
+      <w:proofErr w:type="spellEnd"/>
       <w:r>
         <w:rPr>
           <w:highlight w:val="yellow"/>
         </w:rPr>
         <w:t>或</w:t>
       </w:r>
+      <w:proofErr w:type="spellStart"/>
       <w:r>
         <w:rPr>
           <w:highlight w:val="yellow"/>
         </w:rPr>
         <w:t>keyword_of</w:t>
       </w:r>
+      <w:proofErr w:type="spellEnd"/>
       <w:r>
         <w:rPr>
           <w:highlight w:val="yellow"/>
@@ -23003,7 +23089,7 @@
       <w:bookmarkStart w:id="70" w:name="_Toc229057157"/>
       <w:bookmarkStart w:id="71" w:name="OLE_LINK3"/>
       <w:bookmarkStart w:id="72" w:name="OLE_LINK4"/>
-      <w:bookmarkStart w:id="73" w:name="_Toc229067226"/>
+      <w:bookmarkStart w:id="73" w:name="_Toc229471999"/>
       <w:r>
         <w:rPr>
           <w:highlight w:val="yellow"/>
@@ -23019,7 +23105,7 @@
         <w:spacing w:before="120" w:after="120"/>
       </w:pPr>
       <w:bookmarkStart w:id="74" w:name="_Toc229057158"/>
-      <w:bookmarkStart w:id="75" w:name="_Toc229067227"/>
+      <w:bookmarkStart w:id="75" w:name="_Toc229472000"/>
       <w:r>
         <w:t>实体与关系的结构规范化</w:t>
       </w:r>
@@ -23109,8 +23195,13 @@
       <w:r>
         <w:t>在完成结构规范化后，本研究在</w:t>
       </w:r>
-      <w:r>
-        <w:t>YouTu-GraphRAG</w:t>
+      <w:proofErr w:type="spellStart"/>
+      <w:r>
+        <w:t>YouTu</w:t>
+      </w:r>
+      <w:proofErr w:type="spellEnd"/>
+      <w:r>
+        <w:t>-GraphRAG</w:t>
       </w:r>
       <w:r>
         <w:t>架构基础上，将</w:t>
@@ -23196,7 +23287,7 @@
         <w:spacing w:before="120" w:after="120"/>
       </w:pPr>
       <w:bookmarkStart w:id="76" w:name="_Toc229057159"/>
-      <w:bookmarkStart w:id="77" w:name="_Toc229067228"/>
+      <w:bookmarkStart w:id="77" w:name="_Toc229472001"/>
       <w:r>
         <w:t>分层语义索引的向量化表达</w:t>
       </w:r>
@@ -23342,7 +23433,7 @@
         <w:pStyle w:val="3"/>
         <w:spacing w:before="120" w:after="120"/>
       </w:pPr>
-      <w:bookmarkStart w:id="78" w:name="_Toc229067229"/>
+      <w:bookmarkStart w:id="78" w:name="_Toc229472002"/>
       <w:r>
         <w:t>中观关键词与全局社区索引构建</w:t>
       </w:r>
@@ -23899,7 +23990,7 @@
         <w:spacing w:before="120" w:after="120"/>
       </w:pPr>
       <w:bookmarkStart w:id="79" w:name="_Toc229057161"/>
-      <w:bookmarkStart w:id="80" w:name="_Toc229067230"/>
+      <w:bookmarkStart w:id="80" w:name="_Toc229472003"/>
       <w:r>
         <w:t>跨粒度索引对齐与溯源标识</w:t>
       </w:r>
@@ -23913,33 +24004,43 @@
       <w:r>
         <w:t>跨粒度索引对齐用于保证节点、关系、关键词、社区与底层文本块之间存在稳定映射关系。系统在索引层统一保留</w:t>
       </w:r>
+      <w:proofErr w:type="spellStart"/>
       <w:r>
         <w:t>doc_id</w:t>
       </w:r>
+      <w:proofErr w:type="spellEnd"/>
       <w:r>
         <w:t>、</w:t>
       </w:r>
+      <w:proofErr w:type="spellStart"/>
       <w:r>
         <w:t>chunk_id</w:t>
       </w:r>
+      <w:proofErr w:type="spellEnd"/>
       <w:r>
         <w:t>、</w:t>
       </w:r>
+      <w:proofErr w:type="spellStart"/>
       <w:r>
         <w:t>node_id</w:t>
       </w:r>
+      <w:proofErr w:type="spellEnd"/>
       <w:r>
         <w:t>、</w:t>
       </w:r>
+      <w:proofErr w:type="spellStart"/>
       <w:r>
         <w:t>relation_id</w:t>
       </w:r>
+      <w:proofErr w:type="spellEnd"/>
       <w:r>
         <w:t>及</w:t>
       </w:r>
+      <w:proofErr w:type="spellStart"/>
       <w:r>
         <w:t>community_id</w:t>
       </w:r>
+      <w:proofErr w:type="spellEnd"/>
       <w:r>
         <w:t>等标识，使不同粒度的命中结果能够回溯到同一批原始文本证据。</w:t>
       </w:r>
@@ -24215,7 +24316,7 @@
         <w:spacing w:before="120" w:after="120"/>
       </w:pPr>
       <w:bookmarkStart w:id="81" w:name="_Toc229057162"/>
-      <w:bookmarkStart w:id="82" w:name="_Toc229067231"/>
+      <w:bookmarkStart w:id="82" w:name="_Toc229472004"/>
       <w:bookmarkEnd w:id="71"/>
       <w:bookmarkEnd w:id="72"/>
       <w:r>
@@ -24286,7 +24387,7 @@
         </w:rPr>
       </w:pPr>
       <w:bookmarkStart w:id="83" w:name="_Toc229057163"/>
-      <w:bookmarkStart w:id="84" w:name="_Toc229067232"/>
+      <w:bookmarkStart w:id="84" w:name="_Toc229472005"/>
       <w:r>
         <w:rPr>
           <w:highlight w:val="yellow"/>
@@ -24359,27 +24460,35 @@
       <w:r>
         <w:t>每条检索需求包含路由类型（</w:t>
       </w:r>
+      <w:proofErr w:type="spellStart"/>
       <w:r>
         <w:t>route_type</w:t>
       </w:r>
+      <w:proofErr w:type="spellEnd"/>
       <w:r>
         <w:t>）、语义需求（</w:t>
       </w:r>
+      <w:proofErr w:type="spellStart"/>
       <w:r>
         <w:t>semantic_need</w:t>
       </w:r>
+      <w:proofErr w:type="spellEnd"/>
       <w:r>
         <w:t>）、关键实体、检索锚点、目标关系及规划理由等字段。其中，</w:t>
       </w:r>
+      <w:proofErr w:type="spellStart"/>
       <w:r>
         <w:t>route_type</w:t>
       </w:r>
+      <w:proofErr w:type="spellEnd"/>
       <w:r>
         <w:t>用于区分局部事实、结构关系和全局语义三类检索路径；</w:t>
       </w:r>
+      <w:proofErr w:type="spellStart"/>
       <w:r>
         <w:t>semantic_need</w:t>
       </w:r>
+      <w:proofErr w:type="spellEnd"/>
       <w:r>
         <w:t>进一步标识定义、事实、桥接、对比、关系或摘要等细分需求，为后续检索预算和证据组织提供依据。</w:t>
       </w:r>
@@ -25199,6 +25308,7 @@
               </w:rPr>
               <w:t>标记），必须包含</w:t>
             </w:r>
+            <w:proofErr w:type="spellStart"/>
             <w:r>
               <w:rPr>
                 <w:color w:val="444746"/>
@@ -25207,6 +25317,7 @@
               </w:rPr>
               <w:t>route_type</w:t>
             </w:r>
+            <w:proofErr w:type="spellEnd"/>
             <w:r>
               <w:rPr>
                 <w:highlight w:val="yellow"/>
@@ -25229,6 +25340,7 @@
               </w:rPr>
               <w:t>、</w:t>
             </w:r>
+            <w:proofErr w:type="spellStart"/>
             <w:r>
               <w:rPr>
                 <w:color w:val="444746"/>
@@ -25237,6 +25349,7 @@
               </w:rPr>
               <w:t>target_patterns</w:t>
             </w:r>
+            <w:proofErr w:type="spellEnd"/>
             <w:r>
               <w:rPr>
                 <w:highlight w:val="yellow"/>
@@ -25318,15 +25431,19 @@
       <w:r>
         <w:t>在生成结构化检索需求后，系统进一步执行后端编译，将规划结果转化为可执行的检索指令。系统首先对</w:t>
       </w:r>
+      <w:proofErr w:type="spellStart"/>
       <w:r>
         <w:t>route_type</w:t>
       </w:r>
+      <w:proofErr w:type="spellEnd"/>
       <w:r>
         <w:t>、</w:t>
       </w:r>
+      <w:proofErr w:type="spellStart"/>
       <w:r>
         <w:t>semantic_need</w:t>
       </w:r>
+      <w:proofErr w:type="spellEnd"/>
       <w:r>
         <w:t>、</w:t>
       </w:r>
@@ -25336,9 +25453,11 @@
       <w:r>
         <w:t>、</w:t>
       </w:r>
+      <w:proofErr w:type="spellStart"/>
       <w:r>
         <w:t>target_patterns</w:t>
       </w:r>
+      <w:proofErr w:type="spellEnd"/>
       <w:r>
         <w:t>等字段进行归一化处理，并依据</w:t>
       </w:r>
@@ -25392,7 +25511,7 @@
         </w:rPr>
       </w:pPr>
       <w:bookmarkStart w:id="85" w:name="_Toc229057164"/>
-      <w:bookmarkStart w:id="86" w:name="_Toc229067233"/>
+      <w:bookmarkStart w:id="86" w:name="_Toc229472006"/>
       <w:r>
         <w:t>路由映射与图层绑定</w:t>
       </w:r>
@@ -25749,7 +25868,7 @@
         <w:spacing w:before="120" w:after="120"/>
       </w:pPr>
       <w:bookmarkStart w:id="87" w:name="_Toc229057165"/>
-      <w:bookmarkStart w:id="88" w:name="_Toc229067234"/>
+      <w:bookmarkStart w:id="88" w:name="_Toc229472007"/>
       <w:r>
         <w:t>路由感知的检索执行流程</w:t>
       </w:r>
@@ -26671,12 +26790,14 @@
         </w:rPr>
         <w:t>节所述的社区摘要索引（</w:t>
       </w:r>
+      <w:proofErr w:type="spellStart"/>
       <w:r>
         <w:rPr>
           <w:highlight w:val="yellow"/>
         </w:rPr>
         <w:t>CommunityIndex</w:t>
       </w:r>
+      <w:proofErr w:type="spellEnd"/>
       <w:r>
         <w:rPr>
           <w:highlight w:val="yellow"/>
@@ -26767,7 +26888,7 @@
         <w:spacing w:before="120" w:after="120"/>
       </w:pPr>
       <w:bookmarkStart w:id="89" w:name="_Toc229057166"/>
-      <w:bookmarkStart w:id="90" w:name="_Toc229067235"/>
+      <w:bookmarkStart w:id="90" w:name="_Toc229472008"/>
       <w:r>
         <w:t>证据整合与生成约束机制</w:t>
       </w:r>
@@ -26842,12 +26963,14 @@
         </w:rPr>
         <w:t>（</w:t>
       </w:r>
+      <w:proofErr w:type="spellStart"/>
       <w:r>
         <w:rPr>
           <w:highlight w:val="yellow"/>
         </w:rPr>
         <w:t>fact_id</w:t>
       </w:r>
+      <w:proofErr w:type="spellEnd"/>
       <w:r>
         <w:rPr>
           <w:highlight w:val="yellow"/>
@@ -26866,24 +26989,28 @@
         </w:rPr>
         <w:t>（</w:t>
       </w:r>
+      <w:proofErr w:type="spellStart"/>
       <w:r>
         <w:rPr>
           <w:highlight w:val="yellow"/>
         </w:rPr>
         <w:t>chunk_id</w:t>
       </w:r>
+      <w:proofErr w:type="spellEnd"/>
       <w:r>
         <w:rPr>
           <w:highlight w:val="yellow"/>
         </w:rPr>
         <w:t>）及文档来源（</w:t>
       </w:r>
+      <w:proofErr w:type="spellStart"/>
       <w:r>
         <w:rPr>
           <w:highlight w:val="yellow"/>
         </w:rPr>
         <w:t>doc_id</w:t>
       </w:r>
+      <w:proofErr w:type="spellEnd"/>
       <w:r>
         <w:rPr>
           <w:highlight w:val="yellow"/>
@@ -26901,12 +27028,14 @@
         </w:rPr>
         <w:t>最关键的环节在于对来源范畴（</w:t>
       </w:r>
+      <w:proofErr w:type="spellStart"/>
       <w:r>
         <w:rPr>
           <w:highlight w:val="yellow"/>
         </w:rPr>
         <w:t>SourceScope</w:t>
       </w:r>
+      <w:proofErr w:type="spellEnd"/>
       <w:r>
         <w:rPr>
           <w:highlight w:val="yellow"/>
@@ -26925,12 +27054,14 @@
         </w:rPr>
         <w:t>，将事实划分为主证据（</w:t>
       </w:r>
+      <w:proofErr w:type="spellStart"/>
       <w:r>
         <w:rPr>
           <w:highlight w:val="yellow"/>
         </w:rPr>
         <w:t>Fact_primary</w:t>
       </w:r>
+      <w:proofErr w:type="spellEnd"/>
       <w:r>
         <w:rPr>
           <w:highlight w:val="yellow"/>
@@ -26950,12 +27081,14 @@
         </w:rPr>
         <w:t>证据（</w:t>
       </w:r>
+      <w:proofErr w:type="spellStart"/>
       <w:r>
         <w:rPr>
           <w:highlight w:val="yellow"/>
         </w:rPr>
         <w:t>Fact_rescue</w:t>
       </w:r>
+      <w:proofErr w:type="spellEnd"/>
       <w:r>
         <w:rPr>
           <w:highlight w:val="yellow"/>
@@ -26974,12 +27107,14 @@
         </w:rPr>
         <w:t>的强校验机制，致使证据属性的判定独立于生成模型的推理，从根源上杜绝了外部信息在语义合成阶段被错误提升为目标合同条款的风险。最终，去重后的事实被统一存入全局原子事实账本（</w:t>
       </w:r>
+      <w:proofErr w:type="spellStart"/>
       <w:r>
         <w:rPr>
           <w:highlight w:val="yellow"/>
         </w:rPr>
         <w:t>FactLedger</w:t>
       </w:r>
+      <w:proofErr w:type="spellEnd"/>
       <w:r>
         <w:rPr>
           <w:highlight w:val="yellow"/>
@@ -27090,12 +27225,14 @@
         <w:lastRenderedPageBreak/>
         <w:t>在全量子问题执行完毕后，系统将事实账本中的原子项升格为结构化的命题单元（</w:t>
       </w:r>
+      <w:proofErr w:type="spellStart"/>
       <w:r>
         <w:rPr>
           <w:highlight w:val="yellow"/>
         </w:rPr>
         <w:t>ClaimUnit</w:t>
       </w:r>
+      <w:proofErr w:type="spellEnd"/>
       <w:r>
         <w:rPr>
           <w:highlight w:val="yellow"/>
@@ -27113,48 +27250,56 @@
         </w:rPr>
         <w:t>针对比较、影响及桥接等关系型任务，系统会在主合同命题间执行关系候选识别。通过对章节锚点或锚词重叠度的判定，系统能够识别出具备拓扑关联的有界关系。基于此，系统通过规则层产出显式的答案决策对象（</w:t>
       </w:r>
+      <w:proofErr w:type="spellStart"/>
       <w:r>
         <w:rPr>
           <w:highlight w:val="yellow"/>
         </w:rPr>
         <w:t>AnswerDecision</w:t>
       </w:r>
+      <w:proofErr w:type="spellEnd"/>
       <w:r>
         <w:rPr>
           <w:highlight w:val="yellow"/>
         </w:rPr>
         <w:t>），明确定义了当前证据支撑下的回答跨度，如直接回答（</w:t>
       </w:r>
+      <w:proofErr w:type="spellStart"/>
       <w:r>
         <w:rPr>
           <w:highlight w:val="yellow"/>
         </w:rPr>
         <w:t>direct_answer</w:t>
       </w:r>
+      <w:proofErr w:type="spellEnd"/>
       <w:r>
         <w:rPr>
           <w:highlight w:val="yellow"/>
         </w:rPr>
         <w:t>）、部分回答（</w:t>
       </w:r>
+      <w:proofErr w:type="spellStart"/>
       <w:r>
         <w:rPr>
           <w:highlight w:val="yellow"/>
         </w:rPr>
         <w:t>partial_answer</w:t>
       </w:r>
+      <w:proofErr w:type="spellEnd"/>
       <w:r>
         <w:rPr>
           <w:highlight w:val="yellow"/>
         </w:rPr>
         <w:t>）或由于链接不足而执行的逻辑保留（</w:t>
       </w:r>
+      <w:proofErr w:type="spellStart"/>
       <w:r>
         <w:rPr>
           <w:highlight w:val="yellow"/>
         </w:rPr>
         <w:t>withhold_relation</w:t>
       </w:r>
+      <w:proofErr w:type="spellEnd"/>
       <w:r>
         <w:rPr>
           <w:highlight w:val="yellow"/>
@@ -27228,12 +27373,14 @@
         </w:rPr>
         <w:t>为提升回答的针对性，系统引入了答案焦点单元（</w:t>
       </w:r>
+      <w:proofErr w:type="spellStart"/>
       <w:r>
         <w:rPr>
           <w:highlight w:val="yellow"/>
         </w:rPr>
         <w:t>AnswerFocusUnit</w:t>
       </w:r>
+      <w:proofErr w:type="spellEnd"/>
       <w:r>
         <w:rPr>
           <w:highlight w:val="yellow"/>
@@ -27284,9 +27431,11 @@
       <w:r>
         <w:t>随后，系统执行问题核心覆盖度判定。该环节根据已确认命题的分布情况判断回答状态，不额外生成新证据。若系统仅获取了背景事实而缺失核心论据，将标记为背景仅见（</w:t>
       </w:r>
+      <w:proofErr w:type="spellStart"/>
       <w:r>
         <w:t>background_only</w:t>
       </w:r>
+      <w:proofErr w:type="spellEnd"/>
       <w:r>
         <w:t>）状态。这种状态感知致使最终答案能够准确描述自身的证据完整性，避免利用无关背景掩盖核心事实缺失。</w:t>
       </w:r>
@@ -27868,7 +28017,7 @@
         <w:pStyle w:val="2"/>
         <w:spacing w:before="120" w:after="120"/>
       </w:pPr>
-      <w:bookmarkStart w:id="91" w:name="_Toc229067236"/>
+      <w:bookmarkStart w:id="91" w:name="_Toc229472009"/>
       <w:r>
         <w:t>本章小结</w:t>
       </w:r>
@@ -27978,7 +28127,7 @@
         <w:pStyle w:val="1"/>
         <w:spacing w:before="120" w:after="120"/>
       </w:pPr>
-      <w:bookmarkStart w:id="93" w:name="_Toc229067237"/>
+      <w:bookmarkStart w:id="93" w:name="_Toc229472010"/>
       <w:r>
         <w:lastRenderedPageBreak/>
         <w:t>实验设计与结果分析</w:t>
@@ -28077,7 +28226,7 @@
         <w:spacing w:before="120" w:after="120"/>
       </w:pPr>
       <w:bookmarkStart w:id="94" w:name="_Toc226225743"/>
-      <w:bookmarkStart w:id="95" w:name="_Toc229067238"/>
+      <w:bookmarkStart w:id="95" w:name="_Toc229472011"/>
       <w:r>
         <w:t>实验设置</w:t>
       </w:r>
@@ -28089,7 +28238,7 @@
         <w:pStyle w:val="3"/>
         <w:spacing w:before="120" w:after="120"/>
       </w:pPr>
-      <w:bookmarkStart w:id="96" w:name="_Toc229067239"/>
+      <w:bookmarkStart w:id="96" w:name="_Toc229472012"/>
       <w:r>
         <w:rPr>
           <w:rFonts w:hint="eastAsia"/>
@@ -28200,9 +28349,11 @@
       <w:r>
         <w:t>结构关系路由（</w:t>
       </w:r>
+      <w:proofErr w:type="spellStart"/>
       <w:r>
         <w:t>StructuralRoute</w:t>
       </w:r>
+      <w:proofErr w:type="spellEnd"/>
       <w:r>
         <w:t>）</w:t>
       </w:r>
@@ -28297,9 +28448,11 @@
       <w:r>
         <w:t>原子事实账本（</w:t>
       </w:r>
+      <w:proofErr w:type="spellStart"/>
       <w:r>
         <w:t>FactLedger</w:t>
       </w:r>
+      <w:proofErr w:type="spellEnd"/>
       <w:r>
         <w:t>）</w:t>
       </w:r>
@@ -28309,9 +28462,11 @@
       <w:r>
         <w:t>的黄金标准（</w:t>
       </w:r>
+      <w:proofErr w:type="spellStart"/>
       <w:r>
         <w:t>GroundTruth</w:t>
       </w:r>
+      <w:proofErr w:type="spellEnd"/>
       <w:r>
         <w:t>），实验能够量化评估系统在减少拓扑冗余同抑制检索幻觉方面的实效表现。</w:t>
       </w:r>
@@ -28368,21 +28523,27 @@
       <w:r>
         <w:t>语料构建了梯度化的检索任务，包括针对微观事实定位的</w:t>
       </w:r>
+      <w:proofErr w:type="spellStart"/>
       <w:r>
         <w:t>LocalRetrieval</w:t>
       </w:r>
+      <w:proofErr w:type="spellEnd"/>
       <w:r>
         <w:t>、针对跨条款逻辑推演的</w:t>
       </w:r>
+      <w:proofErr w:type="spellStart"/>
       <w:r>
         <w:t>StructuralReasoning</w:t>
       </w:r>
+      <w:proofErr w:type="spellEnd"/>
       <w:r>
         <w:t>以及针对全局合规性评估的</w:t>
       </w:r>
+      <w:proofErr w:type="spellStart"/>
       <w:r>
         <w:t>GlobalSynthesis</w:t>
       </w:r>
+      <w:proofErr w:type="spellEnd"/>
       <w:r>
         <w:t>。这种分层级的任务设定，能够有效检验</w:t>
       </w:r>
@@ -28422,7 +28583,7 @@
         <w:pStyle w:val="3"/>
         <w:spacing w:before="120" w:after="120"/>
       </w:pPr>
-      <w:bookmarkStart w:id="98" w:name="_Toc229067240"/>
+      <w:bookmarkStart w:id="98" w:name="_Toc229472013"/>
       <w:r>
         <w:rPr>
           <w:rFonts w:hint="eastAsia"/>
@@ -28477,21 +28638,27 @@
       <w:r>
         <w:t>知识图谱结构构建基于</w:t>
       </w:r>
+      <w:proofErr w:type="spellStart"/>
       <w:r>
         <w:t>NetworkX</w:t>
       </w:r>
+      <w:proofErr w:type="spellEnd"/>
       <w:r>
         <w:t>实现，图数据结构采用</w:t>
       </w:r>
+      <w:proofErr w:type="spellStart"/>
       <w:r>
         <w:t>nx.MultiDiGraph</w:t>
       </w:r>
+      <w:proofErr w:type="spellEnd"/>
       <w:r>
         <w:t>，由</w:t>
       </w:r>
+      <w:proofErr w:type="spellStart"/>
       <w:r>
         <w:t>KTBuilder</w:t>
       </w:r>
+      <w:proofErr w:type="spellEnd"/>
       <w:r>
         <w:t>模块负责完成实体、属性及关系信息的组织与图结构生成。在检索阶段，系统使用</w:t>
       </w:r>
@@ -28501,15 +28668,19 @@
       <w:r>
         <w:t>构建向量索引，并通过</w:t>
       </w:r>
+      <w:proofErr w:type="spellStart"/>
       <w:r>
         <w:t>DualFAISSRetriever</w:t>
       </w:r>
+      <w:proofErr w:type="spellEnd"/>
       <w:r>
         <w:t>实现多粒度语义检索，包括节点、关系、三元组、社区及文本片段等不同检索对象，底层索引采用</w:t>
       </w:r>
+      <w:proofErr w:type="spellStart"/>
       <w:r>
         <w:t>faiss.IndexFlatIP</w:t>
       </w:r>
+      <w:proofErr w:type="spellEnd"/>
       <w:r>
         <w:t>实现向量相似度匹配。由于语言模型推理与向量计算主要通过在线</w:t>
       </w:r>
@@ -28528,13 +28699,1419 @@
       <w:r>
         <w:t>。</w:t>
       </w:r>
+    </w:p>
+    <w:p>
+      <w:pPr>
+        <w:pStyle w:val="3"/>
+        <w:spacing w:before="120" w:after="120"/>
+      </w:pPr>
+      <w:r>
+        <w:t>实验参数与模型配置</w:t>
+      </w:r>
+    </w:p>
+    <w:p>
+      <w:pPr>
+        <w:ind w:firstLine="480"/>
+      </w:pPr>
+      <w:r>
+        <w:t>为验证</w:t>
+      </w:r>
+      <w:r>
+        <w:t>E-GraphRAG</w:t>
+      </w:r>
+      <w:r>
+        <w:t>框架的有效性，本研究对系统构建、调度机制同评测流程中的核心参数执行了标准化设定，如表</w:t>
+      </w:r>
+      <w:r>
+        <w:t>5-2</w:t>
+      </w:r>
+      <w:r>
+        <w:t>所示。</w:t>
+      </w:r>
+    </w:p>
+    <w:p>
+      <w:pPr>
+        <w:pStyle w:val="affc"/>
+        <w:rPr>
+          <w:rFonts w:hint="eastAsia"/>
+        </w:rPr>
+      </w:pPr>
+      <w:r>
+        <w:t>表</w:t>
+      </w:r>
+      <w:r>
+        <w:t>5-2.E-GraphRAG</w:t>
+      </w:r>
+      <w:r>
+        <w:t>系统核心实验参数配置表</w:t>
+      </w:r>
+    </w:p>
+    <w:tbl>
+      <w:tblPr>
+        <w:tblW w:w="0" w:type="auto"/>
+        <w:tblCellSpacing w:w="15" w:type="dxa"/>
+        <w:tblCellMar>
+          <w:left w:w="0" w:type="dxa"/>
+          <w:right w:w="0" w:type="dxa"/>
+        </w:tblCellMar>
+        <w:tblLook w:val="04A0" w:firstRow="1" w:lastRow="0" w:firstColumn="1" w:lastColumn="0" w:noHBand="0" w:noVBand="1"/>
+      </w:tblPr>
+      <w:tblGrid>
+        <w:gridCol w:w="1233"/>
+        <w:gridCol w:w="2101"/>
+        <w:gridCol w:w="1797"/>
+        <w:gridCol w:w="3546"/>
+      </w:tblGrid>
+      <w:tr>
+        <w:trPr>
+          <w:tblHeader/>
+          <w:tblCellSpacing w:w="15" w:type="dxa"/>
+        </w:trPr>
+        <w:tc>
+          <w:tcPr>
+            <w:tcW w:w="0" w:type="auto"/>
+            <w:tcBorders>
+              <w:top w:val="single" w:sz="4" w:space="0" w:color="auto"/>
+              <w:bottom w:val="single" w:sz="4" w:space="0" w:color="auto"/>
+            </w:tcBorders>
+            <w:tcMar>
+              <w:right w:w="180" w:type="dxa"/>
+            </w:tcMar>
+            <w:vAlign w:val="center"/>
+            <w:hideMark/>
+          </w:tcPr>
+          <w:p>
+            <w:pPr>
+              <w:pStyle w:val="ad"/>
+            </w:pPr>
+            <w:r>
+              <w:rPr>
+                <w:bdr w:val="none" w:sz="0" w:space="0" w:color="auto" w:frame="1"/>
+              </w:rPr>
+              <w:t>模块分类</w:t>
+            </w:r>
+          </w:p>
+        </w:tc>
+        <w:tc>
+          <w:tcPr>
+            <w:tcW w:w="0" w:type="auto"/>
+            <w:tcBorders>
+              <w:top w:val="single" w:sz="4" w:space="0" w:color="auto"/>
+              <w:bottom w:val="single" w:sz="4" w:space="0" w:color="auto"/>
+            </w:tcBorders>
+            <w:tcMar>
+              <w:right w:w="180" w:type="dxa"/>
+            </w:tcMar>
+            <w:vAlign w:val="center"/>
+            <w:hideMark/>
+          </w:tcPr>
+          <w:p>
+            <w:pPr>
+              <w:pStyle w:val="ad"/>
+            </w:pPr>
+            <w:r>
+              <w:rPr>
+                <w:bdr w:val="none" w:sz="0" w:space="0" w:color="auto" w:frame="1"/>
+              </w:rPr>
+              <w:t>参数名称</w:t>
+            </w:r>
+          </w:p>
+        </w:tc>
+        <w:tc>
+          <w:tcPr>
+            <w:tcW w:w="0" w:type="auto"/>
+            <w:tcBorders>
+              <w:top w:val="single" w:sz="4" w:space="0" w:color="auto"/>
+              <w:bottom w:val="single" w:sz="4" w:space="0" w:color="auto"/>
+            </w:tcBorders>
+            <w:tcMar>
+              <w:right w:w="180" w:type="dxa"/>
+            </w:tcMar>
+            <w:vAlign w:val="center"/>
+            <w:hideMark/>
+          </w:tcPr>
+          <w:p>
+            <w:pPr>
+              <w:pStyle w:val="ad"/>
+            </w:pPr>
+            <w:r>
+              <w:rPr>
+                <w:bdr w:val="none" w:sz="0" w:space="0" w:color="auto" w:frame="1"/>
+              </w:rPr>
+              <w:t>设定值</w:t>
+            </w:r>
+          </w:p>
+        </w:tc>
+        <w:tc>
+          <w:tcPr>
+            <w:tcW w:w="0" w:type="auto"/>
+            <w:tcBorders>
+              <w:top w:val="single" w:sz="4" w:space="0" w:color="auto"/>
+              <w:bottom w:val="single" w:sz="4" w:space="0" w:color="auto"/>
+            </w:tcBorders>
+            <w:tcMar>
+              <w:right w:w="0" w:type="dxa"/>
+            </w:tcMar>
+            <w:vAlign w:val="center"/>
+            <w:hideMark/>
+          </w:tcPr>
+          <w:p>
+            <w:pPr>
+              <w:pStyle w:val="ad"/>
+            </w:pPr>
+            <w:r>
+              <w:rPr>
+                <w:bdr w:val="none" w:sz="0" w:space="0" w:color="auto" w:frame="1"/>
+              </w:rPr>
+              <w:t>选取依据与功能说明</w:t>
+            </w:r>
+          </w:p>
+        </w:tc>
+      </w:tr>
+      <w:tr>
+        <w:trPr>
+          <w:tblCellSpacing w:w="15" w:type="dxa"/>
+        </w:trPr>
+        <w:tc>
+          <w:tcPr>
+            <w:tcW w:w="0" w:type="auto"/>
+            <w:tcMar>
+              <w:right w:w="180" w:type="dxa"/>
+            </w:tcMar>
+            <w:vAlign w:val="center"/>
+            <w:hideMark/>
+          </w:tcPr>
+          <w:p>
+            <w:pPr>
+              <w:pStyle w:val="ad"/>
+            </w:pPr>
+            <w:r>
+              <w:rPr>
+                <w:bdr w:val="none" w:sz="0" w:space="0" w:color="auto" w:frame="1"/>
+              </w:rPr>
+              <w:t>语言模型基座</w:t>
+            </w:r>
+          </w:p>
+        </w:tc>
+        <w:tc>
+          <w:tcPr>
+            <w:tcW w:w="0" w:type="auto"/>
+            <w:tcMar>
+              <w:right w:w="180" w:type="dxa"/>
+            </w:tcMar>
+            <w:vAlign w:val="center"/>
+            <w:hideMark/>
+          </w:tcPr>
+          <w:p>
+            <w:pPr>
+              <w:pStyle w:val="ad"/>
+            </w:pPr>
+            <w:r>
+              <w:rPr>
+                <w:bdr w:val="none" w:sz="0" w:space="0" w:color="auto" w:frame="1"/>
+              </w:rPr>
+              <w:t>全局</w:t>
+            </w:r>
+            <w:r>
+              <w:rPr>
+                <w:bdr w:val="none" w:sz="0" w:space="0" w:color="auto" w:frame="1"/>
+              </w:rPr>
+              <w:t>LLM</w:t>
+            </w:r>
+            <w:r>
+              <w:rPr>
+                <w:bdr w:val="none" w:sz="0" w:space="0" w:color="auto" w:frame="1"/>
+              </w:rPr>
+              <w:t>模型</w:t>
+            </w:r>
+          </w:p>
+        </w:tc>
+        <w:tc>
+          <w:tcPr>
+            <w:tcW w:w="0" w:type="auto"/>
+            <w:tcMar>
+              <w:right w:w="180" w:type="dxa"/>
+            </w:tcMar>
+            <w:vAlign w:val="center"/>
+            <w:hideMark/>
+          </w:tcPr>
+          <w:p>
+            <w:pPr>
+              <w:pStyle w:val="ad"/>
+            </w:pPr>
+            <w:r>
+              <w:rPr>
+                <w:bdr w:val="none" w:sz="0" w:space="0" w:color="auto" w:frame="1"/>
+              </w:rPr>
+              <w:t>DeepSeek-V3.2</w:t>
+            </w:r>
+          </w:p>
+        </w:tc>
+        <w:tc>
+          <w:tcPr>
+            <w:tcW w:w="0" w:type="auto"/>
+            <w:tcMar>
+              <w:right w:w="0" w:type="dxa"/>
+            </w:tcMar>
+            <w:vAlign w:val="center"/>
+            <w:hideMark/>
+          </w:tcPr>
+          <w:p>
+            <w:pPr>
+              <w:pStyle w:val="ad"/>
+            </w:pPr>
+            <w:r>
+              <w:rPr>
+                <w:bdr w:val="none" w:sz="0" w:space="0" w:color="auto" w:frame="1"/>
+              </w:rPr>
+              <w:t>用于意图解构、知识抽取同结论生成</w:t>
+            </w:r>
+          </w:p>
+        </w:tc>
+      </w:tr>
+      <w:tr>
+        <w:trPr>
+          <w:tblCellSpacing w:w="15" w:type="dxa"/>
+        </w:trPr>
+        <w:tc>
+          <w:tcPr>
+            <w:tcW w:w="0" w:type="auto"/>
+            <w:tcMar>
+              <w:right w:w="180" w:type="dxa"/>
+            </w:tcMar>
+            <w:vAlign w:val="center"/>
+            <w:hideMark/>
+          </w:tcPr>
+          <w:p>
+            <w:pPr>
+              <w:pStyle w:val="ad"/>
+            </w:pPr>
+          </w:p>
+        </w:tc>
+        <w:tc>
+          <w:tcPr>
+            <w:tcW w:w="0" w:type="auto"/>
+            <w:tcMar>
+              <w:right w:w="180" w:type="dxa"/>
+            </w:tcMar>
+            <w:vAlign w:val="center"/>
+            <w:hideMark/>
+          </w:tcPr>
+          <w:p>
+            <w:pPr>
+              <w:pStyle w:val="ad"/>
+            </w:pPr>
+            <w:r>
+              <w:rPr>
+                <w:bdr w:val="none" w:sz="0" w:space="0" w:color="auto" w:frame="1"/>
+              </w:rPr>
+              <w:t>生成温度</w:t>
+            </w:r>
+            <w:r>
+              <w:rPr>
+                <w:bdr w:val="none" w:sz="0" w:space="0" w:color="auto" w:frame="1"/>
+              </w:rPr>
+              <w:t>(Temperature)</w:t>
+            </w:r>
+          </w:p>
+        </w:tc>
+        <w:tc>
+          <w:tcPr>
+            <w:tcW w:w="0" w:type="auto"/>
+            <w:tcMar>
+              <w:right w:w="180" w:type="dxa"/>
+            </w:tcMar>
+            <w:vAlign w:val="center"/>
+            <w:hideMark/>
+          </w:tcPr>
+          <w:p>
+            <w:pPr>
+              <w:pStyle w:val="ad"/>
+            </w:pPr>
+            <w:r>
+              <w:rPr>
+                <w:bdr w:val="none" w:sz="0" w:space="0" w:color="auto" w:frame="1"/>
+              </w:rPr>
+              <w:t>0.3</w:t>
+            </w:r>
+          </w:p>
+        </w:tc>
+        <w:tc>
+          <w:tcPr>
+            <w:tcW w:w="0" w:type="auto"/>
+            <w:tcMar>
+              <w:right w:w="0" w:type="dxa"/>
+            </w:tcMar>
+            <w:vAlign w:val="center"/>
+            <w:hideMark/>
+          </w:tcPr>
+          <w:p>
+            <w:pPr>
+              <w:pStyle w:val="ad"/>
+            </w:pPr>
+            <w:r>
+              <w:rPr>
+                <w:bdr w:val="none" w:sz="0" w:space="0" w:color="auto" w:frame="1"/>
+              </w:rPr>
+              <w:t>抑制生成随机性，保障企业级答案的确定性</w:t>
+            </w:r>
+          </w:p>
+        </w:tc>
+      </w:tr>
+      <w:tr>
+        <w:trPr>
+          <w:tblCellSpacing w:w="15" w:type="dxa"/>
+        </w:trPr>
+        <w:tc>
+          <w:tcPr>
+            <w:tcW w:w="0" w:type="auto"/>
+            <w:tcMar>
+              <w:right w:w="180" w:type="dxa"/>
+            </w:tcMar>
+            <w:vAlign w:val="center"/>
+            <w:hideMark/>
+          </w:tcPr>
+          <w:p>
+            <w:pPr>
+              <w:pStyle w:val="ad"/>
+            </w:pPr>
+            <w:r>
+              <w:rPr>
+                <w:bdr w:val="none" w:sz="0" w:space="0" w:color="auto" w:frame="1"/>
+              </w:rPr>
+              <w:t>知识索引构建</w:t>
+            </w:r>
+          </w:p>
+        </w:tc>
+        <w:tc>
+          <w:tcPr>
+            <w:tcW w:w="0" w:type="auto"/>
+            <w:tcMar>
+              <w:right w:w="180" w:type="dxa"/>
+            </w:tcMar>
+            <w:vAlign w:val="center"/>
+            <w:hideMark/>
+          </w:tcPr>
+          <w:p>
+            <w:pPr>
+              <w:pStyle w:val="ad"/>
+            </w:pPr>
+            <w:r>
+              <w:rPr>
+                <w:bdr w:val="none" w:sz="0" w:space="0" w:color="auto" w:frame="1"/>
+              </w:rPr>
+              <w:t>块大小</w:t>
+            </w:r>
+            <w:r>
+              <w:rPr>
+                <w:bdr w:val="none" w:sz="0" w:space="0" w:color="auto" w:frame="1"/>
+              </w:rPr>
+              <w:t>(</w:t>
+            </w:r>
+            <w:proofErr w:type="spellStart"/>
+            <w:r>
+              <w:rPr>
+                <w:bdr w:val="none" w:sz="0" w:space="0" w:color="auto" w:frame="1"/>
+              </w:rPr>
+              <w:t>ChunkSize</w:t>
+            </w:r>
+            <w:proofErr w:type="spellEnd"/>
+            <w:r>
+              <w:rPr>
+                <w:bdr w:val="none" w:sz="0" w:space="0" w:color="auto" w:frame="1"/>
+              </w:rPr>
+              <w:t>)</w:t>
+            </w:r>
+          </w:p>
+        </w:tc>
+        <w:tc>
+          <w:tcPr>
+            <w:tcW w:w="0" w:type="auto"/>
+            <w:tcMar>
+              <w:right w:w="180" w:type="dxa"/>
+            </w:tcMar>
+            <w:vAlign w:val="center"/>
+            <w:hideMark/>
+          </w:tcPr>
+          <w:p>
+            <w:pPr>
+              <w:pStyle w:val="ad"/>
+            </w:pPr>
+            <w:r>
+              <w:rPr>
+                <w:bdr w:val="none" w:sz="0" w:space="0" w:color="auto" w:frame="1"/>
+              </w:rPr>
+              <w:t>1000</w:t>
+            </w:r>
+          </w:p>
+        </w:tc>
+        <w:tc>
+          <w:tcPr>
+            <w:tcW w:w="0" w:type="auto"/>
+            <w:tcMar>
+              <w:right w:w="0" w:type="dxa"/>
+            </w:tcMar>
+            <w:vAlign w:val="center"/>
+            <w:hideMark/>
+          </w:tcPr>
+          <w:p>
+            <w:pPr>
+              <w:pStyle w:val="ad"/>
+            </w:pPr>
+            <w:r>
+              <w:rPr>
+                <w:bdr w:val="none" w:sz="0" w:space="0" w:color="auto" w:frame="1"/>
+              </w:rPr>
+              <w:t>兼顾合同条款的完整性与索引检索效率</w:t>
+            </w:r>
+          </w:p>
+        </w:tc>
+      </w:tr>
+      <w:tr>
+        <w:trPr>
+          <w:tblCellSpacing w:w="15" w:type="dxa"/>
+        </w:trPr>
+        <w:tc>
+          <w:tcPr>
+            <w:tcW w:w="0" w:type="auto"/>
+            <w:tcMar>
+              <w:right w:w="180" w:type="dxa"/>
+            </w:tcMar>
+            <w:vAlign w:val="center"/>
+            <w:hideMark/>
+          </w:tcPr>
+          <w:p>
+            <w:pPr>
+              <w:pStyle w:val="ad"/>
+            </w:pPr>
+          </w:p>
+        </w:tc>
+        <w:tc>
+          <w:tcPr>
+            <w:tcW w:w="0" w:type="auto"/>
+            <w:tcMar>
+              <w:right w:w="180" w:type="dxa"/>
+            </w:tcMar>
+            <w:vAlign w:val="center"/>
+            <w:hideMark/>
+          </w:tcPr>
+          <w:p>
+            <w:pPr>
+              <w:pStyle w:val="ad"/>
+            </w:pPr>
+            <w:r>
+              <w:rPr>
+                <w:bdr w:val="none" w:sz="0" w:space="0" w:color="auto" w:frame="1"/>
+              </w:rPr>
+              <w:t>重叠度</w:t>
+            </w:r>
+            <w:r>
+              <w:rPr>
+                <w:bdr w:val="none" w:sz="0" w:space="0" w:color="auto" w:frame="1"/>
+              </w:rPr>
+              <w:t>(</w:t>
+            </w:r>
+            <w:proofErr w:type="spellStart"/>
+            <w:r>
+              <w:rPr>
+                <w:bdr w:val="none" w:sz="0" w:space="0" w:color="auto" w:frame="1"/>
+              </w:rPr>
+              <w:t>ChunkOverlap</w:t>
+            </w:r>
+            <w:proofErr w:type="spellEnd"/>
+            <w:r>
+              <w:rPr>
+                <w:bdr w:val="none" w:sz="0" w:space="0" w:color="auto" w:frame="1"/>
+              </w:rPr>
+              <w:t>)</w:t>
+            </w:r>
+          </w:p>
+        </w:tc>
+        <w:tc>
+          <w:tcPr>
+            <w:tcW w:w="0" w:type="auto"/>
+            <w:tcMar>
+              <w:right w:w="180" w:type="dxa"/>
+            </w:tcMar>
+            <w:vAlign w:val="center"/>
+            <w:hideMark/>
+          </w:tcPr>
+          <w:p>
+            <w:pPr>
+              <w:pStyle w:val="ad"/>
+            </w:pPr>
+            <w:r>
+              <w:rPr>
+                <w:bdr w:val="none" w:sz="0" w:space="0" w:color="auto" w:frame="1"/>
+              </w:rPr>
+              <w:t>120</w:t>
+            </w:r>
+          </w:p>
+        </w:tc>
+        <w:tc>
+          <w:tcPr>
+            <w:tcW w:w="0" w:type="auto"/>
+            <w:tcMar>
+              <w:right w:w="0" w:type="dxa"/>
+            </w:tcMar>
+            <w:vAlign w:val="center"/>
+            <w:hideMark/>
+          </w:tcPr>
+          <w:p>
+            <w:pPr>
+              <w:pStyle w:val="ad"/>
+            </w:pPr>
+            <w:r>
+              <w:rPr>
+                <w:bdr w:val="none" w:sz="0" w:space="0" w:color="auto" w:frame="1"/>
+              </w:rPr>
+              <w:t>确保跨文本块的语义连续性同实体连接</w:t>
+            </w:r>
+          </w:p>
+        </w:tc>
+      </w:tr>
+      <w:tr>
+        <w:trPr>
+          <w:tblCellSpacing w:w="15" w:type="dxa"/>
+        </w:trPr>
+        <w:tc>
+          <w:tcPr>
+            <w:tcW w:w="0" w:type="auto"/>
+            <w:tcMar>
+              <w:right w:w="180" w:type="dxa"/>
+            </w:tcMar>
+            <w:vAlign w:val="center"/>
+            <w:hideMark/>
+          </w:tcPr>
+          <w:p>
+            <w:pPr>
+              <w:pStyle w:val="ad"/>
+            </w:pPr>
+          </w:p>
+        </w:tc>
+        <w:tc>
+          <w:tcPr>
+            <w:tcW w:w="0" w:type="auto"/>
+            <w:tcMar>
+              <w:right w:w="180" w:type="dxa"/>
+            </w:tcMar>
+            <w:vAlign w:val="center"/>
+            <w:hideMark/>
+          </w:tcPr>
+          <w:p>
+            <w:pPr>
+              <w:pStyle w:val="ad"/>
+            </w:pPr>
+            <w:r>
+              <w:rPr>
+                <w:bdr w:val="none" w:sz="0" w:space="0" w:color="auto" w:frame="1"/>
+              </w:rPr>
+              <w:t>嵌入模型</w:t>
+            </w:r>
+            <w:r>
+              <w:rPr>
+                <w:bdr w:val="none" w:sz="0" w:space="0" w:color="auto" w:frame="1"/>
+              </w:rPr>
+              <w:lastRenderedPageBreak/>
+              <w:t>(Embedding)</w:t>
+            </w:r>
+          </w:p>
+        </w:tc>
+        <w:tc>
+          <w:tcPr>
+            <w:tcW w:w="0" w:type="auto"/>
+            <w:tcMar>
+              <w:right w:w="180" w:type="dxa"/>
+            </w:tcMar>
+            <w:vAlign w:val="center"/>
+            <w:hideMark/>
+          </w:tcPr>
+          <w:p>
+            <w:pPr>
+              <w:pStyle w:val="ad"/>
+            </w:pPr>
+            <w:r>
+              <w:rPr>
+                <w:bdr w:val="none" w:sz="0" w:space="0" w:color="auto" w:frame="1"/>
+              </w:rPr>
+              <w:lastRenderedPageBreak/>
+              <w:t>all-MiniLM-L6-v2</w:t>
+            </w:r>
+          </w:p>
+        </w:tc>
+        <w:tc>
+          <w:tcPr>
+            <w:tcW w:w="0" w:type="auto"/>
+            <w:tcMar>
+              <w:right w:w="0" w:type="dxa"/>
+            </w:tcMar>
+            <w:vAlign w:val="center"/>
+            <w:hideMark/>
+          </w:tcPr>
+          <w:p>
+            <w:pPr>
+              <w:pStyle w:val="ad"/>
+            </w:pPr>
+            <w:r>
+              <w:rPr>
+                <w:bdr w:val="none" w:sz="0" w:space="0" w:color="auto" w:frame="1"/>
+              </w:rPr>
+              <w:t>生成</w:t>
+            </w:r>
+            <w:r>
+              <w:rPr>
+                <w:bdr w:val="none" w:sz="0" w:space="0" w:color="auto" w:frame="1"/>
+              </w:rPr>
+              <w:t>384</w:t>
+            </w:r>
+            <w:r>
+              <w:rPr>
+                <w:bdr w:val="none" w:sz="0" w:space="0" w:color="auto" w:frame="1"/>
+              </w:rPr>
+              <w:t>维特征向量，适配</w:t>
+            </w:r>
+            <w:proofErr w:type="spellStart"/>
+            <w:r>
+              <w:rPr>
+                <w:bdr w:val="none" w:sz="0" w:space="0" w:color="auto" w:frame="1"/>
+              </w:rPr>
+              <w:t>Faiss</w:t>
+            </w:r>
+            <w:proofErr w:type="spellEnd"/>
+            <w:r>
+              <w:rPr>
+                <w:bdr w:val="none" w:sz="0" w:space="0" w:color="auto" w:frame="1"/>
+              </w:rPr>
+              <w:t>内积</w:t>
+            </w:r>
+            <w:r>
+              <w:rPr>
+                <w:bdr w:val="none" w:sz="0" w:space="0" w:color="auto" w:frame="1"/>
+              </w:rPr>
+              <w:lastRenderedPageBreak/>
+              <w:t>索引</w:t>
+            </w:r>
+          </w:p>
+        </w:tc>
+      </w:tr>
+      <w:tr>
+        <w:trPr>
+          <w:tblCellSpacing w:w="15" w:type="dxa"/>
+        </w:trPr>
+        <w:tc>
+          <w:tcPr>
+            <w:tcW w:w="0" w:type="auto"/>
+            <w:tcMar>
+              <w:right w:w="180" w:type="dxa"/>
+            </w:tcMar>
+            <w:vAlign w:val="center"/>
+            <w:hideMark/>
+          </w:tcPr>
+          <w:p>
+            <w:pPr>
+              <w:pStyle w:val="ad"/>
+            </w:pPr>
+          </w:p>
+        </w:tc>
+        <w:tc>
+          <w:tcPr>
+            <w:tcW w:w="0" w:type="auto"/>
+            <w:tcMar>
+              <w:right w:w="180" w:type="dxa"/>
+            </w:tcMar>
+            <w:vAlign w:val="center"/>
+            <w:hideMark/>
+          </w:tcPr>
+          <w:p>
+            <w:pPr>
+              <w:pStyle w:val="ad"/>
+            </w:pPr>
+            <w:r>
+              <w:rPr>
+                <w:bdr w:val="none" w:sz="0" w:space="0" w:color="auto" w:frame="1"/>
+              </w:rPr>
+              <w:t>模式一致性阈值</w:t>
+            </w:r>
+          </w:p>
+        </w:tc>
+        <w:tc>
+          <w:tcPr>
+            <w:tcW w:w="0" w:type="auto"/>
+            <w:tcMar>
+              <w:right w:w="180" w:type="dxa"/>
+            </w:tcMar>
+            <w:vAlign w:val="center"/>
+            <w:hideMark/>
+          </w:tcPr>
+          <w:p>
+            <w:pPr>
+              <w:pStyle w:val="ad"/>
+            </w:pPr>
+            <w:r>
+              <w:rPr>
+                <w:bdr w:val="none" w:sz="0" w:space="0" w:color="auto" w:frame="1"/>
+              </w:rPr>
+              <w:t>0.9</w:t>
+            </w:r>
+          </w:p>
+        </w:tc>
+        <w:tc>
+          <w:tcPr>
+            <w:tcW w:w="0" w:type="auto"/>
+            <w:tcMar>
+              <w:right w:w="0" w:type="dxa"/>
+            </w:tcMar>
+            <w:vAlign w:val="center"/>
+            <w:hideMark/>
+          </w:tcPr>
+          <w:p>
+            <w:pPr>
+              <w:pStyle w:val="ad"/>
+            </w:pPr>
+            <w:r>
+              <w:rPr>
+                <w:bdr w:val="none" w:sz="0" w:space="0" w:color="auto" w:frame="1"/>
+              </w:rPr>
+              <w:t>约束</w:t>
+            </w:r>
+            <w:r>
+              <w:rPr>
+                <w:bdr w:val="none" w:sz="0" w:space="0" w:color="auto" w:frame="1"/>
+              </w:rPr>
+              <w:t>Level1/2</w:t>
+            </w:r>
+            <w:r>
+              <w:rPr>
+                <w:bdr w:val="none" w:sz="0" w:space="0" w:color="auto" w:frame="1"/>
+              </w:rPr>
+              <w:t>图谱构建阶段的逻辑严密性</w:t>
+            </w:r>
+          </w:p>
+        </w:tc>
+      </w:tr>
+      <w:tr>
+        <w:trPr>
+          <w:tblCellSpacing w:w="15" w:type="dxa"/>
+        </w:trPr>
+        <w:tc>
+          <w:tcPr>
+            <w:tcW w:w="0" w:type="auto"/>
+            <w:tcMar>
+              <w:right w:w="180" w:type="dxa"/>
+            </w:tcMar>
+            <w:vAlign w:val="center"/>
+            <w:hideMark/>
+          </w:tcPr>
+          <w:p>
+            <w:pPr>
+              <w:pStyle w:val="ad"/>
+            </w:pPr>
+            <w:r>
+              <w:rPr>
+                <w:bdr w:val="none" w:sz="0" w:space="0" w:color="auto" w:frame="1"/>
+              </w:rPr>
+              <w:t>检索与调度</w:t>
+            </w:r>
+          </w:p>
+        </w:tc>
+        <w:tc>
+          <w:tcPr>
+            <w:tcW w:w="0" w:type="auto"/>
+            <w:tcMar>
+              <w:right w:w="180" w:type="dxa"/>
+            </w:tcMar>
+            <w:vAlign w:val="center"/>
+            <w:hideMark/>
+          </w:tcPr>
+          <w:p>
+            <w:pPr>
+              <w:pStyle w:val="ad"/>
+            </w:pPr>
+            <w:r>
+              <w:rPr>
+                <w:bdr w:val="none" w:sz="0" w:space="0" w:color="auto" w:frame="1"/>
+              </w:rPr>
+              <w:t>粗排</w:t>
+            </w:r>
+            <w:r>
+              <w:rPr>
+                <w:bdr w:val="none" w:sz="0" w:space="0" w:color="auto" w:frame="1"/>
+              </w:rPr>
+              <w:t>Top-k</w:t>
+            </w:r>
+          </w:p>
+        </w:tc>
+        <w:tc>
+          <w:tcPr>
+            <w:tcW w:w="0" w:type="auto"/>
+            <w:tcMar>
+              <w:right w:w="180" w:type="dxa"/>
+            </w:tcMar>
+            <w:vAlign w:val="center"/>
+            <w:hideMark/>
+          </w:tcPr>
+          <w:p>
+            <w:pPr>
+              <w:pStyle w:val="ad"/>
+            </w:pPr>
+            <w:r>
+              <w:rPr>
+                <w:bdr w:val="none" w:sz="0" w:space="0" w:color="auto" w:frame="1"/>
+              </w:rPr>
+              <w:t>60</w:t>
+            </w:r>
+          </w:p>
+        </w:tc>
+        <w:tc>
+          <w:tcPr>
+            <w:tcW w:w="0" w:type="auto"/>
+            <w:tcMar>
+              <w:right w:w="0" w:type="dxa"/>
+            </w:tcMar>
+            <w:vAlign w:val="center"/>
+            <w:hideMark/>
+          </w:tcPr>
+          <w:p>
+            <w:pPr>
+              <w:pStyle w:val="ad"/>
+            </w:pPr>
+            <w:r>
+              <w:rPr>
+                <w:bdr w:val="none" w:sz="0" w:space="0" w:color="auto" w:frame="1"/>
+              </w:rPr>
+              <w:t>确保第一阶段对关键证据的高召回覆盖</w:t>
+            </w:r>
+          </w:p>
+        </w:tc>
+      </w:tr>
+      <w:tr>
+        <w:trPr>
+          <w:tblCellSpacing w:w="15" w:type="dxa"/>
+        </w:trPr>
+        <w:tc>
+          <w:tcPr>
+            <w:tcW w:w="0" w:type="auto"/>
+            <w:tcMar>
+              <w:right w:w="180" w:type="dxa"/>
+            </w:tcMar>
+            <w:vAlign w:val="center"/>
+            <w:hideMark/>
+          </w:tcPr>
+          <w:p>
+            <w:pPr>
+              <w:pStyle w:val="ad"/>
+            </w:pPr>
+          </w:p>
+        </w:tc>
+        <w:tc>
+          <w:tcPr>
+            <w:tcW w:w="0" w:type="auto"/>
+            <w:tcMar>
+              <w:right w:w="180" w:type="dxa"/>
+            </w:tcMar>
+            <w:vAlign w:val="center"/>
+            <w:hideMark/>
+          </w:tcPr>
+          <w:p>
+            <w:pPr>
+              <w:pStyle w:val="ad"/>
+            </w:pPr>
+            <w:r>
+              <w:rPr>
+                <w:bdr w:val="none" w:sz="0" w:space="0" w:color="auto" w:frame="1"/>
+              </w:rPr>
+              <w:t>重排</w:t>
+            </w:r>
+            <w:r>
+              <w:rPr>
+                <w:bdr w:val="none" w:sz="0" w:space="0" w:color="auto" w:frame="1"/>
+              </w:rPr>
+              <w:t>Top-k</w:t>
+            </w:r>
+          </w:p>
+        </w:tc>
+        <w:tc>
+          <w:tcPr>
+            <w:tcW w:w="0" w:type="auto"/>
+            <w:tcMar>
+              <w:right w:w="180" w:type="dxa"/>
+            </w:tcMar>
+            <w:vAlign w:val="center"/>
+            <w:hideMark/>
+          </w:tcPr>
+          <w:p>
+            <w:pPr>
+              <w:pStyle w:val="ad"/>
+            </w:pPr>
+            <w:r>
+              <w:rPr>
+                <w:bdr w:val="none" w:sz="0" w:space="0" w:color="auto" w:frame="1"/>
+              </w:rPr>
+              <w:t>20</w:t>
+            </w:r>
+          </w:p>
+        </w:tc>
+        <w:tc>
+          <w:tcPr>
+            <w:tcW w:w="0" w:type="auto"/>
+            <w:tcMar>
+              <w:right w:w="0" w:type="dxa"/>
+            </w:tcMar>
+            <w:vAlign w:val="center"/>
+            <w:hideMark/>
+          </w:tcPr>
+          <w:p>
+            <w:pPr>
+              <w:pStyle w:val="ad"/>
+            </w:pPr>
+            <w:r>
+              <w:rPr>
+                <w:bdr w:val="none" w:sz="0" w:space="0" w:color="auto" w:frame="1"/>
+              </w:rPr>
+              <w:t>结合</w:t>
+            </w:r>
+            <w:r>
+              <w:rPr>
+                <w:bdr w:val="none" w:sz="0" w:space="0" w:color="auto" w:frame="1"/>
+              </w:rPr>
+              <w:t>BGE-Reranker-V2-M3</w:t>
+            </w:r>
+            <w:r>
+              <w:rPr>
+                <w:bdr w:val="none" w:sz="0" w:space="0" w:color="auto" w:frame="1"/>
+              </w:rPr>
+              <w:t>执行精排过滤</w:t>
+            </w:r>
+          </w:p>
+        </w:tc>
+      </w:tr>
+      <w:tr>
+        <w:trPr>
+          <w:tblCellSpacing w:w="15" w:type="dxa"/>
+        </w:trPr>
+        <w:tc>
+          <w:tcPr>
+            <w:tcW w:w="0" w:type="auto"/>
+            <w:tcMar>
+              <w:right w:w="180" w:type="dxa"/>
+            </w:tcMar>
+            <w:vAlign w:val="center"/>
+            <w:hideMark/>
+          </w:tcPr>
+          <w:p>
+            <w:pPr>
+              <w:pStyle w:val="ad"/>
+            </w:pPr>
+          </w:p>
+        </w:tc>
+        <w:tc>
+          <w:tcPr>
+            <w:tcW w:w="0" w:type="auto"/>
+            <w:tcMar>
+              <w:right w:w="180" w:type="dxa"/>
+            </w:tcMar>
+            <w:vAlign w:val="center"/>
+            <w:hideMark/>
+          </w:tcPr>
+          <w:p>
+            <w:pPr>
+              <w:pStyle w:val="ad"/>
+            </w:pPr>
+            <w:r>
+              <w:rPr>
+                <w:bdr w:val="none" w:sz="0" w:space="0" w:color="auto" w:frame="1"/>
+              </w:rPr>
+              <w:t>最大图搜索深度</w:t>
+            </w:r>
+          </w:p>
+        </w:tc>
+        <w:tc>
+          <w:tcPr>
+            <w:tcW w:w="0" w:type="auto"/>
+            <w:tcMar>
+              <w:right w:w="180" w:type="dxa"/>
+            </w:tcMar>
+            <w:vAlign w:val="center"/>
+            <w:hideMark/>
+          </w:tcPr>
+          <w:p>
+            <w:pPr>
+              <w:pStyle w:val="ad"/>
+            </w:pPr>
+            <w:r>
+              <w:rPr>
+                <w:bdr w:val="none" w:sz="0" w:space="0" w:color="auto" w:frame="1"/>
+              </w:rPr>
+              <w:t>2</w:t>
+            </w:r>
+            <w:r>
+              <w:rPr>
+                <w:bdr w:val="none" w:sz="0" w:space="0" w:color="auto" w:frame="1"/>
+              </w:rPr>
+              <w:t>跳</w:t>
+            </w:r>
+            <w:r>
+              <w:rPr>
+                <w:bdr w:val="none" w:sz="0" w:space="0" w:color="auto" w:frame="1"/>
+              </w:rPr>
+              <w:t>(Hop)</w:t>
+            </w:r>
+          </w:p>
+        </w:tc>
+        <w:tc>
+          <w:tcPr>
+            <w:tcW w:w="0" w:type="auto"/>
+            <w:tcMar>
+              <w:right w:w="0" w:type="dxa"/>
+            </w:tcMar>
+            <w:vAlign w:val="center"/>
+            <w:hideMark/>
+          </w:tcPr>
+          <w:p>
+            <w:pPr>
+              <w:pStyle w:val="ad"/>
+            </w:pPr>
+            <w:r>
+              <w:rPr>
+                <w:bdr w:val="none" w:sz="0" w:space="0" w:color="auto" w:frame="1"/>
+              </w:rPr>
+              <w:t>在保持逻辑关联的同时抑制搜索空间发散</w:t>
+            </w:r>
+          </w:p>
+        </w:tc>
+      </w:tr>
+      <w:tr>
+        <w:trPr>
+          <w:tblCellSpacing w:w="15" w:type="dxa"/>
+        </w:trPr>
+        <w:tc>
+          <w:tcPr>
+            <w:tcW w:w="0" w:type="auto"/>
+            <w:tcMar>
+              <w:right w:w="180" w:type="dxa"/>
+            </w:tcMar>
+            <w:vAlign w:val="center"/>
+            <w:hideMark/>
+          </w:tcPr>
+          <w:p>
+            <w:pPr>
+              <w:pStyle w:val="ad"/>
+            </w:pPr>
+          </w:p>
+        </w:tc>
+        <w:tc>
+          <w:tcPr>
+            <w:tcW w:w="0" w:type="auto"/>
+            <w:tcMar>
+              <w:right w:w="180" w:type="dxa"/>
+            </w:tcMar>
+            <w:vAlign w:val="center"/>
+            <w:hideMark/>
+          </w:tcPr>
+          <w:p>
+            <w:pPr>
+              <w:pStyle w:val="ad"/>
+            </w:pPr>
+            <w:r>
+              <w:rPr>
+                <w:bdr w:val="none" w:sz="0" w:space="0" w:color="auto" w:frame="1"/>
+              </w:rPr>
+              <w:t>证据矩阵阈值</w:t>
+            </w:r>
+          </w:p>
+        </w:tc>
+        <w:tc>
+          <w:tcPr>
+            <w:tcW w:w="0" w:type="auto"/>
+            <w:tcMar>
+              <w:right w:w="180" w:type="dxa"/>
+            </w:tcMar>
+            <w:vAlign w:val="center"/>
+            <w:hideMark/>
+          </w:tcPr>
+          <w:p>
+            <w:pPr>
+              <w:pStyle w:val="ad"/>
+            </w:pPr>
+            <w:r>
+              <w:rPr>
+                <w:bdr w:val="none" w:sz="0" w:space="0" w:color="auto" w:frame="1"/>
+              </w:rPr>
+              <w:t>0.7</w:t>
+            </w:r>
+          </w:p>
+        </w:tc>
+        <w:tc>
+          <w:tcPr>
+            <w:tcW w:w="0" w:type="auto"/>
+            <w:tcMar>
+              <w:right w:w="0" w:type="dxa"/>
+            </w:tcMar>
+            <w:vAlign w:val="center"/>
+            <w:hideMark/>
+          </w:tcPr>
+          <w:p>
+            <w:pPr>
+              <w:pStyle w:val="ad"/>
+            </w:pPr>
+            <w:r>
+              <w:rPr>
+                <w:bdr w:val="none" w:sz="0" w:space="0" w:color="auto" w:frame="1"/>
+              </w:rPr>
+              <w:t>用于动态识别并过滤跨子问题的重复证据</w:t>
+            </w:r>
+          </w:p>
+        </w:tc>
+      </w:tr>
+      <w:tr>
+        <w:trPr>
+          <w:tblCellSpacing w:w="15" w:type="dxa"/>
+        </w:trPr>
+        <w:tc>
+          <w:tcPr>
+            <w:tcW w:w="0" w:type="auto"/>
+            <w:tcMar>
+              <w:right w:w="180" w:type="dxa"/>
+            </w:tcMar>
+            <w:vAlign w:val="center"/>
+            <w:hideMark/>
+          </w:tcPr>
+          <w:p>
+            <w:pPr>
+              <w:pStyle w:val="ad"/>
+            </w:pPr>
+          </w:p>
+        </w:tc>
+        <w:tc>
+          <w:tcPr>
+            <w:tcW w:w="0" w:type="auto"/>
+            <w:tcMar>
+              <w:right w:w="180" w:type="dxa"/>
+            </w:tcMar>
+            <w:vAlign w:val="center"/>
+            <w:hideMark/>
+          </w:tcPr>
+          <w:p>
+            <w:pPr>
+              <w:pStyle w:val="ad"/>
+            </w:pPr>
+            <w:r>
+              <w:rPr>
+                <w:bdr w:val="none" w:sz="0" w:space="0" w:color="auto" w:frame="1"/>
+              </w:rPr>
+              <w:t>Agent</w:t>
+            </w:r>
+            <w:r>
+              <w:rPr>
+                <w:bdr w:val="none" w:sz="0" w:space="0" w:color="auto" w:frame="1"/>
+              </w:rPr>
+              <w:t>最大迭代步数</w:t>
+            </w:r>
+          </w:p>
+        </w:tc>
+        <w:tc>
+          <w:tcPr>
+            <w:tcW w:w="0" w:type="auto"/>
+            <w:tcMar>
+              <w:right w:w="180" w:type="dxa"/>
+            </w:tcMar>
+            <w:vAlign w:val="center"/>
+            <w:hideMark/>
+          </w:tcPr>
+          <w:p>
+            <w:pPr>
+              <w:pStyle w:val="ad"/>
+            </w:pPr>
+            <w:r>
+              <w:rPr>
+                <w:bdr w:val="none" w:sz="0" w:space="0" w:color="auto" w:frame="1"/>
+              </w:rPr>
+              <w:t>5</w:t>
+            </w:r>
+          </w:p>
+        </w:tc>
+        <w:tc>
+          <w:tcPr>
+            <w:tcW w:w="0" w:type="auto"/>
+            <w:tcMar>
+              <w:right w:w="0" w:type="dxa"/>
+            </w:tcMar>
+            <w:vAlign w:val="center"/>
+            <w:hideMark/>
+          </w:tcPr>
+          <w:p>
+            <w:pPr>
+              <w:pStyle w:val="ad"/>
+            </w:pPr>
+            <w:r>
+              <w:rPr>
+                <w:bdr w:val="none" w:sz="0" w:space="0" w:color="auto" w:frame="1"/>
+              </w:rPr>
+              <w:t>限制</w:t>
+            </w:r>
+            <w:r>
+              <w:rPr>
+                <w:bdr w:val="none" w:sz="0" w:space="0" w:color="auto" w:frame="1"/>
+              </w:rPr>
+              <w:t>IRCoT</w:t>
+            </w:r>
+            <w:r>
+              <w:rPr>
+                <w:bdr w:val="none" w:sz="0" w:space="0" w:color="auto" w:frame="1"/>
+              </w:rPr>
+              <w:t>交织推理的计算成本与延迟</w:t>
+            </w:r>
+          </w:p>
+        </w:tc>
+      </w:tr>
+      <w:tr>
+        <w:trPr>
+          <w:tblCellSpacing w:w="15" w:type="dxa"/>
+        </w:trPr>
+        <w:tc>
+          <w:tcPr>
+            <w:tcW w:w="0" w:type="auto"/>
+            <w:tcBorders>
+              <w:bottom w:val="single" w:sz="4" w:space="0" w:color="auto"/>
+            </w:tcBorders>
+            <w:tcMar>
+              <w:right w:w="180" w:type="dxa"/>
+            </w:tcMar>
+            <w:vAlign w:val="center"/>
+            <w:hideMark/>
+          </w:tcPr>
+          <w:p>
+            <w:pPr>
+              <w:pStyle w:val="ad"/>
+            </w:pPr>
+            <w:r>
+              <w:rPr>
+                <w:bdr w:val="none" w:sz="0" w:space="0" w:color="auto" w:frame="1"/>
+              </w:rPr>
+              <w:t>实验评测指标</w:t>
+            </w:r>
+          </w:p>
+        </w:tc>
+        <w:tc>
+          <w:tcPr>
+            <w:tcW w:w="0" w:type="auto"/>
+            <w:tcBorders>
+              <w:bottom w:val="single" w:sz="4" w:space="0" w:color="auto"/>
+            </w:tcBorders>
+            <w:tcMar>
+              <w:right w:w="180" w:type="dxa"/>
+            </w:tcMar>
+            <w:vAlign w:val="center"/>
+            <w:hideMark/>
+          </w:tcPr>
+          <w:p>
+            <w:pPr>
+              <w:pStyle w:val="ad"/>
+            </w:pPr>
+            <w:r>
+              <w:rPr>
+                <w:bdr w:val="none" w:sz="0" w:space="0" w:color="auto" w:frame="1"/>
+              </w:rPr>
+              <w:t>裁判模型</w:t>
+            </w:r>
+            <w:r>
+              <w:rPr>
+                <w:bdr w:val="none" w:sz="0" w:space="0" w:color="auto" w:frame="1"/>
+              </w:rPr>
+              <w:t>(</w:t>
+            </w:r>
+            <w:proofErr w:type="spellStart"/>
+            <w:r>
+              <w:rPr>
+                <w:bdr w:val="none" w:sz="0" w:space="0" w:color="auto" w:frame="1"/>
+              </w:rPr>
+              <w:t>JudgeLLM</w:t>
+            </w:r>
+            <w:proofErr w:type="spellEnd"/>
+            <w:r>
+              <w:rPr>
+                <w:bdr w:val="none" w:sz="0" w:space="0" w:color="auto" w:frame="1"/>
+              </w:rPr>
+              <w:t>)</w:t>
+            </w:r>
+          </w:p>
+        </w:tc>
+        <w:tc>
+          <w:tcPr>
+            <w:tcW w:w="0" w:type="auto"/>
+            <w:tcBorders>
+              <w:bottom w:val="single" w:sz="4" w:space="0" w:color="auto"/>
+            </w:tcBorders>
+            <w:tcMar>
+              <w:right w:w="180" w:type="dxa"/>
+            </w:tcMar>
+            <w:vAlign w:val="center"/>
+            <w:hideMark/>
+          </w:tcPr>
+          <w:p>
+            <w:pPr>
+              <w:pStyle w:val="ad"/>
+            </w:pPr>
+            <w:r>
+              <w:rPr>
+                <w:bdr w:val="none" w:sz="0" w:space="0" w:color="auto" w:frame="1"/>
+              </w:rPr>
+              <w:t>DeepSeek-V3.2</w:t>
+            </w:r>
+          </w:p>
+        </w:tc>
+        <w:tc>
+          <w:tcPr>
+            <w:tcW w:w="0" w:type="auto"/>
+            <w:tcBorders>
+              <w:bottom w:val="single" w:sz="4" w:space="0" w:color="auto"/>
+            </w:tcBorders>
+            <w:tcMar>
+              <w:right w:w="0" w:type="dxa"/>
+            </w:tcMar>
+            <w:vAlign w:val="center"/>
+            <w:hideMark/>
+          </w:tcPr>
+          <w:p>
+            <w:pPr>
+              <w:pStyle w:val="ad"/>
+            </w:pPr>
+            <w:r>
+              <w:rPr>
+                <w:bdr w:val="none" w:sz="0" w:space="0" w:color="auto" w:frame="1"/>
+              </w:rPr>
+              <w:t>基于</w:t>
+            </w:r>
+            <w:r>
+              <w:rPr>
+                <w:bdr w:val="none" w:sz="0" w:space="0" w:color="auto" w:frame="1"/>
+              </w:rPr>
+              <w:t>Ragas</w:t>
+            </w:r>
+            <w:r>
+              <w:rPr>
+                <w:bdr w:val="none" w:sz="0" w:space="0" w:color="auto" w:frame="1"/>
+              </w:rPr>
+              <w:t>框架执行语义维度的量化评估</w:t>
+            </w:r>
+          </w:p>
+        </w:tc>
+      </w:tr>
+    </w:tbl>
+    <w:p>
+      <w:pPr>
+        <w:ind w:firstLine="480"/>
+        <w:rPr>
+          <w:rFonts w:hint="eastAsia"/>
+        </w:rPr>
+      </w:pPr>
     </w:p>
     <w:p>
       <w:pPr>
         <w:pStyle w:val="2"/>
         <w:spacing w:before="120" w:after="120"/>
       </w:pPr>
-      <w:bookmarkStart w:id="99" w:name="_Toc229067241"/>
+      <w:bookmarkStart w:id="99" w:name="_Toc229472014"/>
       <w:r>
         <w:rPr>
           <w:rFonts w:hint="eastAsia"/>
@@ -28997,14 +30574,15 @@
                 <w:szCs w:val="21"/>
               </w:rPr>
             </w:pPr>
+            <w:proofErr w:type="spellStart"/>
             <w:r>
               <w:rPr>
                 <w:sz w:val="21"/>
                 <w:szCs w:val="21"/>
               </w:rPr>
-              <w:lastRenderedPageBreak/>
               <w:t>LightRAG</w:t>
             </w:r>
+            <w:proofErr w:type="spellEnd"/>
           </w:p>
         </w:tc>
         <w:tc>
@@ -29293,6 +30871,7 @@
         <w:ind w:firstLine="480"/>
       </w:pPr>
       <w:r>
+        <w:lastRenderedPageBreak/>
         <w:t>从表</w:t>
       </w:r>
       <w:r>
@@ -29358,9 +30937,11 @@
       <w:r>
         <w:t>，但仍明显低于</w:t>
       </w:r>
+      <w:proofErr w:type="spellStart"/>
       <w:r>
         <w:t>LightRAG</w:t>
       </w:r>
+      <w:proofErr w:type="spellEnd"/>
       <w:r>
         <w:t>的</w:t>
       </w:r>
@@ -29464,9 +31045,11 @@
       <w:r>
         <w:t>倍，也明显高于</w:t>
       </w:r>
+      <w:proofErr w:type="spellStart"/>
       <w:r>
         <w:t>LightRAG</w:t>
       </w:r>
+      <w:proofErr w:type="spellEnd"/>
       <w:r>
         <w:t>。该结果说明</w:t>
       </w:r>
@@ -29491,7 +31074,7 @@
         <w:spacing w:before="120" w:after="120"/>
       </w:pPr>
       <w:bookmarkStart w:id="100" w:name="_Toc226225748"/>
-      <w:bookmarkStart w:id="101" w:name="_Toc229067242"/>
+      <w:bookmarkStart w:id="101" w:name="_Toc229472015"/>
       <w:r>
         <w:t>知识图谱结构质量分析</w:t>
       </w:r>
@@ -29540,50 +31123,54 @@
       <w:r>
         <w:t>与之相对，</w:t>
       </w:r>
+      <w:proofErr w:type="spellStart"/>
       <w:r>
         <w:t>LightRAG</w:t>
       </w:r>
+      <w:proofErr w:type="spellEnd"/>
       <w:r>
         <w:t>的架构设计旨在规避重型的社区发现过程，其通过双层索引结构实现知识组织，系统内部不物化出离散的社区物理实体。由于缺乏统一的分区基数作为统计前提，上述社区质量指标在</w:t>
       </w:r>
+      <w:proofErr w:type="spellStart"/>
       <w:r>
         <w:t>LightRAG</w:t>
       </w:r>
-      <w:r>
-        <w:t>架构下不具备计算意义。</w:t>
+      <w:proofErr w:type="spellEnd"/>
+      <w:r>
+        <w:t>架构下不具备计算意义。鉴于此，本节将对比范围聚焦于具备同构组织特征的</w:t>
+      </w:r>
+      <w:r>
+        <w:t>GraphRAG</w:t>
+      </w:r>
+      <w:r>
+        <w:t>同</w:t>
+      </w:r>
+      <w:r>
+        <w:t>E-GraphRAG</w:t>
+      </w:r>
+      <w:r>
+        <w:t>，旨在揭示不同构建范式对企业图</w:t>
+      </w:r>
+      <w:r>
+        <w:rPr>
+          <w:rFonts w:hint="eastAsia"/>
+        </w:rPr>
+        <w:t>结构知识</w:t>
+      </w:r>
+      <w:r>
+        <w:t>组织质量的影响。</w:t>
+      </w:r>
+    </w:p>
+    <w:p>
+      <w:pPr>
+        <w:ind w:firstLine="480"/>
+      </w:pPr>
+      <w:r>
+        <w:t>除企业知识结构化成本外，知识图谱结构本身的组织质量同样会对系统检索效果产生重要影响。合理的图结构能够提高实体间的语义关联程度，致使相关知识在</w:t>
       </w:r>
       <w:r>
         <w:lastRenderedPageBreak/>
-        <w:t>鉴于此，本节将对比范围聚焦于具备同构组织特征的</w:t>
-      </w:r>
-      <w:r>
-        <w:t>GraphRAG</w:t>
-      </w:r>
-      <w:r>
-        <w:t>同</w:t>
-      </w:r>
-      <w:r>
-        <w:t>E-GraphRAG</w:t>
-      </w:r>
-      <w:r>
-        <w:t>，旨在揭示不同构建范式对企业图</w:t>
-      </w:r>
-      <w:r>
-        <w:rPr>
-          <w:rFonts w:hint="eastAsia"/>
-        </w:rPr>
-        <w:t>结构知识</w:t>
-      </w:r>
-      <w:r>
-        <w:t>组织质量的影响。</w:t>
-      </w:r>
-    </w:p>
-    <w:p>
-      <w:pPr>
-        <w:ind w:firstLine="480"/>
-      </w:pPr>
-      <w:r>
-        <w:t>除企业知识结构化成本外，知识图谱结构本身的组织质量同样会对系统检索效果产生重要影响。合理的图结构能够提高实体间的语义关联程度，致使相关知识在图中形成更加紧密的语义社区，从而提升检索及推理阶段的信息聚合能力。为进一步分析不同方法生成知识图谱的结构特性，本研究从图规模、连通性及社区结构等方面对</w:t>
+        <w:t>图中形成更加紧密的语义社区，从而提升检索及推理阶段的信息聚合能力。为进一步分析不同方法生成知识图谱的结构特性，本研究从图规模、连通性及社区结构等方面对</w:t>
       </w:r>
       <w:r>
         <w:t>GraphRAG</w:t>
@@ -30611,69 +32198,69 @@
         <w:ind w:firstLine="480"/>
       </w:pPr>
       <w:r>
+        <w:t>从社区规模来看，</w:t>
+      </w:r>
+      <w:r>
+        <w:t>E-GraphRAG</w:t>
+      </w:r>
+      <w:r>
+        <w:t>的平均社区规模为</w:t>
+      </w:r>
+      <w:r>
+        <w:t>58.66</w:t>
+      </w:r>
+      <w:r>
+        <w:t>，而</w:t>
+      </w:r>
+      <w:r>
+        <w:t>GraphRAG</w:t>
+      </w:r>
+      <w:r>
+        <w:t>为</w:t>
+      </w:r>
+      <w:r>
+        <w:t>8.50</w:t>
+      </w:r>
+      <w:r>
+        <w:t>，差异较为明显，反映出</w:t>
+      </w:r>
+      <w:r>
+        <w:t>E-GraphRAG</w:t>
+      </w:r>
+      <w:r>
+        <w:t>更倾向于形成覆盖范围更大的语义聚合结构，使更多具有相关性的实体被组织到同一社区之中。社区语义一致性指标方面，</w:t>
+      </w:r>
+      <w:r>
+        <w:t>E-GraphRAG</w:t>
+      </w:r>
+      <w:r>
+        <w:t>的社区内部语义相似度为</w:t>
+      </w:r>
+      <w:r>
+        <w:t>0.043</w:t>
+      </w:r>
+      <w:r>
+        <w:t>，高于</w:t>
+      </w:r>
+      <w:r>
+        <w:t>GraphRAG</w:t>
+      </w:r>
+      <w:r>
+        <w:t>的</w:t>
+      </w:r>
+      <w:r>
+        <w:t>0.032</w:t>
+      </w:r>
+      <w:r>
+        <w:t>，说明其社区内部实体之间的语义相关性更高。</w:t>
+      </w:r>
+    </w:p>
+    <w:p>
+      <w:pPr>
+        <w:ind w:firstLine="480"/>
+      </w:pPr>
+      <w:r>
         <w:lastRenderedPageBreak/>
-        <w:t>从社区规模来看，</w:t>
-      </w:r>
-      <w:r>
-        <w:t>E-GraphRAG</w:t>
-      </w:r>
-      <w:r>
-        <w:t>的平均社区规模为</w:t>
-      </w:r>
-      <w:r>
-        <w:t>58.66</w:t>
-      </w:r>
-      <w:r>
-        <w:t>，而</w:t>
-      </w:r>
-      <w:r>
-        <w:t>GraphRAG</w:t>
-      </w:r>
-      <w:r>
-        <w:t>为</w:t>
-      </w:r>
-      <w:r>
-        <w:t>8.50</w:t>
-      </w:r>
-      <w:r>
-        <w:t>，差异较为明显，反映出</w:t>
-      </w:r>
-      <w:r>
-        <w:t>E-GraphRAG</w:t>
-      </w:r>
-      <w:r>
-        <w:t>更倾向于形成覆盖范围更大的语义聚合结构，使更多具有相关性的实体被组织到同一社区之中。社区语义一致性指标方面，</w:t>
-      </w:r>
-      <w:r>
-        <w:t>E-GraphRAG</w:t>
-      </w:r>
-      <w:r>
-        <w:t>的社区内部语义相似度为</w:t>
-      </w:r>
-      <w:r>
-        <w:t>0.043</w:t>
-      </w:r>
-      <w:r>
-        <w:t>，高于</w:t>
-      </w:r>
-      <w:r>
-        <w:t>GraphRAG</w:t>
-      </w:r>
-      <w:r>
-        <w:t>的</w:t>
-      </w:r>
-      <w:r>
-        <w:t>0.032</w:t>
-      </w:r>
-      <w:r>
-        <w:t>，说明其社区内部实体之间的语义相关性更高。</w:t>
-      </w:r>
-    </w:p>
-    <w:p>
-      <w:pPr>
-        <w:ind w:firstLine="480"/>
-      </w:pPr>
-      <w:r>
         <w:t>整体来看，</w:t>
       </w:r>
       <w:r>
@@ -30703,7 +32290,7 @@
         <w:pStyle w:val="2"/>
         <w:spacing w:before="120" w:after="120"/>
       </w:pPr>
-      <w:bookmarkStart w:id="102" w:name="_Toc229067243"/>
+      <w:bookmarkStart w:id="102" w:name="_Toc229472016"/>
       <w:r>
         <w:rPr>
           <w:rFonts w:hint="eastAsia"/>
@@ -30731,9 +32318,11 @@
       <w:r>
         <w:t>、</w:t>
       </w:r>
+      <w:proofErr w:type="spellStart"/>
       <w:r>
         <w:t>LightRAG</w:t>
       </w:r>
+      <w:proofErr w:type="spellEnd"/>
       <w:r>
         <w:t>以及本文提出的</w:t>
       </w:r>
@@ -30836,12 +32425,11 @@
           <w:rStyle w:val="bzpyqfadein"/>
         </w:rPr>
       </w:pPr>
-      <w:bookmarkStart w:id="103" w:name="_Toc229067244"/>
+      <w:bookmarkStart w:id="103" w:name="_Toc229472017"/>
       <w:r>
         <w:rPr>
           <w:rStyle w:val="bzpyqfadein"/>
         </w:rPr>
-        <w:lastRenderedPageBreak/>
         <w:t>文档级检索性能比较</w:t>
       </w:r>
       <w:bookmarkEnd w:id="103"/>
@@ -30887,6 +32475,7 @@
         <w:rPr>
           <w:noProof/>
         </w:rPr>
+        <w:lastRenderedPageBreak/>
         <w:drawing>
           <wp:inline distT="0" distB="0" distL="0" distR="0" wp14:anchorId="15ED39EF" wp14:editId="48D4370D">
             <wp:extent cx="5471795" cy="1663065"/>
@@ -31098,13 +32687,12 @@
           <w:rStyle w:val="bzpyqfadein"/>
         </w:rPr>
       </w:pPr>
-      <w:bookmarkStart w:id="104" w:name="_Toc229067245"/>
+      <w:bookmarkStart w:id="104" w:name="_Toc229472018"/>
       <w:r>
         <w:rPr>
           <w:rStyle w:val="bzpyqfadein"/>
           <w:rFonts w:hint="eastAsia"/>
         </w:rPr>
-        <w:lastRenderedPageBreak/>
         <w:t>内容忠实度与准确性分析</w:t>
       </w:r>
       <w:bookmarkEnd w:id="104"/>
@@ -31138,6 +32726,7 @@
         <w:rPr>
           <w:noProof/>
         </w:rPr>
+        <w:lastRenderedPageBreak/>
         <w:drawing>
           <wp:inline distT="0" distB="0" distL="0" distR="0" wp14:anchorId="1050D487" wp14:editId="07F5FA9D">
             <wp:extent cx="5471795" cy="1708150"/>
@@ -31300,9 +32889,8 @@
         <w:pStyle w:val="3"/>
         <w:spacing w:before="120" w:after="120"/>
       </w:pPr>
-      <w:bookmarkStart w:id="107" w:name="_Toc229067246"/>
-      <w:r>
-        <w:lastRenderedPageBreak/>
+      <w:bookmarkStart w:id="107" w:name="_Toc229472019"/>
+      <w:r>
         <w:t>回答相关性与语义表达一致性</w:t>
       </w:r>
       <w:bookmarkEnd w:id="107"/>
@@ -31336,6 +32924,7 @@
         <w:rPr>
           <w:noProof/>
         </w:rPr>
+        <w:lastRenderedPageBreak/>
         <w:drawing>
           <wp:inline distT="0" distB="0" distL="0" distR="0" wp14:anchorId="029C1C06" wp14:editId="39EBD47E">
             <wp:extent cx="5471795" cy="1727835"/>
@@ -31486,8 +33075,13 @@
       <w:r>
         <w:t>的最高分，优于</w:t>
       </w:r>
-      <w:r>
-        <w:t>LightRAG(0.802)</w:t>
+      <w:proofErr w:type="spellStart"/>
+      <w:r>
+        <w:t>LightRAG</w:t>
+      </w:r>
+      <w:proofErr w:type="spellEnd"/>
+      <w:r>
+        <w:t>(0.802)</w:t>
       </w:r>
       <w:r>
         <w:t>与</w:t>
@@ -31534,9 +33128,11 @@
       <w:r>
         <w:t>策略。在结构化推理和宏观整合场景下，</w:t>
       </w:r>
+      <w:proofErr w:type="spellStart"/>
       <w:r>
         <w:t>LightRAG</w:t>
       </w:r>
+      <w:proofErr w:type="spellEnd"/>
       <w:r>
         <w:t>虽然相关性评分较高（分别为</w:t>
       </w:r>
@@ -31582,11 +33178,7 @@
         <w:t>0.845</w:t>
       </w:r>
       <w:r>
-        <w:t>的语义相似度与忠实度，确保了系统输出的每一个字句都具备行业专家水准的严谨性。对于对合规性与准确性有极端要求的企</w:t>
-      </w:r>
-      <w:r>
-        <w:lastRenderedPageBreak/>
-        <w:t>业知识检索场景，这种以牺牲冗余表达来换取表达精确性的逻辑，更符合其实际业务价值。</w:t>
+        <w:t>的语义相似度与忠实度，确保了系统输出的每一个字句都具备行业专家水准的严谨性。对于对合规性与准确性有极端要求的企业知识检索场景，这种以牺牲冗余表达来换取表达精确性的逻辑，更符合其实际业务价值。</w:t>
       </w:r>
     </w:p>
     <w:p>
@@ -31594,7 +33186,7 @@
         <w:pStyle w:val="3"/>
         <w:spacing w:before="120" w:after="120"/>
       </w:pPr>
-      <w:bookmarkStart w:id="108" w:name="_Toc229067247"/>
+      <w:bookmarkStart w:id="108" w:name="_Toc229472020"/>
       <w:r>
         <w:t>综合评价与场景适应性总结</w:t>
       </w:r>
@@ -31611,7 +33203,11 @@
         <w:t>E-GraphRAG</w:t>
       </w:r>
       <w:r>
-        <w:t>在企业知识检索场景下的核心业务价值进行综合总结。实验结果表明，该方法在处理多层级、强关联的企业专业知识时展现了显著的技术优势与业务适应性。</w:t>
+        <w:t>在企业知识检索场景下的核心业务价值进行综合总结。实验结果表明，</w:t>
+      </w:r>
+      <w:r>
+        <w:lastRenderedPageBreak/>
+        <w:t>该方法在处理多层级、强关联的企业专业知识时展现了显著的技术优势与业务适应性。</w:t>
       </w:r>
     </w:p>
     <w:p>
@@ -32499,9 +34095,11 @@
             <w:pPr>
               <w:pStyle w:val="ad"/>
             </w:pPr>
+            <w:proofErr w:type="spellStart"/>
             <w:r>
               <w:t>LightRAG</w:t>
             </w:r>
+            <w:proofErr w:type="spellEnd"/>
           </w:p>
         </w:tc>
         <w:tc>
@@ -33947,7 +35545,7 @@
         <w:pStyle w:val="2"/>
         <w:spacing w:before="120" w:after="120"/>
       </w:pPr>
-      <w:bookmarkStart w:id="109" w:name="_Toc229067248"/>
+      <w:bookmarkStart w:id="109" w:name="_Toc229472021"/>
       <w:r>
         <w:t>基于真实业务场景的案例分析</w:t>
       </w:r>
@@ -34058,7 +35656,7 @@
         <w:pStyle w:val="3"/>
         <w:spacing w:before="120" w:after="120"/>
       </w:pPr>
-      <w:bookmarkStart w:id="110" w:name="_Toc229067249"/>
+      <w:bookmarkStart w:id="110" w:name="_Toc229472022"/>
       <w:r>
         <w:t>评价机制设计同多元画像体系构建</w:t>
       </w:r>
@@ -34075,18 +35673,15 @@
         <w:t xml:space="preserve"> </w:t>
       </w:r>
       <w:r>
-        <w:t>。评价主体的设定涵盖</w:t>
-      </w:r>
+        <w:t>。评价主体的设定涵盖了合规审查专家、行政职能人员及法律专业学生三类角色，旨在通过不同视角的反馈，对系统产出的严谨性、直观性同系统性执行定性审计。合规专家侧重证据的严密性及法律术语的解析度；行政人员关注结论的直观性同业务意图的匹配度；法律学生则聚焦逻辑链条的完整性及条款关联的广度。这种多视角的交叉评估，致使系统产出能够脱离单一的算法逻辑，获得具备业务实战价值的综合反馈。</w:t>
+      </w:r>
+    </w:p>
+    <w:p>
+      <w:pPr>
+        <w:ind w:firstLine="480"/>
+      </w:pPr>
       <w:r>
         <w:lastRenderedPageBreak/>
-        <w:t>了合规审查专家、行政职能人员及法律专业学生三类角色，旨在通过不同视角的反馈，对系统产出的严谨性、直观性同系统性执行定性审计。合规专家侧重证据的严密性及法律术语的解析度；行政人员关注结论的直观性同业务意图的匹配度；法律学生则聚焦逻辑链条的完整性及条款关联的广度。这种多视角的交叉评估，致使系统产出能够脱离单一的算法逻辑，获得具备业务实战价值的综合反馈。</w:t>
-      </w:r>
-    </w:p>
-    <w:p>
-      <w:pPr>
-        <w:ind w:firstLine="480"/>
-      </w:pPr>
-      <w:r>
         <w:t>量化测度准则的确立同样遵循了企业级检索质量模型。本研究设定了事实准确度、证据可追溯性同逻辑连贯性三项核心指标。事实准确度主要衡量系统对合同关键数值、日期及主体定义的精准召回；证据可追溯性关注图结构节点向原始文本块（</w:t>
       </w:r>
       <w:r>
@@ -34157,7 +35752,7 @@
         <w:pStyle w:val="3"/>
         <w:spacing w:before="120" w:after="120"/>
       </w:pPr>
-      <w:bookmarkStart w:id="111" w:name="_Toc229067250"/>
+      <w:bookmarkStart w:id="111" w:name="_Toc229472023"/>
       <w:r>
         <w:t>单条款业务问题</w:t>
       </w:r>
@@ -34460,20 +36055,33 @@
               <w:rPr>
                 <w:rStyle w:val="bzpyqfadein"/>
               </w:rPr>
-              <w:t>NICELTD_06_26</w:t>
-            </w:r>
-            <w:r>
+              <w:t>NICELTD_06_26_2003-EX-4.5-OUTSOURCING AGREEMENT</w:t>
+            </w:r>
+          </w:p>
+        </w:tc>
+        <w:tc>
+          <w:tcPr>
+            <w:tcW w:w="2521" w:type="dxa"/>
+            <w:vAlign w:val="center"/>
+          </w:tcPr>
+          <w:p>
+            <w:pPr>
+              <w:pStyle w:val="ad"/>
               <w:rPr>
                 <w:rStyle w:val="bzpyqfadein"/>
               </w:rPr>
-              <w:lastRenderedPageBreak/>
-              <w:t>_2003-EX-4.5-OUTSOURCING AGREEMENT</w:t>
-            </w:r>
-          </w:p>
-        </w:tc>
-        <w:tc>
-          <w:tcPr>
-            <w:tcW w:w="2521" w:type="dxa"/>
+            </w:pPr>
+            <w:r>
+              <w:rPr>
+                <w:rStyle w:val="bzpyqfadein"/>
+              </w:rPr>
+              <w:t>违约金上限条款</w:t>
+            </w:r>
+          </w:p>
+        </w:tc>
+        <w:tc>
+          <w:tcPr>
+            <w:tcW w:w="2522" w:type="dxa"/>
             <w:vAlign w:val="center"/>
           </w:tcPr>
           <w:p>
@@ -34487,14 +36095,13 @@
               <w:rPr>
                 <w:rStyle w:val="bzpyqfadein"/>
               </w:rPr>
-              <w:lastRenderedPageBreak/>
-              <w:t>违约金上限条款</w:t>
-            </w:r>
-          </w:p>
-        </w:tc>
-        <w:tc>
-          <w:tcPr>
-            <w:tcW w:w="2522" w:type="dxa"/>
+              <w:t>“The total liquidated damages shall not exceed 5% of the Product Price.”</w:t>
+            </w:r>
+          </w:p>
+        </w:tc>
+        <w:tc>
+          <w:tcPr>
+            <w:tcW w:w="1954" w:type="dxa"/>
             <w:vAlign w:val="center"/>
           </w:tcPr>
           <w:p>
@@ -34508,42 +36115,7 @@
               <w:rPr>
                 <w:rStyle w:val="bzpyqfadein"/>
               </w:rPr>
-              <w:t xml:space="preserve">“The total liquidated </w:t>
-            </w:r>
-            <w:r>
-              <w:rPr>
-                <w:rStyle w:val="bzpyqfadein"/>
-              </w:rPr>
-              <w:lastRenderedPageBreak/>
-              <w:t>damages shall not exceed 5% of the Product Price.”</w:t>
-            </w:r>
-          </w:p>
-        </w:tc>
-        <w:tc>
-          <w:tcPr>
-            <w:tcW w:w="1954" w:type="dxa"/>
-            <w:vAlign w:val="center"/>
-          </w:tcPr>
-          <w:p>
-            <w:pPr>
-              <w:pStyle w:val="ad"/>
-              <w:rPr>
-                <w:rStyle w:val="bzpyqfadein"/>
-              </w:rPr>
-            </w:pPr>
-            <w:r>
-              <w:rPr>
-                <w:rStyle w:val="bzpyqfadein"/>
-              </w:rPr>
-              <w:lastRenderedPageBreak/>
-              <w:t>对迟延交付违约金设</w:t>
-            </w:r>
-            <w:r>
-              <w:rPr>
-                <w:rStyle w:val="bzpyqfadein"/>
-              </w:rPr>
-              <w:lastRenderedPageBreak/>
-              <w:t>置上限</w:t>
+              <w:t>对迟延交付违约金设置上限</w:t>
             </w:r>
           </w:p>
         </w:tc>
@@ -34655,6 +36227,7 @@
         <w:rPr>
           <w:rFonts w:hint="eastAsia"/>
         </w:rPr>
+        <w:lastRenderedPageBreak/>
         <w:t>根据以上检索得到的内容，系统生成回答：</w:t>
       </w:r>
     </w:p>
@@ -35293,7 +36866,6 @@
         <w:rPr>
           <w:rStyle w:val="citation-348"/>
         </w:rPr>
-        <w:lastRenderedPageBreak/>
         <w:t>本案例的实证结果表明，在合同责任查询任务中，单纯的文本片段召回已难以满足决策诉求</w:t>
       </w:r>
       <w:r>
@@ -35329,8 +36901,9 @@
         <w:pStyle w:val="3"/>
         <w:spacing w:before="120" w:after="120"/>
       </w:pPr>
-      <w:bookmarkStart w:id="112" w:name="_Toc229067251"/>
-      <w:r>
+      <w:bookmarkStart w:id="112" w:name="_Toc229472024"/>
+      <w:r>
+        <w:lastRenderedPageBreak/>
         <w:t>条款解释型问题</w:t>
       </w:r>
       <w:bookmarkEnd w:id="112"/>
@@ -35699,14 +37272,7 @@
               <w:rPr>
                 <w:rStyle w:val="bzpyqfadein"/>
               </w:rPr>
-              <w:t>BELLICUMPHARMACEUTICAL</w:t>
-            </w:r>
-            <w:r>
-              <w:rPr>
-                <w:rStyle w:val="bzpyqfadein"/>
-              </w:rPr>
-              <w:lastRenderedPageBreak/>
-              <w:t>S_2019_EX-10.1_Supply Agreement</w:t>
+              <w:t>BELLICUMPHARMACEUTICALS_2019_EX-10.1_Supply Agreement</w:t>
             </w:r>
           </w:p>
         </w:tc>
@@ -35720,7 +37286,6 @@
               <w:pStyle w:val="ad"/>
             </w:pPr>
             <w:r>
-              <w:lastRenderedPageBreak/>
               <w:t>禁令救济</w:t>
             </w:r>
           </w:p>
@@ -35735,11 +37300,7 @@
               <w:pStyle w:val="ad"/>
             </w:pPr>
             <w:r>
-              <w:t xml:space="preserve">“In the event of violation of confidentiality obligations, the </w:t>
-            </w:r>
-            <w:r>
-              <w:lastRenderedPageBreak/>
-              <w:t>disclosing party may seek injunctive and equitable relief.”</w:t>
+              <w:t>“In the event of violation of confidentiality obligations, the disclosing party may seek injunctive and equitable relief.”</w:t>
             </w:r>
           </w:p>
         </w:tc>
@@ -35753,7 +37314,6 @@
               <w:pStyle w:val="ad"/>
             </w:pPr>
             <w:r>
-              <w:lastRenderedPageBreak/>
               <w:t>表明违反保密义务将产生法律救济</w:t>
             </w:r>
           </w:p>
@@ -35843,6 +37403,7 @@
               <w:rPr>
                 <w:rStyle w:val="bzpyqfadein"/>
               </w:rPr>
+              <w:lastRenderedPageBreak/>
               <w:t>AzulSa_20170303_F-1A_EX-10.3_9943903_EX-10.3_Maintenance Agreement1</w:t>
             </w:r>
           </w:p>
@@ -36496,7 +38057,6 @@
         <w:ind w:firstLine="480"/>
       </w:pPr>
       <w:r>
-        <w:lastRenderedPageBreak/>
         <w:t>本案例的实证结果表明，在处理条款解释型任务时，仅依赖单一片段的抽取式检索已难以还原合同的真实语义。</w:t>
       </w:r>
       <w:r>
@@ -36517,8 +38077,9 @@
         <w:pStyle w:val="3"/>
         <w:spacing w:before="120" w:after="120"/>
       </w:pPr>
-      <w:bookmarkStart w:id="113" w:name="_Toc229067252"/>
-      <w:r>
+      <w:bookmarkStart w:id="113" w:name="_Toc229472025"/>
+      <w:r>
+        <w:lastRenderedPageBreak/>
         <w:t>多条款联动问题</w:t>
       </w:r>
       <w:bookmarkEnd w:id="113"/>
@@ -36891,12 +38452,13 @@
             <w:pPr>
               <w:pStyle w:val="ad"/>
             </w:pPr>
-            <w:r>
-              <w:t>BERKELEYLIGHTS,INC_06_26_2020-</w:t>
-            </w:r>
-            <w:r>
-              <w:lastRenderedPageBreak/>
-              <w:t>EX-10.12-COLLABORATION AGREEMENT</w:t>
+            <w:proofErr w:type="gramStart"/>
+            <w:r>
+              <w:t>BERKELEYLIGHTS,INC</w:t>
+            </w:r>
+            <w:proofErr w:type="gramEnd"/>
+            <w:r>
+              <w:t>_06_26_2020-EX-10.12-COLLABORATION AGREEMENT</w:t>
             </w:r>
           </w:p>
         </w:tc>
@@ -36910,7 +38472,6 @@
               <w:pStyle w:val="ad"/>
             </w:pPr>
             <w:r>
-              <w:lastRenderedPageBreak/>
               <w:t>已完成工作费用条款</w:t>
             </w:r>
           </w:p>
@@ -36925,11 +38486,7 @@
               <w:pStyle w:val="ad"/>
             </w:pPr>
             <w:r>
-              <w:t xml:space="preserve">“Ginkgo shall pay BLI for work performed prior to the effective date of </w:t>
-            </w:r>
-            <w:r>
-              <w:lastRenderedPageBreak/>
-              <w:t>termination.”</w:t>
+              <w:t>“Ginkgo shall pay BLI for work performed prior to the effective date of termination.”</w:t>
             </w:r>
           </w:p>
         </w:tc>
@@ -36943,7 +38500,6 @@
               <w:pStyle w:val="ad"/>
             </w:pPr>
             <w:r>
-              <w:lastRenderedPageBreak/>
               <w:t>终止前已完成的工作仍需结算</w:t>
             </w:r>
           </w:p>
@@ -37029,6 +38585,7 @@
         <w:ind w:firstLine="480"/>
       </w:pPr>
       <w:r>
+        <w:lastRenderedPageBreak/>
         <w:t>系统基于上述跨文档、跨章节证据生成的综合回答（</w:t>
       </w:r>
       <w:r>
@@ -37365,11 +38922,7 @@
               <w:t>”</w:t>
             </w:r>
             <w:r>
-              <w:t>的行政管理人员而言，该结论具备极强</w:t>
-            </w:r>
-            <w:r>
-              <w:lastRenderedPageBreak/>
-              <w:t>的实战参考价值。</w:t>
+              <w:t>的行政管理人员而言，该结论具备极强的实战参考价值。</w:t>
             </w:r>
           </w:p>
         </w:tc>
@@ -37457,7 +39010,11 @@
         <w:t>E-GraphRAG</w:t>
       </w:r>
       <w:r>
-        <w:t>通过在知识图中组织终止、付款及违约责任等多重条款间的结构关系，致使系统能够在检索阶段同步定位相关证据，并在回答生成阶段准确表达这些条款间的相互影响。这种结构化分析能力能够更有效地支持企业在合同终止处理、违约定损及责任评估等复杂场景中的决策诉求。归结而言，通过将零散事实转化为拓扑关联的知识网，系统显著提升了处理高阶逻辑问题的可靠性。</w:t>
+        <w:t>通过在知识图中组织终止、付款及违约责任等多重条款间的结构关系，致使系统能够在检索阶段同步定位相关证据，并在回答生成阶段准确表达这些条款间的相互影响。这种结构化分</w:t>
+      </w:r>
+      <w:r>
+        <w:lastRenderedPageBreak/>
+        <w:t>析能力能够更有效地支持企业在合同终止处理、违约定损及责任评估等复杂场景中的决策诉求。归结而言，通过将零散事实转化为拓扑关联的知识网，系统显著提升了处理高阶逻辑问题的可靠性。</w:t>
       </w:r>
     </w:p>
     <w:p>
@@ -37468,7 +39025,7 @@
           <w:rStyle w:val="bzpyqfadein"/>
         </w:rPr>
       </w:pPr>
-      <w:bookmarkStart w:id="114" w:name="_Toc229067253"/>
+      <w:bookmarkStart w:id="114" w:name="_Toc229472026"/>
       <w:r>
         <w:rPr>
           <w:rStyle w:val="bzpyqfadein"/>
@@ -37754,11 +39311,7 @@
               <w:pStyle w:val="ad"/>
             </w:pPr>
             <w:r>
-              <w:t xml:space="preserve">“ARTICLE 9 CARTRIDGE RECALLS… Notice of Events that May Lead to Cartridge </w:t>
-            </w:r>
-            <w:r>
-              <w:lastRenderedPageBreak/>
-              <w:t>Recall.”</w:t>
+              <w:t>“ARTICLE 9 CARTRIDGE RECALLS… Notice of Events that May Lead to Cartridge Recall.”</w:t>
             </w:r>
           </w:p>
         </w:tc>
@@ -37772,12 +39325,7 @@
               <w:pStyle w:val="ad"/>
             </w:pPr>
             <w:r>
-              <w:lastRenderedPageBreak/>
-              <w:t>产品召回事件可能触发合同终止</w:t>
-            </w:r>
-            <w:r>
-              <w:lastRenderedPageBreak/>
-              <w:t>或责任追究</w:t>
+              <w:t>产品召回事件可能触发合同终止或责任追究</w:t>
             </w:r>
           </w:p>
         </w:tc>
@@ -37895,6 +39443,7 @@
         <w:rPr>
           <w:rStyle w:val="bzpyqfadein"/>
         </w:rPr>
+        <w:lastRenderedPageBreak/>
         <w:t>表</w:t>
       </w:r>
       <w:r>
@@ -38039,9 +39588,11 @@
             <w:pPr>
               <w:pStyle w:val="ad"/>
             </w:pPr>
+            <w:proofErr w:type="spellStart"/>
             <w:r>
               <w:t>dispute_resolved_in</w:t>
             </w:r>
+            <w:proofErr w:type="spellEnd"/>
           </w:p>
         </w:tc>
         <w:tc>
@@ -38100,9 +39651,11 @@
             <w:pPr>
               <w:pStyle w:val="ad"/>
             </w:pPr>
+            <w:proofErr w:type="spellStart"/>
             <w:r>
               <w:t>governed_by</w:t>
             </w:r>
+            <w:proofErr w:type="spellEnd"/>
           </w:p>
         </w:tc>
         <w:tc>
@@ -38161,9 +39714,11 @@
             <w:pPr>
               <w:pStyle w:val="ad"/>
             </w:pPr>
+            <w:proofErr w:type="spellStart"/>
             <w:r>
               <w:t>liability_excludes_cap_for</w:t>
             </w:r>
+            <w:proofErr w:type="spellEnd"/>
           </w:p>
         </w:tc>
         <w:tc>
@@ -38228,9 +39783,11 @@
             <w:pPr>
               <w:pStyle w:val="ad"/>
             </w:pPr>
+            <w:proofErr w:type="spellStart"/>
             <w:r>
               <w:t>confidentiality_applies_to</w:t>
             </w:r>
+            <w:proofErr w:type="spellEnd"/>
           </w:p>
         </w:tc>
         <w:tc>
@@ -38326,16 +39883,7 @@
                 <w:i/>
                 <w:iCs/>
               </w:rPr>
-              <w:t xml:space="preserve">From the overall structure of the contract, the most critical risk areas are concentrated in dispute resolution mechanisms, liability limitations, and confidentiality obligations. The contract designates arbitration as the primary means of dispute resolution and stipulates that arbitral awards are final and binding, implying that disputes will be resolved through a definitive and non-appealable process. Furthermore, the contract specifies that liability limitations may not apply to certain damages, such as personal injury or property damage, which could lead to significant potential liability risks. Simultaneously, the contract imposes strict restrictions on the use and disclosure of </w:t>
-            </w:r>
-            <w:r>
-              <w:rPr>
-                <w:rFonts w:cs="Times New Roman"/>
-                <w:i/>
-                <w:iCs/>
-              </w:rPr>
-              <w:lastRenderedPageBreak/>
-              <w:t>confidential information and requires confidentiality obligations to persist post-termination. Consequently, a clear risk linkage exists between these clauses, making dispute resolution, liability scope, and information management the interconnected risk domains in this contract.</w:t>
+              <w:t>From the overall structure of the contract, the most critical risk areas are concentrated in dispute resolution mechanisms, liability limitations, and confidentiality obligations. The contract designates arbitration as the primary means of dispute resolution and stipulates that arbitral awards are final and binding, implying that disputes will be resolved through a definitive and non-appealable process. Furthermore, the contract specifies that liability limitations may not apply to certain damages, such as personal injury or property damage, which could lead to significant potential liability risks. Simultaneously, the contract imposes strict restrictions on the use and disclosure of confidential information and requires confidentiality obligations to persist post-termination. Consequently, a clear risk linkage exists between these clauses, making dispute resolution, liability scope, and information management the interconnected risk domains in this contract.</w:t>
             </w:r>
           </w:p>
         </w:tc>
@@ -38534,6 +40082,7 @@
               <w:t>系统表现出了极佳的全局整合能力。它不仅识别了</w:t>
             </w:r>
             <w:r>
+              <w:lastRenderedPageBreak/>
               <w:t>“</w:t>
             </w:r>
             <w:r>
@@ -38580,6 +40129,7 @@
               <w:pStyle w:val="ad"/>
             </w:pPr>
             <w:r>
+              <w:lastRenderedPageBreak/>
               <w:t>画像</w:t>
             </w:r>
             <w:r>
@@ -38743,12 +40293,11 @@
         <w:pStyle w:val="2"/>
         <w:spacing w:before="120" w:after="120"/>
       </w:pPr>
-      <w:bookmarkStart w:id="115" w:name="_Toc229067254"/>
-      <w:r>
-        <w:rPr>
-          <w:rFonts w:hint="eastAsia"/>
-        </w:rPr>
-        <w:lastRenderedPageBreak/>
+      <w:bookmarkStart w:id="115" w:name="_Toc229472027"/>
+      <w:r>
+        <w:rPr>
+          <w:rFonts w:hint="eastAsia"/>
+        </w:rPr>
         <w:t>本章</w:t>
       </w:r>
       <w:r>
@@ -38783,7 +40332,11 @@
         <w:t>E-GraphRAG</w:t>
       </w:r>
       <w:r>
-        <w:t>不仅能定位微观信息，更具备理解复杂逻辑并形成宏观解释的能力。实证结果论证了所提框架在企业知识检索场景下的应用潜力，为解决业务咨询中的检索幻觉提供了可行路径。</w:t>
+        <w:t>不仅</w:t>
+      </w:r>
+      <w:r>
+        <w:lastRenderedPageBreak/>
+        <w:t>能定位微观信息，更具备理解复杂逻辑并形成宏观解释的能力。实证结果论证了所提框架在企业知识检索场景下的应用潜力，为解决业务咨询中的检索幻觉提供了可行路径。</w:t>
       </w:r>
     </w:p>
     <w:p>
@@ -38806,7 +40359,7 @@
         <w:pStyle w:val="1"/>
         <w:spacing w:before="120" w:after="120"/>
       </w:pPr>
-      <w:bookmarkStart w:id="116" w:name="_Toc229067255"/>
+      <w:bookmarkStart w:id="116" w:name="_Toc229472028"/>
       <w:r>
         <w:lastRenderedPageBreak/>
         <w:t>结论与展望</w:t>
@@ -38838,7 +40391,7 @@
         <w:pStyle w:val="2"/>
         <w:spacing w:before="120" w:after="120"/>
       </w:pPr>
-      <w:bookmarkStart w:id="117" w:name="_Toc229067256"/>
+      <w:bookmarkStart w:id="117" w:name="_Toc229472029"/>
       <w:r>
         <w:rPr>
           <w:rFonts w:hint="eastAsia"/>
@@ -38995,7 +40548,7 @@
         <w:pStyle w:val="2"/>
         <w:spacing w:before="120" w:after="120"/>
       </w:pPr>
-      <w:bookmarkStart w:id="118" w:name="_Toc229067257"/>
+      <w:bookmarkStart w:id="118" w:name="_Toc229472030"/>
       <w:r>
         <w:t>未来工作展望</w:t>
       </w:r>
@@ -39046,15 +40599,19 @@
       <w:r>
         <w:t>认知闭环的现状，未来的研究应致力于探索具备外部行动能力（</w:t>
       </w:r>
+      <w:proofErr w:type="spellStart"/>
       <w:r>
         <w:t>ActionAgency</w:t>
       </w:r>
+      <w:proofErr w:type="spellEnd"/>
       <w:r>
         <w:t>）的业务执行范式。以</w:t>
       </w:r>
+      <w:proofErr w:type="spellStart"/>
       <w:r>
         <w:t>OpenClaw</w:t>
       </w:r>
+      <w:proofErr w:type="spellEnd"/>
       <w:r>
         <w:t>为代表的本地化</w:t>
       </w:r>
@@ -39136,9 +40693,11 @@
       <w:r>
         <w:t>进一步审视，知识图谱作为代理系统的底层认知支撑，其静态构建模式在应对企业知识的实时流转时仍显滞后。未来工作将聚焦于知识图谱的动态演进（</w:t>
       </w:r>
+      <w:proofErr w:type="spellStart"/>
       <w:r>
         <w:t>DynamicKnowledgeEvolution</w:t>
       </w:r>
+      <w:proofErr w:type="spellEnd"/>
       <w:r>
         <w:t>）技术，探索如何将代理系统在交互过程中获取的反馈信息、增量文档及逻辑纠偏实时沉淀至拓扑结构之中。这种具备自我更新能力的知识资产组织方式，将使系统能够感知企业业务规则的细微变迁，从而维持长期的决策一致性。</w:t>
       </w:r>
@@ -39151,8 +40710,13 @@
         <w:t>此外，在面对超大规模或跨部门的复杂咨询任务时，单体智能体的计算带宽与知识域存在天然限制。引入多智能体协同（</w:t>
       </w:r>
       <w:r>
-        <w:t>Multi-AgentCollaboration</w:t>
-      </w:r>
+        <w:t>Multi-</w:t>
+      </w:r>
+      <w:proofErr w:type="spellStart"/>
+      <w:r>
+        <w:t>AgentCollaboration</w:t>
+      </w:r>
+      <w:proofErr w:type="spellEnd"/>
       <w:r>
         <w:t>）机制，通过建立</w:t>
       </w:r>
@@ -39251,7 +40815,7 @@
         </w:numPr>
         <w:spacing w:before="120" w:after="120"/>
       </w:pPr>
-      <w:bookmarkStart w:id="119" w:name="_Toc229067258"/>
+      <w:bookmarkStart w:id="119" w:name="_Toc229472031"/>
       <w:r>
         <w:lastRenderedPageBreak/>
         <w:t>参考文献</w:t>
@@ -39579,7 +41143,15 @@
         <w:ind w:left="360" w:firstLine="480"/>
       </w:pPr>
       <w:r>
-        <w:t>Edge D, Trinh H, Cheng N, et al. From local to global: A graph rag approach to query-focused summarization[J]. arXiv preprint arXiv:2404.16130, 2024</w:t>
+        <w:t xml:space="preserve">Edge D, Trinh H, Cheng N, et al. From local to global: A graph rag approach to query-focused summarization[J]. </w:t>
+      </w:r>
+      <w:proofErr w:type="spellStart"/>
+      <w:r>
+        <w:t>arXiv</w:t>
+      </w:r>
+      <w:proofErr w:type="spellEnd"/>
+      <w:r>
+        <w:t xml:space="preserve"> preprint arXiv:2404.16130, 2024</w:t>
       </w:r>
     </w:p>
     <w:p>
@@ -39942,7 +41514,23 @@
         </w:rPr>
       </w:pPr>
       <w:r>
-        <w:t>Soman K, Rose P W, Morris J H, et al. Biomedical knowledge graph-enhanced prompt generation for large language models[J]. arXiv e-prints, 2023: arXiv: 2311.17330</w:t>
+        <w:t xml:space="preserve">Soman K, Rose P W, Morris J H, et al. Biomedical knowledge graph-enhanced prompt generation for large language models[J]. </w:t>
+      </w:r>
+      <w:proofErr w:type="spellStart"/>
+      <w:r>
+        <w:t>arXiv</w:t>
+      </w:r>
+      <w:proofErr w:type="spellEnd"/>
+      <w:r>
+        <w:t xml:space="preserve"> e-prints, 2023: </w:t>
+      </w:r>
+      <w:proofErr w:type="spellStart"/>
+      <w:r>
+        <w:t>arXiv</w:t>
+      </w:r>
+      <w:proofErr w:type="spellEnd"/>
+      <w:r>
+        <w:t>: 2311.17330</w:t>
       </w:r>
     </w:p>
     <w:p>
@@ -39962,7 +41550,15 @@
         </w:rPr>
       </w:pPr>
       <w:r>
-        <w:t>Li M, Miao S, Li P. Simple is effective: The roles of graphs and large language models in knowledge-graph-based retrieval-augmented generation[J]. arXiv preprint arXiv:2410.20724, 2024</w:t>
+        <w:t xml:space="preserve">Li M, Miao S, Li P. Simple is effective: The roles of graphs and large language models in knowledge-graph-based retrieval-augmented generation[J]. </w:t>
+      </w:r>
+      <w:proofErr w:type="spellStart"/>
+      <w:r>
+        <w:t>arXiv</w:t>
+      </w:r>
+      <w:proofErr w:type="spellEnd"/>
+      <w:r>
+        <w:t xml:space="preserve"> preprint arXiv:2410.20724, 2024</w:t>
       </w:r>
     </w:p>
     <w:p>
@@ -40084,8 +41680,29 @@
           <w:szCs w:val="21"/>
         </w:rPr>
       </w:pPr>
-      <w:r>
-        <w:t xml:space="preserve">Zuo C, Qiao M, Zhou W, et al. SeRF: segment graph for range-filtering approximate nearest neighbor search[J]. Proceedings of the ACM on </w:t>
+      <w:proofErr w:type="spellStart"/>
+      <w:r>
+        <w:t>Zuo</w:t>
+      </w:r>
+      <w:proofErr w:type="spellEnd"/>
+      <w:r>
+        <w:t xml:space="preserve"> C, </w:t>
+      </w:r>
+      <w:proofErr w:type="spellStart"/>
+      <w:r>
+        <w:t>Qiao</w:t>
+      </w:r>
+      <w:proofErr w:type="spellEnd"/>
+      <w:r>
+        <w:t xml:space="preserve"> M, Zhou W, et al. </w:t>
+      </w:r>
+      <w:proofErr w:type="spellStart"/>
+      <w:r>
+        <w:t>SeRF</w:t>
+      </w:r>
+      <w:proofErr w:type="spellEnd"/>
+      <w:r>
+        <w:t xml:space="preserve">: segment graph for range-filtering approximate nearest neighbor search[J]. Proceedings of the ACM on </w:t>
       </w:r>
       <w:r>
         <w:rPr>
@@ -40115,7 +41732,15 @@
         </w:rPr>
       </w:pPr>
       <w:r>
-        <w:t>Agrawal V, Wang F, Puri R. Query-Aware Graph Neural Networks for Enhanced Retrieval-Augmented Generation[J]. arXiv preprint arXiv:2508.05647, 2025</w:t>
+        <w:t xml:space="preserve">Agrawal V, Wang F, Puri R. Query-Aware Graph Neural Networks for Enhanced Retrieval-Augmented Generation[J]. </w:t>
+      </w:r>
+      <w:proofErr w:type="spellStart"/>
+      <w:r>
+        <w:t>arXiv</w:t>
+      </w:r>
+      <w:proofErr w:type="spellEnd"/>
+      <w:r>
+        <w:t xml:space="preserve"> preprint arXiv:2508.05647, 2025</w:t>
       </w:r>
     </w:p>
     <w:p>
@@ -40328,8 +41953,37 @@
           <w:szCs w:val="21"/>
         </w:rPr>
       </w:pPr>
-      <w:r>
-        <w:t>Mavromatis C, Karypis G. Gnn-rag: Graph neural retrieval for large language model reasoning[J]. arXiv preprint arXiv:2405.20139, 2024</w:t>
+      <w:proofErr w:type="spellStart"/>
+      <w:r>
+        <w:t>Mavromatis</w:t>
+      </w:r>
+      <w:proofErr w:type="spellEnd"/>
+      <w:r>
+        <w:t xml:space="preserve"> C, </w:t>
+      </w:r>
+      <w:proofErr w:type="spellStart"/>
+      <w:r>
+        <w:t>Karypis</w:t>
+      </w:r>
+      <w:proofErr w:type="spellEnd"/>
+      <w:r>
+        <w:t xml:space="preserve"> G. </w:t>
+      </w:r>
+      <w:proofErr w:type="spellStart"/>
+      <w:r>
+        <w:t>Gnn</w:t>
+      </w:r>
+      <w:proofErr w:type="spellEnd"/>
+      <w:r>
+        <w:t xml:space="preserve">-rag: Graph neural retrieval for large language model reasoning[J]. </w:t>
+      </w:r>
+      <w:proofErr w:type="spellStart"/>
+      <w:r>
+        <w:t>arXiv</w:t>
+      </w:r>
+      <w:proofErr w:type="spellEnd"/>
+      <w:r>
+        <w:t xml:space="preserve"> preprint arXiv:2405.20139, 2024</w:t>
       </w:r>
     </w:p>
     <w:p>
@@ -40402,7 +42056,39 @@
         </w:rPr>
       </w:pPr>
       <w:r>
-        <w:t>Singh I S, Aggarwal R, Allahverdiyev I, et al. Chunkrag: Novel llm-chunk filtering method for rag systems[J]. arXiv preprint arXiv:2410.19572, 2024</w:t>
+        <w:t xml:space="preserve">Singh I S, Aggarwal R, </w:t>
+      </w:r>
+      <w:proofErr w:type="spellStart"/>
+      <w:r>
+        <w:t>Allahverdiyev</w:t>
+      </w:r>
+      <w:proofErr w:type="spellEnd"/>
+      <w:r>
+        <w:t xml:space="preserve"> I, et al. </w:t>
+      </w:r>
+      <w:proofErr w:type="spellStart"/>
+      <w:r>
+        <w:t>Chunkrag</w:t>
+      </w:r>
+      <w:proofErr w:type="spellEnd"/>
+      <w:r>
+        <w:t xml:space="preserve">: Novel </w:t>
+      </w:r>
+      <w:proofErr w:type="spellStart"/>
+      <w:r>
+        <w:t>llm</w:t>
+      </w:r>
+      <w:proofErr w:type="spellEnd"/>
+      <w:r>
+        <w:t xml:space="preserve">-chunk filtering method for rag systems[J]. </w:t>
+      </w:r>
+      <w:proofErr w:type="spellStart"/>
+      <w:r>
+        <w:t>arXiv</w:t>
+      </w:r>
+      <w:proofErr w:type="spellEnd"/>
+      <w:r>
+        <w:t xml:space="preserve"> preprint arXiv:2410.19572, 2024</w:t>
       </w:r>
     </w:p>
     <w:p>
@@ -40422,7 +42108,31 @@
         </w:rPr>
       </w:pPr>
       <w:r>
-        <w:t>Mei K, Zhu X, Xu W, et al. Aios: Llm agent operating system[J]. arXiv preprint arXiv:2403.16971, 2024</w:t>
+        <w:t xml:space="preserve">Mei K, Zhu X, Xu W, et al. </w:t>
+      </w:r>
+      <w:proofErr w:type="spellStart"/>
+      <w:r>
+        <w:t>Aios</w:t>
+      </w:r>
+      <w:proofErr w:type="spellEnd"/>
+      <w:r>
+        <w:t xml:space="preserve">: </w:t>
+      </w:r>
+      <w:proofErr w:type="spellStart"/>
+      <w:r>
+        <w:t>Llm</w:t>
+      </w:r>
+      <w:proofErr w:type="spellEnd"/>
+      <w:r>
+        <w:t xml:space="preserve"> agent operating system[J]. </w:t>
+      </w:r>
+      <w:proofErr w:type="spellStart"/>
+      <w:r>
+        <w:t>arXiv</w:t>
+      </w:r>
+      <w:proofErr w:type="spellEnd"/>
+      <w:r>
+        <w:t xml:space="preserve"> preprint arXiv:2403.16971, 2024</w:t>
       </w:r>
     </w:p>
     <w:p>
@@ -41166,7 +42876,15 @@
         </w:rPr>
       </w:pPr>
       <w:r>
-        <w:t>Edge D, Trinh H, Cheng N, et al. From local to global: A graph rag approach to query-focused summarization[J]. arXiv preprint arXiv:2404.16130, 2024.</w:t>
+        <w:t xml:space="preserve">Edge D, Trinh H, Cheng N, et al. From local to global: A graph rag approach to query-focused summarization[J]. </w:t>
+      </w:r>
+      <w:proofErr w:type="spellStart"/>
+      <w:r>
+        <w:t>arXiv</w:t>
+      </w:r>
+      <w:proofErr w:type="spellEnd"/>
+      <w:r>
+        <w:t xml:space="preserve"> preprint arXiv:2404.16130, 2024.</w:t>
       </w:r>
     </w:p>
     <w:p>
@@ -41261,8 +42979,21 @@
           <w:szCs w:val="21"/>
         </w:rPr>
       </w:pPr>
-      <w:r>
-        <w:t>Sanmartin D. Kg-rag: Bridging the gap between knowledge and creativity[J]. arXiv preprint arXiv:2405.12035, 2024.</w:t>
+      <w:proofErr w:type="spellStart"/>
+      <w:r>
+        <w:t>Sanmartin</w:t>
+      </w:r>
+      <w:proofErr w:type="spellEnd"/>
+      <w:r>
+        <w:t xml:space="preserve"> D. Kg-rag: Bridging the gap between knowledge and creativity[J]. </w:t>
+      </w:r>
+      <w:proofErr w:type="spellStart"/>
+      <w:r>
+        <w:t>arXiv</w:t>
+      </w:r>
+      <w:proofErr w:type="spellEnd"/>
+      <w:r>
+        <w:t xml:space="preserve"> preprint arXiv:2405.12035, 2024.</w:t>
       </w:r>
     </w:p>
     <w:p>
@@ -41335,7 +43066,15 @@
         </w:rPr>
       </w:pPr>
       <w:r>
-        <w:t>Edge D, Trinh H, Cheng N, et al. From local to global: A graph rag approach to query-focused summarization[J]. arXiv preprint arXiv:2404.16130, 2024.</w:t>
+        <w:t xml:space="preserve">Edge D, Trinh H, Cheng N, et al. From local to global: A graph rag approach to query-focused summarization[J]. </w:t>
+      </w:r>
+      <w:proofErr w:type="spellStart"/>
+      <w:r>
+        <w:t>arXiv</w:t>
+      </w:r>
+      <w:proofErr w:type="spellEnd"/>
+      <w:r>
+        <w:t xml:space="preserve"> preprint arXiv:2404.16130, 2024.</w:t>
       </w:r>
     </w:p>
     <w:p>
@@ -41354,8 +43093,29 @@
           <w:szCs w:val="21"/>
         </w:rPr>
       </w:pPr>
-      <w:r>
-        <w:t>Thakrar K. DynaGRAG| Exploring the Topology of Information for Advancing Language Understanding and Generation in Graph Retrieval-Augmented Generation[J]. arXiv preprint arXiv:2412.18644, 2024.</w:t>
+      <w:proofErr w:type="spellStart"/>
+      <w:r>
+        <w:t>Thakrar</w:t>
+      </w:r>
+      <w:proofErr w:type="spellEnd"/>
+      <w:r>
+        <w:t xml:space="preserve"> K. </w:t>
+      </w:r>
+      <w:proofErr w:type="spellStart"/>
+      <w:r>
+        <w:t>DynaGRAG</w:t>
+      </w:r>
+      <w:proofErr w:type="spellEnd"/>
+      <w:r>
+        <w:t xml:space="preserve">| Exploring the Topology of Information for Advancing Language Understanding and Generation in Graph Retrieval-Augmented Generation[J]. </w:t>
+      </w:r>
+      <w:proofErr w:type="spellStart"/>
+      <w:r>
+        <w:t>arXiv</w:t>
+      </w:r>
+      <w:proofErr w:type="spellEnd"/>
+      <w:r>
+        <w:t xml:space="preserve"> preprint arXiv:2412.18644, 2024.</w:t>
       </w:r>
     </w:p>
     <w:p>
@@ -41410,7 +43170,15 @@
         </w:rPr>
       </w:pPr>
       <w:r>
-        <w:t xml:space="preserve">Li D, Jiang B, Huang L, et al. From generation to judgment: Opportunities and challenges of llm-as-a-judge[C]//Proceedings of the 2025 Conference on Empirical Methods in Natural </w:t>
+        <w:t xml:space="preserve">Li D, Jiang B, Huang L, et al. From generation to judgment: Opportunities and challenges of </w:t>
+      </w:r>
+      <w:proofErr w:type="spellStart"/>
+      <w:r>
+        <w:t>llm</w:t>
+      </w:r>
+      <w:proofErr w:type="spellEnd"/>
+      <w:r>
+        <w:t xml:space="preserve">-as-a-judge[C]//Proceedings of the 2025 Conference on Empirical Methods in Natural </w:t>
       </w:r>
       <w:r>
         <w:rPr>
@@ -41445,7 +43213,7 @@
           <w:szCs w:val="21"/>
         </w:rPr>
       </w:pPr>
-      <w:bookmarkStart w:id="120" w:name="_Toc229067259"/>
+      <w:bookmarkStart w:id="120" w:name="_Toc229472032"/>
       <w:r>
         <w:rPr>
           <w:rFonts w:hint="eastAsia"/>
@@ -42337,7 +44105,25 @@
           <w:color w:val="222222"/>
           <w:shd w:val="clear" w:color="auto" w:fill="FFFFFF"/>
         </w:rPr>
-        <w:t>Edge D, Trinh H, Cheng N, et al. From local to global: A graph rag approach to query-focused summarization[J]. arXiv preprint arXiv:2404.16130, 2024.</w:t>
+        <w:t xml:space="preserve">Edge D, Trinh H, Cheng N, et al. From local to global: A graph rag approach to query-focused summarization[J]. </w:t>
+      </w:r>
+      <w:proofErr w:type="spellStart"/>
+      <w:r>
+        <w:rPr>
+          <w:rFonts w:cs="Times New Roman"/>
+          <w:color w:val="222222"/>
+          <w:shd w:val="clear" w:color="auto" w:fill="FFFFFF"/>
+        </w:rPr>
+        <w:t>arXiv</w:t>
+      </w:r>
+      <w:proofErr w:type="spellEnd"/>
+      <w:r>
+        <w:rPr>
+          <w:rFonts w:cs="Times New Roman"/>
+          <w:color w:val="222222"/>
+          <w:shd w:val="clear" w:color="auto" w:fill="FFFFFF"/>
+        </w:rPr>
+        <w:t xml:space="preserve"> preprint arXiv:2404.16130, 2024.</w:t>
       </w:r>
     </w:p>
   </w:footnote>
@@ -43126,533 +44912,45 @@
       <w:r>
         <w:t xml:space="preserve"> </w:t>
       </w:r>
+      <w:proofErr w:type="spellStart"/>
       <w:r>
         <w:rPr>
           <w:rFonts w:cs="Times New Roman"/>
           <w:color w:val="222222"/>
           <w:shd w:val="clear" w:color="auto" w:fill="FFFFFF"/>
         </w:rPr>
-        <w:t>Halaweh M. ChatGPT in education: Strategies for responsible implementation[J]. Contemporary educational technology, 2023, 15(2).</w:t>
-      </w:r>
-    </w:p>
-  </w:footnote>
-  <w:footnote w:id="19">
-    <w:p>
-      <w:pPr>
-        <w:pStyle w:val="af6"/>
-        <w:ind w:firstLine="360"/>
-      </w:pPr>
-      <w:r>
-        <w:rPr>
-          <w:rStyle w:val="aff6"/>
-        </w:rPr>
-        <w:footnoteRef/>
-      </w:r>
-      <w:r>
-        <w:t xml:space="preserve"> </w:t>
-      </w:r>
+        <w:t>Halaweh</w:t>
+      </w:r>
+      <w:proofErr w:type="spellEnd"/>
       <w:r>
         <w:rPr>
           <w:rFonts w:cs="Times New Roman"/>
           <w:color w:val="222222"/>
           <w:shd w:val="clear" w:color="auto" w:fill="FFFFFF"/>
         </w:rPr>
-        <w:t>Vaswani A, Shazeer N, Parmar N, et al. Attention is all you need[J]. Advances in neural information processing systems, 2017, 30.</w:t>
-      </w:r>
-    </w:p>
-  </w:footnote>
-  <w:footnote w:id="20">
-    <w:p>
-      <w:pPr>
-        <w:pStyle w:val="af6"/>
-        <w:ind w:firstLine="360"/>
-      </w:pPr>
-      <w:r>
-        <w:rPr>
-          <w:rStyle w:val="aff6"/>
-        </w:rPr>
-        <w:footnoteRef/>
-      </w:r>
-      <w:r>
-        <w:t xml:space="preserve"> </w:t>
-      </w:r>
+        <w:t xml:space="preserve"> M. </w:t>
+      </w:r>
+      <w:proofErr w:type="spellStart"/>
       <w:r>
         <w:rPr>
           <w:rFonts w:cs="Times New Roman"/>
           <w:color w:val="222222"/>
           <w:shd w:val="clear" w:color="auto" w:fill="FFFFFF"/>
         </w:rPr>
-        <w:t>Lewis P, Perez E, Piktus A, et al. Retrieval-augmented generation for knowledge-intensive nlp tasks[J]. Advances in neural information processing systems, 2020, 33: 9459-9474.</w:t>
-      </w:r>
-    </w:p>
-  </w:footnote>
-  <w:footnote w:id="21">
-    <w:p>
-      <w:pPr>
-        <w:pStyle w:val="af6"/>
-        <w:ind w:firstLine="360"/>
-      </w:pPr>
-      <w:r>
-        <w:rPr>
-          <w:rStyle w:val="aff6"/>
-        </w:rPr>
-        <w:footnoteRef/>
-      </w:r>
-      <w:r>
-        <w:t xml:space="preserve"> </w:t>
-      </w:r>
+        <w:t>ChatGPT</w:t>
+      </w:r>
+      <w:proofErr w:type="spellEnd"/>
       <w:r>
         <w:rPr>
           <w:rFonts w:cs="Times New Roman"/>
           <w:color w:val="222222"/>
           <w:shd w:val="clear" w:color="auto" w:fill="FFFFFF"/>
         </w:rPr>
-        <w:t>Gao Y, Xiong Y, Gao X, et al. Retrieval-augmented generation for large language models: A survey[J]. arXiv preprint arXiv:2312.10997, 2023, 2(1): 32.</w:t>
+        <w:t xml:space="preserve"> in education: Strategies for responsible implementation[J]. Contemporary educational technology, 2023, 15(2).</w:t>
       </w:r>
     </w:p>
   </w:footnote>
-  <w:footnote w:id="22">
-    <w:p>
-      <w:pPr>
-        <w:pStyle w:val="af6"/>
-        <w:ind w:firstLine="360"/>
-      </w:pPr>
-      <w:r>
-        <w:rPr>
-          <w:rStyle w:val="aff6"/>
-        </w:rPr>
-        <w:footnoteRef/>
-      </w:r>
-      <w:r>
-        <w:t xml:space="preserve"> </w:t>
-      </w:r>
-      <w:r>
-        <w:rPr>
-          <w:rFonts w:hint="eastAsia"/>
-        </w:rPr>
-        <w:t>于松伟</w:t>
-      </w:r>
-      <w:r>
-        <w:rPr>
-          <w:rFonts w:hint="eastAsia"/>
-        </w:rPr>
-        <w:t>,</w:t>
-      </w:r>
-      <w:r>
-        <w:rPr>
-          <w:rFonts w:hint="eastAsia"/>
-        </w:rPr>
-        <w:t>刘巍</w:t>
-      </w:r>
-      <w:r>
-        <w:rPr>
-          <w:rFonts w:hint="eastAsia"/>
-        </w:rPr>
-        <w:t>,</w:t>
-      </w:r>
-      <w:r>
-        <w:rPr>
-          <w:rFonts w:hint="eastAsia"/>
-        </w:rPr>
-        <w:t>夏秀江</w:t>
-      </w:r>
-      <w:r>
-        <w:rPr>
-          <w:rFonts w:hint="eastAsia"/>
-        </w:rPr>
-        <w:t>,</w:t>
-      </w:r>
-      <w:r>
-        <w:rPr>
-          <w:rFonts w:hint="eastAsia"/>
-        </w:rPr>
-        <w:t>等</w:t>
-      </w:r>
-      <w:r>
-        <w:rPr>
-          <w:rFonts w:hint="eastAsia"/>
-        </w:rPr>
-        <w:t>.</w:t>
-      </w:r>
-      <w:r>
-        <w:rPr>
-          <w:rFonts w:hint="eastAsia"/>
-        </w:rPr>
-        <w:t>基于知识图谱的城轨大模型</w:t>
-      </w:r>
-      <w:r>
-        <w:rPr>
-          <w:rFonts w:hint="eastAsia"/>
-        </w:rPr>
-        <w:t>RAG</w:t>
-      </w:r>
-      <w:r>
-        <w:rPr>
-          <w:rFonts w:hint="eastAsia"/>
-        </w:rPr>
-        <w:t>检索增强知识库构建研究</w:t>
-      </w:r>
-      <w:r>
-        <w:rPr>
-          <w:rFonts w:hint="eastAsia"/>
-        </w:rPr>
-        <w:t>[J].</w:t>
-      </w:r>
-      <w:r>
-        <w:rPr>
-          <w:rFonts w:hint="eastAsia"/>
-        </w:rPr>
-        <w:t>都市快轨交通</w:t>
-      </w:r>
-      <w:r>
-        <w:rPr>
-          <w:rFonts w:hint="eastAsia"/>
-        </w:rPr>
-        <w:t>,2025,38(02):1-7.</w:t>
-      </w:r>
-    </w:p>
-  </w:footnote>
-  <w:footnote w:id="23">
-    <w:p>
-      <w:pPr>
-        <w:pStyle w:val="af6"/>
-        <w:ind w:firstLine="360"/>
-      </w:pPr>
-      <w:r>
-        <w:rPr>
-          <w:rStyle w:val="aff6"/>
-        </w:rPr>
-        <w:footnoteRef/>
-      </w:r>
-      <w:r>
-        <w:t xml:space="preserve"> Mavromatis C, Karypis G. Gnn-rag: Graph neural retrieval for large language model reasoning[J]. arXiv preprint arXiv:2405.20139, 2024</w:t>
-      </w:r>
-    </w:p>
-  </w:footnote>
-  <w:footnote w:id="24">
-    <w:p>
-      <w:pPr>
-        <w:pStyle w:val="af6"/>
-        <w:ind w:firstLine="360"/>
-      </w:pPr>
-      <w:r>
-        <w:rPr>
-          <w:rStyle w:val="aff6"/>
-        </w:rPr>
-        <w:footnoteRef/>
-      </w:r>
-      <w:r>
-        <w:t xml:space="preserve"> </w:t>
-      </w:r>
-      <w:r>
-        <w:rPr>
-          <w:rFonts w:hint="eastAsia"/>
-        </w:rPr>
-        <w:t>孙水发</w:t>
-      </w:r>
-      <w:r>
-        <w:rPr>
-          <w:rFonts w:hint="eastAsia"/>
-        </w:rPr>
-        <w:t>,</w:t>
-      </w:r>
-      <w:r>
-        <w:rPr>
-          <w:rFonts w:hint="eastAsia"/>
-        </w:rPr>
-        <w:t>李小龙</w:t>
-      </w:r>
-      <w:r>
-        <w:rPr>
-          <w:rFonts w:hint="eastAsia"/>
-        </w:rPr>
-        <w:t>,</w:t>
-      </w:r>
-      <w:r>
-        <w:rPr>
-          <w:rFonts w:hint="eastAsia"/>
-        </w:rPr>
-        <w:t>李伟生</w:t>
-      </w:r>
-      <w:r>
-        <w:rPr>
-          <w:rFonts w:hint="eastAsia"/>
-        </w:rPr>
-        <w:t>,</w:t>
-      </w:r>
-      <w:r>
-        <w:rPr>
-          <w:rFonts w:hint="eastAsia"/>
-        </w:rPr>
-        <w:t>等</w:t>
-      </w:r>
-      <w:r>
-        <w:rPr>
-          <w:rFonts w:hint="eastAsia"/>
-        </w:rPr>
-        <w:t>.</w:t>
-      </w:r>
-      <w:r>
-        <w:rPr>
-          <w:rFonts w:hint="eastAsia"/>
-        </w:rPr>
-        <w:t>图神经网络应用于知识图谱推理的研究综述</w:t>
-      </w:r>
-      <w:r>
-        <w:rPr>
-          <w:rFonts w:hint="eastAsia"/>
-        </w:rPr>
-        <w:t>[J].</w:t>
-      </w:r>
-      <w:r>
-        <w:rPr>
-          <w:rFonts w:hint="eastAsia"/>
-        </w:rPr>
-        <w:t>计算机科学与探索</w:t>
-      </w:r>
-      <w:r>
-        <w:rPr>
-          <w:rFonts w:hint="eastAsia"/>
-        </w:rPr>
-        <w:t>,2023,17(01):27-52.</w:t>
-      </w:r>
-    </w:p>
-  </w:footnote>
-  <w:footnote w:id="25">
-    <w:p>
-      <w:pPr>
-        <w:pStyle w:val="af6"/>
-        <w:ind w:firstLine="360"/>
-      </w:pPr>
-      <w:r>
-        <w:rPr>
-          <w:rStyle w:val="aff6"/>
-        </w:rPr>
-        <w:footnoteRef/>
-      </w:r>
-      <w:r>
-        <w:t xml:space="preserve"> Singh I S, Aggarwal R, Allahverdiyev I, et al. Chunkrag: Novel llm-chunk filtering method for</w:t>
-      </w:r>
-      <w:r>
-        <w:rPr>
-          <w:sz w:val="21"/>
-          <w:szCs w:val="21"/>
-        </w:rPr>
-        <w:t xml:space="preserve"> </w:t>
-      </w:r>
-      <w:r>
-        <w:t>rag systems[J]. arXiv preprint arXiv:2410.19572, 2024</w:t>
-      </w:r>
-    </w:p>
-  </w:footnote>
-  <w:footnote w:id="26">
-    <w:p>
-      <w:pPr>
-        <w:pStyle w:val="af6"/>
-        <w:ind w:firstLine="360"/>
-      </w:pPr>
-      <w:r>
-        <w:rPr>
-          <w:rStyle w:val="aff6"/>
-        </w:rPr>
-        <w:footnoteRef/>
-      </w:r>
-      <w:r>
-        <w:t xml:space="preserve"> Mei K, Zhu X, Xu W, et al. Aios: Llm agent operating system[J]. arXiv preprint arXiv:2403.16971, 2024</w:t>
-      </w:r>
-    </w:p>
-  </w:footnote>
-  <w:footnote w:id="27">
-    <w:p>
-      <w:pPr>
-        <w:pStyle w:val="af6"/>
-        <w:ind w:firstLine="360"/>
-      </w:pPr>
-      <w:r>
-        <w:rPr>
-          <w:rStyle w:val="aff6"/>
-        </w:rPr>
-        <w:footnoteRef/>
-      </w:r>
-      <w:r>
-        <w:t xml:space="preserve"> </w:t>
-      </w:r>
-      <w:r>
-        <w:rPr>
-          <w:rFonts w:hint="eastAsia"/>
-        </w:rPr>
-        <w:t>张丹</w:t>
-      </w:r>
-      <w:r>
-        <w:rPr>
-          <w:rFonts w:hint="eastAsia"/>
-        </w:rPr>
-        <w:t>,</w:t>
-      </w:r>
-      <w:r>
-        <w:rPr>
-          <w:rFonts w:hint="eastAsia"/>
-        </w:rPr>
-        <w:t>范士喜</w:t>
-      </w:r>
-      <w:r>
-        <w:rPr>
-          <w:rFonts w:hint="eastAsia"/>
-        </w:rPr>
-        <w:t>,</w:t>
-      </w:r>
-      <w:r>
-        <w:rPr>
-          <w:rFonts w:hint="eastAsia"/>
-        </w:rPr>
-        <w:t>孟宪军</w:t>
-      </w:r>
-      <w:r>
-        <w:rPr>
-          <w:rFonts w:hint="eastAsia"/>
-        </w:rPr>
-        <w:t>,</w:t>
-      </w:r>
-      <w:r>
-        <w:rPr>
-          <w:rFonts w:hint="eastAsia"/>
-        </w:rPr>
-        <w:t>等</w:t>
-      </w:r>
-      <w:r>
-        <w:rPr>
-          <w:rFonts w:hint="eastAsia"/>
-        </w:rPr>
-        <w:t>.</w:t>
-      </w:r>
-      <w:r>
-        <w:rPr>
-          <w:rFonts w:hint="eastAsia"/>
-        </w:rPr>
-        <w:t>基于本地化部署大模型与</w:t>
-      </w:r>
-      <w:r>
-        <w:rPr>
-          <w:rFonts w:hint="eastAsia"/>
-        </w:rPr>
-        <w:t>RAG</w:t>
-      </w:r>
-      <w:r>
-        <w:rPr>
-          <w:rFonts w:hint="eastAsia"/>
-        </w:rPr>
-        <w:t>技术的高校智能问答系统研究与实践</w:t>
-      </w:r>
-      <w:r>
-        <w:rPr>
-          <w:rFonts w:hint="eastAsia"/>
-        </w:rPr>
-        <w:t>[J].</w:t>
-      </w:r>
-      <w:r>
-        <w:rPr>
-          <w:rFonts w:hint="eastAsia"/>
-        </w:rPr>
-        <w:t>深圳职业技术大学学报</w:t>
-      </w:r>
-      <w:r>
-        <w:rPr>
-          <w:rFonts w:hint="eastAsia"/>
-        </w:rPr>
-        <w:t>,2025,24(04):94-100.DOI:10.13899/j.cnki.szpuxb.2025.04.014.</w:t>
-      </w:r>
-    </w:p>
-  </w:footnote>
-  <w:footnote w:id="28">
-    <w:p>
-      <w:pPr>
-        <w:pStyle w:val="af6"/>
-        <w:ind w:firstLine="360"/>
-      </w:pPr>
-      <w:r>
-        <w:rPr>
-          <w:rStyle w:val="aff6"/>
-        </w:rPr>
-        <w:footnoteRef/>
-      </w:r>
-      <w:r>
-        <w:t xml:space="preserve"> </w:t>
-      </w:r>
-      <w:r>
-        <w:rPr>
-          <w:rFonts w:hint="eastAsia"/>
-        </w:rPr>
-        <w:t>孙蒙鸽</w:t>
-      </w:r>
-      <w:r>
-        <w:rPr>
-          <w:rFonts w:hint="eastAsia"/>
-        </w:rPr>
-        <w:t>,</w:t>
-      </w:r>
-      <w:r>
-        <w:rPr>
-          <w:rFonts w:hint="eastAsia"/>
-        </w:rPr>
-        <w:t>王燕鹏</w:t>
-      </w:r>
-      <w:r>
-        <w:rPr>
-          <w:rFonts w:hint="eastAsia"/>
-        </w:rPr>
-        <w:t>,</w:t>
-      </w:r>
-      <w:r>
-        <w:rPr>
-          <w:rFonts w:hint="eastAsia"/>
-        </w:rPr>
-        <w:t>韩涛</w:t>
-      </w:r>
-      <w:r>
-        <w:rPr>
-          <w:rFonts w:hint="eastAsia"/>
-        </w:rPr>
-        <w:t>,</w:t>
-      </w:r>
-      <w:r>
-        <w:rPr>
-          <w:rFonts w:hint="eastAsia"/>
-        </w:rPr>
-        <w:t>等</w:t>
-      </w:r>
-      <w:r>
-        <w:rPr>
-          <w:rFonts w:hint="eastAsia"/>
-        </w:rPr>
-        <w:t>.</w:t>
-      </w:r>
-      <w:r>
-        <w:rPr>
-          <w:rFonts w:hint="eastAsia"/>
-        </w:rPr>
-        <w:t>新兴技术的多指标量化识别研究——基于向量表征方法的探索</w:t>
-      </w:r>
-      <w:r>
-        <w:rPr>
-          <w:rFonts w:hint="eastAsia"/>
-        </w:rPr>
-        <w:t>[J].</w:t>
-      </w:r>
-      <w:r>
-        <w:rPr>
-          <w:rFonts w:hint="eastAsia"/>
-        </w:rPr>
-        <w:t>图书情报工作</w:t>
-      </w:r>
-      <w:r>
-        <w:rPr>
-          <w:rFonts w:hint="eastAsia"/>
-        </w:rPr>
-        <w:t>,2022,66(03):130-139.DOI:10.13266/j.issn.0252-3116.2022.03.014.</w:t>
-      </w:r>
-    </w:p>
-  </w:footnote>
-  <w:footnote w:id="29">
+  <w:footnote w:id="19">
     <w:p>
       <w:pPr>
         <w:pStyle w:val="af6"/>
@@ -43673,191 +44971,29 @@
           <w:color w:val="222222"/>
           <w:shd w:val="clear" w:color="auto" w:fill="FFFFFF"/>
         </w:rPr>
-        <w:t>Lewis P, Perez E, Piktus A, et al. Retrieval-augmented generation for knowledge-intensive nlp tasks[J]. Advances in neural information processing systems, 2020, 33: 9459-9474.</w:t>
-      </w:r>
-    </w:p>
-  </w:footnote>
-  <w:footnote w:id="30">
-    <w:p>
-      <w:pPr>
-        <w:pStyle w:val="af6"/>
-        <w:ind w:firstLine="360"/>
-      </w:pPr>
-      <w:r>
-        <w:rPr>
-          <w:rStyle w:val="aff6"/>
-        </w:rPr>
-        <w:footnoteRef/>
-      </w:r>
-      <w:r>
-        <w:t xml:space="preserve"> </w:t>
-      </w:r>
-      <w:r>
-        <w:rPr>
-          <w:rFonts w:hint="eastAsia"/>
-        </w:rPr>
-        <w:t>陈昱丞</w:t>
-      </w:r>
-      <w:r>
-        <w:rPr>
-          <w:rFonts w:hint="eastAsia"/>
-        </w:rPr>
-        <w:t>,</w:t>
-      </w:r>
-      <w:r>
-        <w:rPr>
-          <w:rFonts w:hint="eastAsia"/>
-        </w:rPr>
-        <w:t>周光有</w:t>
-      </w:r>
-      <w:r>
-        <w:rPr>
-          <w:rFonts w:hint="eastAsia"/>
-        </w:rPr>
-        <w:t>.</w:t>
-      </w:r>
-      <w:r>
-        <w:rPr>
-          <w:rFonts w:hint="eastAsia"/>
-        </w:rPr>
-        <w:t>基于规则引导和组合奖励的强化学习知识库问答</w:t>
-      </w:r>
-      <w:r>
-        <w:rPr>
-          <w:rFonts w:hint="eastAsia"/>
-        </w:rPr>
-        <w:t>[J].</w:t>
-      </w:r>
-      <w:r>
-        <w:rPr>
-          <w:rFonts w:hint="eastAsia"/>
-        </w:rPr>
-        <w:t>中文信息学报</w:t>
-      </w:r>
-      <w:r>
-        <w:rPr>
-          <w:rFonts w:hint="eastAsia"/>
-        </w:rPr>
-        <w:t>,2025,39(03):29-41.</w:t>
-      </w:r>
-    </w:p>
-  </w:footnote>
-  <w:footnote w:id="31">
-    <w:p>
-      <w:pPr>
-        <w:pStyle w:val="af6"/>
-        <w:ind w:firstLine="360"/>
-      </w:pPr>
-      <w:r>
-        <w:rPr>
-          <w:rStyle w:val="aff6"/>
-        </w:rPr>
-        <w:footnoteRef/>
-      </w:r>
-      <w:r>
-        <w:t xml:space="preserve"> </w:t>
-      </w:r>
+        <w:t xml:space="preserve">Vaswani A, </w:t>
+      </w:r>
+      <w:proofErr w:type="spellStart"/>
       <w:r>
         <w:rPr>
           <w:rFonts w:cs="Times New Roman"/>
           <w:color w:val="222222"/>
           <w:shd w:val="clear" w:color="auto" w:fill="FFFFFF"/>
         </w:rPr>
-        <w:t>Sanmartin D. Kg-rag: Bridging the gap between knowledge and creativity[J]. arXiv preprint arXiv:2405.12035, 2024.</w:t>
-      </w:r>
-    </w:p>
-  </w:footnote>
-  <w:footnote w:id="32">
-    <w:p>
-      <w:pPr>
-        <w:pStyle w:val="af6"/>
-        <w:ind w:firstLine="360"/>
-      </w:pPr>
-      <w:r>
-        <w:rPr>
-          <w:rStyle w:val="aff6"/>
-        </w:rPr>
-        <w:footnoteRef/>
-      </w:r>
-      <w:r>
-        <w:t xml:space="preserve"> </w:t>
-      </w:r>
-      <w:r>
-        <w:rPr>
-          <w:rFonts w:hint="eastAsia"/>
-        </w:rPr>
-        <w:t>丁钰</w:t>
-      </w:r>
-      <w:r>
-        <w:rPr>
-          <w:rFonts w:hint="eastAsia"/>
-        </w:rPr>
-        <w:t>,</w:t>
-      </w:r>
-      <w:r>
-        <w:rPr>
-          <w:rFonts w:hint="eastAsia"/>
-        </w:rPr>
-        <w:t>张翔</w:t>
-      </w:r>
-      <w:r>
-        <w:rPr>
-          <w:rFonts w:hint="eastAsia"/>
-        </w:rPr>
-        <w:t>.</w:t>
-      </w:r>
-      <w:r>
-        <w:rPr>
-          <w:rFonts w:hint="eastAsia"/>
-        </w:rPr>
-        <w:t>类案识别“图谱化”的困境、原因及优化方案</w:t>
-      </w:r>
-      <w:r>
-        <w:rPr>
-          <w:rFonts w:hint="eastAsia"/>
-        </w:rPr>
-        <w:t>[J].</w:t>
-      </w:r>
-      <w:r>
-        <w:rPr>
-          <w:rFonts w:hint="eastAsia"/>
-        </w:rPr>
-        <w:t>武汉交通职业学院学报</w:t>
-      </w:r>
-      <w:r>
-        <w:rPr>
-          <w:rFonts w:hint="eastAsia"/>
-        </w:rPr>
-        <w:t>,2022,24(03):1-5+28.</w:t>
-      </w:r>
-    </w:p>
-  </w:footnote>
-  <w:footnote w:id="33">
-    <w:p>
-      <w:pPr>
-        <w:pStyle w:val="af6"/>
-        <w:ind w:firstLine="360"/>
-      </w:pPr>
-      <w:r>
-        <w:rPr>
-          <w:rStyle w:val="aff6"/>
-        </w:rPr>
-        <w:footnoteRef/>
-      </w:r>
-      <w:r>
-        <w:t xml:space="preserve"> </w:t>
-      </w:r>
+        <w:t>Shazeer</w:t>
+      </w:r>
+      <w:proofErr w:type="spellEnd"/>
       <w:r>
         <w:rPr>
           <w:rFonts w:cs="Times New Roman"/>
           <w:color w:val="222222"/>
           <w:shd w:val="clear" w:color="auto" w:fill="FFFFFF"/>
         </w:rPr>
-        <w:t>Edge D, Trinh H, Cheng N, et al. From local to global: A graph rag approach to query-focused summarization[J]. arXiv preprint arXiv:2404.16130, 2024.</w:t>
+        <w:t xml:space="preserve"> N, Parmar N, et al. Attention is all you need[J]. Advances in neural information processing systems, 2017, 30.</w:t>
       </w:r>
     </w:p>
   </w:footnote>
-  <w:footnote w:id="34">
+  <w:footnote w:id="20">
     <w:p>
       <w:pPr>
         <w:pStyle w:val="af6"/>
@@ -43878,261 +45014,60 @@
           <w:color w:val="222222"/>
           <w:shd w:val="clear" w:color="auto" w:fill="FFFFFF"/>
         </w:rPr>
-        <w:t>Guo Z, Xia L, Yu Y, et al. Lightrag: Simple and fast retrieval-augmented generation[J]. arXiv preprint arXiv:2410.05779, 2024, 2(3).</w:t>
-      </w:r>
-    </w:p>
-  </w:footnote>
-  <w:footnote w:id="35">
-    <w:p>
-      <w:pPr>
-        <w:pStyle w:val="af6"/>
-        <w:ind w:firstLine="360"/>
-      </w:pPr>
-      <w:r>
-        <w:rPr>
-          <w:rStyle w:val="aff6"/>
-        </w:rPr>
-        <w:footnoteRef/>
-      </w:r>
-      <w:r>
-        <w:t xml:space="preserve"> </w:t>
-      </w:r>
-      <w:r>
-        <w:rPr>
-          <w:rFonts w:hint="eastAsia"/>
-        </w:rPr>
-        <w:t>王亮</w:t>
-      </w:r>
-      <w:r>
-        <w:rPr>
-          <w:rFonts w:hint="eastAsia"/>
-        </w:rPr>
-        <w:t>.</w:t>
-      </w:r>
-      <w:r>
-        <w:rPr>
-          <w:rFonts w:hint="eastAsia"/>
-        </w:rPr>
-        <w:t>检索增强生成</w:t>
-      </w:r>
-      <w:r>
-        <w:rPr>
-          <w:rFonts w:hint="eastAsia"/>
-        </w:rPr>
-        <w:t>(RAG)</w:t>
-      </w:r>
-      <w:r>
-        <w:rPr>
-          <w:rFonts w:hint="eastAsia"/>
-        </w:rPr>
-        <w:t>驱动的知识服务：原理、范式及评估</w:t>
-      </w:r>
-      <w:r>
-        <w:rPr>
-          <w:rFonts w:hint="eastAsia"/>
-        </w:rPr>
-        <w:t>[J].</w:t>
-      </w:r>
-      <w:r>
-        <w:rPr>
-          <w:rFonts w:hint="eastAsia"/>
-        </w:rPr>
-        <w:t>科技与出版</w:t>
-      </w:r>
-      <w:r>
-        <w:rPr>
-          <w:rFonts w:hint="eastAsia"/>
-        </w:rPr>
-        <w:t>,2025,(04):37-46.DOI:10.16510/j.cnki.kjycb.20250409.002.</w:t>
-      </w:r>
-    </w:p>
-  </w:footnote>
-  <w:footnote w:id="36">
-    <w:p>
-      <w:pPr>
-        <w:pStyle w:val="af6"/>
-        <w:ind w:firstLine="360"/>
-      </w:pPr>
-      <w:r>
-        <w:rPr>
-          <w:rStyle w:val="aff6"/>
-        </w:rPr>
-        <w:footnoteRef/>
-      </w:r>
-      <w:r>
-        <w:t xml:space="preserve"> </w:t>
-      </w:r>
-      <w:r>
-        <w:rPr>
-          <w:rFonts w:hint="eastAsia"/>
-        </w:rPr>
-        <w:t>黄天金</w:t>
-      </w:r>
-      <w:r>
-        <w:rPr>
-          <w:rFonts w:hint="eastAsia"/>
-        </w:rPr>
-        <w:t>,</w:t>
-      </w:r>
-      <w:r>
-        <w:rPr>
-          <w:rFonts w:hint="eastAsia"/>
-        </w:rPr>
-        <w:t>朱兴动</w:t>
-      </w:r>
-      <w:r>
-        <w:rPr>
-          <w:rFonts w:hint="eastAsia"/>
-        </w:rPr>
-        <w:t>,</w:t>
-      </w:r>
-      <w:r>
-        <w:rPr>
-          <w:rFonts w:hint="eastAsia"/>
-        </w:rPr>
-        <w:t>刘凯</w:t>
-      </w:r>
-      <w:r>
-        <w:rPr>
-          <w:rFonts w:hint="eastAsia"/>
-        </w:rPr>
-        <w:t>,</w:t>
-      </w:r>
-      <w:r>
-        <w:rPr>
-          <w:rFonts w:hint="eastAsia"/>
-        </w:rPr>
-        <w:t>等</w:t>
-      </w:r>
-      <w:r>
-        <w:rPr>
-          <w:rFonts w:hint="eastAsia"/>
-        </w:rPr>
-        <w:t>.</w:t>
-      </w:r>
-      <w:r>
-        <w:rPr>
-          <w:rFonts w:hint="eastAsia"/>
-        </w:rPr>
-        <w:t>面向文档的检索增强生成技术综述</w:t>
-      </w:r>
-      <w:r>
-        <w:rPr>
-          <w:rFonts w:hint="eastAsia"/>
-        </w:rPr>
-        <w:t>[J].</w:t>
-      </w:r>
-      <w:r>
-        <w:rPr>
-          <w:rFonts w:hint="eastAsia"/>
-        </w:rPr>
-        <w:t>小型微型计算机系统</w:t>
-      </w:r>
-      <w:r>
-        <w:rPr>
-          <w:rFonts w:hint="eastAsia"/>
-        </w:rPr>
-        <w:t>,2026,47(02):282-297.DOI:10.20009/j.cnki.21-1106/TP.2025-0249.</w:t>
-      </w:r>
-    </w:p>
-  </w:footnote>
-  <w:footnote w:id="37">
-    <w:p>
-      <w:pPr>
-        <w:pStyle w:val="af6"/>
-        <w:ind w:firstLine="360"/>
-      </w:pPr>
-      <w:r>
-        <w:rPr>
-          <w:rStyle w:val="aff6"/>
-        </w:rPr>
-        <w:footnoteRef/>
-      </w:r>
-      <w:r>
-        <w:t xml:space="preserve"> </w:t>
-      </w:r>
+        <w:t xml:space="preserve">Lewis P, Perez E, </w:t>
+      </w:r>
+      <w:proofErr w:type="spellStart"/>
       <w:r>
         <w:rPr>
           <w:rFonts w:cs="Times New Roman"/>
           <w:color w:val="222222"/>
           <w:shd w:val="clear" w:color="auto" w:fill="FFFFFF"/>
         </w:rPr>
-        <w:t>Alavi M, Leidner D E. Knowledge management and knowledge management systems: Conceptual foundations and research issues1, 2[J]. MIS quarterly, 2001, 25(1): 107-136.</w:t>
-      </w:r>
-    </w:p>
-  </w:footnote>
-  <w:footnote w:id="38">
-    <w:p>
-      <w:pPr>
-        <w:pStyle w:val="af6"/>
-        <w:ind w:firstLine="360"/>
-      </w:pPr>
-      <w:r>
-        <w:rPr>
-          <w:rStyle w:val="aff6"/>
-        </w:rPr>
-        <w:footnoteRef/>
-      </w:r>
-      <w:r>
-        <w:t xml:space="preserve"> </w:t>
-      </w:r>
+        <w:t>Piktus</w:t>
+      </w:r>
+      <w:proofErr w:type="spellEnd"/>
       <w:r>
         <w:rPr>
           <w:rFonts w:cs="Times New Roman"/>
           <w:color w:val="222222"/>
           <w:shd w:val="clear" w:color="auto" w:fill="FFFFFF"/>
         </w:rPr>
-        <w:t>O'Leary D E. Enterprise knowledge management[J]. Computer, 1998, 31(3): 54-61.</w:t>
-      </w:r>
-    </w:p>
-  </w:footnote>
-  <w:footnote w:id="39">
-    <w:p>
-      <w:pPr>
-        <w:pStyle w:val="af6"/>
-        <w:ind w:firstLine="360"/>
-      </w:pPr>
-      <w:r>
-        <w:rPr>
-          <w:rStyle w:val="aff6"/>
-        </w:rPr>
-        <w:footnoteRef/>
-      </w:r>
-      <w:r>
-        <w:t xml:space="preserve"> </w:t>
-      </w:r>
+        <w:t xml:space="preserve"> A, et al. Retrieval-augmented generation for knowledge-intensive </w:t>
+      </w:r>
+      <w:proofErr w:type="spellStart"/>
       <w:r>
         <w:rPr>
           <w:rFonts w:cs="Times New Roman"/>
           <w:color w:val="222222"/>
           <w:shd w:val="clear" w:color="auto" w:fill="FFFFFF"/>
         </w:rPr>
-        <w:t>Halaweh M. ChatGPT in education: Strategies for responsible implementation[J]. Contemporary educational technology, 2023, 15(2).</w:t>
-      </w:r>
-    </w:p>
-  </w:footnote>
-  <w:footnote w:id="40">
-    <w:p>
-      <w:pPr>
-        <w:pStyle w:val="af6"/>
-        <w:ind w:firstLine="360"/>
-      </w:pPr>
-      <w:r>
-        <w:rPr>
-          <w:rStyle w:val="aff6"/>
-        </w:rPr>
-        <w:footnoteRef/>
-      </w:r>
-      <w:r>
-        <w:t xml:space="preserve"> </w:t>
-      </w:r>
+        <w:t>nlp</w:t>
+      </w:r>
+      <w:proofErr w:type="spellEnd"/>
       <w:r>
         <w:rPr>
           <w:rFonts w:cs="Times New Roman"/>
           <w:color w:val="222222"/>
           <w:shd w:val="clear" w:color="auto" w:fill="FFFFFF"/>
         </w:rPr>
-        <w:t>赵隽</w:t>
+        <w:t xml:space="preserve"> tasks[J]. Advances in neural information processing systems, 2020, 33: 9459-9474.</w:t>
+      </w:r>
+    </w:p>
+  </w:footnote>
+  <w:footnote w:id="21">
+    <w:p>
+      <w:pPr>
+        <w:pStyle w:val="af6"/>
+        <w:ind w:firstLine="360"/>
+      </w:pPr>
+      <w:r>
+        <w:rPr>
+          <w:rStyle w:val="aff6"/>
+        </w:rPr>
+        <w:footnoteRef/>
+      </w:r>
+      <w:r>
+        <w:t xml:space="preserve"> </w:t>
       </w:r>
       <w:r>
         <w:rPr>
@@ -44140,39 +45075,589 @@
           <w:color w:val="222222"/>
           <w:shd w:val="clear" w:color="auto" w:fill="FFFFFF"/>
         </w:rPr>
-        <w:t xml:space="preserve">. </w:t>
-      </w:r>
+        <w:t xml:space="preserve">Gao Y, </w:t>
+      </w:r>
+      <w:proofErr w:type="spellStart"/>
       <w:r>
         <w:rPr>
           <w:rFonts w:cs="Times New Roman"/>
           <w:color w:val="222222"/>
           <w:shd w:val="clear" w:color="auto" w:fill="FFFFFF"/>
         </w:rPr>
-        <w:t>企业核心竞争力整合策略研究</w:t>
-      </w:r>
+        <w:t>Xiong</w:t>
+      </w:r>
+      <w:proofErr w:type="spellEnd"/>
       <w:r>
         <w:rPr>
           <w:rFonts w:cs="Times New Roman"/>
           <w:color w:val="222222"/>
           <w:shd w:val="clear" w:color="auto" w:fill="FFFFFF"/>
         </w:rPr>
-        <w:t xml:space="preserve">: </w:t>
-      </w:r>
+        <w:t xml:space="preserve"> Y, Gao X, et al. Retrieval-augmented generation for large language models: A survey[J]. </w:t>
+      </w:r>
+      <w:proofErr w:type="spellStart"/>
       <w:r>
         <w:rPr>
           <w:rFonts w:cs="Times New Roman"/>
           <w:color w:val="222222"/>
           <w:shd w:val="clear" w:color="auto" w:fill="FFFFFF"/>
         </w:rPr>
-        <w:t>知识管理视角</w:t>
-      </w:r>
+        <w:t>arXiv</w:t>
+      </w:r>
+      <w:proofErr w:type="spellEnd"/>
       <w:r>
         <w:rPr>
           <w:rFonts w:cs="Times New Roman"/>
           <w:color w:val="222222"/>
           <w:shd w:val="clear" w:color="auto" w:fill="FFFFFF"/>
         </w:rPr>
-        <w:t xml:space="preserve">[J]. </w:t>
+        <w:t xml:space="preserve"> preprint arXiv:2312.10997, 2023, 2(1): 32.</w:t>
+      </w:r>
+    </w:p>
+  </w:footnote>
+  <w:footnote w:id="22">
+    <w:p>
+      <w:pPr>
+        <w:pStyle w:val="af6"/>
+        <w:ind w:firstLine="360"/>
+      </w:pPr>
+      <w:r>
+        <w:rPr>
+          <w:rStyle w:val="aff6"/>
+        </w:rPr>
+        <w:footnoteRef/>
+      </w:r>
+      <w:r>
+        <w:t xml:space="preserve"> </w:t>
+      </w:r>
+      <w:r>
+        <w:rPr>
+          <w:rFonts w:hint="eastAsia"/>
+        </w:rPr>
+        <w:t>于松伟</w:t>
+      </w:r>
+      <w:r>
+        <w:rPr>
+          <w:rFonts w:hint="eastAsia"/>
+        </w:rPr>
+        <w:t>,</w:t>
+      </w:r>
+      <w:r>
+        <w:rPr>
+          <w:rFonts w:hint="eastAsia"/>
+        </w:rPr>
+        <w:t>刘巍</w:t>
+      </w:r>
+      <w:r>
+        <w:rPr>
+          <w:rFonts w:hint="eastAsia"/>
+        </w:rPr>
+        <w:t>,</w:t>
+      </w:r>
+      <w:r>
+        <w:rPr>
+          <w:rFonts w:hint="eastAsia"/>
+        </w:rPr>
+        <w:t>夏秀江</w:t>
+      </w:r>
+      <w:r>
+        <w:rPr>
+          <w:rFonts w:hint="eastAsia"/>
+        </w:rPr>
+        <w:t>,</w:t>
+      </w:r>
+      <w:r>
+        <w:rPr>
+          <w:rFonts w:hint="eastAsia"/>
+        </w:rPr>
+        <w:t>等</w:t>
+      </w:r>
+      <w:r>
+        <w:rPr>
+          <w:rFonts w:hint="eastAsia"/>
+        </w:rPr>
+        <w:t>.</w:t>
+      </w:r>
+      <w:r>
+        <w:rPr>
+          <w:rFonts w:hint="eastAsia"/>
+        </w:rPr>
+        <w:t>基于知识图谱的城轨大模型</w:t>
+      </w:r>
+      <w:r>
+        <w:rPr>
+          <w:rFonts w:hint="eastAsia"/>
+        </w:rPr>
+        <w:t>RAG</w:t>
+      </w:r>
+      <w:r>
+        <w:rPr>
+          <w:rFonts w:hint="eastAsia"/>
+        </w:rPr>
+        <w:t>检索增强知识库构建研究</w:t>
+      </w:r>
+      <w:r>
+        <w:rPr>
+          <w:rFonts w:hint="eastAsia"/>
+        </w:rPr>
+        <w:t>[J].</w:t>
+      </w:r>
+      <w:r>
+        <w:rPr>
+          <w:rFonts w:hint="eastAsia"/>
+        </w:rPr>
+        <w:t>都市快轨交通</w:t>
+      </w:r>
+      <w:r>
+        <w:rPr>
+          <w:rFonts w:hint="eastAsia"/>
+        </w:rPr>
+        <w:t>,2025,38(02):1-7.</w:t>
+      </w:r>
+    </w:p>
+  </w:footnote>
+  <w:footnote w:id="23">
+    <w:p>
+      <w:pPr>
+        <w:pStyle w:val="af6"/>
+        <w:ind w:firstLine="360"/>
+      </w:pPr>
+      <w:r>
+        <w:rPr>
+          <w:rStyle w:val="aff6"/>
+        </w:rPr>
+        <w:footnoteRef/>
+      </w:r>
+      <w:r>
+        <w:t xml:space="preserve"> </w:t>
+      </w:r>
+      <w:proofErr w:type="spellStart"/>
+      <w:r>
+        <w:t>Mavromatis</w:t>
+      </w:r>
+      <w:proofErr w:type="spellEnd"/>
+      <w:r>
+        <w:t xml:space="preserve"> C, </w:t>
+      </w:r>
+      <w:proofErr w:type="spellStart"/>
+      <w:r>
+        <w:t>Karypis</w:t>
+      </w:r>
+      <w:proofErr w:type="spellEnd"/>
+      <w:r>
+        <w:t xml:space="preserve"> G. </w:t>
+      </w:r>
+      <w:proofErr w:type="spellStart"/>
+      <w:r>
+        <w:t>Gnn</w:t>
+      </w:r>
+      <w:proofErr w:type="spellEnd"/>
+      <w:r>
+        <w:t xml:space="preserve">-rag: Graph neural retrieval for large language model reasoning[J]. </w:t>
+      </w:r>
+      <w:proofErr w:type="spellStart"/>
+      <w:r>
+        <w:t>arXiv</w:t>
+      </w:r>
+      <w:proofErr w:type="spellEnd"/>
+      <w:r>
+        <w:t xml:space="preserve"> preprint arXiv:2405.20139, 2024</w:t>
+      </w:r>
+    </w:p>
+  </w:footnote>
+  <w:footnote w:id="24">
+    <w:p>
+      <w:pPr>
+        <w:pStyle w:val="af6"/>
+        <w:ind w:firstLine="360"/>
+      </w:pPr>
+      <w:r>
+        <w:rPr>
+          <w:rStyle w:val="aff6"/>
+        </w:rPr>
+        <w:footnoteRef/>
+      </w:r>
+      <w:r>
+        <w:t xml:space="preserve"> </w:t>
+      </w:r>
+      <w:r>
+        <w:rPr>
+          <w:rFonts w:hint="eastAsia"/>
+        </w:rPr>
+        <w:t>孙水发</w:t>
+      </w:r>
+      <w:r>
+        <w:rPr>
+          <w:rFonts w:hint="eastAsia"/>
+        </w:rPr>
+        <w:t>,</w:t>
+      </w:r>
+      <w:r>
+        <w:rPr>
+          <w:rFonts w:hint="eastAsia"/>
+        </w:rPr>
+        <w:t>李小龙</w:t>
+      </w:r>
+      <w:r>
+        <w:rPr>
+          <w:rFonts w:hint="eastAsia"/>
+        </w:rPr>
+        <w:t>,</w:t>
+      </w:r>
+      <w:r>
+        <w:rPr>
+          <w:rFonts w:hint="eastAsia"/>
+        </w:rPr>
+        <w:t>李伟生</w:t>
+      </w:r>
+      <w:r>
+        <w:rPr>
+          <w:rFonts w:hint="eastAsia"/>
+        </w:rPr>
+        <w:t>,</w:t>
+      </w:r>
+      <w:r>
+        <w:rPr>
+          <w:rFonts w:hint="eastAsia"/>
+        </w:rPr>
+        <w:t>等</w:t>
+      </w:r>
+      <w:r>
+        <w:rPr>
+          <w:rFonts w:hint="eastAsia"/>
+        </w:rPr>
+        <w:t>.</w:t>
+      </w:r>
+      <w:r>
+        <w:rPr>
+          <w:rFonts w:hint="eastAsia"/>
+        </w:rPr>
+        <w:t>图神经网络应用于知识图谱推理的研究综述</w:t>
+      </w:r>
+      <w:r>
+        <w:rPr>
+          <w:rFonts w:hint="eastAsia"/>
+        </w:rPr>
+        <w:t>[J].</w:t>
+      </w:r>
+      <w:r>
+        <w:rPr>
+          <w:rFonts w:hint="eastAsia"/>
+        </w:rPr>
+        <w:t>计算机科学与探索</w:t>
+      </w:r>
+      <w:r>
+        <w:rPr>
+          <w:rFonts w:hint="eastAsia"/>
+        </w:rPr>
+        <w:t>,2023,17(01):27-52.</w:t>
+      </w:r>
+    </w:p>
+  </w:footnote>
+  <w:footnote w:id="25">
+    <w:p>
+      <w:pPr>
+        <w:pStyle w:val="af6"/>
+        <w:ind w:firstLine="360"/>
+      </w:pPr>
+      <w:r>
+        <w:rPr>
+          <w:rStyle w:val="aff6"/>
+        </w:rPr>
+        <w:footnoteRef/>
+      </w:r>
+      <w:r>
+        <w:t xml:space="preserve"> Singh I S, Aggarwal R, </w:t>
+      </w:r>
+      <w:proofErr w:type="spellStart"/>
+      <w:r>
+        <w:t>Allahverdiyev</w:t>
+      </w:r>
+      <w:proofErr w:type="spellEnd"/>
+      <w:r>
+        <w:t xml:space="preserve"> I, et al. </w:t>
+      </w:r>
+      <w:proofErr w:type="spellStart"/>
+      <w:r>
+        <w:t>Chunkrag</w:t>
+      </w:r>
+      <w:proofErr w:type="spellEnd"/>
+      <w:r>
+        <w:t xml:space="preserve">: Novel </w:t>
+      </w:r>
+      <w:proofErr w:type="spellStart"/>
+      <w:r>
+        <w:t>llm</w:t>
+      </w:r>
+      <w:proofErr w:type="spellEnd"/>
+      <w:r>
+        <w:t>-chunk filtering method for</w:t>
+      </w:r>
+      <w:r>
+        <w:rPr>
+          <w:sz w:val="21"/>
+          <w:szCs w:val="21"/>
+        </w:rPr>
+        <w:t xml:space="preserve"> </w:t>
+      </w:r>
+      <w:r>
+        <w:t xml:space="preserve">rag systems[J]. </w:t>
+      </w:r>
+      <w:proofErr w:type="spellStart"/>
+      <w:r>
+        <w:t>arXiv</w:t>
+      </w:r>
+      <w:proofErr w:type="spellEnd"/>
+      <w:r>
+        <w:t xml:space="preserve"> preprint arXiv:2410.19572, 2024</w:t>
+      </w:r>
+    </w:p>
+  </w:footnote>
+  <w:footnote w:id="26">
+    <w:p>
+      <w:pPr>
+        <w:pStyle w:val="af6"/>
+        <w:ind w:firstLine="360"/>
+      </w:pPr>
+      <w:r>
+        <w:rPr>
+          <w:rStyle w:val="aff6"/>
+        </w:rPr>
+        <w:footnoteRef/>
+      </w:r>
+      <w:r>
+        <w:t xml:space="preserve"> Mei K, Zhu X, Xu W, et al. </w:t>
+      </w:r>
+      <w:proofErr w:type="spellStart"/>
+      <w:r>
+        <w:t>Aios</w:t>
+      </w:r>
+      <w:proofErr w:type="spellEnd"/>
+      <w:r>
+        <w:t xml:space="preserve">: </w:t>
+      </w:r>
+      <w:proofErr w:type="spellStart"/>
+      <w:r>
+        <w:t>Llm</w:t>
+      </w:r>
+      <w:proofErr w:type="spellEnd"/>
+      <w:r>
+        <w:t xml:space="preserve"> agent operating system[J]. </w:t>
+      </w:r>
+      <w:proofErr w:type="spellStart"/>
+      <w:r>
+        <w:t>arXiv</w:t>
+      </w:r>
+      <w:proofErr w:type="spellEnd"/>
+      <w:r>
+        <w:t xml:space="preserve"> preprint arXiv:2403.16971, 2024</w:t>
+      </w:r>
+    </w:p>
+  </w:footnote>
+  <w:footnote w:id="27">
+    <w:p>
+      <w:pPr>
+        <w:pStyle w:val="af6"/>
+        <w:ind w:firstLine="360"/>
+      </w:pPr>
+      <w:r>
+        <w:rPr>
+          <w:rStyle w:val="aff6"/>
+        </w:rPr>
+        <w:footnoteRef/>
+      </w:r>
+      <w:r>
+        <w:t xml:space="preserve"> </w:t>
+      </w:r>
+      <w:r>
+        <w:rPr>
+          <w:rFonts w:hint="eastAsia"/>
+        </w:rPr>
+        <w:t>张丹</w:t>
+      </w:r>
+      <w:r>
+        <w:rPr>
+          <w:rFonts w:hint="eastAsia"/>
+        </w:rPr>
+        <w:t>,</w:t>
+      </w:r>
+      <w:r>
+        <w:rPr>
+          <w:rFonts w:hint="eastAsia"/>
+        </w:rPr>
+        <w:t>范士喜</w:t>
+      </w:r>
+      <w:r>
+        <w:rPr>
+          <w:rFonts w:hint="eastAsia"/>
+        </w:rPr>
+        <w:t>,</w:t>
+      </w:r>
+      <w:r>
+        <w:rPr>
+          <w:rFonts w:hint="eastAsia"/>
+        </w:rPr>
+        <w:t>孟宪军</w:t>
+      </w:r>
+      <w:r>
+        <w:rPr>
+          <w:rFonts w:hint="eastAsia"/>
+        </w:rPr>
+        <w:t>,</w:t>
+      </w:r>
+      <w:r>
+        <w:rPr>
+          <w:rFonts w:hint="eastAsia"/>
+        </w:rPr>
+        <w:t>等</w:t>
+      </w:r>
+      <w:r>
+        <w:rPr>
+          <w:rFonts w:hint="eastAsia"/>
+        </w:rPr>
+        <w:t>.</w:t>
+      </w:r>
+      <w:r>
+        <w:rPr>
+          <w:rFonts w:hint="eastAsia"/>
+        </w:rPr>
+        <w:t>基于本地化部署大模型与</w:t>
+      </w:r>
+      <w:r>
+        <w:rPr>
+          <w:rFonts w:hint="eastAsia"/>
+        </w:rPr>
+        <w:t>RAG</w:t>
+      </w:r>
+      <w:r>
+        <w:rPr>
+          <w:rFonts w:hint="eastAsia"/>
+        </w:rPr>
+        <w:t>技术的高校智能问答系统研究与实践</w:t>
+      </w:r>
+      <w:r>
+        <w:rPr>
+          <w:rFonts w:hint="eastAsia"/>
+        </w:rPr>
+        <w:t>[J].</w:t>
+      </w:r>
+      <w:r>
+        <w:rPr>
+          <w:rFonts w:hint="eastAsia"/>
+        </w:rPr>
+        <w:t>深圳职业技术大学学报</w:t>
+      </w:r>
+      <w:r>
+        <w:rPr>
+          <w:rFonts w:hint="eastAsia"/>
+        </w:rPr>
+        <w:t>,2025,24(04):94-100.DOI:10.13899/j.cnki.szpuxb.2025.04.014.</w:t>
+      </w:r>
+    </w:p>
+  </w:footnote>
+  <w:footnote w:id="28">
+    <w:p>
+      <w:pPr>
+        <w:pStyle w:val="af6"/>
+        <w:ind w:firstLine="360"/>
+      </w:pPr>
+      <w:r>
+        <w:rPr>
+          <w:rStyle w:val="aff6"/>
+        </w:rPr>
+        <w:footnoteRef/>
+      </w:r>
+      <w:r>
+        <w:t xml:space="preserve"> </w:t>
+      </w:r>
+      <w:r>
+        <w:rPr>
+          <w:rFonts w:hint="eastAsia"/>
+        </w:rPr>
+        <w:t>孙蒙鸽</w:t>
+      </w:r>
+      <w:r>
+        <w:rPr>
+          <w:rFonts w:hint="eastAsia"/>
+        </w:rPr>
+        <w:t>,</w:t>
+      </w:r>
+      <w:r>
+        <w:rPr>
+          <w:rFonts w:hint="eastAsia"/>
+        </w:rPr>
+        <w:t>王燕鹏</w:t>
+      </w:r>
+      <w:r>
+        <w:rPr>
+          <w:rFonts w:hint="eastAsia"/>
+        </w:rPr>
+        <w:t>,</w:t>
+      </w:r>
+      <w:r>
+        <w:rPr>
+          <w:rFonts w:hint="eastAsia"/>
+        </w:rPr>
+        <w:t>韩涛</w:t>
+      </w:r>
+      <w:r>
+        <w:rPr>
+          <w:rFonts w:hint="eastAsia"/>
+        </w:rPr>
+        <w:t>,</w:t>
+      </w:r>
+      <w:r>
+        <w:rPr>
+          <w:rFonts w:hint="eastAsia"/>
+        </w:rPr>
+        <w:t>等</w:t>
+      </w:r>
+      <w:r>
+        <w:rPr>
+          <w:rFonts w:hint="eastAsia"/>
+        </w:rPr>
+        <w:t>.</w:t>
+      </w:r>
+      <w:r>
+        <w:rPr>
+          <w:rFonts w:hint="eastAsia"/>
+        </w:rPr>
+        <w:t>新兴技术的多指标量化识别研究——基于向量表征方法的探索</w:t>
+      </w:r>
+      <w:r>
+        <w:rPr>
+          <w:rFonts w:hint="eastAsia"/>
+        </w:rPr>
+        <w:t>[J].</w:t>
+      </w:r>
+      <w:r>
+        <w:rPr>
+          <w:rFonts w:hint="eastAsia"/>
+        </w:rPr>
+        <w:t>图书情报工作</w:t>
+      </w:r>
+      <w:r>
+        <w:rPr>
+          <w:rFonts w:hint="eastAsia"/>
+        </w:rPr>
+        <w:t>,2022,66(03):130-139.DOI:10.13266/j.issn.0252-3116.2022.03.014.</w:t>
+      </w:r>
+    </w:p>
+  </w:footnote>
+  <w:footnote w:id="29">
+    <w:p>
+      <w:pPr>
+        <w:pStyle w:val="af6"/>
+        <w:ind w:firstLine="360"/>
+      </w:pPr>
+      <w:r>
+        <w:rPr>
+          <w:rStyle w:val="aff6"/>
+        </w:rPr>
+        <w:footnoteRef/>
+      </w:r>
+      <w:r>
+        <w:t xml:space="preserve"> </w:t>
       </w:r>
       <w:r>
         <w:rPr>
@@ -44180,597 +45665,1314 @@
           <w:color w:val="222222"/>
           <w:shd w:val="clear" w:color="auto" w:fill="FFFFFF"/>
         </w:rPr>
-        <w:t>科技管理研究</w:t>
-      </w:r>
+        <w:t xml:space="preserve">Lewis P, Perez E, </w:t>
+      </w:r>
+      <w:proofErr w:type="spellStart"/>
       <w:r>
         <w:rPr>
           <w:rFonts w:cs="Times New Roman"/>
           <w:color w:val="222222"/>
           <w:shd w:val="clear" w:color="auto" w:fill="FFFFFF"/>
         </w:rPr>
-        <w:t>, 2010 (10): 137-142.</w:t>
-      </w:r>
-    </w:p>
-  </w:footnote>
-  <w:footnote w:id="41">
-    <w:p>
-      <w:pPr>
-        <w:pStyle w:val="af6"/>
-        <w:ind w:firstLine="360"/>
-      </w:pPr>
-      <w:r>
-        <w:rPr>
-          <w:rStyle w:val="aff6"/>
-        </w:rPr>
-        <w:footnoteRef/>
-      </w:r>
-      <w:r>
-        <w:t xml:space="preserve"> </w:t>
-      </w:r>
+        <w:t>Piktus</w:t>
+      </w:r>
+      <w:proofErr w:type="spellEnd"/>
       <w:r>
         <w:rPr>
           <w:rFonts w:cs="Times New Roman"/>
           <w:color w:val="222222"/>
           <w:shd w:val="clear" w:color="auto" w:fill="FFFFFF"/>
         </w:rPr>
-        <w:t>Edge D, Trinh H, Cheng N, et al. From local to global: A graph rag approach to query-focused summarization[J]. arXiv preprint arXiv:2404.16130, 2024.</w:t>
-      </w:r>
-    </w:p>
-  </w:footnote>
-  <w:footnote w:id="42">
-    <w:p>
-      <w:pPr>
-        <w:pStyle w:val="af6"/>
-        <w:ind w:firstLine="360"/>
-      </w:pPr>
-      <w:r>
-        <w:rPr>
-          <w:rStyle w:val="aff6"/>
-        </w:rPr>
-        <w:footnoteRef/>
-      </w:r>
-      <w:r>
-        <w:t xml:space="preserve"> </w:t>
-      </w:r>
-      <w:r>
-        <w:rPr>
-          <w:rFonts w:hint="eastAsia"/>
-        </w:rPr>
-        <w:t>祝振媛</w:t>
-      </w:r>
-      <w:r>
-        <w:rPr>
-          <w:rFonts w:hint="eastAsia"/>
-        </w:rPr>
-        <w:t>,</w:t>
-      </w:r>
-      <w:r>
-        <w:rPr>
-          <w:rFonts w:hint="eastAsia"/>
-        </w:rPr>
-        <w:t>李广建</w:t>
-      </w:r>
-      <w:r>
-        <w:rPr>
-          <w:rFonts w:hint="eastAsia"/>
-        </w:rPr>
-        <w:t>.</w:t>
-      </w:r>
-      <w:r>
-        <w:rPr>
-          <w:rFonts w:hint="eastAsia"/>
-        </w:rPr>
-        <w:t>“数据—信息—知识”整体视角下的知识融合初探——数据融合、信息融合、知识融合的关联与比较</w:t>
-      </w:r>
-      <w:r>
-        <w:rPr>
-          <w:rFonts w:hint="eastAsia"/>
-        </w:rPr>
-        <w:t>[J].</w:t>
-      </w:r>
-      <w:r>
-        <w:rPr>
-          <w:rFonts w:hint="eastAsia"/>
-        </w:rPr>
-        <w:t>情报理论与实践</w:t>
-      </w:r>
-      <w:r>
-        <w:rPr>
-          <w:rFonts w:hint="eastAsia"/>
-        </w:rPr>
-        <w:t>,2017,40(02):12-18.DOI:10.16353/j.cnki.1000-7490.2017.02.003.</w:t>
-      </w:r>
-    </w:p>
-  </w:footnote>
-  <w:footnote w:id="43">
-    <w:p>
-      <w:pPr>
-        <w:pStyle w:val="af6"/>
-        <w:ind w:firstLine="360"/>
-      </w:pPr>
-      <w:r>
-        <w:rPr>
-          <w:rStyle w:val="aff6"/>
-        </w:rPr>
-        <w:footnoteRef/>
-      </w:r>
-      <w:r>
-        <w:t xml:space="preserve"> </w:t>
-      </w:r>
-      <w:r>
-        <w:rPr>
-          <w:rFonts w:hint="eastAsia"/>
-        </w:rPr>
-        <w:t>孙中友</w:t>
-      </w:r>
-      <w:r>
-        <w:rPr>
-          <w:rFonts w:hint="eastAsia"/>
-        </w:rPr>
-        <w:t>,</w:t>
-      </w:r>
-      <w:r>
-        <w:rPr>
-          <w:rFonts w:hint="eastAsia"/>
-        </w:rPr>
-        <w:t>李培峰</w:t>
-      </w:r>
-      <w:r>
-        <w:rPr>
-          <w:rFonts w:hint="eastAsia"/>
-        </w:rPr>
-        <w:t>,</w:t>
-      </w:r>
-      <w:r>
-        <w:rPr>
-          <w:rFonts w:hint="eastAsia"/>
-        </w:rPr>
-        <w:t>朱巧明</w:t>
-      </w:r>
-      <w:r>
-        <w:rPr>
-          <w:rFonts w:hint="eastAsia"/>
-        </w:rPr>
-        <w:t>.</w:t>
-      </w:r>
-      <w:r>
-        <w:rPr>
-          <w:rFonts w:hint="eastAsia"/>
-        </w:rPr>
-        <w:t>事件信息抽取中的数据预处理方法研究</w:t>
-      </w:r>
-      <w:r>
-        <w:rPr>
-          <w:rFonts w:hint="eastAsia"/>
-        </w:rPr>
-        <w:t>[J].</w:t>
-      </w:r>
-      <w:r>
-        <w:rPr>
-          <w:rFonts w:hint="eastAsia"/>
-        </w:rPr>
-        <w:t>计算机应用与软件</w:t>
-      </w:r>
-      <w:r>
-        <w:rPr>
-          <w:rFonts w:hint="eastAsia"/>
-        </w:rPr>
-        <w:t>,2011,28(08):35-37+86.</w:t>
-      </w:r>
-    </w:p>
-  </w:footnote>
-  <w:footnote w:id="44">
-    <w:p>
-      <w:pPr>
-        <w:pStyle w:val="af6"/>
-        <w:ind w:firstLine="360"/>
-      </w:pPr>
-      <w:r>
-        <w:rPr>
-          <w:rStyle w:val="aff6"/>
-        </w:rPr>
-        <w:footnoteRef/>
-      </w:r>
-      <w:r>
-        <w:t xml:space="preserve"> </w:t>
-      </w:r>
-      <w:r>
-        <w:rPr>
-          <w:rFonts w:hint="eastAsia"/>
-        </w:rPr>
-        <w:t>张鑫华</w:t>
-      </w:r>
-      <w:r>
-        <w:rPr>
-          <w:rFonts w:hint="eastAsia"/>
-        </w:rPr>
-        <w:t>.</w:t>
-      </w:r>
-      <w:r>
-        <w:rPr>
-          <w:rFonts w:hint="eastAsia"/>
-        </w:rPr>
-        <w:t>基于语义推理的知识相似性与冲突检测研究</w:t>
-      </w:r>
-      <w:r>
-        <w:rPr>
-          <w:rFonts w:hint="eastAsia"/>
-        </w:rPr>
-        <w:t>[D].</w:t>
-      </w:r>
-      <w:r>
-        <w:rPr>
-          <w:rFonts w:hint="eastAsia"/>
-        </w:rPr>
-        <w:t>上海交通大学</w:t>
-      </w:r>
-      <w:r>
-        <w:rPr>
-          <w:rFonts w:hint="eastAsia"/>
-        </w:rPr>
-        <w:t>,2011.</w:t>
-      </w:r>
-    </w:p>
-  </w:footnote>
-  <w:footnote w:id="45">
-    <w:p>
-      <w:pPr>
-        <w:pStyle w:val="af6"/>
-        <w:ind w:firstLine="360"/>
-      </w:pPr>
-      <w:r>
-        <w:rPr>
-          <w:rStyle w:val="aff6"/>
-        </w:rPr>
-        <w:footnoteRef/>
-      </w:r>
-      <w:r>
-        <w:t xml:space="preserve"> </w:t>
-      </w:r>
-      <w:r>
-        <w:rPr>
-          <w:rFonts w:hint="eastAsia"/>
-        </w:rPr>
-        <w:t>赵晓非</w:t>
-      </w:r>
-      <w:r>
-        <w:rPr>
-          <w:rFonts w:hint="eastAsia"/>
-        </w:rPr>
-        <w:t>,</w:t>
-      </w:r>
-      <w:r>
-        <w:rPr>
-          <w:rFonts w:hint="eastAsia"/>
-        </w:rPr>
-        <w:t>黄志球</w:t>
-      </w:r>
-      <w:r>
-        <w:rPr>
-          <w:rFonts w:hint="eastAsia"/>
-        </w:rPr>
-        <w:t>.</w:t>
-      </w:r>
-      <w:r>
-        <w:rPr>
-          <w:rFonts w:hint="eastAsia"/>
-        </w:rPr>
-        <w:t>基于</w:t>
-      </w:r>
-      <w:r>
-        <w:rPr>
-          <w:rFonts w:hint="eastAsia"/>
-        </w:rPr>
-        <w:t>CWM</w:t>
-      </w:r>
-      <w:r>
-        <w:rPr>
-          <w:rFonts w:hint="eastAsia"/>
-        </w:rPr>
-        <w:t>的元数据集成中形式化推理技术的研究</w:t>
-      </w:r>
-      <w:r>
-        <w:rPr>
-          <w:rFonts w:hint="eastAsia"/>
-        </w:rPr>
-        <w:t>[J].</w:t>
-      </w:r>
-      <w:r>
-        <w:rPr>
-          <w:rFonts w:hint="eastAsia"/>
-        </w:rPr>
-        <w:t>计算机科学</w:t>
-      </w:r>
-      <w:r>
-        <w:rPr>
-          <w:rFonts w:hint="eastAsia"/>
-        </w:rPr>
-        <w:t>,2006,(12):177-182.</w:t>
-      </w:r>
-    </w:p>
-  </w:footnote>
-  <w:footnote w:id="46">
-    <w:p>
-      <w:pPr>
-        <w:pStyle w:val="af6"/>
-        <w:ind w:firstLine="360"/>
-      </w:pPr>
-      <w:r>
-        <w:rPr>
-          <w:rStyle w:val="aff6"/>
-        </w:rPr>
-        <w:footnoteRef/>
-      </w:r>
-      <w:r>
-        <w:t xml:space="preserve"> </w:t>
-      </w:r>
-      <w:r>
-        <w:rPr>
-          <w:rFonts w:hint="eastAsia"/>
-        </w:rPr>
-        <w:t>方丽英</w:t>
-      </w:r>
-      <w:r>
-        <w:rPr>
-          <w:rFonts w:hint="eastAsia"/>
-        </w:rPr>
-        <w:t>,</w:t>
-      </w:r>
-      <w:r>
-        <w:rPr>
-          <w:rFonts w:hint="eastAsia"/>
-        </w:rPr>
-        <w:t>王普</w:t>
-      </w:r>
-      <w:r>
-        <w:rPr>
-          <w:rFonts w:hint="eastAsia"/>
-        </w:rPr>
-        <w:t>,</w:t>
-      </w:r>
-      <w:r>
-        <w:rPr>
-          <w:rFonts w:hint="eastAsia"/>
-        </w:rPr>
-        <w:t>闫健卓</w:t>
-      </w:r>
-      <w:r>
-        <w:rPr>
-          <w:rFonts w:hint="eastAsia"/>
-        </w:rPr>
-        <w:t>.</w:t>
-      </w:r>
-      <w:r>
-        <w:rPr>
-          <w:rFonts w:hint="eastAsia"/>
-        </w:rPr>
-        <w:t>面向语义异构的信息集成系统查询处理方案</w:t>
-      </w:r>
-      <w:r>
-        <w:rPr>
-          <w:rFonts w:hint="eastAsia"/>
-        </w:rPr>
-        <w:t>[J].</w:t>
-      </w:r>
-      <w:r>
-        <w:rPr>
-          <w:rFonts w:hint="eastAsia"/>
-        </w:rPr>
-        <w:t>北京工业大学学报</w:t>
-      </w:r>
-      <w:r>
-        <w:rPr>
-          <w:rFonts w:hint="eastAsia"/>
-        </w:rPr>
-        <w:t>,2007,(08):819-822.</w:t>
-      </w:r>
-    </w:p>
-  </w:footnote>
-  <w:footnote w:id="47">
-    <w:p>
-      <w:pPr>
-        <w:pStyle w:val="af6"/>
-        <w:ind w:firstLine="360"/>
-      </w:pPr>
-      <w:r>
-        <w:rPr>
-          <w:rStyle w:val="aff6"/>
-        </w:rPr>
-        <w:footnoteRef/>
-      </w:r>
-      <w:r>
-        <w:t xml:space="preserve"> </w:t>
-      </w:r>
-      <w:r>
-        <w:rPr>
-          <w:rFonts w:hint="eastAsia"/>
-        </w:rPr>
-        <w:t>刘馨蕊</w:t>
-      </w:r>
-      <w:r>
-        <w:rPr>
-          <w:rFonts w:hint="eastAsia"/>
-        </w:rPr>
-        <w:t>,</w:t>
-      </w:r>
-      <w:r>
-        <w:rPr>
-          <w:rFonts w:hint="eastAsia"/>
-        </w:rPr>
-        <w:t>任凤玉</w:t>
-      </w:r>
-      <w:r>
-        <w:rPr>
-          <w:rFonts w:hint="eastAsia"/>
-        </w:rPr>
-        <w:t>,</w:t>
-      </w:r>
-      <w:r>
-        <w:rPr>
-          <w:rFonts w:hint="eastAsia"/>
-        </w:rPr>
-        <w:t>雷国平</w:t>
-      </w:r>
-      <w:r>
-        <w:rPr>
-          <w:rFonts w:hint="eastAsia"/>
-        </w:rPr>
-        <w:t>.</w:t>
-      </w:r>
-      <w:r>
-        <w:rPr>
-          <w:rFonts w:hint="eastAsia"/>
-        </w:rPr>
-        <w:t>领域本体驱动下企业联机分析处理系统应用研究</w:t>
-      </w:r>
-      <w:r>
-        <w:rPr>
-          <w:rFonts w:hint="eastAsia"/>
-        </w:rPr>
-        <w:t>[J].</w:t>
-      </w:r>
-      <w:r>
-        <w:rPr>
-          <w:rFonts w:hint="eastAsia"/>
-        </w:rPr>
-        <w:t>计算机应用</w:t>
-      </w:r>
-      <w:r>
-        <w:rPr>
-          <w:rFonts w:hint="eastAsia"/>
-        </w:rPr>
-        <w:t>,2016,36(01):254-259.</w:t>
-      </w:r>
-    </w:p>
-  </w:footnote>
-  <w:footnote w:id="48">
-    <w:p>
-      <w:pPr>
-        <w:pStyle w:val="af6"/>
-        <w:ind w:firstLine="360"/>
-      </w:pPr>
-      <w:r>
-        <w:rPr>
-          <w:rStyle w:val="aff6"/>
-        </w:rPr>
-        <w:footnoteRef/>
-      </w:r>
-      <w:r>
-        <w:t xml:space="preserve"> </w:t>
-      </w:r>
-      <w:r>
-        <w:rPr>
-          <w:rFonts w:hint="eastAsia"/>
-        </w:rPr>
-        <w:t>郑翠翠</w:t>
-      </w:r>
-      <w:r>
-        <w:rPr>
-          <w:rFonts w:hint="eastAsia"/>
-        </w:rPr>
-        <w:t>.</w:t>
-      </w:r>
-      <w:r>
-        <w:rPr>
-          <w:rFonts w:hint="eastAsia"/>
-        </w:rPr>
-        <w:t>面向领域文本的潜在语义分析研究</w:t>
-      </w:r>
-      <w:r>
-        <w:rPr>
-          <w:rFonts w:hint="eastAsia"/>
-        </w:rPr>
-        <w:t>[D].</w:t>
-      </w:r>
-      <w:r>
-        <w:rPr>
-          <w:rFonts w:hint="eastAsia"/>
-        </w:rPr>
-        <w:t>南京理工大学</w:t>
-      </w:r>
-      <w:r>
-        <w:rPr>
-          <w:rFonts w:hint="eastAsia"/>
-        </w:rPr>
-        <w:t>,2010.</w:t>
-      </w:r>
-    </w:p>
-  </w:footnote>
-  <w:footnote w:id="49">
-    <w:p>
-      <w:pPr>
-        <w:pStyle w:val="af6"/>
-        <w:ind w:firstLine="360"/>
-      </w:pPr>
-      <w:r>
-        <w:rPr>
-          <w:rStyle w:val="aff6"/>
-        </w:rPr>
-        <w:footnoteRef/>
-      </w:r>
-      <w:r>
-        <w:t xml:space="preserve"> </w:t>
-      </w:r>
-      <w:r>
-        <w:rPr>
-          <w:rFonts w:hint="eastAsia"/>
-        </w:rPr>
-        <w:t>娄赤刚</w:t>
-      </w:r>
-      <w:r>
-        <w:rPr>
-          <w:rFonts w:hint="eastAsia"/>
-        </w:rPr>
-        <w:t>.</w:t>
-      </w:r>
-      <w:r>
-        <w:rPr>
-          <w:rFonts w:hint="eastAsia"/>
-        </w:rPr>
-        <w:t>知识管理构面与绩效关系的实证研究</w:t>
-      </w:r>
-      <w:r>
-        <w:rPr>
-          <w:rFonts w:hint="eastAsia"/>
-        </w:rPr>
-        <w:t>[D].</w:t>
-      </w:r>
-      <w:r>
-        <w:rPr>
-          <w:rFonts w:hint="eastAsia"/>
-        </w:rPr>
-        <w:t>华中师范大学</w:t>
-      </w:r>
-      <w:r>
-        <w:rPr>
-          <w:rFonts w:hint="eastAsia"/>
-        </w:rPr>
-        <w:t>,2011.</w:t>
-      </w:r>
-    </w:p>
-  </w:footnote>
-  <w:footnote w:id="50">
-    <w:p>
-      <w:pPr>
-        <w:pStyle w:val="af6"/>
-        <w:ind w:firstLine="360"/>
-      </w:pPr>
-      <w:r>
-        <w:rPr>
-          <w:rStyle w:val="aff6"/>
-        </w:rPr>
-        <w:footnoteRef/>
-      </w:r>
-      <w:r>
-        <w:t xml:space="preserve"> </w:t>
-      </w:r>
+        <w:t xml:space="preserve"> A, et al. Retrieval-augmented generation for knowledge-intensive </w:t>
+      </w:r>
+      <w:proofErr w:type="spellStart"/>
       <w:r>
         <w:rPr>
           <w:rFonts w:cs="Times New Roman"/>
           <w:color w:val="222222"/>
           <w:shd w:val="clear" w:color="auto" w:fill="FFFFFF"/>
         </w:rPr>
-        <w:t>Li D, Jiang B, Huang L, et al. From generation to judgment: Opportunities and challenges of llm-as-a-judge[C]//Proceedings of the 2025 Conference on Empirical Methods in Natural Language Processing. 2025: 2757-2791.</w:t>
+        <w:t>nlp</w:t>
+      </w:r>
+      <w:proofErr w:type="spellEnd"/>
+      <w:r>
+        <w:rPr>
+          <w:rFonts w:cs="Times New Roman"/>
+          <w:color w:val="222222"/>
+          <w:shd w:val="clear" w:color="auto" w:fill="FFFFFF"/>
+        </w:rPr>
+        <w:t xml:space="preserve"> tasks[J]. Advances in neural information processing systems, 2020, 33: 9459-9474.</w:t>
+      </w:r>
+    </w:p>
+  </w:footnote>
+  <w:footnote w:id="30">
+    <w:p>
+      <w:pPr>
+        <w:pStyle w:val="af6"/>
+        <w:ind w:firstLine="360"/>
+      </w:pPr>
+      <w:r>
+        <w:rPr>
+          <w:rStyle w:val="aff6"/>
+        </w:rPr>
+        <w:footnoteRef/>
+      </w:r>
+      <w:r>
+        <w:t xml:space="preserve"> </w:t>
+      </w:r>
+      <w:r>
+        <w:rPr>
+          <w:rFonts w:hint="eastAsia"/>
+        </w:rPr>
+        <w:t>陈昱丞</w:t>
+      </w:r>
+      <w:r>
+        <w:rPr>
+          <w:rFonts w:hint="eastAsia"/>
+        </w:rPr>
+        <w:t>,</w:t>
+      </w:r>
+      <w:r>
+        <w:rPr>
+          <w:rFonts w:hint="eastAsia"/>
+        </w:rPr>
+        <w:t>周光有</w:t>
+      </w:r>
+      <w:r>
+        <w:rPr>
+          <w:rFonts w:hint="eastAsia"/>
+        </w:rPr>
+        <w:t>.</w:t>
+      </w:r>
+      <w:r>
+        <w:rPr>
+          <w:rFonts w:hint="eastAsia"/>
+        </w:rPr>
+        <w:t>基于规则引导和组合奖励的强化学习知识库问答</w:t>
+      </w:r>
+      <w:r>
+        <w:rPr>
+          <w:rFonts w:hint="eastAsia"/>
+        </w:rPr>
+        <w:t>[J].</w:t>
+      </w:r>
+      <w:r>
+        <w:rPr>
+          <w:rFonts w:hint="eastAsia"/>
+        </w:rPr>
+        <w:t>中文信息学报</w:t>
+      </w:r>
+      <w:r>
+        <w:rPr>
+          <w:rFonts w:hint="eastAsia"/>
+        </w:rPr>
+        <w:t>,2025,39(03):29-41.</w:t>
+      </w:r>
+    </w:p>
+  </w:footnote>
+  <w:footnote w:id="31">
+    <w:p>
+      <w:pPr>
+        <w:pStyle w:val="af6"/>
+        <w:ind w:firstLine="360"/>
+      </w:pPr>
+      <w:r>
+        <w:rPr>
+          <w:rStyle w:val="aff6"/>
+        </w:rPr>
+        <w:footnoteRef/>
+      </w:r>
+      <w:r>
+        <w:t xml:space="preserve"> </w:t>
+      </w:r>
+      <w:proofErr w:type="spellStart"/>
+      <w:r>
+        <w:rPr>
+          <w:rFonts w:cs="Times New Roman"/>
+          <w:color w:val="222222"/>
+          <w:shd w:val="clear" w:color="auto" w:fill="FFFFFF"/>
+        </w:rPr>
+        <w:t>Sanmartin</w:t>
+      </w:r>
+      <w:proofErr w:type="spellEnd"/>
+      <w:r>
+        <w:rPr>
+          <w:rFonts w:cs="Times New Roman"/>
+          <w:color w:val="222222"/>
+          <w:shd w:val="clear" w:color="auto" w:fill="FFFFFF"/>
+        </w:rPr>
+        <w:t xml:space="preserve"> D. Kg-rag: Bridging the gap between knowledge and creativity[J]. </w:t>
+      </w:r>
+      <w:proofErr w:type="spellStart"/>
+      <w:r>
+        <w:rPr>
+          <w:rFonts w:cs="Times New Roman"/>
+          <w:color w:val="222222"/>
+          <w:shd w:val="clear" w:color="auto" w:fill="FFFFFF"/>
+        </w:rPr>
+        <w:t>arXiv</w:t>
+      </w:r>
+      <w:proofErr w:type="spellEnd"/>
+      <w:r>
+        <w:rPr>
+          <w:rFonts w:cs="Times New Roman"/>
+          <w:color w:val="222222"/>
+          <w:shd w:val="clear" w:color="auto" w:fill="FFFFFF"/>
+        </w:rPr>
+        <w:t xml:space="preserve"> preprint arXiv:2405.12035, 2024.</w:t>
+      </w:r>
+    </w:p>
+  </w:footnote>
+  <w:footnote w:id="32">
+    <w:p>
+      <w:pPr>
+        <w:pStyle w:val="af6"/>
+        <w:ind w:firstLine="360"/>
+      </w:pPr>
+      <w:r>
+        <w:rPr>
+          <w:rStyle w:val="aff6"/>
+        </w:rPr>
+        <w:footnoteRef/>
+      </w:r>
+      <w:r>
+        <w:t xml:space="preserve"> </w:t>
+      </w:r>
+      <w:r>
+        <w:rPr>
+          <w:rFonts w:hint="eastAsia"/>
+        </w:rPr>
+        <w:t>丁钰</w:t>
+      </w:r>
+      <w:r>
+        <w:rPr>
+          <w:rFonts w:hint="eastAsia"/>
+        </w:rPr>
+        <w:t>,</w:t>
+      </w:r>
+      <w:r>
+        <w:rPr>
+          <w:rFonts w:hint="eastAsia"/>
+        </w:rPr>
+        <w:t>张翔</w:t>
+      </w:r>
+      <w:r>
+        <w:rPr>
+          <w:rFonts w:hint="eastAsia"/>
+        </w:rPr>
+        <w:t>.</w:t>
+      </w:r>
+      <w:r>
+        <w:rPr>
+          <w:rFonts w:hint="eastAsia"/>
+        </w:rPr>
+        <w:t>类案识别“图谱化”的困境、原因及优化方案</w:t>
+      </w:r>
+      <w:r>
+        <w:rPr>
+          <w:rFonts w:hint="eastAsia"/>
+        </w:rPr>
+        <w:t>[J].</w:t>
+      </w:r>
+      <w:r>
+        <w:rPr>
+          <w:rFonts w:hint="eastAsia"/>
+        </w:rPr>
+        <w:t>武汉交通职业学院学报</w:t>
+      </w:r>
+      <w:r>
+        <w:rPr>
+          <w:rFonts w:hint="eastAsia"/>
+        </w:rPr>
+        <w:t>,2022,24(03):1-5+28.</w:t>
+      </w:r>
+    </w:p>
+  </w:footnote>
+  <w:footnote w:id="33">
+    <w:p>
+      <w:pPr>
+        <w:pStyle w:val="af6"/>
+        <w:ind w:firstLine="360"/>
+      </w:pPr>
+      <w:r>
+        <w:rPr>
+          <w:rStyle w:val="aff6"/>
+        </w:rPr>
+        <w:footnoteRef/>
+      </w:r>
+      <w:r>
+        <w:t xml:space="preserve"> </w:t>
+      </w:r>
+      <w:r>
+        <w:rPr>
+          <w:rFonts w:cs="Times New Roman"/>
+          <w:color w:val="222222"/>
+          <w:shd w:val="clear" w:color="auto" w:fill="FFFFFF"/>
+        </w:rPr>
+        <w:t xml:space="preserve">Edge D, Trinh H, Cheng N, et al. From local to global: A graph rag approach to query-focused summarization[J]. </w:t>
+      </w:r>
+      <w:proofErr w:type="spellStart"/>
+      <w:r>
+        <w:rPr>
+          <w:rFonts w:cs="Times New Roman"/>
+          <w:color w:val="222222"/>
+          <w:shd w:val="clear" w:color="auto" w:fill="FFFFFF"/>
+        </w:rPr>
+        <w:t>arXiv</w:t>
+      </w:r>
+      <w:proofErr w:type="spellEnd"/>
+      <w:r>
+        <w:rPr>
+          <w:rFonts w:cs="Times New Roman"/>
+          <w:color w:val="222222"/>
+          <w:shd w:val="clear" w:color="auto" w:fill="FFFFFF"/>
+        </w:rPr>
+        <w:t xml:space="preserve"> preprint arXiv:2404.16130, 2024.</w:t>
+      </w:r>
+    </w:p>
+  </w:footnote>
+  <w:footnote w:id="34">
+    <w:p>
+      <w:pPr>
+        <w:pStyle w:val="af6"/>
+        <w:ind w:firstLine="360"/>
+      </w:pPr>
+      <w:r>
+        <w:rPr>
+          <w:rStyle w:val="aff6"/>
+        </w:rPr>
+        <w:footnoteRef/>
+      </w:r>
+      <w:r>
+        <w:t xml:space="preserve"> </w:t>
+      </w:r>
+      <w:r>
+        <w:rPr>
+          <w:rFonts w:cs="Times New Roman"/>
+          <w:color w:val="222222"/>
+          <w:shd w:val="clear" w:color="auto" w:fill="FFFFFF"/>
+        </w:rPr>
+        <w:t xml:space="preserve">Guo Z, Xia L, Yu Y, et al. </w:t>
+      </w:r>
+      <w:proofErr w:type="spellStart"/>
+      <w:r>
+        <w:rPr>
+          <w:rFonts w:cs="Times New Roman"/>
+          <w:color w:val="222222"/>
+          <w:shd w:val="clear" w:color="auto" w:fill="FFFFFF"/>
+        </w:rPr>
+        <w:t>Lightrag</w:t>
+      </w:r>
+      <w:proofErr w:type="spellEnd"/>
+      <w:r>
+        <w:rPr>
+          <w:rFonts w:cs="Times New Roman"/>
+          <w:color w:val="222222"/>
+          <w:shd w:val="clear" w:color="auto" w:fill="FFFFFF"/>
+        </w:rPr>
+        <w:t xml:space="preserve">: Simple and fast retrieval-augmented generation[J]. </w:t>
+      </w:r>
+      <w:proofErr w:type="spellStart"/>
+      <w:r>
+        <w:rPr>
+          <w:rFonts w:cs="Times New Roman"/>
+          <w:color w:val="222222"/>
+          <w:shd w:val="clear" w:color="auto" w:fill="FFFFFF"/>
+        </w:rPr>
+        <w:t>arXiv</w:t>
+      </w:r>
+      <w:proofErr w:type="spellEnd"/>
+      <w:r>
+        <w:rPr>
+          <w:rFonts w:cs="Times New Roman"/>
+          <w:color w:val="222222"/>
+          <w:shd w:val="clear" w:color="auto" w:fill="FFFFFF"/>
+        </w:rPr>
+        <w:t xml:space="preserve"> preprint arXiv:2410.05779, 2024, 2(3).</w:t>
+      </w:r>
+    </w:p>
+  </w:footnote>
+  <w:footnote w:id="35">
+    <w:p>
+      <w:pPr>
+        <w:pStyle w:val="af6"/>
+        <w:ind w:firstLine="360"/>
+      </w:pPr>
+      <w:r>
+        <w:rPr>
+          <w:rStyle w:val="aff6"/>
+        </w:rPr>
+        <w:footnoteRef/>
+      </w:r>
+      <w:r>
+        <w:t xml:space="preserve"> </w:t>
+      </w:r>
+      <w:r>
+        <w:rPr>
+          <w:rFonts w:hint="eastAsia"/>
+        </w:rPr>
+        <w:t>王亮</w:t>
+      </w:r>
+      <w:r>
+        <w:rPr>
+          <w:rFonts w:hint="eastAsia"/>
+        </w:rPr>
+        <w:t>.</w:t>
+      </w:r>
+      <w:r>
+        <w:rPr>
+          <w:rFonts w:hint="eastAsia"/>
+        </w:rPr>
+        <w:t>检索增强生成</w:t>
+      </w:r>
+      <w:r>
+        <w:rPr>
+          <w:rFonts w:hint="eastAsia"/>
+        </w:rPr>
+        <w:t>(RAG)</w:t>
+      </w:r>
+      <w:r>
+        <w:rPr>
+          <w:rFonts w:hint="eastAsia"/>
+        </w:rPr>
+        <w:t>驱动的知识服务：原理、范式及评估</w:t>
+      </w:r>
+      <w:r>
+        <w:rPr>
+          <w:rFonts w:hint="eastAsia"/>
+        </w:rPr>
+        <w:t>[J].</w:t>
+      </w:r>
+      <w:r>
+        <w:rPr>
+          <w:rFonts w:hint="eastAsia"/>
+        </w:rPr>
+        <w:t>科技与出版</w:t>
+      </w:r>
+      <w:r>
+        <w:rPr>
+          <w:rFonts w:hint="eastAsia"/>
+        </w:rPr>
+        <w:t>,2025,(04):37-46.DOI:10.16510/j.cnki.kjycb.20250409.002.</w:t>
+      </w:r>
+    </w:p>
+  </w:footnote>
+  <w:footnote w:id="36">
+    <w:p>
+      <w:pPr>
+        <w:pStyle w:val="af6"/>
+        <w:ind w:firstLine="360"/>
+      </w:pPr>
+      <w:r>
+        <w:rPr>
+          <w:rStyle w:val="aff6"/>
+        </w:rPr>
+        <w:footnoteRef/>
+      </w:r>
+      <w:r>
+        <w:t xml:space="preserve"> </w:t>
+      </w:r>
+      <w:r>
+        <w:rPr>
+          <w:rFonts w:hint="eastAsia"/>
+        </w:rPr>
+        <w:t>黄天金</w:t>
+      </w:r>
+      <w:r>
+        <w:rPr>
+          <w:rFonts w:hint="eastAsia"/>
+        </w:rPr>
+        <w:t>,</w:t>
+      </w:r>
+      <w:r>
+        <w:rPr>
+          <w:rFonts w:hint="eastAsia"/>
+        </w:rPr>
+        <w:t>朱兴动</w:t>
+      </w:r>
+      <w:r>
+        <w:rPr>
+          <w:rFonts w:hint="eastAsia"/>
+        </w:rPr>
+        <w:t>,</w:t>
+      </w:r>
+      <w:r>
+        <w:rPr>
+          <w:rFonts w:hint="eastAsia"/>
+        </w:rPr>
+        <w:t>刘凯</w:t>
+      </w:r>
+      <w:r>
+        <w:rPr>
+          <w:rFonts w:hint="eastAsia"/>
+        </w:rPr>
+        <w:t>,</w:t>
+      </w:r>
+      <w:r>
+        <w:rPr>
+          <w:rFonts w:hint="eastAsia"/>
+        </w:rPr>
+        <w:t>等</w:t>
+      </w:r>
+      <w:r>
+        <w:rPr>
+          <w:rFonts w:hint="eastAsia"/>
+        </w:rPr>
+        <w:t>.</w:t>
+      </w:r>
+      <w:r>
+        <w:rPr>
+          <w:rFonts w:hint="eastAsia"/>
+        </w:rPr>
+        <w:t>面向文档的检索增强生成技术综述</w:t>
+      </w:r>
+      <w:r>
+        <w:rPr>
+          <w:rFonts w:hint="eastAsia"/>
+        </w:rPr>
+        <w:t>[J].</w:t>
+      </w:r>
+      <w:r>
+        <w:rPr>
+          <w:rFonts w:hint="eastAsia"/>
+        </w:rPr>
+        <w:t>小型微型计算机系统</w:t>
+      </w:r>
+      <w:r>
+        <w:rPr>
+          <w:rFonts w:hint="eastAsia"/>
+        </w:rPr>
+        <w:t>,2026,47(02):282-297.DOI:10.20009/j.cnki.21-1106/TP.2025-0249.</w:t>
+      </w:r>
+    </w:p>
+  </w:footnote>
+  <w:footnote w:id="37">
+    <w:p>
+      <w:pPr>
+        <w:pStyle w:val="af6"/>
+        <w:ind w:firstLine="360"/>
+      </w:pPr>
+      <w:r>
+        <w:rPr>
+          <w:rStyle w:val="aff6"/>
+        </w:rPr>
+        <w:footnoteRef/>
+      </w:r>
+      <w:r>
+        <w:t xml:space="preserve"> </w:t>
+      </w:r>
+      <w:proofErr w:type="spellStart"/>
+      <w:r>
+        <w:rPr>
+          <w:rFonts w:cs="Times New Roman"/>
+          <w:color w:val="222222"/>
+          <w:shd w:val="clear" w:color="auto" w:fill="FFFFFF"/>
+        </w:rPr>
+        <w:t>Alavi</w:t>
+      </w:r>
+      <w:proofErr w:type="spellEnd"/>
+      <w:r>
+        <w:rPr>
+          <w:rFonts w:cs="Times New Roman"/>
+          <w:color w:val="222222"/>
+          <w:shd w:val="clear" w:color="auto" w:fill="FFFFFF"/>
+        </w:rPr>
+        <w:t xml:space="preserve"> M, </w:t>
+      </w:r>
+      <w:proofErr w:type="spellStart"/>
+      <w:r>
+        <w:rPr>
+          <w:rFonts w:cs="Times New Roman"/>
+          <w:color w:val="222222"/>
+          <w:shd w:val="clear" w:color="auto" w:fill="FFFFFF"/>
+        </w:rPr>
+        <w:t>Leidner</w:t>
+      </w:r>
+      <w:proofErr w:type="spellEnd"/>
+      <w:r>
+        <w:rPr>
+          <w:rFonts w:cs="Times New Roman"/>
+          <w:color w:val="222222"/>
+          <w:shd w:val="clear" w:color="auto" w:fill="FFFFFF"/>
+        </w:rPr>
+        <w:t xml:space="preserve"> D E. Knowledge management and knowledge management systems: Conceptual foundations and research issues1, 2[J]. MIS quarterly, 2001, 25(1): 107-136.</w:t>
+      </w:r>
+    </w:p>
+  </w:footnote>
+  <w:footnote w:id="38">
+    <w:p>
+      <w:pPr>
+        <w:pStyle w:val="af6"/>
+        <w:ind w:firstLine="360"/>
+      </w:pPr>
+      <w:r>
+        <w:rPr>
+          <w:rStyle w:val="aff6"/>
+        </w:rPr>
+        <w:footnoteRef/>
+      </w:r>
+      <w:r>
+        <w:t xml:space="preserve"> </w:t>
+      </w:r>
+      <w:r>
+        <w:rPr>
+          <w:rFonts w:cs="Times New Roman"/>
+          <w:color w:val="222222"/>
+          <w:shd w:val="clear" w:color="auto" w:fill="FFFFFF"/>
+        </w:rPr>
+        <w:t>O'Leary D E. Enterprise knowledge management[J]. Computer, 1998, 31(3): 54-61.</w:t>
+      </w:r>
+    </w:p>
+  </w:footnote>
+  <w:footnote w:id="39">
+    <w:p>
+      <w:pPr>
+        <w:pStyle w:val="af6"/>
+        <w:ind w:firstLine="360"/>
+      </w:pPr>
+      <w:r>
+        <w:rPr>
+          <w:rStyle w:val="aff6"/>
+        </w:rPr>
+        <w:footnoteRef/>
+      </w:r>
+      <w:r>
+        <w:t xml:space="preserve"> </w:t>
+      </w:r>
+      <w:proofErr w:type="spellStart"/>
+      <w:r>
+        <w:rPr>
+          <w:rFonts w:cs="Times New Roman"/>
+          <w:color w:val="222222"/>
+          <w:shd w:val="clear" w:color="auto" w:fill="FFFFFF"/>
+        </w:rPr>
+        <w:t>Halaweh</w:t>
+      </w:r>
+      <w:proofErr w:type="spellEnd"/>
+      <w:r>
+        <w:rPr>
+          <w:rFonts w:cs="Times New Roman"/>
+          <w:color w:val="222222"/>
+          <w:shd w:val="clear" w:color="auto" w:fill="FFFFFF"/>
+        </w:rPr>
+        <w:t xml:space="preserve"> M. </w:t>
+      </w:r>
+      <w:proofErr w:type="spellStart"/>
+      <w:r>
+        <w:rPr>
+          <w:rFonts w:cs="Times New Roman"/>
+          <w:color w:val="222222"/>
+          <w:shd w:val="clear" w:color="auto" w:fill="FFFFFF"/>
+        </w:rPr>
+        <w:t>ChatGPT</w:t>
+      </w:r>
+      <w:proofErr w:type="spellEnd"/>
+      <w:r>
+        <w:rPr>
+          <w:rFonts w:cs="Times New Roman"/>
+          <w:color w:val="222222"/>
+          <w:shd w:val="clear" w:color="auto" w:fill="FFFFFF"/>
+        </w:rPr>
+        <w:t xml:space="preserve"> in education: Strategies for responsible implementation[J]. Contemporary educational technology, 2023, 15(2).</w:t>
+      </w:r>
+    </w:p>
+  </w:footnote>
+  <w:footnote w:id="40">
+    <w:p>
+      <w:pPr>
+        <w:pStyle w:val="af6"/>
+        <w:ind w:firstLine="360"/>
+      </w:pPr>
+      <w:r>
+        <w:rPr>
+          <w:rStyle w:val="aff6"/>
+        </w:rPr>
+        <w:footnoteRef/>
+      </w:r>
+      <w:r>
+        <w:t xml:space="preserve"> </w:t>
+      </w:r>
+      <w:r>
+        <w:rPr>
+          <w:rFonts w:cs="Times New Roman"/>
+          <w:color w:val="222222"/>
+          <w:shd w:val="clear" w:color="auto" w:fill="FFFFFF"/>
+        </w:rPr>
+        <w:t>赵隽</w:t>
+      </w:r>
+      <w:r>
+        <w:rPr>
+          <w:rFonts w:cs="Times New Roman"/>
+          <w:color w:val="222222"/>
+          <w:shd w:val="clear" w:color="auto" w:fill="FFFFFF"/>
+        </w:rPr>
+        <w:t xml:space="preserve">. </w:t>
+      </w:r>
+      <w:r>
+        <w:rPr>
+          <w:rFonts w:cs="Times New Roman"/>
+          <w:color w:val="222222"/>
+          <w:shd w:val="clear" w:color="auto" w:fill="FFFFFF"/>
+        </w:rPr>
+        <w:t>企业核心竞争力整合策略研究</w:t>
+      </w:r>
+      <w:r>
+        <w:rPr>
+          <w:rFonts w:cs="Times New Roman"/>
+          <w:color w:val="222222"/>
+          <w:shd w:val="clear" w:color="auto" w:fill="FFFFFF"/>
+        </w:rPr>
+        <w:t xml:space="preserve">: </w:t>
+      </w:r>
+      <w:r>
+        <w:rPr>
+          <w:rFonts w:cs="Times New Roman"/>
+          <w:color w:val="222222"/>
+          <w:shd w:val="clear" w:color="auto" w:fill="FFFFFF"/>
+        </w:rPr>
+        <w:t>知识管理视角</w:t>
+      </w:r>
+      <w:r>
+        <w:rPr>
+          <w:rFonts w:cs="Times New Roman"/>
+          <w:color w:val="222222"/>
+          <w:shd w:val="clear" w:color="auto" w:fill="FFFFFF"/>
+        </w:rPr>
+        <w:t xml:space="preserve">[J]. </w:t>
+      </w:r>
+      <w:r>
+        <w:rPr>
+          <w:rFonts w:cs="Times New Roman"/>
+          <w:color w:val="222222"/>
+          <w:shd w:val="clear" w:color="auto" w:fill="FFFFFF"/>
+        </w:rPr>
+        <w:t>科技管理研究</w:t>
+      </w:r>
+      <w:r>
+        <w:rPr>
+          <w:rFonts w:cs="Times New Roman"/>
+          <w:color w:val="222222"/>
+          <w:shd w:val="clear" w:color="auto" w:fill="FFFFFF"/>
+        </w:rPr>
+        <w:t>, 2010 (10): 137-142.</w:t>
+      </w:r>
+    </w:p>
+  </w:footnote>
+  <w:footnote w:id="41">
+    <w:p>
+      <w:pPr>
+        <w:pStyle w:val="af6"/>
+        <w:ind w:firstLine="360"/>
+      </w:pPr>
+      <w:r>
+        <w:rPr>
+          <w:rStyle w:val="aff6"/>
+        </w:rPr>
+        <w:footnoteRef/>
+      </w:r>
+      <w:r>
+        <w:t xml:space="preserve"> </w:t>
+      </w:r>
+      <w:r>
+        <w:rPr>
+          <w:rFonts w:cs="Times New Roman"/>
+          <w:color w:val="222222"/>
+          <w:shd w:val="clear" w:color="auto" w:fill="FFFFFF"/>
+        </w:rPr>
+        <w:t xml:space="preserve">Edge D, Trinh H, Cheng N, et al. From local to global: A graph rag approach to query-focused summarization[J]. </w:t>
+      </w:r>
+      <w:proofErr w:type="spellStart"/>
+      <w:r>
+        <w:rPr>
+          <w:rFonts w:cs="Times New Roman"/>
+          <w:color w:val="222222"/>
+          <w:shd w:val="clear" w:color="auto" w:fill="FFFFFF"/>
+        </w:rPr>
+        <w:t>arXiv</w:t>
+      </w:r>
+      <w:proofErr w:type="spellEnd"/>
+      <w:r>
+        <w:rPr>
+          <w:rFonts w:cs="Times New Roman"/>
+          <w:color w:val="222222"/>
+          <w:shd w:val="clear" w:color="auto" w:fill="FFFFFF"/>
+        </w:rPr>
+        <w:t xml:space="preserve"> preprint arXiv:2404.16130, 2024.</w:t>
+      </w:r>
+    </w:p>
+  </w:footnote>
+  <w:footnote w:id="42">
+    <w:p>
+      <w:pPr>
+        <w:pStyle w:val="af6"/>
+        <w:ind w:firstLine="360"/>
+      </w:pPr>
+      <w:r>
+        <w:rPr>
+          <w:rStyle w:val="aff6"/>
+        </w:rPr>
+        <w:footnoteRef/>
+      </w:r>
+      <w:r>
+        <w:t xml:space="preserve"> </w:t>
+      </w:r>
+      <w:r>
+        <w:rPr>
+          <w:rFonts w:hint="eastAsia"/>
+        </w:rPr>
+        <w:t>祝振媛</w:t>
+      </w:r>
+      <w:r>
+        <w:rPr>
+          <w:rFonts w:hint="eastAsia"/>
+        </w:rPr>
+        <w:t>,</w:t>
+      </w:r>
+      <w:r>
+        <w:rPr>
+          <w:rFonts w:hint="eastAsia"/>
+        </w:rPr>
+        <w:t>李广建</w:t>
+      </w:r>
+      <w:r>
+        <w:rPr>
+          <w:rFonts w:hint="eastAsia"/>
+        </w:rPr>
+        <w:t>.</w:t>
+      </w:r>
+      <w:r>
+        <w:rPr>
+          <w:rFonts w:hint="eastAsia"/>
+        </w:rPr>
+        <w:t>“数据—信息—知识”整体视角下的知识融合初探——数据融合、信息融合、知识融合的关联与比较</w:t>
+      </w:r>
+      <w:r>
+        <w:rPr>
+          <w:rFonts w:hint="eastAsia"/>
+        </w:rPr>
+        <w:t>[J].</w:t>
+      </w:r>
+      <w:r>
+        <w:rPr>
+          <w:rFonts w:hint="eastAsia"/>
+        </w:rPr>
+        <w:t>情报理论与实践</w:t>
+      </w:r>
+      <w:r>
+        <w:rPr>
+          <w:rFonts w:hint="eastAsia"/>
+        </w:rPr>
+        <w:t>,2017,40(02):12-18.DOI:10.16353/j.cnki.1000-7490.2017.02.003.</w:t>
+      </w:r>
+    </w:p>
+  </w:footnote>
+  <w:footnote w:id="43">
+    <w:p>
+      <w:pPr>
+        <w:pStyle w:val="af6"/>
+        <w:ind w:firstLine="360"/>
+      </w:pPr>
+      <w:r>
+        <w:rPr>
+          <w:rStyle w:val="aff6"/>
+        </w:rPr>
+        <w:footnoteRef/>
+      </w:r>
+      <w:r>
+        <w:t xml:space="preserve"> </w:t>
+      </w:r>
+      <w:r>
+        <w:rPr>
+          <w:rFonts w:hint="eastAsia"/>
+        </w:rPr>
+        <w:t>孙中友</w:t>
+      </w:r>
+      <w:r>
+        <w:rPr>
+          <w:rFonts w:hint="eastAsia"/>
+        </w:rPr>
+        <w:t>,</w:t>
+      </w:r>
+      <w:r>
+        <w:rPr>
+          <w:rFonts w:hint="eastAsia"/>
+        </w:rPr>
+        <w:t>李培峰</w:t>
+      </w:r>
+      <w:r>
+        <w:rPr>
+          <w:rFonts w:hint="eastAsia"/>
+        </w:rPr>
+        <w:t>,</w:t>
+      </w:r>
+      <w:r>
+        <w:rPr>
+          <w:rFonts w:hint="eastAsia"/>
+        </w:rPr>
+        <w:t>朱巧明</w:t>
+      </w:r>
+      <w:r>
+        <w:rPr>
+          <w:rFonts w:hint="eastAsia"/>
+        </w:rPr>
+        <w:t>.</w:t>
+      </w:r>
+      <w:r>
+        <w:rPr>
+          <w:rFonts w:hint="eastAsia"/>
+        </w:rPr>
+        <w:t>事件信息抽取中的数据预处理方法研究</w:t>
+      </w:r>
+      <w:r>
+        <w:rPr>
+          <w:rFonts w:hint="eastAsia"/>
+        </w:rPr>
+        <w:t>[J].</w:t>
+      </w:r>
+      <w:r>
+        <w:rPr>
+          <w:rFonts w:hint="eastAsia"/>
+        </w:rPr>
+        <w:t>计算机应用与软件</w:t>
+      </w:r>
+      <w:r>
+        <w:rPr>
+          <w:rFonts w:hint="eastAsia"/>
+        </w:rPr>
+        <w:t>,2011,28(08):35-37+86.</w:t>
+      </w:r>
+    </w:p>
+  </w:footnote>
+  <w:footnote w:id="44">
+    <w:p>
+      <w:pPr>
+        <w:pStyle w:val="af6"/>
+        <w:ind w:firstLine="360"/>
+      </w:pPr>
+      <w:r>
+        <w:rPr>
+          <w:rStyle w:val="aff6"/>
+        </w:rPr>
+        <w:footnoteRef/>
+      </w:r>
+      <w:r>
+        <w:t xml:space="preserve"> </w:t>
+      </w:r>
+      <w:r>
+        <w:rPr>
+          <w:rFonts w:hint="eastAsia"/>
+        </w:rPr>
+        <w:t>张鑫华</w:t>
+      </w:r>
+      <w:r>
+        <w:rPr>
+          <w:rFonts w:hint="eastAsia"/>
+        </w:rPr>
+        <w:t>.</w:t>
+      </w:r>
+      <w:r>
+        <w:rPr>
+          <w:rFonts w:hint="eastAsia"/>
+        </w:rPr>
+        <w:t>基于语义推理的知识相似性与冲突检测研究</w:t>
+      </w:r>
+      <w:r>
+        <w:rPr>
+          <w:rFonts w:hint="eastAsia"/>
+        </w:rPr>
+        <w:t>[D].</w:t>
+      </w:r>
+      <w:r>
+        <w:rPr>
+          <w:rFonts w:hint="eastAsia"/>
+        </w:rPr>
+        <w:t>上海交通大学</w:t>
+      </w:r>
+      <w:r>
+        <w:rPr>
+          <w:rFonts w:hint="eastAsia"/>
+        </w:rPr>
+        <w:t>,2011.</w:t>
+      </w:r>
+    </w:p>
+  </w:footnote>
+  <w:footnote w:id="45">
+    <w:p>
+      <w:pPr>
+        <w:pStyle w:val="af6"/>
+        <w:ind w:firstLine="360"/>
+      </w:pPr>
+      <w:r>
+        <w:rPr>
+          <w:rStyle w:val="aff6"/>
+        </w:rPr>
+        <w:footnoteRef/>
+      </w:r>
+      <w:r>
+        <w:t xml:space="preserve"> </w:t>
+      </w:r>
+      <w:r>
+        <w:rPr>
+          <w:rFonts w:hint="eastAsia"/>
+        </w:rPr>
+        <w:t>赵晓非</w:t>
+      </w:r>
+      <w:r>
+        <w:rPr>
+          <w:rFonts w:hint="eastAsia"/>
+        </w:rPr>
+        <w:t>,</w:t>
+      </w:r>
+      <w:r>
+        <w:rPr>
+          <w:rFonts w:hint="eastAsia"/>
+        </w:rPr>
+        <w:t>黄志球</w:t>
+      </w:r>
+      <w:r>
+        <w:rPr>
+          <w:rFonts w:hint="eastAsia"/>
+        </w:rPr>
+        <w:t>.</w:t>
+      </w:r>
+      <w:r>
+        <w:rPr>
+          <w:rFonts w:hint="eastAsia"/>
+        </w:rPr>
+        <w:t>基于</w:t>
+      </w:r>
+      <w:r>
+        <w:rPr>
+          <w:rFonts w:hint="eastAsia"/>
+        </w:rPr>
+        <w:t>CWM</w:t>
+      </w:r>
+      <w:r>
+        <w:rPr>
+          <w:rFonts w:hint="eastAsia"/>
+        </w:rPr>
+        <w:t>的元数据集成中形式化推理技术的研究</w:t>
+      </w:r>
+      <w:r>
+        <w:rPr>
+          <w:rFonts w:hint="eastAsia"/>
+        </w:rPr>
+        <w:t>[J].</w:t>
+      </w:r>
+      <w:r>
+        <w:rPr>
+          <w:rFonts w:hint="eastAsia"/>
+        </w:rPr>
+        <w:t>计算机科学</w:t>
+      </w:r>
+      <w:r>
+        <w:rPr>
+          <w:rFonts w:hint="eastAsia"/>
+        </w:rPr>
+        <w:t>,2006,(12):177-182.</w:t>
+      </w:r>
+    </w:p>
+  </w:footnote>
+  <w:footnote w:id="46">
+    <w:p>
+      <w:pPr>
+        <w:pStyle w:val="af6"/>
+        <w:ind w:firstLine="360"/>
+      </w:pPr>
+      <w:r>
+        <w:rPr>
+          <w:rStyle w:val="aff6"/>
+        </w:rPr>
+        <w:footnoteRef/>
+      </w:r>
+      <w:r>
+        <w:t xml:space="preserve"> </w:t>
+      </w:r>
+      <w:r>
+        <w:rPr>
+          <w:rFonts w:hint="eastAsia"/>
+        </w:rPr>
+        <w:t>方丽英</w:t>
+      </w:r>
+      <w:r>
+        <w:rPr>
+          <w:rFonts w:hint="eastAsia"/>
+        </w:rPr>
+        <w:t>,</w:t>
+      </w:r>
+      <w:r>
+        <w:rPr>
+          <w:rFonts w:hint="eastAsia"/>
+        </w:rPr>
+        <w:t>王普</w:t>
+      </w:r>
+      <w:r>
+        <w:rPr>
+          <w:rFonts w:hint="eastAsia"/>
+        </w:rPr>
+        <w:t>,</w:t>
+      </w:r>
+      <w:r>
+        <w:rPr>
+          <w:rFonts w:hint="eastAsia"/>
+        </w:rPr>
+        <w:t>闫健卓</w:t>
+      </w:r>
+      <w:r>
+        <w:rPr>
+          <w:rFonts w:hint="eastAsia"/>
+        </w:rPr>
+        <w:t>.</w:t>
+      </w:r>
+      <w:r>
+        <w:rPr>
+          <w:rFonts w:hint="eastAsia"/>
+        </w:rPr>
+        <w:t>面向语义异构的信息集成系统查询处理方案</w:t>
+      </w:r>
+      <w:r>
+        <w:rPr>
+          <w:rFonts w:hint="eastAsia"/>
+        </w:rPr>
+        <w:t>[J].</w:t>
+      </w:r>
+      <w:r>
+        <w:rPr>
+          <w:rFonts w:hint="eastAsia"/>
+        </w:rPr>
+        <w:t>北京工业大学学报</w:t>
+      </w:r>
+      <w:r>
+        <w:rPr>
+          <w:rFonts w:hint="eastAsia"/>
+        </w:rPr>
+        <w:t>,2007,(08):819-822.</w:t>
+      </w:r>
+    </w:p>
+  </w:footnote>
+  <w:footnote w:id="47">
+    <w:p>
+      <w:pPr>
+        <w:pStyle w:val="af6"/>
+        <w:ind w:firstLine="360"/>
+      </w:pPr>
+      <w:r>
+        <w:rPr>
+          <w:rStyle w:val="aff6"/>
+        </w:rPr>
+        <w:footnoteRef/>
+      </w:r>
+      <w:r>
+        <w:t xml:space="preserve"> </w:t>
+      </w:r>
+      <w:r>
+        <w:rPr>
+          <w:rFonts w:hint="eastAsia"/>
+        </w:rPr>
+        <w:t>刘馨蕊</w:t>
+      </w:r>
+      <w:r>
+        <w:rPr>
+          <w:rFonts w:hint="eastAsia"/>
+        </w:rPr>
+        <w:t>,</w:t>
+      </w:r>
+      <w:r>
+        <w:rPr>
+          <w:rFonts w:hint="eastAsia"/>
+        </w:rPr>
+        <w:t>任凤玉</w:t>
+      </w:r>
+      <w:r>
+        <w:rPr>
+          <w:rFonts w:hint="eastAsia"/>
+        </w:rPr>
+        <w:t>,</w:t>
+      </w:r>
+      <w:r>
+        <w:rPr>
+          <w:rFonts w:hint="eastAsia"/>
+        </w:rPr>
+        <w:t>雷国平</w:t>
+      </w:r>
+      <w:r>
+        <w:rPr>
+          <w:rFonts w:hint="eastAsia"/>
+        </w:rPr>
+        <w:t>.</w:t>
+      </w:r>
+      <w:r>
+        <w:rPr>
+          <w:rFonts w:hint="eastAsia"/>
+        </w:rPr>
+        <w:t>领域本体驱动下企业联机分析处理系统应用研究</w:t>
+      </w:r>
+      <w:r>
+        <w:rPr>
+          <w:rFonts w:hint="eastAsia"/>
+        </w:rPr>
+        <w:t>[J].</w:t>
+      </w:r>
+      <w:r>
+        <w:rPr>
+          <w:rFonts w:hint="eastAsia"/>
+        </w:rPr>
+        <w:t>计算机应用</w:t>
+      </w:r>
+      <w:r>
+        <w:rPr>
+          <w:rFonts w:hint="eastAsia"/>
+        </w:rPr>
+        <w:t>,2016,36(01):254-259.</w:t>
+      </w:r>
+    </w:p>
+  </w:footnote>
+  <w:footnote w:id="48">
+    <w:p>
+      <w:pPr>
+        <w:pStyle w:val="af6"/>
+        <w:ind w:firstLine="360"/>
+      </w:pPr>
+      <w:r>
+        <w:rPr>
+          <w:rStyle w:val="aff6"/>
+        </w:rPr>
+        <w:footnoteRef/>
+      </w:r>
+      <w:r>
+        <w:t xml:space="preserve"> </w:t>
+      </w:r>
+      <w:r>
+        <w:rPr>
+          <w:rFonts w:hint="eastAsia"/>
+        </w:rPr>
+        <w:t>郑翠翠</w:t>
+      </w:r>
+      <w:r>
+        <w:rPr>
+          <w:rFonts w:hint="eastAsia"/>
+        </w:rPr>
+        <w:t>.</w:t>
+      </w:r>
+      <w:r>
+        <w:rPr>
+          <w:rFonts w:hint="eastAsia"/>
+        </w:rPr>
+        <w:t>面向领域文本的潜在语义分析研究</w:t>
+      </w:r>
+      <w:r>
+        <w:rPr>
+          <w:rFonts w:hint="eastAsia"/>
+        </w:rPr>
+        <w:t>[D].</w:t>
+      </w:r>
+      <w:r>
+        <w:rPr>
+          <w:rFonts w:hint="eastAsia"/>
+        </w:rPr>
+        <w:t>南京理工大学</w:t>
+      </w:r>
+      <w:r>
+        <w:rPr>
+          <w:rFonts w:hint="eastAsia"/>
+        </w:rPr>
+        <w:t>,2010.</w:t>
+      </w:r>
+    </w:p>
+  </w:footnote>
+  <w:footnote w:id="49">
+    <w:p>
+      <w:pPr>
+        <w:pStyle w:val="af6"/>
+        <w:ind w:firstLine="360"/>
+      </w:pPr>
+      <w:r>
+        <w:rPr>
+          <w:rStyle w:val="aff6"/>
+        </w:rPr>
+        <w:footnoteRef/>
+      </w:r>
+      <w:r>
+        <w:t xml:space="preserve"> </w:t>
+      </w:r>
+      <w:r>
+        <w:rPr>
+          <w:rFonts w:hint="eastAsia"/>
+        </w:rPr>
+        <w:t>娄赤刚</w:t>
+      </w:r>
+      <w:r>
+        <w:rPr>
+          <w:rFonts w:hint="eastAsia"/>
+        </w:rPr>
+        <w:t>.</w:t>
+      </w:r>
+      <w:r>
+        <w:rPr>
+          <w:rFonts w:hint="eastAsia"/>
+        </w:rPr>
+        <w:t>知识管理构面与绩效关系的实证研究</w:t>
+      </w:r>
+      <w:r>
+        <w:rPr>
+          <w:rFonts w:hint="eastAsia"/>
+        </w:rPr>
+        <w:t>[D].</w:t>
+      </w:r>
+      <w:r>
+        <w:rPr>
+          <w:rFonts w:hint="eastAsia"/>
+        </w:rPr>
+        <w:t>华中师范大学</w:t>
+      </w:r>
+      <w:r>
+        <w:rPr>
+          <w:rFonts w:hint="eastAsia"/>
+        </w:rPr>
+        <w:t>,2011.</w:t>
+      </w:r>
+    </w:p>
+  </w:footnote>
+  <w:footnote w:id="50">
+    <w:p>
+      <w:pPr>
+        <w:pStyle w:val="af6"/>
+        <w:ind w:firstLine="360"/>
+      </w:pPr>
+      <w:r>
+        <w:rPr>
+          <w:rStyle w:val="aff6"/>
+        </w:rPr>
+        <w:footnoteRef/>
+      </w:r>
+      <w:r>
+        <w:t xml:space="preserve"> </w:t>
+      </w:r>
+      <w:r>
+        <w:rPr>
+          <w:rFonts w:cs="Times New Roman"/>
+          <w:color w:val="222222"/>
+          <w:shd w:val="clear" w:color="auto" w:fill="FFFFFF"/>
+        </w:rPr>
+        <w:t xml:space="preserve">Li D, Jiang B, Huang L, et al. From generation to judgment: Opportunities and challenges of </w:t>
+      </w:r>
+      <w:proofErr w:type="spellStart"/>
+      <w:r>
+        <w:rPr>
+          <w:rFonts w:cs="Times New Roman"/>
+          <w:color w:val="222222"/>
+          <w:shd w:val="clear" w:color="auto" w:fill="FFFFFF"/>
+        </w:rPr>
+        <w:t>llm</w:t>
+      </w:r>
+      <w:proofErr w:type="spellEnd"/>
+      <w:r>
+        <w:rPr>
+          <w:rFonts w:cs="Times New Roman"/>
+          <w:color w:val="222222"/>
+          <w:shd w:val="clear" w:color="auto" w:fill="FFFFFF"/>
+        </w:rPr>
+        <w:t>-as-a-judge[C]//Proceedings of the 2025 Conference on Empirical Methods in Natural Language Processing. 2025: 2757-2791.</w:t>
       </w:r>
     </w:p>
   </w:footnote>

--- a/论文改稿/明审版_基于GraphRAG的企业知识库检索优化研究.docx
+++ b/论文改稿/明审版_基于GraphRAG的企业知识库检索优化研究.docx
@@ -40,7 +40,7 @@
           <w:sz w:val="52"/>
           <w:szCs w:val="52"/>
         </w:rPr>
-        <w:object w:dxaOrig="8860" w:dyaOrig="11860" w14:anchorId="70489C76">
+        <w:object w:dxaOrig="8860" w:dyaOrig="11860" w14:anchorId="2DC3F2FF">
           <v:shapetype id="_x0000_t75" coordsize="21600,21600" o:spt="75" o:preferrelative="t" path="m@4@5l@4@11@9@11@9@5xe" filled="f" stroked="f">
             <v:stroke joinstyle="miter"/>
             <v:formulas>
@@ -63,7 +63,7 @@
           <v:shape id="_x0000_i1025" type="#_x0000_t75" alt="" style="width:442.95pt;height:592.7pt;mso-width-percent:0;mso-height-percent:0;mso-width-percent:0;mso-height-percent:0" o:ole="">
             <v:imagedata r:id="rId15" o:title=""/>
           </v:shape>
-          <o:OLEObject Type="Embed" ProgID="Word.Document.12" ShapeID="_x0000_i1025" DrawAspect="Content" ObjectID="_1840086302" r:id="rId16"/>
+          <o:OLEObject Type="Embed" ProgID="Word.Document.12" ShapeID="_x0000_i1025" DrawAspect="Content" ObjectID="_1840086499" r:id="rId16"/>
         </w:object>
       </w:r>
     </w:p>
@@ -30100,12 +30100,605 @@
     </w:tbl>
     <w:p>
       <w:pPr>
+        <w:pStyle w:val="3"/>
+        <w:spacing w:before="120" w:after="120"/>
+      </w:pPr>
+      <w:r>
+        <w:t>评测任务集构建与能力映射</w:t>
+      </w:r>
+    </w:p>
+    <w:p>
+      <w:pPr>
         <w:ind w:firstLine="480"/>
-        <w:rPr>
-          <w:rFonts w:hint="eastAsia"/>
-        </w:rPr>
-      </w:pPr>
-    </w:p>
+      </w:pPr>
+      <w:r>
+        <w:t>为确保评测基准能够精准表征</w:t>
+      </w:r>
+      <w:r>
+        <w:t>E-GraphRAG</w:t>
+      </w:r>
+      <w:r>
+        <w:t>在企业场景下的多粒度检索能力，本研究利用</w:t>
+      </w:r>
+      <w:r>
+        <w:t>Ragas</w:t>
+      </w:r>
+      <w:r>
+        <w:t>自动化合成技术构建了具备能力梯度的测试集。在生成过程中，本研究通过</w:t>
+      </w:r>
+      <w:proofErr w:type="spellStart"/>
+      <w:r>
+        <w:t>ragas.testset.persona.Persona</w:t>
+      </w:r>
+      <w:proofErr w:type="spellEnd"/>
+      <w:r>
+        <w:t>类注入了</w:t>
+      </w:r>
+      <w:r>
+        <w:t>“</w:t>
+      </w:r>
+      <w:r>
+        <w:t>企业合规审计专家</w:t>
+      </w:r>
+      <w:r>
+        <w:t>”</w:t>
+      </w:r>
+      <w:r>
+        <w:t>同</w:t>
+      </w:r>
+      <w:r>
+        <w:t>“</w:t>
+      </w:r>
+      <w:r>
+        <w:t>资深法务顾问</w:t>
+      </w:r>
+      <w:r>
+        <w:t>”</w:t>
+      </w:r>
+      <w:r>
+        <w:t>两类角色描述（</w:t>
+      </w:r>
+      <w:r>
+        <w:t>Role-description</w:t>
+      </w:r>
+      <w:r>
+        <w:t>），以约束生成问题的专业深度与术语规范。</w:t>
+      </w:r>
+    </w:p>
+    <w:p>
+      <w:pPr>
+        <w:ind w:firstLine="480"/>
+      </w:pPr>
+      <w:r>
+        <w:t>针对第三章定义的三类检索意图，本研究通过配置特定的</w:t>
+      </w:r>
+      <w:r>
+        <w:t>RAGAS</w:t>
+      </w:r>
+      <w:r>
+        <w:t>协同合成器（</w:t>
+      </w:r>
+      <w:r>
+        <w:t>Synthesizer</w:t>
+      </w:r>
+      <w:r>
+        <w:t>）实现了任务类型的显式映射，具体对应逻辑如表</w:t>
+      </w:r>
+      <w:r>
+        <w:t>5-3</w:t>
+      </w:r>
+      <w:r>
+        <w:t>所示。</w:t>
+      </w:r>
+    </w:p>
+    <w:p>
+      <w:pPr>
+        <w:pStyle w:val="affc"/>
+        <w:rPr>
+          <w:rFonts w:hint="eastAsia"/>
+        </w:rPr>
+      </w:pPr>
+      <w:r>
+        <w:t>表</w:t>
+      </w:r>
+      <w:r>
+        <w:t>5-3.Ragas</w:t>
+      </w:r>
+      <w:r>
+        <w:t>生成算子与研究意图任务映射表</w:t>
+      </w:r>
+    </w:p>
+    <w:tbl>
+      <w:tblPr>
+        <w:tblW w:w="0" w:type="auto"/>
+        <w:tblCellSpacing w:w="15" w:type="dxa"/>
+        <w:tblCellMar>
+          <w:left w:w="0" w:type="dxa"/>
+          <w:right w:w="0" w:type="dxa"/>
+        </w:tblCellMar>
+        <w:tblLook w:val="04A0" w:firstRow="1" w:lastRow="0" w:firstColumn="1" w:lastColumn="0" w:noHBand="0" w:noVBand="1"/>
+      </w:tblPr>
+      <w:tblGrid>
+        <w:gridCol w:w="1940"/>
+        <w:gridCol w:w="2620"/>
+        <w:gridCol w:w="3125"/>
+        <w:gridCol w:w="992"/>
+      </w:tblGrid>
+      <w:tr>
+        <w:trPr>
+          <w:tblHeader/>
+          <w:tblCellSpacing w:w="15" w:type="dxa"/>
+        </w:trPr>
+        <w:tc>
+          <w:tcPr>
+            <w:tcW w:w="0" w:type="auto"/>
+            <w:tcBorders>
+              <w:top w:val="single" w:sz="4" w:space="0" w:color="auto"/>
+              <w:bottom w:val="single" w:sz="4" w:space="0" w:color="auto"/>
+            </w:tcBorders>
+            <w:tcMar>
+              <w:right w:w="180" w:type="dxa"/>
+            </w:tcMar>
+            <w:vAlign w:val="center"/>
+            <w:hideMark/>
+          </w:tcPr>
+          <w:p>
+            <w:pPr>
+              <w:pStyle w:val="ad"/>
+            </w:pPr>
+            <w:r>
+              <w:rPr>
+                <w:bdr w:val="none" w:sz="0" w:space="0" w:color="auto" w:frame="1"/>
+              </w:rPr>
+              <w:t>本研究意图分类</w:t>
+            </w:r>
+          </w:p>
+        </w:tc>
+        <w:tc>
+          <w:tcPr>
+            <w:tcW w:w="0" w:type="auto"/>
+            <w:tcBorders>
+              <w:top w:val="single" w:sz="4" w:space="0" w:color="auto"/>
+              <w:bottom w:val="single" w:sz="4" w:space="0" w:color="auto"/>
+            </w:tcBorders>
+            <w:tcMar>
+              <w:right w:w="180" w:type="dxa"/>
+            </w:tcMar>
+            <w:vAlign w:val="center"/>
+            <w:hideMark/>
+          </w:tcPr>
+          <w:p>
+            <w:pPr>
+              <w:pStyle w:val="ad"/>
+            </w:pPr>
+            <w:r>
+              <w:rPr>
+                <w:bdr w:val="none" w:sz="0" w:space="0" w:color="auto" w:frame="1"/>
+              </w:rPr>
+              <w:t>Ragas</w:t>
+            </w:r>
+            <w:r>
+              <w:rPr>
+                <w:bdr w:val="none" w:sz="0" w:space="0" w:color="auto" w:frame="1"/>
+              </w:rPr>
+              <w:t>合成器算子</w:t>
+            </w:r>
+            <w:r>
+              <w:rPr>
+                <w:bdr w:val="none" w:sz="0" w:space="0" w:color="auto" w:frame="1"/>
+              </w:rPr>
+              <w:t>(Synthesizer)</w:t>
+            </w:r>
+          </w:p>
+        </w:tc>
+        <w:tc>
+          <w:tcPr>
+            <w:tcW w:w="3095" w:type="dxa"/>
+            <w:tcBorders>
+              <w:top w:val="single" w:sz="4" w:space="0" w:color="auto"/>
+              <w:bottom w:val="single" w:sz="4" w:space="0" w:color="auto"/>
+            </w:tcBorders>
+            <w:tcMar>
+              <w:right w:w="180" w:type="dxa"/>
+            </w:tcMar>
+            <w:vAlign w:val="center"/>
+            <w:hideMark/>
+          </w:tcPr>
+          <w:p>
+            <w:pPr>
+              <w:pStyle w:val="ad"/>
+            </w:pPr>
+            <w:r>
+              <w:rPr>
+                <w:bdr w:val="none" w:sz="0" w:space="0" w:color="auto" w:frame="1"/>
+              </w:rPr>
+              <w:t>生成逻辑与学术内涵</w:t>
+            </w:r>
+          </w:p>
+        </w:tc>
+        <w:tc>
+          <w:tcPr>
+            <w:tcW w:w="947" w:type="dxa"/>
+            <w:tcBorders>
+              <w:top w:val="single" w:sz="4" w:space="0" w:color="auto"/>
+              <w:bottom w:val="single" w:sz="4" w:space="0" w:color="auto"/>
+            </w:tcBorders>
+            <w:tcMar>
+              <w:right w:w="0" w:type="dxa"/>
+            </w:tcMar>
+            <w:vAlign w:val="center"/>
+            <w:hideMark/>
+          </w:tcPr>
+          <w:p>
+            <w:pPr>
+              <w:pStyle w:val="ad"/>
+            </w:pPr>
+            <w:r>
+              <w:rPr>
+                <w:bdr w:val="none" w:sz="0" w:space="0" w:color="auto" w:frame="1"/>
+              </w:rPr>
+              <w:t>样本规模</w:t>
+            </w:r>
+          </w:p>
+        </w:tc>
+      </w:tr>
+      <w:tr>
+        <w:trPr>
+          <w:tblCellSpacing w:w="15" w:type="dxa"/>
+        </w:trPr>
+        <w:tc>
+          <w:tcPr>
+            <w:tcW w:w="0" w:type="auto"/>
+            <w:tcMar>
+              <w:right w:w="180" w:type="dxa"/>
+            </w:tcMar>
+            <w:vAlign w:val="center"/>
+            <w:hideMark/>
+          </w:tcPr>
+          <w:p>
+            <w:pPr>
+              <w:pStyle w:val="ad"/>
+            </w:pPr>
+            <w:proofErr w:type="spellStart"/>
+            <w:r>
+              <w:rPr>
+                <w:bdr w:val="none" w:sz="0" w:space="0" w:color="auto" w:frame="1"/>
+              </w:rPr>
+              <w:t>LocalRetrieval</w:t>
+            </w:r>
+            <w:proofErr w:type="spellEnd"/>
+          </w:p>
+        </w:tc>
+        <w:tc>
+          <w:tcPr>
+            <w:tcW w:w="0" w:type="auto"/>
+            <w:tcMar>
+              <w:right w:w="180" w:type="dxa"/>
+            </w:tcMar>
+            <w:vAlign w:val="center"/>
+            <w:hideMark/>
+          </w:tcPr>
+          <w:p>
+            <w:pPr>
+              <w:pStyle w:val="ad"/>
+            </w:pPr>
+            <w:proofErr w:type="spellStart"/>
+            <w:r>
+              <w:rPr>
+                <w:color w:val="444746"/>
+                <w:bdr w:val="none" w:sz="0" w:space="0" w:color="auto" w:frame="1"/>
+              </w:rPr>
+              <w:t>single_hop_specific_query</w:t>
+            </w:r>
+            <w:proofErr w:type="spellEnd"/>
+          </w:p>
+        </w:tc>
+        <w:tc>
+          <w:tcPr>
+            <w:tcW w:w="3095" w:type="dxa"/>
+            <w:tcMar>
+              <w:right w:w="180" w:type="dxa"/>
+            </w:tcMar>
+            <w:vAlign w:val="center"/>
+            <w:hideMark/>
+          </w:tcPr>
+          <w:p>
+            <w:pPr>
+              <w:pStyle w:val="ad"/>
+            </w:pPr>
+            <w:r>
+              <w:rPr>
+                <w:bdr w:val="none" w:sz="0" w:space="0" w:color="auto" w:frame="1"/>
+              </w:rPr>
+              <w:t>针对单一文本块中的具体事实进行提问。验证系统对</w:t>
+            </w:r>
+            <w:r>
+              <w:rPr>
+                <w:bdr w:val="none" w:sz="0" w:space="0" w:color="auto" w:frame="1"/>
+              </w:rPr>
+              <w:t>Level1/2</w:t>
+            </w:r>
+            <w:r>
+              <w:rPr>
+                <w:bdr w:val="none" w:sz="0" w:space="0" w:color="auto" w:frame="1"/>
+              </w:rPr>
+              <w:t>微观属性节点的精确锚定能力。</w:t>
+            </w:r>
+          </w:p>
+        </w:tc>
+        <w:tc>
+          <w:tcPr>
+            <w:tcW w:w="947" w:type="dxa"/>
+            <w:tcMar>
+              <w:right w:w="0" w:type="dxa"/>
+            </w:tcMar>
+            <w:vAlign w:val="center"/>
+            <w:hideMark/>
+          </w:tcPr>
+          <w:p>
+            <w:pPr>
+              <w:pStyle w:val="ad"/>
+            </w:pPr>
+            <w:r>
+              <w:rPr>
+                <w:bdr w:val="none" w:sz="0" w:space="0" w:color="auto" w:frame="1"/>
+              </w:rPr>
+              <w:t>20</w:t>
+            </w:r>
+            <w:r>
+              <w:rPr>
+                <w:bdr w:val="none" w:sz="0" w:space="0" w:color="auto" w:frame="1"/>
+              </w:rPr>
+              <w:t>题</w:t>
+            </w:r>
+          </w:p>
+        </w:tc>
+      </w:tr>
+      <w:tr>
+        <w:trPr>
+          <w:tblCellSpacing w:w="15" w:type="dxa"/>
+        </w:trPr>
+        <w:tc>
+          <w:tcPr>
+            <w:tcW w:w="0" w:type="auto"/>
+            <w:tcMar>
+              <w:right w:w="180" w:type="dxa"/>
+            </w:tcMar>
+            <w:vAlign w:val="center"/>
+            <w:hideMark/>
+          </w:tcPr>
+          <w:p>
+            <w:pPr>
+              <w:pStyle w:val="ad"/>
+            </w:pPr>
+            <w:proofErr w:type="spellStart"/>
+            <w:r>
+              <w:rPr>
+                <w:bdr w:val="none" w:sz="0" w:space="0" w:color="auto" w:frame="1"/>
+              </w:rPr>
+              <w:t>StructuralReasoning</w:t>
+            </w:r>
+            <w:proofErr w:type="spellEnd"/>
+          </w:p>
+        </w:tc>
+        <w:tc>
+          <w:tcPr>
+            <w:tcW w:w="0" w:type="auto"/>
+            <w:tcMar>
+              <w:right w:w="180" w:type="dxa"/>
+            </w:tcMar>
+            <w:vAlign w:val="center"/>
+            <w:hideMark/>
+          </w:tcPr>
+          <w:p>
+            <w:pPr>
+              <w:pStyle w:val="ad"/>
+            </w:pPr>
+            <w:proofErr w:type="spellStart"/>
+            <w:r>
+              <w:rPr>
+                <w:color w:val="444746"/>
+                <w:bdr w:val="none" w:sz="0" w:space="0" w:color="auto" w:frame="1"/>
+              </w:rPr>
+              <w:t>multi_hop_specific_query</w:t>
+            </w:r>
+            <w:proofErr w:type="spellEnd"/>
+          </w:p>
+        </w:tc>
+        <w:tc>
+          <w:tcPr>
+            <w:tcW w:w="3095" w:type="dxa"/>
+            <w:tcMar>
+              <w:right w:w="180" w:type="dxa"/>
+            </w:tcMar>
+            <w:vAlign w:val="center"/>
+            <w:hideMark/>
+          </w:tcPr>
+          <w:p>
+            <w:pPr>
+              <w:pStyle w:val="ad"/>
+            </w:pPr>
+            <w:r>
+              <w:rPr>
+                <w:bdr w:val="none" w:sz="0" w:space="0" w:color="auto" w:frame="1"/>
+              </w:rPr>
+              <w:t>跨越多个关联实体或逻辑路径进行提问。验证系统对</w:t>
+            </w:r>
+            <w:r>
+              <w:rPr>
+                <w:bdr w:val="none" w:sz="0" w:space="0" w:color="auto" w:frame="1"/>
+              </w:rPr>
+              <w:t>Level2/3</w:t>
+            </w:r>
+            <w:r>
+              <w:rPr>
+                <w:bdr w:val="none" w:sz="0" w:space="0" w:color="auto" w:frame="1"/>
+              </w:rPr>
+              <w:t>中观关系脉络的路径探测同逻辑连贯性。</w:t>
+            </w:r>
+          </w:p>
+        </w:tc>
+        <w:tc>
+          <w:tcPr>
+            <w:tcW w:w="947" w:type="dxa"/>
+            <w:tcMar>
+              <w:right w:w="0" w:type="dxa"/>
+            </w:tcMar>
+            <w:vAlign w:val="center"/>
+            <w:hideMark/>
+          </w:tcPr>
+          <w:p>
+            <w:pPr>
+              <w:pStyle w:val="ad"/>
+            </w:pPr>
+            <w:r>
+              <w:rPr>
+                <w:bdr w:val="none" w:sz="0" w:space="0" w:color="auto" w:frame="1"/>
+              </w:rPr>
+              <w:t>20</w:t>
+            </w:r>
+            <w:r>
+              <w:rPr>
+                <w:bdr w:val="none" w:sz="0" w:space="0" w:color="auto" w:frame="1"/>
+              </w:rPr>
+              <w:t>题</w:t>
+            </w:r>
+          </w:p>
+        </w:tc>
+      </w:tr>
+      <w:tr>
+        <w:trPr>
+          <w:tblCellSpacing w:w="15" w:type="dxa"/>
+        </w:trPr>
+        <w:tc>
+          <w:tcPr>
+            <w:tcW w:w="0" w:type="auto"/>
+            <w:tcBorders>
+              <w:bottom w:val="single" w:sz="4" w:space="0" w:color="auto"/>
+            </w:tcBorders>
+            <w:tcMar>
+              <w:right w:w="180" w:type="dxa"/>
+            </w:tcMar>
+            <w:vAlign w:val="center"/>
+            <w:hideMark/>
+          </w:tcPr>
+          <w:p>
+            <w:pPr>
+              <w:pStyle w:val="ad"/>
+            </w:pPr>
+            <w:proofErr w:type="spellStart"/>
+            <w:r>
+              <w:rPr>
+                <w:bdr w:val="none" w:sz="0" w:space="0" w:color="auto" w:frame="1"/>
+              </w:rPr>
+              <w:t>GlobalSynthesis</w:t>
+            </w:r>
+            <w:proofErr w:type="spellEnd"/>
+          </w:p>
+        </w:tc>
+        <w:tc>
+          <w:tcPr>
+            <w:tcW w:w="0" w:type="auto"/>
+            <w:tcBorders>
+              <w:bottom w:val="single" w:sz="4" w:space="0" w:color="auto"/>
+            </w:tcBorders>
+            <w:tcMar>
+              <w:right w:w="180" w:type="dxa"/>
+            </w:tcMar>
+            <w:vAlign w:val="center"/>
+            <w:hideMark/>
+          </w:tcPr>
+          <w:p>
+            <w:pPr>
+              <w:pStyle w:val="ad"/>
+            </w:pPr>
+            <w:proofErr w:type="spellStart"/>
+            <w:r>
+              <w:rPr>
+                <w:color w:val="444746"/>
+                <w:bdr w:val="none" w:sz="0" w:space="0" w:color="auto" w:frame="1"/>
+              </w:rPr>
+              <w:t>multi_hop_abstract_query</w:t>
+            </w:r>
+            <w:proofErr w:type="spellEnd"/>
+          </w:p>
+        </w:tc>
+        <w:tc>
+          <w:tcPr>
+            <w:tcW w:w="3095" w:type="dxa"/>
+            <w:tcBorders>
+              <w:bottom w:val="single" w:sz="4" w:space="0" w:color="auto"/>
+            </w:tcBorders>
+            <w:tcMar>
+              <w:right w:w="180" w:type="dxa"/>
+            </w:tcMar>
+            <w:vAlign w:val="center"/>
+            <w:hideMark/>
+          </w:tcPr>
+          <w:p>
+            <w:pPr>
+              <w:pStyle w:val="ad"/>
+            </w:pPr>
+            <w:r>
+              <w:rPr>
+                <w:bdr w:val="none" w:sz="0" w:space="0" w:color="auto" w:frame="1"/>
+              </w:rPr>
+              <w:t>针对全局主题或长篇摘要进行</w:t>
+            </w:r>
+            <w:r>
+              <w:rPr>
+                <w:bdr w:val="none" w:sz="0" w:space="0" w:color="auto" w:frame="1"/>
+              </w:rPr>
+              <w:lastRenderedPageBreak/>
+              <w:t>提问。验证系统对</w:t>
+            </w:r>
+            <w:r>
+              <w:rPr>
+                <w:bdr w:val="none" w:sz="0" w:space="0" w:color="auto" w:frame="1"/>
+              </w:rPr>
+              <w:t>Level4</w:t>
+            </w:r>
+            <w:r>
+              <w:rPr>
+                <w:bdr w:val="none" w:sz="0" w:space="0" w:color="auto" w:frame="1"/>
+              </w:rPr>
+              <w:t>宏观社区结构的语义聚合与高阶概括能力。</w:t>
+            </w:r>
+          </w:p>
+        </w:tc>
+        <w:tc>
+          <w:tcPr>
+            <w:tcW w:w="947" w:type="dxa"/>
+            <w:tcBorders>
+              <w:bottom w:val="single" w:sz="4" w:space="0" w:color="auto"/>
+            </w:tcBorders>
+            <w:tcMar>
+              <w:right w:w="0" w:type="dxa"/>
+            </w:tcMar>
+            <w:vAlign w:val="center"/>
+            <w:hideMark/>
+          </w:tcPr>
+          <w:p>
+            <w:pPr>
+              <w:pStyle w:val="ad"/>
+            </w:pPr>
+            <w:r>
+              <w:rPr>
+                <w:bdr w:val="none" w:sz="0" w:space="0" w:color="auto" w:frame="1"/>
+              </w:rPr>
+              <w:lastRenderedPageBreak/>
+              <w:t>20</w:t>
+            </w:r>
+            <w:r>
+              <w:rPr>
+                <w:bdr w:val="none" w:sz="0" w:space="0" w:color="auto" w:frame="1"/>
+              </w:rPr>
+              <w:t>题</w:t>
+            </w:r>
+          </w:p>
+        </w:tc>
+      </w:tr>
+    </w:tbl>
     <w:p>
       <w:pPr>
         <w:pStyle w:val="2"/>
@@ -30871,182 +31464,182 @@
         <w:ind w:firstLine="480"/>
       </w:pPr>
       <w:r>
+        <w:t>从表</w:t>
+      </w:r>
+      <w:r>
+        <w:t>5-1</w:t>
+      </w:r>
+      <w:r>
+        <w:t>可以看出，各方法在图构建阶段的资源消耗表现出较为明显的差异</w:t>
+      </w:r>
+      <w:r>
+        <w:rPr>
+          <w:rFonts w:hint="eastAsia"/>
+        </w:rPr>
+        <w:t>。</w:t>
+      </w:r>
+      <w:r>
+        <w:t>从</w:t>
+      </w:r>
+      <w:r>
+        <w:t>token</w:t>
+      </w:r>
+      <w:r>
+        <w:t>使用量来看，</w:t>
+      </w:r>
+      <w:r>
+        <w:t>GraphRAG</w:t>
+      </w:r>
+      <w:r>
+        <w:t>的总</w:t>
+      </w:r>
+      <w:r>
+        <w:t>token</w:t>
+      </w:r>
+      <w:r>
+        <w:t>消耗最低，约为</w:t>
+      </w:r>
+      <w:r>
+        <w:t>592</w:t>
+      </w:r>
+      <w:r>
+        <w:t>万；</w:t>
+      </w:r>
+      <w:r>
+        <w:t>E-GraphRAG</w:t>
+      </w:r>
+      <w:r>
+        <w:t>的</w:t>
+      </w:r>
+      <w:r>
+        <w:t>token</w:t>
+      </w:r>
+      <w:r>
+        <w:t>使用量约为</w:t>
+      </w:r>
+      <w:r>
+        <w:t>1367</w:t>
+      </w:r>
+      <w:r>
+        <w:t>万，虽然高于</w:t>
+      </w:r>
+      <w:r>
+        <w:t>GraphRAG</w:t>
+      </w:r>
+      <w:r>
+        <w:t>，但仍明显低于</w:t>
+      </w:r>
+      <w:proofErr w:type="spellStart"/>
+      <w:r>
+        <w:t>LightRAG</w:t>
+      </w:r>
+      <w:proofErr w:type="spellEnd"/>
+      <w:r>
+        <w:t>的</w:t>
+      </w:r>
+      <w:r>
+        <w:t>3334</w:t>
+      </w:r>
+      <w:r>
+        <w:t>万。该现象反映出</w:t>
+      </w:r>
+      <w:r>
+        <w:t>GraphRAG</w:t>
+      </w:r>
+      <w:r>
+        <w:t>倾向于通过较多次的小规模调用逐步完成三元组抽取任务，而</w:t>
+      </w:r>
+      <w:r>
+        <w:t>E-GraphRAG</w:t>
+      </w:r>
+      <w:r>
+        <w:t>在单次调用中生成更丰富的结构信息，使单次调用规模相对更大。</w:t>
+      </w:r>
+    </w:p>
+    <w:p>
+      <w:pPr>
+        <w:ind w:firstLine="480"/>
+      </w:pPr>
+      <w:r>
+        <w:t>在图构建时间方面，</w:t>
+      </w:r>
+      <w:r>
+        <w:t>GraphRAG</w:t>
+      </w:r>
+      <w:r>
+        <w:t>的构图耗时最短，约为</w:t>
+      </w:r>
+      <w:r>
+        <w:t>1957</w:t>
+      </w:r>
+      <w:r>
+        <w:t>秒；</w:t>
+      </w:r>
+      <w:r>
+        <w:t>E-GraphRAG</w:t>
+      </w:r>
+      <w:r>
+        <w:t>的构建时间约为</w:t>
+      </w:r>
+      <w:r>
+        <w:t>53,450</w:t>
+      </w:r>
+      <w:r>
+        <w:t>秒。造成该差异的原因在于其单次</w:t>
+      </w:r>
+      <w:r>
+        <w:t>LLM</w:t>
+      </w:r>
+      <w:r>
+        <w:t>调用需要生成更复杂的结构信息，使每次推理过程涉及更大的计算规模，进而增加整体构图时间。</w:t>
+      </w:r>
+    </w:p>
+    <w:p>
+      <w:pPr>
+        <w:ind w:firstLine="480"/>
+      </w:pPr>
+      <w:r>
+        <w:t>在图结构规模方面，</w:t>
+      </w:r>
+      <w:r>
+        <w:t>E-GraphRAG</w:t>
+      </w:r>
+      <w:r>
+        <w:t>表现出显著优势。其构建的知识图谱包含</w:t>
+      </w:r>
+      <w:r>
+        <w:t>81005</w:t>
+      </w:r>
+      <w:r>
+        <w:t>个节点与</w:t>
+      </w:r>
+      <w:r>
+        <w:t>136381</w:t>
+      </w:r>
+      <w:r>
+        <w:t>条边，分别约为</w:t>
+      </w:r>
+      <w:r>
+        <w:t>GraphRAG</w:t>
+      </w:r>
+      <w:r>
+        <w:t>的</w:t>
+      </w:r>
+      <w:r>
+        <w:t>8</w:t>
+      </w:r>
+      <w:r>
+        <w:t>倍与</w:t>
+      </w:r>
+      <w:r>
+        <w:t>10</w:t>
+      </w:r>
+      <w:r>
+        <w:t>倍，也明显高于</w:t>
+      </w:r>
+      <w:proofErr w:type="spellStart"/>
+      <w:r>
         <w:lastRenderedPageBreak/>
-        <w:t>从表</w:t>
-      </w:r>
-      <w:r>
-        <w:t>5-1</w:t>
-      </w:r>
-      <w:r>
-        <w:t>可以看出，各方法在图构建阶段的资源消耗表现出较为明显的差异</w:t>
-      </w:r>
-      <w:r>
-        <w:rPr>
-          <w:rFonts w:hint="eastAsia"/>
-        </w:rPr>
-        <w:t>。</w:t>
-      </w:r>
-      <w:r>
-        <w:t>从</w:t>
-      </w:r>
-      <w:r>
-        <w:t>token</w:t>
-      </w:r>
-      <w:r>
-        <w:t>使用量来看，</w:t>
-      </w:r>
-      <w:r>
-        <w:t>GraphRAG</w:t>
-      </w:r>
-      <w:r>
-        <w:t>的总</w:t>
-      </w:r>
-      <w:r>
-        <w:t>token</w:t>
-      </w:r>
-      <w:r>
-        <w:t>消耗最低，约为</w:t>
-      </w:r>
-      <w:r>
-        <w:t>592</w:t>
-      </w:r>
-      <w:r>
-        <w:t>万；</w:t>
-      </w:r>
-      <w:r>
-        <w:t>E-GraphRAG</w:t>
-      </w:r>
-      <w:r>
-        <w:t>的</w:t>
-      </w:r>
-      <w:r>
-        <w:t>token</w:t>
-      </w:r>
-      <w:r>
-        <w:t>使用量约为</w:t>
-      </w:r>
-      <w:r>
-        <w:t>1367</w:t>
-      </w:r>
-      <w:r>
-        <w:t>万，虽然高于</w:t>
-      </w:r>
-      <w:r>
-        <w:t>GraphRAG</w:t>
-      </w:r>
-      <w:r>
-        <w:t>，但仍明显低于</w:t>
-      </w:r>
-      <w:proofErr w:type="spellStart"/>
-      <w:r>
-        <w:t>LightRAG</w:t>
-      </w:r>
-      <w:proofErr w:type="spellEnd"/>
-      <w:r>
-        <w:t>的</w:t>
-      </w:r>
-      <w:r>
-        <w:t>3334</w:t>
-      </w:r>
-      <w:r>
-        <w:t>万。该现象反映出</w:t>
-      </w:r>
-      <w:r>
-        <w:t>GraphRAG</w:t>
-      </w:r>
-      <w:r>
-        <w:t>倾向于通过较多次的小规模调用逐步完成三元组抽取任务，而</w:t>
-      </w:r>
-      <w:r>
-        <w:t>E-GraphRAG</w:t>
-      </w:r>
-      <w:r>
-        <w:t>在单次调用中生成更丰富的结构信息，使单次调用规模相对更大。</w:t>
-      </w:r>
-    </w:p>
-    <w:p>
-      <w:pPr>
-        <w:ind w:firstLine="480"/>
-      </w:pPr>
-      <w:r>
-        <w:t>在图构建时间方面，</w:t>
-      </w:r>
-      <w:r>
-        <w:t>GraphRAG</w:t>
-      </w:r>
-      <w:r>
-        <w:t>的构图耗时最短，约为</w:t>
-      </w:r>
-      <w:r>
-        <w:t>1957</w:t>
-      </w:r>
-      <w:r>
-        <w:t>秒；</w:t>
-      </w:r>
-      <w:r>
-        <w:t>E-GraphRAG</w:t>
-      </w:r>
-      <w:r>
-        <w:t>的构建时间约为</w:t>
-      </w:r>
-      <w:r>
-        <w:t>53,450</w:t>
-      </w:r>
-      <w:r>
-        <w:t>秒。造成该差异的原因在于其单次</w:t>
-      </w:r>
-      <w:r>
-        <w:t>LLM</w:t>
-      </w:r>
-      <w:r>
-        <w:t>调用需要生成更复杂的结构信息，使每次推理过程涉及更大的计算规模，进而增加整体构图时间。</w:t>
-      </w:r>
-    </w:p>
-    <w:p>
-      <w:pPr>
-        <w:ind w:firstLine="480"/>
-      </w:pPr>
-      <w:r>
-        <w:t>在图结构规模方面，</w:t>
-      </w:r>
-      <w:r>
-        <w:t>E-GraphRAG</w:t>
-      </w:r>
-      <w:r>
-        <w:t>表现出显著优势。其构建的知识图谱包含</w:t>
-      </w:r>
-      <w:r>
-        <w:t>81005</w:t>
-      </w:r>
-      <w:r>
-        <w:t>个节点与</w:t>
-      </w:r>
-      <w:r>
-        <w:t>136381</w:t>
-      </w:r>
-      <w:r>
-        <w:t>条边，分别约为</w:t>
-      </w:r>
-      <w:r>
-        <w:t>GraphRAG</w:t>
-      </w:r>
-      <w:r>
-        <w:t>的</w:t>
-      </w:r>
-      <w:r>
-        <w:t>8</w:t>
-      </w:r>
-      <w:r>
-        <w:t>倍与</w:t>
-      </w:r>
-      <w:r>
-        <w:t>10</w:t>
-      </w:r>
-      <w:r>
-        <w:t>倍，也明显高于</w:t>
-      </w:r>
-      <w:proofErr w:type="spellStart"/>
-      <w:r>
         <w:t>LightRAG</w:t>
       </w:r>
       <w:proofErr w:type="spellEnd"/>
@@ -31166,11 +31759,7 @@
         <w:ind w:firstLine="480"/>
       </w:pPr>
       <w:r>
-        <w:t>除企业知识结构化成本外，知识图谱结构本身的组织质量同样会对系统检索效果产生重要影响。合理的图结构能够提高实体间的语义关联程度，致使相关知识在</w:t>
-      </w:r>
-      <w:r>
-        <w:lastRenderedPageBreak/>
-        <w:t>图中形成更加紧密的语义社区，从而提升检索及推理阶段的信息聚合能力。为进一步分析不同方法生成知识图谱的结构特性，本研究从图规模、连通性及社区结构等方面对</w:t>
+        <w:t>除企业知识结构化成本外，知识图谱结构本身的组织质量同样会对系统检索效果产生重要影响。合理的图结构能够提高实体间的语义关联程度，致使相关知识在图中形成更加紧密的语义社区，从而提升检索及推理阶段的信息聚合能力。为进一步分析不同方法生成知识图谱的结构特性，本研究从图规模、连通性及社区结构等方面对</w:t>
       </w:r>
       <w:r>
         <w:t>GraphRAG</w:t>
@@ -31888,6 +32477,7 @@
                 <w:sz w:val="21"/>
                 <w:szCs w:val="21"/>
               </w:rPr>
+              <w:lastRenderedPageBreak/>
               <w:t>社区平均规模</w:t>
             </w:r>
           </w:p>
@@ -32260,7 +32850,6 @@
         <w:ind w:firstLine="480"/>
       </w:pPr>
       <w:r>
-        <w:lastRenderedPageBreak/>
         <w:t>整体来看，</w:t>
       </w:r>
       <w:r>
@@ -32330,7 +32919,11 @@
         <w:t>E-GraphRAG</w:t>
       </w:r>
       <w:r>
-        <w:t>三种方法进行对比实验。实验重点考察系统在不同类型企业知识问题上的表现，包括局部事实检索、结构关系推理以及全局语义整合三类典型查询任务。这三类任务分别对应企业知识检索中常见的信息需求场景：具体条款的精准定位、跨条款间的复杂关系分析以及合同整体语义的深度概括。</w:t>
+        <w:t>三种方法进行对比实验。实验重点考察系统在不同类型企业知识问题上的表现，包括局部事实检索、结构关系推理以及全局语义整合三类典型查询任务。这三类任务分别对应企业知识检索中</w:t>
+      </w:r>
+      <w:r>
+        <w:lastRenderedPageBreak/>
+        <w:t>常见的信息需求场景：具体条款的精准定位、跨条款间的复杂关系分析以及合同整体语义的深度概括。</w:t>
       </w:r>
     </w:p>
     <w:p>
@@ -32475,7 +33068,6 @@
         <w:rPr>
           <w:noProof/>
         </w:rPr>
-        <w:lastRenderedPageBreak/>
         <w:drawing>
           <wp:inline distT="0" distB="0" distL="0" distR="0" wp14:anchorId="15ED39EF" wp14:editId="48D4370D">
             <wp:extent cx="5471795" cy="1663065"/>
@@ -32580,7 +33172,11 @@
         <w:t>MRR</w:t>
       </w:r>
       <w:r>
-        <w:t>。相较于其他方法，这种表现意味着系统在定位具体合同条款或孤立事实时具有更高的稳定性，能够在减少信息遗漏的同时，确保核心证据块在排序中处于靠前位置，从而为下游生成环节提供了更具确定性的输入。</w:t>
+        <w:t>。相较于其他方法，这种表现意味着系统在定位具体合同条款或孤立事实时具有更高的稳定性，</w:t>
+      </w:r>
+      <w:r>
+        <w:lastRenderedPageBreak/>
+        <w:t>能够在减少信息遗漏的同时，确保核心证据块在排序中处于靠前位置，从而为下游生成环节提供了更具确定性的输入。</w:t>
       </w:r>
     </w:p>
     <w:p>
@@ -32726,7 +33322,6 @@
         <w:rPr>
           <w:noProof/>
         </w:rPr>
-        <w:lastRenderedPageBreak/>
         <w:drawing>
           <wp:inline distT="0" distB="0" distL="0" distR="0" wp14:anchorId="1050D487" wp14:editId="07F5FA9D">
             <wp:extent cx="5471795" cy="1708150"/>
@@ -32815,7 +33410,11 @@
         <w:t>0.905</w:t>
       </w:r>
       <w:r>
-        <w:t>。这意味着当系统精确定位到合同的具体条款后，能够以极高的保真度还原原始信息，几乎消除了非必要的逻辑漂移。相较于基准模型，这种高忠实度为处理金融、法律等对容错率极低的业务场景提供了更可靠的保障。</w:t>
+        <w:t>。这意味着当系统精确定位到合同的具体条款后，能够以极高的保真度还原原始信息，几乎消除了非必要</w:t>
+      </w:r>
+      <w:r>
+        <w:lastRenderedPageBreak/>
+        <w:t>的逻辑漂移。相较于基准模型，这种高忠实度为处理金融、法律等对容错率极低的业务场景提供了更可靠的保障。</w:t>
       </w:r>
     </w:p>
     <w:p>
@@ -32924,7 +33523,6 @@
         <w:rPr>
           <w:noProof/>
         </w:rPr>
-        <w:lastRenderedPageBreak/>
         <w:drawing>
           <wp:inline distT="0" distB="0" distL="0" distR="0" wp14:anchorId="029C1C06" wp14:editId="39EBD47E">
             <wp:extent cx="5471795" cy="1727835"/>
@@ -33041,7 +33639,11 @@
         <w:t>E-GraphRAG</w:t>
       </w:r>
       <w:r>
-        <w:t>生成的合同摘要与深度解释在专业性表达上与行业专家的高度契合。即便在复杂的结构关系推理任务中，其相似度仍保持在</w:t>
+        <w:t>生成的合同摘要与深度解</w:t>
+      </w:r>
+      <w:r>
+        <w:lastRenderedPageBreak/>
+        <w:t>释在专业性表达上与行业专家的高度契合。即便在复杂的结构关系推理任务中，其相似度仍保持在</w:t>
       </w:r>
       <w:r>
         <w:t>0.845</w:t>
@@ -33203,75 +33805,75 @@
         <w:t>E-GraphRAG</w:t>
       </w:r>
       <w:r>
-        <w:t>在企业知识检索场景下的核心业务价值进行综合总结。实验结果表明，</w:t>
+        <w:t>在企业知识检索场景下的核心业务价值进行综合总结。实验结果表明，该方法在处理多层级、强关联的企业专业知识时展现了显著的技术优势与业务适应性。</w:t>
+      </w:r>
+    </w:p>
+    <w:p>
+      <w:pPr>
+        <w:ind w:firstLine="480"/>
+      </w:pPr>
+      <w:r>
+        <w:t>在数据维度层面，</w:t>
+      </w:r>
+      <w:r>
+        <w:t>E-GraphRAG</w:t>
+      </w:r>
+      <w:r>
+        <w:t>的核心价值体现为证据还原度同对检索幻觉的精准平抑。局部事实检索实验中录得的</w:t>
+      </w:r>
+      <w:r>
+        <w:t>0.905</w:t>
+      </w:r>
+      <w:r>
+        <w:t>忠实度指标，论证了该架构能够契合法律审计及财务核查等严苛场景对信息真伪的刚性约束。由于生成内容同原始证据块实现了深度对齐，系统从底层构筑了企业级知识服务必备的信任机制，致使模型生成的结论具备了可审计的溯源链条。</w:t>
+      </w:r>
+    </w:p>
+    <w:p>
+      <w:pPr>
+        <w:ind w:firstLine="480"/>
+      </w:pPr>
+      <w:r>
+        <w:t>从检索效能视阈审视，块级检索精度的显著跃升直接优化了业务处理能效。</w:t>
+      </w:r>
+      <w:r>
+        <w:rPr>
+          <w:rFonts w:hint="eastAsia"/>
+        </w:rPr>
+        <w:t>局部事实检索</w:t>
+      </w:r>
+      <w:r>
+        <w:t>Recall</w:t>
+      </w:r>
+      <w:r>
+        <w:t>值超过</w:t>
+      </w:r>
+      <w:r>
+        <w:t>0.8</w:t>
+      </w:r>
+      <w:r>
+        <w:t>以及</w:t>
+      </w:r>
+      <w:r>
+        <w:t>MRR</w:t>
+      </w:r>
+      <w:r>
+        <w:t>值达到</w:t>
+      </w:r>
+      <w:r>
+        <w:t>0.86</w:t>
+      </w:r>
+      <w:r>
+        <w:t>的实测表现，确保了</w:t>
+      </w:r>
+      <w:r>
+        <w:t>E-GraphRAG</w:t>
+      </w:r>
+      <w:r>
+        <w:t>在解析大规模合同或技术规范时，可将关键知识元以极高概率精准触达生成端。此项性能增益在大幅平抑冗余信息干扰的同时，致使模型能够迅速锁定</w:t>
       </w:r>
       <w:r>
         <w:lastRenderedPageBreak/>
-        <w:t>该方法在处理多层级、强关联的企业专业知识时展现了显著的技术优势与业务适应性。</w:t>
-      </w:r>
-    </w:p>
-    <w:p>
-      <w:pPr>
-        <w:ind w:firstLine="480"/>
-      </w:pPr>
-      <w:r>
-        <w:t>在数据维度层面，</w:t>
-      </w:r>
-      <w:r>
-        <w:t>E-GraphRAG</w:t>
-      </w:r>
-      <w:r>
-        <w:t>的核心价值体现为证据还原度同对检索幻觉的精准平抑。局部事实检索实验中录得的</w:t>
-      </w:r>
-      <w:r>
-        <w:t>0.905</w:t>
-      </w:r>
-      <w:r>
-        <w:t>忠实度指标，论证了该架构能够契合法律审计及财务核查等严苛场景对信息真伪的刚性约束。由于生成内容同原始证据块实现了深度对齐，系统从底层构筑了企业级知识服务必备的信任机制，致使模型生成的结论具备了可审计的溯源链条。</w:t>
-      </w:r>
-    </w:p>
-    <w:p>
-      <w:pPr>
-        <w:ind w:firstLine="480"/>
-      </w:pPr>
-      <w:r>
-        <w:t>从检索效能视阈审视，块级检索精度的显著跃升直接优化了业务处理能效。</w:t>
-      </w:r>
-      <w:r>
-        <w:rPr>
-          <w:rFonts w:hint="eastAsia"/>
-        </w:rPr>
-        <w:t>局部事实检索</w:t>
-      </w:r>
-      <w:r>
-        <w:t>Recall</w:t>
-      </w:r>
-      <w:r>
-        <w:t>值超过</w:t>
-      </w:r>
-      <w:r>
-        <w:t>0.8</w:t>
-      </w:r>
-      <w:r>
-        <w:t>以及</w:t>
-      </w:r>
-      <w:r>
-        <w:t>MRR</w:t>
-      </w:r>
-      <w:r>
-        <w:t>值达到</w:t>
-      </w:r>
-      <w:r>
-        <w:t>0.86</w:t>
-      </w:r>
-      <w:r>
-        <w:t>的实测表现，确保了</w:t>
-      </w:r>
-      <w:r>
-        <w:t>E-GraphRAG</w:t>
-      </w:r>
-      <w:r>
-        <w:t>在解析大规模合同或技术规范时，可将关键知识元以极高概率精准触达生成端。此项性能增益在大幅平抑冗余信息干扰的同时，致使模型能够迅速锁定长文档中的核心细节，从而显著增强了企业在知识定位与摘要提炼维度的自动化水平。</w:t>
+        <w:t>长文档中的核心细节，从而显著增强了企业在知识定位与摘要提炼维度的自动化水平。</w:t>
       </w:r>
     </w:p>
     <w:p>
@@ -35537,7 +36139,11 @@
         <w:t>企业知识检索</w:t>
       </w:r>
       <w:r>
-        <w:t>场景适应性。无论是在需要极端精确性的条款核查任务，还是在需要宏观视野的全局总结场景中，该方法均能提供稳健且专业的性能支撑，切实发挥了其作为专家级知识合作伙伴的核心效能，为企业数字化转型的知识内化阶段提供了可靠的技术路径。</w:t>
+        <w:t>场景适应性。无论是在需要极端精确性的条款核查任务，还是在需要宏观视野的全局总结场景中，该方法均能提供稳健且专业的性能支撑，切实发</w:t>
+      </w:r>
+      <w:r>
+        <w:lastRenderedPageBreak/>
+        <w:t>挥了其作为专家级知识合作伙伴的核心效能，为企业数字化转型的知识内化阶段提供了可靠的技术路径。</w:t>
       </w:r>
     </w:p>
     <w:p>
@@ -35681,7 +36287,6 @@
         <w:ind w:firstLine="480"/>
       </w:pPr>
       <w:r>
-        <w:lastRenderedPageBreak/>
         <w:t>量化测度准则的确立同样遵循了企业级检索质量模型。本研究设定了事实准确度、证据可追溯性同逻辑连贯性三项核心指标。事实准确度主要衡量系统对合同关键数值、日期及主体定义的精准召回；证据可追溯性关注图结构节点向原始文本块（</w:t>
       </w:r>
       <w:r>
@@ -35754,6 +36359,7 @@
       </w:pPr>
       <w:bookmarkStart w:id="111" w:name="_Toc229472023"/>
       <w:r>
+        <w:lastRenderedPageBreak/>
         <w:t>单条款业务问题</w:t>
       </w:r>
       <w:bookmarkEnd w:id="111"/>
@@ -36227,7 +36833,6 @@
         <w:rPr>
           <w:rFonts w:hint="eastAsia"/>
         </w:rPr>
-        <w:lastRenderedPageBreak/>
         <w:t>根据以上检索得到的内容，系统生成回答：</w:t>
       </w:r>
     </w:p>
@@ -36301,7 +36906,11 @@
         <w:t>/</w:t>
       </w:r>
       <w:r>
-        <w:t>后果性损失，或者设置总体赔偿上限。但不同合同的限制范围不同，并非所有责任都同样受限；有的合同只限制特定损害类型，有的设置总额上限，有的对特定违约或赔偿义务设例外。因此，对这个问题的综合回答是：违约责任通常表现为违约金或赔偿责任，并且一般会受到责任限制条款约束</w:t>
+        <w:t>后果性损失，或者设置总体赔偿上限。但不同合同的限制范围不同，并非所有责任都同样受限；有的合同只限制特定损害类型，有的设置总额上限，有的对特定违约或赔偿义务设例外。因此，对这</w:t>
+      </w:r>
+      <w:r>
+        <w:lastRenderedPageBreak/>
+        <w:t>个问题的综合回答是：违约责任通常表现为违约金或赔偿责任，并且一般会受到责任限制条款约束</w:t>
       </w:r>
       <w:r>
         <w:rPr>
@@ -36903,87 +37512,90 @@
       </w:pPr>
       <w:bookmarkStart w:id="112" w:name="_Toc229472024"/>
       <w:r>
+        <w:t>条款解释型问题</w:t>
+      </w:r>
+      <w:bookmarkEnd w:id="112"/>
+    </w:p>
+    <w:p>
+      <w:pPr>
+        <w:ind w:firstLine="480"/>
+        <w:rPr>
+          <w:rStyle w:val="bzpyqfadein"/>
+        </w:rPr>
+      </w:pPr>
+      <w:r>
+        <w:t>在企业合同管理实务中，部分查询需求超越了对孤立条款的定位，转而要求系统对条款内涵执行深度解释，并结合合同整体语义环境执行风险研判。这类任务的复杂性在于，保密义务或责任限制等核心条款通常并非独立存在，而是散步于定义章、义务章及救济章等多个维度。回答此类问题要求系统具备跨段落的语义整合能力，从而形成具备宏观视野的解释结论。</w:t>
+      </w:r>
+      <w:r>
+        <w:rPr>
+          <w:rStyle w:val="bzpyqfadein"/>
+        </w:rPr>
+        <w:t>以</w:t>
+      </w:r>
+      <w:r>
+        <w:rPr>
+          <w:rStyle w:val="bzpyqfadein"/>
+        </w:rPr>
+        <w:t>CUAD</w:t>
+      </w:r>
+      <w:r>
+        <w:rPr>
+          <w:rStyle w:val="bzpyqfadein"/>
+        </w:rPr>
+        <w:t>数据集中某合作协议为例，企业管理者可能提出如下问题：</w:t>
+      </w:r>
+      <w:r>
+        <w:rPr>
+          <w:rStyle w:val="bzpyqfadein"/>
+          <w:rFonts w:hint="eastAsia"/>
+        </w:rPr>
+        <w:t>“</w:t>
+      </w:r>
+      <w:r>
+        <w:rPr>
+          <w:rStyle w:val="bzpyqfadein"/>
+        </w:rPr>
+        <w:t>合同中的保密义务条款主要包括哪些要求？这些规定是否表明该合同具有较高的信息披露风险？</w:t>
+      </w:r>
+      <w:r>
+        <w:rPr>
+          <w:rStyle w:val="bzpyqfadein"/>
+          <w:rFonts w:hint="eastAsia"/>
+        </w:rPr>
+        <w:t>”</w:t>
+      </w:r>
+    </w:p>
+    <w:p>
+      <w:pPr>
+        <w:ind w:firstLine="480"/>
+        <w:rPr>
+          <w:rStyle w:val="bzpyqfadein"/>
+        </w:rPr>
+      </w:pPr>
+      <w:r>
+        <w:t>针对这一需求，本实验从</w:t>
+      </w:r>
+      <w:r>
+        <w:t>CUAD</w:t>
+      </w:r>
+      <w:r>
+        <w:t>数据集中选取某合作协议作为对象，设定如下查询：</w:t>
+      </w:r>
+      <w:r>
+        <w:t>“</w:t>
+      </w:r>
+      <w:r>
+        <w:t>合同中的保密义务条款主要包括哪些要求？这些规定是否表明该合同具有较高的信息披露风险？</w:t>
+      </w:r>
+      <w:r>
+        <w:t>”</w:t>
+      </w:r>
+      <w:r>
+        <w:t>该任务要求系统不仅要识别保密信息的物理边界，还需根</w:t>
+      </w:r>
+      <w:r>
         <w:lastRenderedPageBreak/>
-        <w:t>条款解释型问题</w:t>
-      </w:r>
-      <w:bookmarkEnd w:id="112"/>
-    </w:p>
-    <w:p>
-      <w:pPr>
-        <w:ind w:firstLine="480"/>
-        <w:rPr>
-          <w:rStyle w:val="bzpyqfadein"/>
-        </w:rPr>
-      </w:pPr>
-      <w:r>
-        <w:t>在企业合同管理实务中，部分查询需求超越了对孤立条款的定位，转而要求系统对条款内涵执行深度解释，并结合合同整体语义环境执行风险研判。这类任务的复杂性在于，保密义务或责任限制等核心条款通常并非独立存在，而是散步于定义章、义务章及救济章等多个维度。回答此类问题要求系统具备跨段落的语义整合能力，从而形成具备宏观视野的解释结论。</w:t>
-      </w:r>
-      <w:r>
-        <w:rPr>
-          <w:rStyle w:val="bzpyqfadein"/>
-        </w:rPr>
-        <w:t>以</w:t>
-      </w:r>
-      <w:r>
-        <w:rPr>
-          <w:rStyle w:val="bzpyqfadein"/>
-        </w:rPr>
-        <w:t>CUAD</w:t>
-      </w:r>
-      <w:r>
-        <w:rPr>
-          <w:rStyle w:val="bzpyqfadein"/>
-        </w:rPr>
-        <w:t>数据集中某合作协议为例，企业管理者可能提出如下问题：</w:t>
-      </w:r>
-      <w:r>
-        <w:rPr>
-          <w:rStyle w:val="bzpyqfadein"/>
-          <w:rFonts w:hint="eastAsia"/>
-        </w:rPr>
-        <w:t>“</w:t>
-      </w:r>
-      <w:r>
-        <w:rPr>
-          <w:rStyle w:val="bzpyqfadein"/>
-        </w:rPr>
-        <w:t>合同中的保密义务条款主要包括哪些要求？这些规定是否表明该合同具有较高的信息披露风险？</w:t>
-      </w:r>
-      <w:r>
-        <w:rPr>
-          <w:rStyle w:val="bzpyqfadein"/>
-          <w:rFonts w:hint="eastAsia"/>
-        </w:rPr>
-        <w:t>”</w:t>
-      </w:r>
-    </w:p>
-    <w:p>
-      <w:pPr>
-        <w:ind w:firstLine="480"/>
-        <w:rPr>
-          <w:rStyle w:val="bzpyqfadein"/>
-        </w:rPr>
-      </w:pPr>
-      <w:r>
-        <w:t>针对这一需求，本实验从</w:t>
-      </w:r>
-      <w:r>
-        <w:t>CUAD</w:t>
-      </w:r>
-      <w:r>
-        <w:t>数据集中选取某合作协议作为对象，设定如下查询：</w:t>
-      </w:r>
-      <w:r>
-        <w:t>“</w:t>
-      </w:r>
-      <w:r>
-        <w:t>合同中的保密义务条款主要包括哪些要求？这些规定是否表明该合同具有较高的信息披露风险？</w:t>
-      </w:r>
-      <w:r>
-        <w:t>”</w:t>
-      </w:r>
-      <w:r>
-        <w:t>该任务要求系统不仅要识别保密信息的物理边界，还需根据披露限制同救济措施的严苛程度，评估合同潜在的合规风险。本研究调用</w:t>
+        <w:t>据披露限制同救济措施的严苛程度，评估合同潜在的合规风险。本研究调用</w:t>
       </w:r>
       <w:r>
         <w:t>E-GraphRAG</w:t>
@@ -37403,7 +38015,6 @@
               <w:rPr>
                 <w:rStyle w:val="bzpyqfadein"/>
               </w:rPr>
-              <w:lastRenderedPageBreak/>
               <w:t>AzulSa_20170303_F-1A_EX-10.3_9943903_EX-10.3_Maintenance Agreement1</w:t>
             </w:r>
           </w:p>
@@ -37504,7 +38115,16 @@
                 <w:i/>
                 <w:iCs/>
               </w:rPr>
-              <w:t>Based on the comprehensive retrieval results, the confidentiality clauses typically encompass the following requirements: defining the scope of confidential information, limiting the purpose of information usage, establishing strict exceptions for disclosure, mandating the return or destruction of information with written certification upon termination, and requiring adequate security measures. Additionally, several contracts specify that breaches of confidentiality may trigger injunctive relief or fall outside general liability limitations. These stipulations demonstrate a high sensitivity to data leakage risks and an intent to strictly govern disclosure through multi-layered constraints.</w:t>
+              <w:t xml:space="preserve">Based on the comprehensive retrieval results, the confidentiality clauses typically encompass the following requirements: defining the scope of confidential information, limiting the purpose of information usage, establishing strict exceptions for disclosure, mandating the return or destruction of information with written certification upon termination, and requiring adequate security measures. Additionally, several contracts specify that breaches of confidentiality may trigger injunctive relief or fall outside </w:t>
+            </w:r>
+            <w:r>
+              <w:rPr>
+                <w:rFonts w:cs="Times New Roman"/>
+                <w:i/>
+                <w:iCs/>
+              </w:rPr>
+              <w:lastRenderedPageBreak/>
+              <w:t>general liability limitations. These stipulations demonstrate a high sensitivity to data leakage risks and an intent to strictly govern disclosure through multi-layered constraints.</w:t>
             </w:r>
           </w:p>
         </w:tc>
@@ -37518,6 +38138,7 @@
         </w:rPr>
       </w:pPr>
       <w:r>
+        <w:lastRenderedPageBreak/>
         <w:t>针对该解释质量，多元画像评价主体给出的定量反馈同定性评语见表</w:t>
       </w:r>
       <w:r>
@@ -38079,65 +38700,65 @@
       </w:pPr>
       <w:bookmarkStart w:id="113" w:name="_Toc229472025"/>
       <w:r>
+        <w:t>多条款联动问题</w:t>
+      </w:r>
+      <w:bookmarkEnd w:id="113"/>
+    </w:p>
+    <w:p>
+      <w:pPr>
+        <w:ind w:firstLine="480"/>
+      </w:pPr>
+      <w:r>
+        <w:t>在企业合同管理实践中，多条款联动任务代表了检索系统处理复杂决策支持的高阶需求。当合同触发提前终止或违约行为时，终止条款、付款义务同违约责任之间往往形成交织的依赖结构。这类任务的逻辑难点在于结论并非源于单一事实的堆叠，而是取决于条款间的交互作用。回答此类问题要求系统不仅能够准确定位散布于不同章节的条款，还需解析其内部的依赖路径，从而为整体责任划分提供逻辑依据。</w:t>
+      </w:r>
+    </w:p>
+    <w:p>
+      <w:pPr>
+        <w:ind w:firstLine="480"/>
+        <w:rPr>
+          <w:rStyle w:val="bzpyqfadein"/>
+        </w:rPr>
+      </w:pPr>
+      <w:r>
+        <w:t>本实验针对这一复杂场景设定如下查询：</w:t>
+      </w:r>
+      <w:r>
+        <w:t>“</w:t>
+      </w:r>
+      <w:r>
+        <w:t>若合同被提前终止，各方在付款义务、已提供服务费用以及违约责任方面将如何处理？这些条款之间是否存在相互影响？</w:t>
+      </w:r>
+      <w:r>
+        <w:t>”</w:t>
+      </w:r>
+      <w:r>
+        <w:t>该任务要求系统穿透章节壁垒，识别终止情形下服务结算同赔偿追索的联动机制。本研究调用</w:t>
+      </w:r>
+      <w:r>
+        <w:t>E-GraphRAG</w:t>
+      </w:r>
+      <w:r>
+        <w:t>系统执行检索，其实际获取的关键证据片段见表</w:t>
+      </w:r>
+      <w:r>
+        <w:t>5-8</w:t>
+      </w:r>
+      <w:r>
+        <w:t>。</w:t>
+      </w:r>
+    </w:p>
+    <w:p>
+      <w:pPr>
+        <w:pStyle w:val="affc"/>
+        <w:rPr>
+          <w:rStyle w:val="bzpyqfadein"/>
+        </w:rPr>
+      </w:pPr>
+      <w:r>
+        <w:rPr>
+          <w:rStyle w:val="bzpyqfadein"/>
+        </w:rPr>
         <w:lastRenderedPageBreak/>
-        <w:t>多条款联动问题</w:t>
-      </w:r>
-      <w:bookmarkEnd w:id="113"/>
-    </w:p>
-    <w:p>
-      <w:pPr>
-        <w:ind w:firstLine="480"/>
-      </w:pPr>
-      <w:r>
-        <w:t>在企业合同管理实践中，多条款联动任务代表了检索系统处理复杂决策支持的高阶需求。当合同触发提前终止或违约行为时，终止条款、付款义务同违约责任之间往往形成交织的依赖结构。这类任务的逻辑难点在于结论并非源于单一事实的堆叠，而是取决于条款间的交互作用。回答此类问题要求系统不仅能够准确定位散布于不同章节的条款，还需解析其内部的依赖路径，从而为整体责任划分提供逻辑依据。</w:t>
-      </w:r>
-    </w:p>
-    <w:p>
-      <w:pPr>
-        <w:ind w:firstLine="480"/>
-        <w:rPr>
-          <w:rStyle w:val="bzpyqfadein"/>
-        </w:rPr>
-      </w:pPr>
-      <w:r>
-        <w:t>本实验针对这一复杂场景设定如下查询：</w:t>
-      </w:r>
-      <w:r>
-        <w:t>“</w:t>
-      </w:r>
-      <w:r>
-        <w:t>若合同被提前终止，各方在付款义务、已提供服务费用以及违约责任方面将如何处理？这些条款之间是否存在相互影响？</w:t>
-      </w:r>
-      <w:r>
-        <w:t>”</w:t>
-      </w:r>
-      <w:r>
-        <w:t>该任务要求系统穿透章节壁垒，识别终止情形下服务结算同赔偿追索的联动机制。本研究调用</w:t>
-      </w:r>
-      <w:r>
-        <w:t>E-GraphRAG</w:t>
-      </w:r>
-      <w:r>
-        <w:t>系统执行检索，其实际获取的关键证据片段见表</w:t>
-      </w:r>
-      <w:r>
-        <w:t>5-8</w:t>
-      </w:r>
-      <w:r>
-        <w:t>。</w:t>
-      </w:r>
-    </w:p>
-    <w:p>
-      <w:pPr>
-        <w:pStyle w:val="affc"/>
-        <w:rPr>
-          <w:rStyle w:val="bzpyqfadein"/>
-        </w:rPr>
-      </w:pPr>
-      <w:r>
-        <w:rPr>
-          <w:rStyle w:val="bzpyqfadein"/>
-        </w:rPr>
         <w:t>表</w:t>
       </w:r>
       <w:r>
@@ -38585,7 +39206,6 @@
         <w:ind w:firstLine="480"/>
       </w:pPr>
       <w:r>
-        <w:lastRenderedPageBreak/>
         <w:t>系统基于上述跨文档、跨章节证据生成的综合回答（</w:t>
       </w:r>
       <w:r>
@@ -38647,6 +39267,7 @@
         <w:rPr>
           <w:rStyle w:val="bzpyqfadein"/>
         </w:rPr>
+        <w:lastRenderedPageBreak/>
         <w:t>从该案例可以看出，在多条款联动问题中，仅依赖单一条款信息难以完整回答企业决策问题。</w:t>
       </w:r>
       <w:r>
@@ -39010,11 +39631,7 @@
         <w:t>E-GraphRAG</w:t>
       </w:r>
       <w:r>
-        <w:t>通过在知识图中组织终止、付款及违约责任等多重条款间的结构关系，致使系统能够在检索阶段同步定位相关证据，并在回答生成阶段准确表达这些条款间的相互影响。这种结构化分</w:t>
-      </w:r>
-      <w:r>
-        <w:lastRenderedPageBreak/>
-        <w:t>析能力能够更有效地支持企业在合同终止处理、违约定损及责任评估等复杂场景中的决策诉求。归结而言，通过将零散事实转化为拓扑关联的知识网，系统显著提升了处理高阶逻辑问题的可靠性。</w:t>
+        <w:t>通过在知识图中组织终止、付款及违约责任等多重条款间的结构关系，致使系统能够在检索阶段同步定位相关证据，并在回答生成阶段准确表达这些条款间的相互影响。这种结构化分析能力能够更有效地支持企业在合同终止处理、违约定损及责任评估等复杂场景中的决策诉求。归结而言，通过将零散事实转化为拓扑关联的知识网，系统显著提升了处理高阶逻辑问题的可靠性。</w:t>
       </w:r>
     </w:p>
     <w:p>
@@ -39053,6 +39670,7 @@
         <w:ind w:firstLine="480"/>
       </w:pPr>
       <w:r>
+        <w:lastRenderedPageBreak/>
         <w:t>本实验选取</w:t>
       </w:r>
       <w:r>
@@ -39443,7 +40061,6 @@
         <w:rPr>
           <w:rStyle w:val="bzpyqfadein"/>
         </w:rPr>
-        <w:lastRenderedPageBreak/>
         <w:t>表</w:t>
       </w:r>
       <w:r>
@@ -39837,7 +40454,14 @@
         <w:rPr>
           <w:rStyle w:val="bzpyqfadein"/>
         </w:rPr>
-        <w:t>这些关系表明，合同中的争议解决机制、责任条款以及保密义务之间存在明显的结构关联。例如，仲裁条款决定了争议处理方式，而责任限制条款则影响潜在损害赔偿范围，同时保密义务条款规定了信息使用和披露规则。这些条款共同构成合同风险控制的重要组成部分。</w:t>
+        <w:t>这些关系表明，合同中的争议解决机制、责任条款以及保密义务之间存在明显的结构关联。例如，仲裁条款决定了争议处理方式，而责任限制条款则影响潜在损</w:t>
+      </w:r>
+      <w:r>
+        <w:rPr>
+          <w:rStyle w:val="bzpyqfadein"/>
+        </w:rPr>
+        <w:lastRenderedPageBreak/>
+        <w:t>害赔偿范围，同时保密义务条款规定了信息使用和披露规则。这些条款共同构成合同风险控制的重要组成部分。</w:t>
       </w:r>
     </w:p>
     <w:p>
@@ -40082,7 +40706,6 @@
               <w:t>系统表现出了极佳的全局整合能力。它不仅识别了</w:t>
             </w:r>
             <w:r>
-              <w:lastRenderedPageBreak/>
               <w:t>“</w:t>
             </w:r>
             <w:r>
@@ -40129,7 +40752,6 @@
               <w:pStyle w:val="ad"/>
             </w:pPr>
             <w:r>
-              <w:lastRenderedPageBreak/>
               <w:t>画像</w:t>
             </w:r>
             <w:r>
@@ -40262,7 +40884,11 @@
               <w:pStyle w:val="ad"/>
             </w:pPr>
             <w:r>
-              <w:t>系统成功构建了风险联动图景。它解释了仲裁、责任范围同保密义务是如何共同影响合同风险分布的，体现了从底层三元组关系向高层语义社区转化的技术优越性。</w:t>
+              <w:t>系统成功构建了风险联动图景。它解释了仲裁、责任范围同保密义务是如何共同影响合同风险分布的，体现了从底层三元组关系向高层语义社区转化</w:t>
+            </w:r>
+            <w:r>
+              <w:lastRenderedPageBreak/>
+              <w:t>的技术优越性。</w:t>
             </w:r>
           </w:p>
         </w:tc>
@@ -40273,6 +40899,7 @@
         <w:ind w:firstLine="480"/>
       </w:pPr>
       <w:r>
+        <w:lastRenderedPageBreak/>
         <w:t>本案例的实证结果表明，在合同风险审查任务中，系统不仅需要识别单一条款内容，更需在更高层级上整合多个语义社区的信息。</w:t>
       </w:r>
       <w:r>
@@ -40332,11 +40959,7 @@
         <w:t>E-GraphRAG</w:t>
       </w:r>
       <w:r>
-        <w:t>不仅</w:t>
-      </w:r>
-      <w:r>
-        <w:lastRenderedPageBreak/>
-        <w:t>能定位微观信息，更具备理解复杂逻辑并形成宏观解释的能力。实证结果论证了所提框架在企业知识检索场景下的应用潜力，为解决业务咨询中的检索幻觉提供了可行路径。</w:t>
+        <w:t>不仅能定位微观信息，更具备理解复杂逻辑并形成宏观解释的能力。实证结果论证了所提框架在企业知识检索场景下的应用潜力，为解决业务咨询中的检索幻觉提供了可行路径。</w:t>
       </w:r>
     </w:p>
     <w:p>

--- a/论文改稿/明审版_基于GraphRAG的企业知识库检索优化研究.docx
+++ b/论文改稿/明审版_基于GraphRAG的企业知识库检索优化研究.docx
@@ -63,7 +63,7 @@
           <v:shape id="_x0000_i1025" type="#_x0000_t75" alt="" style="width:442.95pt;height:592.7pt;mso-width-percent:0;mso-height-percent:0;mso-width-percent:0;mso-height-percent:0" o:ole="">
             <v:imagedata r:id="rId15" o:title=""/>
           </v:shape>
-          <o:OLEObject Type="Embed" ProgID="Word.Document.12" ShapeID="_x0000_i1025" DrawAspect="Content" ObjectID="_1840086499" r:id="rId16"/>
+          <o:OLEObject Type="Embed" ProgID="Word.Document.12" ShapeID="_x0000_i1025" DrawAspect="Content" ObjectID="_1840086813" r:id="rId16"/>
         </w:object>
       </w:r>
     </w:p>
@@ -30701,6 +30701,91 @@
     </w:tbl>
     <w:p>
       <w:pPr>
+        <w:ind w:firstLine="480"/>
+        <w:rPr>
+          <w:rFonts w:hint="eastAsia"/>
+        </w:rPr>
+      </w:pPr>
+      <w:r>
+        <w:t>本研究通过这一映射机制，将原本泛化的自动化评估过程转化为了具备能力指向的压力测试。在具体的生成流程中，系统基于</w:t>
+      </w:r>
+      <w:r>
+        <w:t>CUAD</w:t>
+      </w:r>
+      <w:r>
+        <w:t>数据集中的</w:t>
+      </w:r>
+      <w:r>
+        <w:t>546</w:t>
+      </w:r>
+      <w:r>
+        <w:t>个文本块执行分布采样，最终形成了包含</w:t>
+      </w:r>
+      <w:r>
+        <w:t>60</w:t>
+      </w:r>
+      <w:r>
+        <w:t>个</w:t>
+      </w:r>
+      <w:r>
+        <w:t>“</w:t>
+      </w:r>
+      <w:r>
+        <w:t>问题</w:t>
+      </w:r>
+      <w:r>
+        <w:t>-</w:t>
+      </w:r>
+      <w:r>
+        <w:t>证据</w:t>
+      </w:r>
+      <w:r>
+        <w:t>-</w:t>
+      </w:r>
+      <w:r>
+        <w:t>参考答案</w:t>
+      </w:r>
+      <w:r>
+        <w:t>”</w:t>
+      </w:r>
+      <w:r>
+        <w:t>测试对（</w:t>
+      </w:r>
+      <w:proofErr w:type="spellStart"/>
+      <w:r>
+        <w:t>TestingPairs</w:t>
+      </w:r>
+      <w:proofErr w:type="spellEnd"/>
+      <w:r>
+        <w:t>）的标准评测集。这种从</w:t>
+      </w:r>
+      <w:r>
+        <w:t>“</w:t>
+      </w:r>
+      <w:r>
+        <w:t>原生算子</w:t>
+      </w:r>
+      <w:r>
+        <w:t>”</w:t>
+      </w:r>
+      <w:r>
+        <w:t>到</w:t>
+      </w:r>
+      <w:r>
+        <w:t>“</w:t>
+      </w:r>
+      <w:r>
+        <w:t>研究意图</w:t>
+      </w:r>
+      <w:r>
+        <w:t>”</w:t>
+      </w:r>
+      <w:r>
+        <w:t>的严密映射，确保了实验结果不仅能给出量化得分，更能深度剖析不同架构在差异化检索粒度下的性能边界。</w:t>
+      </w:r>
+    </w:p>
+    <w:p>
+      <w:pPr>
         <w:pStyle w:val="2"/>
         <w:spacing w:before="120" w:after="120"/>
       </w:pPr>
@@ -31561,6 +31646,7 @@
         <w:ind w:firstLine="480"/>
       </w:pPr>
       <w:r>
+        <w:lastRenderedPageBreak/>
         <w:t>在图构建时间方面，</w:t>
       </w:r>
       <w:r>
@@ -31639,7 +31725,6 @@
       </w:r>
       <w:proofErr w:type="spellStart"/>
       <w:r>
-        <w:lastRenderedPageBreak/>
         <w:t>LightRAG</w:t>
       </w:r>
       <w:proofErr w:type="spellEnd"/>
@@ -32037,6 +32122,7 @@
                 <w:sz w:val="21"/>
                 <w:szCs w:val="21"/>
               </w:rPr>
+              <w:lastRenderedPageBreak/>
               <w:t>边数量（无向）</w:t>
             </w:r>
           </w:p>
@@ -32477,7 +32563,6 @@
                 <w:sz w:val="21"/>
                 <w:szCs w:val="21"/>
               </w:rPr>
-              <w:lastRenderedPageBreak/>
               <w:t>社区平均规模</w:t>
             </w:r>
           </w:p>
@@ -32884,6 +32969,7 @@
         <w:rPr>
           <w:rFonts w:hint="eastAsia"/>
         </w:rPr>
+        <w:lastRenderedPageBreak/>
         <w:t>系统检索能力对比</w:t>
       </w:r>
       <w:bookmarkEnd w:id="102"/>
@@ -32919,11 +33005,7 @@
         <w:t>E-GraphRAG</w:t>
       </w:r>
       <w:r>
-        <w:t>三种方法进行对比实验。实验重点考察系统在不同类型企业知识问题上的表现，包括局部事实检索、结构关系推理以及全局语义整合三类典型查询任务。这三类任务分别对应企业知识检索中</w:t>
-      </w:r>
-      <w:r>
-        <w:lastRenderedPageBreak/>
-        <w:t>常见的信息需求场景：具体条款的精准定位、跨条款间的复杂关系分析以及合同整体语义的深度概括。</w:t>
+        <w:t>三种方法进行对比实验。实验重点考察系统在不同类型企业知识问题上的表现，包括局部事实检索、结构关系推理以及全局语义整合三类典型查询任务。这三类任务分别对应企业知识检索中常见的信息需求场景：具体条款的精准定位、跨条款间的复杂关系分析以及合同整体语义的深度概括。</w:t>
       </w:r>
     </w:p>
     <w:p>
@@ -33068,6 +33150,7 @@
         <w:rPr>
           <w:noProof/>
         </w:rPr>
+        <w:lastRenderedPageBreak/>
         <w:drawing>
           <wp:inline distT="0" distB="0" distL="0" distR="0" wp14:anchorId="15ED39EF" wp14:editId="48D4370D">
             <wp:extent cx="5471795" cy="1663065"/>
@@ -33172,11 +33255,7 @@
         <w:t>MRR</w:t>
       </w:r>
       <w:r>
-        <w:t>。相较于其他方法，这种表现意味着系统在定位具体合同条款或孤立事实时具有更高的稳定性，</w:t>
-      </w:r>
-      <w:r>
-        <w:lastRenderedPageBreak/>
-        <w:t>能够在减少信息遗漏的同时，确保核心证据块在排序中处于靠前位置，从而为下游生成环节提供了更具确定性的输入。</w:t>
+        <w:t>。相较于其他方法，这种表现意味着系统在定位具体合同条款或孤立事实时具有更高的稳定性，能够在减少信息遗漏的同时，确保核心证据块在排序中处于靠前位置，从而为下游生成环节提供了更具确定性的输入。</w:t>
       </w:r>
     </w:p>
     <w:p>
@@ -33322,6 +33401,7 @@
         <w:rPr>
           <w:noProof/>
         </w:rPr>
+        <w:lastRenderedPageBreak/>
         <w:drawing>
           <wp:inline distT="0" distB="0" distL="0" distR="0" wp14:anchorId="1050D487" wp14:editId="07F5FA9D">
             <wp:extent cx="5471795" cy="1708150"/>
@@ -33410,11 +33490,7 @@
         <w:t>0.905</w:t>
       </w:r>
       <w:r>
-        <w:t>。这意味着当系统精确定位到合同的具体条款后，能够以极高的保真度还原原始信息，几乎消除了非必要</w:t>
-      </w:r>
-      <w:r>
-        <w:lastRenderedPageBreak/>
-        <w:t>的逻辑漂移。相较于基准模型，这种高忠实度为处理金融、法律等对容错率极低的业务场景提供了更可靠的保障。</w:t>
+        <w:t>。这意味着当系统精确定位到合同的具体条款后，能够以极高的保真度还原原始信息，几乎消除了非必要的逻辑漂移。相较于基准模型，这种高忠实度为处理金融、法律等对容错率极低的业务场景提供了更可靠的保障。</w:t>
       </w:r>
     </w:p>
     <w:p>
@@ -33523,6 +33599,7 @@
         <w:rPr>
           <w:noProof/>
         </w:rPr>
+        <w:lastRenderedPageBreak/>
         <w:drawing>
           <wp:inline distT="0" distB="0" distL="0" distR="0" wp14:anchorId="029C1C06" wp14:editId="39EBD47E">
             <wp:extent cx="5471795" cy="1727835"/>
@@ -33639,11 +33716,7 @@
         <w:t>E-GraphRAG</w:t>
       </w:r>
       <w:r>
-        <w:t>生成的合同摘要与深度解</w:t>
-      </w:r>
-      <w:r>
-        <w:lastRenderedPageBreak/>
-        <w:t>释在专业性表达上与行业专家的高度契合。即便在复杂的结构关系推理任务中，其相似度仍保持在</w:t>
+        <w:t>生成的合同摘要与深度解释在专业性表达上与行业专家的高度契合。即便在复杂的结构关系推理任务中，其相似度仍保持在</w:t>
       </w:r>
       <w:r>
         <w:t>0.845</w:t>
@@ -33805,7 +33878,11 @@
         <w:t>E-GraphRAG</w:t>
       </w:r>
       <w:r>
-        <w:t>在企业知识检索场景下的核心业务价值进行综合总结。实验结果表明，该方法在处理多层级、强关联的企业专业知识时展现了显著的技术优势与业务适应性。</w:t>
+        <w:t>在企业知识检索场景下的核心业务价值进行综合总结。实验结果表明，</w:t>
+      </w:r>
+      <w:r>
+        <w:lastRenderedPageBreak/>
+        <w:t>该方法在处理多层级、强关联的企业专业知识时展现了显著的技术优势与业务适应性。</w:t>
       </w:r>
     </w:p>
     <w:p>
@@ -33869,11 +33946,7 @@
         <w:t>E-GraphRAG</w:t>
       </w:r>
       <w:r>
-        <w:t>在解析大规模合同或技术规范时，可将关键知识元以极高概率精准触达生成端。此项性能增益在大幅平抑冗余信息干扰的同时，致使模型能够迅速锁定</w:t>
-      </w:r>
-      <w:r>
-        <w:lastRenderedPageBreak/>
-        <w:t>长文档中的核心细节，从而显著增强了企业在知识定位与摘要提炼维度的自动化水平。</w:t>
+        <w:t>在解析大规模合同或技术规范时，可将关键知识元以极高概率精准触达生成端。此项性能增益在大幅平抑冗余信息干扰的同时，致使模型能够迅速锁定长文档中的核心细节，从而显著增强了企业在知识定位与摘要提炼维度的自动化水平。</w:t>
       </w:r>
     </w:p>
     <w:p>
@@ -36139,11 +36212,7 @@
         <w:t>企业知识检索</w:t>
       </w:r>
       <w:r>
-        <w:t>场景适应性。无论是在需要极端精确性的条款核查任务，还是在需要宏观视野的全局总结场景中，该方法均能提供稳健且专业的性能支撑，切实发</w:t>
-      </w:r>
-      <w:r>
-        <w:lastRenderedPageBreak/>
-        <w:t>挥了其作为专家级知识合作伙伴的核心效能，为企业数字化转型的知识内化阶段提供了可靠的技术路径。</w:t>
+        <w:t>场景适应性。无论是在需要极端精确性的条款核查任务，还是在需要宏观视野的全局总结场景中，该方法均能提供稳健且专业的性能支撑，切实发挥了其作为专家级知识合作伙伴的核心效能，为企业数字化转型的知识内化阶段提供了可靠的技术路径。</w:t>
       </w:r>
     </w:p>
     <w:p>
@@ -36287,6 +36356,7 @@
         <w:ind w:firstLine="480"/>
       </w:pPr>
       <w:r>
+        <w:lastRenderedPageBreak/>
         <w:t>量化测度准则的确立同样遵循了企业级检索质量模型。本研究设定了事实准确度、证据可追溯性同逻辑连贯性三项核心指标。事实准确度主要衡量系统对合同关键数值、日期及主体定义的精准召回；证据可追溯性关注图结构节点向原始文本块（</w:t>
       </w:r>
       <w:r>
@@ -36359,7 +36429,6 @@
       </w:pPr>
       <w:bookmarkStart w:id="111" w:name="_Toc229472023"/>
       <w:r>
-        <w:lastRenderedPageBreak/>
         <w:t>单条款业务问题</w:t>
       </w:r>
       <w:bookmarkEnd w:id="111"/>
@@ -36833,6 +36902,7 @@
         <w:rPr>
           <w:rFonts w:hint="eastAsia"/>
         </w:rPr>
+        <w:lastRenderedPageBreak/>
         <w:t>根据以上检索得到的内容，系统生成回答：</w:t>
       </w:r>
     </w:p>
@@ -36906,11 +36976,7 @@
         <w:t>/</w:t>
       </w:r>
       <w:r>
-        <w:t>后果性损失，或者设置总体赔偿上限。但不同合同的限制范围不同，并非所有责任都同样受限；有的合同只限制特定损害类型，有的设置总额上限，有的对特定违约或赔偿义务设例外。因此，对这</w:t>
-      </w:r>
-      <w:r>
-        <w:lastRenderedPageBreak/>
-        <w:t>个问题的综合回答是：违约责任通常表现为违约金或赔偿责任，并且一般会受到责任限制条款约束</w:t>
+        <w:t>后果性损失，或者设置总体赔偿上限。但不同合同的限制范围不同，并非所有责任都同样受限；有的合同只限制特定损害类型，有的设置总额上限，有的对特定违约或赔偿义务设例外。因此，对这个问题的综合回答是：违约责任通常表现为违约金或赔偿责任，并且一般会受到责任限制条款约束</w:t>
       </w:r>
       <w:r>
         <w:rPr>
@@ -37512,6 +37578,7 @@
       </w:pPr>
       <w:bookmarkStart w:id="112" w:name="_Toc229472024"/>
       <w:r>
+        <w:lastRenderedPageBreak/>
         <w:t>条款解释型问题</w:t>
       </w:r>
       <w:bookmarkEnd w:id="112"/>
@@ -37591,11 +37658,7 @@
         <w:t>”</w:t>
       </w:r>
       <w:r>
-        <w:t>该任务要求系统不仅要识别保密信息的物理边界，还需根</w:t>
-      </w:r>
-      <w:r>
-        <w:lastRenderedPageBreak/>
-        <w:t>据披露限制同救济措施的严苛程度，评估合同潜在的合规风险。本研究调用</w:t>
+        <w:t>该任务要求系统不仅要识别保密信息的物理边界，还需根据披露限制同救济措施的严苛程度，评估合同潜在的合规风险。本研究调用</w:t>
       </w:r>
       <w:r>
         <w:t>E-GraphRAG</w:t>
@@ -38015,6 +38078,7 @@
               <w:rPr>
                 <w:rStyle w:val="bzpyqfadein"/>
               </w:rPr>
+              <w:lastRenderedPageBreak/>
               <w:t>AzulSa_20170303_F-1A_EX-10.3_9943903_EX-10.3_Maintenance Agreement1</w:t>
             </w:r>
           </w:p>
@@ -38115,16 +38179,7 @@
                 <w:i/>
                 <w:iCs/>
               </w:rPr>
-              <w:t xml:space="preserve">Based on the comprehensive retrieval results, the confidentiality clauses typically encompass the following requirements: defining the scope of confidential information, limiting the purpose of information usage, establishing strict exceptions for disclosure, mandating the return or destruction of information with written certification upon termination, and requiring adequate security measures. Additionally, several contracts specify that breaches of confidentiality may trigger injunctive relief or fall outside </w:t>
-            </w:r>
-            <w:r>
-              <w:rPr>
-                <w:rFonts w:cs="Times New Roman"/>
-                <w:i/>
-                <w:iCs/>
-              </w:rPr>
-              <w:lastRenderedPageBreak/>
-              <w:t>general liability limitations. These stipulations demonstrate a high sensitivity to data leakage risks and an intent to strictly govern disclosure through multi-layered constraints.</w:t>
+              <w:t>Based on the comprehensive retrieval results, the confidentiality clauses typically encompass the following requirements: defining the scope of confidential information, limiting the purpose of information usage, establishing strict exceptions for disclosure, mandating the return or destruction of information with written certification upon termination, and requiring adequate security measures. Additionally, several contracts specify that breaches of confidentiality may trigger injunctive relief or fall outside general liability limitations. These stipulations demonstrate a high sensitivity to data leakage risks and an intent to strictly govern disclosure through multi-layered constraints.</w:t>
             </w:r>
           </w:p>
         </w:tc>
@@ -38138,7 +38193,6 @@
         </w:rPr>
       </w:pPr>
       <w:r>
-        <w:lastRenderedPageBreak/>
         <w:t>针对该解释质量，多元画像评价主体给出的定量反馈同定性评语见表</w:t>
       </w:r>
       <w:r>
@@ -38700,6 +38754,7 @@
       </w:pPr>
       <w:bookmarkStart w:id="113" w:name="_Toc229472025"/>
       <w:r>
+        <w:lastRenderedPageBreak/>
         <w:t>多条款联动问题</w:t>
       </w:r>
       <w:bookmarkEnd w:id="113"/>
@@ -38758,7 +38813,6 @@
         <w:rPr>
           <w:rStyle w:val="bzpyqfadein"/>
         </w:rPr>
-        <w:lastRenderedPageBreak/>
         <w:t>表</w:t>
       </w:r>
       <w:r>
@@ -39206,6 +39260,7 @@
         <w:ind w:firstLine="480"/>
       </w:pPr>
       <w:r>
+        <w:lastRenderedPageBreak/>
         <w:t>系统基于上述跨文档、跨章节证据生成的综合回答（</w:t>
       </w:r>
       <w:r>
@@ -39267,7 +39322,6 @@
         <w:rPr>
           <w:rStyle w:val="bzpyqfadein"/>
         </w:rPr>
-        <w:lastRenderedPageBreak/>
         <w:t>从该案例可以看出，在多条款联动问题中，仅依赖单一条款信息难以完整回答企业决策问题。</w:t>
       </w:r>
       <w:r>
@@ -39631,7 +39685,11 @@
         <w:t>E-GraphRAG</w:t>
       </w:r>
       <w:r>
-        <w:t>通过在知识图中组织终止、付款及违约责任等多重条款间的结构关系，致使系统能够在检索阶段同步定位相关证据，并在回答生成阶段准确表达这些条款间的相互影响。这种结构化分析能力能够更有效地支持企业在合同终止处理、违约定损及责任评估等复杂场景中的决策诉求。归结而言，通过将零散事实转化为拓扑关联的知识网，系统显著提升了处理高阶逻辑问题的可靠性。</w:t>
+        <w:t>通过在知识图中组织终止、付款及违约责任等多重条款间的结构关系，致使系统能够在检索阶段同步定位相关证据，并在回答生成阶段准确表达这些条款间的相互影响。这种结构化分</w:t>
+      </w:r>
+      <w:r>
+        <w:lastRenderedPageBreak/>
+        <w:t>析能力能够更有效地支持企业在合同终止处理、违约定损及责任评估等复杂场景中的决策诉求。归结而言，通过将零散事实转化为拓扑关联的知识网，系统显著提升了处理高阶逻辑问题的可靠性。</w:t>
       </w:r>
     </w:p>
     <w:p>
@@ -39670,7 +39728,6 @@
         <w:ind w:firstLine="480"/>
       </w:pPr>
       <w:r>
-        <w:lastRenderedPageBreak/>
         <w:t>本实验选取</w:t>
       </w:r>
       <w:r>
@@ -40061,6 +40118,7 @@
         <w:rPr>
           <w:rStyle w:val="bzpyqfadein"/>
         </w:rPr>
+        <w:lastRenderedPageBreak/>
         <w:t>表</w:t>
       </w:r>
       <w:r>
@@ -40454,14 +40512,7 @@
         <w:rPr>
           <w:rStyle w:val="bzpyqfadein"/>
         </w:rPr>
-        <w:t>这些关系表明，合同中的争议解决机制、责任条款以及保密义务之间存在明显的结构关联。例如，仲裁条款决定了争议处理方式，而责任限制条款则影响潜在损</w:t>
-      </w:r>
-      <w:r>
-        <w:rPr>
-          <w:rStyle w:val="bzpyqfadein"/>
-        </w:rPr>
-        <w:lastRenderedPageBreak/>
-        <w:t>害赔偿范围，同时保密义务条款规定了信息使用和披露规则。这些条款共同构成合同风险控制的重要组成部分。</w:t>
+        <w:t>这些关系表明，合同中的争议解决机制、责任条款以及保密义务之间存在明显的结构关联。例如，仲裁条款决定了争议处理方式，而责任限制条款则影响潜在损害赔偿范围，同时保密义务条款规定了信息使用和披露规则。这些条款共同构成合同风险控制的重要组成部分。</w:t>
       </w:r>
     </w:p>
     <w:p>
@@ -40706,6 +40757,7 @@
               <w:t>系统表现出了极佳的全局整合能力。它不仅识别了</w:t>
             </w:r>
             <w:r>
+              <w:lastRenderedPageBreak/>
               <w:t>“</w:t>
             </w:r>
             <w:r>
@@ -40752,6 +40804,7 @@
               <w:pStyle w:val="ad"/>
             </w:pPr>
             <w:r>
+              <w:lastRenderedPageBreak/>
               <w:t>画像</w:t>
             </w:r>
             <w:r>
@@ -40884,11 +40937,7 @@
               <w:pStyle w:val="ad"/>
             </w:pPr>
             <w:r>
-              <w:t>系统成功构建了风险联动图景。它解释了仲裁、责任范围同保密义务是如何共同影响合同风险分布的，体现了从底层三元组关系向高层语义社区转化</w:t>
-            </w:r>
-            <w:r>
-              <w:lastRenderedPageBreak/>
-              <w:t>的技术优越性。</w:t>
+              <w:t>系统成功构建了风险联动图景。它解释了仲裁、责任范围同保密义务是如何共同影响合同风险分布的，体现了从底层三元组关系向高层语义社区转化的技术优越性。</w:t>
             </w:r>
           </w:p>
         </w:tc>
@@ -40899,7 +40948,6 @@
         <w:ind w:firstLine="480"/>
       </w:pPr>
       <w:r>
-        <w:lastRenderedPageBreak/>
         <w:t>本案例的实证结果表明，在合同风险审查任务中，系统不仅需要识别单一条款内容，更需在更高层级上整合多个语义社区的信息。</w:t>
       </w:r>
       <w:r>
@@ -40959,7 +41007,11 @@
         <w:t>E-GraphRAG</w:t>
       </w:r>
       <w:r>
-        <w:t>不仅能定位微观信息，更具备理解复杂逻辑并形成宏观解释的能力。实证结果论证了所提框架在企业知识检索场景下的应用潜力，为解决业务咨询中的检索幻觉提供了可行路径。</w:t>
+        <w:t>不仅</w:t>
+      </w:r>
+      <w:r>
+        <w:lastRenderedPageBreak/>
+        <w:t>能定位微观信息，更具备理解复杂逻辑并形成宏观解释的能力。实证结果论证了所提框架在企业知识检索场景下的应用潜力，为解决业务咨询中的检索幻觉提供了可行路径。</w:t>
       </w:r>
     </w:p>
     <w:p>

--- a/论文改稿/明审版_基于GraphRAG的企业知识库检索优化研究.docx
+++ b/论文改稿/明审版_基于GraphRAG的企业知识库检索优化研究.docx
@@ -40,7 +40,7 @@
           <w:sz w:val="52"/>
           <w:szCs w:val="52"/>
         </w:rPr>
-        <w:object w:dxaOrig="8860" w:dyaOrig="11860" w14:anchorId="2DC3F2FF">
+        <w:object w:dxaOrig="8860" w:dyaOrig="11860" w14:anchorId="0B05C861">
           <v:shapetype id="_x0000_t75" coordsize="21600,21600" o:spt="75" o:preferrelative="t" path="m@4@5l@4@11@9@11@9@5xe" filled="f" stroked="f">
             <v:stroke joinstyle="miter"/>
             <v:formulas>
@@ -63,7 +63,7 @@
           <v:shape id="_x0000_i1025" type="#_x0000_t75" alt="" style="width:442.95pt;height:592.7pt;mso-width-percent:0;mso-height-percent:0;mso-width-percent:0;mso-height-percent:0" o:ole="">
             <v:imagedata r:id="rId15" o:title=""/>
           </v:shape>
-          <o:OLEObject Type="Embed" ProgID="Word.Document.12" ShapeID="_x0000_i1025" DrawAspect="Content" ObjectID="_1840086813" r:id="rId16"/>
+          <o:OLEObject Type="Embed" ProgID="Word.Document.12" ShapeID="_x0000_i1025" DrawAspect="Content" ObjectID="_1840090303" r:id="rId16"/>
         </w:object>
       </w:r>
     </w:p>
@@ -1748,7 +1748,7 @@
       <w:bookmarkStart w:id="5" w:name="_Toc325360648"/>
       <w:bookmarkStart w:id="6" w:name="_Toc191665956"/>
       <w:bookmarkStart w:id="7" w:name="_Toc1138"/>
-      <w:bookmarkStart w:id="8" w:name="_Toc229471957"/>
+      <w:bookmarkStart w:id="8" w:name="_Toc229475786"/>
       <w:r>
         <w:rPr>
           <w:rFonts w:hint="eastAsia"/>
@@ -1987,7 +1987,7 @@
       <w:bookmarkStart w:id="14" w:name="_Toc448923418"/>
       <w:bookmarkStart w:id="15" w:name="_Toc323204952"/>
       <w:bookmarkStart w:id="16" w:name="_Toc89242779"/>
-      <w:bookmarkStart w:id="17" w:name="_Toc229471958"/>
+      <w:bookmarkStart w:id="17" w:name="_Toc229475787"/>
       <w:r>
         <w:lastRenderedPageBreak/>
         <w:t>Abstract</w:t>
@@ -2177,7 +2177,7 @@
           <w:r>
             <w:fldChar w:fldCharType="separate"/>
           </w:r>
-          <w:hyperlink w:anchor="_Toc229471957" w:history="1">
+          <w:hyperlink w:anchor="_Toc229475786" w:history="1">
             <w:r>
               <w:rPr>
                 <w:rStyle w:val="aff4"/>
@@ -2218,7 +2218,7 @@
                 <w:noProof/>
                 <w:webHidden/>
               </w:rPr>
-              <w:instrText xml:space="preserve"> PAGEREF _Toc229471957 \h </w:instrText>
+              <w:instrText xml:space="preserve"> PAGEREF _Toc229475786 \h </w:instrText>
             </w:r>
             <w:r>
               <w:rPr>
@@ -2262,7 +2262,7 @@
               <w14:ligatures w14:val="standardContextual"/>
             </w:rPr>
           </w:pPr>
-          <w:hyperlink w:anchor="_Toc229471958" w:history="1">
+          <w:hyperlink w:anchor="_Toc229475787" w:history="1">
             <w:r>
               <w:rPr>
                 <w:rStyle w:val="aff4"/>
@@ -2289,7 +2289,7 @@
                 <w:noProof/>
                 <w:webHidden/>
               </w:rPr>
-              <w:instrText xml:space="preserve"> PAGEREF _Toc229471958 \h </w:instrText>
+              <w:instrText xml:space="preserve"> PAGEREF _Toc229475787 \h </w:instrText>
             </w:r>
             <w:r>
               <w:rPr>
@@ -2333,7 +2333,7 @@
               <w14:ligatures w14:val="standardContextual"/>
             </w:rPr>
           </w:pPr>
-          <w:hyperlink w:anchor="_Toc229471959" w:history="1">
+          <w:hyperlink w:anchor="_Toc229475788" w:history="1">
             <w:r>
               <w:rPr>
                 <w:rStyle w:val="aff4"/>
@@ -2379,7 +2379,7 @@
                 <w:noProof/>
                 <w:webHidden/>
               </w:rPr>
-              <w:instrText xml:space="preserve"> PAGEREF _Toc229471959 \h </w:instrText>
+              <w:instrText xml:space="preserve"> PAGEREF _Toc229475788 \h </w:instrText>
             </w:r>
             <w:r>
               <w:rPr>
@@ -2426,7 +2426,7 @@
               <w14:ligatures w14:val="standardContextual"/>
             </w:rPr>
           </w:pPr>
-          <w:hyperlink w:anchor="_Toc229471960" w:history="1">
+          <w:hyperlink w:anchor="_Toc229475789" w:history="1">
             <w:r>
               <w:rPr>
                 <w:rStyle w:val="aff4"/>
@@ -2470,7 +2470,7 @@
                 <w:noProof/>
                 <w:webHidden/>
               </w:rPr>
-              <w:instrText xml:space="preserve"> PAGEREF _Toc229471960 \h </w:instrText>
+              <w:instrText xml:space="preserve"> PAGEREF _Toc229475789 \h </w:instrText>
             </w:r>
             <w:r>
               <w:rPr>
@@ -2518,7 +2518,7 @@
               <w14:ligatures w14:val="standardContextual"/>
             </w:rPr>
           </w:pPr>
-          <w:hyperlink w:anchor="_Toc229471961" w:history="1">
+          <w:hyperlink w:anchor="_Toc229475790" w:history="1">
             <w:r>
               <w:rPr>
                 <w:rStyle w:val="aff4"/>
@@ -2563,7 +2563,7 @@
                 <w:noProof/>
                 <w:webHidden/>
               </w:rPr>
-              <w:instrText xml:space="preserve"> PAGEREF _Toc229471961 \h </w:instrText>
+              <w:instrText xml:space="preserve"> PAGEREF _Toc229475790 \h </w:instrText>
             </w:r>
             <w:r>
               <w:rPr>
@@ -2611,7 +2611,7 @@
               <w14:ligatures w14:val="standardContextual"/>
             </w:rPr>
           </w:pPr>
-          <w:hyperlink w:anchor="_Toc229471962" w:history="1">
+          <w:hyperlink w:anchor="_Toc229475791" w:history="1">
             <w:r>
               <w:rPr>
                 <w:rStyle w:val="aff4"/>
@@ -2656,7 +2656,7 @@
                 <w:noProof/>
                 <w:webHidden/>
               </w:rPr>
-              <w:instrText xml:space="preserve"> PAGEREF _Toc229471962 \h </w:instrText>
+              <w:instrText xml:space="preserve"> PAGEREF _Toc229475791 \h </w:instrText>
             </w:r>
             <w:r>
               <w:rPr>
@@ -2703,7 +2703,7 @@
               <w14:ligatures w14:val="standardContextual"/>
             </w:rPr>
           </w:pPr>
-          <w:hyperlink w:anchor="_Toc229471963" w:history="1">
+          <w:hyperlink w:anchor="_Toc229475792" w:history="1">
             <w:r>
               <w:rPr>
                 <w:rStyle w:val="aff4"/>
@@ -2747,7 +2747,7 @@
                 <w:noProof/>
                 <w:webHidden/>
               </w:rPr>
-              <w:instrText xml:space="preserve"> PAGEREF _Toc229471963 \h </w:instrText>
+              <w:instrText xml:space="preserve"> PAGEREF _Toc229475792 \h </w:instrText>
             </w:r>
             <w:r>
               <w:rPr>
@@ -2795,7 +2795,7 @@
               <w14:ligatures w14:val="standardContextual"/>
             </w:rPr>
           </w:pPr>
-          <w:hyperlink w:anchor="_Toc229471964" w:history="1">
+          <w:hyperlink w:anchor="_Toc229475793" w:history="1">
             <w:r>
               <w:rPr>
                 <w:rStyle w:val="aff4"/>
@@ -2840,7 +2840,7 @@
                 <w:noProof/>
                 <w:webHidden/>
               </w:rPr>
-              <w:instrText xml:space="preserve"> PAGEREF _Toc229471964 \h </w:instrText>
+              <w:instrText xml:space="preserve"> PAGEREF _Toc229475793 \h </w:instrText>
             </w:r>
             <w:r>
               <w:rPr>
@@ -2888,7 +2888,7 @@
               <w14:ligatures w14:val="standardContextual"/>
             </w:rPr>
           </w:pPr>
-          <w:hyperlink w:anchor="_Toc229471965" w:history="1">
+          <w:hyperlink w:anchor="_Toc229475794" w:history="1">
             <w:r>
               <w:rPr>
                 <w:rStyle w:val="aff4"/>
@@ -2951,7 +2951,7 @@
                 <w:noProof/>
                 <w:webHidden/>
               </w:rPr>
-              <w:instrText xml:space="preserve"> PAGEREF _Toc229471965 \h </w:instrText>
+              <w:instrText xml:space="preserve"> PAGEREF _Toc229475794 \h </w:instrText>
             </w:r>
             <w:r>
               <w:rPr>
@@ -2999,7 +2999,7 @@
               <w14:ligatures w14:val="standardContextual"/>
             </w:rPr>
           </w:pPr>
-          <w:hyperlink w:anchor="_Toc229471966" w:history="1">
+          <w:hyperlink w:anchor="_Toc229475795" w:history="1">
             <w:r>
               <w:rPr>
                 <w:rStyle w:val="aff4"/>
@@ -3044,7 +3044,7 @@
                 <w:noProof/>
                 <w:webHidden/>
               </w:rPr>
-              <w:instrText xml:space="preserve"> PAGEREF _Toc229471966 \h </w:instrText>
+              <w:instrText xml:space="preserve"> PAGEREF _Toc229475795 \h </w:instrText>
             </w:r>
             <w:r>
               <w:rPr>
@@ -3091,7 +3091,7 @@
               <w14:ligatures w14:val="standardContextual"/>
             </w:rPr>
           </w:pPr>
-          <w:hyperlink w:anchor="_Toc229471967" w:history="1">
+          <w:hyperlink w:anchor="_Toc229475796" w:history="1">
             <w:r>
               <w:rPr>
                 <w:rStyle w:val="aff4"/>
@@ -3135,7 +3135,7 @@
                 <w:noProof/>
                 <w:webHidden/>
               </w:rPr>
-              <w:instrText xml:space="preserve"> PAGEREF _Toc229471967 \h </w:instrText>
+              <w:instrText xml:space="preserve"> PAGEREF _Toc229475796 \h </w:instrText>
             </w:r>
             <w:r>
               <w:rPr>
@@ -3183,7 +3183,7 @@
               <w14:ligatures w14:val="standardContextual"/>
             </w:rPr>
           </w:pPr>
-          <w:hyperlink w:anchor="_Toc229471968" w:history="1">
+          <w:hyperlink w:anchor="_Toc229475797" w:history="1">
             <w:r>
               <w:rPr>
                 <w:rStyle w:val="aff4"/>
@@ -3228,7 +3228,7 @@
                 <w:noProof/>
                 <w:webHidden/>
               </w:rPr>
-              <w:instrText xml:space="preserve"> PAGEREF _Toc229471968 \h </w:instrText>
+              <w:instrText xml:space="preserve"> PAGEREF _Toc229475797 \h </w:instrText>
             </w:r>
             <w:r>
               <w:rPr>
@@ -3276,7 +3276,7 @@
               <w14:ligatures w14:val="standardContextual"/>
             </w:rPr>
           </w:pPr>
-          <w:hyperlink w:anchor="_Toc229471969" w:history="1">
+          <w:hyperlink w:anchor="_Toc229475798" w:history="1">
             <w:r>
               <w:rPr>
                 <w:rStyle w:val="aff4"/>
@@ -3323,7 +3323,7 @@
                 <w:noProof/>
                 <w:webHidden/>
               </w:rPr>
-              <w:instrText xml:space="preserve"> PAGEREF _Toc229471969 \h </w:instrText>
+              <w:instrText xml:space="preserve"> PAGEREF _Toc229475798 \h </w:instrText>
             </w:r>
             <w:r>
               <w:rPr>
@@ -3370,7 +3370,7 @@
               <w14:ligatures w14:val="standardContextual"/>
             </w:rPr>
           </w:pPr>
-          <w:hyperlink w:anchor="_Toc229471970" w:history="1">
+          <w:hyperlink w:anchor="_Toc229475799" w:history="1">
             <w:r>
               <w:rPr>
                 <w:rStyle w:val="aff4"/>
@@ -3414,7 +3414,7 @@
                 <w:noProof/>
                 <w:webHidden/>
               </w:rPr>
-              <w:instrText xml:space="preserve"> PAGEREF _Toc229471970 \h </w:instrText>
+              <w:instrText xml:space="preserve"> PAGEREF _Toc229475799 \h </w:instrText>
             </w:r>
             <w:r>
               <w:rPr>
@@ -3458,7 +3458,7 @@
               <w14:ligatures w14:val="standardContextual"/>
             </w:rPr>
           </w:pPr>
-          <w:hyperlink w:anchor="_Toc229471971" w:history="1">
+          <w:hyperlink w:anchor="_Toc229475800" w:history="1">
             <w:r>
               <w:rPr>
                 <w:rStyle w:val="aff4"/>
@@ -3506,7 +3506,7 @@
                 <w:noProof/>
                 <w:webHidden/>
               </w:rPr>
-              <w:instrText xml:space="preserve"> PAGEREF _Toc229471971 \h </w:instrText>
+              <w:instrText xml:space="preserve"> PAGEREF _Toc229475800 \h </w:instrText>
             </w:r>
             <w:r>
               <w:rPr>
@@ -3553,7 +3553,7 @@
               <w14:ligatures w14:val="standardContextual"/>
             </w:rPr>
           </w:pPr>
-          <w:hyperlink w:anchor="_Toc229471972" w:history="1">
+          <w:hyperlink w:anchor="_Toc229475801" w:history="1">
             <w:r>
               <w:rPr>
                 <w:rStyle w:val="aff4"/>
@@ -3599,7 +3599,7 @@
                 <w:noProof/>
                 <w:webHidden/>
               </w:rPr>
-              <w:instrText xml:space="preserve"> PAGEREF _Toc229471972 \h </w:instrText>
+              <w:instrText xml:space="preserve"> PAGEREF _Toc229475801 \h </w:instrText>
             </w:r>
             <w:r>
               <w:rPr>
@@ -3647,7 +3647,7 @@
               <w14:ligatures w14:val="standardContextual"/>
             </w:rPr>
           </w:pPr>
-          <w:hyperlink w:anchor="_Toc229471973" w:history="1">
+          <w:hyperlink w:anchor="_Toc229475802" w:history="1">
             <w:r>
               <w:rPr>
                 <w:rStyle w:val="aff4"/>
@@ -3694,7 +3694,7 @@
                 <w:noProof/>
                 <w:webHidden/>
               </w:rPr>
-              <w:instrText xml:space="preserve"> PAGEREF _Toc229471973 \h </w:instrText>
+              <w:instrText xml:space="preserve"> PAGEREF _Toc229475802 \h </w:instrText>
             </w:r>
             <w:r>
               <w:rPr>
@@ -3742,7 +3742,7 @@
               <w14:ligatures w14:val="standardContextual"/>
             </w:rPr>
           </w:pPr>
-          <w:hyperlink w:anchor="_Toc229471974" w:history="1">
+          <w:hyperlink w:anchor="_Toc229475803" w:history="1">
             <w:r>
               <w:rPr>
                 <w:rStyle w:val="aff4"/>
@@ -3821,7 +3821,7 @@
                 <w:noProof/>
                 <w:webHidden/>
               </w:rPr>
-              <w:instrText xml:space="preserve"> PAGEREF _Toc229471974 \h </w:instrText>
+              <w:instrText xml:space="preserve"> PAGEREF _Toc229475803 \h </w:instrText>
             </w:r>
             <w:r>
               <w:rPr>
@@ -3868,7 +3868,7 @@
               <w14:ligatures w14:val="standardContextual"/>
             </w:rPr>
           </w:pPr>
-          <w:hyperlink w:anchor="_Toc229471975" w:history="1">
+          <w:hyperlink w:anchor="_Toc229475804" w:history="1">
             <w:r>
               <w:rPr>
                 <w:rStyle w:val="aff4"/>
@@ -3914,7 +3914,7 @@
                 <w:noProof/>
                 <w:webHidden/>
               </w:rPr>
-              <w:instrText xml:space="preserve"> PAGEREF _Toc229471975 \h </w:instrText>
+              <w:instrText xml:space="preserve"> PAGEREF _Toc229475804 \h </w:instrText>
             </w:r>
             <w:r>
               <w:rPr>
@@ -3962,7 +3962,7 @@
               <w14:ligatures w14:val="standardContextual"/>
             </w:rPr>
           </w:pPr>
-          <w:hyperlink w:anchor="_Toc229471976" w:history="1">
+          <w:hyperlink w:anchor="_Toc229475805" w:history="1">
             <w:r>
               <w:rPr>
                 <w:rStyle w:val="aff4"/>
@@ -4007,7 +4007,7 @@
                 <w:noProof/>
                 <w:webHidden/>
               </w:rPr>
-              <w:instrText xml:space="preserve"> PAGEREF _Toc229471976 \h </w:instrText>
+              <w:instrText xml:space="preserve"> PAGEREF _Toc229475805 \h </w:instrText>
             </w:r>
             <w:r>
               <w:rPr>
@@ -4055,7 +4055,7 @@
               <w14:ligatures w14:val="standardContextual"/>
             </w:rPr>
           </w:pPr>
-          <w:hyperlink w:anchor="_Toc229471977" w:history="1">
+          <w:hyperlink w:anchor="_Toc229475806" w:history="1">
             <w:r>
               <w:rPr>
                 <w:rStyle w:val="aff4"/>
@@ -4100,7 +4100,7 @@
                 <w:noProof/>
                 <w:webHidden/>
               </w:rPr>
-              <w:instrText xml:space="preserve"> PAGEREF _Toc229471977 \h </w:instrText>
+              <w:instrText xml:space="preserve"> PAGEREF _Toc229475806 \h </w:instrText>
             </w:r>
             <w:r>
               <w:rPr>
@@ -4148,7 +4148,7 @@
               <w14:ligatures w14:val="standardContextual"/>
             </w:rPr>
           </w:pPr>
-          <w:hyperlink w:anchor="_Toc229471978" w:history="1">
+          <w:hyperlink w:anchor="_Toc229475807" w:history="1">
             <w:r>
               <w:rPr>
                 <w:rStyle w:val="aff4"/>
@@ -4195,7 +4195,7 @@
                 <w:noProof/>
                 <w:webHidden/>
               </w:rPr>
-              <w:instrText xml:space="preserve"> PAGEREF _Toc229471978 \h </w:instrText>
+              <w:instrText xml:space="preserve"> PAGEREF _Toc229475807 \h </w:instrText>
             </w:r>
             <w:r>
               <w:rPr>
@@ -4242,7 +4242,7 @@
               <w14:ligatures w14:val="standardContextual"/>
             </w:rPr>
           </w:pPr>
-          <w:hyperlink w:anchor="_Toc229471979" w:history="1">
+          <w:hyperlink w:anchor="_Toc229475808" w:history="1">
             <w:r>
               <w:rPr>
                 <w:rStyle w:val="aff4"/>
@@ -4304,7 +4304,7 @@
                 <w:noProof/>
                 <w:webHidden/>
               </w:rPr>
-              <w:instrText xml:space="preserve"> PAGEREF _Toc229471979 \h </w:instrText>
+              <w:instrText xml:space="preserve"> PAGEREF _Toc229475808 \h </w:instrText>
             </w:r>
             <w:r>
               <w:rPr>
@@ -4351,7 +4351,7 @@
               <w14:ligatures w14:val="standardContextual"/>
             </w:rPr>
           </w:pPr>
-          <w:hyperlink w:anchor="_Toc229471980" w:history="1">
+          <w:hyperlink w:anchor="_Toc229475809" w:history="1">
             <w:r>
               <w:rPr>
                 <w:rStyle w:val="aff4"/>
@@ -4395,7 +4395,7 @@
                 <w:noProof/>
                 <w:webHidden/>
               </w:rPr>
-              <w:instrText xml:space="preserve"> PAGEREF _Toc229471980 \h </w:instrText>
+              <w:instrText xml:space="preserve"> PAGEREF _Toc229475809 \h </w:instrText>
             </w:r>
             <w:r>
               <w:rPr>
@@ -4439,7 +4439,7 @@
               <w14:ligatures w14:val="standardContextual"/>
             </w:rPr>
           </w:pPr>
-          <w:hyperlink w:anchor="_Toc229471981" w:history="1">
+          <w:hyperlink w:anchor="_Toc229475810" w:history="1">
             <w:r>
               <w:rPr>
                 <w:rStyle w:val="aff4"/>
@@ -4486,7 +4486,7 @@
                 <w:noProof/>
                 <w:webHidden/>
               </w:rPr>
-              <w:instrText xml:space="preserve"> PAGEREF _Toc229471981 \h </w:instrText>
+              <w:instrText xml:space="preserve"> PAGEREF _Toc229475810 \h </w:instrText>
             </w:r>
             <w:r>
               <w:rPr>
@@ -4533,7 +4533,7 @@
               <w14:ligatures w14:val="standardContextual"/>
             </w:rPr>
           </w:pPr>
-          <w:hyperlink w:anchor="_Toc229471982" w:history="1">
+          <w:hyperlink w:anchor="_Toc229475811" w:history="1">
             <w:r>
               <w:rPr>
                 <w:rStyle w:val="aff4"/>
@@ -4579,7 +4579,7 @@
                 <w:noProof/>
                 <w:webHidden/>
               </w:rPr>
-              <w:instrText xml:space="preserve"> PAGEREF _Toc229471982 \h </w:instrText>
+              <w:instrText xml:space="preserve"> PAGEREF _Toc229475811 \h </w:instrText>
             </w:r>
             <w:r>
               <w:rPr>
@@ -4627,7 +4627,7 @@
               <w14:ligatures w14:val="standardContextual"/>
             </w:rPr>
           </w:pPr>
-          <w:hyperlink w:anchor="_Toc229471983" w:history="1">
+          <w:hyperlink w:anchor="_Toc229475812" w:history="1">
             <w:r>
               <w:rPr>
                 <w:rStyle w:val="aff4"/>
@@ -4674,7 +4674,7 @@
                 <w:noProof/>
                 <w:webHidden/>
               </w:rPr>
-              <w:instrText xml:space="preserve"> PAGEREF _Toc229471983 \h </w:instrText>
+              <w:instrText xml:space="preserve"> PAGEREF _Toc229475812 \h </w:instrText>
             </w:r>
             <w:r>
               <w:rPr>
@@ -4722,7 +4722,7 @@
               <w14:ligatures w14:val="standardContextual"/>
             </w:rPr>
           </w:pPr>
-          <w:hyperlink w:anchor="_Toc229471984" w:history="1">
+          <w:hyperlink w:anchor="_Toc229475813" w:history="1">
             <w:r>
               <w:rPr>
                 <w:rStyle w:val="aff4"/>
@@ -4769,7 +4769,7 @@
                 <w:noProof/>
                 <w:webHidden/>
               </w:rPr>
-              <w:instrText xml:space="preserve"> PAGEREF _Toc229471984 \h </w:instrText>
+              <w:instrText xml:space="preserve"> PAGEREF _Toc229475813 \h </w:instrText>
             </w:r>
             <w:r>
               <w:rPr>
@@ -4816,7 +4816,7 @@
               <w14:ligatures w14:val="standardContextual"/>
             </w:rPr>
           </w:pPr>
-          <w:hyperlink w:anchor="_Toc229471985" w:history="1">
+          <w:hyperlink w:anchor="_Toc229475814" w:history="1">
             <w:r>
               <w:rPr>
                 <w:rStyle w:val="aff4"/>
@@ -4862,7 +4862,7 @@
                 <w:noProof/>
                 <w:webHidden/>
               </w:rPr>
-              <w:instrText xml:space="preserve"> PAGEREF _Toc229471985 \h </w:instrText>
+              <w:instrText xml:space="preserve"> PAGEREF _Toc229475814 \h </w:instrText>
             </w:r>
             <w:r>
               <w:rPr>
@@ -4910,7 +4910,7 @@
               <w14:ligatures w14:val="standardContextual"/>
             </w:rPr>
           </w:pPr>
-          <w:hyperlink w:anchor="_Toc229471986" w:history="1">
+          <w:hyperlink w:anchor="_Toc229475815" w:history="1">
             <w:r>
               <w:rPr>
                 <w:rStyle w:val="aff4"/>
@@ -4956,7 +4956,7 @@
                 <w:noProof/>
                 <w:webHidden/>
               </w:rPr>
-              <w:instrText xml:space="preserve"> PAGEREF _Toc229471986 \h </w:instrText>
+              <w:instrText xml:space="preserve"> PAGEREF _Toc229475815 \h </w:instrText>
             </w:r>
             <w:r>
               <w:rPr>
@@ -5004,7 +5004,7 @@
               <w14:ligatures w14:val="standardContextual"/>
             </w:rPr>
           </w:pPr>
-          <w:hyperlink w:anchor="_Toc229471987" w:history="1">
+          <w:hyperlink w:anchor="_Toc229475816" w:history="1">
             <w:r>
               <w:rPr>
                 <w:rStyle w:val="aff4"/>
@@ -5050,7 +5050,7 @@
                 <w:noProof/>
                 <w:webHidden/>
               </w:rPr>
-              <w:instrText xml:space="preserve"> PAGEREF _Toc229471987 \h </w:instrText>
+              <w:instrText xml:space="preserve"> PAGEREF _Toc229475816 \h </w:instrText>
             </w:r>
             <w:r>
               <w:rPr>
@@ -5097,7 +5097,7 @@
               <w14:ligatures w14:val="standardContextual"/>
             </w:rPr>
           </w:pPr>
-          <w:hyperlink w:anchor="_Toc229471988" w:history="1">
+          <w:hyperlink w:anchor="_Toc229475817" w:history="1">
             <w:r>
               <w:rPr>
                 <w:rStyle w:val="aff4"/>
@@ -5142,7 +5142,7 @@
                 <w:noProof/>
                 <w:webHidden/>
               </w:rPr>
-              <w:instrText xml:space="preserve"> PAGEREF _Toc229471988 \h </w:instrText>
+              <w:instrText xml:space="preserve"> PAGEREF _Toc229475817 \h </w:instrText>
             </w:r>
             <w:r>
               <w:rPr>
@@ -5162,14 +5162,7 @@
                 <w:noProof/>
                 <w:webHidden/>
               </w:rPr>
-              <w:t>2</w:t>
-            </w:r>
-            <w:r>
-              <w:rPr>
-                <w:noProof/>
-                <w:webHidden/>
-              </w:rPr>
-              <w:t>2</w:t>
+              <w:t>22</w:t>
             </w:r>
             <w:r>
               <w:rPr>
@@ -5196,7 +5189,7 @@
               <w14:ligatures w14:val="standardContextual"/>
             </w:rPr>
           </w:pPr>
-          <w:hyperlink w:anchor="_Toc229471989" w:history="1">
+          <w:hyperlink w:anchor="_Toc229475818" w:history="1">
             <w:r>
               <w:rPr>
                 <w:rStyle w:val="aff4"/>
@@ -5241,7 +5234,7 @@
                 <w:noProof/>
                 <w:webHidden/>
               </w:rPr>
-              <w:instrText xml:space="preserve"> PAGEREF _Toc229471989 \h </w:instrText>
+              <w:instrText xml:space="preserve"> PAGEREF _Toc229475818 \h </w:instrText>
             </w:r>
             <w:r>
               <w:rPr>
@@ -5288,7 +5281,7 @@
               <w14:ligatures w14:val="standardContextual"/>
             </w:rPr>
           </w:pPr>
-          <w:hyperlink w:anchor="_Toc229471990" w:history="1">
+          <w:hyperlink w:anchor="_Toc229475819" w:history="1">
             <w:r>
               <w:rPr>
                 <w:rStyle w:val="aff4"/>
@@ -5333,7 +5326,7 @@
                 <w:noProof/>
                 <w:webHidden/>
               </w:rPr>
-              <w:instrText xml:space="preserve"> PAGEREF _Toc229471990 \h </w:instrText>
+              <w:instrText xml:space="preserve"> PAGEREF _Toc229475819 \h </w:instrText>
             </w:r>
             <w:r>
               <w:rPr>
@@ -5377,7 +5370,7 @@
               <w14:ligatures w14:val="standardContextual"/>
             </w:rPr>
           </w:pPr>
-          <w:hyperlink w:anchor="_Toc229471991" w:history="1">
+          <w:hyperlink w:anchor="_Toc229475820" w:history="1">
             <w:r>
               <w:rPr>
                 <w:rStyle w:val="aff4"/>
@@ -5440,7 +5433,7 @@
                 <w:noProof/>
                 <w:webHidden/>
               </w:rPr>
-              <w:instrText xml:space="preserve"> PAGEREF _Toc229471991 \h </w:instrText>
+              <w:instrText xml:space="preserve"> PAGEREF _Toc229475820 \h </w:instrText>
             </w:r>
             <w:r>
               <w:rPr>
@@ -5487,7 +5480,7 @@
               <w14:ligatures w14:val="standardContextual"/>
             </w:rPr>
           </w:pPr>
-          <w:hyperlink w:anchor="_Toc229471992" w:history="1">
+          <w:hyperlink w:anchor="_Toc229475821" w:history="1">
             <w:r>
               <w:rPr>
                 <w:rStyle w:val="aff4"/>
@@ -5531,7 +5524,7 @@
                 <w:noProof/>
                 <w:webHidden/>
               </w:rPr>
-              <w:instrText xml:space="preserve"> PAGEREF _Toc229471992 \h </w:instrText>
+              <w:instrText xml:space="preserve"> PAGEREF _Toc229475821 \h </w:instrText>
             </w:r>
             <w:r>
               <w:rPr>
@@ -5579,7 +5572,7 @@
               <w14:ligatures w14:val="standardContextual"/>
             </w:rPr>
           </w:pPr>
-          <w:hyperlink w:anchor="_Toc229471993" w:history="1">
+          <w:hyperlink w:anchor="_Toc229475822" w:history="1">
             <w:r>
               <w:rPr>
                 <w:rStyle w:val="aff4"/>
@@ -5624,7 +5617,7 @@
                 <w:noProof/>
                 <w:webHidden/>
               </w:rPr>
-              <w:instrText xml:space="preserve"> PAGEREF _Toc229471993 \h </w:instrText>
+              <w:instrText xml:space="preserve"> PAGEREF _Toc229475822 \h </w:instrText>
             </w:r>
             <w:r>
               <w:rPr>
@@ -5672,7 +5665,7 @@
               <w14:ligatures w14:val="standardContextual"/>
             </w:rPr>
           </w:pPr>
-          <w:hyperlink w:anchor="_Toc229471994" w:history="1">
+          <w:hyperlink w:anchor="_Toc229475823" w:history="1">
             <w:r>
               <w:rPr>
                 <w:rStyle w:val="aff4"/>
@@ -5717,7 +5710,7 @@
                 <w:noProof/>
                 <w:webHidden/>
               </w:rPr>
-              <w:instrText xml:space="preserve"> PAGEREF _Toc229471994 \h </w:instrText>
+              <w:instrText xml:space="preserve"> PAGEREF _Toc229475823 \h </w:instrText>
             </w:r>
             <w:r>
               <w:rPr>
@@ -5765,7 +5758,7 @@
               <w14:ligatures w14:val="standardContextual"/>
             </w:rPr>
           </w:pPr>
-          <w:hyperlink w:anchor="_Toc229471995" w:history="1">
+          <w:hyperlink w:anchor="_Toc229475824" w:history="1">
             <w:r>
               <w:rPr>
                 <w:rStyle w:val="aff4"/>
@@ -5810,7 +5803,7 @@
                 <w:noProof/>
                 <w:webHidden/>
               </w:rPr>
-              <w:instrText xml:space="preserve"> PAGEREF _Toc229471995 \h </w:instrText>
+              <w:instrText xml:space="preserve"> PAGEREF _Toc229475824 \h </w:instrText>
             </w:r>
             <w:r>
               <w:rPr>
@@ -5857,7 +5850,7 @@
               <w14:ligatures w14:val="standardContextual"/>
             </w:rPr>
           </w:pPr>
-          <w:hyperlink w:anchor="_Toc229471996" w:history="1">
+          <w:hyperlink w:anchor="_Toc229475825" w:history="1">
             <w:r>
               <w:rPr>
                 <w:rStyle w:val="aff4"/>
@@ -5902,7 +5895,7 @@
                 <w:noProof/>
                 <w:webHidden/>
               </w:rPr>
-              <w:instrText xml:space="preserve"> PAGEREF _Toc229471996 \h </w:instrText>
+              <w:instrText xml:space="preserve"> PAGEREF _Toc229475825 \h </w:instrText>
             </w:r>
             <w:r>
               <w:rPr>
@@ -5950,7 +5943,7 @@
               <w14:ligatures w14:val="standardContextual"/>
             </w:rPr>
           </w:pPr>
-          <w:hyperlink w:anchor="_Toc229471997" w:history="1">
+          <w:hyperlink w:anchor="_Toc229475826" w:history="1">
             <w:r>
               <w:rPr>
                 <w:rStyle w:val="aff4"/>
@@ -5995,7 +5988,7 @@
                 <w:noProof/>
                 <w:webHidden/>
               </w:rPr>
-              <w:instrText xml:space="preserve"> PAGEREF _Toc229471997 \h </w:instrText>
+              <w:instrText xml:space="preserve"> PAGEREF _Toc229475826 \h </w:instrText>
             </w:r>
             <w:r>
               <w:rPr>
@@ -6043,7 +6036,7 @@
               <w14:ligatures w14:val="standardContextual"/>
             </w:rPr>
           </w:pPr>
-          <w:hyperlink w:anchor="_Toc229471998" w:history="1">
+          <w:hyperlink w:anchor="_Toc229475827" w:history="1">
             <w:r>
               <w:rPr>
                 <w:rStyle w:val="aff4"/>
@@ -6089,7 +6082,7 @@
                 <w:noProof/>
                 <w:webHidden/>
               </w:rPr>
-              <w:instrText xml:space="preserve"> PAGEREF _Toc229471998 \h </w:instrText>
+              <w:instrText xml:space="preserve"> PAGEREF _Toc229475827 \h </w:instrText>
             </w:r>
             <w:r>
               <w:rPr>
@@ -6136,7 +6129,7 @@
               <w14:ligatures w14:val="standardContextual"/>
             </w:rPr>
           </w:pPr>
-          <w:hyperlink w:anchor="_Toc229471999" w:history="1">
+          <w:hyperlink w:anchor="_Toc229475828" w:history="1">
             <w:r>
               <w:rPr>
                 <w:rStyle w:val="aff4"/>
@@ -6181,7 +6174,7 @@
                 <w:noProof/>
                 <w:webHidden/>
               </w:rPr>
-              <w:instrText xml:space="preserve"> PAGEREF _Toc229471999 \h </w:instrText>
+              <w:instrText xml:space="preserve"> PAGEREF _Toc229475828 \h </w:instrText>
             </w:r>
             <w:r>
               <w:rPr>
@@ -6229,7 +6222,7 @@
               <w14:ligatures w14:val="standardContextual"/>
             </w:rPr>
           </w:pPr>
-          <w:hyperlink w:anchor="_Toc229472000" w:history="1">
+          <w:hyperlink w:anchor="_Toc229475829" w:history="1">
             <w:r>
               <w:rPr>
                 <w:rStyle w:val="aff4"/>
@@ -6274,7 +6267,7 @@
                 <w:noProof/>
                 <w:webHidden/>
               </w:rPr>
-              <w:instrText xml:space="preserve"> PAGEREF _Toc229472000 \h </w:instrText>
+              <w:instrText xml:space="preserve"> PAGEREF _Toc229475829 \h </w:instrText>
             </w:r>
             <w:r>
               <w:rPr>
@@ -6322,7 +6315,7 @@
               <w14:ligatures w14:val="standardContextual"/>
             </w:rPr>
           </w:pPr>
-          <w:hyperlink w:anchor="_Toc229472001" w:history="1">
+          <w:hyperlink w:anchor="_Toc229475830" w:history="1">
             <w:r>
               <w:rPr>
                 <w:rStyle w:val="aff4"/>
@@ -6367,7 +6360,7 @@
                 <w:noProof/>
                 <w:webHidden/>
               </w:rPr>
-              <w:instrText xml:space="preserve"> PAGEREF _Toc229472001 \h </w:instrText>
+              <w:instrText xml:space="preserve"> PAGEREF _Toc229475830 \h </w:instrText>
             </w:r>
             <w:r>
               <w:rPr>
@@ -6415,7 +6408,7 @@
               <w14:ligatures w14:val="standardContextual"/>
             </w:rPr>
           </w:pPr>
-          <w:hyperlink w:anchor="_Toc229472002" w:history="1">
+          <w:hyperlink w:anchor="_Toc229475831" w:history="1">
             <w:r>
               <w:rPr>
                 <w:rStyle w:val="aff4"/>
@@ -6460,7 +6453,7 @@
                 <w:noProof/>
                 <w:webHidden/>
               </w:rPr>
-              <w:instrText xml:space="preserve"> PAGEREF _Toc229472002 \h </w:instrText>
+              <w:instrText xml:space="preserve"> PAGEREF _Toc229475831 \h </w:instrText>
             </w:r>
             <w:r>
               <w:rPr>
@@ -6508,7 +6501,7 @@
               <w14:ligatures w14:val="standardContextual"/>
             </w:rPr>
           </w:pPr>
-          <w:hyperlink w:anchor="_Toc229472003" w:history="1">
+          <w:hyperlink w:anchor="_Toc229475832" w:history="1">
             <w:r>
               <w:rPr>
                 <w:rStyle w:val="aff4"/>
@@ -6553,7 +6546,7 @@
                 <w:noProof/>
                 <w:webHidden/>
               </w:rPr>
-              <w:instrText xml:space="preserve"> PAGEREF _Toc229472003 \h </w:instrText>
+              <w:instrText xml:space="preserve"> PAGEREF _Toc229475832 \h </w:instrText>
             </w:r>
             <w:r>
               <w:rPr>
@@ -6600,7 +6593,7 @@
               <w14:ligatures w14:val="standardContextual"/>
             </w:rPr>
           </w:pPr>
-          <w:hyperlink w:anchor="_Toc229472004" w:history="1">
+          <w:hyperlink w:anchor="_Toc229475833" w:history="1">
             <w:r>
               <w:rPr>
                 <w:rStyle w:val="aff4"/>
@@ -6645,7 +6638,7 @@
                 <w:noProof/>
                 <w:webHidden/>
               </w:rPr>
-              <w:instrText xml:space="preserve"> PAGEREF _Toc229472004 \h </w:instrText>
+              <w:instrText xml:space="preserve"> PAGEREF _Toc229475833 \h </w:instrText>
             </w:r>
             <w:r>
               <w:rPr>
@@ -6693,7 +6686,7 @@
               <w14:ligatures w14:val="standardContextual"/>
             </w:rPr>
           </w:pPr>
-          <w:hyperlink w:anchor="_Toc229472005" w:history="1">
+          <w:hyperlink w:anchor="_Toc229475834" w:history="1">
             <w:r>
               <w:rPr>
                 <w:rStyle w:val="aff4"/>
@@ -6740,7 +6733,7 @@
                 <w:noProof/>
                 <w:webHidden/>
               </w:rPr>
-              <w:instrText xml:space="preserve"> PAGEREF _Toc229472005 \h </w:instrText>
+              <w:instrText xml:space="preserve"> PAGEREF _Toc229475834 \h </w:instrText>
             </w:r>
             <w:r>
               <w:rPr>
@@ -6788,7 +6781,7 @@
               <w14:ligatures w14:val="standardContextual"/>
             </w:rPr>
           </w:pPr>
-          <w:hyperlink w:anchor="_Toc229472006" w:history="1">
+          <w:hyperlink w:anchor="_Toc229475835" w:history="1">
             <w:r>
               <w:rPr>
                 <w:rStyle w:val="aff4"/>
@@ -6834,7 +6827,7 @@
                 <w:noProof/>
                 <w:webHidden/>
               </w:rPr>
-              <w:instrText xml:space="preserve"> PAGEREF _Toc229472006 \h </w:instrText>
+              <w:instrText xml:space="preserve"> PAGEREF _Toc229475835 \h </w:instrText>
             </w:r>
             <w:r>
               <w:rPr>
@@ -6882,7 +6875,7 @@
               <w14:ligatures w14:val="standardContextual"/>
             </w:rPr>
           </w:pPr>
-          <w:hyperlink w:anchor="_Toc229472007" w:history="1">
+          <w:hyperlink w:anchor="_Toc229475836" w:history="1">
             <w:r>
               <w:rPr>
                 <w:rStyle w:val="aff4"/>
@@ -6927,7 +6920,7 @@
                 <w:noProof/>
                 <w:webHidden/>
               </w:rPr>
-              <w:instrText xml:space="preserve"> PAGEREF _Toc229472007 \h </w:instrText>
+              <w:instrText xml:space="preserve"> PAGEREF _Toc229475836 \h </w:instrText>
             </w:r>
             <w:r>
               <w:rPr>
@@ -6975,7 +6968,7 @@
               <w14:ligatures w14:val="standardContextual"/>
             </w:rPr>
           </w:pPr>
-          <w:hyperlink w:anchor="_Toc229472008" w:history="1">
+          <w:hyperlink w:anchor="_Toc229475837" w:history="1">
             <w:r>
               <w:rPr>
                 <w:rStyle w:val="aff4"/>
@@ -7020,7 +7013,7 @@
                 <w:noProof/>
                 <w:webHidden/>
               </w:rPr>
-              <w:instrText xml:space="preserve"> PAGEREF _Toc229472008 \h </w:instrText>
+              <w:instrText xml:space="preserve"> PAGEREF _Toc229475837 \h </w:instrText>
             </w:r>
             <w:r>
               <w:rPr>
@@ -7067,7 +7060,7 @@
               <w14:ligatures w14:val="standardContextual"/>
             </w:rPr>
           </w:pPr>
-          <w:hyperlink w:anchor="_Toc229472009" w:history="1">
+          <w:hyperlink w:anchor="_Toc229475838" w:history="1">
             <w:r>
               <w:rPr>
                 <w:rStyle w:val="aff4"/>
@@ -7111,7 +7104,7 @@
                 <w:noProof/>
                 <w:webHidden/>
               </w:rPr>
-              <w:instrText xml:space="preserve"> PAGEREF _Toc229472009 \h </w:instrText>
+              <w:instrText xml:space="preserve"> PAGEREF _Toc229475838 \h </w:instrText>
             </w:r>
             <w:r>
               <w:rPr>
@@ -7155,7 +7148,7 @@
               <w14:ligatures w14:val="standardContextual"/>
             </w:rPr>
           </w:pPr>
-          <w:hyperlink w:anchor="_Toc229472010" w:history="1">
+          <w:hyperlink w:anchor="_Toc229475839" w:history="1">
             <w:r>
               <w:rPr>
                 <w:rStyle w:val="aff4"/>
@@ -7201,7 +7194,7 @@
                 <w:noProof/>
                 <w:webHidden/>
               </w:rPr>
-              <w:instrText xml:space="preserve"> PAGEREF _Toc229472010 \h </w:instrText>
+              <w:instrText xml:space="preserve"> PAGEREF _Toc229475839 \h </w:instrText>
             </w:r>
             <w:r>
               <w:rPr>
@@ -7248,7 +7241,7 @@
               <w14:ligatures w14:val="standardContextual"/>
             </w:rPr>
           </w:pPr>
-          <w:hyperlink w:anchor="_Toc229472011" w:history="1">
+          <w:hyperlink w:anchor="_Toc229475840" w:history="1">
             <w:r>
               <w:rPr>
                 <w:rStyle w:val="aff4"/>
@@ -7292,7 +7285,7 @@
                 <w:noProof/>
                 <w:webHidden/>
               </w:rPr>
-              <w:instrText xml:space="preserve"> PAGEREF _Toc229472011 \h </w:instrText>
+              <w:instrText xml:space="preserve"> PAGEREF _Toc229475840 \h </w:instrText>
             </w:r>
             <w:r>
               <w:rPr>
@@ -7340,7 +7333,7 @@
               <w14:ligatures w14:val="standardContextual"/>
             </w:rPr>
           </w:pPr>
-          <w:hyperlink w:anchor="_Toc229472012" w:history="1">
+          <w:hyperlink w:anchor="_Toc229475841" w:history="1">
             <w:r>
               <w:rPr>
                 <w:rStyle w:val="aff4"/>
@@ -7385,7 +7378,7 @@
                 <w:noProof/>
                 <w:webHidden/>
               </w:rPr>
-              <w:instrText xml:space="preserve"> PAGEREF _Toc229472012 \h </w:instrText>
+              <w:instrText xml:space="preserve"> PAGEREF _Toc229475841 \h </w:instrText>
             </w:r>
             <w:r>
               <w:rPr>
@@ -7433,7 +7426,7 @@
               <w14:ligatures w14:val="standardContextual"/>
             </w:rPr>
           </w:pPr>
-          <w:hyperlink w:anchor="_Toc229472013" w:history="1">
+          <w:hyperlink w:anchor="_Toc229475842" w:history="1">
             <w:r>
               <w:rPr>
                 <w:rStyle w:val="aff4"/>
@@ -7478,7 +7471,7 @@
                 <w:noProof/>
                 <w:webHidden/>
               </w:rPr>
-              <w:instrText xml:space="preserve"> PAGEREF _Toc229472013 \h </w:instrText>
+              <w:instrText xml:space="preserve"> PAGEREF _Toc229475842 \h </w:instrText>
             </w:r>
             <w:r>
               <w:rPr>
@@ -7499,279 +7492,6 @@
                 <w:webHidden/>
               </w:rPr>
               <w:t>41</w:t>
-            </w:r>
-            <w:r>
-              <w:rPr>
-                <w:noProof/>
-                <w:webHidden/>
-              </w:rPr>
-              <w:fldChar w:fldCharType="end"/>
-            </w:r>
-          </w:hyperlink>
-        </w:p>
-        <w:p>
-          <w:pPr>
-            <w:pStyle w:val="TOC2"/>
-            <w:tabs>
-              <w:tab w:val="left" w:pos="1470"/>
-              <w:tab w:val="right" w:leader="middleDot" w:pos="8607"/>
-            </w:tabs>
-            <w:ind w:firstLine="480"/>
-            <w:rPr>
-              <w:rFonts w:asciiTheme="minorHAnsi" w:eastAsiaTheme="minorEastAsia" w:hAnsiTheme="minorHAnsi" w:cstheme="minorBidi"/>
-              <w:noProof/>
-              <w:kern w:val="2"/>
-              <w:sz w:val="22"/>
-              <w14:ligatures w14:val="standardContextual"/>
-            </w:rPr>
-          </w:pPr>
-          <w:hyperlink w:anchor="_Toc229472014" w:history="1">
-            <w:r>
-              <w:rPr>
-                <w:rStyle w:val="aff4"/>
-                <w:noProof/>
-              </w:rPr>
-              <w:t>5.2.</w:t>
-            </w:r>
-            <w:r>
-              <w:rPr>
-                <w:rFonts w:asciiTheme="minorHAnsi" w:eastAsiaTheme="minorEastAsia" w:hAnsiTheme="minorHAnsi" w:cstheme="minorBidi"/>
-                <w:noProof/>
-                <w:kern w:val="2"/>
-                <w:sz w:val="22"/>
-                <w14:ligatures w14:val="standardContextual"/>
-              </w:rPr>
-              <w:tab/>
-            </w:r>
-            <w:r>
-              <w:rPr>
-                <w:rStyle w:val="aff4"/>
-                <w:noProof/>
-              </w:rPr>
-              <w:t>图构建阶段成本分析</w:t>
-            </w:r>
-            <w:r>
-              <w:rPr>
-                <w:noProof/>
-                <w:webHidden/>
-              </w:rPr>
-              <w:tab/>
-            </w:r>
-            <w:r>
-              <w:rPr>
-                <w:noProof/>
-                <w:webHidden/>
-              </w:rPr>
-              <w:fldChar w:fldCharType="begin"/>
-            </w:r>
-            <w:r>
-              <w:rPr>
-                <w:noProof/>
-                <w:webHidden/>
-              </w:rPr>
-              <w:instrText xml:space="preserve"> PAGEREF _Toc229472014 \h </w:instrText>
-            </w:r>
-            <w:r>
-              <w:rPr>
-                <w:noProof/>
-                <w:webHidden/>
-              </w:rPr>
-            </w:r>
-            <w:r>
-              <w:rPr>
-                <w:noProof/>
-                <w:webHidden/>
-              </w:rPr>
-              <w:fldChar w:fldCharType="separate"/>
-            </w:r>
-            <w:r>
-              <w:rPr>
-                <w:noProof/>
-                <w:webHidden/>
-              </w:rPr>
-              <w:t>41</w:t>
-            </w:r>
-            <w:r>
-              <w:rPr>
-                <w:noProof/>
-                <w:webHidden/>
-              </w:rPr>
-              <w:fldChar w:fldCharType="end"/>
-            </w:r>
-          </w:hyperlink>
-        </w:p>
-        <w:p>
-          <w:pPr>
-            <w:pStyle w:val="TOC2"/>
-            <w:tabs>
-              <w:tab w:val="left" w:pos="1470"/>
-              <w:tab w:val="right" w:leader="middleDot" w:pos="8607"/>
-            </w:tabs>
-            <w:ind w:firstLine="480"/>
-            <w:rPr>
-              <w:rFonts w:asciiTheme="minorHAnsi" w:eastAsiaTheme="minorEastAsia" w:hAnsiTheme="minorHAnsi" w:cstheme="minorBidi"/>
-              <w:noProof/>
-              <w:kern w:val="2"/>
-              <w:sz w:val="22"/>
-              <w14:ligatures w14:val="standardContextual"/>
-            </w:rPr>
-          </w:pPr>
-          <w:hyperlink w:anchor="_Toc229472015" w:history="1">
-            <w:r>
-              <w:rPr>
-                <w:rStyle w:val="aff4"/>
-                <w:noProof/>
-              </w:rPr>
-              <w:t>5.3.</w:t>
-            </w:r>
-            <w:r>
-              <w:rPr>
-                <w:rFonts w:asciiTheme="minorHAnsi" w:eastAsiaTheme="minorEastAsia" w:hAnsiTheme="minorHAnsi" w:cstheme="minorBidi"/>
-                <w:noProof/>
-                <w:kern w:val="2"/>
-                <w:sz w:val="22"/>
-                <w14:ligatures w14:val="standardContextual"/>
-              </w:rPr>
-              <w:tab/>
-            </w:r>
-            <w:r>
-              <w:rPr>
-                <w:rStyle w:val="aff4"/>
-                <w:noProof/>
-              </w:rPr>
-              <w:t>知识图谱结构质量分析</w:t>
-            </w:r>
-            <w:r>
-              <w:rPr>
-                <w:noProof/>
-                <w:webHidden/>
-              </w:rPr>
-              <w:tab/>
-            </w:r>
-            <w:r>
-              <w:rPr>
-                <w:noProof/>
-                <w:webHidden/>
-              </w:rPr>
-              <w:fldChar w:fldCharType="begin"/>
-            </w:r>
-            <w:r>
-              <w:rPr>
-                <w:noProof/>
-                <w:webHidden/>
-              </w:rPr>
-              <w:instrText xml:space="preserve"> PAGEREF _Toc229472015 \h </w:instrText>
-            </w:r>
-            <w:r>
-              <w:rPr>
-                <w:noProof/>
-                <w:webHidden/>
-              </w:rPr>
-            </w:r>
-            <w:r>
-              <w:rPr>
-                <w:noProof/>
-                <w:webHidden/>
-              </w:rPr>
-              <w:fldChar w:fldCharType="separate"/>
-            </w:r>
-            <w:r>
-              <w:rPr>
-                <w:noProof/>
-                <w:webHidden/>
-              </w:rPr>
-              <w:t>42</w:t>
-            </w:r>
-            <w:r>
-              <w:rPr>
-                <w:noProof/>
-                <w:webHidden/>
-              </w:rPr>
-              <w:fldChar w:fldCharType="end"/>
-            </w:r>
-          </w:hyperlink>
-        </w:p>
-        <w:p>
-          <w:pPr>
-            <w:pStyle w:val="TOC2"/>
-            <w:tabs>
-              <w:tab w:val="left" w:pos="1470"/>
-              <w:tab w:val="right" w:leader="middleDot" w:pos="8607"/>
-            </w:tabs>
-            <w:ind w:firstLine="480"/>
-            <w:rPr>
-              <w:rFonts w:asciiTheme="minorHAnsi" w:eastAsiaTheme="minorEastAsia" w:hAnsiTheme="minorHAnsi" w:cstheme="minorBidi"/>
-              <w:noProof/>
-              <w:kern w:val="2"/>
-              <w:sz w:val="22"/>
-              <w14:ligatures w14:val="standardContextual"/>
-            </w:rPr>
-          </w:pPr>
-          <w:hyperlink w:anchor="_Toc229472016" w:history="1">
-            <w:r>
-              <w:rPr>
-                <w:rStyle w:val="aff4"/>
-                <w:noProof/>
-              </w:rPr>
-              <w:t>5.4.</w:t>
-            </w:r>
-            <w:r>
-              <w:rPr>
-                <w:rFonts w:asciiTheme="minorHAnsi" w:eastAsiaTheme="minorEastAsia" w:hAnsiTheme="minorHAnsi" w:cstheme="minorBidi"/>
-                <w:noProof/>
-                <w:kern w:val="2"/>
-                <w:sz w:val="22"/>
-                <w14:ligatures w14:val="standardContextual"/>
-              </w:rPr>
-              <w:tab/>
-            </w:r>
-            <w:r>
-              <w:rPr>
-                <w:rStyle w:val="aff4"/>
-                <w:noProof/>
-              </w:rPr>
-              <w:t>系统检索能力对比</w:t>
-            </w:r>
-            <w:r>
-              <w:rPr>
-                <w:noProof/>
-                <w:webHidden/>
-              </w:rPr>
-              <w:tab/>
-            </w:r>
-            <w:r>
-              <w:rPr>
-                <w:noProof/>
-                <w:webHidden/>
-              </w:rPr>
-              <w:fldChar w:fldCharType="begin"/>
-            </w:r>
-            <w:r>
-              <w:rPr>
-                <w:noProof/>
-                <w:webHidden/>
-              </w:rPr>
-              <w:instrText xml:space="preserve"> PAGEREF _Toc229472016 \h </w:instrText>
-            </w:r>
-            <w:r>
-              <w:rPr>
-                <w:noProof/>
-                <w:webHidden/>
-              </w:rPr>
-            </w:r>
-            <w:r>
-              <w:rPr>
-                <w:noProof/>
-                <w:webHidden/>
-              </w:rPr>
-              <w:fldChar w:fldCharType="separate"/>
-            </w:r>
-            <w:r>
-              <w:rPr>
-                <w:noProof/>
-                <w:webHidden/>
-              </w:rPr>
-              <w:t>44</w:t>
             </w:r>
             <w:r>
               <w:rPr>
@@ -7799,13 +7519,13 @@
               <w14:ligatures w14:val="standardContextual"/>
             </w:rPr>
           </w:pPr>
-          <w:hyperlink w:anchor="_Toc229472017" w:history="1">
+          <w:hyperlink w:anchor="_Toc229475843" w:history="1">
             <w:r>
               <w:rPr>
                 <w:rStyle w:val="aff4"/>
                 <w:noProof/>
               </w:rPr>
-              <w:t>5.4.1.</w:t>
+              <w:t>5.1.3.</w:t>
             </w:r>
             <w:r>
               <w:rPr>
@@ -7823,7 +7543,7 @@
                 <w:rStyle w:val="aff4"/>
                 <w:noProof/>
               </w:rPr>
-              <w:t>文档级检索性能比较</w:t>
+              <w:t>实验参数与模型配置</w:t>
             </w:r>
             <w:r>
               <w:rPr>
@@ -7844,7 +7564,7 @@
                 <w:noProof/>
                 <w:webHidden/>
               </w:rPr>
-              <w:instrText xml:space="preserve"> PAGEREF _Toc229472017 \h </w:instrText>
+              <w:instrText xml:space="preserve"> PAGEREF _Toc229475843 \h </w:instrText>
             </w:r>
             <w:r>
               <w:rPr>
@@ -7864,7 +7584,7 @@
                 <w:noProof/>
                 <w:webHidden/>
               </w:rPr>
-              <w:t>45</w:t>
+              <w:t>41</w:t>
             </w:r>
             <w:r>
               <w:rPr>
@@ -7892,13 +7612,13 @@
               <w14:ligatures w14:val="standardContextual"/>
             </w:rPr>
           </w:pPr>
-          <w:hyperlink w:anchor="_Toc229472018" w:history="1">
+          <w:hyperlink w:anchor="_Toc229475844" w:history="1">
             <w:r>
               <w:rPr>
                 <w:rStyle w:val="aff4"/>
                 <w:noProof/>
               </w:rPr>
-              <w:t>5.4.2.</w:t>
+              <w:t>5.1.4.</w:t>
             </w:r>
             <w:r>
               <w:rPr>
@@ -7916,7 +7636,7 @@
                 <w:rStyle w:val="aff4"/>
                 <w:noProof/>
               </w:rPr>
-              <w:t>内容忠实度与准确性分析</w:t>
+              <w:t>评测任务集构建与能力映射</w:t>
             </w:r>
             <w:r>
               <w:rPr>
@@ -7937,7 +7657,287 @@
                 <w:noProof/>
                 <w:webHidden/>
               </w:rPr>
-              <w:instrText xml:space="preserve"> PAGEREF _Toc229472018 \h </w:instrText>
+              <w:instrText xml:space="preserve"> PAGEREF _Toc229475844 \h </w:instrText>
+            </w:r>
+            <w:r>
+              <w:rPr>
+                <w:noProof/>
+                <w:webHidden/>
+              </w:rPr>
+            </w:r>
+            <w:r>
+              <w:rPr>
+                <w:noProof/>
+                <w:webHidden/>
+              </w:rPr>
+              <w:fldChar w:fldCharType="separate"/>
+            </w:r>
+            <w:r>
+              <w:rPr>
+                <w:noProof/>
+                <w:webHidden/>
+              </w:rPr>
+              <w:t>42</w:t>
+            </w:r>
+            <w:r>
+              <w:rPr>
+                <w:noProof/>
+                <w:webHidden/>
+              </w:rPr>
+              <w:fldChar w:fldCharType="end"/>
+            </w:r>
+          </w:hyperlink>
+        </w:p>
+        <w:p>
+          <w:pPr>
+            <w:pStyle w:val="TOC2"/>
+            <w:tabs>
+              <w:tab w:val="left" w:pos="1470"/>
+              <w:tab w:val="right" w:leader="middleDot" w:pos="8607"/>
+            </w:tabs>
+            <w:ind w:firstLine="480"/>
+            <w:rPr>
+              <w:rFonts w:asciiTheme="minorHAnsi" w:eastAsiaTheme="minorEastAsia" w:hAnsiTheme="minorHAnsi" w:cstheme="minorBidi"/>
+              <w:noProof/>
+              <w:kern w:val="2"/>
+              <w:sz w:val="22"/>
+              <w14:ligatures w14:val="standardContextual"/>
+            </w:rPr>
+          </w:pPr>
+          <w:hyperlink w:anchor="_Toc229475845" w:history="1">
+            <w:r>
+              <w:rPr>
+                <w:rStyle w:val="aff4"/>
+                <w:noProof/>
+              </w:rPr>
+              <w:t>5.2.</w:t>
+            </w:r>
+            <w:r>
+              <w:rPr>
+                <w:rFonts w:asciiTheme="minorHAnsi" w:eastAsiaTheme="minorEastAsia" w:hAnsiTheme="minorHAnsi" w:cstheme="minorBidi"/>
+                <w:noProof/>
+                <w:kern w:val="2"/>
+                <w:sz w:val="22"/>
+                <w14:ligatures w14:val="standardContextual"/>
+              </w:rPr>
+              <w:tab/>
+            </w:r>
+            <w:r>
+              <w:rPr>
+                <w:rStyle w:val="aff4"/>
+                <w:noProof/>
+              </w:rPr>
+              <w:t>图构建阶段成本分析</w:t>
+            </w:r>
+            <w:r>
+              <w:rPr>
+                <w:noProof/>
+                <w:webHidden/>
+              </w:rPr>
+              <w:tab/>
+            </w:r>
+            <w:r>
+              <w:rPr>
+                <w:noProof/>
+                <w:webHidden/>
+              </w:rPr>
+              <w:fldChar w:fldCharType="begin"/>
+            </w:r>
+            <w:r>
+              <w:rPr>
+                <w:noProof/>
+                <w:webHidden/>
+              </w:rPr>
+              <w:instrText xml:space="preserve"> PAGEREF _Toc229475845 \h </w:instrText>
+            </w:r>
+            <w:r>
+              <w:rPr>
+                <w:noProof/>
+                <w:webHidden/>
+              </w:rPr>
+            </w:r>
+            <w:r>
+              <w:rPr>
+                <w:noProof/>
+                <w:webHidden/>
+              </w:rPr>
+              <w:fldChar w:fldCharType="separate"/>
+            </w:r>
+            <w:r>
+              <w:rPr>
+                <w:noProof/>
+                <w:webHidden/>
+              </w:rPr>
+              <w:t>4</w:t>
+            </w:r>
+            <w:r>
+              <w:rPr>
+                <w:noProof/>
+                <w:webHidden/>
+              </w:rPr>
+              <w:t>3</w:t>
+            </w:r>
+            <w:r>
+              <w:rPr>
+                <w:noProof/>
+                <w:webHidden/>
+              </w:rPr>
+              <w:fldChar w:fldCharType="end"/>
+            </w:r>
+          </w:hyperlink>
+        </w:p>
+        <w:p>
+          <w:pPr>
+            <w:pStyle w:val="TOC2"/>
+            <w:tabs>
+              <w:tab w:val="left" w:pos="1470"/>
+              <w:tab w:val="right" w:leader="middleDot" w:pos="8607"/>
+            </w:tabs>
+            <w:ind w:firstLine="480"/>
+            <w:rPr>
+              <w:rFonts w:asciiTheme="minorHAnsi" w:eastAsiaTheme="minorEastAsia" w:hAnsiTheme="minorHAnsi" w:cstheme="minorBidi"/>
+              <w:noProof/>
+              <w:kern w:val="2"/>
+              <w:sz w:val="22"/>
+              <w14:ligatures w14:val="standardContextual"/>
+            </w:rPr>
+          </w:pPr>
+          <w:hyperlink w:anchor="_Toc229475846" w:history="1">
+            <w:r>
+              <w:rPr>
+                <w:rStyle w:val="aff4"/>
+                <w:noProof/>
+              </w:rPr>
+              <w:t>5.3.</w:t>
+            </w:r>
+            <w:r>
+              <w:rPr>
+                <w:rFonts w:asciiTheme="minorHAnsi" w:eastAsiaTheme="minorEastAsia" w:hAnsiTheme="minorHAnsi" w:cstheme="minorBidi"/>
+                <w:noProof/>
+                <w:kern w:val="2"/>
+                <w:sz w:val="22"/>
+                <w14:ligatures w14:val="standardContextual"/>
+              </w:rPr>
+              <w:tab/>
+            </w:r>
+            <w:r>
+              <w:rPr>
+                <w:rStyle w:val="aff4"/>
+                <w:noProof/>
+              </w:rPr>
+              <w:t>知识图谱结构质量分析</w:t>
+            </w:r>
+            <w:r>
+              <w:rPr>
+                <w:noProof/>
+                <w:webHidden/>
+              </w:rPr>
+              <w:tab/>
+            </w:r>
+            <w:r>
+              <w:rPr>
+                <w:noProof/>
+                <w:webHidden/>
+              </w:rPr>
+              <w:fldChar w:fldCharType="begin"/>
+            </w:r>
+            <w:r>
+              <w:rPr>
+                <w:noProof/>
+                <w:webHidden/>
+              </w:rPr>
+              <w:instrText xml:space="preserve"> PAGEREF _Toc229475846 \h </w:instrText>
+            </w:r>
+            <w:r>
+              <w:rPr>
+                <w:noProof/>
+                <w:webHidden/>
+              </w:rPr>
+            </w:r>
+            <w:r>
+              <w:rPr>
+                <w:noProof/>
+                <w:webHidden/>
+              </w:rPr>
+              <w:fldChar w:fldCharType="separate"/>
+            </w:r>
+            <w:r>
+              <w:rPr>
+                <w:noProof/>
+                <w:webHidden/>
+              </w:rPr>
+              <w:t>44</w:t>
+            </w:r>
+            <w:r>
+              <w:rPr>
+                <w:noProof/>
+                <w:webHidden/>
+              </w:rPr>
+              <w:fldChar w:fldCharType="end"/>
+            </w:r>
+          </w:hyperlink>
+        </w:p>
+        <w:p>
+          <w:pPr>
+            <w:pStyle w:val="TOC2"/>
+            <w:tabs>
+              <w:tab w:val="left" w:pos="1470"/>
+              <w:tab w:val="right" w:leader="middleDot" w:pos="8607"/>
+            </w:tabs>
+            <w:ind w:firstLine="480"/>
+            <w:rPr>
+              <w:rFonts w:asciiTheme="minorHAnsi" w:eastAsiaTheme="minorEastAsia" w:hAnsiTheme="minorHAnsi" w:cstheme="minorBidi"/>
+              <w:noProof/>
+              <w:kern w:val="2"/>
+              <w:sz w:val="22"/>
+              <w14:ligatures w14:val="standardContextual"/>
+            </w:rPr>
+          </w:pPr>
+          <w:hyperlink w:anchor="_Toc229475847" w:history="1">
+            <w:r>
+              <w:rPr>
+                <w:rStyle w:val="aff4"/>
+                <w:noProof/>
+              </w:rPr>
+              <w:t>5.4.</w:t>
+            </w:r>
+            <w:r>
+              <w:rPr>
+                <w:rFonts w:asciiTheme="minorHAnsi" w:eastAsiaTheme="minorEastAsia" w:hAnsiTheme="minorHAnsi" w:cstheme="minorBidi"/>
+                <w:noProof/>
+                <w:kern w:val="2"/>
+                <w:sz w:val="22"/>
+                <w14:ligatures w14:val="standardContextual"/>
+              </w:rPr>
+              <w:tab/>
+            </w:r>
+            <w:r>
+              <w:rPr>
+                <w:rStyle w:val="aff4"/>
+                <w:noProof/>
+              </w:rPr>
+              <w:t>系统检索能力对比</w:t>
+            </w:r>
+            <w:r>
+              <w:rPr>
+                <w:noProof/>
+                <w:webHidden/>
+              </w:rPr>
+              <w:tab/>
+            </w:r>
+            <w:r>
+              <w:rPr>
+                <w:noProof/>
+                <w:webHidden/>
+              </w:rPr>
+              <w:fldChar w:fldCharType="begin"/>
+            </w:r>
+            <w:r>
+              <w:rPr>
+                <w:noProof/>
+                <w:webHidden/>
+              </w:rPr>
+              <w:instrText xml:space="preserve"> PAGEREF _Toc229475847 \h </w:instrText>
             </w:r>
             <w:r>
               <w:rPr>
@@ -7985,13 +7985,13 @@
               <w14:ligatures w14:val="standardContextual"/>
             </w:rPr>
           </w:pPr>
-          <w:hyperlink w:anchor="_Toc229472019" w:history="1">
+          <w:hyperlink w:anchor="_Toc229475848" w:history="1">
             <w:r>
               <w:rPr>
                 <w:rStyle w:val="aff4"/>
                 <w:noProof/>
               </w:rPr>
-              <w:t>5.4.3.</w:t>
+              <w:t>5.4.1.</w:t>
             </w:r>
             <w:r>
               <w:rPr>
@@ -8009,7 +8009,7 @@
                 <w:rStyle w:val="aff4"/>
                 <w:noProof/>
               </w:rPr>
-              <w:t>回答相关性与语义表达一致性</w:t>
+              <w:t>文档级检索性能比较</w:t>
             </w:r>
             <w:r>
               <w:rPr>
@@ -8030,7 +8030,7 @@
                 <w:noProof/>
                 <w:webHidden/>
               </w:rPr>
-              <w:instrText xml:space="preserve"> PAGEREF _Toc229472019 \h </w:instrText>
+              <w:instrText xml:space="preserve"> PAGEREF _Toc229475848 \h </w:instrText>
             </w:r>
             <w:r>
               <w:rPr>
@@ -8050,7 +8050,7 @@
                 <w:noProof/>
                 <w:webHidden/>
               </w:rPr>
-              <w:t>47</w:t>
+              <w:t>46</w:t>
             </w:r>
             <w:r>
               <w:rPr>
@@ -8078,13 +8078,13 @@
               <w14:ligatures w14:val="standardContextual"/>
             </w:rPr>
           </w:pPr>
-          <w:hyperlink w:anchor="_Toc229472020" w:history="1">
+          <w:hyperlink w:anchor="_Toc229475849" w:history="1">
             <w:r>
               <w:rPr>
                 <w:rStyle w:val="aff4"/>
                 <w:noProof/>
               </w:rPr>
-              <w:t>5.4.4.</w:t>
+              <w:t>5.4.2.</w:t>
             </w:r>
             <w:r>
               <w:rPr>
@@ -8102,7 +8102,7 @@
                 <w:rStyle w:val="aff4"/>
                 <w:noProof/>
               </w:rPr>
-              <w:t>综合评价与场景适应性总结</w:t>
+              <w:t>内容忠实度与准确性分析</w:t>
             </w:r>
             <w:r>
               <w:rPr>
@@ -8123,7 +8123,7 @@
                 <w:noProof/>
                 <w:webHidden/>
               </w:rPr>
-              <w:instrText xml:space="preserve"> PAGEREF _Toc229472020 \h </w:instrText>
+              <w:instrText xml:space="preserve"> PAGEREF _Toc229475849 \h </w:instrText>
             </w:r>
             <w:r>
               <w:rPr>
@@ -8143,98 +8143,7 @@
                 <w:noProof/>
                 <w:webHidden/>
               </w:rPr>
-              <w:t>48</w:t>
-            </w:r>
-            <w:r>
-              <w:rPr>
-                <w:noProof/>
-                <w:webHidden/>
-              </w:rPr>
-              <w:fldChar w:fldCharType="end"/>
-            </w:r>
-          </w:hyperlink>
-        </w:p>
-        <w:p>
-          <w:pPr>
-            <w:pStyle w:val="TOC2"/>
-            <w:tabs>
-              <w:tab w:val="left" w:pos="1470"/>
-              <w:tab w:val="right" w:leader="middleDot" w:pos="8607"/>
-            </w:tabs>
-            <w:ind w:firstLine="480"/>
-            <w:rPr>
-              <w:rFonts w:asciiTheme="minorHAnsi" w:eastAsiaTheme="minorEastAsia" w:hAnsiTheme="minorHAnsi" w:cstheme="minorBidi"/>
-              <w:noProof/>
-              <w:kern w:val="2"/>
-              <w:sz w:val="22"/>
-              <w14:ligatures w14:val="standardContextual"/>
-            </w:rPr>
-          </w:pPr>
-          <w:hyperlink w:anchor="_Toc229472021" w:history="1">
-            <w:r>
-              <w:rPr>
-                <w:rStyle w:val="aff4"/>
-                <w:noProof/>
-              </w:rPr>
-              <w:t>5.5.</w:t>
-            </w:r>
-            <w:r>
-              <w:rPr>
-                <w:rFonts w:asciiTheme="minorHAnsi" w:eastAsiaTheme="minorEastAsia" w:hAnsiTheme="minorHAnsi" w:cstheme="minorBidi"/>
-                <w:noProof/>
-                <w:kern w:val="2"/>
-                <w:sz w:val="22"/>
-                <w14:ligatures w14:val="standardContextual"/>
-              </w:rPr>
-              <w:tab/>
-            </w:r>
-            <w:r>
-              <w:rPr>
-                <w:rStyle w:val="aff4"/>
-                <w:noProof/>
-              </w:rPr>
-              <w:t>基于真实业务场景的案例分析</w:t>
-            </w:r>
-            <w:r>
-              <w:rPr>
-                <w:noProof/>
-                <w:webHidden/>
-              </w:rPr>
-              <w:tab/>
-            </w:r>
-            <w:r>
-              <w:rPr>
-                <w:noProof/>
-                <w:webHidden/>
-              </w:rPr>
-              <w:fldChar w:fldCharType="begin"/>
-            </w:r>
-            <w:r>
-              <w:rPr>
-                <w:noProof/>
-                <w:webHidden/>
-              </w:rPr>
-              <w:instrText xml:space="preserve"> PAGEREF _Toc229472021 \h </w:instrText>
-            </w:r>
-            <w:r>
-              <w:rPr>
-                <w:noProof/>
-                <w:webHidden/>
-              </w:rPr>
-            </w:r>
-            <w:r>
-              <w:rPr>
-                <w:noProof/>
-                <w:webHidden/>
-              </w:rPr>
-              <w:fldChar w:fldCharType="separate"/>
-            </w:r>
-            <w:r>
-              <w:rPr>
-                <w:noProof/>
-                <w:webHidden/>
-              </w:rPr>
-              <w:t>49</w:t>
+              <w:t>47</w:t>
             </w:r>
             <w:r>
               <w:rPr>
@@ -8262,13 +8171,13 @@
               <w14:ligatures w14:val="standardContextual"/>
             </w:rPr>
           </w:pPr>
-          <w:hyperlink w:anchor="_Toc229472022" w:history="1">
+          <w:hyperlink w:anchor="_Toc229475850" w:history="1">
             <w:r>
               <w:rPr>
                 <w:rStyle w:val="aff4"/>
                 <w:noProof/>
               </w:rPr>
-              <w:t>5.5.1.</w:t>
+              <w:t>5.4.3.</w:t>
             </w:r>
             <w:r>
               <w:rPr>
@@ -8286,7 +8195,7 @@
                 <w:rStyle w:val="aff4"/>
                 <w:noProof/>
               </w:rPr>
-              <w:t>评价机制设计同多元画像体系构建</w:t>
+              <w:t>回答相关性与语义表达一致性</w:t>
             </w:r>
             <w:r>
               <w:rPr>
@@ -8307,7 +8216,7 @@
                 <w:noProof/>
                 <w:webHidden/>
               </w:rPr>
-              <w:instrText xml:space="preserve"> PAGEREF _Toc229472022 \h </w:instrText>
+              <w:instrText xml:space="preserve"> PAGEREF _Toc229475850 \h </w:instrText>
             </w:r>
             <w:r>
               <w:rPr>
@@ -8327,7 +8236,7 @@
                 <w:noProof/>
                 <w:webHidden/>
               </w:rPr>
-              <w:t>49</w:t>
+              <w:t>48</w:t>
             </w:r>
             <w:r>
               <w:rPr>
@@ -8355,13 +8264,13 @@
               <w14:ligatures w14:val="standardContextual"/>
             </w:rPr>
           </w:pPr>
-          <w:hyperlink w:anchor="_Toc229472023" w:history="1">
+          <w:hyperlink w:anchor="_Toc229475851" w:history="1">
             <w:r>
               <w:rPr>
                 <w:rStyle w:val="aff4"/>
                 <w:noProof/>
               </w:rPr>
-              <w:t>5.5.2.</w:t>
+              <w:t>5.4.4.</w:t>
             </w:r>
             <w:r>
               <w:rPr>
@@ -8379,7 +8288,7 @@
                 <w:rStyle w:val="aff4"/>
                 <w:noProof/>
               </w:rPr>
-              <w:t>单条款业务问题</w:t>
+              <w:t>综合评价与场景适应性总结</w:t>
             </w:r>
             <w:r>
               <w:rPr>
@@ -8400,7 +8309,7 @@
                 <w:noProof/>
                 <w:webHidden/>
               </w:rPr>
-              <w:instrText xml:space="preserve"> PAGEREF _Toc229472023 \h </w:instrText>
+              <w:instrText xml:space="preserve"> PAGEREF _Toc229475851 \h </w:instrText>
             </w:r>
             <w:r>
               <w:rPr>
@@ -8420,7 +8329,98 @@
                 <w:noProof/>
                 <w:webHidden/>
               </w:rPr>
-              <w:t>50</w:t>
+              <w:t>49</w:t>
+            </w:r>
+            <w:r>
+              <w:rPr>
+                <w:noProof/>
+                <w:webHidden/>
+              </w:rPr>
+              <w:fldChar w:fldCharType="end"/>
+            </w:r>
+          </w:hyperlink>
+        </w:p>
+        <w:p>
+          <w:pPr>
+            <w:pStyle w:val="TOC2"/>
+            <w:tabs>
+              <w:tab w:val="left" w:pos="1470"/>
+              <w:tab w:val="right" w:leader="middleDot" w:pos="8607"/>
+            </w:tabs>
+            <w:ind w:firstLine="480"/>
+            <w:rPr>
+              <w:rFonts w:asciiTheme="minorHAnsi" w:eastAsiaTheme="minorEastAsia" w:hAnsiTheme="minorHAnsi" w:cstheme="minorBidi"/>
+              <w:noProof/>
+              <w:kern w:val="2"/>
+              <w:sz w:val="22"/>
+              <w14:ligatures w14:val="standardContextual"/>
+            </w:rPr>
+          </w:pPr>
+          <w:hyperlink w:anchor="_Toc229475852" w:history="1">
+            <w:r>
+              <w:rPr>
+                <w:rStyle w:val="aff4"/>
+                <w:noProof/>
+              </w:rPr>
+              <w:t>5.5.</w:t>
+            </w:r>
+            <w:r>
+              <w:rPr>
+                <w:rFonts w:asciiTheme="minorHAnsi" w:eastAsiaTheme="minorEastAsia" w:hAnsiTheme="minorHAnsi" w:cstheme="minorBidi"/>
+                <w:noProof/>
+                <w:kern w:val="2"/>
+                <w:sz w:val="22"/>
+                <w14:ligatures w14:val="standardContextual"/>
+              </w:rPr>
+              <w:tab/>
+            </w:r>
+            <w:r>
+              <w:rPr>
+                <w:rStyle w:val="aff4"/>
+                <w:noProof/>
+              </w:rPr>
+              <w:t>基于真实业务场景的案例分析</w:t>
+            </w:r>
+            <w:r>
+              <w:rPr>
+                <w:noProof/>
+                <w:webHidden/>
+              </w:rPr>
+              <w:tab/>
+            </w:r>
+            <w:r>
+              <w:rPr>
+                <w:noProof/>
+                <w:webHidden/>
+              </w:rPr>
+              <w:fldChar w:fldCharType="begin"/>
+            </w:r>
+            <w:r>
+              <w:rPr>
+                <w:noProof/>
+                <w:webHidden/>
+              </w:rPr>
+              <w:instrText xml:space="preserve"> PAGEREF _Toc229475852 \h </w:instrText>
+            </w:r>
+            <w:r>
+              <w:rPr>
+                <w:noProof/>
+                <w:webHidden/>
+              </w:rPr>
+            </w:r>
+            <w:r>
+              <w:rPr>
+                <w:noProof/>
+                <w:webHidden/>
+              </w:rPr>
+              <w:fldChar w:fldCharType="separate"/>
+            </w:r>
+            <w:r>
+              <w:rPr>
+                <w:noProof/>
+                <w:webHidden/>
+              </w:rPr>
+              <w:t>51</w:t>
             </w:r>
             <w:r>
               <w:rPr>
@@ -8448,13 +8448,13 @@
               <w14:ligatures w14:val="standardContextual"/>
             </w:rPr>
           </w:pPr>
-          <w:hyperlink w:anchor="_Toc229472024" w:history="1">
+          <w:hyperlink w:anchor="_Toc229475853" w:history="1">
             <w:r>
               <w:rPr>
                 <w:rStyle w:val="aff4"/>
                 <w:noProof/>
               </w:rPr>
-              <w:t>5.5.3.</w:t>
+              <w:t>5.5.1.</w:t>
             </w:r>
             <w:r>
               <w:rPr>
@@ -8472,7 +8472,7 @@
                 <w:rStyle w:val="aff4"/>
                 <w:noProof/>
               </w:rPr>
-              <w:t>条款解释型问题</w:t>
+              <w:t>评价机制设计同多元画像体系构建</w:t>
             </w:r>
             <w:r>
               <w:rPr>
@@ -8493,7 +8493,7 @@
                 <w:noProof/>
                 <w:webHidden/>
               </w:rPr>
-              <w:instrText xml:space="preserve"> PAGEREF _Toc229472024 \h </w:instrText>
+              <w:instrText xml:space="preserve"> PAGEREF _Toc229475853 \h </w:instrText>
             </w:r>
             <w:r>
               <w:rPr>
@@ -8513,7 +8513,7 @@
                 <w:noProof/>
                 <w:webHidden/>
               </w:rPr>
-              <w:t>52</w:t>
+              <w:t>51</w:t>
             </w:r>
             <w:r>
               <w:rPr>
@@ -8541,13 +8541,13 @@
               <w14:ligatures w14:val="standardContextual"/>
             </w:rPr>
           </w:pPr>
-          <w:hyperlink w:anchor="_Toc229472025" w:history="1">
+          <w:hyperlink w:anchor="_Toc229475854" w:history="1">
             <w:r>
               <w:rPr>
                 <w:rStyle w:val="aff4"/>
                 <w:noProof/>
               </w:rPr>
-              <w:t>5.5.4.</w:t>
+              <w:t>5.5.2.</w:t>
             </w:r>
             <w:r>
               <w:rPr>
@@ -8565,7 +8565,7 @@
                 <w:rStyle w:val="aff4"/>
                 <w:noProof/>
               </w:rPr>
-              <w:t>多条款联动问题</w:t>
+              <w:t>单条款业务问题</w:t>
             </w:r>
             <w:r>
               <w:rPr>
@@ -8586,7 +8586,7 @@
                 <w:noProof/>
                 <w:webHidden/>
               </w:rPr>
-              <w:instrText xml:space="preserve"> PAGEREF _Toc229472025 \h </w:instrText>
+              <w:instrText xml:space="preserve"> PAGEREF _Toc229475854 \h </w:instrText>
             </w:r>
             <w:r>
               <w:rPr>
@@ -8606,7 +8606,7 @@
                 <w:noProof/>
                 <w:webHidden/>
               </w:rPr>
-              <w:t>54</w:t>
+              <w:t>52</w:t>
             </w:r>
             <w:r>
               <w:rPr>
@@ -8634,13 +8634,13 @@
               <w14:ligatures w14:val="standardContextual"/>
             </w:rPr>
           </w:pPr>
-          <w:hyperlink w:anchor="_Toc229472026" w:history="1">
+          <w:hyperlink w:anchor="_Toc229475855" w:history="1">
             <w:r>
               <w:rPr>
                 <w:rStyle w:val="aff4"/>
                 <w:noProof/>
               </w:rPr>
-              <w:t>5.5.5.</w:t>
+              <w:t>5.5.3.</w:t>
             </w:r>
             <w:r>
               <w:rPr>
@@ -8658,6 +8658,192 @@
                 <w:rStyle w:val="aff4"/>
                 <w:noProof/>
               </w:rPr>
+              <w:t>条款解释型问题</w:t>
+            </w:r>
+            <w:r>
+              <w:rPr>
+                <w:noProof/>
+                <w:webHidden/>
+              </w:rPr>
+              <w:tab/>
+            </w:r>
+            <w:r>
+              <w:rPr>
+                <w:noProof/>
+                <w:webHidden/>
+              </w:rPr>
+              <w:fldChar w:fldCharType="begin"/>
+            </w:r>
+            <w:r>
+              <w:rPr>
+                <w:noProof/>
+                <w:webHidden/>
+              </w:rPr>
+              <w:instrText xml:space="preserve"> PAGEREF _Toc229475855 \h </w:instrText>
+            </w:r>
+            <w:r>
+              <w:rPr>
+                <w:noProof/>
+                <w:webHidden/>
+              </w:rPr>
+            </w:r>
+            <w:r>
+              <w:rPr>
+                <w:noProof/>
+                <w:webHidden/>
+              </w:rPr>
+              <w:fldChar w:fldCharType="separate"/>
+            </w:r>
+            <w:r>
+              <w:rPr>
+                <w:noProof/>
+                <w:webHidden/>
+              </w:rPr>
+              <w:t>54</w:t>
+            </w:r>
+            <w:r>
+              <w:rPr>
+                <w:noProof/>
+                <w:webHidden/>
+              </w:rPr>
+              <w:fldChar w:fldCharType="end"/>
+            </w:r>
+          </w:hyperlink>
+        </w:p>
+        <w:p>
+          <w:pPr>
+            <w:pStyle w:val="TOC3"/>
+            <w:tabs>
+              <w:tab w:val="left" w:pos="1680"/>
+              <w:tab w:val="right" w:leader="middleDot" w:pos="8607"/>
+            </w:tabs>
+            <w:ind w:firstLine="480"/>
+            <w:rPr>
+              <w:rFonts w:asciiTheme="minorHAnsi" w:eastAsiaTheme="minorEastAsia" w:hAnsiTheme="minorHAnsi" w:cstheme="minorBidi"/>
+              <w:iCs w:val="0"/>
+              <w:noProof/>
+              <w:kern w:val="2"/>
+              <w:sz w:val="22"/>
+              <w14:ligatures w14:val="standardContextual"/>
+            </w:rPr>
+          </w:pPr>
+          <w:hyperlink w:anchor="_Toc229475856" w:history="1">
+            <w:r>
+              <w:rPr>
+                <w:rStyle w:val="aff4"/>
+                <w:noProof/>
+              </w:rPr>
+              <w:t>5.5.4.</w:t>
+            </w:r>
+            <w:r>
+              <w:rPr>
+                <w:rFonts w:asciiTheme="minorHAnsi" w:eastAsiaTheme="minorEastAsia" w:hAnsiTheme="minorHAnsi" w:cstheme="minorBidi"/>
+                <w:iCs w:val="0"/>
+                <w:noProof/>
+                <w:kern w:val="2"/>
+                <w:sz w:val="22"/>
+                <w14:ligatures w14:val="standardContextual"/>
+              </w:rPr>
+              <w:tab/>
+            </w:r>
+            <w:r>
+              <w:rPr>
+                <w:rStyle w:val="aff4"/>
+                <w:noProof/>
+              </w:rPr>
+              <w:t>多条款联动问题</w:t>
+            </w:r>
+            <w:r>
+              <w:rPr>
+                <w:noProof/>
+                <w:webHidden/>
+              </w:rPr>
+              <w:tab/>
+            </w:r>
+            <w:r>
+              <w:rPr>
+                <w:noProof/>
+                <w:webHidden/>
+              </w:rPr>
+              <w:fldChar w:fldCharType="begin"/>
+            </w:r>
+            <w:r>
+              <w:rPr>
+                <w:noProof/>
+                <w:webHidden/>
+              </w:rPr>
+              <w:instrText xml:space="preserve"> PAGEREF _Toc229475856 \h </w:instrText>
+            </w:r>
+            <w:r>
+              <w:rPr>
+                <w:noProof/>
+                <w:webHidden/>
+              </w:rPr>
+            </w:r>
+            <w:r>
+              <w:rPr>
+                <w:noProof/>
+                <w:webHidden/>
+              </w:rPr>
+              <w:fldChar w:fldCharType="separate"/>
+            </w:r>
+            <w:r>
+              <w:rPr>
+                <w:noProof/>
+                <w:webHidden/>
+              </w:rPr>
+              <w:t>56</w:t>
+            </w:r>
+            <w:r>
+              <w:rPr>
+                <w:noProof/>
+                <w:webHidden/>
+              </w:rPr>
+              <w:fldChar w:fldCharType="end"/>
+            </w:r>
+          </w:hyperlink>
+        </w:p>
+        <w:p>
+          <w:pPr>
+            <w:pStyle w:val="TOC3"/>
+            <w:tabs>
+              <w:tab w:val="left" w:pos="1680"/>
+              <w:tab w:val="right" w:leader="middleDot" w:pos="8607"/>
+            </w:tabs>
+            <w:ind w:firstLine="480"/>
+            <w:rPr>
+              <w:rFonts w:asciiTheme="minorHAnsi" w:eastAsiaTheme="minorEastAsia" w:hAnsiTheme="minorHAnsi" w:cstheme="minorBidi"/>
+              <w:iCs w:val="0"/>
+              <w:noProof/>
+              <w:kern w:val="2"/>
+              <w:sz w:val="22"/>
+              <w14:ligatures w14:val="standardContextual"/>
+            </w:rPr>
+          </w:pPr>
+          <w:hyperlink w:anchor="_Toc229475857" w:history="1">
+            <w:r>
+              <w:rPr>
+                <w:rStyle w:val="aff4"/>
+                <w:noProof/>
+              </w:rPr>
+              <w:t>5.5.5.</w:t>
+            </w:r>
+            <w:r>
+              <w:rPr>
+                <w:rFonts w:asciiTheme="minorHAnsi" w:eastAsiaTheme="minorEastAsia" w:hAnsiTheme="minorHAnsi" w:cstheme="minorBidi"/>
+                <w:iCs w:val="0"/>
+                <w:noProof/>
+                <w:kern w:val="2"/>
+                <w:sz w:val="22"/>
+                <w14:ligatures w14:val="standardContextual"/>
+              </w:rPr>
+              <w:tab/>
+            </w:r>
+            <w:r>
+              <w:rPr>
+                <w:rStyle w:val="aff4"/>
+                <w:noProof/>
+              </w:rPr>
               <w:t>合同风险审查</w:t>
             </w:r>
             <w:r>
@@ -8679,7 +8865,7 @@
                 <w:noProof/>
                 <w:webHidden/>
               </w:rPr>
-              <w:instrText xml:space="preserve"> PAGEREF _Toc229472026 \h </w:instrText>
+              <w:instrText xml:space="preserve"> PAGEREF _Toc229475857 \h </w:instrText>
             </w:r>
             <w:r>
               <w:rPr>
@@ -8699,7 +8885,7 @@
                 <w:noProof/>
                 <w:webHidden/>
               </w:rPr>
-              <w:t>56</w:t>
+              <w:t>58</w:t>
             </w:r>
             <w:r>
               <w:rPr>
@@ -8726,7 +8912,7 @@
               <w14:ligatures w14:val="standardContextual"/>
             </w:rPr>
           </w:pPr>
-          <w:hyperlink w:anchor="_Toc229472027" w:history="1">
+          <w:hyperlink w:anchor="_Toc229475858" w:history="1">
             <w:r>
               <w:rPr>
                 <w:rStyle w:val="aff4"/>
@@ -8770,7 +8956,7 @@
                 <w:noProof/>
                 <w:webHidden/>
               </w:rPr>
-              <w:instrText xml:space="preserve"> PAGEREF _Toc229472027 \h </w:instrText>
+              <w:instrText xml:space="preserve"> PAGEREF _Toc229475858 \h </w:instrText>
             </w:r>
             <w:r>
               <w:rPr>
@@ -8790,7 +8976,7 @@
                 <w:noProof/>
                 <w:webHidden/>
               </w:rPr>
-              <w:t>59</w:t>
+              <w:t>60</w:t>
             </w:r>
             <w:r>
               <w:rPr>
@@ -8814,7 +9000,7 @@
               <w14:ligatures w14:val="standardContextual"/>
             </w:rPr>
           </w:pPr>
-          <w:hyperlink w:anchor="_Toc229472028" w:history="1">
+          <w:hyperlink w:anchor="_Toc229475859" w:history="1">
             <w:r>
               <w:rPr>
                 <w:rStyle w:val="aff4"/>
@@ -8860,7 +9046,7 @@
                 <w:noProof/>
                 <w:webHidden/>
               </w:rPr>
-              <w:instrText xml:space="preserve"> PAGEREF _Toc229472028 \h </w:instrText>
+              <w:instrText xml:space="preserve"> PAGEREF _Toc229475859 \h </w:instrText>
             </w:r>
             <w:r>
               <w:rPr>
@@ -8880,7 +9066,7 @@
                 <w:noProof/>
                 <w:webHidden/>
               </w:rPr>
-              <w:t>60</w:t>
+              <w:t>62</w:t>
             </w:r>
             <w:r>
               <w:rPr>
@@ -8907,7 +9093,7 @@
               <w14:ligatures w14:val="standardContextual"/>
             </w:rPr>
           </w:pPr>
-          <w:hyperlink w:anchor="_Toc229472029" w:history="1">
+          <w:hyperlink w:anchor="_Toc229475860" w:history="1">
             <w:r>
               <w:rPr>
                 <w:rStyle w:val="aff4"/>
@@ -8951,7 +9137,7 @@
                 <w:noProof/>
                 <w:webHidden/>
               </w:rPr>
-              <w:instrText xml:space="preserve"> PAGEREF _Toc229472029 \h </w:instrText>
+              <w:instrText xml:space="preserve"> PAGEREF _Toc229475860 \h </w:instrText>
             </w:r>
             <w:r>
               <w:rPr>
@@ -8971,7 +9157,7 @@
                 <w:noProof/>
                 <w:webHidden/>
               </w:rPr>
-              <w:t>60</w:t>
+              <w:t>62</w:t>
             </w:r>
             <w:r>
               <w:rPr>
@@ -8998,7 +9184,7 @@
               <w14:ligatures w14:val="standardContextual"/>
             </w:rPr>
           </w:pPr>
-          <w:hyperlink w:anchor="_Toc229472030" w:history="1">
+          <w:hyperlink w:anchor="_Toc229475861" w:history="1">
             <w:r>
               <w:rPr>
                 <w:rStyle w:val="aff4"/>
@@ -9042,7 +9228,7 @@
                 <w:noProof/>
                 <w:webHidden/>
               </w:rPr>
-              <w:instrText xml:space="preserve"> PAGEREF _Toc229472030 \h </w:instrText>
+              <w:instrText xml:space="preserve"> PAGEREF _Toc229475861 \h </w:instrText>
             </w:r>
             <w:r>
               <w:rPr>
@@ -9062,7 +9248,7 @@
                 <w:noProof/>
                 <w:webHidden/>
               </w:rPr>
-              <w:t>61</w:t>
+              <w:t>63</w:t>
             </w:r>
             <w:r>
               <w:rPr>
@@ -9086,7 +9272,7 @@
               <w14:ligatures w14:val="standardContextual"/>
             </w:rPr>
           </w:pPr>
-          <w:hyperlink w:anchor="_Toc229472031" w:history="1">
+          <w:hyperlink w:anchor="_Toc229475862" w:history="1">
             <w:r>
               <w:rPr>
                 <w:rStyle w:val="aff4"/>
@@ -9113,7 +9299,7 @@
                 <w:noProof/>
                 <w:webHidden/>
               </w:rPr>
-              <w:instrText xml:space="preserve"> PAGEREF _Toc229472031 \h </w:instrText>
+              <w:instrText xml:space="preserve"> PAGEREF _Toc229475862 \h </w:instrText>
             </w:r>
             <w:r>
               <w:rPr>
@@ -9133,7 +9319,7 @@
                 <w:noProof/>
                 <w:webHidden/>
               </w:rPr>
-              <w:t>63</w:t>
+              <w:t>65</w:t>
             </w:r>
             <w:r>
               <w:rPr>
@@ -9157,7 +9343,7 @@
               <w14:ligatures w14:val="standardContextual"/>
             </w:rPr>
           </w:pPr>
-          <w:hyperlink w:anchor="_Toc229472032" w:history="1">
+          <w:hyperlink w:anchor="_Toc229475863" w:history="1">
             <w:r>
               <w:rPr>
                 <w:rStyle w:val="aff4"/>
@@ -9184,7 +9370,7 @@
                 <w:noProof/>
                 <w:webHidden/>
               </w:rPr>
-              <w:instrText xml:space="preserve"> PAGEREF _Toc229472032 \h </w:instrText>
+              <w:instrText xml:space="preserve"> PAGEREF _Toc229475863 \h </w:instrText>
             </w:r>
             <w:r>
               <w:rPr>
@@ -9204,7 +9390,7 @@
                 <w:noProof/>
                 <w:webHidden/>
               </w:rPr>
-              <w:t>66</w:t>
+              <w:t>68</w:t>
             </w:r>
             <w:r>
               <w:rPr>
@@ -9264,7 +9450,7 @@
         </w:numPr>
         <w:spacing w:before="120" w:after="120"/>
       </w:pPr>
-      <w:bookmarkStart w:id="19" w:name="_Toc229471959"/>
+      <w:bookmarkStart w:id="19" w:name="_Toc229475788"/>
       <w:r>
         <w:rPr>
           <w:rFonts w:hint="eastAsia"/>
@@ -9290,7 +9476,7 @@
         <w:pStyle w:val="2"/>
         <w:spacing w:before="120" w:after="120"/>
       </w:pPr>
-      <w:bookmarkStart w:id="20" w:name="_Toc229471960"/>
+      <w:bookmarkStart w:id="20" w:name="_Toc229475789"/>
       <w:r>
         <w:rPr>
           <w:rFonts w:hint="eastAsia"/>
@@ -9328,7 +9514,7 @@
         <w:spacing w:before="120" w:after="120"/>
       </w:pPr>
       <w:bookmarkStart w:id="22" w:name="_Hlk194675912"/>
-      <w:bookmarkStart w:id="23" w:name="_Toc229471961"/>
+      <w:bookmarkStart w:id="23" w:name="_Toc229475790"/>
       <w:bookmarkEnd w:id="21"/>
       <w:r>
         <w:rPr>
@@ -9559,7 +9745,7 @@
         <w:pStyle w:val="3"/>
         <w:spacing w:before="120" w:after="120"/>
       </w:pPr>
-      <w:bookmarkStart w:id="24" w:name="_Toc229471962"/>
+      <w:bookmarkStart w:id="24" w:name="_Toc229475791"/>
       <w:bookmarkEnd w:id="22"/>
       <w:r>
         <w:rPr>
@@ -10226,7 +10412,7 @@
       </w:pPr>
       <w:bookmarkStart w:id="25" w:name="OLE_LINK5"/>
       <w:bookmarkStart w:id="26" w:name="OLE_LINK6"/>
-      <w:bookmarkStart w:id="27" w:name="_Toc229471963"/>
+      <w:bookmarkStart w:id="27" w:name="_Toc229475792"/>
       <w:r>
         <w:rPr>
           <w:rFonts w:hint="eastAsia"/>
@@ -10240,7 +10426,7 @@
         <w:pStyle w:val="3"/>
         <w:spacing w:before="120" w:after="120"/>
       </w:pPr>
-      <w:bookmarkStart w:id="28" w:name="_Toc229471964"/>
+      <w:bookmarkStart w:id="28" w:name="_Toc229475793"/>
       <w:r>
         <w:rPr>
           <w:rFonts w:hint="eastAsia"/>
@@ -11980,7 +12166,7 @@
         </w:rPr>
       </w:pPr>
       <w:bookmarkStart w:id="29" w:name="_Toc228993171"/>
-      <w:bookmarkStart w:id="30" w:name="_Toc229471965"/>
+      <w:bookmarkStart w:id="30" w:name="_Toc229475794"/>
       <w:r>
         <w:rPr>
           <w:highlight w:val="yellow"/>
@@ -13712,7 +13898,7 @@
         <w:pStyle w:val="3"/>
         <w:spacing w:before="120" w:after="120"/>
       </w:pPr>
-      <w:bookmarkStart w:id="31" w:name="_Toc229471966"/>
+      <w:bookmarkStart w:id="31" w:name="_Toc229475795"/>
       <w:bookmarkEnd w:id="25"/>
       <w:bookmarkEnd w:id="26"/>
       <w:r>
@@ -13820,7 +14006,7 @@
         <w:pStyle w:val="2"/>
         <w:spacing w:before="120" w:after="120"/>
       </w:pPr>
-      <w:bookmarkStart w:id="32" w:name="_Toc229471967"/>
+      <w:bookmarkStart w:id="32" w:name="_Toc229475796"/>
       <w:r>
         <w:rPr>
           <w:rFonts w:hint="eastAsia"/>
@@ -13834,7 +14020,7 @@
         <w:pStyle w:val="3"/>
         <w:spacing w:before="120" w:after="120"/>
       </w:pPr>
-      <w:bookmarkStart w:id="33" w:name="_Toc229471968"/>
+      <w:bookmarkStart w:id="33" w:name="_Toc229475797"/>
       <w:r>
         <w:rPr>
           <w:rFonts w:hint="eastAsia"/>
@@ -14217,7 +14403,7 @@
           <w:highlight w:val="yellow"/>
         </w:rPr>
       </w:pPr>
-      <w:bookmarkStart w:id="34" w:name="_Toc229471969"/>
+      <w:bookmarkStart w:id="34" w:name="_Toc229475798"/>
       <w:r>
         <w:rPr>
           <w:highlight w:val="yellow"/>
@@ -14799,7 +14985,7 @@
       <w:bookmarkStart w:id="36" w:name="_Toc193536286"/>
       <w:bookmarkStart w:id="37" w:name="_Toc193724140"/>
       <w:bookmarkStart w:id="38" w:name="_Toc193531683"/>
-      <w:bookmarkStart w:id="39" w:name="_Toc229471970"/>
+      <w:bookmarkStart w:id="39" w:name="_Toc229475799"/>
       <w:bookmarkEnd w:id="35"/>
       <w:bookmarkEnd w:id="36"/>
       <w:bookmarkEnd w:id="37"/>
@@ -15594,7 +15780,7 @@
           <w:highlight w:val="yellow"/>
         </w:rPr>
       </w:pPr>
-      <w:bookmarkStart w:id="40" w:name="_Toc229471971"/>
+      <w:bookmarkStart w:id="40" w:name="_Toc229475800"/>
       <w:r>
         <w:rPr>
           <w:highlight w:val="yellow"/>
@@ -15711,7 +15897,7 @@
           <w:highlight w:val="yellow"/>
         </w:rPr>
       </w:pPr>
-      <w:bookmarkStart w:id="41" w:name="_Toc229471972"/>
+      <w:bookmarkStart w:id="41" w:name="_Toc229475801"/>
       <w:r>
         <w:rPr>
           <w:highlight w:val="yellow"/>
@@ -15728,7 +15914,7 @@
           <w:highlight w:val="yellow"/>
         </w:rPr>
       </w:pPr>
-      <w:bookmarkStart w:id="42" w:name="_Toc229471973"/>
+      <w:bookmarkStart w:id="42" w:name="_Toc229475802"/>
       <w:r>
         <w:rPr>
           <w:highlight w:val="yellow"/>
@@ -15976,7 +16162,7 @@
           <w:highlight w:val="yellow"/>
         </w:rPr>
       </w:pPr>
-      <w:bookmarkStart w:id="43" w:name="_Toc229471974"/>
+      <w:bookmarkStart w:id="43" w:name="_Toc229475803"/>
       <w:r>
         <w:rPr>
           <w:highlight w:val="yellow"/>
@@ -16259,7 +16445,7 @@
           <w:highlight w:val="yellow"/>
         </w:rPr>
       </w:pPr>
-      <w:bookmarkStart w:id="44" w:name="_Toc229471975"/>
+      <w:bookmarkStart w:id="44" w:name="_Toc229475804"/>
       <w:r>
         <w:rPr>
           <w:highlight w:val="yellow"/>
@@ -16281,7 +16467,7 @@
         <w:pStyle w:val="3"/>
         <w:spacing w:before="120" w:after="120"/>
       </w:pPr>
-      <w:bookmarkStart w:id="45" w:name="_Toc229471976"/>
+      <w:bookmarkStart w:id="45" w:name="_Toc229475805"/>
       <w:r>
         <w:rPr>
           <w:rFonts w:hint="eastAsia"/>
@@ -16417,7 +16603,7 @@
         <w:pStyle w:val="3"/>
         <w:spacing w:before="120" w:after="120"/>
       </w:pPr>
-      <w:bookmarkStart w:id="46" w:name="_Toc229471977"/>
+      <w:bookmarkStart w:id="46" w:name="_Toc229475806"/>
       <w:r>
         <w:t>结构化增强的复杂逻辑检索范式</w:t>
       </w:r>
@@ -16497,7 +16683,7 @@
           <w:highlight w:val="yellow"/>
         </w:rPr>
       </w:pPr>
-      <w:bookmarkStart w:id="47" w:name="_Toc229471978"/>
+      <w:bookmarkStart w:id="47" w:name="_Toc229475807"/>
       <w:r>
         <w:rPr>
           <w:highlight w:val="yellow"/>
@@ -17084,7 +17270,7 @@
           <w:highlight w:val="yellow"/>
         </w:rPr>
       </w:pPr>
-      <w:bookmarkStart w:id="48" w:name="_Toc229471979"/>
+      <w:bookmarkStart w:id="48" w:name="_Toc229475808"/>
       <w:r>
         <w:rPr>
           <w:highlight w:val="yellow"/>
@@ -17563,7 +17749,7 @@
         <w:spacing w:before="120" w:after="120"/>
       </w:pPr>
       <w:bookmarkStart w:id="49" w:name="_Toc226225705"/>
-      <w:bookmarkStart w:id="50" w:name="_Toc229471980"/>
+      <w:bookmarkStart w:id="50" w:name="_Toc229475809"/>
       <w:r>
         <w:rPr>
           <w:rFonts w:hint="eastAsia"/>
@@ -17636,7 +17822,7 @@
         <w:pStyle w:val="1"/>
         <w:spacing w:before="120" w:after="120"/>
       </w:pPr>
-      <w:bookmarkStart w:id="51" w:name="_Toc229471981"/>
+      <w:bookmarkStart w:id="51" w:name="_Toc229475810"/>
       <w:r>
         <w:rPr>
           <w:highlight w:val="yellow"/>
@@ -17688,7 +17874,7 @@
           <w:highlight w:val="yellow"/>
         </w:rPr>
       </w:pPr>
-      <w:bookmarkStart w:id="52" w:name="_Toc229471982"/>
+      <w:bookmarkStart w:id="52" w:name="_Toc229475811"/>
       <w:r>
         <w:rPr>
           <w:highlight w:val="yellow"/>
@@ -17752,7 +17938,7 @@
           <w:highlight w:val="yellow"/>
         </w:rPr>
       </w:pPr>
-      <w:bookmarkStart w:id="53" w:name="_Toc229471983"/>
+      <w:bookmarkStart w:id="53" w:name="_Toc229475812"/>
       <w:r>
         <w:rPr>
           <w:highlight w:val="yellow"/>
@@ -18211,7 +18397,7 @@
           <w:highlight w:val="yellow"/>
         </w:rPr>
       </w:pPr>
-      <w:bookmarkStart w:id="54" w:name="_Toc229471984"/>
+      <w:bookmarkStart w:id="54" w:name="_Toc229475813"/>
       <w:r>
         <w:rPr>
           <w:highlight w:val="yellow"/>
@@ -18320,7 +18506,7 @@
           <w:highlight w:val="yellow"/>
         </w:rPr>
       </w:pPr>
-      <w:bookmarkStart w:id="55" w:name="_Toc229471985"/>
+      <w:bookmarkStart w:id="55" w:name="_Toc229475814"/>
       <w:r>
         <w:rPr>
           <w:highlight w:val="yellow"/>
@@ -18369,7 +18555,7 @@
         <w:pStyle w:val="3"/>
         <w:spacing w:before="120" w:after="120"/>
       </w:pPr>
-      <w:bookmarkStart w:id="56" w:name="_Toc229471986"/>
+      <w:bookmarkStart w:id="56" w:name="_Toc229475815"/>
       <w:r>
         <w:rPr>
           <w:highlight w:val="yellow"/>
@@ -19296,7 +19482,7 @@
         <w:pStyle w:val="3"/>
         <w:spacing w:before="120" w:after="120"/>
       </w:pPr>
-      <w:bookmarkStart w:id="57" w:name="_Toc229471987"/>
+      <w:bookmarkStart w:id="57" w:name="_Toc229475816"/>
       <w:r>
         <w:rPr>
           <w:highlight w:val="yellow"/>
@@ -19808,14 +19994,15 @@
         <w:pStyle w:val="2"/>
         <w:spacing w:before="120" w:after="120"/>
       </w:pPr>
-      <w:bookmarkStart w:id="58" w:name="_Toc229471988"/>
-      <w:r>
-        <w:rPr>
-          <w:highlight w:val="yellow"/>
-        </w:rPr>
-        <w:t>实验任务构建与评测基准设定</w:t>
-      </w:r>
-      <w:bookmarkEnd w:id="58"/>
+      <w:bookmarkStart w:id="58" w:name="_Toc226225747"/>
+      <w:bookmarkStart w:id="59" w:name="_Toc229475818"/>
+      <w:r>
+        <w:rPr>
+          <w:highlight w:val="yellow"/>
+        </w:rPr>
+        <w:t>从瓶颈到设计的逻辑推演</w:t>
+      </w:r>
+      <w:bookmarkEnd w:id="59"/>
     </w:p>
     <w:p>
       <w:pPr>
@@ -19825,1364 +20012,76 @@
         <w:rPr>
           <w:highlight w:val="yellow"/>
         </w:rPr>
-        <w:t>为回应实验设计科学性问题，本研究将评测基准前置为任务定义的一部分，而不是在系统设计完成后再被动选择指标。评测任务的构建遵循</w:t>
-      </w:r>
-      <w:r>
-        <w:rPr>
-          <w:highlight w:val="yellow"/>
-        </w:rPr>
-        <w:t>“</w:t>
-      </w:r>
-      <w:r>
-        <w:rPr>
-          <w:highlight w:val="yellow"/>
-        </w:rPr>
-        <w:t>语料证据可追溯、任务能力有梯度、三类意图可对照</w:t>
-      </w:r>
-      <w:r>
-        <w:rPr>
-          <w:highlight w:val="yellow"/>
-        </w:rPr>
-        <w:t>”</w:t>
-      </w:r>
-      <w:r>
-        <w:rPr>
-          <w:highlight w:val="yellow"/>
-        </w:rPr>
-        <w:t>的原则，用于明确本文后续实验究竟在测量何种检索能力。</w:t>
+        <w:t>在完成企业知识对象解构与多粒度查询意图建模后，本节进一步从第二章识别的</w:t>
+      </w:r>
+      <w:r>
+        <w:rPr>
+          <w:highlight w:val="yellow"/>
+        </w:rPr>
+        <w:t>GraphRAG</w:t>
+      </w:r>
+      <w:r>
+        <w:rPr>
+          <w:highlight w:val="yellow"/>
+        </w:rPr>
+        <w:t>能力瓶颈出发，推导后续系统设计必须满足的约束条件。这里讨论的是问题侧能力要求，而非具体实现方案；具体的图索引构建、语义表达与检索调度机制将在第四章展开。</w:t>
       </w:r>
     </w:p>
     <w:p>
       <w:pPr>
         <w:ind w:firstLine="480"/>
-        <w:rPr>
-          <w:highlight w:val="yellow"/>
-        </w:rPr>
-      </w:pPr>
-      <w:bookmarkStart w:id="59" w:name="_Toc226225747"/>
-      <w:r>
-        <w:rPr>
-          <w:highlight w:val="yellow"/>
-        </w:rPr>
-        <w:t>为系统验证</w:t>
-      </w:r>
-      <w:r>
-        <w:rPr>
-          <w:highlight w:val="yellow"/>
-        </w:rPr>
-        <w:t>E-GraphRAG</w:t>
-      </w:r>
-      <w:r>
-        <w:rPr>
-          <w:highlight w:val="yellow"/>
-        </w:rPr>
-        <w:t>在处理企业复杂知识需求时的表现，本研究将实验任务解构为具备能力梯度的三类典型路径，旨在通过对信息粒度同推理深度的分层考察，建立起一套多维度的量化评价体系。</w:t>
+      </w:pPr>
+      <w:r>
+        <w:rPr>
+          <w:highlight w:val="yellow"/>
+        </w:rPr>
+        <w:t>（</w:t>
+      </w:r>
+      <w:r>
+        <w:rPr>
+          <w:highlight w:val="yellow"/>
+        </w:rPr>
+        <w:t>1</w:t>
+      </w:r>
+      <w:r>
+        <w:rPr>
+          <w:highlight w:val="yellow"/>
+        </w:rPr>
+        <w:t>）细粒度证据保持约束</w:t>
       </w:r>
     </w:p>
     <w:p>
       <w:pPr>
         <w:ind w:firstLine="480"/>
-        <w:rPr>
-          <w:highlight w:val="yellow"/>
-        </w:rPr>
+      </w:pPr>
+      <w:r>
+        <w:rPr>
+          <w:highlight w:val="yellow"/>
+        </w:rPr>
+        <w:t>局部事实定位依赖字段、数值、日期、主体名称等可精确核验的信息。原生</w:t>
+      </w:r>
+      <w:r>
+        <w:rPr>
+          <w:highlight w:val="yellow"/>
+        </w:rPr>
+        <w:t>GraphRAG</w:t>
+      </w:r>
+      <w:r>
+        <w:rPr>
+          <w:highlight w:val="yellow"/>
+        </w:rPr>
+        <w:t>偏向社区级语义组织，容易在摘要过程中弱化此类微观证据。因此，后续系统必须具备细粒度证据保持能力，使答案能够回溯至具体条款或文本块。</w:t>
+      </w:r>
+    </w:p>
+    <w:p>
+      <w:pPr>
+        <w:ind w:firstLine="480"/>
       </w:pPr>
       <w:r>
         <w:rPr>
           <w:highlight w:val="yellow"/>
         </w:rPr>
         <w:lastRenderedPageBreak/>
-        <w:t>在测试集构建层面，本研究采用</w:t>
-      </w:r>
-      <w:r>
-        <w:rPr>
-          <w:highlight w:val="yellow"/>
-        </w:rPr>
-        <w:t>“</w:t>
-      </w:r>
-      <w:r>
-        <w:rPr>
-          <w:highlight w:val="yellow"/>
-        </w:rPr>
-        <w:t>证据约束下的参考答案重写</w:t>
-      </w:r>
-      <w:r>
-        <w:rPr>
-          <w:highlight w:val="yellow"/>
-        </w:rPr>
-        <w:t>”</w:t>
-      </w:r>
-      <w:r>
-        <w:rPr>
-          <w:highlight w:val="yellow"/>
-        </w:rPr>
-        <w:t>策略。对于局部事实定位任务，评价基准保留了</w:t>
-      </w:r>
-      <w:r>
-        <w:rPr>
-          <w:highlight w:val="yellow"/>
-        </w:rPr>
-        <w:t>CUAD</w:t>
-      </w:r>
-      <w:r>
-        <w:rPr>
-          <w:highlight w:val="yellow"/>
-        </w:rPr>
-        <w:t>数据集原始标注的抽取式（</w:t>
-      </w:r>
-      <w:r>
-        <w:rPr>
-          <w:highlight w:val="yellow"/>
-        </w:rPr>
-        <w:t>Extractive</w:t>
-      </w:r>
-      <w:r>
-        <w:rPr>
-          <w:highlight w:val="yellow"/>
-        </w:rPr>
-        <w:t>）特征；针对全局语义整合等宏观任务，则利用大语言模型将底层支持证据（</w:t>
-      </w:r>
-      <w:r>
-        <w:rPr>
-          <w:highlight w:val="yellow"/>
-        </w:rPr>
-        <w:t>Supporting Chunks</w:t>
-      </w:r>
-      <w:r>
-        <w:rPr>
-          <w:highlight w:val="yellow"/>
-        </w:rPr>
-        <w:t>）转写为具备归纳性（</w:t>
-      </w:r>
-      <w:r>
-        <w:rPr>
-          <w:highlight w:val="yellow"/>
-        </w:rPr>
-        <w:t>Abstractive</w:t>
-      </w:r>
-      <w:r>
-        <w:rPr>
-          <w:highlight w:val="yellow"/>
-        </w:rPr>
-        <w:t>）的参考答案。本研究基于对齐后的</w:t>
-      </w:r>
-      <w:r>
-        <w:rPr>
-          <w:highlight w:val="yellow"/>
-        </w:rPr>
-        <w:t>546</w:t>
-      </w:r>
-      <w:r>
-        <w:rPr>
-          <w:highlight w:val="yellow"/>
-        </w:rPr>
-        <w:t>个文本块（</w:t>
-      </w:r>
-      <w:r>
-        <w:rPr>
-          <w:highlight w:val="yellow"/>
-        </w:rPr>
-        <w:t>Chunks</w:t>
-      </w:r>
-      <w:r>
-        <w:rPr>
-          <w:highlight w:val="yellow"/>
-        </w:rPr>
-        <w:t>）生成了包含</w:t>
-      </w:r>
-      <w:r>
-        <w:rPr>
-          <w:highlight w:val="yellow"/>
-        </w:rPr>
-        <w:t>60</w:t>
-      </w:r>
-      <w:r>
-        <w:rPr>
-          <w:highlight w:val="yellow"/>
-        </w:rPr>
-        <w:t>个测试对（</w:t>
-      </w:r>
-      <w:r>
-        <w:rPr>
-          <w:highlight w:val="yellow"/>
-        </w:rPr>
-        <w:t>Testing Pairs</w:t>
-      </w:r>
-      <w:r>
-        <w:rPr>
-          <w:highlight w:val="yellow"/>
-        </w:rPr>
-        <w:t>）的评测集，由</w:t>
-      </w:r>
-      <w:r>
-        <w:rPr>
-          <w:highlight w:val="yellow"/>
-        </w:rPr>
-        <w:t>Local Retrieval</w:t>
-      </w:r>
-      <w:r>
-        <w:rPr>
-          <w:highlight w:val="yellow"/>
-        </w:rPr>
-        <w:t>、</w:t>
-      </w:r>
-      <w:r>
-        <w:rPr>
-          <w:highlight w:val="yellow"/>
-        </w:rPr>
-        <w:t>Structural Reasoning</w:t>
-      </w:r>
-      <w:r>
-        <w:rPr>
-          <w:highlight w:val="yellow"/>
-        </w:rPr>
-        <w:t>同</w:t>
-      </w:r>
-      <w:r>
-        <w:rPr>
-          <w:highlight w:val="yellow"/>
-        </w:rPr>
-        <w:t>Global Synthesis</w:t>
-      </w:r>
-      <w:r>
-        <w:rPr>
-          <w:highlight w:val="yellow"/>
-        </w:rPr>
-        <w:t>各</w:t>
-      </w:r>
-      <w:r>
-        <w:rPr>
-          <w:highlight w:val="yellow"/>
-        </w:rPr>
-        <w:t>20</w:t>
-      </w:r>
-      <w:r>
-        <w:rPr>
-          <w:highlight w:val="yellow"/>
-        </w:rPr>
-        <w:t>题均衡组成。</w:t>
-      </w:r>
-    </w:p>
-    <w:p>
-      <w:pPr>
-        <w:ind w:firstLine="480"/>
-        <w:rPr>
-          <w:highlight w:val="yellow"/>
-        </w:rPr>
-      </w:pPr>
-      <w:r>
-        <w:rPr>
-          <w:highlight w:val="yellow"/>
-        </w:rPr>
-        <w:t>在评价指标设定层面，本研究构建了一套涵盖生成表现、检索效能、组织架构以及运行成本的多维评估体系，如表</w:t>
-      </w:r>
-      <w:r>
-        <w:rPr>
-          <w:highlight w:val="yellow"/>
-        </w:rPr>
-        <w:t>3-2</w:t>
-      </w:r>
-      <w:r>
-        <w:rPr>
-          <w:highlight w:val="yellow"/>
-        </w:rPr>
-        <w:t>所示。</w:t>
-      </w:r>
-    </w:p>
-    <w:p>
-      <w:pPr>
-        <w:pStyle w:val="affc"/>
-        <w:rPr>
-          <w:highlight w:val="yellow"/>
-        </w:rPr>
-      </w:pPr>
-      <w:r>
-        <w:rPr>
-          <w:highlight w:val="yellow"/>
-        </w:rPr>
-        <w:t>表</w:t>
-      </w:r>
-      <w:r>
-        <w:rPr>
-          <w:highlight w:val="yellow"/>
-        </w:rPr>
-        <w:t xml:space="preserve">3-2 </w:t>
-      </w:r>
-      <w:r>
-        <w:rPr>
-          <w:highlight w:val="yellow"/>
-        </w:rPr>
-        <w:t>面向企业知识服务场景的</w:t>
-      </w:r>
-      <w:r>
-        <w:rPr>
-          <w:highlight w:val="yellow"/>
-        </w:rPr>
-        <w:t>E-GraphRAG</w:t>
-      </w:r>
-      <w:r>
-        <w:rPr>
-          <w:highlight w:val="yellow"/>
-        </w:rPr>
-        <w:t>评估指标体系表</w:t>
-      </w:r>
-    </w:p>
-    <w:tbl>
-      <w:tblPr>
-        <w:tblW w:w="0" w:type="auto"/>
-        <w:tblCellSpacing w:w="15" w:type="dxa"/>
-        <w:tblBorders>
-          <w:top w:val="single" w:sz="4" w:space="0" w:color="auto"/>
-          <w:bottom w:val="single" w:sz="4" w:space="0" w:color="auto"/>
-        </w:tblBorders>
-        <w:tblCellMar>
-          <w:left w:w="0" w:type="dxa"/>
-          <w:right w:w="0" w:type="dxa"/>
-        </w:tblCellMar>
-        <w:tblLook w:val="04A0" w:firstRow="1" w:lastRow="0" w:firstColumn="1" w:lastColumn="0" w:noHBand="0" w:noVBand="1"/>
-      </w:tblPr>
-      <w:tblGrid>
-        <w:gridCol w:w="1191"/>
-        <w:gridCol w:w="2972"/>
-        <w:gridCol w:w="1025"/>
-        <w:gridCol w:w="3489"/>
-      </w:tblGrid>
-      <w:tr>
-        <w:trPr>
-          <w:tblHeader/>
-          <w:tblCellSpacing w:w="15" w:type="dxa"/>
-        </w:trPr>
-        <w:tc>
-          <w:tcPr>
-            <w:tcW w:w="0" w:type="auto"/>
-            <w:tcBorders>
-              <w:top w:val="single" w:sz="4" w:space="0" w:color="auto"/>
-              <w:bottom w:val="single" w:sz="4" w:space="0" w:color="auto"/>
-            </w:tcBorders>
-            <w:tcMar>
-              <w:right w:w="180" w:type="dxa"/>
-            </w:tcMar>
-            <w:vAlign w:val="center"/>
-            <w:hideMark/>
-          </w:tcPr>
-          <w:p>
-            <w:pPr>
-              <w:pStyle w:val="ad"/>
-              <w:rPr>
-                <w:highlight w:val="yellow"/>
-              </w:rPr>
-            </w:pPr>
-            <w:r>
-              <w:rPr>
-                <w:highlight w:val="yellow"/>
-                <w:bdr w:val="none" w:sz="0" w:space="0" w:color="auto" w:frame="1"/>
-              </w:rPr>
-              <w:t>指标类别</w:t>
-            </w:r>
-          </w:p>
-        </w:tc>
-        <w:tc>
-          <w:tcPr>
-            <w:tcW w:w="0" w:type="auto"/>
-            <w:tcBorders>
-              <w:top w:val="single" w:sz="4" w:space="0" w:color="auto"/>
-              <w:bottom w:val="single" w:sz="4" w:space="0" w:color="auto"/>
-            </w:tcBorders>
-            <w:tcMar>
-              <w:right w:w="180" w:type="dxa"/>
-            </w:tcMar>
-            <w:vAlign w:val="center"/>
-            <w:hideMark/>
-          </w:tcPr>
-          <w:p>
-            <w:pPr>
-              <w:pStyle w:val="ad"/>
-              <w:rPr>
-                <w:highlight w:val="yellow"/>
-              </w:rPr>
-            </w:pPr>
-            <w:r>
-              <w:rPr>
-                <w:highlight w:val="yellow"/>
-                <w:bdr w:val="none" w:sz="0" w:space="0" w:color="auto" w:frame="1"/>
-              </w:rPr>
-              <w:t>代表指标</w:t>
-            </w:r>
-          </w:p>
-        </w:tc>
-        <w:tc>
-          <w:tcPr>
-            <w:tcW w:w="0" w:type="auto"/>
-            <w:tcBorders>
-              <w:top w:val="single" w:sz="4" w:space="0" w:color="auto"/>
-              <w:bottom w:val="single" w:sz="4" w:space="0" w:color="auto"/>
-            </w:tcBorders>
-            <w:tcMar>
-              <w:right w:w="180" w:type="dxa"/>
-            </w:tcMar>
-            <w:vAlign w:val="center"/>
-            <w:hideMark/>
-          </w:tcPr>
-          <w:p>
-            <w:pPr>
-              <w:pStyle w:val="ad"/>
-              <w:rPr>
-                <w:highlight w:val="yellow"/>
-              </w:rPr>
-            </w:pPr>
-            <w:r>
-              <w:rPr>
-                <w:highlight w:val="yellow"/>
-                <w:bdr w:val="none" w:sz="0" w:space="0" w:color="auto" w:frame="1"/>
-              </w:rPr>
-              <w:t>评估对象</w:t>
-            </w:r>
-          </w:p>
-        </w:tc>
-        <w:tc>
-          <w:tcPr>
-            <w:tcW w:w="0" w:type="auto"/>
-            <w:tcBorders>
-              <w:top w:val="single" w:sz="4" w:space="0" w:color="auto"/>
-              <w:bottom w:val="single" w:sz="4" w:space="0" w:color="auto"/>
-            </w:tcBorders>
-            <w:tcMar>
-              <w:right w:w="0" w:type="dxa"/>
-            </w:tcMar>
-            <w:vAlign w:val="center"/>
-            <w:hideMark/>
-          </w:tcPr>
-          <w:p>
-            <w:pPr>
-              <w:pStyle w:val="ad"/>
-              <w:rPr>
-                <w:highlight w:val="yellow"/>
-              </w:rPr>
-            </w:pPr>
-            <w:r>
-              <w:rPr>
-                <w:highlight w:val="yellow"/>
-                <w:bdr w:val="none" w:sz="0" w:space="0" w:color="auto" w:frame="1"/>
-              </w:rPr>
-              <w:t>关注重点</w:t>
-            </w:r>
-          </w:p>
-        </w:tc>
-      </w:tr>
-      <w:tr>
-        <w:trPr>
-          <w:tblCellSpacing w:w="15" w:type="dxa"/>
-        </w:trPr>
-        <w:tc>
-          <w:tcPr>
-            <w:tcW w:w="0" w:type="auto"/>
-            <w:tcMar>
-              <w:right w:w="180" w:type="dxa"/>
-            </w:tcMar>
-            <w:vAlign w:val="center"/>
-            <w:hideMark/>
-          </w:tcPr>
-          <w:p>
-            <w:pPr>
-              <w:pStyle w:val="ad"/>
-              <w:rPr>
-                <w:highlight w:val="yellow"/>
-              </w:rPr>
-            </w:pPr>
-            <w:r>
-              <w:rPr>
-                <w:highlight w:val="yellow"/>
-                <w:bdr w:val="none" w:sz="0" w:space="0" w:color="auto" w:frame="1"/>
-              </w:rPr>
-              <w:t>回答可靠性</w:t>
-            </w:r>
-          </w:p>
-        </w:tc>
-        <w:tc>
-          <w:tcPr>
-            <w:tcW w:w="0" w:type="auto"/>
-            <w:tcMar>
-              <w:right w:w="180" w:type="dxa"/>
-            </w:tcMar>
-            <w:vAlign w:val="center"/>
-            <w:hideMark/>
-          </w:tcPr>
-          <w:p>
-            <w:pPr>
-              <w:pStyle w:val="ad"/>
-              <w:rPr>
-                <w:highlight w:val="yellow"/>
-              </w:rPr>
-            </w:pPr>
-            <w:r>
-              <w:rPr>
-                <w:highlight w:val="yellow"/>
-                <w:bdr w:val="none" w:sz="0" w:space="0" w:color="auto" w:frame="1"/>
-              </w:rPr>
-              <w:t>正确率、</w:t>
-            </w:r>
-            <w:r>
-              <w:rPr>
-                <w:highlight w:val="yellow"/>
-                <w:bdr w:val="none" w:sz="0" w:space="0" w:color="auto" w:frame="1"/>
-              </w:rPr>
-              <w:t>Faithfulness</w:t>
-            </w:r>
-            <w:r>
-              <w:rPr>
-                <w:highlight w:val="yellow"/>
-                <w:bdr w:val="none" w:sz="0" w:space="0" w:color="auto" w:frame="1"/>
-              </w:rPr>
-              <w:t>、证据充分率</w:t>
-            </w:r>
-          </w:p>
-        </w:tc>
-        <w:tc>
-          <w:tcPr>
-            <w:tcW w:w="0" w:type="auto"/>
-            <w:tcMar>
-              <w:right w:w="180" w:type="dxa"/>
-            </w:tcMar>
-            <w:vAlign w:val="center"/>
-            <w:hideMark/>
-          </w:tcPr>
-          <w:p>
-            <w:pPr>
-              <w:pStyle w:val="ad"/>
-              <w:rPr>
-                <w:highlight w:val="yellow"/>
-              </w:rPr>
-            </w:pPr>
-            <w:r>
-              <w:rPr>
-                <w:highlight w:val="yellow"/>
-                <w:bdr w:val="none" w:sz="0" w:space="0" w:color="auto" w:frame="1"/>
-              </w:rPr>
-              <w:t>生成答案</w:t>
-            </w:r>
-          </w:p>
-        </w:tc>
-        <w:tc>
-          <w:tcPr>
-            <w:tcW w:w="0" w:type="auto"/>
-            <w:tcMar>
-              <w:right w:w="0" w:type="dxa"/>
-            </w:tcMar>
-            <w:vAlign w:val="center"/>
-            <w:hideMark/>
-          </w:tcPr>
-          <w:p>
-            <w:pPr>
-              <w:pStyle w:val="ad"/>
-              <w:rPr>
-                <w:highlight w:val="yellow"/>
-              </w:rPr>
-            </w:pPr>
-            <w:r>
-              <w:rPr>
-                <w:highlight w:val="yellow"/>
-                <w:bdr w:val="none" w:sz="0" w:space="0" w:color="auto" w:frame="1"/>
-              </w:rPr>
-              <w:t>回答是否严格基于证据，是否存在逻辑幻觉</w:t>
-            </w:r>
-          </w:p>
-        </w:tc>
-      </w:tr>
-      <w:tr>
-        <w:trPr>
-          <w:tblCellSpacing w:w="15" w:type="dxa"/>
-        </w:trPr>
-        <w:tc>
-          <w:tcPr>
-            <w:tcW w:w="0" w:type="auto"/>
-            <w:tcMar>
-              <w:right w:w="180" w:type="dxa"/>
-            </w:tcMar>
-            <w:vAlign w:val="center"/>
-            <w:hideMark/>
-          </w:tcPr>
-          <w:p>
-            <w:pPr>
-              <w:pStyle w:val="ad"/>
-              <w:rPr>
-                <w:highlight w:val="yellow"/>
-              </w:rPr>
-            </w:pPr>
-            <w:r>
-              <w:rPr>
-                <w:highlight w:val="yellow"/>
-                <w:bdr w:val="none" w:sz="0" w:space="0" w:color="auto" w:frame="1"/>
-              </w:rPr>
-              <w:t>检索质量</w:t>
-            </w:r>
-          </w:p>
-        </w:tc>
-        <w:tc>
-          <w:tcPr>
-            <w:tcW w:w="0" w:type="auto"/>
-            <w:tcMar>
-              <w:right w:w="180" w:type="dxa"/>
-            </w:tcMar>
-            <w:vAlign w:val="center"/>
-            <w:hideMark/>
-          </w:tcPr>
-          <w:p>
-            <w:pPr>
-              <w:pStyle w:val="ad"/>
-              <w:rPr>
-                <w:highlight w:val="yellow"/>
-              </w:rPr>
-            </w:pPr>
-            <w:r>
-              <w:rPr>
-                <w:highlight w:val="yellow"/>
-                <w:bdr w:val="none" w:sz="0" w:space="0" w:color="auto" w:frame="1"/>
-              </w:rPr>
-              <w:t>Recall@20</w:t>
-            </w:r>
-            <w:r>
-              <w:rPr>
-                <w:highlight w:val="yellow"/>
-                <w:bdr w:val="none" w:sz="0" w:space="0" w:color="auto" w:frame="1"/>
-              </w:rPr>
-              <w:t>、</w:t>
-            </w:r>
-            <w:r>
-              <w:rPr>
-                <w:highlight w:val="yellow"/>
-                <w:bdr w:val="none" w:sz="0" w:space="0" w:color="auto" w:frame="1"/>
-              </w:rPr>
-              <w:t>MRR</w:t>
-            </w:r>
-            <w:r>
-              <w:rPr>
-                <w:highlight w:val="yellow"/>
-                <w:bdr w:val="none" w:sz="0" w:space="0" w:color="auto" w:frame="1"/>
-              </w:rPr>
-              <w:t>、</w:t>
-            </w:r>
-            <w:proofErr w:type="spellStart"/>
-            <w:r>
-              <w:rPr>
-                <w:highlight w:val="yellow"/>
-                <w:bdr w:val="none" w:sz="0" w:space="0" w:color="auto" w:frame="1"/>
-              </w:rPr>
-              <w:t>ContextPrecision</w:t>
-            </w:r>
-            <w:proofErr w:type="spellEnd"/>
-          </w:p>
-        </w:tc>
-        <w:tc>
-          <w:tcPr>
-            <w:tcW w:w="0" w:type="auto"/>
-            <w:tcMar>
-              <w:right w:w="180" w:type="dxa"/>
-            </w:tcMar>
-            <w:vAlign w:val="center"/>
-            <w:hideMark/>
-          </w:tcPr>
-          <w:p>
-            <w:pPr>
-              <w:pStyle w:val="ad"/>
-              <w:rPr>
-                <w:highlight w:val="yellow"/>
-              </w:rPr>
-            </w:pPr>
-            <w:r>
-              <w:rPr>
-                <w:highlight w:val="yellow"/>
-                <w:bdr w:val="none" w:sz="0" w:space="0" w:color="auto" w:frame="1"/>
-              </w:rPr>
-              <w:t>检索结果</w:t>
-            </w:r>
-          </w:p>
-        </w:tc>
-        <w:tc>
-          <w:tcPr>
-            <w:tcW w:w="0" w:type="auto"/>
-            <w:tcMar>
-              <w:right w:w="0" w:type="dxa"/>
-            </w:tcMar>
-            <w:vAlign w:val="center"/>
-            <w:hideMark/>
-          </w:tcPr>
-          <w:p>
-            <w:pPr>
-              <w:pStyle w:val="ad"/>
-              <w:rPr>
-                <w:highlight w:val="yellow"/>
-              </w:rPr>
-            </w:pPr>
-            <w:r>
-              <w:rPr>
-                <w:highlight w:val="yellow"/>
-                <w:bdr w:val="none" w:sz="0" w:space="0" w:color="auto" w:frame="1"/>
-              </w:rPr>
-              <w:t>关键证据是否被成功召回，检索上下文的噪声比例</w:t>
-            </w:r>
-          </w:p>
-        </w:tc>
-      </w:tr>
-      <w:tr>
-        <w:trPr>
-          <w:tblCellSpacing w:w="15" w:type="dxa"/>
-        </w:trPr>
-        <w:tc>
-          <w:tcPr>
-            <w:tcW w:w="0" w:type="auto"/>
-            <w:tcMar>
-              <w:right w:w="180" w:type="dxa"/>
-            </w:tcMar>
-            <w:vAlign w:val="center"/>
-            <w:hideMark/>
-          </w:tcPr>
-          <w:p>
-            <w:pPr>
-              <w:pStyle w:val="ad"/>
-              <w:rPr>
-                <w:highlight w:val="yellow"/>
-              </w:rPr>
-            </w:pPr>
-            <w:r>
-              <w:rPr>
-                <w:highlight w:val="yellow"/>
-                <w:bdr w:val="none" w:sz="0" w:space="0" w:color="auto" w:frame="1"/>
-              </w:rPr>
-              <w:t>知识组织质量</w:t>
-            </w:r>
-          </w:p>
-        </w:tc>
-        <w:tc>
-          <w:tcPr>
-            <w:tcW w:w="0" w:type="auto"/>
-            <w:tcMar>
-              <w:right w:w="180" w:type="dxa"/>
-            </w:tcMar>
-            <w:vAlign w:val="center"/>
-            <w:hideMark/>
-          </w:tcPr>
-          <w:p>
-            <w:pPr>
-              <w:pStyle w:val="ad"/>
-              <w:rPr>
-                <w:highlight w:val="yellow"/>
-              </w:rPr>
-            </w:pPr>
-            <w:r>
-              <w:rPr>
-                <w:highlight w:val="yellow"/>
-                <w:bdr w:val="none" w:sz="0" w:space="0" w:color="auto" w:frame="1"/>
-              </w:rPr>
-              <w:t>社区质量、关系有效性</w:t>
-            </w:r>
-          </w:p>
-        </w:tc>
-        <w:tc>
-          <w:tcPr>
-            <w:tcW w:w="0" w:type="auto"/>
-            <w:tcMar>
-              <w:right w:w="180" w:type="dxa"/>
-            </w:tcMar>
-            <w:vAlign w:val="center"/>
-            <w:hideMark/>
-          </w:tcPr>
-          <w:p>
-            <w:pPr>
-              <w:pStyle w:val="ad"/>
-              <w:rPr>
-                <w:highlight w:val="yellow"/>
-              </w:rPr>
-            </w:pPr>
-            <w:r>
-              <w:rPr>
-                <w:highlight w:val="yellow"/>
-                <w:bdr w:val="none" w:sz="0" w:space="0" w:color="auto" w:frame="1"/>
-              </w:rPr>
-              <w:t>知识图结构</w:t>
-            </w:r>
-          </w:p>
-        </w:tc>
-        <w:tc>
-          <w:tcPr>
-            <w:tcW w:w="0" w:type="auto"/>
-            <w:tcMar>
-              <w:right w:w="0" w:type="dxa"/>
-            </w:tcMar>
-            <w:vAlign w:val="center"/>
-            <w:hideMark/>
-          </w:tcPr>
-          <w:p>
-            <w:pPr>
-              <w:pStyle w:val="ad"/>
-              <w:rPr>
-                <w:highlight w:val="yellow"/>
-              </w:rPr>
-            </w:pPr>
-            <w:r>
-              <w:rPr>
-                <w:highlight w:val="yellow"/>
-                <w:bdr w:val="none" w:sz="0" w:space="0" w:color="auto" w:frame="1"/>
-              </w:rPr>
-              <w:t>分层拓扑结构的覆盖度与知识组织逻辑的严密性</w:t>
-            </w:r>
-          </w:p>
-        </w:tc>
-      </w:tr>
-      <w:tr>
-        <w:trPr>
-          <w:tblCellSpacing w:w="15" w:type="dxa"/>
-        </w:trPr>
-        <w:tc>
-          <w:tcPr>
-            <w:tcW w:w="0" w:type="auto"/>
-            <w:tcMar>
-              <w:right w:w="180" w:type="dxa"/>
-            </w:tcMar>
-            <w:vAlign w:val="center"/>
-            <w:hideMark/>
-          </w:tcPr>
-          <w:p>
-            <w:pPr>
-              <w:pStyle w:val="ad"/>
-              <w:rPr>
-                <w:highlight w:val="yellow"/>
-              </w:rPr>
-            </w:pPr>
-            <w:r>
-              <w:rPr>
-                <w:highlight w:val="yellow"/>
-                <w:bdr w:val="none" w:sz="0" w:space="0" w:color="auto" w:frame="1"/>
-              </w:rPr>
-              <w:t>资源成本</w:t>
-            </w:r>
-          </w:p>
-        </w:tc>
-        <w:tc>
-          <w:tcPr>
-            <w:tcW w:w="0" w:type="auto"/>
-            <w:tcMar>
-              <w:right w:w="180" w:type="dxa"/>
-            </w:tcMar>
-            <w:vAlign w:val="center"/>
-            <w:hideMark/>
-          </w:tcPr>
-          <w:p>
-            <w:pPr>
-              <w:pStyle w:val="ad"/>
-              <w:rPr>
-                <w:highlight w:val="yellow"/>
-              </w:rPr>
-            </w:pPr>
-            <w:r>
-              <w:rPr>
-                <w:highlight w:val="yellow"/>
-                <w:bdr w:val="none" w:sz="0" w:space="0" w:color="auto" w:frame="1"/>
-              </w:rPr>
-              <w:t>Token</w:t>
-            </w:r>
-            <w:r>
-              <w:rPr>
-                <w:highlight w:val="yellow"/>
-                <w:bdr w:val="none" w:sz="0" w:space="0" w:color="auto" w:frame="1"/>
-              </w:rPr>
-              <w:t>消耗量</w:t>
-            </w:r>
-          </w:p>
-        </w:tc>
-        <w:tc>
-          <w:tcPr>
-            <w:tcW w:w="0" w:type="auto"/>
-            <w:tcMar>
-              <w:right w:w="180" w:type="dxa"/>
-            </w:tcMar>
-            <w:vAlign w:val="center"/>
-            <w:hideMark/>
-          </w:tcPr>
-          <w:p>
-            <w:pPr>
-              <w:pStyle w:val="ad"/>
-              <w:rPr>
-                <w:highlight w:val="yellow"/>
-              </w:rPr>
-            </w:pPr>
-            <w:r>
-              <w:rPr>
-                <w:highlight w:val="yellow"/>
-                <w:bdr w:val="none" w:sz="0" w:space="0" w:color="auto" w:frame="1"/>
-              </w:rPr>
-              <w:t>模型调用</w:t>
-            </w:r>
-          </w:p>
-        </w:tc>
-        <w:tc>
-          <w:tcPr>
-            <w:tcW w:w="0" w:type="auto"/>
-            <w:tcMar>
-              <w:right w:w="0" w:type="dxa"/>
-            </w:tcMar>
-            <w:vAlign w:val="center"/>
-            <w:hideMark/>
-          </w:tcPr>
-          <w:p>
-            <w:pPr>
-              <w:pStyle w:val="ad"/>
-              <w:rPr>
-                <w:highlight w:val="yellow"/>
-              </w:rPr>
-            </w:pPr>
-            <w:r>
-              <w:rPr>
-                <w:highlight w:val="yellow"/>
-                <w:bdr w:val="none" w:sz="0" w:space="0" w:color="auto" w:frame="1"/>
-              </w:rPr>
-              <w:t>框架在实际企业生产环境中的运行经济性</w:t>
-            </w:r>
-          </w:p>
-        </w:tc>
-      </w:tr>
-    </w:tbl>
-    <w:p>
-      <w:pPr>
-        <w:ind w:firstLine="480"/>
-        <w:rPr>
-          <w:highlight w:val="yellow"/>
-        </w:rPr>
-      </w:pPr>
-      <w:r>
-        <w:rPr>
-          <w:highlight w:val="yellow"/>
-        </w:rPr>
-        <w:t>具体执行中，系统建立了由传统统计信号同</w:t>
-      </w:r>
-      <w:r>
-        <w:rPr>
-          <w:highlight w:val="yellow"/>
-        </w:rPr>
-        <w:t>Ragas</w:t>
-      </w:r>
-      <w:r>
-        <w:rPr>
-          <w:highlight w:val="yellow"/>
-        </w:rPr>
-        <w:t>语义指标构成的双层评价矩阵：</w:t>
-      </w:r>
-      <w:r>
-        <w:rPr>
-          <w:rFonts w:hint="eastAsia"/>
-          <w:highlight w:val="yellow"/>
-        </w:rPr>
-        <w:t>一方面</w:t>
-      </w:r>
-      <w:r>
-        <w:rPr>
-          <w:highlight w:val="yellow"/>
-        </w:rPr>
-        <w:t>系统保留了</w:t>
-      </w:r>
-      <w:r>
-        <w:rPr>
-          <w:highlight w:val="yellow"/>
-        </w:rPr>
-        <w:t>Token</w:t>
-      </w:r>
-      <w:r>
-        <w:rPr>
-          <w:highlight w:val="yellow"/>
-        </w:rPr>
-        <w:t>级</w:t>
-      </w:r>
-      <w:r>
-        <w:rPr>
-          <w:highlight w:val="yellow"/>
-        </w:rPr>
-        <w:t>F1</w:t>
-      </w:r>
-      <w:r>
-        <w:rPr>
-          <w:highlight w:val="yellow"/>
-        </w:rPr>
-        <w:t>值及文档级</w:t>
-      </w:r>
-      <w:r>
-        <w:rPr>
-          <w:highlight w:val="yellow"/>
-        </w:rPr>
-        <w:t>Recall@20</w:t>
-      </w:r>
-      <w:r>
-        <w:rPr>
-          <w:highlight w:val="yellow"/>
-        </w:rPr>
-        <w:t>，用于量化底层检索模块对关键条款证据的物理覆盖能力。</w:t>
-      </w:r>
-      <w:r>
-        <w:rPr>
-          <w:rFonts w:hint="eastAsia"/>
-          <w:highlight w:val="yellow"/>
-        </w:rPr>
-        <w:t>另一方面</w:t>
-      </w:r>
-      <w:r>
-        <w:rPr>
-          <w:highlight w:val="yellow"/>
-        </w:rPr>
-        <w:t>针对生成回答的质量，引入回答忠实度（</w:t>
-      </w:r>
-      <w:r>
-        <w:rPr>
-          <w:highlight w:val="yellow"/>
-        </w:rPr>
-        <w:t>Faithfulness</w:t>
-      </w:r>
-      <w:r>
-        <w:rPr>
-          <w:highlight w:val="yellow"/>
-        </w:rPr>
-        <w:t>）、答案正确性（</w:t>
-      </w:r>
-      <w:r>
-        <w:rPr>
-          <w:highlight w:val="yellow"/>
-        </w:rPr>
-        <w:t>Answer Correctness</w:t>
-      </w:r>
-      <w:r>
-        <w:rPr>
-          <w:highlight w:val="yellow"/>
-        </w:rPr>
-        <w:t>）等指标。</w:t>
-      </w:r>
-    </w:p>
-    <w:p>
-      <w:pPr>
-        <w:ind w:firstLine="480"/>
-      </w:pPr>
-      <w:r>
-        <w:rPr>
-          <w:highlight w:val="yellow"/>
-        </w:rPr>
-        <w:t>在评价逻辑上，本研究根据任务属性对指标执行差异化解读：</w:t>
-      </w:r>
-      <w:r>
-        <w:rPr>
-          <w:highlight w:val="yellow"/>
-        </w:rPr>
-        <w:t>Local</w:t>
-      </w:r>
-      <w:r>
-        <w:rPr>
-          <w:highlight w:val="yellow"/>
-        </w:rPr>
-        <w:t>任务侧重考察上下文精度（</w:t>
-      </w:r>
-      <w:r>
-        <w:rPr>
-          <w:highlight w:val="yellow"/>
-        </w:rPr>
-        <w:t>Context Precision</w:t>
-      </w:r>
-      <w:r>
-        <w:rPr>
-          <w:highlight w:val="yellow"/>
-        </w:rPr>
-        <w:t>），以验证图结构优化对噪声的抑制效果；</w:t>
-      </w:r>
-      <w:r>
-        <w:rPr>
-          <w:highlight w:val="yellow"/>
-        </w:rPr>
-        <w:t>Structural</w:t>
-      </w:r>
-      <w:r>
-        <w:rPr>
-          <w:highlight w:val="yellow"/>
-        </w:rPr>
-        <w:t>与</w:t>
-      </w:r>
-      <w:r>
-        <w:rPr>
-          <w:highlight w:val="yellow"/>
-        </w:rPr>
-        <w:t>Global</w:t>
-      </w:r>
-      <w:r>
-        <w:rPr>
-          <w:highlight w:val="yellow"/>
-        </w:rPr>
-        <w:t>任务则重点观测回答忠实度，以评估系统在执行跨片段路径桥接同全文主题整合时的逻辑一致性。鉴于工程实现的一致性诉求，</w:t>
-      </w:r>
-      <w:r>
-        <w:rPr>
-          <w:highlight w:val="yellow"/>
-        </w:rPr>
-        <w:t>Ragas</w:t>
-      </w:r>
-      <w:r>
-        <w:rPr>
-          <w:highlight w:val="yellow"/>
-        </w:rPr>
-        <w:t>评测当前沿用了</w:t>
-      </w:r>
-      <w:r>
-        <w:rPr>
-          <w:highlight w:val="yellow"/>
-        </w:rPr>
-        <w:t>DeepSeek</w:t>
-      </w:r>
-      <w:r>
-        <w:rPr>
-          <w:highlight w:val="yellow"/>
-        </w:rPr>
-        <w:t>模型作为评测主体（</w:t>
-      </w:r>
-      <w:r>
-        <w:rPr>
-          <w:highlight w:val="yellow"/>
-        </w:rPr>
-        <w:t>Judge LLM</w:t>
-      </w:r>
-      <w:r>
-        <w:rPr>
-          <w:highlight w:val="yellow"/>
-        </w:rPr>
-        <w:t>），并通过保留上述客观统计指标执行交叉复核，以缓解自评一致性偏差风险。这种多维指标并行的策略，为深度剖析</w:t>
-      </w:r>
-      <w:r>
-        <w:rPr>
-          <w:highlight w:val="yellow"/>
-        </w:rPr>
-        <w:t>E-GraphRAG</w:t>
-      </w:r>
-      <w:r>
-        <w:rPr>
-          <w:highlight w:val="yellow"/>
-        </w:rPr>
-        <w:t>的能力边界提供了稳固的方法论支撑</w:t>
-      </w:r>
-      <w:r>
-        <w:rPr>
-          <w:rFonts w:hint="eastAsia"/>
-          <w:highlight w:val="yellow"/>
-        </w:rPr>
-        <w:t>。</w:t>
-      </w:r>
-    </w:p>
-    <w:p>
-      <w:pPr>
-        <w:ind w:firstLine="480"/>
-      </w:pPr>
-      <w:r>
-        <w:rPr>
-          <w:highlight w:val="yellow"/>
-        </w:rPr>
-        <w:t>从任务分布看，</w:t>
-      </w:r>
-      <w:r>
-        <w:rPr>
-          <w:highlight w:val="yellow"/>
-        </w:rPr>
-        <w:t>60</w:t>
-      </w:r>
-      <w:r>
-        <w:rPr>
-          <w:highlight w:val="yellow"/>
-        </w:rPr>
-        <w:t>个测试对按照</w:t>
-      </w:r>
-      <w:r>
-        <w:rPr>
-          <w:highlight w:val="yellow"/>
-        </w:rPr>
-        <w:t>Local Retrieval</w:t>
-      </w:r>
-      <w:r>
-        <w:rPr>
-          <w:highlight w:val="yellow"/>
-        </w:rPr>
-        <w:t>、</w:t>
-      </w:r>
-      <w:r>
-        <w:rPr>
-          <w:highlight w:val="yellow"/>
-        </w:rPr>
-        <w:t>Structural Reasoning</w:t>
-      </w:r>
-      <w:r>
-        <w:rPr>
-          <w:highlight w:val="yellow"/>
-        </w:rPr>
-        <w:t>与</w:t>
-      </w:r>
-      <w:r>
-        <w:rPr>
-          <w:highlight w:val="yellow"/>
-        </w:rPr>
-        <w:t>Global Synthesis</w:t>
-      </w:r>
-      <w:r>
-        <w:rPr>
-          <w:highlight w:val="yellow"/>
-        </w:rPr>
-        <w:t>各</w:t>
-      </w:r>
-      <w:r>
-        <w:rPr>
-          <w:highlight w:val="yellow"/>
-        </w:rPr>
-        <w:t>20</w:t>
-      </w:r>
-      <w:r>
-        <w:rPr>
-          <w:highlight w:val="yellow"/>
-        </w:rPr>
-        <w:t>题均衡配置，避免单一题型对总体结果产生偏置。</w:t>
-      </w:r>
-      <w:r>
-        <w:rPr>
-          <w:highlight w:val="yellow"/>
-        </w:rPr>
-        <w:t>Local</w:t>
-      </w:r>
-      <w:r>
-        <w:rPr>
-          <w:highlight w:val="yellow"/>
-        </w:rPr>
-        <w:t>题用于检验精确事实定位能力，</w:t>
-      </w:r>
-      <w:r>
-        <w:rPr>
-          <w:highlight w:val="yellow"/>
-        </w:rPr>
-        <w:t>Structural</w:t>
-      </w:r>
-      <w:r>
-        <w:rPr>
-          <w:highlight w:val="yellow"/>
-        </w:rPr>
-        <w:t>题用于检验跨条款关系链的完整性，</w:t>
-      </w:r>
-      <w:r>
-        <w:rPr>
-          <w:highlight w:val="yellow"/>
-        </w:rPr>
-        <w:t>Global</w:t>
-      </w:r>
-      <w:r>
-        <w:rPr>
-          <w:highlight w:val="yellow"/>
-        </w:rPr>
-        <w:t>题用于检</w:t>
-      </w:r>
-      <w:r>
-        <w:rPr>
-          <w:highlight w:val="yellow"/>
-        </w:rPr>
-        <w:lastRenderedPageBreak/>
-        <w:t>验跨文档主题聚合与宏观风险总结能力。该能力梯度与</w:t>
-      </w:r>
-      <w:r>
-        <w:rPr>
-          <w:highlight w:val="yellow"/>
-        </w:rPr>
-        <w:t>3.2</w:t>
-      </w:r>
-      <w:r>
-        <w:rPr>
-          <w:highlight w:val="yellow"/>
-        </w:rPr>
-        <w:t>节的意图模型保持一致，因此评测集既是实验输入，也是问题形式化的一部分。</w:t>
-      </w:r>
-    </w:p>
-    <w:p>
-      <w:pPr>
-        <w:pStyle w:val="2"/>
-        <w:spacing w:before="120" w:after="120"/>
-      </w:pPr>
-      <w:bookmarkStart w:id="60" w:name="_Toc229471989"/>
-      <w:r>
-        <w:rPr>
-          <w:highlight w:val="yellow"/>
-        </w:rPr>
-        <w:t>从瓶颈到设计的逻辑推演</w:t>
-      </w:r>
-      <w:bookmarkEnd w:id="60"/>
-    </w:p>
-    <w:p>
-      <w:pPr>
-        <w:ind w:firstLine="480"/>
-      </w:pPr>
-      <w:r>
-        <w:rPr>
-          <w:highlight w:val="yellow"/>
-        </w:rPr>
-        <w:t>在完成企业知识对象解构与多粒度查询意图建模后，本节进一步从第二章识别的</w:t>
-      </w:r>
-      <w:r>
-        <w:rPr>
-          <w:highlight w:val="yellow"/>
-        </w:rPr>
-        <w:t>GraphRAG</w:t>
-      </w:r>
-      <w:r>
-        <w:rPr>
-          <w:highlight w:val="yellow"/>
-        </w:rPr>
-        <w:t>能力瓶颈出发，推导后续系统设计必须满足的约束条件。这里讨论的是问题侧能力要求，而非具体实现方案；具体的图索引构建、语义表达与检索调度机制将在第四章展开。</w:t>
-      </w:r>
-    </w:p>
-    <w:p>
-      <w:pPr>
-        <w:ind w:firstLine="480"/>
-      </w:pPr>
-      <w:r>
-        <w:rPr>
-          <w:highlight w:val="yellow"/>
-        </w:rPr>
-        <w:t>（</w:t>
-      </w:r>
-      <w:r>
-        <w:rPr>
-          <w:highlight w:val="yellow"/>
-        </w:rPr>
-        <w:t>1</w:t>
-      </w:r>
-      <w:r>
-        <w:rPr>
-          <w:highlight w:val="yellow"/>
-        </w:rPr>
-        <w:t>）细粒度证据保持约束</w:t>
-      </w:r>
-    </w:p>
-    <w:p>
-      <w:pPr>
-        <w:ind w:firstLine="480"/>
-      </w:pPr>
-      <w:r>
-        <w:rPr>
-          <w:highlight w:val="yellow"/>
-        </w:rPr>
-        <w:t>局部事实定位依赖字段、数值、日期、主体名称等可精确核验的信息。原生</w:t>
-      </w:r>
-      <w:r>
-        <w:rPr>
-          <w:highlight w:val="yellow"/>
-        </w:rPr>
-        <w:t>GraphRAG</w:t>
-      </w:r>
-      <w:r>
-        <w:rPr>
-          <w:highlight w:val="yellow"/>
-        </w:rPr>
-        <w:t>偏向社区级语义组织，容易在摘要过程中弱化此类微观证据。因此，后续系统必须具备细粒度证据保持能力，使答案能够回溯至具体条款或文本块。</w:t>
-      </w:r>
-    </w:p>
-    <w:p>
-      <w:pPr>
-        <w:ind w:firstLine="480"/>
-      </w:pPr>
-      <w:r>
-        <w:rPr>
-          <w:highlight w:val="yellow"/>
-        </w:rPr>
         <w:t>（</w:t>
       </w:r>
       <w:r>
@@ -21535,14 +20434,7 @@
               <w:rPr>
                 <w:highlight w:val="yellow"/>
               </w:rPr>
-              <w:t>社区级语义摘要容易压缩字段、数值和条款原文，导致精确证据被宏观</w:t>
-            </w:r>
-            <w:r>
-              <w:rPr>
-                <w:highlight w:val="yellow"/>
-              </w:rPr>
-              <w:lastRenderedPageBreak/>
-              <w:t>主题噪声掩盖。</w:t>
+              <w:t>社区级语义摘要容易压缩字段、数值和条款原文，导致精确证据被宏观主题噪声掩盖。</w:t>
             </w:r>
           </w:p>
         </w:tc>
@@ -21563,7 +20455,6 @@
               <w:rPr>
                 <w:highlight w:val="yellow"/>
               </w:rPr>
-              <w:lastRenderedPageBreak/>
               <w:t>必须保留可直接回溯至条款或文本块的细粒度证据入口。</w:t>
             </w:r>
           </w:p>
@@ -21875,14 +20766,15 @@
         <w:pStyle w:val="2"/>
         <w:spacing w:before="120" w:after="120"/>
       </w:pPr>
-      <w:bookmarkStart w:id="61" w:name="_Toc229471990"/>
-      <w:r>
-        <w:rPr>
-          <w:highlight w:val="yellow"/>
-        </w:rPr>
+      <w:bookmarkStart w:id="60" w:name="_Toc229475819"/>
+      <w:r>
+        <w:rPr>
+          <w:highlight w:val="yellow"/>
+        </w:rPr>
+        <w:lastRenderedPageBreak/>
         <w:t>本章小结</w:t>
       </w:r>
-      <w:bookmarkEnd w:id="61"/>
+      <w:bookmarkEnd w:id="60"/>
     </w:p>
     <w:p>
       <w:pPr>
@@ -21975,7 +20867,7 @@
         <w:pStyle w:val="1"/>
         <w:spacing w:before="120" w:after="120"/>
       </w:pPr>
-      <w:bookmarkStart w:id="62" w:name="_Toc229471991"/>
+      <w:bookmarkStart w:id="61" w:name="_Toc229475820"/>
       <w:r>
         <w:rPr>
           <w:highlight w:val="yellow"/>
@@ -21995,7 +20887,7 @@
         </w:rPr>
         <w:t>框架设计</w:t>
       </w:r>
-      <w:bookmarkEnd w:id="62"/>
+      <w:bookmarkEnd w:id="61"/>
     </w:p>
     <w:p>
       <w:pPr>
@@ -22037,11 +20929,11 @@
         <w:pStyle w:val="2"/>
         <w:spacing w:before="120" w:after="120"/>
       </w:pPr>
-      <w:bookmarkStart w:id="63" w:name="_Toc229471992"/>
+      <w:bookmarkStart w:id="62" w:name="_Toc229475821"/>
       <w:r>
         <w:t>总体框架设计</w:t>
       </w:r>
-      <w:bookmarkEnd w:id="63"/>
+      <w:bookmarkEnd w:id="62"/>
     </w:p>
     <w:p>
       <w:pPr>
@@ -22251,14 +21143,14 @@
         <w:pStyle w:val="3"/>
         <w:spacing w:before="120" w:after="120"/>
       </w:pPr>
-      <w:bookmarkStart w:id="64" w:name="_Toc229471993"/>
+      <w:bookmarkStart w:id="63" w:name="_Toc229475822"/>
       <w:r>
         <w:rPr>
           <w:rFonts w:hint="eastAsia"/>
         </w:rPr>
         <w:t>检索优化目标</w:t>
       </w:r>
-      <w:bookmarkEnd w:id="64"/>
+      <w:bookmarkEnd w:id="63"/>
     </w:p>
     <w:p>
       <w:pPr>
@@ -22365,7 +21257,7 @@
         <w:pStyle w:val="3"/>
         <w:spacing w:before="120" w:after="120"/>
       </w:pPr>
-      <w:bookmarkStart w:id="65" w:name="_Toc229471994"/>
+      <w:bookmarkStart w:id="64" w:name="_Toc229475823"/>
       <w:r>
         <w:rPr>
           <w:rFonts w:hint="eastAsia"/>
@@ -22373,7 +21265,7 @@
         <w:lastRenderedPageBreak/>
         <w:t>系统架构模块划分</w:t>
       </w:r>
-      <w:bookmarkEnd w:id="65"/>
+      <w:bookmarkEnd w:id="64"/>
     </w:p>
     <w:p>
       <w:pPr>
@@ -22460,11 +21352,11 @@
         <w:pStyle w:val="3"/>
         <w:spacing w:before="120" w:after="120"/>
       </w:pPr>
-      <w:bookmarkStart w:id="66" w:name="_Toc229471995"/>
+      <w:bookmarkStart w:id="65" w:name="_Toc229475824"/>
       <w:r>
         <w:t>检索协同工作流分析</w:t>
       </w:r>
-      <w:bookmarkEnd w:id="66"/>
+      <w:bookmarkEnd w:id="65"/>
     </w:p>
     <w:p>
       <w:pPr>
@@ -22485,7 +21377,7 @@
         <w:pStyle w:val="2"/>
         <w:spacing w:before="120" w:after="120"/>
       </w:pPr>
-      <w:bookmarkStart w:id="67" w:name="_Toc229471996"/>
+      <w:bookmarkStart w:id="66" w:name="_Toc229475825"/>
       <w:r>
         <w:rPr>
           <w:highlight w:val="yellow"/>
@@ -22493,7 +21385,7 @@
         <w:lastRenderedPageBreak/>
         <w:t>知识抽取与分层图索引构建</w:t>
       </w:r>
-      <w:bookmarkEnd w:id="67"/>
+      <w:bookmarkEnd w:id="66"/>
     </w:p>
     <w:p>
       <w:pPr>
@@ -22535,14 +21427,14 @@
         <w:pStyle w:val="3"/>
         <w:spacing w:before="120" w:after="120"/>
       </w:pPr>
-      <w:bookmarkStart w:id="68" w:name="_Toc229471997"/>
+      <w:bookmarkStart w:id="67" w:name="_Toc229475826"/>
       <w:r>
         <w:rPr>
           <w:rFonts w:hint="eastAsia"/>
         </w:rPr>
         <w:t>模式约束下的单阶段知识抽取</w:t>
       </w:r>
-      <w:bookmarkEnd w:id="68"/>
+      <w:bookmarkEnd w:id="67"/>
     </w:p>
     <w:p>
       <w:pPr>
@@ -22589,14 +21481,14 @@
         <w:pStyle w:val="3"/>
         <w:spacing w:before="120" w:after="120"/>
       </w:pPr>
-      <w:bookmarkStart w:id="69" w:name="_Toc229471998"/>
+      <w:bookmarkStart w:id="68" w:name="_Toc229475827"/>
       <w:r>
         <w:rPr>
           <w:highlight w:val="yellow"/>
         </w:rPr>
         <w:t>分层图索引拓扑结构</w:t>
       </w:r>
-      <w:bookmarkEnd w:id="69"/>
+      <w:bookmarkEnd w:id="68"/>
     </w:p>
     <w:p>
       <w:pPr>
@@ -23086,31 +21978,31 @@
         <w:pStyle w:val="2"/>
         <w:spacing w:before="120" w:after="120"/>
       </w:pPr>
-      <w:bookmarkStart w:id="70" w:name="_Toc229057157"/>
-      <w:bookmarkStart w:id="71" w:name="OLE_LINK3"/>
-      <w:bookmarkStart w:id="72" w:name="OLE_LINK4"/>
-      <w:bookmarkStart w:id="73" w:name="_Toc229471999"/>
+      <w:bookmarkStart w:id="69" w:name="_Toc229057157"/>
+      <w:bookmarkStart w:id="70" w:name="OLE_LINK3"/>
+      <w:bookmarkStart w:id="71" w:name="OLE_LINK4"/>
+      <w:bookmarkStart w:id="72" w:name="_Toc229475828"/>
       <w:r>
         <w:rPr>
           <w:highlight w:val="yellow"/>
         </w:rPr>
         <w:t>分层图结构组织与语义表达机制</w:t>
       </w:r>
-      <w:bookmarkEnd w:id="70"/>
-      <w:bookmarkEnd w:id="73"/>
+      <w:bookmarkEnd w:id="69"/>
+      <w:bookmarkEnd w:id="72"/>
     </w:p>
     <w:p>
       <w:pPr>
         <w:pStyle w:val="3"/>
         <w:spacing w:before="120" w:after="120"/>
       </w:pPr>
-      <w:bookmarkStart w:id="74" w:name="_Toc229057158"/>
-      <w:bookmarkStart w:id="75" w:name="_Toc229472000"/>
+      <w:bookmarkStart w:id="73" w:name="_Toc229057158"/>
+      <w:bookmarkStart w:id="74" w:name="_Toc229475829"/>
       <w:r>
         <w:t>实体与关系的结构规范化</w:t>
       </w:r>
+      <w:bookmarkEnd w:id="73"/>
       <w:bookmarkEnd w:id="74"/>
-      <w:bookmarkEnd w:id="75"/>
     </w:p>
     <w:p>
       <w:pPr>
@@ -23286,13 +22178,13 @@
         <w:pStyle w:val="3"/>
         <w:spacing w:before="120" w:after="120"/>
       </w:pPr>
-      <w:bookmarkStart w:id="76" w:name="_Toc229057159"/>
-      <w:bookmarkStart w:id="77" w:name="_Toc229472001"/>
+      <w:bookmarkStart w:id="75" w:name="_Toc229057159"/>
+      <w:bookmarkStart w:id="76" w:name="_Toc229475830"/>
       <w:r>
         <w:t>分层语义索引的向量化表达</w:t>
       </w:r>
+      <w:bookmarkEnd w:id="75"/>
       <w:bookmarkEnd w:id="76"/>
-      <w:bookmarkEnd w:id="77"/>
     </w:p>
     <w:p>
       <w:pPr>
@@ -23433,11 +22325,11 @@
         <w:pStyle w:val="3"/>
         <w:spacing w:before="120" w:after="120"/>
       </w:pPr>
-      <w:bookmarkStart w:id="78" w:name="_Toc229472002"/>
+      <w:bookmarkStart w:id="77" w:name="_Toc229475831"/>
       <w:r>
         <w:t>中观关键词与全局社区索引构建</w:t>
       </w:r>
-      <w:bookmarkEnd w:id="78"/>
+      <w:bookmarkEnd w:id="77"/>
     </w:p>
     <w:p>
       <w:pPr>
@@ -23989,13 +22881,13 @@
         <w:pStyle w:val="3"/>
         <w:spacing w:before="120" w:after="120"/>
       </w:pPr>
-      <w:bookmarkStart w:id="79" w:name="_Toc229057161"/>
-      <w:bookmarkStart w:id="80" w:name="_Toc229472003"/>
+      <w:bookmarkStart w:id="78" w:name="_Toc229057161"/>
+      <w:bookmarkStart w:id="79" w:name="_Toc229475832"/>
       <w:r>
         <w:t>跨粒度索引对齐与溯源标识</w:t>
       </w:r>
+      <w:bookmarkEnd w:id="78"/>
       <w:bookmarkEnd w:id="79"/>
-      <w:bookmarkEnd w:id="80"/>
     </w:p>
     <w:p>
       <w:pPr>
@@ -24315,18 +23207,18 @@
         <w:pStyle w:val="2"/>
         <w:spacing w:before="120" w:after="120"/>
       </w:pPr>
-      <w:bookmarkStart w:id="81" w:name="_Toc229057162"/>
-      <w:bookmarkStart w:id="82" w:name="_Toc229472004"/>
+      <w:bookmarkStart w:id="80" w:name="_Toc229057162"/>
+      <w:bookmarkStart w:id="81" w:name="_Toc229475833"/>
+      <w:bookmarkEnd w:id="70"/>
       <w:bookmarkEnd w:id="71"/>
-      <w:bookmarkEnd w:id="72"/>
       <w:r>
         <w:rPr>
           <w:highlight w:val="yellow"/>
         </w:rPr>
         <w:t>规划驱动的检索调度机制设计</w:t>
       </w:r>
+      <w:bookmarkEnd w:id="80"/>
       <w:bookmarkEnd w:id="81"/>
-      <w:bookmarkEnd w:id="82"/>
     </w:p>
     <w:p>
       <w:pPr>
@@ -24386,16 +23278,16 @@
           <w:highlight w:val="yellow"/>
         </w:rPr>
       </w:pPr>
-      <w:bookmarkStart w:id="83" w:name="_Toc229057163"/>
-      <w:bookmarkStart w:id="84" w:name="_Toc229472005"/>
+      <w:bookmarkStart w:id="82" w:name="_Toc229057163"/>
+      <w:bookmarkStart w:id="83" w:name="_Toc229475834"/>
       <w:r>
         <w:rPr>
           <w:highlight w:val="yellow"/>
         </w:rPr>
         <w:t>问题拆解与检索需求生成</w:t>
       </w:r>
+      <w:bookmarkEnd w:id="82"/>
       <w:bookmarkEnd w:id="83"/>
-      <w:bookmarkEnd w:id="84"/>
     </w:p>
     <w:p>
       <w:pPr>
@@ -25510,13 +24402,13 @@
           <w:highlight w:val="yellow"/>
         </w:rPr>
       </w:pPr>
-      <w:bookmarkStart w:id="85" w:name="_Toc229057164"/>
-      <w:bookmarkStart w:id="86" w:name="_Toc229472006"/>
+      <w:bookmarkStart w:id="84" w:name="_Toc229057164"/>
+      <w:bookmarkStart w:id="85" w:name="_Toc229475835"/>
       <w:r>
         <w:t>路由映射与图层绑定</w:t>
       </w:r>
+      <w:bookmarkEnd w:id="84"/>
       <w:bookmarkEnd w:id="85"/>
-      <w:bookmarkEnd w:id="86"/>
     </w:p>
     <w:p>
       <w:pPr>
@@ -25867,13 +24759,13 @@
         <w:pStyle w:val="3"/>
         <w:spacing w:before="120" w:after="120"/>
       </w:pPr>
-      <w:bookmarkStart w:id="87" w:name="_Toc229057165"/>
-      <w:bookmarkStart w:id="88" w:name="_Toc229472007"/>
+      <w:bookmarkStart w:id="86" w:name="_Toc229057165"/>
+      <w:bookmarkStart w:id="87" w:name="_Toc229475836"/>
       <w:r>
         <w:t>路由感知的检索执行流程</w:t>
       </w:r>
+      <w:bookmarkEnd w:id="86"/>
       <w:bookmarkEnd w:id="87"/>
-      <w:bookmarkEnd w:id="88"/>
     </w:p>
     <w:p>
       <w:pPr>
@@ -26887,13 +25779,13 @@
         <w:pStyle w:val="3"/>
         <w:spacing w:before="120" w:after="120"/>
       </w:pPr>
-      <w:bookmarkStart w:id="89" w:name="_Toc229057166"/>
-      <w:bookmarkStart w:id="90" w:name="_Toc229472008"/>
+      <w:bookmarkStart w:id="88" w:name="_Toc229057166"/>
+      <w:bookmarkStart w:id="89" w:name="_Toc229475837"/>
       <w:r>
         <w:t>证据整合与生成约束机制</w:t>
       </w:r>
+      <w:bookmarkEnd w:id="88"/>
       <w:bookmarkEnd w:id="89"/>
-      <w:bookmarkEnd w:id="90"/>
     </w:p>
     <w:p>
       <w:pPr>
@@ -28017,11 +26909,11 @@
         <w:pStyle w:val="2"/>
         <w:spacing w:before="120" w:after="120"/>
       </w:pPr>
-      <w:bookmarkStart w:id="91" w:name="_Toc229472009"/>
+      <w:bookmarkStart w:id="90" w:name="_Toc229475838"/>
       <w:r>
         <w:t>本章小结</w:t>
       </w:r>
-      <w:bookmarkEnd w:id="91"/>
+      <w:bookmarkEnd w:id="90"/>
     </w:p>
     <w:p>
       <w:pPr>
@@ -28117,7 +27009,7 @@
           <w:sz w:val="32"/>
         </w:rPr>
       </w:pPr>
-      <w:bookmarkStart w:id="92" w:name="_Toc226225742"/>
+      <w:bookmarkStart w:id="91" w:name="_Toc226225742"/>
       <w:r>
         <w:br w:type="page"/>
       </w:r>
@@ -28127,13 +27019,13 @@
         <w:pStyle w:val="1"/>
         <w:spacing w:before="120" w:after="120"/>
       </w:pPr>
-      <w:bookmarkStart w:id="93" w:name="_Toc229472010"/>
+      <w:bookmarkStart w:id="92" w:name="_Toc229475839"/>
       <w:r>
         <w:lastRenderedPageBreak/>
         <w:t>实验设计与结果分析</w:t>
       </w:r>
+      <w:bookmarkEnd w:id="91"/>
       <w:bookmarkEnd w:id="92"/>
-      <w:bookmarkEnd w:id="93"/>
     </w:p>
     <w:p>
       <w:pPr>
@@ -28225,33 +27117,33 @@
         <w:pStyle w:val="2"/>
         <w:spacing w:before="120" w:after="120"/>
       </w:pPr>
-      <w:bookmarkStart w:id="94" w:name="_Toc226225743"/>
-      <w:bookmarkStart w:id="95" w:name="_Toc229472011"/>
+      <w:bookmarkStart w:id="93" w:name="_Toc226225743"/>
+      <w:bookmarkStart w:id="94" w:name="_Toc229475840"/>
       <w:r>
         <w:t>实验设置</w:t>
       </w:r>
+      <w:bookmarkEnd w:id="93"/>
       <w:bookmarkEnd w:id="94"/>
-      <w:bookmarkEnd w:id="95"/>
     </w:p>
     <w:p>
       <w:pPr>
         <w:pStyle w:val="3"/>
         <w:spacing w:before="120" w:after="120"/>
       </w:pPr>
-      <w:bookmarkStart w:id="96" w:name="_Toc229472012"/>
+      <w:bookmarkStart w:id="95" w:name="_Toc229475841"/>
       <w:r>
         <w:rPr>
           <w:rFonts w:hint="eastAsia"/>
         </w:rPr>
         <w:t>数据集说明</w:t>
       </w:r>
-      <w:bookmarkEnd w:id="96"/>
+      <w:bookmarkEnd w:id="95"/>
     </w:p>
     <w:p>
       <w:pPr>
         <w:ind w:firstLine="480"/>
       </w:pPr>
-      <w:bookmarkStart w:id="97" w:name="_Toc226225745"/>
+      <w:bookmarkStart w:id="96" w:name="_Toc226225745"/>
       <w:r>
         <w:t>本研究选取</w:t>
       </w:r>
@@ -28583,15 +27475,15 @@
         <w:pStyle w:val="3"/>
         <w:spacing w:before="120" w:after="120"/>
       </w:pPr>
-      <w:bookmarkStart w:id="98" w:name="_Toc229472013"/>
+      <w:bookmarkStart w:id="97" w:name="_Toc229475842"/>
       <w:r>
         <w:rPr>
           <w:rFonts w:hint="eastAsia"/>
         </w:rPr>
         <w:t>实验环境</w:t>
       </w:r>
+      <w:bookmarkEnd w:id="96"/>
       <w:bookmarkEnd w:id="97"/>
-      <w:bookmarkEnd w:id="98"/>
     </w:p>
     <w:p>
       <w:pPr>
@@ -28705,9 +27597,11 @@
         <w:pStyle w:val="3"/>
         <w:spacing w:before="120" w:after="120"/>
       </w:pPr>
+      <w:bookmarkStart w:id="98" w:name="_Toc229475843"/>
       <w:r>
         <w:t>实验参数与模型配置</w:t>
       </w:r>
+      <w:bookmarkEnd w:id="98"/>
     </w:p>
     <w:p>
       <w:pPr>
@@ -28723,7 +27617,10 @@
         <w:t>框架的有效性，本研究对系统构建、调度机制同评测流程中的核心参数执行了标准化设定，如表</w:t>
       </w:r>
       <w:r>
-        <w:t>5-2</w:t>
+        <w:t>5-</w:t>
+      </w:r>
+      <w:r>
+        <w:t>1</w:t>
       </w:r>
       <w:r>
         <w:t>所示。</w:t>
@@ -28740,7 +27637,13 @@
         <w:t>表</w:t>
       </w:r>
       <w:r>
-        <w:t>5-2.E-GraphRAG</w:t>
+        <w:t>5-</w:t>
+      </w:r>
+      <w:r>
+        <w:t>1</w:t>
+      </w:r>
+      <w:r>
+        <w:t>.E-GraphRAG</w:t>
       </w:r>
       <w:r>
         <w:t>系统核心实验参数配置表</w:t>
@@ -30103,9 +29006,11 @@
         <w:pStyle w:val="3"/>
         <w:spacing w:before="120" w:after="120"/>
       </w:pPr>
+      <w:bookmarkStart w:id="99" w:name="_Toc229475844"/>
       <w:r>
         <w:t>评测任务集构建与能力映射</w:t>
       </w:r>
+      <w:bookmarkEnd w:id="99"/>
     </w:p>
     <w:p>
       <w:pPr>
@@ -30185,7 +29090,10 @@
         <w:t>）实现了任务类型的显式映射，具体对应逻辑如表</w:t>
       </w:r>
       <w:r>
-        <w:t>5-3</w:t>
+        <w:t>5-</w:t>
+      </w:r>
+      <w:r>
+        <w:t>2</w:t>
       </w:r>
       <w:r>
         <w:t>所示。</w:t>
@@ -30202,7 +29110,13 @@
         <w:t>表</w:t>
       </w:r>
       <w:r>
-        <w:t>5-3.Ragas</w:t>
+        <w:t>5-</w:t>
+      </w:r>
+      <w:r>
+        <w:t>2</w:t>
+      </w:r>
+      <w:r>
+        <w:t>.Ragas</w:t>
       </w:r>
       <w:r>
         <w:t>生成算子与研究意图任务映射表</w:t>
@@ -30702,9 +29616,6 @@
     <w:p>
       <w:pPr>
         <w:ind w:firstLine="480"/>
-        <w:rPr>
-          <w:rFonts w:hint="eastAsia"/>
-        </w:rPr>
       </w:pPr>
       <w:r>
         <w:t>本研究通过这一映射机制，将原本泛化的自动化评估过程转化为了具备能力指向的压力测试。在具体的生成流程中，系统基于</w:t>
@@ -30783,21 +29694,931 @@
       <w:r>
         <w:t>的严密映射，确保了实验结果不仅能给出量化得分，更能深度剖析不同架构在差异化检索粒度下的性能边界。</w:t>
       </w:r>
+    </w:p>
+    <w:p>
+      <w:pPr>
+        <w:pStyle w:val="3"/>
+        <w:spacing w:before="120" w:after="120"/>
+      </w:pPr>
+      <w:bookmarkStart w:id="100" w:name="_Toc229475817"/>
+      <w:r>
+        <w:t>实验任务构建与评测基准设定</w:t>
+      </w:r>
+      <w:bookmarkEnd w:id="100"/>
+    </w:p>
+    <w:p>
+      <w:pPr>
+        <w:ind w:firstLine="480"/>
+      </w:pPr>
+      <w:r>
+        <w:t>为回应实验设计科学性问题，本研究将评测基准前置为任务定义的一部分，而不是在系统设计完成后再被动选择指标。评测任务的构建遵循</w:t>
+      </w:r>
+      <w:r>
+        <w:t>“</w:t>
+      </w:r>
+      <w:r>
+        <w:t>语料证据可追溯、任务能力有梯度、三类意图可对照</w:t>
+      </w:r>
+      <w:r>
+        <w:t>”</w:t>
+      </w:r>
+      <w:r>
+        <w:t>的原则，用于明确本文后续实验究竟在测量何种检索能力。</w:t>
+      </w:r>
+    </w:p>
+    <w:p>
+      <w:pPr>
+        <w:ind w:firstLine="480"/>
+      </w:pPr>
+      <w:r>
+        <w:t>为系统验证</w:t>
+      </w:r>
+      <w:r>
+        <w:t>E-GraphRAG</w:t>
+      </w:r>
+      <w:r>
+        <w:t>在处理企业复杂知识需求时的表现，本研究将实验任务解构为具备能力梯度的三类典型路径，旨在通过对信息粒度同推理深度的分层考察，建立起一套多维度的量化评价体系。</w:t>
+      </w:r>
+    </w:p>
+    <w:p>
+      <w:pPr>
+        <w:ind w:firstLine="480"/>
+      </w:pPr>
+      <w:r>
+        <w:t>在测试集构建层面，本研究采用</w:t>
+      </w:r>
+      <w:r>
+        <w:t>“</w:t>
+      </w:r>
+      <w:r>
+        <w:t>证据约束下的参考答案重写</w:t>
+      </w:r>
+      <w:r>
+        <w:t>”</w:t>
+      </w:r>
+      <w:r>
+        <w:t>策略。对于局部事实定位任务，评价基准保留了</w:t>
+      </w:r>
+      <w:r>
+        <w:t>CUAD</w:t>
+      </w:r>
+      <w:r>
+        <w:t>数据集原始标注的抽取式（</w:t>
+      </w:r>
+      <w:r>
+        <w:t>Extractive</w:t>
+      </w:r>
+      <w:r>
+        <w:t>）特征；针对全局语义整合等宏观任务，则利用大语言模型将底层支持证据（</w:t>
+      </w:r>
+      <w:r>
+        <w:t>Supporting Chunks</w:t>
+      </w:r>
+      <w:r>
+        <w:t>）转写为具备归纳性（</w:t>
+      </w:r>
+      <w:r>
+        <w:t>Abstractive</w:t>
+      </w:r>
+      <w:r>
+        <w:t>）的参考答案。本研究基于对齐后的</w:t>
+      </w:r>
+      <w:r>
+        <w:t>546</w:t>
+      </w:r>
+      <w:r>
+        <w:t>个文本块（</w:t>
+      </w:r>
+      <w:r>
+        <w:t>Chunks</w:t>
+      </w:r>
+      <w:r>
+        <w:t>）生成了包含</w:t>
+      </w:r>
+      <w:r>
+        <w:t>60</w:t>
+      </w:r>
+      <w:r>
+        <w:t>个测试对（</w:t>
+      </w:r>
+      <w:r>
+        <w:t>Testing Pairs</w:t>
+      </w:r>
+      <w:r>
+        <w:t>）的评测集，由</w:t>
+      </w:r>
+      <w:r>
+        <w:t>Local Retrieval</w:t>
+      </w:r>
+      <w:r>
+        <w:t>、</w:t>
+      </w:r>
+      <w:r>
+        <w:t>Structural Reasoning</w:t>
+      </w:r>
+      <w:r>
+        <w:t>同</w:t>
+      </w:r>
+      <w:r>
+        <w:t>Global Synthesis</w:t>
+      </w:r>
+      <w:r>
+        <w:t>各</w:t>
+      </w:r>
+      <w:r>
+        <w:t>20</w:t>
+      </w:r>
+      <w:r>
+        <w:t>题均衡组成。</w:t>
+      </w:r>
+    </w:p>
+    <w:p>
+      <w:pPr>
+        <w:ind w:firstLine="480"/>
+      </w:pPr>
+      <w:r>
+        <w:t>在评价指标设定层面，本研究构建了一套涵盖生成表现、检索效能、组织架构以及运行成本的多维评估体系，如表</w:t>
+      </w:r>
+      <w:r>
+        <w:t>3-2</w:t>
+      </w:r>
+      <w:r>
+        <w:t>所示。</w:t>
+      </w:r>
+    </w:p>
+    <w:p>
+      <w:pPr>
+        <w:pStyle w:val="affc"/>
+      </w:pPr>
+      <w:r>
+        <w:t>表</w:t>
+      </w:r>
+      <w:r>
+        <w:t xml:space="preserve">3-2 </w:t>
+      </w:r>
+      <w:r>
+        <w:t>面向企业知识服务场景的</w:t>
+      </w:r>
+      <w:r>
+        <w:t>E-GraphRAG</w:t>
+      </w:r>
+      <w:r>
+        <w:t>评估指标体系表</w:t>
+      </w:r>
+    </w:p>
+    <w:tbl>
+      <w:tblPr>
+        <w:tblW w:w="0" w:type="auto"/>
+        <w:tblCellSpacing w:w="15" w:type="dxa"/>
+        <w:tblBorders>
+          <w:top w:val="single" w:sz="4" w:space="0" w:color="auto"/>
+          <w:bottom w:val="single" w:sz="4" w:space="0" w:color="auto"/>
+        </w:tblBorders>
+        <w:tblCellMar>
+          <w:left w:w="0" w:type="dxa"/>
+          <w:right w:w="0" w:type="dxa"/>
+        </w:tblCellMar>
+        <w:tblLook w:val="04A0" w:firstRow="1" w:lastRow="0" w:firstColumn="1" w:lastColumn="0" w:noHBand="0" w:noVBand="1"/>
+      </w:tblPr>
+      <w:tblGrid>
+        <w:gridCol w:w="1191"/>
+        <w:gridCol w:w="2972"/>
+        <w:gridCol w:w="1025"/>
+        <w:gridCol w:w="3489"/>
+      </w:tblGrid>
+      <w:tr>
+        <w:trPr>
+          <w:tblHeader/>
+          <w:tblCellSpacing w:w="15" w:type="dxa"/>
+        </w:trPr>
+        <w:tc>
+          <w:tcPr>
+            <w:tcW w:w="0" w:type="auto"/>
+            <w:tcBorders>
+              <w:top w:val="single" w:sz="4" w:space="0" w:color="auto"/>
+              <w:bottom w:val="single" w:sz="4" w:space="0" w:color="auto"/>
+            </w:tcBorders>
+            <w:tcMar>
+              <w:right w:w="180" w:type="dxa"/>
+            </w:tcMar>
+            <w:vAlign w:val="center"/>
+            <w:hideMark/>
+          </w:tcPr>
+          <w:p>
+            <w:pPr>
+              <w:pStyle w:val="ad"/>
+            </w:pPr>
+            <w:r>
+              <w:rPr>
+                <w:bdr w:val="none" w:sz="0" w:space="0" w:color="auto" w:frame="1"/>
+              </w:rPr>
+              <w:t>指标类别</w:t>
+            </w:r>
+          </w:p>
+        </w:tc>
+        <w:tc>
+          <w:tcPr>
+            <w:tcW w:w="0" w:type="auto"/>
+            <w:tcBorders>
+              <w:top w:val="single" w:sz="4" w:space="0" w:color="auto"/>
+              <w:bottom w:val="single" w:sz="4" w:space="0" w:color="auto"/>
+            </w:tcBorders>
+            <w:tcMar>
+              <w:right w:w="180" w:type="dxa"/>
+            </w:tcMar>
+            <w:vAlign w:val="center"/>
+            <w:hideMark/>
+          </w:tcPr>
+          <w:p>
+            <w:pPr>
+              <w:pStyle w:val="ad"/>
+            </w:pPr>
+            <w:r>
+              <w:rPr>
+                <w:bdr w:val="none" w:sz="0" w:space="0" w:color="auto" w:frame="1"/>
+              </w:rPr>
+              <w:t>代表指标</w:t>
+            </w:r>
+          </w:p>
+        </w:tc>
+        <w:tc>
+          <w:tcPr>
+            <w:tcW w:w="0" w:type="auto"/>
+            <w:tcBorders>
+              <w:top w:val="single" w:sz="4" w:space="0" w:color="auto"/>
+              <w:bottom w:val="single" w:sz="4" w:space="0" w:color="auto"/>
+            </w:tcBorders>
+            <w:tcMar>
+              <w:right w:w="180" w:type="dxa"/>
+            </w:tcMar>
+            <w:vAlign w:val="center"/>
+            <w:hideMark/>
+          </w:tcPr>
+          <w:p>
+            <w:pPr>
+              <w:pStyle w:val="ad"/>
+            </w:pPr>
+            <w:r>
+              <w:rPr>
+                <w:bdr w:val="none" w:sz="0" w:space="0" w:color="auto" w:frame="1"/>
+              </w:rPr>
+              <w:t>评估对象</w:t>
+            </w:r>
+          </w:p>
+        </w:tc>
+        <w:tc>
+          <w:tcPr>
+            <w:tcW w:w="0" w:type="auto"/>
+            <w:tcBorders>
+              <w:top w:val="single" w:sz="4" w:space="0" w:color="auto"/>
+              <w:bottom w:val="single" w:sz="4" w:space="0" w:color="auto"/>
+            </w:tcBorders>
+            <w:tcMar>
+              <w:right w:w="0" w:type="dxa"/>
+            </w:tcMar>
+            <w:vAlign w:val="center"/>
+            <w:hideMark/>
+          </w:tcPr>
+          <w:p>
+            <w:pPr>
+              <w:pStyle w:val="ad"/>
+            </w:pPr>
+            <w:r>
+              <w:rPr>
+                <w:bdr w:val="none" w:sz="0" w:space="0" w:color="auto" w:frame="1"/>
+              </w:rPr>
+              <w:t>关注重点</w:t>
+            </w:r>
+          </w:p>
+        </w:tc>
+      </w:tr>
+      <w:tr>
+        <w:trPr>
+          <w:tblCellSpacing w:w="15" w:type="dxa"/>
+        </w:trPr>
+        <w:tc>
+          <w:tcPr>
+            <w:tcW w:w="0" w:type="auto"/>
+            <w:tcMar>
+              <w:right w:w="180" w:type="dxa"/>
+            </w:tcMar>
+            <w:vAlign w:val="center"/>
+            <w:hideMark/>
+          </w:tcPr>
+          <w:p>
+            <w:pPr>
+              <w:pStyle w:val="ad"/>
+            </w:pPr>
+            <w:r>
+              <w:rPr>
+                <w:bdr w:val="none" w:sz="0" w:space="0" w:color="auto" w:frame="1"/>
+              </w:rPr>
+              <w:t>回答可靠性</w:t>
+            </w:r>
+          </w:p>
+        </w:tc>
+        <w:tc>
+          <w:tcPr>
+            <w:tcW w:w="0" w:type="auto"/>
+            <w:tcMar>
+              <w:right w:w="180" w:type="dxa"/>
+            </w:tcMar>
+            <w:vAlign w:val="center"/>
+            <w:hideMark/>
+          </w:tcPr>
+          <w:p>
+            <w:pPr>
+              <w:pStyle w:val="ad"/>
+            </w:pPr>
+            <w:r>
+              <w:rPr>
+                <w:bdr w:val="none" w:sz="0" w:space="0" w:color="auto" w:frame="1"/>
+              </w:rPr>
+              <w:t>正确率、</w:t>
+            </w:r>
+            <w:r>
+              <w:rPr>
+                <w:bdr w:val="none" w:sz="0" w:space="0" w:color="auto" w:frame="1"/>
+              </w:rPr>
+              <w:t>Faithfulness</w:t>
+            </w:r>
+            <w:r>
+              <w:rPr>
+                <w:bdr w:val="none" w:sz="0" w:space="0" w:color="auto" w:frame="1"/>
+              </w:rPr>
+              <w:t>、证据充分率</w:t>
+            </w:r>
+          </w:p>
+        </w:tc>
+        <w:tc>
+          <w:tcPr>
+            <w:tcW w:w="0" w:type="auto"/>
+            <w:tcMar>
+              <w:right w:w="180" w:type="dxa"/>
+            </w:tcMar>
+            <w:vAlign w:val="center"/>
+            <w:hideMark/>
+          </w:tcPr>
+          <w:p>
+            <w:pPr>
+              <w:pStyle w:val="ad"/>
+            </w:pPr>
+            <w:r>
+              <w:rPr>
+                <w:bdr w:val="none" w:sz="0" w:space="0" w:color="auto" w:frame="1"/>
+              </w:rPr>
+              <w:t>生成答案</w:t>
+            </w:r>
+          </w:p>
+        </w:tc>
+        <w:tc>
+          <w:tcPr>
+            <w:tcW w:w="0" w:type="auto"/>
+            <w:tcMar>
+              <w:right w:w="0" w:type="dxa"/>
+            </w:tcMar>
+            <w:vAlign w:val="center"/>
+            <w:hideMark/>
+          </w:tcPr>
+          <w:p>
+            <w:pPr>
+              <w:pStyle w:val="ad"/>
+            </w:pPr>
+            <w:r>
+              <w:rPr>
+                <w:bdr w:val="none" w:sz="0" w:space="0" w:color="auto" w:frame="1"/>
+              </w:rPr>
+              <w:t>回答是否严格基于证据，是否存在逻辑幻觉</w:t>
+            </w:r>
+          </w:p>
+        </w:tc>
+      </w:tr>
+      <w:tr>
+        <w:trPr>
+          <w:tblCellSpacing w:w="15" w:type="dxa"/>
+        </w:trPr>
+        <w:tc>
+          <w:tcPr>
+            <w:tcW w:w="0" w:type="auto"/>
+            <w:tcMar>
+              <w:right w:w="180" w:type="dxa"/>
+            </w:tcMar>
+            <w:vAlign w:val="center"/>
+            <w:hideMark/>
+          </w:tcPr>
+          <w:p>
+            <w:pPr>
+              <w:pStyle w:val="ad"/>
+            </w:pPr>
+            <w:r>
+              <w:rPr>
+                <w:bdr w:val="none" w:sz="0" w:space="0" w:color="auto" w:frame="1"/>
+              </w:rPr>
+              <w:t>检索质量</w:t>
+            </w:r>
+          </w:p>
+        </w:tc>
+        <w:tc>
+          <w:tcPr>
+            <w:tcW w:w="0" w:type="auto"/>
+            <w:tcMar>
+              <w:right w:w="180" w:type="dxa"/>
+            </w:tcMar>
+            <w:vAlign w:val="center"/>
+            <w:hideMark/>
+          </w:tcPr>
+          <w:p>
+            <w:pPr>
+              <w:pStyle w:val="ad"/>
+            </w:pPr>
+            <w:r>
+              <w:rPr>
+                <w:bdr w:val="none" w:sz="0" w:space="0" w:color="auto" w:frame="1"/>
+              </w:rPr>
+              <w:t>Recall@20</w:t>
+            </w:r>
+            <w:r>
+              <w:rPr>
+                <w:bdr w:val="none" w:sz="0" w:space="0" w:color="auto" w:frame="1"/>
+              </w:rPr>
+              <w:t>、</w:t>
+            </w:r>
+            <w:r>
+              <w:rPr>
+                <w:bdr w:val="none" w:sz="0" w:space="0" w:color="auto" w:frame="1"/>
+              </w:rPr>
+              <w:t>MRR</w:t>
+            </w:r>
+            <w:r>
+              <w:rPr>
+                <w:bdr w:val="none" w:sz="0" w:space="0" w:color="auto" w:frame="1"/>
+              </w:rPr>
+              <w:t>、</w:t>
+            </w:r>
+            <w:proofErr w:type="spellStart"/>
+            <w:r>
+              <w:rPr>
+                <w:bdr w:val="none" w:sz="0" w:space="0" w:color="auto" w:frame="1"/>
+              </w:rPr>
+              <w:lastRenderedPageBreak/>
+              <w:t>ContextPrecision</w:t>
+            </w:r>
+            <w:proofErr w:type="spellEnd"/>
+          </w:p>
+        </w:tc>
+        <w:tc>
+          <w:tcPr>
+            <w:tcW w:w="0" w:type="auto"/>
+            <w:tcMar>
+              <w:right w:w="180" w:type="dxa"/>
+            </w:tcMar>
+            <w:vAlign w:val="center"/>
+            <w:hideMark/>
+          </w:tcPr>
+          <w:p>
+            <w:pPr>
+              <w:pStyle w:val="ad"/>
+            </w:pPr>
+            <w:r>
+              <w:rPr>
+                <w:bdr w:val="none" w:sz="0" w:space="0" w:color="auto" w:frame="1"/>
+              </w:rPr>
+              <w:lastRenderedPageBreak/>
+              <w:t>检索结</w:t>
+            </w:r>
+            <w:r>
+              <w:rPr>
+                <w:bdr w:val="none" w:sz="0" w:space="0" w:color="auto" w:frame="1"/>
+              </w:rPr>
+              <w:lastRenderedPageBreak/>
+              <w:t>果</w:t>
+            </w:r>
+          </w:p>
+        </w:tc>
+        <w:tc>
+          <w:tcPr>
+            <w:tcW w:w="0" w:type="auto"/>
+            <w:tcMar>
+              <w:right w:w="0" w:type="dxa"/>
+            </w:tcMar>
+            <w:vAlign w:val="center"/>
+            <w:hideMark/>
+          </w:tcPr>
+          <w:p>
+            <w:pPr>
+              <w:pStyle w:val="ad"/>
+            </w:pPr>
+            <w:r>
+              <w:rPr>
+                <w:bdr w:val="none" w:sz="0" w:space="0" w:color="auto" w:frame="1"/>
+              </w:rPr>
+              <w:lastRenderedPageBreak/>
+              <w:t>关键证据是否被成功召回，检索上下</w:t>
+            </w:r>
+            <w:r>
+              <w:rPr>
+                <w:bdr w:val="none" w:sz="0" w:space="0" w:color="auto" w:frame="1"/>
+              </w:rPr>
+              <w:lastRenderedPageBreak/>
+              <w:t>文的噪声比例</w:t>
+            </w:r>
+          </w:p>
+        </w:tc>
+      </w:tr>
+      <w:tr>
+        <w:trPr>
+          <w:tblCellSpacing w:w="15" w:type="dxa"/>
+        </w:trPr>
+        <w:tc>
+          <w:tcPr>
+            <w:tcW w:w="0" w:type="auto"/>
+            <w:tcMar>
+              <w:right w:w="180" w:type="dxa"/>
+            </w:tcMar>
+            <w:vAlign w:val="center"/>
+            <w:hideMark/>
+          </w:tcPr>
+          <w:p>
+            <w:pPr>
+              <w:pStyle w:val="ad"/>
+            </w:pPr>
+            <w:r>
+              <w:rPr>
+                <w:bdr w:val="none" w:sz="0" w:space="0" w:color="auto" w:frame="1"/>
+              </w:rPr>
+              <w:lastRenderedPageBreak/>
+              <w:t>知识组织质量</w:t>
+            </w:r>
+          </w:p>
+        </w:tc>
+        <w:tc>
+          <w:tcPr>
+            <w:tcW w:w="0" w:type="auto"/>
+            <w:tcMar>
+              <w:right w:w="180" w:type="dxa"/>
+            </w:tcMar>
+            <w:vAlign w:val="center"/>
+            <w:hideMark/>
+          </w:tcPr>
+          <w:p>
+            <w:pPr>
+              <w:pStyle w:val="ad"/>
+            </w:pPr>
+            <w:r>
+              <w:rPr>
+                <w:bdr w:val="none" w:sz="0" w:space="0" w:color="auto" w:frame="1"/>
+              </w:rPr>
+              <w:t>社区质量、关系有效性</w:t>
+            </w:r>
+          </w:p>
+        </w:tc>
+        <w:tc>
+          <w:tcPr>
+            <w:tcW w:w="0" w:type="auto"/>
+            <w:tcMar>
+              <w:right w:w="180" w:type="dxa"/>
+            </w:tcMar>
+            <w:vAlign w:val="center"/>
+            <w:hideMark/>
+          </w:tcPr>
+          <w:p>
+            <w:pPr>
+              <w:pStyle w:val="ad"/>
+            </w:pPr>
+            <w:r>
+              <w:rPr>
+                <w:bdr w:val="none" w:sz="0" w:space="0" w:color="auto" w:frame="1"/>
+              </w:rPr>
+              <w:t>知识图结构</w:t>
+            </w:r>
+          </w:p>
+        </w:tc>
+        <w:tc>
+          <w:tcPr>
+            <w:tcW w:w="0" w:type="auto"/>
+            <w:tcMar>
+              <w:right w:w="0" w:type="dxa"/>
+            </w:tcMar>
+            <w:vAlign w:val="center"/>
+            <w:hideMark/>
+          </w:tcPr>
+          <w:p>
+            <w:pPr>
+              <w:pStyle w:val="ad"/>
+            </w:pPr>
+            <w:r>
+              <w:rPr>
+                <w:bdr w:val="none" w:sz="0" w:space="0" w:color="auto" w:frame="1"/>
+              </w:rPr>
+              <w:t>分层拓扑结构的覆盖度与知识组织逻辑的严密性</w:t>
+            </w:r>
+          </w:p>
+        </w:tc>
+      </w:tr>
+      <w:tr>
+        <w:trPr>
+          <w:tblCellSpacing w:w="15" w:type="dxa"/>
+        </w:trPr>
+        <w:tc>
+          <w:tcPr>
+            <w:tcW w:w="0" w:type="auto"/>
+            <w:tcMar>
+              <w:right w:w="180" w:type="dxa"/>
+            </w:tcMar>
+            <w:vAlign w:val="center"/>
+            <w:hideMark/>
+          </w:tcPr>
+          <w:p>
+            <w:pPr>
+              <w:pStyle w:val="ad"/>
+            </w:pPr>
+            <w:r>
+              <w:rPr>
+                <w:bdr w:val="none" w:sz="0" w:space="0" w:color="auto" w:frame="1"/>
+              </w:rPr>
+              <w:t>资源成本</w:t>
+            </w:r>
+          </w:p>
+        </w:tc>
+        <w:tc>
+          <w:tcPr>
+            <w:tcW w:w="0" w:type="auto"/>
+            <w:tcMar>
+              <w:right w:w="180" w:type="dxa"/>
+            </w:tcMar>
+            <w:vAlign w:val="center"/>
+            <w:hideMark/>
+          </w:tcPr>
+          <w:p>
+            <w:pPr>
+              <w:pStyle w:val="ad"/>
+            </w:pPr>
+            <w:r>
+              <w:rPr>
+                <w:bdr w:val="none" w:sz="0" w:space="0" w:color="auto" w:frame="1"/>
+              </w:rPr>
+              <w:t>Token</w:t>
+            </w:r>
+            <w:r>
+              <w:rPr>
+                <w:bdr w:val="none" w:sz="0" w:space="0" w:color="auto" w:frame="1"/>
+              </w:rPr>
+              <w:t>消耗量</w:t>
+            </w:r>
+          </w:p>
+        </w:tc>
+        <w:tc>
+          <w:tcPr>
+            <w:tcW w:w="0" w:type="auto"/>
+            <w:tcMar>
+              <w:right w:w="180" w:type="dxa"/>
+            </w:tcMar>
+            <w:vAlign w:val="center"/>
+            <w:hideMark/>
+          </w:tcPr>
+          <w:p>
+            <w:pPr>
+              <w:pStyle w:val="ad"/>
+            </w:pPr>
+            <w:r>
+              <w:rPr>
+                <w:bdr w:val="none" w:sz="0" w:space="0" w:color="auto" w:frame="1"/>
+              </w:rPr>
+              <w:t>模型调用</w:t>
+            </w:r>
+          </w:p>
+        </w:tc>
+        <w:tc>
+          <w:tcPr>
+            <w:tcW w:w="0" w:type="auto"/>
+            <w:tcMar>
+              <w:right w:w="0" w:type="dxa"/>
+            </w:tcMar>
+            <w:vAlign w:val="center"/>
+            <w:hideMark/>
+          </w:tcPr>
+          <w:p>
+            <w:pPr>
+              <w:pStyle w:val="ad"/>
+            </w:pPr>
+            <w:r>
+              <w:rPr>
+                <w:bdr w:val="none" w:sz="0" w:space="0" w:color="auto" w:frame="1"/>
+              </w:rPr>
+              <w:t>框架在实际企业生产环境中的运行经济性</w:t>
+            </w:r>
+          </w:p>
+        </w:tc>
+      </w:tr>
+    </w:tbl>
+    <w:p>
+      <w:pPr>
+        <w:ind w:firstLine="480"/>
+      </w:pPr>
+      <w:r>
+        <w:t>具体执行中，系统建立了由传统统计信号同</w:t>
+      </w:r>
+      <w:r>
+        <w:t>Ragas</w:t>
+      </w:r>
+      <w:r>
+        <w:t>语义指标构成的双层评价矩阵：</w:t>
+      </w:r>
+      <w:r>
+        <w:rPr>
+          <w:rFonts w:hint="eastAsia"/>
+        </w:rPr>
+        <w:t>一方面</w:t>
+      </w:r>
+      <w:r>
+        <w:t>系统保留了</w:t>
+      </w:r>
+      <w:r>
+        <w:t>Token</w:t>
+      </w:r>
+      <w:r>
+        <w:t>级</w:t>
+      </w:r>
+      <w:r>
+        <w:t>F1</w:t>
+      </w:r>
+      <w:r>
+        <w:t>值及文档级</w:t>
+      </w:r>
+      <w:r>
+        <w:t>Recall@20</w:t>
+      </w:r>
+      <w:r>
+        <w:t>，用于量化底层检索模块对关键条款证据的物理覆盖能力。</w:t>
+      </w:r>
+      <w:r>
+        <w:rPr>
+          <w:rFonts w:hint="eastAsia"/>
+        </w:rPr>
+        <w:t>另一方面</w:t>
+      </w:r>
+      <w:r>
+        <w:t>针对生成回答的质量，引入回答忠实度（</w:t>
+      </w:r>
+      <w:r>
+        <w:t>Faithfulness</w:t>
+      </w:r>
+      <w:r>
+        <w:t>）、答案正确性（</w:t>
+      </w:r>
+      <w:r>
+        <w:t>Answer Correctness</w:t>
+      </w:r>
+      <w:r>
+        <w:t>）等指标。</w:t>
+      </w:r>
+    </w:p>
+    <w:p>
+      <w:pPr>
+        <w:ind w:firstLine="480"/>
+      </w:pPr>
+      <w:r>
+        <w:t>在评价逻辑上，本研究根据任务属性对指标执行差异化解读：</w:t>
+      </w:r>
+      <w:r>
+        <w:t>Local</w:t>
+      </w:r>
+      <w:r>
+        <w:t>任务侧重考察上下文精度（</w:t>
+      </w:r>
+      <w:r>
+        <w:t>Context Precision</w:t>
+      </w:r>
+      <w:r>
+        <w:t>），以验证图结构优化对噪声的抑制效果；</w:t>
+      </w:r>
+      <w:r>
+        <w:t>Structural</w:t>
+      </w:r>
+      <w:r>
+        <w:t>与</w:t>
+      </w:r>
+      <w:r>
+        <w:t>Global</w:t>
+      </w:r>
+      <w:r>
+        <w:t>任务则重点观测回答忠实度，以评估系统在执行跨片段路径桥接同全文主题整合时的逻辑一致性。鉴于工程实现的一致性诉求，</w:t>
+      </w:r>
+      <w:r>
+        <w:t>Ragas</w:t>
+      </w:r>
+      <w:r>
+        <w:t>评测当前沿用了</w:t>
+      </w:r>
+      <w:r>
+        <w:t>DeepSeek</w:t>
+      </w:r>
+      <w:r>
+        <w:t>模型作为评测主体（</w:t>
+      </w:r>
+      <w:r>
+        <w:t>Judge LLM</w:t>
+      </w:r>
+      <w:r>
+        <w:t>），并通过保留上述客观统计指标执行交叉复核，以缓解自评一致性偏差风险。这种多维指标并行的策略，为深度剖析</w:t>
+      </w:r>
+      <w:r>
+        <w:t>E-GraphRAG</w:t>
+      </w:r>
+      <w:r>
+        <w:t>的能力边界提供了稳固的方法论支撑</w:t>
+      </w:r>
+      <w:r>
+        <w:rPr>
+          <w:rFonts w:hint="eastAsia"/>
+        </w:rPr>
+        <w:t>。</w:t>
+      </w:r>
+    </w:p>
+    <w:p>
+      <w:pPr>
+        <w:ind w:firstLine="480"/>
+      </w:pPr>
+      <w:r>
+        <w:t>从任务分布看，</w:t>
+      </w:r>
+      <w:r>
+        <w:t>60</w:t>
+      </w:r>
+      <w:r>
+        <w:t>个测试对按照</w:t>
+      </w:r>
+      <w:r>
+        <w:t>Local Retrieval</w:t>
+      </w:r>
+      <w:r>
+        <w:t>、</w:t>
+      </w:r>
+      <w:r>
+        <w:t>Structural Reasoning</w:t>
+      </w:r>
+      <w:r>
+        <w:t>与</w:t>
+      </w:r>
+      <w:r>
+        <w:t>Global Synthesis</w:t>
+      </w:r>
+      <w:r>
+        <w:t>各</w:t>
+      </w:r>
+      <w:r>
+        <w:t>20</w:t>
+      </w:r>
+      <w:r>
+        <w:t>题均衡配置，避免单一题型对总体结果产生偏置。</w:t>
+      </w:r>
+      <w:r>
+        <w:t>Local</w:t>
+      </w:r>
+      <w:r>
+        <w:t>题用于检验精确事实定位能力，</w:t>
+      </w:r>
+      <w:r>
+        <w:t>Structural</w:t>
+      </w:r>
+      <w:r>
+        <w:t>题用于检验跨条款关系链的完整性，</w:t>
+      </w:r>
+      <w:r>
+        <w:t>Global</w:t>
+      </w:r>
+      <w:r>
+        <w:t>题用于检验跨文档主题聚合与宏观风险总结能力。该能力梯度与</w:t>
+      </w:r>
+      <w:r>
+        <w:t>3.2</w:t>
+      </w:r>
+      <w:r>
+        <w:t>节的意图模型保持一致，因此评测集既是实验输入，也是问题形式化的一部分。</w:t>
+      </w:r>
+    </w:p>
+    <w:p>
+      <w:pPr>
+        <w:ind w:firstLineChars="0" w:firstLine="0"/>
+        <w:rPr>
+          <w:rFonts w:hint="eastAsia"/>
+        </w:rPr>
+      </w:pPr>
     </w:p>
     <w:p>
       <w:pPr>
         <w:pStyle w:val="2"/>
         <w:spacing w:before="120" w:after="120"/>
       </w:pPr>
-      <w:bookmarkStart w:id="99" w:name="_Toc229472014"/>
+      <w:bookmarkStart w:id="101" w:name="_Toc229475845"/>
       <w:r>
         <w:rPr>
           <w:rFonts w:hint="eastAsia"/>
         </w:rPr>
         <w:t>图构建阶段成本分析</w:t>
       </w:r>
-      <w:bookmarkEnd w:id="59"/>
-      <w:bookmarkEnd w:id="99"/>
+      <w:bookmarkEnd w:id="58"/>
+      <w:bookmarkEnd w:id="101"/>
     </w:p>
     <w:p>
       <w:pPr>
@@ -30836,7 +30657,11 @@
         <w:t>token</w:t>
       </w:r>
       <w:r>
-        <w:t>数，用于衡量大模型调用成本；二是构图耗时，用于反映预处理效率；三是最终生成图结构的规模，包括节点数和边数，用于表征知识图谱的结构复杂度。实验结果如表</w:t>
+        <w:t>数，用于衡量大模型调用成本；二是构图耗时，用于</w:t>
+      </w:r>
+      <w:r>
+        <w:lastRenderedPageBreak/>
+        <w:t>反映预处理效率；三是最终生成图结构的规模，包括节点数和边数，用于表征知识图谱的结构复杂度。实验结果如表</w:t>
       </w:r>
       <w:r>
         <w:t>5-1</w:t>
@@ -31646,7 +31471,6 @@
         <w:ind w:firstLine="480"/>
       </w:pPr>
       <w:r>
-        <w:lastRenderedPageBreak/>
         <w:t>在图构建时间方面，</w:t>
       </w:r>
       <w:r>
@@ -31751,13 +31575,13 @@
         <w:pStyle w:val="2"/>
         <w:spacing w:before="120" w:after="120"/>
       </w:pPr>
-      <w:bookmarkStart w:id="100" w:name="_Toc226225748"/>
-      <w:bookmarkStart w:id="101" w:name="_Toc229472015"/>
+      <w:bookmarkStart w:id="102" w:name="_Toc226225748"/>
+      <w:bookmarkStart w:id="103" w:name="_Toc229475846"/>
       <w:r>
         <w:t>知识图谱结构质量分析</w:t>
       </w:r>
-      <w:bookmarkEnd w:id="100"/>
-      <w:bookmarkEnd w:id="101"/>
+      <w:bookmarkEnd w:id="102"/>
+      <w:bookmarkEnd w:id="103"/>
     </w:p>
     <w:p>
       <w:pPr>
@@ -31799,6 +31623,7 @@
         <w:ind w:firstLine="480"/>
       </w:pPr>
       <w:r>
+        <w:lastRenderedPageBreak/>
         <w:t>与之相对，</w:t>
       </w:r>
       <w:proofErr w:type="spellStart"/>
@@ -32122,7 +31947,6 @@
                 <w:sz w:val="21"/>
                 <w:szCs w:val="21"/>
               </w:rPr>
-              <w:lastRenderedPageBreak/>
               <w:t>边数量（无向）</w:t>
             </w:r>
           </w:p>
@@ -32841,7 +32665,11 @@
         <w:t>0.776</w:t>
       </w:r>
       <w:r>
-        <w:t>，两者整体都处在较高水平，说明两种方法构建的知识图谱都呈现出较为明显的社区结构特征。</w:t>
+        <w:t>，两者整体都处在较高水平，说明两种方法构建的知识图谱都呈现出较为</w:t>
+      </w:r>
+      <w:r>
+        <w:lastRenderedPageBreak/>
+        <w:t>明显的社区结构特征。</w:t>
       </w:r>
       <w:r>
         <w:t>GraphRAG</w:t>
@@ -32964,125 +32792,125 @@
         <w:pStyle w:val="2"/>
         <w:spacing w:before="120" w:after="120"/>
       </w:pPr>
-      <w:bookmarkStart w:id="102" w:name="_Toc229472016"/>
-      <w:r>
-        <w:rPr>
-          <w:rFonts w:hint="eastAsia"/>
-        </w:rPr>
+      <w:bookmarkStart w:id="104" w:name="_Toc229475847"/>
+      <w:r>
+        <w:rPr>
+          <w:rFonts w:hint="eastAsia"/>
+        </w:rPr>
+        <w:t>系统检索能力对比</w:t>
+      </w:r>
+      <w:bookmarkEnd w:id="104"/>
+    </w:p>
+    <w:p>
+      <w:pPr>
+        <w:ind w:firstLine="480"/>
+      </w:pPr>
+      <w:r>
+        <w:t>为评估不同</w:t>
+      </w:r>
+      <w:r>
+        <w:t>GraphRAG</w:t>
+      </w:r>
+      <w:r>
+        <w:t>方法在企业知识检索场景中的检索与问答能力，本文选取</w:t>
+      </w:r>
+      <w:r>
+        <w:t>GraphRAG</w:t>
+      </w:r>
+      <w:r>
+        <w:t>、</w:t>
+      </w:r>
+      <w:proofErr w:type="spellStart"/>
+      <w:r>
+        <w:t>LightRAG</w:t>
+      </w:r>
+      <w:proofErr w:type="spellEnd"/>
+      <w:r>
+        <w:t>以及本文提出的</w:t>
+      </w:r>
+      <w:r>
+        <w:t>E-GraphRAG</w:t>
+      </w:r>
+      <w:r>
+        <w:t>三种方法进行对比实验。实验重点考察系统在不同类型企业知识问题上的表现，包括局部事实检索、结构关系推理以及全局语义整合三类典型查询任务。这三类任务分别对应企业知识检索中常见的信息需求场景：具体条款的精准定位、跨条款间的复杂关系分析以及合同整体语义的深度概括。</w:t>
+      </w:r>
+    </w:p>
+    <w:p>
+      <w:pPr>
+        <w:ind w:firstLine="480"/>
+      </w:pPr>
+      <w:r>
+        <w:t>由于不同问题类型对信息粒度与证据结构的诉求存在显著差异，本文在指标设计上采用了差异化的评估策略。对于局部事实检索与结构关系推理问题，系统不仅需要准确定位孤立的知识点，还需识别多个知识块之间的逻辑依赖，因此评价重点在于检索的精准度与回答的忠实度。在检索层面，本文引入</w:t>
+      </w:r>
+      <w:r>
+        <w:rPr>
+          <w:rFonts w:hint="eastAsia"/>
+        </w:rPr>
+        <w:t>Context</w:t>
+      </w:r>
+      <w:r>
+        <w:t xml:space="preserve"> Recall@20</w:t>
+      </w:r>
+      <w:r>
+        <w:t>与</w:t>
+      </w:r>
+      <w:r>
+        <w:rPr>
+          <w:rFonts w:hint="eastAsia"/>
+        </w:rPr>
+        <w:t>Context</w:t>
+      </w:r>
+      <w:r>
+        <w:t xml:space="preserve"> MRR</w:t>
+      </w:r>
+      <w:r>
+        <w:t>，从块级粒度衡量系统对核心证据的覆盖率及排序优劣；在问答质量层面，则通过回答准确性（</w:t>
+      </w:r>
+      <w:r>
+        <w:t>Answer Correctness</w:t>
+      </w:r>
+      <w:r>
+        <w:t>）与忠实度（</w:t>
+      </w:r>
+      <w:r>
+        <w:t>Faithfulness</w:t>
+      </w:r>
+      <w:r>
+        <w:t>）综合评估模型输出与参考答案的逻辑一致性，并严格监测生成过程中的</w:t>
+      </w:r>
+      <w:r>
+        <w:t>“</w:t>
+      </w:r>
+      <w:r>
+        <w:t>幻觉</w:t>
+      </w:r>
+      <w:r>
+        <w:t>”</w:t>
+      </w:r>
+      <w:r>
+        <w:t>现象。</w:t>
+      </w:r>
+    </w:p>
+    <w:p>
+      <w:pPr>
+        <w:ind w:firstLine="480"/>
+      </w:pPr>
+      <w:r>
+        <w:t>对于全局语义整合问题，其核心挑战在于对文档整体内容的提炼与重组，这类任务通常依赖于对多个文档或大量条款的宏观把握。由于该类问题往往不存在唯一的固定证据点，单一的召回率指标难以全面刻画系统性能。因此，本文对此类任务主要采用语义相似度（</w:t>
+      </w:r>
+      <w:r>
+        <w:t>Semantic Similarity</w:t>
+      </w:r>
+      <w:r>
+        <w:t>）指标，通过在高维向量空间内度量生成结果与参考答案的逼近程度，评估系统对全局语义的掌握水平，同时辅助参考块级检索指标以验证其知识抽取的广度。</w:t>
+      </w:r>
+    </w:p>
+    <w:p>
+      <w:pPr>
+        <w:ind w:firstLine="480"/>
+      </w:pPr>
+      <w:r>
         <w:lastRenderedPageBreak/>
-        <w:t>系统检索能力对比</w:t>
-      </w:r>
-      <w:bookmarkEnd w:id="102"/>
-    </w:p>
-    <w:p>
-      <w:pPr>
-        <w:ind w:firstLine="480"/>
-      </w:pPr>
-      <w:r>
-        <w:t>为评估不同</w:t>
-      </w:r>
-      <w:r>
-        <w:t>GraphRAG</w:t>
-      </w:r>
-      <w:r>
-        <w:t>方法在企业知识检索场景中的检索与问答能力，本文选取</w:t>
-      </w:r>
-      <w:r>
-        <w:t>GraphRAG</w:t>
-      </w:r>
-      <w:r>
-        <w:t>、</w:t>
-      </w:r>
-      <w:proofErr w:type="spellStart"/>
-      <w:r>
-        <w:t>LightRAG</w:t>
-      </w:r>
-      <w:proofErr w:type="spellEnd"/>
-      <w:r>
-        <w:t>以及本文提出的</w:t>
-      </w:r>
-      <w:r>
-        <w:t>E-GraphRAG</w:t>
-      </w:r>
-      <w:r>
-        <w:t>三种方法进行对比实验。实验重点考察系统在不同类型企业知识问题上的表现，包括局部事实检索、结构关系推理以及全局语义整合三类典型查询任务。这三类任务分别对应企业知识检索中常见的信息需求场景：具体条款的精准定位、跨条款间的复杂关系分析以及合同整体语义的深度概括。</w:t>
-      </w:r>
-    </w:p>
-    <w:p>
-      <w:pPr>
-        <w:ind w:firstLine="480"/>
-      </w:pPr>
-      <w:r>
-        <w:t>由于不同问题类型对信息粒度与证据结构的诉求存在显著差异，本文在指标设计上采用了差异化的评估策略。对于局部事实检索与结构关系推理问题，系统不仅需要准确定位孤立的知识点，还需识别多个知识块之间的逻辑依赖，因此评价重点在于检索的精准度与回答的忠实度。在检索层面，本文引入</w:t>
-      </w:r>
-      <w:r>
-        <w:rPr>
-          <w:rFonts w:hint="eastAsia"/>
-        </w:rPr>
-        <w:t>Context</w:t>
-      </w:r>
-      <w:r>
-        <w:t xml:space="preserve"> Recall@20</w:t>
-      </w:r>
-      <w:r>
-        <w:t>与</w:t>
-      </w:r>
-      <w:r>
-        <w:rPr>
-          <w:rFonts w:hint="eastAsia"/>
-        </w:rPr>
-        <w:t>Context</w:t>
-      </w:r>
-      <w:r>
-        <w:t xml:space="preserve"> MRR</w:t>
-      </w:r>
-      <w:r>
-        <w:t>，从块级粒度衡量系统对核心证据的覆盖率及排序优劣；在问答质量层面，则通过回答准确性（</w:t>
-      </w:r>
-      <w:r>
-        <w:t>Answer Correctness</w:t>
-      </w:r>
-      <w:r>
-        <w:t>）与忠实度（</w:t>
-      </w:r>
-      <w:r>
-        <w:t>Faithfulness</w:t>
-      </w:r>
-      <w:r>
-        <w:t>）综合评估模型输出与参考答案的逻辑一致性，并严格监测生成过程中的</w:t>
-      </w:r>
-      <w:r>
-        <w:t>“</w:t>
-      </w:r>
-      <w:r>
-        <w:t>幻觉</w:t>
-      </w:r>
-      <w:r>
-        <w:t>”</w:t>
-      </w:r>
-      <w:r>
-        <w:t>现象。</w:t>
-      </w:r>
-    </w:p>
-    <w:p>
-      <w:pPr>
-        <w:ind w:firstLine="480"/>
-      </w:pPr>
-      <w:r>
-        <w:t>对于全局语义整合问题，其核心挑战在于对文档整体内容的提炼与重组，这类任务通常依赖于对多个文档或大量条款的宏观把握。由于该类问题往往不存在唯一的固定证据点，单一的召回率指标难以全面刻画系统性能。因此，本文对此类任务主要采用语义相似度（</w:t>
-      </w:r>
-      <w:r>
-        <w:t>Semantic Similarity</w:t>
-      </w:r>
-      <w:r>
-        <w:t>）指标，通过在高维向量空间内度量生成结果与参考答案的逼近程度，评估系统对全局语义的掌握水平，同时辅助参考块级检索指标以验证其知识抽取的广度。</w:t>
-      </w:r>
-    </w:p>
-    <w:p>
-      <w:pPr>
-        <w:ind w:firstLine="480"/>
-      </w:pPr>
-      <w:r>
         <w:t>在上述逻辑框架下，本文将通过对比三种方法在不同任务类型下的多维数据表现，深入剖析各</w:t>
       </w:r>
       <w:r>
@@ -33100,14 +32928,14 @@
           <w:rStyle w:val="bzpyqfadein"/>
         </w:rPr>
       </w:pPr>
-      <w:bookmarkStart w:id="103" w:name="_Toc229472017"/>
+      <w:bookmarkStart w:id="105" w:name="_Toc229475848"/>
       <w:r>
         <w:rPr>
           <w:rStyle w:val="bzpyqfadein"/>
         </w:rPr>
         <w:t>文档级检索性能比较</w:t>
       </w:r>
-      <w:bookmarkEnd w:id="103"/>
+      <w:bookmarkEnd w:id="105"/>
     </w:p>
     <w:p>
       <w:pPr>
@@ -33150,7 +32978,6 @@
         <w:rPr>
           <w:noProof/>
         </w:rPr>
-        <w:lastRenderedPageBreak/>
         <w:drawing>
           <wp:inline distT="0" distB="0" distL="0" distR="0" wp14:anchorId="15ED39EF" wp14:editId="48D4370D">
             <wp:extent cx="5471795" cy="1663065"/>
@@ -33345,6 +33172,7 @@
         <w:ind w:firstLine="480"/>
       </w:pPr>
       <w:r>
+        <w:lastRenderedPageBreak/>
         <w:t>综合上述多维度的检索指标表现，</w:t>
       </w:r>
       <w:r>
@@ -33362,7 +33190,7 @@
           <w:rStyle w:val="bzpyqfadein"/>
         </w:rPr>
       </w:pPr>
-      <w:bookmarkStart w:id="104" w:name="_Toc229472018"/>
+      <w:bookmarkStart w:id="106" w:name="_Toc229475849"/>
       <w:r>
         <w:rPr>
           <w:rStyle w:val="bzpyqfadein"/>
@@ -33370,7 +33198,7 @@
         </w:rPr>
         <w:t>内容忠实度与准确性分析</w:t>
       </w:r>
-      <w:bookmarkEnd w:id="104"/>
+      <w:bookmarkEnd w:id="106"/>
     </w:p>
     <w:p>
       <w:pPr>
@@ -33401,7 +33229,6 @@
         <w:rPr>
           <w:noProof/>
         </w:rPr>
-        <w:lastRenderedPageBreak/>
         <w:drawing>
           <wp:inline distT="0" distB="0" distL="0" distR="0" wp14:anchorId="1050D487" wp14:editId="07F5FA9D">
             <wp:extent cx="5471795" cy="1708150"/>
@@ -33475,8 +33302,8 @@
       <w:pPr>
         <w:ind w:firstLine="480"/>
       </w:pPr>
-      <w:bookmarkStart w:id="105" w:name="OLE_LINK10"/>
-      <w:bookmarkStart w:id="106" w:name="OLE_LINK9"/>
+      <w:bookmarkStart w:id="107" w:name="OLE_LINK10"/>
+      <w:bookmarkStart w:id="108" w:name="OLE_LINK9"/>
       <w:r>
         <w:t>实验数据反映出各系统在知识内化与表达上的差异。在局部事实检索任务中，</w:t>
       </w:r>
@@ -33550,6 +33377,7 @@
         <w:ind w:firstLine="480"/>
       </w:pPr>
       <w:r>
+        <w:lastRenderedPageBreak/>
         <w:t>综合上述分析，</w:t>
       </w:r>
       <w:r>
@@ -33564,11 +33392,11 @@
         <w:pStyle w:val="3"/>
         <w:spacing w:before="120" w:after="120"/>
       </w:pPr>
-      <w:bookmarkStart w:id="107" w:name="_Toc229472019"/>
+      <w:bookmarkStart w:id="109" w:name="_Toc229475850"/>
       <w:r>
         <w:t>回答相关性与语义表达一致性</w:t>
       </w:r>
-      <w:bookmarkEnd w:id="107"/>
+      <w:bookmarkEnd w:id="109"/>
     </w:p>
     <w:p>
       <w:pPr>
@@ -33599,7 +33427,6 @@
         <w:rPr>
           <w:noProof/>
         </w:rPr>
-        <w:lastRenderedPageBreak/>
         <w:drawing>
           <wp:inline distT="0" distB="0" distL="0" distR="0" wp14:anchorId="029C1C06" wp14:editId="39EBD47E">
             <wp:extent cx="5471795" cy="1727835"/>
@@ -33841,6 +33668,7 @@
         <w:ind w:firstLine="480"/>
       </w:pPr>
       <w:r>
+        <w:lastRenderedPageBreak/>
         <w:t>相比之下，</w:t>
       </w:r>
       <w:r>
@@ -33861,11 +33689,11 @@
         <w:pStyle w:val="3"/>
         <w:spacing w:before="120" w:after="120"/>
       </w:pPr>
-      <w:bookmarkStart w:id="108" w:name="_Toc229472020"/>
+      <w:bookmarkStart w:id="110" w:name="_Toc229475851"/>
       <w:r>
         <w:t>综合评价与场景适应性总结</w:t>
       </w:r>
-      <w:bookmarkEnd w:id="108"/>
+      <w:bookmarkEnd w:id="110"/>
     </w:p>
     <w:p>
       <w:pPr>
@@ -33878,11 +33706,7 @@
         <w:t>E-GraphRAG</w:t>
       </w:r>
       <w:r>
-        <w:t>在企业知识检索场景下的核心业务价值进行综合总结。实验结果表明，</w:t>
-      </w:r>
-      <w:r>
-        <w:lastRenderedPageBreak/>
-        <w:t>该方法在处理多层级、强关联的企业专业知识时展现了显著的技术优势与业务适应性。</w:t>
+        <w:t>在企业知识检索场景下的核心业务价值进行综合总结。实验结果表明，该方法在处理多层级、强关联的企业专业知识时展现了显著的技术优势与业务适应性。</w:t>
       </w:r>
     </w:p>
     <w:p>
@@ -36220,11 +36044,11 @@
         <w:pStyle w:val="2"/>
         <w:spacing w:before="120" w:after="120"/>
       </w:pPr>
-      <w:bookmarkStart w:id="109" w:name="_Toc229472021"/>
+      <w:bookmarkStart w:id="111" w:name="_Toc229475852"/>
       <w:r>
         <w:t>基于真实业务场景的案例分析</w:t>
       </w:r>
-      <w:bookmarkEnd w:id="109"/>
+      <w:bookmarkEnd w:id="111"/>
     </w:p>
     <w:p>
       <w:pPr>
@@ -36331,11 +36155,12 @@
         <w:pStyle w:val="3"/>
         <w:spacing w:before="120" w:after="120"/>
       </w:pPr>
-      <w:bookmarkStart w:id="110" w:name="_Toc229472022"/>
-      <w:r>
+      <w:bookmarkStart w:id="112" w:name="_Toc229475853"/>
+      <w:r>
+        <w:lastRenderedPageBreak/>
         <w:t>评价机制设计同多元画像体系构建</w:t>
       </w:r>
-      <w:bookmarkEnd w:id="110"/>
+      <w:bookmarkEnd w:id="112"/>
     </w:p>
     <w:p>
       <w:pPr>
@@ -36356,7 +36181,6 @@
         <w:ind w:firstLine="480"/>
       </w:pPr>
       <w:r>
-        <w:lastRenderedPageBreak/>
         <w:t>量化测度准则的确立同样遵循了企业级检索质量模型。本研究设定了事实准确度、证据可追溯性同逻辑连贯性三项核心指标。事实准确度主要衡量系统对合同关键数值、日期及主体定义的精准召回；证据可追溯性关注图结构节点向原始文本块（</w:t>
       </w:r>
       <w:r>
@@ -36427,11 +36251,11 @@
         <w:pStyle w:val="3"/>
         <w:spacing w:before="120" w:after="120"/>
       </w:pPr>
-      <w:bookmarkStart w:id="111" w:name="_Toc229472023"/>
+      <w:bookmarkStart w:id="113" w:name="_Toc229475854"/>
       <w:r>
         <w:t>单条款业务问题</w:t>
       </w:r>
-      <w:bookmarkEnd w:id="111"/>
+      <w:bookmarkEnd w:id="113"/>
     </w:p>
     <w:p>
       <w:pPr>
@@ -36644,7 +36468,14 @@
               <w:rPr>
                 <w:rStyle w:val="bzpyqfadein"/>
               </w:rPr>
-              <w:t>NICELTD_06_26_2003-EX-4.5-OUTSOURCING AGREEMENT</w:t>
+              <w:t>NICELTD_06_26_2003-EX-4.5-O</w:t>
+            </w:r>
+            <w:r>
+              <w:rPr>
+                <w:rStyle w:val="bzpyqfadein"/>
+              </w:rPr>
+              <w:lastRenderedPageBreak/>
+              <w:t>UTSOURCING AGREEMENT</w:t>
             </w:r>
           </w:p>
         </w:tc>
@@ -36664,6 +36495,7 @@
               <w:rPr>
                 <w:rStyle w:val="bzpyqfadein"/>
               </w:rPr>
+              <w:lastRenderedPageBreak/>
               <w:t>迟延交付违约责任条款</w:t>
             </w:r>
           </w:p>
@@ -36684,7 +36516,14 @@
               <w:rPr>
                 <w:rStyle w:val="bzpyqfadein"/>
               </w:rPr>
-              <w:t>“Any delay from the Due Date of a certain Product… liquidated damages…”</w:t>
+              <w:t xml:space="preserve">“Any delay from the Due Date of a certain Product… </w:t>
+            </w:r>
+            <w:r>
+              <w:rPr>
+                <w:rStyle w:val="bzpyqfadein"/>
+              </w:rPr>
+              <w:lastRenderedPageBreak/>
+              <w:t>liquidated damages…”</w:t>
             </w:r>
           </w:p>
         </w:tc>
@@ -36704,7 +36543,15 @@
               <w:rPr>
                 <w:rStyle w:val="bzpyqfadein"/>
               </w:rPr>
-              <w:t>明确规定产品迟延交付需承担约定违约金</w:t>
+              <w:lastRenderedPageBreak/>
+              <w:t>明确规定产品迟延交</w:t>
+            </w:r>
+            <w:r>
+              <w:rPr>
+                <w:rStyle w:val="bzpyqfadein"/>
+              </w:rPr>
+              <w:lastRenderedPageBreak/>
+              <w:t>付需承担约定违约金</w:t>
             </w:r>
           </w:p>
         </w:tc>
@@ -36730,6 +36577,7 @@
               <w:rPr>
                 <w:rStyle w:val="bzpyqfadein"/>
               </w:rPr>
+              <w:lastRenderedPageBreak/>
               <w:t>NICELTD_06_26_2003-EX-4.5-OUTSOURCING AGREEMENT</w:t>
             </w:r>
           </w:p>
@@ -36902,7 +36750,6 @@
         <w:rPr>
           <w:rFonts w:hint="eastAsia"/>
         </w:rPr>
-        <w:lastRenderedPageBreak/>
         <w:t>根据以上检索得到的内容，系统生成回答：</w:t>
       </w:r>
     </w:p>
@@ -37471,62 +37318,70 @@
                 <w:sz w:val="21"/>
                 <w:szCs w:val="21"/>
               </w:rPr>
-              <w:t>逻辑链条的完整性令人印象深刻。系统并未止步于事实定位，而是沿着</w:t>
+              <w:t>逻辑链条的完整性令人印象深刻。系统并未止步于事实定</w:t>
             </w:r>
             <w:r>
               <w:rPr>
                 <w:sz w:val="21"/>
                 <w:szCs w:val="21"/>
               </w:rPr>
-              <w:t>“</w:t>
+              <w:lastRenderedPageBreak/>
+              <w:t>位，而是沿着</w:t>
             </w:r>
             <w:r>
               <w:rPr>
                 <w:sz w:val="21"/>
                 <w:szCs w:val="21"/>
               </w:rPr>
-              <w:t>违约触发</w:t>
+              <w:t>“</w:t>
             </w:r>
             <w:r>
               <w:rPr>
                 <w:sz w:val="21"/>
                 <w:szCs w:val="21"/>
               </w:rPr>
-              <w:t>—</w:t>
+              <w:t>违约触发</w:t>
             </w:r>
             <w:r>
               <w:rPr>
                 <w:sz w:val="21"/>
                 <w:szCs w:val="21"/>
               </w:rPr>
-              <w:t>局部约束</w:t>
+              <w:t>—</w:t>
             </w:r>
             <w:r>
               <w:rPr>
                 <w:sz w:val="21"/>
                 <w:szCs w:val="21"/>
               </w:rPr>
-              <w:t>—</w:t>
+              <w:t>局部约束</w:t>
             </w:r>
             <w:r>
               <w:rPr>
                 <w:sz w:val="21"/>
                 <w:szCs w:val="21"/>
               </w:rPr>
-              <w:t>全局限制</w:t>
+              <w:t>—</w:t>
             </w:r>
             <w:r>
               <w:rPr>
                 <w:sz w:val="21"/>
                 <w:szCs w:val="21"/>
               </w:rPr>
-              <w:t>”</w:t>
+              <w:t>全局限制</w:t>
             </w:r>
             <w:r>
               <w:rPr>
                 <w:sz w:val="21"/>
                 <w:szCs w:val="21"/>
               </w:rPr>
+              <w:t>”</w:t>
+            </w:r>
+            <w:r>
+              <w:rPr>
+                <w:sz w:val="21"/>
+                <w:szCs w:val="21"/>
+              </w:rPr>
               <w:t>的路径执行了递进解析，精准还原了合同条款间的层级依赖结构。</w:t>
             </w:r>
           </w:p>
@@ -37541,6 +37396,7 @@
         <w:rPr>
           <w:rStyle w:val="citation-348"/>
         </w:rPr>
+        <w:lastRenderedPageBreak/>
         <w:t>本案例的实证结果表明，在合同责任查询任务中，单纯的文本片段召回已难以满足决策诉求</w:t>
       </w:r>
       <w:r>
@@ -37576,12 +37432,11 @@
         <w:pStyle w:val="3"/>
         <w:spacing w:before="120" w:after="120"/>
       </w:pPr>
-      <w:bookmarkStart w:id="112" w:name="_Toc229472024"/>
-      <w:r>
-        <w:lastRenderedPageBreak/>
+      <w:bookmarkStart w:id="114" w:name="_Toc229475855"/>
+      <w:r>
         <w:t>条款解释型问题</w:t>
       </w:r>
-      <w:bookmarkEnd w:id="112"/>
+      <w:bookmarkEnd w:id="114"/>
     </w:p>
     <w:p>
       <w:pPr>
@@ -37883,7 +37738,14 @@
               <w:rPr>
                 <w:rStyle w:val="bzpyqfadein"/>
               </w:rPr>
-              <w:t>CardlyticsInc_20180112_S-1_EX-10.16_11002987_EX-10.16_Maintenance Agreement1</w:t>
+              <w:t>CardlyticsInc_20180112_S-1_EX-10.16_11002987_EX-10.16_Mainte</w:t>
+            </w:r>
+            <w:r>
+              <w:rPr>
+                <w:rStyle w:val="bzpyqfadein"/>
+              </w:rPr>
+              <w:lastRenderedPageBreak/>
+              <w:t>nance Agreement1</w:t>
             </w:r>
           </w:p>
         </w:tc>
@@ -37897,6 +37759,7 @@
               <w:pStyle w:val="ad"/>
             </w:pPr>
             <w:r>
+              <w:lastRenderedPageBreak/>
               <w:t>信息使用与披露限制</w:t>
             </w:r>
           </w:p>
@@ -38078,7 +37941,6 @@
               <w:rPr>
                 <w:rStyle w:val="bzpyqfadein"/>
               </w:rPr>
-              <w:lastRenderedPageBreak/>
               <w:t>AzulSa_20170303_F-1A_EX-10.3_9943903_EX-10.3_Maintenance Agreement1</w:t>
             </w:r>
           </w:p>
@@ -38561,7 +38423,15 @@
                 <w:sz w:val="21"/>
                 <w:szCs w:val="21"/>
               </w:rPr>
-              <w:t>解释非常清晰，尤其是关于保密信息范围和违约后果的总结，致使非法律专业人员也能迅速理解合同在数据安全方面的基本立场。</w:t>
+              <w:t>解释非常清晰，尤其是关于保密信息范围和违约后果的总结，致使非法律专业人员也能迅速理解合同在数据安全方面的</w:t>
+            </w:r>
+            <w:r>
+              <w:rPr>
+                <w:sz w:val="21"/>
+                <w:szCs w:val="21"/>
+              </w:rPr>
+              <w:lastRenderedPageBreak/>
+              <w:t>基本立场。</w:t>
             </w:r>
           </w:p>
         </w:tc>
@@ -38592,6 +38462,7 @@
                 <w:sz w:val="21"/>
                 <w:szCs w:val="21"/>
               </w:rPr>
+              <w:lastRenderedPageBreak/>
               <w:t>画像</w:t>
             </w:r>
             <w:r>
@@ -38752,12 +38623,11 @@
         <w:pStyle w:val="3"/>
         <w:spacing w:before="120" w:after="120"/>
       </w:pPr>
-      <w:bookmarkStart w:id="113" w:name="_Toc229472025"/>
-      <w:r>
-        <w:lastRenderedPageBreak/>
+      <w:bookmarkStart w:id="115" w:name="_Toc229475856"/>
+      <w:r>
         <w:t>多条款联动问题</w:t>
       </w:r>
-      <w:bookmarkEnd w:id="113"/>
+      <w:bookmarkEnd w:id="115"/>
     </w:p>
     <w:p>
       <w:pPr>
@@ -39066,7 +38936,11 @@
               <w:pStyle w:val="ad"/>
             </w:pPr>
             <w:r>
-              <w:t>CardlyticsInc_20180112_S-1_EX-10.16_11002987_EX-10.16_Maintenance Agreement1</w:t>
+              <w:t>CardlyticsInc_20180</w:t>
+            </w:r>
+            <w:r>
+              <w:lastRenderedPageBreak/>
+              <w:t>112_S-1_EX-10.16_11002987_EX-10.16_Maintenance Agreement1</w:t>
             </w:r>
           </w:p>
         </w:tc>
@@ -39080,7 +38954,12 @@
               <w:pStyle w:val="ad"/>
             </w:pPr>
             <w:r>
-              <w:t>已提供服务费用结算条款</w:t>
+              <w:lastRenderedPageBreak/>
+              <w:t>已提供服务费用结算</w:t>
+            </w:r>
+            <w:r>
+              <w:lastRenderedPageBreak/>
+              <w:t>条款</w:t>
             </w:r>
           </w:p>
         </w:tc>
@@ -39094,7 +38973,12 @@
               <w:pStyle w:val="ad"/>
             </w:pPr>
             <w:r>
-              <w:t>“Bank of America shall have no obligation to pay Maintenance Fees other than for services performed through the date of termination.”</w:t>
+              <w:lastRenderedPageBreak/>
+              <w:t xml:space="preserve">“Bank of America shall have no </w:t>
+            </w:r>
+            <w:r>
+              <w:lastRenderedPageBreak/>
+              <w:t>obligation to pay Maintenance Fees other than for services performed through the date of termination.”</w:t>
             </w:r>
           </w:p>
         </w:tc>
@@ -39108,7 +38992,12 @@
               <w:pStyle w:val="ad"/>
             </w:pPr>
             <w:r>
-              <w:t>仅需支付终止前已提供的服务费用</w:t>
+              <w:lastRenderedPageBreak/>
+              <w:t>仅需支付终止前</w:t>
+            </w:r>
+            <w:r>
+              <w:lastRenderedPageBreak/>
+              <w:t>已提供的服务费用</w:t>
             </w:r>
           </w:p>
         </w:tc>
@@ -39129,6 +39018,7 @@
             </w:pPr>
             <w:proofErr w:type="gramStart"/>
             <w:r>
+              <w:lastRenderedPageBreak/>
               <w:t>BERKELEYLIGHTS,INC</w:t>
             </w:r>
             <w:proofErr w:type="gramEnd"/>
@@ -39260,7 +39150,6 @@
         <w:ind w:firstLine="480"/>
       </w:pPr>
       <w:r>
-        <w:lastRenderedPageBreak/>
         <w:t>系统基于上述跨文档、跨章节证据生成的综合回答（</w:t>
       </w:r>
       <w:r>
@@ -39456,6 +39345,7 @@
               <w:pStyle w:val="ad"/>
             </w:pPr>
             <w:r>
+              <w:lastRenderedPageBreak/>
               <w:t>画像</w:t>
             </w:r>
             <w:r>
@@ -39685,11 +39575,7 @@
         <w:t>E-GraphRAG</w:t>
       </w:r>
       <w:r>
-        <w:t>通过在知识图中组织终止、付款及违约责任等多重条款间的结构关系，致使系统能够在检索阶段同步定位相关证据，并在回答生成阶段准确表达这些条款间的相互影响。这种结构化分</w:t>
-      </w:r>
-      <w:r>
-        <w:lastRenderedPageBreak/>
-        <w:t>析能力能够更有效地支持企业在合同终止处理、违约定损及责任评估等复杂场景中的决策诉求。归结而言，通过将零散事实转化为拓扑关联的知识网，系统显著提升了处理高阶逻辑问题的可靠性。</w:t>
+        <w:t>通过在知识图中组织终止、付款及违约责任等多重条款间的结构关系，致使系统能够在检索阶段同步定位相关证据，并在回答生成阶段准确表达这些条款间的相互影响。这种结构化分析能力能够更有效地支持企业在合同终止处理、违约定损及责任评估等复杂场景中的决策诉求。归结而言，通过将零散事实转化为拓扑关联的知识网，系统显著提升了处理高阶逻辑问题的可靠性。</w:t>
       </w:r>
     </w:p>
     <w:p>
@@ -39700,14 +39586,14 @@
           <w:rStyle w:val="bzpyqfadein"/>
         </w:rPr>
       </w:pPr>
-      <w:bookmarkStart w:id="114" w:name="_Toc229472026"/>
+      <w:bookmarkStart w:id="116" w:name="_Toc229475857"/>
       <w:r>
         <w:rPr>
           <w:rStyle w:val="bzpyqfadein"/>
         </w:rPr>
         <w:t>合同风险审查</w:t>
       </w:r>
-      <w:bookmarkEnd w:id="114"/>
+      <w:bookmarkEnd w:id="116"/>
     </w:p>
     <w:p>
       <w:pPr>
@@ -39897,7 +39783,11 @@
               <w:pStyle w:val="ad"/>
             </w:pPr>
             <w:r>
-              <w:t>争议解决机制</w:t>
+              <w:t>争议解决机</w:t>
+            </w:r>
+            <w:r>
+              <w:lastRenderedPageBreak/>
+              <w:t>制</w:t>
             </w:r>
           </w:p>
         </w:tc>
@@ -39911,6 +39801,7 @@
               <w:pStyle w:val="ad"/>
             </w:pPr>
             <w:r>
+              <w:lastRenderedPageBreak/>
               <w:t>arbitration</w:t>
             </w:r>
           </w:p>
@@ -39925,7 +39816,11 @@
               <w:pStyle w:val="ad"/>
             </w:pPr>
             <w:r>
-              <w:t>“The arbitration will be held in New York… The arbitrator’s award will be final and binding.”</w:t>
+              <w:t xml:space="preserve">“The arbitration will be held in New York… </w:t>
+            </w:r>
+            <w:r>
+              <w:lastRenderedPageBreak/>
+              <w:t>The arbitrator’s award will be final and binding.”</w:t>
             </w:r>
           </w:p>
         </w:tc>
@@ -39939,7 +39834,12 @@
               <w:pStyle w:val="ad"/>
             </w:pPr>
             <w:r>
-              <w:t>合同将仲裁作为主要争议解决方式，且仲裁结果具有终局性</w:t>
+              <w:lastRenderedPageBreak/>
+              <w:t>合同将仲裁作为</w:t>
+            </w:r>
+            <w:r>
+              <w:lastRenderedPageBreak/>
+              <w:t>主要争议解决方式，且仲裁结果具有终局性</w:t>
             </w:r>
           </w:p>
         </w:tc>
@@ -39958,6 +39858,7 @@
               <w:pStyle w:val="ad"/>
             </w:pPr>
             <w:r>
+              <w:lastRenderedPageBreak/>
               <w:t>产品召回与责任</w:t>
             </w:r>
           </w:p>
@@ -40118,7 +40019,6 @@
         <w:rPr>
           <w:rStyle w:val="bzpyqfadein"/>
         </w:rPr>
-        <w:lastRenderedPageBreak/>
         <w:t>表</w:t>
       </w:r>
       <w:r>
@@ -40558,7 +40458,16 @@
                 <w:i/>
                 <w:iCs/>
               </w:rPr>
-              <w:t>From the overall structure of the contract, the most critical risk areas are concentrated in dispute resolution mechanisms, liability limitations, and confidentiality obligations. The contract designates arbitration as the primary means of dispute resolution and stipulates that arbitral awards are final and binding, implying that disputes will be resolved through a definitive and non-appealable process. Furthermore, the contract specifies that liability limitations may not apply to certain damages, such as personal injury or property damage, which could lead to significant potential liability risks. Simultaneously, the contract imposes strict restrictions on the use and disclosure of confidential information and requires confidentiality obligations to persist post-termination. Consequently, a clear risk linkage exists between these clauses, making dispute resolution, liability scope, and information management the interconnected risk domains in this contract.</w:t>
+              <w:t xml:space="preserve">From the overall structure of the contract, the most critical risk areas are concentrated in dispute resolution mechanisms, liability limitations, and confidentiality obligations. The contract designates arbitration as the primary means of dispute resolution and stipulates that arbitral awards are final and binding, implying that </w:t>
+            </w:r>
+            <w:r>
+              <w:rPr>
+                <w:rFonts w:cs="Times New Roman"/>
+                <w:i/>
+                <w:iCs/>
+              </w:rPr>
+              <w:lastRenderedPageBreak/>
+              <w:t>disputes will be resolved through a definitive and non-appealable process. Furthermore, the contract specifies that liability limitations may not apply to certain damages, such as personal injury or property damage, which could lead to significant potential liability risks. Simultaneously, the contract imposes strict restrictions on the use and disclosure of confidential information and requires confidentiality obligations to persist post-termination. Consequently, a clear risk linkage exists between these clauses, making dispute resolution, liability scope, and information management the interconnected risk domains in this contract.</w:t>
             </w:r>
           </w:p>
         </w:tc>
@@ -40569,6 +40478,7 @@
         <w:ind w:firstLine="480"/>
       </w:pPr>
       <w:r>
+        <w:lastRenderedPageBreak/>
         <w:t>针对该全局风险分析质量，多元画像评价主体给出的定量反馈同定性评语见表</w:t>
       </w:r>
       <w:r>
@@ -40757,7 +40667,6 @@
               <w:t>系统表现出了极佳的全局整合能力。它不仅识别了</w:t>
             </w:r>
             <w:r>
-              <w:lastRenderedPageBreak/>
               <w:t>“</w:t>
             </w:r>
             <w:r>
@@ -40804,7 +40713,6 @@
               <w:pStyle w:val="ad"/>
             </w:pPr>
             <w:r>
-              <w:lastRenderedPageBreak/>
               <w:t>画像</w:t>
             </w:r>
             <w:r>
@@ -40960,7 +40868,11 @@
         <w:t>RAG</w:t>
       </w:r>
       <w:r>
-        <w:t>因视野受限而导致的信息遗漏，对于企业在合同合规性审计同风险评估中的实际应用具有显著的技术增益。归结而言，通过对图结构中宏观语义单元的深度挖掘，系统实现了由被动事实检索向主动风险识别的跨越。</w:t>
+        <w:t>因视野受限而导致的信息遗漏，对于企业在合同合规性审计同风险评估中的实际应用具有显著的</w:t>
+      </w:r>
+      <w:r>
+        <w:lastRenderedPageBreak/>
+        <w:t>技术增益。归结而言，通过对图结构中宏观语义单元的深度挖掘，系统实现了由被动事实检索向主动风险识别的跨越。</w:t>
       </w:r>
     </w:p>
     <w:p>
@@ -40968,7 +40880,7 @@
         <w:pStyle w:val="2"/>
         <w:spacing w:before="120" w:after="120"/>
       </w:pPr>
-      <w:bookmarkStart w:id="115" w:name="_Toc229472027"/>
+      <w:bookmarkStart w:id="117" w:name="_Toc229475858"/>
       <w:r>
         <w:rPr>
           <w:rFonts w:hint="eastAsia"/>
@@ -40978,10 +40890,10 @@
       <w:r>
         <w:t>小结</w:t>
       </w:r>
-      <w:bookmarkEnd w:id="115"/>
-    </w:p>
-    <w:bookmarkEnd w:id="105"/>
-    <w:bookmarkEnd w:id="106"/>
+      <w:bookmarkEnd w:id="117"/>
+    </w:p>
+    <w:bookmarkEnd w:id="107"/>
+    <w:bookmarkEnd w:id="108"/>
     <w:p>
       <w:pPr>
         <w:ind w:firstLine="480"/>
@@ -41007,11 +40919,7 @@
         <w:t>E-GraphRAG</w:t>
       </w:r>
       <w:r>
-        <w:t>不仅</w:t>
-      </w:r>
-      <w:r>
-        <w:lastRenderedPageBreak/>
-        <w:t>能定位微观信息，更具备理解复杂逻辑并形成宏观解释的能力。实证结果论证了所提框架在企业知识检索场景下的应用潜力，为解决业务咨询中的检索幻觉提供了可行路径。</w:t>
+        <w:t>不仅能定位微观信息，更具备理解复杂逻辑并形成宏观解释的能力。实证结果论证了所提框架在企业知识检索场景下的应用潜力，为解决业务咨询中的检索幻觉提供了可行路径。</w:t>
       </w:r>
     </w:p>
     <w:p>
@@ -41034,12 +40942,12 @@
         <w:pStyle w:val="1"/>
         <w:spacing w:before="120" w:after="120"/>
       </w:pPr>
-      <w:bookmarkStart w:id="116" w:name="_Toc229472028"/>
+      <w:bookmarkStart w:id="118" w:name="_Toc229475859"/>
       <w:r>
         <w:lastRenderedPageBreak/>
         <w:t>结论与展望</w:t>
       </w:r>
-      <w:bookmarkEnd w:id="116"/>
+      <w:bookmarkEnd w:id="118"/>
     </w:p>
     <w:p>
       <w:pPr>
@@ -41066,7 +40974,7 @@
         <w:pStyle w:val="2"/>
         <w:spacing w:before="120" w:after="120"/>
       </w:pPr>
-      <w:bookmarkStart w:id="117" w:name="_Toc229472029"/>
+      <w:bookmarkStart w:id="119" w:name="_Toc229475860"/>
       <w:r>
         <w:rPr>
           <w:rFonts w:hint="eastAsia"/>
@@ -41076,7 +40984,7 @@
       <w:r>
         <w:t>总结</w:t>
       </w:r>
-      <w:bookmarkEnd w:id="117"/>
+      <w:bookmarkEnd w:id="119"/>
     </w:p>
     <w:p>
       <w:pPr>
@@ -41223,11 +41131,11 @@
         <w:pStyle w:val="2"/>
         <w:spacing w:before="120" w:after="120"/>
       </w:pPr>
-      <w:bookmarkStart w:id="118" w:name="_Toc229472030"/>
+      <w:bookmarkStart w:id="120" w:name="_Toc229475861"/>
       <w:r>
         <w:t>未来工作展望</w:t>
       </w:r>
-      <w:bookmarkEnd w:id="118"/>
+      <w:bookmarkEnd w:id="120"/>
     </w:p>
     <w:p>
       <w:pPr>
@@ -41490,12 +41398,12 @@
         </w:numPr>
         <w:spacing w:before="120" w:after="120"/>
       </w:pPr>
-      <w:bookmarkStart w:id="119" w:name="_Toc229472031"/>
+      <w:bookmarkStart w:id="121" w:name="_Toc229475862"/>
       <w:r>
         <w:lastRenderedPageBreak/>
         <w:t>参考文献</w:t>
       </w:r>
-      <w:bookmarkEnd w:id="119"/>
+      <w:bookmarkEnd w:id="121"/>
     </w:p>
     <w:p>
       <w:pPr>
@@ -43888,7 +43796,7 @@
           <w:szCs w:val="21"/>
         </w:rPr>
       </w:pPr>
-      <w:bookmarkStart w:id="120" w:name="_Toc229472032"/>
+      <w:bookmarkStart w:id="122" w:name="_Toc229475863"/>
       <w:r>
         <w:rPr>
           <w:rFonts w:hint="eastAsia"/>
@@ -43896,7 +43804,7 @@
         <w:lastRenderedPageBreak/>
         <w:t>致谢</w:t>
       </w:r>
-      <w:bookmarkEnd w:id="120"/>
+      <w:bookmarkEnd w:id="122"/>
     </w:p>
     <w:sectPr>
       <w:footerReference w:type="default" r:id="rId31"/>

--- a/论文改稿/明审版_基于GraphRAG的企业知识库检索优化研究.docx
+++ b/论文改稿/明审版_基于GraphRAG的企业知识库检索优化研究.docx
@@ -40,7 +40,7 @@
           <w:sz w:val="52"/>
           <w:szCs w:val="52"/>
         </w:rPr>
-        <w:object w:dxaOrig="8860" w:dyaOrig="11860" w14:anchorId="0B05C861">
+        <w:object w:dxaOrig="8860" w:dyaOrig="11860" w14:anchorId="440D0539">
           <v:shapetype id="_x0000_t75" coordsize="21600,21600" o:spt="75" o:preferrelative="t" path="m@4@5l@4@11@9@11@9@5xe" filled="f" stroked="f">
             <v:stroke joinstyle="miter"/>
             <v:formulas>
@@ -63,7 +63,7 @@
           <v:shape id="_x0000_i1025" type="#_x0000_t75" alt="" style="width:442.95pt;height:592.7pt;mso-width-percent:0;mso-height-percent:0;mso-width-percent:0;mso-height-percent:0" o:ole="">
             <v:imagedata r:id="rId15" o:title=""/>
           </v:shape>
-          <o:OLEObject Type="Embed" ProgID="Word.Document.12" ShapeID="_x0000_i1025" DrawAspect="Content" ObjectID="_1840090303" r:id="rId16"/>
+          <o:OLEObject Type="Embed" ProgID="Word.Document.12" ShapeID="_x0000_i1025" DrawAspect="Content" ObjectID="_1840091863" r:id="rId16"/>
         </w:object>
       </w:r>
     </w:p>
@@ -29700,11 +29700,9 @@
         <w:pStyle w:val="3"/>
         <w:spacing w:before="120" w:after="120"/>
       </w:pPr>
-      <w:bookmarkStart w:id="100" w:name="_Toc229475817"/>
-      <w:r>
-        <w:t>实验任务构建与评测基准设定</w:t>
-      </w:r>
-      <w:bookmarkEnd w:id="100"/>
+      <w:r>
+        <w:t>评价指标体系与质量准则</w:t>
+      </w:r>
     </w:p>
     <w:p>
       <w:pPr>
@@ -29745,102 +29743,16 @@
         <w:ind w:firstLine="480"/>
       </w:pPr>
       <w:r>
-        <w:t>在测试集构建层面，本研究采用</w:t>
-      </w:r>
-      <w:r>
-        <w:t>“</w:t>
-      </w:r>
-      <w:r>
-        <w:t>证据约束下的参考答案重写</w:t>
-      </w:r>
-      <w:r>
-        <w:t>”</w:t>
-      </w:r>
-      <w:r>
-        <w:t>策略。对于局部事实定位任务，评价基准保留了</w:t>
-      </w:r>
-      <w:r>
-        <w:t>CUAD</w:t>
-      </w:r>
-      <w:r>
-        <w:t>数据集原始标注的抽取式（</w:t>
-      </w:r>
-      <w:r>
-        <w:t>Extractive</w:t>
-      </w:r>
-      <w:r>
-        <w:t>）特征；针对全局语义整合等宏观任务，则利用大语言模型将底层支持证据（</w:t>
-      </w:r>
-      <w:r>
-        <w:t>Supporting Chunks</w:t>
-      </w:r>
-      <w:r>
-        <w:t>）转写为具备归纳性（</w:t>
-      </w:r>
-      <w:r>
-        <w:t>Abstractive</w:t>
-      </w:r>
-      <w:r>
-        <w:t>）的参考答案。本研究基于对齐后的</w:t>
-      </w:r>
-      <w:r>
-        <w:t>546</w:t>
-      </w:r>
-      <w:r>
-        <w:t>个文本块（</w:t>
-      </w:r>
-      <w:r>
-        <w:t>Chunks</w:t>
-      </w:r>
-      <w:r>
-        <w:t>）生成了包含</w:t>
-      </w:r>
-      <w:r>
-        <w:t>60</w:t>
-      </w:r>
-      <w:r>
-        <w:t>个测试对（</w:t>
-      </w:r>
-      <w:r>
-        <w:t>Testing Pairs</w:t>
-      </w:r>
-      <w:r>
-        <w:t>）的评测集，由</w:t>
-      </w:r>
-      <w:r>
-        <w:t>Local Retrieval</w:t>
-      </w:r>
-      <w:r>
-        <w:t>、</w:t>
-      </w:r>
-      <w:r>
-        <w:t>Structural Reasoning</w:t>
-      </w:r>
-      <w:r>
-        <w:t>同</w:t>
-      </w:r>
-      <w:r>
-        <w:t>Global Synthesis</w:t>
-      </w:r>
-      <w:r>
-        <w:t>各</w:t>
-      </w:r>
-      <w:r>
-        <w:t>20</w:t>
-      </w:r>
-      <w:r>
-        <w:t>题均衡组成。</w:t>
-      </w:r>
-    </w:p>
-    <w:p>
-      <w:pPr>
-        <w:ind w:firstLine="480"/>
-      </w:pPr>
-      <w:r>
         <w:t>在评价指标设定层面，本研究构建了一套涵盖生成表现、检索效能、组织架构以及运行成本的多维评估体系，如表</w:t>
       </w:r>
       <w:r>
-        <w:t>3-2</w:t>
+        <w:t>5</w:t>
+      </w:r>
+      <w:r>
+        <w:t>-</w:t>
+      </w:r>
+      <w:r>
+        <w:t>3</w:t>
       </w:r>
       <w:r>
         <w:t>所示。</w:t>
@@ -29854,7 +29766,16 @@
         <w:t>表</w:t>
       </w:r>
       <w:r>
-        <w:t xml:space="preserve">3-2 </w:t>
+        <w:t>5</w:t>
+      </w:r>
+      <w:r>
+        <w:t>-</w:t>
+      </w:r>
+      <w:r>
+        <w:t>3</w:t>
+      </w:r>
+      <w:r>
+        <w:t xml:space="preserve"> </w:t>
       </w:r>
       <w:r>
         <w:t>面向企业知识服务场景的</w:t>
@@ -29895,7 +29816,7 @@
           <w:tcPr>
             <w:tcW w:w="0" w:type="auto"/>
             <w:tcBorders>
-              <w:top w:val="single" w:sz="4" w:space="0" w:color="auto"/>
+              <w:top w:val="nil"/>
               <w:bottom w:val="single" w:sz="4" w:space="0" w:color="auto"/>
             </w:tcBorders>
             <w:tcMar>
@@ -29920,7 +29841,7 @@
           <w:tcPr>
             <w:tcW w:w="0" w:type="auto"/>
             <w:tcBorders>
-              <w:top w:val="single" w:sz="4" w:space="0" w:color="auto"/>
+              <w:top w:val="nil"/>
               <w:bottom w:val="single" w:sz="4" w:space="0" w:color="auto"/>
             </w:tcBorders>
             <w:tcMar>
@@ -29945,7 +29866,7 @@
           <w:tcPr>
             <w:tcW w:w="0" w:type="auto"/>
             <w:tcBorders>
-              <w:top w:val="single" w:sz="4" w:space="0" w:color="auto"/>
+              <w:top w:val="nil"/>
               <w:bottom w:val="single" w:sz="4" w:space="0" w:color="auto"/>
             </w:tcBorders>
             <w:tcMar>
@@ -29970,7 +29891,7 @@
           <w:tcPr>
             <w:tcW w:w="0" w:type="auto"/>
             <w:tcBorders>
-              <w:top w:val="single" w:sz="4" w:space="0" w:color="auto"/>
+              <w:top w:val="nil"/>
               <w:bottom w:val="single" w:sz="4" w:space="0" w:color="auto"/>
             </w:tcBorders>
             <w:tcMar>
@@ -30160,7 +30081,6 @@
               <w:rPr>
                 <w:bdr w:val="none" w:sz="0" w:space="0" w:color="auto" w:frame="1"/>
               </w:rPr>
-              <w:lastRenderedPageBreak/>
               <w:t>ContextPrecision</w:t>
             </w:r>
             <w:proofErr w:type="spellEnd"/>
@@ -30183,15 +30103,7 @@
               <w:rPr>
                 <w:bdr w:val="none" w:sz="0" w:space="0" w:color="auto" w:frame="1"/>
               </w:rPr>
-              <w:lastRenderedPageBreak/>
-              <w:t>检索结</w:t>
-            </w:r>
-            <w:r>
-              <w:rPr>
-                <w:bdr w:val="none" w:sz="0" w:space="0" w:color="auto" w:frame="1"/>
-              </w:rPr>
-              <w:lastRenderedPageBreak/>
-              <w:t>果</w:t>
+              <w:t>检索结果</w:t>
             </w:r>
           </w:p>
         </w:tc>
@@ -30212,15 +30124,7 @@
               <w:rPr>
                 <w:bdr w:val="none" w:sz="0" w:space="0" w:color="auto" w:frame="1"/>
               </w:rPr>
-              <w:lastRenderedPageBreak/>
-              <w:t>关键证据是否被成功召回，检索上下</w:t>
-            </w:r>
-            <w:r>
-              <w:rPr>
-                <w:bdr w:val="none" w:sz="0" w:space="0" w:color="auto" w:frame="1"/>
-              </w:rPr>
-              <w:lastRenderedPageBreak/>
-              <w:t>文的噪声比例</w:t>
+              <w:t>关键证据是否被成功召回，检索上下文的噪声比例</w:t>
             </w:r>
           </w:p>
         </w:tc>
@@ -30246,7 +30150,6 @@
               <w:rPr>
                 <w:bdr w:val="none" w:sz="0" w:space="0" w:color="auto" w:frame="1"/>
               </w:rPr>
-              <w:lastRenderedPageBreak/>
               <w:t>知识组织质量</w:t>
             </w:r>
           </w:p>
@@ -30322,6 +30225,9 @@
         <w:tc>
           <w:tcPr>
             <w:tcW w:w="0" w:type="auto"/>
+            <w:tcBorders>
+              <w:bottom w:val="nil"/>
+            </w:tcBorders>
             <w:tcMar>
               <w:right w:w="180" w:type="dxa"/>
             </w:tcMar>
@@ -30343,6 +30249,9 @@
         <w:tc>
           <w:tcPr>
             <w:tcW w:w="0" w:type="auto"/>
+            <w:tcBorders>
+              <w:bottom w:val="nil"/>
+            </w:tcBorders>
             <w:tcMar>
               <w:right w:w="180" w:type="dxa"/>
             </w:tcMar>
@@ -30370,6 +30279,9 @@
         <w:tc>
           <w:tcPr>
             <w:tcW w:w="0" w:type="auto"/>
+            <w:tcBorders>
+              <w:bottom w:val="nil"/>
+            </w:tcBorders>
             <w:tcMar>
               <w:right w:w="180" w:type="dxa"/>
             </w:tcMar>
@@ -30391,6 +30303,9 @@
         <w:tc>
           <w:tcPr>
             <w:tcW w:w="0" w:type="auto"/>
+            <w:tcBorders>
+              <w:bottom w:val="nil"/>
+            </w:tcBorders>
             <w:tcMar>
               <w:right w:w="0" w:type="dxa"/>
             </w:tcMar>
@@ -30449,7 +30364,11 @@
         <w:t>Recall@20</w:t>
       </w:r>
       <w:r>
-        <w:t>，用于量化底层检索模块对关键条款证据的物理覆盖能力。</w:t>
+        <w:t>，用于量化底层检索模块</w:t>
+      </w:r>
+      <w:r>
+        <w:lastRenderedPageBreak/>
+        <w:t>对关键条款证据的物理覆盖能力。</w:t>
       </w:r>
       <w:r>
         <w:rPr>
@@ -30599,7 +30518,301 @@
     </w:p>
     <w:p>
       <w:pPr>
-        <w:ind w:firstLineChars="0" w:firstLine="0"/>
+        <w:pStyle w:val="3"/>
+        <w:spacing w:before="120" w:after="120"/>
+      </w:pPr>
+      <w:r>
+        <w:t>对比基线设定</w:t>
+      </w:r>
+    </w:p>
+    <w:p>
+      <w:pPr>
+        <w:ind w:firstLine="480"/>
+      </w:pPr>
+      <w:r>
+        <w:t>为全面验证</w:t>
+      </w:r>
+      <w:r>
+        <w:t>E-GraphRAG</w:t>
+      </w:r>
+      <w:r>
+        <w:t>在企业知识检索场景下的性能增益，本研究选取了三类具备代表性的</w:t>
+      </w:r>
+      <w:r>
+        <w:t>RAG</w:t>
+      </w:r>
+      <w:r>
+        <w:t>技术范式作为对比基线（</w:t>
+      </w:r>
+      <w:r>
+        <w:t>Baselines</w:t>
+      </w:r>
+      <w:r>
+        <w:t>）。所有基线模型均在相同的实验语料（</w:t>
+      </w:r>
+      <w:r>
+        <w:t>CUAD</w:t>
+      </w:r>
+      <w:r>
+        <w:t>数据集）同生成底座（</w:t>
+      </w:r>
+      <w:r>
+        <w:t>DeepSeek-V3.2</w:t>
+      </w:r>
+      <w:r>
+        <w:t>）下运行，具体设定如下：</w:t>
+      </w:r>
+    </w:p>
+    <w:p>
+      <w:pPr>
+        <w:ind w:firstLine="480"/>
+      </w:pPr>
+      <w:r>
+        <w:t>（</w:t>
+      </w:r>
+      <w:r>
+        <w:t>1</w:t>
+      </w:r>
+      <w:r>
+        <w:t>）基线</w:t>
+      </w:r>
+      <w:r>
+        <w:t>1</w:t>
+      </w:r>
+      <w:r>
+        <w:t>：</w:t>
+      </w:r>
+      <w:proofErr w:type="spellStart"/>
+      <w:r>
+        <w:t>NaiveRAG</w:t>
+      </w:r>
+      <w:proofErr w:type="spellEnd"/>
+      <w:r>
+        <w:t>（纯向量检索）</w:t>
+      </w:r>
+      <w:r>
+        <w:rPr>
+          <w:rFonts w:hint="eastAsia"/>
+        </w:rPr>
+        <w:t>：</w:t>
+      </w:r>
+      <w:r>
+        <w:t>采用基于语义相似度的传统</w:t>
+      </w:r>
+      <w:r>
+        <w:t>RAG</w:t>
+      </w:r>
+      <w:r>
+        <w:t>范式。该模型将文本切分为固定长度的文本块（</w:t>
+      </w:r>
+      <w:r>
+        <w:t>Chunks</w:t>
+      </w:r>
+      <w:r>
+        <w:t>）并构建向量索引，检索阶段仅利用向量相似度进行</w:t>
+      </w:r>
+      <w:r>
+        <w:t>Top-k</w:t>
+      </w:r>
+      <w:r>
+        <w:t>召回。设定该基线的目的在于验证引入图结构拓扑后，系统在处理复杂逻辑关联任务时的基础增益。</w:t>
+      </w:r>
+    </w:p>
+    <w:p>
+      <w:pPr>
+        <w:ind w:firstLine="480"/>
+      </w:pPr>
+      <w:r>
+        <w:t>（</w:t>
+      </w:r>
+      <w:r>
+        <w:t>2</w:t>
+      </w:r>
+      <w:r>
+        <w:t>）基线</w:t>
+      </w:r>
+      <w:r>
+        <w:t>2</w:t>
+      </w:r>
+      <w:r>
+        <w:t>：</w:t>
+      </w:r>
+      <w:proofErr w:type="spellStart"/>
+      <w:r>
+        <w:t>LightRAG</w:t>
+      </w:r>
+      <w:proofErr w:type="spellEnd"/>
+      <w:r>
+        <w:t>（双层图检索）</w:t>
+      </w:r>
+      <w:r>
+        <w:rPr>
+          <w:rFonts w:hint="eastAsia"/>
+        </w:rPr>
+        <w:t>：</w:t>
+      </w:r>
+      <w:r>
+        <w:t>采用</w:t>
+      </w:r>
+      <w:r>
+        <w:t>Guo</w:t>
+      </w:r>
+      <w:r>
+        <w:t>等提出的轻量级图检索范式。</w:t>
+      </w:r>
+      <w:proofErr w:type="spellStart"/>
+      <w:r>
+        <w:t>LightRAG</w:t>
+      </w:r>
+      <w:proofErr w:type="spellEnd"/>
+      <w:r>
+        <w:t>侧重于利用双层索引（</w:t>
+      </w:r>
+      <w:r>
+        <w:t>Low-level</w:t>
+      </w:r>
+      <w:r>
+        <w:t>与</w:t>
+      </w:r>
+      <w:r>
+        <w:t>High-level</w:t>
+      </w:r>
+      <w:r>
+        <w:t>）来平衡细粒度事实同高层语义。设定该基线的目的在于对比</w:t>
+      </w:r>
+      <w:r>
+        <w:t>E-GraphRAG</w:t>
+      </w:r>
+      <w:r>
+        <w:t>与当前学术界主流优化算法在知识组织效率上的差异。</w:t>
+      </w:r>
+    </w:p>
+    <w:p>
+      <w:pPr>
+        <w:ind w:firstLine="489"/>
+      </w:pPr>
+      <w:r>
+        <w:rPr>
+          <w:b/>
+          <w:bCs/>
+        </w:rPr>
+        <w:t>（</w:t>
+      </w:r>
+      <w:r>
+        <w:t>3</w:t>
+      </w:r>
+      <w:r>
+        <w:t>）基线</w:t>
+      </w:r>
+      <w:r>
+        <w:t>3</w:t>
+      </w:r>
+      <w:r>
+        <w:t>：</w:t>
+      </w:r>
+      <w:r>
+        <w:t>Native GraphRAG</w:t>
+      </w:r>
+      <w:r>
+        <w:t>（原生图检索）</w:t>
+      </w:r>
+      <w:r>
+        <w:rPr>
+          <w:rFonts w:hint="eastAsia"/>
+        </w:rPr>
+        <w:t>：</w:t>
+      </w:r>
+      <w:r>
+        <w:t>采用微软提出的基于社区摘要（</w:t>
+      </w:r>
+      <w:r>
+        <w:t>Community Summary</w:t>
+      </w:r>
+      <w:r>
+        <w:t>）的图检索范式。该模型强调通过</w:t>
+      </w:r>
+      <w:r>
+        <w:t>Leiden</w:t>
+      </w:r>
+      <w:r>
+        <w:t>算法执行全局社区聚合。设定该基线的目的在于量化本文提出的</w:t>
+      </w:r>
+      <w:r>
+        <w:t>“</w:t>
+      </w:r>
+      <w:r>
+        <w:t>分层索引约束</w:t>
+      </w:r>
+      <w:r>
+        <w:t>”</w:t>
+      </w:r>
+      <w:r>
+        <w:t>同</w:t>
+      </w:r>
+      <w:r>
+        <w:t>“</w:t>
+      </w:r>
+      <w:r>
+        <w:t>规划驱动调度</w:t>
+      </w:r>
+      <w:r>
+        <w:t>”</w:t>
+      </w:r>
+      <w:r>
+        <w:t>相比于原生全局摘要机制在局部事实定位精度上的提升。</w:t>
+      </w:r>
+    </w:p>
+    <w:p>
+      <w:pPr>
+        <w:ind w:firstLine="480"/>
+      </w:pPr>
+      <w:r>
+        <w:lastRenderedPageBreak/>
+        <w:t>（</w:t>
+      </w:r>
+      <w:r>
+        <w:t>4</w:t>
+      </w:r>
+      <w:r>
+        <w:t>）实验对象：</w:t>
+      </w:r>
+      <w:r>
+        <w:t>E-GraphRAG</w:t>
+      </w:r>
+      <w:r>
+        <w:t>（本文增强型框架）</w:t>
+      </w:r>
+      <w:r>
+        <w:rPr>
+          <w:rFonts w:hint="eastAsia"/>
+        </w:rPr>
+        <w:t>：</w:t>
+      </w:r>
+      <w:r>
+        <w:t>在原生图检索的基础上，引入了</w:t>
+      </w:r>
+      <w:r>
+        <w:t>Level1-4</w:t>
+      </w:r>
+      <w:r>
+        <w:t>分层索引架构、三元键判别算法以及基于</w:t>
+      </w:r>
+      <w:r>
+        <w:t>Agentic</w:t>
+      </w:r>
+      <w:r>
+        <w:t xml:space="preserve"> </w:t>
+      </w:r>
+      <w:r>
+        <w:t>Decomposer</w:t>
+      </w:r>
+      <w:r>
+        <w:t>的动态调度机制。</w:t>
+      </w:r>
+    </w:p>
+    <w:p>
+      <w:pPr>
+        <w:ind w:firstLine="480"/>
         <w:rPr>
           <w:rFonts w:hint="eastAsia"/>
         </w:rPr>
@@ -30610,7 +30823,7 @@
         <w:pStyle w:val="2"/>
         <w:spacing w:before="120" w:after="120"/>
       </w:pPr>
-      <w:bookmarkStart w:id="101" w:name="_Toc229475845"/>
+      <w:bookmarkStart w:id="100" w:name="_Toc229475845"/>
       <w:r>
         <w:rPr>
           <w:rFonts w:hint="eastAsia"/>
@@ -30618,7 +30831,7 @@
         <w:t>图构建阶段成本分析</w:t>
       </w:r>
       <w:bookmarkEnd w:id="58"/>
-      <w:bookmarkEnd w:id="101"/>
+      <w:bookmarkEnd w:id="100"/>
     </w:p>
     <w:p>
       <w:pPr>
@@ -30657,11 +30870,7 @@
         <w:t>token</w:t>
       </w:r>
       <w:r>
-        <w:t>数，用于衡量大模型调用成本；二是构图耗时，用于</w:t>
-      </w:r>
-      <w:r>
-        <w:lastRenderedPageBreak/>
-        <w:t>反映预处理效率；三是最终生成图结构的规模，包括节点数和边数，用于表征知识图谱的结构复杂度。实验结果如表</w:t>
+        <w:t>数，用于衡量大模型调用成本；二是构图耗时，用于反映预处理效率；三是最终生成图结构的规模，包括节点数和边数，用于表征知识图谱的结构复杂度。实验结果如表</w:t>
       </w:r>
       <w:r>
         <w:t>5-1</w:t>
@@ -31549,6 +31758,7 @@
       </w:r>
       <w:proofErr w:type="spellStart"/>
       <w:r>
+        <w:lastRenderedPageBreak/>
         <w:t>LightRAG</w:t>
       </w:r>
       <w:proofErr w:type="spellEnd"/>
@@ -31575,13 +31785,13 @@
         <w:pStyle w:val="2"/>
         <w:spacing w:before="120" w:after="120"/>
       </w:pPr>
-      <w:bookmarkStart w:id="102" w:name="_Toc226225748"/>
-      <w:bookmarkStart w:id="103" w:name="_Toc229475846"/>
+      <w:bookmarkStart w:id="101" w:name="_Toc226225748"/>
+      <w:bookmarkStart w:id="102" w:name="_Toc229475846"/>
       <w:r>
         <w:t>知识图谱结构质量分析</w:t>
       </w:r>
+      <w:bookmarkEnd w:id="101"/>
       <w:bookmarkEnd w:id="102"/>
-      <w:bookmarkEnd w:id="103"/>
     </w:p>
     <w:p>
       <w:pPr>
@@ -31623,7 +31833,6 @@
         <w:ind w:firstLine="480"/>
       </w:pPr>
       <w:r>
-        <w:lastRenderedPageBreak/>
         <w:t>与之相对，</w:t>
       </w:r>
       <w:proofErr w:type="spellStart"/>
@@ -32387,6 +32596,7 @@
                 <w:sz w:val="21"/>
                 <w:szCs w:val="21"/>
               </w:rPr>
+              <w:lastRenderedPageBreak/>
               <w:t>社区平均规模</w:t>
             </w:r>
           </w:p>
@@ -32665,11 +32875,7 @@
         <w:t>0.776</w:t>
       </w:r>
       <w:r>
-        <w:t>，两者整体都处在较高水平，说明两种方法构建的知识图谱都呈现出较为</w:t>
-      </w:r>
-      <w:r>
-        <w:lastRenderedPageBreak/>
-        <w:t>明显的社区结构特征。</w:t>
+        <w:t>，两者整体都处在较高水平，说明两种方法构建的知识图谱都呈现出较为明显的社区结构特征。</w:t>
       </w:r>
       <w:r>
         <w:t>GraphRAG</w:t>
@@ -32792,14 +32998,14 @@
         <w:pStyle w:val="2"/>
         <w:spacing w:before="120" w:after="120"/>
       </w:pPr>
-      <w:bookmarkStart w:id="104" w:name="_Toc229475847"/>
+      <w:bookmarkStart w:id="103" w:name="_Toc229475847"/>
       <w:r>
         <w:rPr>
           <w:rFonts w:hint="eastAsia"/>
         </w:rPr>
         <w:t>系统检索能力对比</w:t>
       </w:r>
-      <w:bookmarkEnd w:id="104"/>
+      <w:bookmarkEnd w:id="103"/>
     </w:p>
     <w:p>
       <w:pPr>
@@ -32832,7 +33038,11 @@
         <w:t>E-GraphRAG</w:t>
       </w:r>
       <w:r>
-        <w:t>三种方法进行对比实验。实验重点考察系统在不同类型企业知识问题上的表现，包括局部事实检索、结构关系推理以及全局语义整合三类典型查询任务。这三类任务分别对应企业知识检索中常见的信息需求场景：具体条款的精准定位、跨条款间的复杂关系分析以及合同整体语义的深度概括。</w:t>
+        <w:t>三种方法进行对比实验。实验重点考察系统在不同类型企业知识问题上的表现，包括局部事实检索、结构关系推理以及全局语义整合三类典型查询任务。这三类任务分别对应企业知识检索中</w:t>
+      </w:r>
+      <w:r>
+        <w:lastRenderedPageBreak/>
+        <w:t>常见的信息需求场景：具体条款的精准定位、跨条款间的复杂关系分析以及合同整体语义的深度概括。</w:t>
       </w:r>
     </w:p>
     <w:p>
@@ -32910,7 +33120,6 @@
         <w:ind w:firstLine="480"/>
       </w:pPr>
       <w:r>
-        <w:lastRenderedPageBreak/>
         <w:t>在上述逻辑框架下，本文将通过对比三种方法在不同任务类型下的多维数据表现，深入剖析各</w:t>
       </w:r>
       <w:r>
@@ -32928,14 +33137,14 @@
           <w:rStyle w:val="bzpyqfadein"/>
         </w:rPr>
       </w:pPr>
-      <w:bookmarkStart w:id="105" w:name="_Toc229475848"/>
+      <w:bookmarkStart w:id="104" w:name="_Toc229475848"/>
       <w:r>
         <w:rPr>
           <w:rStyle w:val="bzpyqfadein"/>
         </w:rPr>
         <w:t>文档级检索性能比较</w:t>
       </w:r>
-      <w:bookmarkEnd w:id="105"/>
+      <w:bookmarkEnd w:id="104"/>
     </w:p>
     <w:p>
       <w:pPr>
@@ -33082,7 +33291,11 @@
         <w:t>MRR</w:t>
       </w:r>
       <w:r>
-        <w:t>。相较于其他方法，这种表现意味着系统在定位具体合同条款或孤立事实时具有更高的稳定性，能够在减少信息遗漏的同时，确保核心证据块在排序中处于靠前位置，从而为下游生成环节提供了更具确定性的输入。</w:t>
+        <w:t>。相较于其他方法，这种表现意味着系统在定位具体合同条款或孤立事实时具有更高的稳定性，</w:t>
+      </w:r>
+      <w:r>
+        <w:lastRenderedPageBreak/>
+        <w:t>能够在减少信息遗漏的同时，确保核心证据块在排序中处于靠前位置，从而为下游生成环节提供了更具确定性的输入。</w:t>
       </w:r>
     </w:p>
     <w:p>
@@ -33172,7 +33385,6 @@
         <w:ind w:firstLine="480"/>
       </w:pPr>
       <w:r>
-        <w:lastRenderedPageBreak/>
         <w:t>综合上述多维度的检索指标表现，</w:t>
       </w:r>
       <w:r>
@@ -33190,7 +33402,7 @@
           <w:rStyle w:val="bzpyqfadein"/>
         </w:rPr>
       </w:pPr>
-      <w:bookmarkStart w:id="106" w:name="_Toc229475849"/>
+      <w:bookmarkStart w:id="105" w:name="_Toc229475849"/>
       <w:r>
         <w:rPr>
           <w:rStyle w:val="bzpyqfadein"/>
@@ -33198,7 +33410,7 @@
         </w:rPr>
         <w:t>内容忠实度与准确性分析</w:t>
       </w:r>
-      <w:bookmarkEnd w:id="106"/>
+      <w:bookmarkEnd w:id="105"/>
     </w:p>
     <w:p>
       <w:pPr>
@@ -33302,8 +33514,8 @@
       <w:pPr>
         <w:ind w:firstLine="480"/>
       </w:pPr>
-      <w:bookmarkStart w:id="107" w:name="OLE_LINK10"/>
-      <w:bookmarkStart w:id="108" w:name="OLE_LINK9"/>
+      <w:bookmarkStart w:id="106" w:name="OLE_LINK10"/>
+      <w:bookmarkStart w:id="107" w:name="OLE_LINK9"/>
       <w:r>
         <w:t>实验数据反映出各系统在知识内化与表达上的差异。在局部事实检索任务中，</w:t>
       </w:r>
@@ -33317,7 +33529,11 @@
         <w:t>0.905</w:t>
       </w:r>
       <w:r>
-        <w:t>。这意味着当系统精确定位到合同的具体条款后，能够以极高的保真度还原原始信息，几乎消除了非必要的逻辑漂移。相较于基准模型，这种高忠实度为处理金融、法律等对容错率极低的业务场景提供了更可靠的保障。</w:t>
+        <w:t>。这意味着当系统精确定位到合同的具体条款后，能够以极高的保真度还原原始信息，几乎消除了非必要</w:t>
+      </w:r>
+      <w:r>
+        <w:lastRenderedPageBreak/>
+        <w:t>的逻辑漂移。相较于基准模型，这种高忠实度为处理金融、法律等对容错率极低的业务场景提供了更可靠的保障。</w:t>
       </w:r>
     </w:p>
     <w:p>
@@ -33377,7 +33593,6 @@
         <w:ind w:firstLine="480"/>
       </w:pPr>
       <w:r>
-        <w:lastRenderedPageBreak/>
         <w:t>综合上述分析，</w:t>
       </w:r>
       <w:r>
@@ -33392,11 +33607,11 @@
         <w:pStyle w:val="3"/>
         <w:spacing w:before="120" w:after="120"/>
       </w:pPr>
-      <w:bookmarkStart w:id="109" w:name="_Toc229475850"/>
+      <w:bookmarkStart w:id="108" w:name="_Toc229475850"/>
       <w:r>
         <w:t>回答相关性与语义表达一致性</w:t>
       </w:r>
-      <w:bookmarkEnd w:id="109"/>
+      <w:bookmarkEnd w:id="108"/>
     </w:p>
     <w:p>
       <w:pPr>
@@ -33543,7 +33758,11 @@
         <w:t>E-GraphRAG</w:t>
       </w:r>
       <w:r>
-        <w:t>生成的合同摘要与深度解释在专业性表达上与行业专家的高度契合。即便在复杂的结构关系推理任务中，其相似度仍保持在</w:t>
+        <w:t>生成的合同摘要与深度解</w:t>
+      </w:r>
+      <w:r>
+        <w:lastRenderedPageBreak/>
+        <w:t>释在专业性表达上与行业专家的高度契合。即便在复杂的结构关系推理任务中，其相似度仍保持在</w:t>
       </w:r>
       <w:r>
         <w:t>0.845</w:t>
@@ -33668,7 +33887,6 @@
         <w:ind w:firstLine="480"/>
       </w:pPr>
       <w:r>
-        <w:lastRenderedPageBreak/>
         <w:t>相比之下，</w:t>
       </w:r>
       <w:r>
@@ -33689,11 +33907,11 @@
         <w:pStyle w:val="3"/>
         <w:spacing w:before="120" w:after="120"/>
       </w:pPr>
-      <w:bookmarkStart w:id="110" w:name="_Toc229475851"/>
+      <w:bookmarkStart w:id="109" w:name="_Toc229475851"/>
       <w:r>
         <w:t>综合评价与场景适应性总结</w:t>
       </w:r>
-      <w:bookmarkEnd w:id="110"/>
+      <w:bookmarkEnd w:id="109"/>
     </w:p>
     <w:p>
       <w:pPr>
@@ -33770,7 +33988,11 @@
         <w:t>E-GraphRAG</w:t>
       </w:r>
       <w:r>
-        <w:t>在解析大规模合同或技术规范时，可将关键知识元以极高概率精准触达生成端。此项性能增益在大幅平抑冗余信息干扰的同时，致使模型能够迅速锁定长文档中的核心细节，从而显著增强了企业在知识定位与摘要提炼维度的自动化水平。</w:t>
+        <w:t>在解析大规模合同或技术规范时，可将关键知识元以极高概率精准触达生成端。此项性能增益在大幅平抑冗余信息干扰的同时，致使模型能够迅速锁定</w:t>
+      </w:r>
+      <w:r>
+        <w:lastRenderedPageBreak/>
+        <w:t>长文档中的核心细节，从而显著增强了企业在知识定位与摘要提炼维度的自动化水平。</w:t>
       </w:r>
     </w:p>
     <w:p>
@@ -36036,7 +36258,11 @@
         <w:t>企业知识检索</w:t>
       </w:r>
       <w:r>
-        <w:t>场景适应性。无论是在需要极端精确性的条款核查任务，还是在需要宏观视野的全局总结场景中，该方法均能提供稳健且专业的性能支撑，切实发挥了其作为专家级知识合作伙伴的核心效能，为企业数字化转型的知识内化阶段提供了可靠的技术路径。</w:t>
+        <w:t>场景适应性。无论是在需要极端精确性的条款核查任务，还是在需要宏观视野的全局总结场景中，该方法均能提供稳健且专业的性能支撑，切实发</w:t>
+      </w:r>
+      <w:r>
+        <w:lastRenderedPageBreak/>
+        <w:t>挥了其作为专家级知识合作伙伴的核心效能，为企业数字化转型的知识内化阶段提供了可靠的技术路径。</w:t>
       </w:r>
     </w:p>
     <w:p>
@@ -36044,11 +36270,11 @@
         <w:pStyle w:val="2"/>
         <w:spacing w:before="120" w:after="120"/>
       </w:pPr>
-      <w:bookmarkStart w:id="111" w:name="_Toc229475852"/>
+      <w:bookmarkStart w:id="110" w:name="_Toc229475852"/>
       <w:r>
         <w:t>基于真实业务场景的案例分析</w:t>
       </w:r>
-      <w:bookmarkEnd w:id="111"/>
+      <w:bookmarkEnd w:id="110"/>
     </w:p>
     <w:p>
       <w:pPr>
@@ -36155,12 +36381,11 @@
         <w:pStyle w:val="3"/>
         <w:spacing w:before="120" w:after="120"/>
       </w:pPr>
-      <w:bookmarkStart w:id="112" w:name="_Toc229475853"/>
-      <w:r>
-        <w:lastRenderedPageBreak/>
+      <w:bookmarkStart w:id="111" w:name="_Toc229475853"/>
+      <w:r>
         <w:t>评价机制设计同多元画像体系构建</w:t>
       </w:r>
-      <w:bookmarkEnd w:id="112"/>
+      <w:bookmarkEnd w:id="111"/>
     </w:p>
     <w:p>
       <w:pPr>
@@ -36251,11 +36476,12 @@
         <w:pStyle w:val="3"/>
         <w:spacing w:before="120" w:after="120"/>
       </w:pPr>
-      <w:bookmarkStart w:id="113" w:name="_Toc229475854"/>
-      <w:r>
+      <w:bookmarkStart w:id="112" w:name="_Toc229475854"/>
+      <w:r>
+        <w:lastRenderedPageBreak/>
         <w:t>单条款业务问题</w:t>
       </w:r>
-      <w:bookmarkEnd w:id="113"/>
+      <w:bookmarkEnd w:id="112"/>
     </w:p>
     <w:p>
       <w:pPr>
@@ -36468,20 +36694,33 @@
               <w:rPr>
                 <w:rStyle w:val="bzpyqfadein"/>
               </w:rPr>
-              <w:t>NICELTD_06_26_2003-EX-4.5-O</w:t>
-            </w:r>
-            <w:r>
+              <w:t>NICELTD_06_26_2003-EX-4.5-OUTSOURCING AGREEMENT</w:t>
+            </w:r>
+          </w:p>
+        </w:tc>
+        <w:tc>
+          <w:tcPr>
+            <w:tcW w:w="2521" w:type="dxa"/>
+            <w:vAlign w:val="center"/>
+          </w:tcPr>
+          <w:p>
+            <w:pPr>
+              <w:pStyle w:val="ad"/>
               <w:rPr>
                 <w:rStyle w:val="bzpyqfadein"/>
               </w:rPr>
-              <w:lastRenderedPageBreak/>
-              <w:t>UTSOURCING AGREEMENT</w:t>
-            </w:r>
-          </w:p>
-        </w:tc>
-        <w:tc>
-          <w:tcPr>
-            <w:tcW w:w="2521" w:type="dxa"/>
+            </w:pPr>
+            <w:r>
+              <w:rPr>
+                <w:rStyle w:val="bzpyqfadein"/>
+              </w:rPr>
+              <w:t>迟延交付违约责任条款</w:t>
+            </w:r>
+          </w:p>
+        </w:tc>
+        <w:tc>
+          <w:tcPr>
+            <w:tcW w:w="2522" w:type="dxa"/>
             <w:vAlign w:val="center"/>
           </w:tcPr>
           <w:p>
@@ -36495,14 +36734,13 @@
               <w:rPr>
                 <w:rStyle w:val="bzpyqfadein"/>
               </w:rPr>
-              <w:lastRenderedPageBreak/>
-              <w:t>迟延交付违约责任条款</w:t>
-            </w:r>
-          </w:p>
-        </w:tc>
-        <w:tc>
-          <w:tcPr>
-            <w:tcW w:w="2522" w:type="dxa"/>
+              <w:t>“Any delay from the Due Date of a certain Product… liquidated damages…”</w:t>
+            </w:r>
+          </w:p>
+        </w:tc>
+        <w:tc>
+          <w:tcPr>
+            <w:tcW w:w="1954" w:type="dxa"/>
             <w:vAlign w:val="center"/>
           </w:tcPr>
           <w:p>
@@ -36516,42 +36754,7 @@
               <w:rPr>
                 <w:rStyle w:val="bzpyqfadein"/>
               </w:rPr>
-              <w:t xml:space="preserve">“Any delay from the Due Date of a certain Product… </w:t>
-            </w:r>
-            <w:r>
-              <w:rPr>
-                <w:rStyle w:val="bzpyqfadein"/>
-              </w:rPr>
-              <w:lastRenderedPageBreak/>
-              <w:t>liquidated damages…”</w:t>
-            </w:r>
-          </w:p>
-        </w:tc>
-        <w:tc>
-          <w:tcPr>
-            <w:tcW w:w="1954" w:type="dxa"/>
-            <w:vAlign w:val="center"/>
-          </w:tcPr>
-          <w:p>
-            <w:pPr>
-              <w:pStyle w:val="ad"/>
-              <w:rPr>
-                <w:rStyle w:val="bzpyqfadein"/>
-              </w:rPr>
-            </w:pPr>
-            <w:r>
-              <w:rPr>
-                <w:rStyle w:val="bzpyqfadein"/>
-              </w:rPr>
-              <w:lastRenderedPageBreak/>
-              <w:t>明确规定产品迟延交</w:t>
-            </w:r>
-            <w:r>
-              <w:rPr>
-                <w:rStyle w:val="bzpyqfadein"/>
-              </w:rPr>
-              <w:lastRenderedPageBreak/>
-              <w:t>付需承担约定违约金</w:t>
+              <w:t>明确规定产品迟延交付需承担约定违约金</w:t>
             </w:r>
           </w:p>
         </w:tc>
@@ -36577,7 +36780,6 @@
               <w:rPr>
                 <w:rStyle w:val="bzpyqfadein"/>
               </w:rPr>
-              <w:lastRenderedPageBreak/>
               <w:t>NICELTD_06_26_2003-EX-4.5-OUTSOURCING AGREEMENT</w:t>
             </w:r>
           </w:p>
@@ -36823,7 +37025,11 @@
         <w:t>/</w:t>
       </w:r>
       <w:r>
-        <w:t>后果性损失，或者设置总体赔偿上限。但不同合同的限制范围不同，并非所有责任都同样受限；有的合同只限制特定损害类型，有的设置总额上限，有的对特定违约或赔偿义务设例外。因此，对这个问题的综合回答是：违约责任通常表现为违约金或赔偿责任，并且一般会受到责任限制条款约束</w:t>
+        <w:t>后果性损失，或者设置总体赔偿上限。但不同合同的限制范围不同，并非所有责任都同样受限；有的合同只限制特定损害类型，有的设置总额上限，有的对特定违约或赔偿义务设例外。因此，对这</w:t>
+      </w:r>
+      <w:r>
+        <w:lastRenderedPageBreak/>
+        <w:t>个问题的综合回答是：违约责任通常表现为违约金或赔偿责任，并且一般会受到责任限制条款约束</w:t>
       </w:r>
       <w:r>
         <w:rPr>
@@ -37318,70 +37524,62 @@
                 <w:sz w:val="21"/>
                 <w:szCs w:val="21"/>
               </w:rPr>
-              <w:t>逻辑链条的完整性令人印象深刻。系统并未止步于事实定</w:t>
+              <w:t>逻辑链条的完整性令人印象深刻。系统并未止步于事实定位，而是沿着</w:t>
             </w:r>
             <w:r>
               <w:rPr>
                 <w:sz w:val="21"/>
                 <w:szCs w:val="21"/>
               </w:rPr>
-              <w:lastRenderedPageBreak/>
-              <w:t>位，而是沿着</w:t>
+              <w:t>“</w:t>
             </w:r>
             <w:r>
               <w:rPr>
                 <w:sz w:val="21"/>
                 <w:szCs w:val="21"/>
               </w:rPr>
-              <w:t>“</w:t>
+              <w:t>违约触发</w:t>
             </w:r>
             <w:r>
               <w:rPr>
                 <w:sz w:val="21"/>
                 <w:szCs w:val="21"/>
               </w:rPr>
-              <w:t>违约触发</w:t>
+              <w:t>—</w:t>
             </w:r>
             <w:r>
               <w:rPr>
                 <w:sz w:val="21"/>
                 <w:szCs w:val="21"/>
               </w:rPr>
-              <w:t>—</w:t>
+              <w:t>局部约束</w:t>
             </w:r>
             <w:r>
               <w:rPr>
                 <w:sz w:val="21"/>
                 <w:szCs w:val="21"/>
               </w:rPr>
-              <w:t>局部约束</w:t>
+              <w:t>—</w:t>
             </w:r>
             <w:r>
               <w:rPr>
                 <w:sz w:val="21"/>
                 <w:szCs w:val="21"/>
               </w:rPr>
-              <w:t>—</w:t>
+              <w:t>全局限制</w:t>
             </w:r>
             <w:r>
               <w:rPr>
                 <w:sz w:val="21"/>
                 <w:szCs w:val="21"/>
               </w:rPr>
-              <w:t>全局限制</w:t>
+              <w:t>”</w:t>
             </w:r>
             <w:r>
               <w:rPr>
                 <w:sz w:val="21"/>
                 <w:szCs w:val="21"/>
               </w:rPr>
-              <w:t>”</w:t>
-            </w:r>
-            <w:r>
-              <w:rPr>
-                <w:sz w:val="21"/>
-                <w:szCs w:val="21"/>
-              </w:rPr>
               <w:t>的路径执行了递进解析，精准还原了合同条款间的层级依赖结构。</w:t>
             </w:r>
           </w:p>
@@ -37396,7 +37594,6 @@
         <w:rPr>
           <w:rStyle w:val="citation-348"/>
         </w:rPr>
-        <w:lastRenderedPageBreak/>
         <w:t>本案例的实证结果表明，在合同责任查询任务中，单纯的文本片段召回已难以满足决策诉求</w:t>
       </w:r>
       <w:r>
@@ -37432,11 +37629,11 @@
         <w:pStyle w:val="3"/>
         <w:spacing w:before="120" w:after="120"/>
       </w:pPr>
-      <w:bookmarkStart w:id="114" w:name="_Toc229475855"/>
+      <w:bookmarkStart w:id="113" w:name="_Toc229475855"/>
       <w:r>
         <w:t>条款解释型问题</w:t>
       </w:r>
-      <w:bookmarkEnd w:id="114"/>
+      <w:bookmarkEnd w:id="113"/>
     </w:p>
     <w:p>
       <w:pPr>
@@ -37513,7 +37710,11 @@
         <w:t>”</w:t>
       </w:r>
       <w:r>
-        <w:t>该任务要求系统不仅要识别保密信息的物理边界，还需根据披露限制同救济措施的严苛程度，评估合同潜在的合规风险。本研究调用</w:t>
+        <w:t>该任务要求系统不仅要识别保密信息的物理边界，还需根</w:t>
+      </w:r>
+      <w:r>
+        <w:lastRenderedPageBreak/>
+        <w:t>据披露限制同救济措施的严苛程度，评估合同潜在的合规风险。本研究调用</w:t>
       </w:r>
       <w:r>
         <w:t>E-GraphRAG</w:t>
@@ -37738,14 +37939,7 @@
               <w:rPr>
                 <w:rStyle w:val="bzpyqfadein"/>
               </w:rPr>
-              <w:t>CardlyticsInc_20180112_S-1_EX-10.16_11002987_EX-10.16_Mainte</w:t>
-            </w:r>
-            <w:r>
-              <w:rPr>
-                <w:rStyle w:val="bzpyqfadein"/>
-              </w:rPr>
-              <w:lastRenderedPageBreak/>
-              <w:t>nance Agreement1</w:t>
+              <w:t>CardlyticsInc_20180112_S-1_EX-10.16_11002987_EX-10.16_Maintenance Agreement1</w:t>
             </w:r>
           </w:p>
         </w:tc>
@@ -37759,7 +37953,6 @@
               <w:pStyle w:val="ad"/>
             </w:pPr>
             <w:r>
-              <w:lastRenderedPageBreak/>
               <w:t>信息使用与披露限制</w:t>
             </w:r>
           </w:p>
@@ -38041,7 +38234,16 @@
                 <w:i/>
                 <w:iCs/>
               </w:rPr>
-              <w:t>Based on the comprehensive retrieval results, the confidentiality clauses typically encompass the following requirements: defining the scope of confidential information, limiting the purpose of information usage, establishing strict exceptions for disclosure, mandating the return or destruction of information with written certification upon termination, and requiring adequate security measures. Additionally, several contracts specify that breaches of confidentiality may trigger injunctive relief or fall outside general liability limitations. These stipulations demonstrate a high sensitivity to data leakage risks and an intent to strictly govern disclosure through multi-layered constraints.</w:t>
+              <w:t xml:space="preserve">Based on the comprehensive retrieval results, the confidentiality clauses typically encompass the following requirements: defining the scope of confidential information, limiting the purpose of information usage, establishing strict exceptions for disclosure, mandating the return or destruction of information with written certification upon termination, and requiring adequate security measures. Additionally, several contracts specify that breaches of confidentiality may trigger injunctive relief or fall outside </w:t>
+            </w:r>
+            <w:r>
+              <w:rPr>
+                <w:rFonts w:cs="Times New Roman"/>
+                <w:i/>
+                <w:iCs/>
+              </w:rPr>
+              <w:lastRenderedPageBreak/>
+              <w:t>general liability limitations. These stipulations demonstrate a high sensitivity to data leakage risks and an intent to strictly govern disclosure through multi-layered constraints.</w:t>
             </w:r>
           </w:p>
         </w:tc>
@@ -38055,6 +38257,7 @@
         </w:rPr>
       </w:pPr>
       <w:r>
+        <w:lastRenderedPageBreak/>
         <w:t>针对该解释质量，多元画像评价主体给出的定量反馈同定性评语见表</w:t>
       </w:r>
       <w:r>
@@ -38423,15 +38626,7 @@
                 <w:sz w:val="21"/>
                 <w:szCs w:val="21"/>
               </w:rPr>
-              <w:t>解释非常清晰，尤其是关于保密信息范围和违约后果的总结，致使非法律专业人员也能迅速理解合同在数据安全方面的</w:t>
-            </w:r>
-            <w:r>
-              <w:rPr>
-                <w:sz w:val="21"/>
-                <w:szCs w:val="21"/>
-              </w:rPr>
-              <w:lastRenderedPageBreak/>
-              <w:t>基本立场。</w:t>
+              <w:t>解释非常清晰，尤其是关于保密信息范围和违约后果的总结，致使非法律专业人员也能迅速理解合同在数据安全方面的基本立场。</w:t>
             </w:r>
           </w:p>
         </w:tc>
@@ -38462,7 +38657,6 @@
                 <w:sz w:val="21"/>
                 <w:szCs w:val="21"/>
               </w:rPr>
-              <w:lastRenderedPageBreak/>
               <w:t>画像</w:t>
             </w:r>
             <w:r>
@@ -38623,11 +38817,11 @@
         <w:pStyle w:val="3"/>
         <w:spacing w:before="120" w:after="120"/>
       </w:pPr>
-      <w:bookmarkStart w:id="115" w:name="_Toc229475856"/>
+      <w:bookmarkStart w:id="114" w:name="_Toc229475856"/>
       <w:r>
         <w:t>多条款联动问题</w:t>
       </w:r>
-      <w:bookmarkEnd w:id="115"/>
+      <w:bookmarkEnd w:id="114"/>
     </w:p>
     <w:p>
       <w:pPr>
@@ -38683,6 +38877,7 @@
         <w:rPr>
           <w:rStyle w:val="bzpyqfadein"/>
         </w:rPr>
+        <w:lastRenderedPageBreak/>
         <w:t>表</w:t>
       </w:r>
       <w:r>
@@ -38936,11 +39131,7 @@
               <w:pStyle w:val="ad"/>
             </w:pPr>
             <w:r>
-              <w:t>CardlyticsInc_20180</w:t>
-            </w:r>
-            <w:r>
-              <w:lastRenderedPageBreak/>
-              <w:t>112_S-1_EX-10.16_11002987_EX-10.16_Maintenance Agreement1</w:t>
+              <w:t>CardlyticsInc_20180112_S-1_EX-10.16_11002987_EX-10.16_Maintenance Agreement1</w:t>
             </w:r>
           </w:p>
         </w:tc>
@@ -38954,12 +39145,7 @@
               <w:pStyle w:val="ad"/>
             </w:pPr>
             <w:r>
-              <w:lastRenderedPageBreak/>
-              <w:t>已提供服务费用结算</w:t>
-            </w:r>
-            <w:r>
-              <w:lastRenderedPageBreak/>
-              <w:t>条款</w:t>
+              <w:t>已提供服务费用结算条款</w:t>
             </w:r>
           </w:p>
         </w:tc>
@@ -38973,12 +39159,7 @@
               <w:pStyle w:val="ad"/>
             </w:pPr>
             <w:r>
-              <w:lastRenderedPageBreak/>
-              <w:t xml:space="preserve">“Bank of America shall have no </w:t>
-            </w:r>
-            <w:r>
-              <w:lastRenderedPageBreak/>
-              <w:t>obligation to pay Maintenance Fees other than for services performed through the date of termination.”</w:t>
+              <w:t>“Bank of America shall have no obligation to pay Maintenance Fees other than for services performed through the date of termination.”</w:t>
             </w:r>
           </w:p>
         </w:tc>
@@ -38992,12 +39173,7 @@
               <w:pStyle w:val="ad"/>
             </w:pPr>
             <w:r>
-              <w:lastRenderedPageBreak/>
-              <w:t>仅需支付终止前</w:t>
-            </w:r>
-            <w:r>
-              <w:lastRenderedPageBreak/>
-              <w:t>已提供的服务费用</w:t>
+              <w:t>仅需支付终止前已提供的服务费用</w:t>
             </w:r>
           </w:p>
         </w:tc>
@@ -39018,7 +39194,6 @@
             </w:pPr>
             <w:proofErr w:type="gramStart"/>
             <w:r>
-              <w:lastRenderedPageBreak/>
               <w:t>BERKELEYLIGHTS,INC</w:t>
             </w:r>
             <w:proofErr w:type="gramEnd"/>
@@ -39211,6 +39386,7 @@
         <w:rPr>
           <w:rStyle w:val="bzpyqfadein"/>
         </w:rPr>
+        <w:lastRenderedPageBreak/>
         <w:t>从该案例可以看出，在多条款联动问题中，仅依赖单一条款信息难以完整回答企业决策问题。</w:t>
       </w:r>
       <w:r>
@@ -39345,7 +39521,6 @@
               <w:pStyle w:val="ad"/>
             </w:pPr>
             <w:r>
-              <w:lastRenderedPageBreak/>
               <w:t>画像</w:t>
             </w:r>
             <w:r>
@@ -39586,14 +39761,14 @@
           <w:rStyle w:val="bzpyqfadein"/>
         </w:rPr>
       </w:pPr>
-      <w:bookmarkStart w:id="116" w:name="_Toc229475857"/>
+      <w:bookmarkStart w:id="115" w:name="_Toc229475857"/>
       <w:r>
         <w:rPr>
           <w:rStyle w:val="bzpyqfadein"/>
         </w:rPr>
         <w:t>合同风险审查</w:t>
       </w:r>
-      <w:bookmarkEnd w:id="116"/>
+      <w:bookmarkEnd w:id="115"/>
     </w:p>
     <w:p>
       <w:pPr>
@@ -39614,6 +39789,7 @@
         <w:ind w:firstLine="480"/>
       </w:pPr>
       <w:r>
+        <w:lastRenderedPageBreak/>
         <w:t>本实验选取</w:t>
       </w:r>
       <w:r>
@@ -39783,11 +39959,7 @@
               <w:pStyle w:val="ad"/>
             </w:pPr>
             <w:r>
-              <w:t>争议解决机</w:t>
-            </w:r>
-            <w:r>
-              <w:lastRenderedPageBreak/>
-              <w:t>制</w:t>
+              <w:t>争议解决机制</w:t>
             </w:r>
           </w:p>
         </w:tc>
@@ -39801,7 +39973,6 @@
               <w:pStyle w:val="ad"/>
             </w:pPr>
             <w:r>
-              <w:lastRenderedPageBreak/>
               <w:t>arbitration</w:t>
             </w:r>
           </w:p>
@@ -39816,11 +39987,7 @@
               <w:pStyle w:val="ad"/>
             </w:pPr>
             <w:r>
-              <w:t xml:space="preserve">“The arbitration will be held in New York… </w:t>
-            </w:r>
-            <w:r>
-              <w:lastRenderedPageBreak/>
-              <w:t>The arbitrator’s award will be final and binding.”</w:t>
+              <w:t>“The arbitration will be held in New York… The arbitrator’s award will be final and binding.”</w:t>
             </w:r>
           </w:p>
         </w:tc>
@@ -39834,12 +40001,7 @@
               <w:pStyle w:val="ad"/>
             </w:pPr>
             <w:r>
-              <w:lastRenderedPageBreak/>
-              <w:t>合同将仲裁作为</w:t>
-            </w:r>
-            <w:r>
-              <w:lastRenderedPageBreak/>
-              <w:t>主要争议解决方式，且仲裁结果具有终局性</w:t>
+              <w:t>合同将仲裁作为主要争议解决方式，且仲裁结果具有终局性</w:t>
             </w:r>
           </w:p>
         </w:tc>
@@ -39858,7 +40020,6 @@
               <w:pStyle w:val="ad"/>
             </w:pPr>
             <w:r>
-              <w:lastRenderedPageBreak/>
               <w:t>产品召回与责任</w:t>
             </w:r>
           </w:p>
@@ -40412,7 +40573,14 @@
         <w:rPr>
           <w:rStyle w:val="bzpyqfadein"/>
         </w:rPr>
-        <w:t>这些关系表明，合同中的争议解决机制、责任条款以及保密义务之间存在明显的结构关联。例如，仲裁条款决定了争议处理方式，而责任限制条款则影响潜在损害赔偿范围，同时保密义务条款规定了信息使用和披露规则。这些条款共同构成合同风险控制的重要组成部分。</w:t>
+        <w:t>这些关系表明，合同中的争议解决机制、责任条款以及保密义务之间存在明显的结构关联。例如，仲裁条款决定了争议处理方式，而责任限制条款则影响潜在损</w:t>
+      </w:r>
+      <w:r>
+        <w:rPr>
+          <w:rStyle w:val="bzpyqfadein"/>
+        </w:rPr>
+        <w:lastRenderedPageBreak/>
+        <w:t>害赔偿范围，同时保密义务条款规定了信息使用和披露规则。这些条款共同构成合同风险控制的重要组成部分。</w:t>
       </w:r>
     </w:p>
     <w:p>
@@ -40458,16 +40626,7 @@
                 <w:i/>
                 <w:iCs/>
               </w:rPr>
-              <w:t xml:space="preserve">From the overall structure of the contract, the most critical risk areas are concentrated in dispute resolution mechanisms, liability limitations, and confidentiality obligations. The contract designates arbitration as the primary means of dispute resolution and stipulates that arbitral awards are final and binding, implying that </w:t>
-            </w:r>
-            <w:r>
-              <w:rPr>
-                <w:rFonts w:cs="Times New Roman"/>
-                <w:i/>
-                <w:iCs/>
-              </w:rPr>
-              <w:lastRenderedPageBreak/>
-              <w:t>disputes will be resolved through a definitive and non-appealable process. Furthermore, the contract specifies that liability limitations may not apply to certain damages, such as personal injury or property damage, which could lead to significant potential liability risks. Simultaneously, the contract imposes strict restrictions on the use and disclosure of confidential information and requires confidentiality obligations to persist post-termination. Consequently, a clear risk linkage exists between these clauses, making dispute resolution, liability scope, and information management the interconnected risk domains in this contract.</w:t>
+              <w:t>From the overall structure of the contract, the most critical risk areas are concentrated in dispute resolution mechanisms, liability limitations, and confidentiality obligations. The contract designates arbitration as the primary means of dispute resolution and stipulates that arbitral awards are final and binding, implying that disputes will be resolved through a definitive and non-appealable process. Furthermore, the contract specifies that liability limitations may not apply to certain damages, such as personal injury or property damage, which could lead to significant potential liability risks. Simultaneously, the contract imposes strict restrictions on the use and disclosure of confidential information and requires confidentiality obligations to persist post-termination. Consequently, a clear risk linkage exists between these clauses, making dispute resolution, liability scope, and information management the interconnected risk domains in this contract.</w:t>
             </w:r>
           </w:p>
         </w:tc>
@@ -40478,7 +40637,6 @@
         <w:ind w:firstLine="480"/>
       </w:pPr>
       <w:r>
-        <w:lastRenderedPageBreak/>
         <w:t>针对该全局风险分析质量，多元画像评价主体给出的定量反馈同定性评语见表</w:t>
       </w:r>
       <w:r>
@@ -40845,7 +41003,11 @@
               <w:pStyle w:val="ad"/>
             </w:pPr>
             <w:r>
-              <w:t>系统成功构建了风险联动图景。它解释了仲裁、责任范围同保密义务是如何共同影响合同风险分布的，体现了从底层三元组关系向高层语义社区转化的技术优越性。</w:t>
+              <w:t>系统成功构建了风险联动图景。它解释了仲裁、责任范围同保密义务是如何共同影响合同风险分布的，体现了从底层三元组关系向高层语义社区转化</w:t>
+            </w:r>
+            <w:r>
+              <w:lastRenderedPageBreak/>
+              <w:t>的技术优越性。</w:t>
             </w:r>
           </w:p>
         </w:tc>
@@ -40856,6 +41018,7 @@
         <w:ind w:firstLine="480"/>
       </w:pPr>
       <w:r>
+        <w:lastRenderedPageBreak/>
         <w:t>本案例的实证结果表明，在合同风险审查任务中，系统不仅需要识别单一条款内容，更需在更高层级上整合多个语义社区的信息。</w:t>
       </w:r>
       <w:r>
@@ -40868,11 +41031,7 @@
         <w:t>RAG</w:t>
       </w:r>
       <w:r>
-        <w:t>因视野受限而导致的信息遗漏，对于企业在合同合规性审计同风险评估中的实际应用具有显著的</w:t>
-      </w:r>
-      <w:r>
-        <w:lastRenderedPageBreak/>
-        <w:t>技术增益。归结而言，通过对图结构中宏观语义单元的深度挖掘，系统实现了由被动事实检索向主动风险识别的跨越。</w:t>
+        <w:t>因视野受限而导致的信息遗漏，对于企业在合同合规性审计同风险评估中的实际应用具有显著的技术增益。归结而言，通过对图结构中宏观语义单元的深度挖掘，系统实现了由被动事实检索向主动风险识别的跨越。</w:t>
       </w:r>
     </w:p>
     <w:p>
@@ -40880,7 +41039,7 @@
         <w:pStyle w:val="2"/>
         <w:spacing w:before="120" w:after="120"/>
       </w:pPr>
-      <w:bookmarkStart w:id="117" w:name="_Toc229475858"/>
+      <w:bookmarkStart w:id="116" w:name="_Toc229475858"/>
       <w:r>
         <w:rPr>
           <w:rFonts w:hint="eastAsia"/>
@@ -40890,10 +41049,10 @@
       <w:r>
         <w:t>小结</w:t>
       </w:r>
-      <w:bookmarkEnd w:id="117"/>
-    </w:p>
+      <w:bookmarkEnd w:id="116"/>
+    </w:p>
+    <w:bookmarkEnd w:id="106"/>
     <w:bookmarkEnd w:id="107"/>
-    <w:bookmarkEnd w:id="108"/>
     <w:p>
       <w:pPr>
         <w:ind w:firstLine="480"/>
@@ -40942,12 +41101,12 @@
         <w:pStyle w:val="1"/>
         <w:spacing w:before="120" w:after="120"/>
       </w:pPr>
-      <w:bookmarkStart w:id="118" w:name="_Toc229475859"/>
+      <w:bookmarkStart w:id="117" w:name="_Toc229475859"/>
       <w:r>
         <w:lastRenderedPageBreak/>
         <w:t>结论与展望</w:t>
       </w:r>
-      <w:bookmarkEnd w:id="118"/>
+      <w:bookmarkEnd w:id="117"/>
     </w:p>
     <w:p>
       <w:pPr>
@@ -40974,7 +41133,7 @@
         <w:pStyle w:val="2"/>
         <w:spacing w:before="120" w:after="120"/>
       </w:pPr>
-      <w:bookmarkStart w:id="119" w:name="_Toc229475860"/>
+      <w:bookmarkStart w:id="118" w:name="_Toc229475860"/>
       <w:r>
         <w:rPr>
           <w:rFonts w:hint="eastAsia"/>
@@ -40984,7 +41143,7 @@
       <w:r>
         <w:t>总结</w:t>
       </w:r>
-      <w:bookmarkEnd w:id="119"/>
+      <w:bookmarkEnd w:id="118"/>
     </w:p>
     <w:p>
       <w:pPr>
@@ -41131,11 +41290,11 @@
         <w:pStyle w:val="2"/>
         <w:spacing w:before="120" w:after="120"/>
       </w:pPr>
-      <w:bookmarkStart w:id="120" w:name="_Toc229475861"/>
+      <w:bookmarkStart w:id="119" w:name="_Toc229475861"/>
       <w:r>
         <w:t>未来工作展望</w:t>
       </w:r>
-      <w:bookmarkEnd w:id="120"/>
+      <w:bookmarkEnd w:id="119"/>
     </w:p>
     <w:p>
       <w:pPr>
@@ -41398,12 +41557,12 @@
         </w:numPr>
         <w:spacing w:before="120" w:after="120"/>
       </w:pPr>
-      <w:bookmarkStart w:id="121" w:name="_Toc229475862"/>
+      <w:bookmarkStart w:id="120" w:name="_Toc229475862"/>
       <w:r>
         <w:lastRenderedPageBreak/>
         <w:t>参考文献</w:t>
       </w:r>
-      <w:bookmarkEnd w:id="121"/>
+      <w:bookmarkEnd w:id="120"/>
     </w:p>
     <w:p>
       <w:pPr>
@@ -43796,7 +43955,7 @@
           <w:szCs w:val="21"/>
         </w:rPr>
       </w:pPr>
-      <w:bookmarkStart w:id="122" w:name="_Toc229475863"/>
+      <w:bookmarkStart w:id="121" w:name="_Toc229475863"/>
       <w:r>
         <w:rPr>
           <w:rFonts w:hint="eastAsia"/>
@@ -43804,7 +43963,7 @@
         <w:lastRenderedPageBreak/>
         <w:t>致谢</w:t>
       </w:r>
-      <w:bookmarkEnd w:id="122"/>
+      <w:bookmarkEnd w:id="121"/>
     </w:p>
     <w:sectPr>
       <w:footerReference w:type="default" r:id="rId31"/>

--- a/论文改稿/明审版_基于GraphRAG的企业知识库检索优化研究.docx
+++ b/论文改稿/明审版_基于GraphRAG的企业知识库检索优化研究.docx
@@ -40,7 +40,7 @@
           <w:sz w:val="52"/>
           <w:szCs w:val="52"/>
         </w:rPr>
-        <w:object w:dxaOrig="8860" w:dyaOrig="11860" w14:anchorId="440D0539">
+        <w:object w:dxaOrig="8860" w:dyaOrig="11860" w14:anchorId="199A22E8">
           <v:shapetype id="_x0000_t75" coordsize="21600,21600" o:spt="75" o:preferrelative="t" path="m@4@5l@4@11@9@11@9@5xe" filled="f" stroked="f">
             <v:stroke joinstyle="miter"/>
             <v:formulas>
@@ -60,10 +60,10 @@
             <v:path o:extrusionok="f" gradientshapeok="t" o:connecttype="rect"/>
             <o:lock v:ext="edit" aspectratio="t"/>
           </v:shapetype>
-          <v:shape id="_x0000_i1025" type="#_x0000_t75" alt="" style="width:442.95pt;height:592.7pt;mso-width-percent:0;mso-height-percent:0;mso-width-percent:0;mso-height-percent:0" o:ole="">
+          <v:shape id="_x0000_i1025" type="#_x0000_t75" alt="" style="width:442.95pt;height:592.05pt;mso-width-percent:0;mso-height-percent:0;mso-width-percent:0;mso-height-percent:0" o:ole="">
             <v:imagedata r:id="rId15" o:title=""/>
           </v:shape>
-          <o:OLEObject Type="Embed" ProgID="Word.Document.12" ShapeID="_x0000_i1025" DrawAspect="Content" ObjectID="_1840091863" r:id="rId16"/>
+          <o:OLEObject Type="Embed" ProgID="Word.Document.12" ShapeID="_x0000_i1025" DrawAspect="Content" ObjectID="_1840349220" r:id="rId16"/>
         </w:object>
       </w:r>
     </w:p>
@@ -1748,7 +1748,7 @@
       <w:bookmarkStart w:id="5" w:name="_Toc325360648"/>
       <w:bookmarkStart w:id="6" w:name="_Toc191665956"/>
       <w:bookmarkStart w:id="7" w:name="_Toc1138"/>
-      <w:bookmarkStart w:id="8" w:name="_Toc229475786"/>
+      <w:bookmarkStart w:id="8" w:name="_Toc229577918"/>
       <w:r>
         <w:rPr>
           <w:rFonts w:hint="eastAsia"/>
@@ -1987,7 +1987,7 @@
       <w:bookmarkStart w:id="14" w:name="_Toc448923418"/>
       <w:bookmarkStart w:id="15" w:name="_Toc323204952"/>
       <w:bookmarkStart w:id="16" w:name="_Toc89242779"/>
-      <w:bookmarkStart w:id="17" w:name="_Toc229475787"/>
+      <w:bookmarkStart w:id="17" w:name="_Toc229577919"/>
       <w:r>
         <w:lastRenderedPageBreak/>
         <w:t>Abstract</w:t>
@@ -2177,7 +2177,7 @@
           <w:r>
             <w:fldChar w:fldCharType="separate"/>
           </w:r>
-          <w:hyperlink w:anchor="_Toc229475786" w:history="1">
+          <w:hyperlink w:anchor="_Toc229577918" w:history="1">
             <w:r>
               <w:rPr>
                 <w:rStyle w:val="aff4"/>
@@ -2218,7 +2218,7 @@
                 <w:noProof/>
                 <w:webHidden/>
               </w:rPr>
-              <w:instrText xml:space="preserve"> PAGEREF _Toc229475786 \h </w:instrText>
+              <w:instrText xml:space="preserve"> PAGEREF _Toc229577918 \h </w:instrText>
             </w:r>
             <w:r>
               <w:rPr>
@@ -2262,7 +2262,7 @@
               <w14:ligatures w14:val="standardContextual"/>
             </w:rPr>
           </w:pPr>
-          <w:hyperlink w:anchor="_Toc229475787" w:history="1">
+          <w:hyperlink w:anchor="_Toc229577919" w:history="1">
             <w:r>
               <w:rPr>
                 <w:rStyle w:val="aff4"/>
@@ -2289,7 +2289,7 @@
                 <w:noProof/>
                 <w:webHidden/>
               </w:rPr>
-              <w:instrText xml:space="preserve"> PAGEREF _Toc229475787 \h </w:instrText>
+              <w:instrText xml:space="preserve"> PAGEREF _Toc229577919 \h </w:instrText>
             </w:r>
             <w:r>
               <w:rPr>
@@ -2333,7 +2333,7 @@
               <w14:ligatures w14:val="standardContextual"/>
             </w:rPr>
           </w:pPr>
-          <w:hyperlink w:anchor="_Toc229475788" w:history="1">
+          <w:hyperlink w:anchor="_Toc229577920" w:history="1">
             <w:r>
               <w:rPr>
                 <w:rStyle w:val="aff4"/>
@@ -2379,7 +2379,7 @@
                 <w:noProof/>
                 <w:webHidden/>
               </w:rPr>
-              <w:instrText xml:space="preserve"> PAGEREF _Toc229475788 \h </w:instrText>
+              <w:instrText xml:space="preserve"> PAGEREF _Toc229577920 \h </w:instrText>
             </w:r>
             <w:r>
               <w:rPr>
@@ -2426,7 +2426,7 @@
               <w14:ligatures w14:val="standardContextual"/>
             </w:rPr>
           </w:pPr>
-          <w:hyperlink w:anchor="_Toc229475789" w:history="1">
+          <w:hyperlink w:anchor="_Toc229577921" w:history="1">
             <w:r>
               <w:rPr>
                 <w:rStyle w:val="aff4"/>
@@ -2470,7 +2470,7 @@
                 <w:noProof/>
                 <w:webHidden/>
               </w:rPr>
-              <w:instrText xml:space="preserve"> PAGEREF _Toc229475789 \h </w:instrText>
+              <w:instrText xml:space="preserve"> PAGEREF _Toc229577921 \h </w:instrText>
             </w:r>
             <w:r>
               <w:rPr>
@@ -2518,7 +2518,7 @@
               <w14:ligatures w14:val="standardContextual"/>
             </w:rPr>
           </w:pPr>
-          <w:hyperlink w:anchor="_Toc229475790" w:history="1">
+          <w:hyperlink w:anchor="_Toc229577922" w:history="1">
             <w:r>
               <w:rPr>
                 <w:rStyle w:val="aff4"/>
@@ -2563,7 +2563,7 @@
                 <w:noProof/>
                 <w:webHidden/>
               </w:rPr>
-              <w:instrText xml:space="preserve"> PAGEREF _Toc229475790 \h </w:instrText>
+              <w:instrText xml:space="preserve"> PAGEREF _Toc229577922 \h </w:instrText>
             </w:r>
             <w:r>
               <w:rPr>
@@ -2611,7 +2611,7 @@
               <w14:ligatures w14:val="standardContextual"/>
             </w:rPr>
           </w:pPr>
-          <w:hyperlink w:anchor="_Toc229475791" w:history="1">
+          <w:hyperlink w:anchor="_Toc229577923" w:history="1">
             <w:r>
               <w:rPr>
                 <w:rStyle w:val="aff4"/>
@@ -2656,7 +2656,7 @@
                 <w:noProof/>
                 <w:webHidden/>
               </w:rPr>
-              <w:instrText xml:space="preserve"> PAGEREF _Toc229475791 \h </w:instrText>
+              <w:instrText xml:space="preserve"> PAGEREF _Toc229577923 \h </w:instrText>
             </w:r>
             <w:r>
               <w:rPr>
@@ -2703,7 +2703,7 @@
               <w14:ligatures w14:val="standardContextual"/>
             </w:rPr>
           </w:pPr>
-          <w:hyperlink w:anchor="_Toc229475792" w:history="1">
+          <w:hyperlink w:anchor="_Toc229577924" w:history="1">
             <w:r>
               <w:rPr>
                 <w:rStyle w:val="aff4"/>
@@ -2747,7 +2747,7 @@
                 <w:noProof/>
                 <w:webHidden/>
               </w:rPr>
-              <w:instrText xml:space="preserve"> PAGEREF _Toc229475792 \h </w:instrText>
+              <w:instrText xml:space="preserve"> PAGEREF _Toc229577924 \h </w:instrText>
             </w:r>
             <w:r>
               <w:rPr>
@@ -2795,7 +2795,7 @@
               <w14:ligatures w14:val="standardContextual"/>
             </w:rPr>
           </w:pPr>
-          <w:hyperlink w:anchor="_Toc229475793" w:history="1">
+          <w:hyperlink w:anchor="_Toc229577925" w:history="1">
             <w:r>
               <w:rPr>
                 <w:rStyle w:val="aff4"/>
@@ -2840,7 +2840,7 @@
                 <w:noProof/>
                 <w:webHidden/>
               </w:rPr>
-              <w:instrText xml:space="preserve"> PAGEREF _Toc229475793 \h </w:instrText>
+              <w:instrText xml:space="preserve"> PAGEREF _Toc229577925 \h </w:instrText>
             </w:r>
             <w:r>
               <w:rPr>
@@ -2888,7 +2888,7 @@
               <w14:ligatures w14:val="standardContextual"/>
             </w:rPr>
           </w:pPr>
-          <w:hyperlink w:anchor="_Toc229475794" w:history="1">
+          <w:hyperlink w:anchor="_Toc229577926" w:history="1">
             <w:r>
               <w:rPr>
                 <w:rStyle w:val="aff4"/>
@@ -2951,7 +2951,7 @@
                 <w:noProof/>
                 <w:webHidden/>
               </w:rPr>
-              <w:instrText xml:space="preserve"> PAGEREF _Toc229475794 \h </w:instrText>
+              <w:instrText xml:space="preserve"> PAGEREF _Toc229577926 \h </w:instrText>
             </w:r>
             <w:r>
               <w:rPr>
@@ -2999,7 +2999,7 @@
               <w14:ligatures w14:val="standardContextual"/>
             </w:rPr>
           </w:pPr>
-          <w:hyperlink w:anchor="_Toc229475795" w:history="1">
+          <w:hyperlink w:anchor="_Toc229577927" w:history="1">
             <w:r>
               <w:rPr>
                 <w:rStyle w:val="aff4"/>
@@ -3044,7 +3044,7 @@
                 <w:noProof/>
                 <w:webHidden/>
               </w:rPr>
-              <w:instrText xml:space="preserve"> PAGEREF _Toc229475795 \h </w:instrText>
+              <w:instrText xml:space="preserve"> PAGEREF _Toc229577927 \h </w:instrText>
             </w:r>
             <w:r>
               <w:rPr>
@@ -3091,7 +3091,7 @@
               <w14:ligatures w14:val="standardContextual"/>
             </w:rPr>
           </w:pPr>
-          <w:hyperlink w:anchor="_Toc229475796" w:history="1">
+          <w:hyperlink w:anchor="_Toc229577928" w:history="1">
             <w:r>
               <w:rPr>
                 <w:rStyle w:val="aff4"/>
@@ -3135,7 +3135,7 @@
                 <w:noProof/>
                 <w:webHidden/>
               </w:rPr>
-              <w:instrText xml:space="preserve"> PAGEREF _Toc229475796 \h </w:instrText>
+              <w:instrText xml:space="preserve"> PAGEREF _Toc229577928 \h </w:instrText>
             </w:r>
             <w:r>
               <w:rPr>
@@ -3183,7 +3183,7 @@
               <w14:ligatures w14:val="standardContextual"/>
             </w:rPr>
           </w:pPr>
-          <w:hyperlink w:anchor="_Toc229475797" w:history="1">
+          <w:hyperlink w:anchor="_Toc229577929" w:history="1">
             <w:r>
               <w:rPr>
                 <w:rStyle w:val="aff4"/>
@@ -3228,7 +3228,7 @@
                 <w:noProof/>
                 <w:webHidden/>
               </w:rPr>
-              <w:instrText xml:space="preserve"> PAGEREF _Toc229475797 \h </w:instrText>
+              <w:instrText xml:space="preserve"> PAGEREF _Toc229577929 \h </w:instrText>
             </w:r>
             <w:r>
               <w:rPr>
@@ -3276,7 +3276,7 @@
               <w14:ligatures w14:val="standardContextual"/>
             </w:rPr>
           </w:pPr>
-          <w:hyperlink w:anchor="_Toc229475798" w:history="1">
+          <w:hyperlink w:anchor="_Toc229577930" w:history="1">
             <w:r>
               <w:rPr>
                 <w:rStyle w:val="aff4"/>
@@ -3323,7 +3323,7 @@
                 <w:noProof/>
                 <w:webHidden/>
               </w:rPr>
-              <w:instrText xml:space="preserve"> PAGEREF _Toc229475798 \h </w:instrText>
+              <w:instrText xml:space="preserve"> PAGEREF _Toc229577930 \h </w:instrText>
             </w:r>
             <w:r>
               <w:rPr>
@@ -3370,7 +3370,7 @@
               <w14:ligatures w14:val="standardContextual"/>
             </w:rPr>
           </w:pPr>
-          <w:hyperlink w:anchor="_Toc229475799" w:history="1">
+          <w:hyperlink w:anchor="_Toc229577931" w:history="1">
             <w:r>
               <w:rPr>
                 <w:rStyle w:val="aff4"/>
@@ -3414,7 +3414,7 @@
                 <w:noProof/>
                 <w:webHidden/>
               </w:rPr>
-              <w:instrText xml:space="preserve"> PAGEREF _Toc229475799 \h </w:instrText>
+              <w:instrText xml:space="preserve"> PAGEREF _Toc229577931 \h </w:instrText>
             </w:r>
             <w:r>
               <w:rPr>
@@ -3458,7 +3458,7 @@
               <w14:ligatures w14:val="standardContextual"/>
             </w:rPr>
           </w:pPr>
-          <w:hyperlink w:anchor="_Toc229475800" w:history="1">
+          <w:hyperlink w:anchor="_Toc229577932" w:history="1">
             <w:r>
               <w:rPr>
                 <w:rStyle w:val="aff4"/>
@@ -3506,7 +3506,7 @@
                 <w:noProof/>
                 <w:webHidden/>
               </w:rPr>
-              <w:instrText xml:space="preserve"> PAGEREF _Toc229475800 \h </w:instrText>
+              <w:instrText xml:space="preserve"> PAGEREF _Toc229577932 \h </w:instrText>
             </w:r>
             <w:r>
               <w:rPr>
@@ -3553,7 +3553,7 @@
               <w14:ligatures w14:val="standardContextual"/>
             </w:rPr>
           </w:pPr>
-          <w:hyperlink w:anchor="_Toc229475801" w:history="1">
+          <w:hyperlink w:anchor="_Toc229577933" w:history="1">
             <w:r>
               <w:rPr>
                 <w:rStyle w:val="aff4"/>
@@ -3599,7 +3599,7 @@
                 <w:noProof/>
                 <w:webHidden/>
               </w:rPr>
-              <w:instrText xml:space="preserve"> PAGEREF _Toc229475801 \h </w:instrText>
+              <w:instrText xml:space="preserve"> PAGEREF _Toc229577933 \h </w:instrText>
             </w:r>
             <w:r>
               <w:rPr>
@@ -3647,7 +3647,7 @@
               <w14:ligatures w14:val="standardContextual"/>
             </w:rPr>
           </w:pPr>
-          <w:hyperlink w:anchor="_Toc229475802" w:history="1">
+          <w:hyperlink w:anchor="_Toc229577934" w:history="1">
             <w:r>
               <w:rPr>
                 <w:rStyle w:val="aff4"/>
@@ -3694,7 +3694,7 @@
                 <w:noProof/>
                 <w:webHidden/>
               </w:rPr>
-              <w:instrText xml:space="preserve"> PAGEREF _Toc229475802 \h </w:instrText>
+              <w:instrText xml:space="preserve"> PAGEREF _Toc229577934 \h </w:instrText>
             </w:r>
             <w:r>
               <w:rPr>
@@ -3742,7 +3742,7 @@
               <w14:ligatures w14:val="standardContextual"/>
             </w:rPr>
           </w:pPr>
-          <w:hyperlink w:anchor="_Toc229475803" w:history="1">
+          <w:hyperlink w:anchor="_Toc229577935" w:history="1">
             <w:r>
               <w:rPr>
                 <w:rStyle w:val="aff4"/>
@@ -3821,7 +3821,7 @@
                 <w:noProof/>
                 <w:webHidden/>
               </w:rPr>
-              <w:instrText xml:space="preserve"> PAGEREF _Toc229475803 \h </w:instrText>
+              <w:instrText xml:space="preserve"> PAGEREF _Toc229577935 \h </w:instrText>
             </w:r>
             <w:r>
               <w:rPr>
@@ -3868,7 +3868,7 @@
               <w14:ligatures w14:val="standardContextual"/>
             </w:rPr>
           </w:pPr>
-          <w:hyperlink w:anchor="_Toc229475804" w:history="1">
+          <w:hyperlink w:anchor="_Toc229577936" w:history="1">
             <w:r>
               <w:rPr>
                 <w:rStyle w:val="aff4"/>
@@ -3914,7 +3914,7 @@
                 <w:noProof/>
                 <w:webHidden/>
               </w:rPr>
-              <w:instrText xml:space="preserve"> PAGEREF _Toc229475804 \h </w:instrText>
+              <w:instrText xml:space="preserve"> PAGEREF _Toc229577936 \h </w:instrText>
             </w:r>
             <w:r>
               <w:rPr>
@@ -3962,7 +3962,7 @@
               <w14:ligatures w14:val="standardContextual"/>
             </w:rPr>
           </w:pPr>
-          <w:hyperlink w:anchor="_Toc229475805" w:history="1">
+          <w:hyperlink w:anchor="_Toc229577937" w:history="1">
             <w:r>
               <w:rPr>
                 <w:rStyle w:val="aff4"/>
@@ -4007,7 +4007,7 @@
                 <w:noProof/>
                 <w:webHidden/>
               </w:rPr>
-              <w:instrText xml:space="preserve"> PAGEREF _Toc229475805 \h </w:instrText>
+              <w:instrText xml:space="preserve"> PAGEREF _Toc229577937 \h </w:instrText>
             </w:r>
             <w:r>
               <w:rPr>
@@ -4055,7 +4055,7 @@
               <w14:ligatures w14:val="standardContextual"/>
             </w:rPr>
           </w:pPr>
-          <w:hyperlink w:anchor="_Toc229475806" w:history="1">
+          <w:hyperlink w:anchor="_Toc229577938" w:history="1">
             <w:r>
               <w:rPr>
                 <w:rStyle w:val="aff4"/>
@@ -4100,7 +4100,7 @@
                 <w:noProof/>
                 <w:webHidden/>
               </w:rPr>
-              <w:instrText xml:space="preserve"> PAGEREF _Toc229475806 \h </w:instrText>
+              <w:instrText xml:space="preserve"> PAGEREF _Toc229577938 \h </w:instrText>
             </w:r>
             <w:r>
               <w:rPr>
@@ -4148,7 +4148,7 @@
               <w14:ligatures w14:val="standardContextual"/>
             </w:rPr>
           </w:pPr>
-          <w:hyperlink w:anchor="_Toc229475807" w:history="1">
+          <w:hyperlink w:anchor="_Toc229577939" w:history="1">
             <w:r>
               <w:rPr>
                 <w:rStyle w:val="aff4"/>
@@ -4195,7 +4195,7 @@
                 <w:noProof/>
                 <w:webHidden/>
               </w:rPr>
-              <w:instrText xml:space="preserve"> PAGEREF _Toc229475807 \h </w:instrText>
+              <w:instrText xml:space="preserve"> PAGEREF _Toc229577939 \h </w:instrText>
             </w:r>
             <w:r>
               <w:rPr>
@@ -4242,7 +4242,7 @@
               <w14:ligatures w14:val="standardContextual"/>
             </w:rPr>
           </w:pPr>
-          <w:hyperlink w:anchor="_Toc229475808" w:history="1">
+          <w:hyperlink w:anchor="_Toc229577940" w:history="1">
             <w:r>
               <w:rPr>
                 <w:rStyle w:val="aff4"/>
@@ -4304,7 +4304,7 @@
                 <w:noProof/>
                 <w:webHidden/>
               </w:rPr>
-              <w:instrText xml:space="preserve"> PAGEREF _Toc229475808 \h </w:instrText>
+              <w:instrText xml:space="preserve"> PAGEREF _Toc229577940 \h </w:instrText>
             </w:r>
             <w:r>
               <w:rPr>
@@ -4351,7 +4351,7 @@
               <w14:ligatures w14:val="standardContextual"/>
             </w:rPr>
           </w:pPr>
-          <w:hyperlink w:anchor="_Toc229475809" w:history="1">
+          <w:hyperlink w:anchor="_Toc229577941" w:history="1">
             <w:r>
               <w:rPr>
                 <w:rStyle w:val="aff4"/>
@@ -4395,7 +4395,7 @@
                 <w:noProof/>
                 <w:webHidden/>
               </w:rPr>
-              <w:instrText xml:space="preserve"> PAGEREF _Toc229475809 \h </w:instrText>
+              <w:instrText xml:space="preserve"> PAGEREF _Toc229577941 \h </w:instrText>
             </w:r>
             <w:r>
               <w:rPr>
@@ -4439,7 +4439,7 @@
               <w14:ligatures w14:val="standardContextual"/>
             </w:rPr>
           </w:pPr>
-          <w:hyperlink w:anchor="_Toc229475810" w:history="1">
+          <w:hyperlink w:anchor="_Toc229577942" w:history="1">
             <w:r>
               <w:rPr>
                 <w:rStyle w:val="aff4"/>
@@ -4486,7 +4486,7 @@
                 <w:noProof/>
                 <w:webHidden/>
               </w:rPr>
-              <w:instrText xml:space="preserve"> PAGEREF _Toc229475810 \h </w:instrText>
+              <w:instrText xml:space="preserve"> PAGEREF _Toc229577942 \h </w:instrText>
             </w:r>
             <w:r>
               <w:rPr>
@@ -4533,7 +4533,7 @@
               <w14:ligatures w14:val="standardContextual"/>
             </w:rPr>
           </w:pPr>
-          <w:hyperlink w:anchor="_Toc229475811" w:history="1">
+          <w:hyperlink w:anchor="_Toc229577943" w:history="1">
             <w:r>
               <w:rPr>
                 <w:rStyle w:val="aff4"/>
@@ -4579,7 +4579,7 @@
                 <w:noProof/>
                 <w:webHidden/>
               </w:rPr>
-              <w:instrText xml:space="preserve"> PAGEREF _Toc229475811 \h </w:instrText>
+              <w:instrText xml:space="preserve"> PAGEREF _Toc229577943 \h </w:instrText>
             </w:r>
             <w:r>
               <w:rPr>
@@ -4627,7 +4627,7 @@
               <w14:ligatures w14:val="standardContextual"/>
             </w:rPr>
           </w:pPr>
-          <w:hyperlink w:anchor="_Toc229475812" w:history="1">
+          <w:hyperlink w:anchor="_Toc229577944" w:history="1">
             <w:r>
               <w:rPr>
                 <w:rStyle w:val="aff4"/>
@@ -4674,7 +4674,7 @@
                 <w:noProof/>
                 <w:webHidden/>
               </w:rPr>
-              <w:instrText xml:space="preserve"> PAGEREF _Toc229475812 \h </w:instrText>
+              <w:instrText xml:space="preserve"> PAGEREF _Toc229577944 \h </w:instrText>
             </w:r>
             <w:r>
               <w:rPr>
@@ -4722,7 +4722,7 @@
               <w14:ligatures w14:val="standardContextual"/>
             </w:rPr>
           </w:pPr>
-          <w:hyperlink w:anchor="_Toc229475813" w:history="1">
+          <w:hyperlink w:anchor="_Toc229577945" w:history="1">
             <w:r>
               <w:rPr>
                 <w:rStyle w:val="aff4"/>
@@ -4769,7 +4769,7 @@
                 <w:noProof/>
                 <w:webHidden/>
               </w:rPr>
-              <w:instrText xml:space="preserve"> PAGEREF _Toc229475813 \h </w:instrText>
+              <w:instrText xml:space="preserve"> PAGEREF _Toc229577945 \h </w:instrText>
             </w:r>
             <w:r>
               <w:rPr>
@@ -4816,7 +4816,7 @@
               <w14:ligatures w14:val="standardContextual"/>
             </w:rPr>
           </w:pPr>
-          <w:hyperlink w:anchor="_Toc229475814" w:history="1">
+          <w:hyperlink w:anchor="_Toc229577946" w:history="1">
             <w:r>
               <w:rPr>
                 <w:rStyle w:val="aff4"/>
@@ -4862,7 +4862,7 @@
                 <w:noProof/>
                 <w:webHidden/>
               </w:rPr>
-              <w:instrText xml:space="preserve"> PAGEREF _Toc229475814 \h </w:instrText>
+              <w:instrText xml:space="preserve"> PAGEREF _Toc229577946 \h </w:instrText>
             </w:r>
             <w:r>
               <w:rPr>
@@ -4910,7 +4910,7 @@
               <w14:ligatures w14:val="standardContextual"/>
             </w:rPr>
           </w:pPr>
-          <w:hyperlink w:anchor="_Toc229475815" w:history="1">
+          <w:hyperlink w:anchor="_Toc229577947" w:history="1">
             <w:r>
               <w:rPr>
                 <w:rStyle w:val="aff4"/>
@@ -4956,7 +4956,7 @@
                 <w:noProof/>
                 <w:webHidden/>
               </w:rPr>
-              <w:instrText xml:space="preserve"> PAGEREF _Toc229475815 \h </w:instrText>
+              <w:instrText xml:space="preserve"> PAGEREF _Toc229577947 \h </w:instrText>
             </w:r>
             <w:r>
               <w:rPr>
@@ -5004,7 +5004,7 @@
               <w14:ligatures w14:val="standardContextual"/>
             </w:rPr>
           </w:pPr>
-          <w:hyperlink w:anchor="_Toc229475816" w:history="1">
+          <w:hyperlink w:anchor="_Toc229577948" w:history="1">
             <w:r>
               <w:rPr>
                 <w:rStyle w:val="aff4"/>
@@ -5050,7 +5050,7 @@
                 <w:noProof/>
                 <w:webHidden/>
               </w:rPr>
-              <w:instrText xml:space="preserve"> PAGEREF _Toc229475816 \h </w:instrText>
+              <w:instrText xml:space="preserve"> PAGEREF _Toc229577948 \h </w:instrText>
             </w:r>
             <w:r>
               <w:rPr>
@@ -5097,7 +5097,7 @@
               <w14:ligatures w14:val="standardContextual"/>
             </w:rPr>
           </w:pPr>
-          <w:hyperlink w:anchor="_Toc229475817" w:history="1">
+          <w:hyperlink w:anchor="_Toc229577949" w:history="1">
             <w:r>
               <w:rPr>
                 <w:rStyle w:val="aff4"/>
@@ -5121,7 +5121,7 @@
                 <w:noProof/>
                 <w:highlight w:val="yellow"/>
               </w:rPr>
-              <w:t>实验任务构建与评测基准设定</w:t>
+              <w:t>从瓶颈到设计的逻辑推演</w:t>
             </w:r>
             <w:r>
               <w:rPr>
@@ -5142,7 +5142,7 @@
                 <w:noProof/>
                 <w:webHidden/>
               </w:rPr>
-              <w:instrText xml:space="preserve"> PAGEREF _Toc229475817 \h </w:instrText>
+              <w:instrText xml:space="preserve"> PAGEREF _Toc229577949 \h </w:instrText>
             </w:r>
             <w:r>
               <w:rPr>
@@ -5189,7 +5189,7 @@
               <w14:ligatures w14:val="standardContextual"/>
             </w:rPr>
           </w:pPr>
-          <w:hyperlink w:anchor="_Toc229475818" w:history="1">
+          <w:hyperlink w:anchor="_Toc229577950" w:history="1">
             <w:r>
               <w:rPr>
                 <w:rStyle w:val="aff4"/>
@@ -5213,7 +5213,7 @@
                 <w:noProof/>
                 <w:highlight w:val="yellow"/>
               </w:rPr>
-              <w:t>从瓶颈到设计的逻辑推演</w:t>
+              <w:t>本章小结</w:t>
             </w:r>
             <w:r>
               <w:rPr>
@@ -5234,7 +5234,7 @@
                 <w:noProof/>
                 <w:webHidden/>
               </w:rPr>
-              <w:instrText xml:space="preserve"> PAGEREF _Toc229475818 \h </w:instrText>
+              <w:instrText xml:space="preserve"> PAGEREF _Toc229577950 \h </w:instrText>
             </w:r>
             <w:r>
               <w:rPr>
@@ -5255,6 +5255,113 @@
                 <w:webHidden/>
               </w:rPr>
               <w:t>24</w:t>
+            </w:r>
+            <w:r>
+              <w:rPr>
+                <w:noProof/>
+                <w:webHidden/>
+              </w:rPr>
+              <w:fldChar w:fldCharType="end"/>
+            </w:r>
+          </w:hyperlink>
+        </w:p>
+        <w:p>
+          <w:pPr>
+            <w:pStyle w:val="TOC1"/>
+            <w:rPr>
+              <w:rFonts w:asciiTheme="minorHAnsi" w:eastAsiaTheme="minorEastAsia" w:hAnsiTheme="minorHAnsi" w:cstheme="minorBidi"/>
+              <w:b w:val="0"/>
+              <w:bCs w:val="0"/>
+              <w:noProof/>
+              <w:kern w:val="2"/>
+              <w:sz w:val="22"/>
+              <w14:ligatures w14:val="standardContextual"/>
+            </w:rPr>
+          </w:pPr>
+          <w:hyperlink w:anchor="_Toc229577951" w:history="1">
+            <w:r>
+              <w:rPr>
+                <w:rStyle w:val="aff4"/>
+                <w:noProof/>
+              </w:rPr>
+              <w:t>4.</w:t>
+            </w:r>
+            <w:r>
+              <w:rPr>
+                <w:rFonts w:asciiTheme="minorHAnsi" w:eastAsiaTheme="minorEastAsia" w:hAnsiTheme="minorHAnsi" w:cstheme="minorBidi"/>
+                <w:b w:val="0"/>
+                <w:bCs w:val="0"/>
+                <w:noProof/>
+                <w:kern w:val="2"/>
+                <w:sz w:val="22"/>
+                <w14:ligatures w14:val="standardContextual"/>
+              </w:rPr>
+              <w:tab/>
+            </w:r>
+            <w:r>
+              <w:rPr>
+                <w:rStyle w:val="aff4"/>
+                <w:noProof/>
+                <w:highlight w:val="yellow"/>
+              </w:rPr>
+              <w:t>面向企业知识检索的增强型</w:t>
+            </w:r>
+            <w:r>
+              <w:rPr>
+                <w:rStyle w:val="aff4"/>
+                <w:noProof/>
+                <w:highlight w:val="yellow"/>
+              </w:rPr>
+              <w:t>GraphRAG</w:t>
+            </w:r>
+            <w:r>
+              <w:rPr>
+                <w:rStyle w:val="aff4"/>
+                <w:noProof/>
+                <w:highlight w:val="yellow"/>
+              </w:rPr>
+              <w:t>框架设计</w:t>
+            </w:r>
+            <w:r>
+              <w:rPr>
+                <w:noProof/>
+                <w:webHidden/>
+              </w:rPr>
+              <w:tab/>
+            </w:r>
+            <w:r>
+              <w:rPr>
+                <w:noProof/>
+                <w:webHidden/>
+              </w:rPr>
+              <w:fldChar w:fldCharType="begin"/>
+            </w:r>
+            <w:r>
+              <w:rPr>
+                <w:noProof/>
+                <w:webHidden/>
+              </w:rPr>
+              <w:instrText xml:space="preserve"> PAGEREF _Toc229577951 \h </w:instrText>
+            </w:r>
+            <w:r>
+              <w:rPr>
+                <w:noProof/>
+                <w:webHidden/>
+              </w:rPr>
+            </w:r>
+            <w:r>
+              <w:rPr>
+                <w:noProof/>
+                <w:webHidden/>
+              </w:rPr>
+              <w:fldChar w:fldCharType="separate"/>
+            </w:r>
+            <w:r>
+              <w:rPr>
+                <w:noProof/>
+                <w:webHidden/>
+              </w:rPr>
+              <w:t>25</w:t>
             </w:r>
             <w:r>
               <w:rPr>
@@ -5281,13 +5388,13 @@
               <w14:ligatures w14:val="standardContextual"/>
             </w:rPr>
           </w:pPr>
-          <w:hyperlink w:anchor="_Toc229475819" w:history="1">
+          <w:hyperlink w:anchor="_Toc229577952" w:history="1">
             <w:r>
               <w:rPr>
                 <w:rStyle w:val="aff4"/>
                 <w:noProof/>
               </w:rPr>
-              <w:t>3.5.</w:t>
+              <w:t>4.1.</w:t>
             </w:r>
             <w:r>
               <w:rPr>
@@ -5303,9 +5410,8 @@
               <w:rPr>
                 <w:rStyle w:val="aff4"/>
                 <w:noProof/>
-                <w:highlight w:val="yellow"/>
-              </w:rPr>
-              <w:t>本章小结</w:t>
+              </w:rPr>
+              <w:t>总体框架设计</w:t>
             </w:r>
             <w:r>
               <w:rPr>
@@ -5326,7 +5432,7 @@
                 <w:noProof/>
                 <w:webHidden/>
               </w:rPr>
-              <w:instrText xml:space="preserve"> PAGEREF _Toc229475819 \h </w:instrText>
+              <w:instrText xml:space="preserve"> PAGEREF _Toc229577952 \h </w:instrText>
             </w:r>
             <w:r>
               <w:rPr>
@@ -5347,204 +5453,6 @@
                 <w:webHidden/>
               </w:rPr>
               <w:t>25</w:t>
-            </w:r>
-            <w:r>
-              <w:rPr>
-                <w:noProof/>
-                <w:webHidden/>
-              </w:rPr>
-              <w:fldChar w:fldCharType="end"/>
-            </w:r>
-          </w:hyperlink>
-        </w:p>
-        <w:p>
-          <w:pPr>
-            <w:pStyle w:val="TOC1"/>
-            <w:rPr>
-              <w:rFonts w:asciiTheme="minorHAnsi" w:eastAsiaTheme="minorEastAsia" w:hAnsiTheme="minorHAnsi" w:cstheme="minorBidi"/>
-              <w:b w:val="0"/>
-              <w:bCs w:val="0"/>
-              <w:noProof/>
-              <w:kern w:val="2"/>
-              <w:sz w:val="22"/>
-              <w14:ligatures w14:val="standardContextual"/>
-            </w:rPr>
-          </w:pPr>
-          <w:hyperlink w:anchor="_Toc229475820" w:history="1">
-            <w:r>
-              <w:rPr>
-                <w:rStyle w:val="aff4"/>
-                <w:noProof/>
-              </w:rPr>
-              <w:t>4.</w:t>
-            </w:r>
-            <w:r>
-              <w:rPr>
-                <w:rFonts w:asciiTheme="minorHAnsi" w:eastAsiaTheme="minorEastAsia" w:hAnsiTheme="minorHAnsi" w:cstheme="minorBidi"/>
-                <w:b w:val="0"/>
-                <w:bCs w:val="0"/>
-                <w:noProof/>
-                <w:kern w:val="2"/>
-                <w:sz w:val="22"/>
-                <w14:ligatures w14:val="standardContextual"/>
-              </w:rPr>
-              <w:tab/>
-            </w:r>
-            <w:r>
-              <w:rPr>
-                <w:rStyle w:val="aff4"/>
-                <w:noProof/>
-                <w:highlight w:val="yellow"/>
-              </w:rPr>
-              <w:t>面向企业知识检索的增强型</w:t>
-            </w:r>
-            <w:r>
-              <w:rPr>
-                <w:rStyle w:val="aff4"/>
-                <w:noProof/>
-                <w:highlight w:val="yellow"/>
-              </w:rPr>
-              <w:t>GraphRAG</w:t>
-            </w:r>
-            <w:r>
-              <w:rPr>
-                <w:rStyle w:val="aff4"/>
-                <w:noProof/>
-                <w:highlight w:val="yellow"/>
-              </w:rPr>
-              <w:t>框架设计</w:t>
-            </w:r>
-            <w:r>
-              <w:rPr>
-                <w:noProof/>
-                <w:webHidden/>
-              </w:rPr>
-              <w:tab/>
-            </w:r>
-            <w:r>
-              <w:rPr>
-                <w:noProof/>
-                <w:webHidden/>
-              </w:rPr>
-              <w:fldChar w:fldCharType="begin"/>
-            </w:r>
-            <w:r>
-              <w:rPr>
-                <w:noProof/>
-                <w:webHidden/>
-              </w:rPr>
-              <w:instrText xml:space="preserve"> PAGEREF _Toc229475820 \h </w:instrText>
-            </w:r>
-            <w:r>
-              <w:rPr>
-                <w:noProof/>
-                <w:webHidden/>
-              </w:rPr>
-            </w:r>
-            <w:r>
-              <w:rPr>
-                <w:noProof/>
-                <w:webHidden/>
-              </w:rPr>
-              <w:fldChar w:fldCharType="separate"/>
-            </w:r>
-            <w:r>
-              <w:rPr>
-                <w:noProof/>
-                <w:webHidden/>
-              </w:rPr>
-              <w:t>26</w:t>
-            </w:r>
-            <w:r>
-              <w:rPr>
-                <w:noProof/>
-                <w:webHidden/>
-              </w:rPr>
-              <w:fldChar w:fldCharType="end"/>
-            </w:r>
-          </w:hyperlink>
-        </w:p>
-        <w:p>
-          <w:pPr>
-            <w:pStyle w:val="TOC2"/>
-            <w:tabs>
-              <w:tab w:val="left" w:pos="1470"/>
-              <w:tab w:val="right" w:leader="middleDot" w:pos="8607"/>
-            </w:tabs>
-            <w:ind w:firstLine="480"/>
-            <w:rPr>
-              <w:rFonts w:asciiTheme="minorHAnsi" w:eastAsiaTheme="minorEastAsia" w:hAnsiTheme="minorHAnsi" w:cstheme="minorBidi"/>
-              <w:noProof/>
-              <w:kern w:val="2"/>
-              <w:sz w:val="22"/>
-              <w14:ligatures w14:val="standardContextual"/>
-            </w:rPr>
-          </w:pPr>
-          <w:hyperlink w:anchor="_Toc229475821" w:history="1">
-            <w:r>
-              <w:rPr>
-                <w:rStyle w:val="aff4"/>
-                <w:noProof/>
-              </w:rPr>
-              <w:t>4.1.</w:t>
-            </w:r>
-            <w:r>
-              <w:rPr>
-                <w:rFonts w:asciiTheme="minorHAnsi" w:eastAsiaTheme="minorEastAsia" w:hAnsiTheme="minorHAnsi" w:cstheme="minorBidi"/>
-                <w:noProof/>
-                <w:kern w:val="2"/>
-                <w:sz w:val="22"/>
-                <w14:ligatures w14:val="standardContextual"/>
-              </w:rPr>
-              <w:tab/>
-            </w:r>
-            <w:r>
-              <w:rPr>
-                <w:rStyle w:val="aff4"/>
-                <w:noProof/>
-              </w:rPr>
-              <w:t>总体框架设计</w:t>
-            </w:r>
-            <w:r>
-              <w:rPr>
-                <w:noProof/>
-                <w:webHidden/>
-              </w:rPr>
-              <w:tab/>
-            </w:r>
-            <w:r>
-              <w:rPr>
-                <w:noProof/>
-                <w:webHidden/>
-              </w:rPr>
-              <w:fldChar w:fldCharType="begin"/>
-            </w:r>
-            <w:r>
-              <w:rPr>
-                <w:noProof/>
-                <w:webHidden/>
-              </w:rPr>
-              <w:instrText xml:space="preserve"> PAGEREF _Toc229475821 \h </w:instrText>
-            </w:r>
-            <w:r>
-              <w:rPr>
-                <w:noProof/>
-                <w:webHidden/>
-              </w:rPr>
-            </w:r>
-            <w:r>
-              <w:rPr>
-                <w:noProof/>
-                <w:webHidden/>
-              </w:rPr>
-              <w:fldChar w:fldCharType="separate"/>
-            </w:r>
-            <w:r>
-              <w:rPr>
-                <w:noProof/>
-                <w:webHidden/>
-              </w:rPr>
-              <w:t>26</w:t>
             </w:r>
             <w:r>
               <w:rPr>
@@ -5572,7 +5480,7 @@
               <w14:ligatures w14:val="standardContextual"/>
             </w:rPr>
           </w:pPr>
-          <w:hyperlink w:anchor="_Toc229475822" w:history="1">
+          <w:hyperlink w:anchor="_Toc229577953" w:history="1">
             <w:r>
               <w:rPr>
                 <w:rStyle w:val="aff4"/>
@@ -5617,7 +5525,7 @@
                 <w:noProof/>
                 <w:webHidden/>
               </w:rPr>
-              <w:instrText xml:space="preserve"> PAGEREF _Toc229475822 \h </w:instrText>
+              <w:instrText xml:space="preserve"> PAGEREF _Toc229577953 \h </w:instrText>
             </w:r>
             <w:r>
               <w:rPr>
@@ -5637,7 +5545,7 @@
                 <w:noProof/>
                 <w:webHidden/>
               </w:rPr>
-              <w:t>27</w:t>
+              <w:t>26</w:t>
             </w:r>
             <w:r>
               <w:rPr>
@@ -5665,7 +5573,7 @@
               <w14:ligatures w14:val="standardContextual"/>
             </w:rPr>
           </w:pPr>
-          <w:hyperlink w:anchor="_Toc229475823" w:history="1">
+          <w:hyperlink w:anchor="_Toc229577954" w:history="1">
             <w:r>
               <w:rPr>
                 <w:rStyle w:val="aff4"/>
@@ -5710,7 +5618,7 @@
                 <w:noProof/>
                 <w:webHidden/>
               </w:rPr>
-              <w:instrText xml:space="preserve"> PAGEREF _Toc229475823 \h </w:instrText>
+              <w:instrText xml:space="preserve"> PAGEREF _Toc229577954 \h </w:instrText>
             </w:r>
             <w:r>
               <w:rPr>
@@ -5730,7 +5638,7 @@
                 <w:noProof/>
                 <w:webHidden/>
               </w:rPr>
-              <w:t>28</w:t>
+              <w:t>27</w:t>
             </w:r>
             <w:r>
               <w:rPr>
@@ -5758,7 +5666,7 @@
               <w14:ligatures w14:val="standardContextual"/>
             </w:rPr>
           </w:pPr>
-          <w:hyperlink w:anchor="_Toc229475824" w:history="1">
+          <w:hyperlink w:anchor="_Toc229577955" w:history="1">
             <w:r>
               <w:rPr>
                 <w:rStyle w:val="aff4"/>
@@ -5803,7 +5711,7 @@
                 <w:noProof/>
                 <w:webHidden/>
               </w:rPr>
-              <w:instrText xml:space="preserve"> PAGEREF _Toc229475824 \h </w:instrText>
+              <w:instrText xml:space="preserve"> PAGEREF _Toc229577955 \h </w:instrText>
             </w:r>
             <w:r>
               <w:rPr>
@@ -5823,7 +5731,7 @@
                 <w:noProof/>
                 <w:webHidden/>
               </w:rPr>
-              <w:t>28</w:t>
+              <w:t>27</w:t>
             </w:r>
             <w:r>
               <w:rPr>
@@ -5850,7 +5758,7 @@
               <w14:ligatures w14:val="standardContextual"/>
             </w:rPr>
           </w:pPr>
-          <w:hyperlink w:anchor="_Toc229475825" w:history="1">
+          <w:hyperlink w:anchor="_Toc229577956" w:history="1">
             <w:r>
               <w:rPr>
                 <w:rStyle w:val="aff4"/>
@@ -5895,7 +5803,7 @@
                 <w:noProof/>
                 <w:webHidden/>
               </w:rPr>
-              <w:instrText xml:space="preserve"> PAGEREF _Toc229475825 \h </w:instrText>
+              <w:instrText xml:space="preserve"> PAGEREF _Toc229577956 \h </w:instrText>
             </w:r>
             <w:r>
               <w:rPr>
@@ -5915,7 +5823,7 @@
                 <w:noProof/>
                 <w:webHidden/>
               </w:rPr>
-              <w:t>29</w:t>
+              <w:t>28</w:t>
             </w:r>
             <w:r>
               <w:rPr>
@@ -5943,7 +5851,7 @@
               <w14:ligatures w14:val="standardContextual"/>
             </w:rPr>
           </w:pPr>
-          <w:hyperlink w:anchor="_Toc229475826" w:history="1">
+          <w:hyperlink w:anchor="_Toc229577957" w:history="1">
             <w:r>
               <w:rPr>
                 <w:rStyle w:val="aff4"/>
@@ -5988,7 +5896,7 @@
                 <w:noProof/>
                 <w:webHidden/>
               </w:rPr>
-              <w:instrText xml:space="preserve"> PAGEREF _Toc229475826 \h </w:instrText>
+              <w:instrText xml:space="preserve"> PAGEREF _Toc229577957 \h </w:instrText>
             </w:r>
             <w:r>
               <w:rPr>
@@ -6008,7 +5916,7 @@
                 <w:noProof/>
                 <w:webHidden/>
               </w:rPr>
-              <w:t>29</w:t>
+              <w:t>28</w:t>
             </w:r>
             <w:r>
               <w:rPr>
@@ -6036,7 +5944,7 @@
               <w14:ligatures w14:val="standardContextual"/>
             </w:rPr>
           </w:pPr>
-          <w:hyperlink w:anchor="_Toc229475827" w:history="1">
+          <w:hyperlink w:anchor="_Toc229577958" w:history="1">
             <w:r>
               <w:rPr>
                 <w:rStyle w:val="aff4"/>
@@ -6082,7 +5990,7 @@
                 <w:noProof/>
                 <w:webHidden/>
               </w:rPr>
-              <w:instrText xml:space="preserve"> PAGEREF _Toc229475827 \h </w:instrText>
+              <w:instrText xml:space="preserve"> PAGEREF _Toc229577958 \h </w:instrText>
             </w:r>
             <w:r>
               <w:rPr>
@@ -6102,7 +6010,7 @@
                 <w:noProof/>
                 <w:webHidden/>
               </w:rPr>
-              <w:t>29</w:t>
+              <w:t>28</w:t>
             </w:r>
             <w:r>
               <w:rPr>
@@ -6129,7 +6037,7 @@
               <w14:ligatures w14:val="standardContextual"/>
             </w:rPr>
           </w:pPr>
-          <w:hyperlink w:anchor="_Toc229475828" w:history="1">
+          <w:hyperlink w:anchor="_Toc229577959" w:history="1">
             <w:r>
               <w:rPr>
                 <w:rStyle w:val="aff4"/>
@@ -6174,7 +6082,7 @@
                 <w:noProof/>
                 <w:webHidden/>
               </w:rPr>
-              <w:instrText xml:space="preserve"> PAGEREF _Toc229475828 \h </w:instrText>
+              <w:instrText xml:space="preserve"> PAGEREF _Toc229577959 \h </w:instrText>
             </w:r>
             <w:r>
               <w:rPr>
@@ -6194,7 +6102,7 @@
                 <w:noProof/>
                 <w:webHidden/>
               </w:rPr>
-              <w:t>30</w:t>
+              <w:t>29</w:t>
             </w:r>
             <w:r>
               <w:rPr>
@@ -6222,7 +6130,7 @@
               <w14:ligatures w14:val="standardContextual"/>
             </w:rPr>
           </w:pPr>
-          <w:hyperlink w:anchor="_Toc229475829" w:history="1">
+          <w:hyperlink w:anchor="_Toc229577960" w:history="1">
             <w:r>
               <w:rPr>
                 <w:rStyle w:val="aff4"/>
@@ -6267,7 +6175,7 @@
                 <w:noProof/>
                 <w:webHidden/>
               </w:rPr>
-              <w:instrText xml:space="preserve"> PAGEREF _Toc229475829 \h </w:instrText>
+              <w:instrText xml:space="preserve"> PAGEREF _Toc229577960 \h </w:instrText>
             </w:r>
             <w:r>
               <w:rPr>
@@ -6287,7 +6195,7 @@
                 <w:noProof/>
                 <w:webHidden/>
               </w:rPr>
-              <w:t>30</w:t>
+              <w:t>29</w:t>
             </w:r>
             <w:r>
               <w:rPr>
@@ -6315,7 +6223,7 @@
               <w14:ligatures w14:val="standardContextual"/>
             </w:rPr>
           </w:pPr>
-          <w:hyperlink w:anchor="_Toc229475830" w:history="1">
+          <w:hyperlink w:anchor="_Toc229577961" w:history="1">
             <w:r>
               <w:rPr>
                 <w:rStyle w:val="aff4"/>
@@ -6360,7 +6268,7 @@
                 <w:noProof/>
                 <w:webHidden/>
               </w:rPr>
-              <w:instrText xml:space="preserve"> PAGEREF _Toc229475830 \h </w:instrText>
+              <w:instrText xml:space="preserve"> PAGEREF _Toc229577961 \h </w:instrText>
             </w:r>
             <w:r>
               <w:rPr>
@@ -6380,7 +6288,7 @@
                 <w:noProof/>
                 <w:webHidden/>
               </w:rPr>
-              <w:t>31</w:t>
+              <w:t>30</w:t>
             </w:r>
             <w:r>
               <w:rPr>
@@ -6408,7 +6316,7 @@
               <w14:ligatures w14:val="standardContextual"/>
             </w:rPr>
           </w:pPr>
-          <w:hyperlink w:anchor="_Toc229475831" w:history="1">
+          <w:hyperlink w:anchor="_Toc229577962" w:history="1">
             <w:r>
               <w:rPr>
                 <w:rStyle w:val="aff4"/>
@@ -6453,7 +6361,7 @@
                 <w:noProof/>
                 <w:webHidden/>
               </w:rPr>
-              <w:instrText xml:space="preserve"> PAGEREF _Toc229475831 \h </w:instrText>
+              <w:instrText xml:space="preserve"> PAGEREF _Toc229577962 \h </w:instrText>
             </w:r>
             <w:r>
               <w:rPr>
@@ -6473,7 +6381,7 @@
                 <w:noProof/>
                 <w:webHidden/>
               </w:rPr>
-              <w:t>32</w:t>
+              <w:t>31</w:t>
             </w:r>
             <w:r>
               <w:rPr>
@@ -6501,7 +6409,7 @@
               <w14:ligatures w14:val="standardContextual"/>
             </w:rPr>
           </w:pPr>
-          <w:hyperlink w:anchor="_Toc229475832" w:history="1">
+          <w:hyperlink w:anchor="_Toc229577963" w:history="1">
             <w:r>
               <w:rPr>
                 <w:rStyle w:val="aff4"/>
@@ -6546,7 +6454,7 @@
                 <w:noProof/>
                 <w:webHidden/>
               </w:rPr>
-              <w:instrText xml:space="preserve"> PAGEREF _Toc229475832 \h </w:instrText>
+              <w:instrText xml:space="preserve"> PAGEREF _Toc229577963 \h </w:instrText>
             </w:r>
             <w:r>
               <w:rPr>
@@ -6566,7 +6474,7 @@
                 <w:noProof/>
                 <w:webHidden/>
               </w:rPr>
-              <w:t>32</w:t>
+              <w:t>31</w:t>
             </w:r>
             <w:r>
               <w:rPr>
@@ -6593,7 +6501,7 @@
               <w14:ligatures w14:val="standardContextual"/>
             </w:rPr>
           </w:pPr>
-          <w:hyperlink w:anchor="_Toc229475833" w:history="1">
+          <w:hyperlink w:anchor="_Toc229577964" w:history="1">
             <w:r>
               <w:rPr>
                 <w:rStyle w:val="aff4"/>
@@ -6638,7 +6546,7 @@
                 <w:noProof/>
                 <w:webHidden/>
               </w:rPr>
-              <w:instrText xml:space="preserve"> PAGEREF _Toc229475833 \h </w:instrText>
+              <w:instrText xml:space="preserve"> PAGEREF _Toc229577964 \h </w:instrText>
             </w:r>
             <w:r>
               <w:rPr>
@@ -6658,7 +6566,7 @@
                 <w:noProof/>
                 <w:webHidden/>
               </w:rPr>
-              <w:t>33</w:t>
+              <w:t>32</w:t>
             </w:r>
             <w:r>
               <w:rPr>
@@ -6686,7 +6594,7 @@
               <w14:ligatures w14:val="standardContextual"/>
             </w:rPr>
           </w:pPr>
-          <w:hyperlink w:anchor="_Toc229475834" w:history="1">
+          <w:hyperlink w:anchor="_Toc229577965" w:history="1">
             <w:r>
               <w:rPr>
                 <w:rStyle w:val="aff4"/>
@@ -6733,7 +6641,7 @@
                 <w:noProof/>
                 <w:webHidden/>
               </w:rPr>
-              <w:instrText xml:space="preserve"> PAGEREF _Toc229475834 \h </w:instrText>
+              <w:instrText xml:space="preserve"> PAGEREF _Toc229577965 \h </w:instrText>
             </w:r>
             <w:r>
               <w:rPr>
@@ -6753,7 +6661,7 @@
                 <w:noProof/>
                 <w:webHidden/>
               </w:rPr>
-              <w:t>33</w:t>
+              <w:t>32</w:t>
             </w:r>
             <w:r>
               <w:rPr>
@@ -6781,7 +6689,7 @@
               <w14:ligatures w14:val="standardContextual"/>
             </w:rPr>
           </w:pPr>
-          <w:hyperlink w:anchor="_Toc229475835" w:history="1">
+          <w:hyperlink w:anchor="_Toc229577966" w:history="1">
             <w:r>
               <w:rPr>
                 <w:rStyle w:val="aff4"/>
@@ -6827,7 +6735,7 @@
                 <w:noProof/>
                 <w:webHidden/>
               </w:rPr>
-              <w:instrText xml:space="preserve"> PAGEREF _Toc229475835 \h </w:instrText>
+              <w:instrText xml:space="preserve"> PAGEREF _Toc229577966 \h </w:instrText>
             </w:r>
             <w:r>
               <w:rPr>
@@ -6847,7 +6755,7 @@
                 <w:noProof/>
                 <w:webHidden/>
               </w:rPr>
-              <w:t>34</w:t>
+              <w:t>33</w:t>
             </w:r>
             <w:r>
               <w:rPr>
@@ -6875,7 +6783,7 @@
               <w14:ligatures w14:val="standardContextual"/>
             </w:rPr>
           </w:pPr>
-          <w:hyperlink w:anchor="_Toc229475836" w:history="1">
+          <w:hyperlink w:anchor="_Toc229577967" w:history="1">
             <w:r>
               <w:rPr>
                 <w:rStyle w:val="aff4"/>
@@ -6920,7 +6828,7 @@
                 <w:noProof/>
                 <w:webHidden/>
               </w:rPr>
-              <w:instrText xml:space="preserve"> PAGEREF _Toc229475836 \h </w:instrText>
+              <w:instrText xml:space="preserve"> PAGEREF _Toc229577967 \h </w:instrText>
             </w:r>
             <w:r>
               <w:rPr>
@@ -6940,7 +6848,7 @@
                 <w:noProof/>
                 <w:webHidden/>
               </w:rPr>
-              <w:t>35</w:t>
+              <w:t>34</w:t>
             </w:r>
             <w:r>
               <w:rPr>
@@ -6968,7 +6876,7 @@
               <w14:ligatures w14:val="standardContextual"/>
             </w:rPr>
           </w:pPr>
-          <w:hyperlink w:anchor="_Toc229475837" w:history="1">
+          <w:hyperlink w:anchor="_Toc229577968" w:history="1">
             <w:r>
               <w:rPr>
                 <w:rStyle w:val="aff4"/>
@@ -7013,7 +6921,7 @@
                 <w:noProof/>
                 <w:webHidden/>
               </w:rPr>
-              <w:instrText xml:space="preserve"> PAGEREF _Toc229475837 \h </w:instrText>
+              <w:instrText xml:space="preserve"> PAGEREF _Toc229577968 \h </w:instrText>
             </w:r>
             <w:r>
               <w:rPr>
@@ -7033,7 +6941,7 @@
                 <w:noProof/>
                 <w:webHidden/>
               </w:rPr>
-              <w:t>37</w:t>
+              <w:t>36</w:t>
             </w:r>
             <w:r>
               <w:rPr>
@@ -7060,7 +6968,7 @@
               <w14:ligatures w14:val="standardContextual"/>
             </w:rPr>
           </w:pPr>
-          <w:hyperlink w:anchor="_Toc229475838" w:history="1">
+          <w:hyperlink w:anchor="_Toc229577969" w:history="1">
             <w:r>
               <w:rPr>
                 <w:rStyle w:val="aff4"/>
@@ -7104,7 +7012,7 @@
                 <w:noProof/>
                 <w:webHidden/>
               </w:rPr>
-              <w:instrText xml:space="preserve"> PAGEREF _Toc229475838 \h </w:instrText>
+              <w:instrText xml:space="preserve"> PAGEREF _Toc229577969 \h </w:instrText>
             </w:r>
             <w:r>
               <w:rPr>
@@ -7124,7 +7032,7 @@
                 <w:noProof/>
                 <w:webHidden/>
               </w:rPr>
-              <w:t>39</w:t>
+              <w:t>38</w:t>
             </w:r>
             <w:r>
               <w:rPr>
@@ -7148,7 +7056,7 @@
               <w14:ligatures w14:val="standardContextual"/>
             </w:rPr>
           </w:pPr>
-          <w:hyperlink w:anchor="_Toc229475839" w:history="1">
+          <w:hyperlink w:anchor="_Toc229577970" w:history="1">
             <w:r>
               <w:rPr>
                 <w:rStyle w:val="aff4"/>
@@ -7194,7 +7102,7 @@
                 <w:noProof/>
                 <w:webHidden/>
               </w:rPr>
-              <w:instrText xml:space="preserve"> PAGEREF _Toc229475839 \h </w:instrText>
+              <w:instrText xml:space="preserve"> PAGEREF _Toc229577970 \h </w:instrText>
             </w:r>
             <w:r>
               <w:rPr>
@@ -7214,7 +7122,7 @@
                 <w:noProof/>
                 <w:webHidden/>
               </w:rPr>
-              <w:t>40</w:t>
+              <w:t>39</w:t>
             </w:r>
             <w:r>
               <w:rPr>
@@ -7241,7 +7149,7 @@
               <w14:ligatures w14:val="standardContextual"/>
             </w:rPr>
           </w:pPr>
-          <w:hyperlink w:anchor="_Toc229475840" w:history="1">
+          <w:hyperlink w:anchor="_Toc229577971" w:history="1">
             <w:r>
               <w:rPr>
                 <w:rStyle w:val="aff4"/>
@@ -7285,7 +7193,7 @@
                 <w:noProof/>
                 <w:webHidden/>
               </w:rPr>
-              <w:instrText xml:space="preserve"> PAGEREF _Toc229475840 \h </w:instrText>
+              <w:instrText xml:space="preserve"> PAGEREF _Toc229577971 \h </w:instrText>
             </w:r>
             <w:r>
               <w:rPr>
@@ -7305,7 +7213,7 @@
                 <w:noProof/>
                 <w:webHidden/>
               </w:rPr>
-              <w:t>40</w:t>
+              <w:t>39</w:t>
             </w:r>
             <w:r>
               <w:rPr>
@@ -7333,7 +7241,7 @@
               <w14:ligatures w14:val="standardContextual"/>
             </w:rPr>
           </w:pPr>
-          <w:hyperlink w:anchor="_Toc229475841" w:history="1">
+          <w:hyperlink w:anchor="_Toc229577972" w:history="1">
             <w:r>
               <w:rPr>
                 <w:rStyle w:val="aff4"/>
@@ -7378,7 +7286,7 @@
                 <w:noProof/>
                 <w:webHidden/>
               </w:rPr>
-              <w:instrText xml:space="preserve"> PAGEREF _Toc229475841 \h </w:instrText>
+              <w:instrText xml:space="preserve"> PAGEREF _Toc229577972 \h </w:instrText>
             </w:r>
             <w:r>
               <w:rPr>
@@ -7398,7 +7306,7 @@
                 <w:noProof/>
                 <w:webHidden/>
               </w:rPr>
-              <w:t>40</w:t>
+              <w:t>39</w:t>
             </w:r>
             <w:r>
               <w:rPr>
@@ -7426,7 +7334,7 @@
               <w14:ligatures w14:val="standardContextual"/>
             </w:rPr>
           </w:pPr>
-          <w:hyperlink w:anchor="_Toc229475842" w:history="1">
+          <w:hyperlink w:anchor="_Toc229577973" w:history="1">
             <w:r>
               <w:rPr>
                 <w:rStyle w:val="aff4"/>
@@ -7471,7 +7379,7 @@
                 <w:noProof/>
                 <w:webHidden/>
               </w:rPr>
-              <w:instrText xml:space="preserve"> PAGEREF _Toc229475842 \h </w:instrText>
+              <w:instrText xml:space="preserve"> PAGEREF _Toc229577973 \h </w:instrText>
             </w:r>
             <w:r>
               <w:rPr>
@@ -7491,7 +7399,7 @@
                 <w:noProof/>
                 <w:webHidden/>
               </w:rPr>
-              <w:t>41</w:t>
+              <w:t>40</w:t>
             </w:r>
             <w:r>
               <w:rPr>
@@ -7519,7 +7427,7 @@
               <w14:ligatures w14:val="standardContextual"/>
             </w:rPr>
           </w:pPr>
-          <w:hyperlink w:anchor="_Toc229475843" w:history="1">
+          <w:hyperlink w:anchor="_Toc229577974" w:history="1">
             <w:r>
               <w:rPr>
                 <w:rStyle w:val="aff4"/>
@@ -7564,7 +7472,7 @@
                 <w:noProof/>
                 <w:webHidden/>
               </w:rPr>
-              <w:instrText xml:space="preserve"> PAGEREF _Toc229475843 \h </w:instrText>
+              <w:instrText xml:space="preserve"> PAGEREF _Toc229577974 \h </w:instrText>
             </w:r>
             <w:r>
               <w:rPr>
@@ -7584,7 +7492,7 @@
                 <w:noProof/>
                 <w:webHidden/>
               </w:rPr>
-              <w:t>41</w:t>
+              <w:t>40</w:t>
             </w:r>
             <w:r>
               <w:rPr>
@@ -7612,7 +7520,7 @@
               <w14:ligatures w14:val="standardContextual"/>
             </w:rPr>
           </w:pPr>
-          <w:hyperlink w:anchor="_Toc229475844" w:history="1">
+          <w:hyperlink w:anchor="_Toc229577975" w:history="1">
             <w:r>
               <w:rPr>
                 <w:rStyle w:val="aff4"/>
@@ -7657,7 +7565,7 @@
                 <w:noProof/>
                 <w:webHidden/>
               </w:rPr>
-              <w:instrText xml:space="preserve"> PAGEREF _Toc229475844 \h </w:instrText>
+              <w:instrText xml:space="preserve"> PAGEREF _Toc229577975 \h </w:instrText>
             </w:r>
             <w:r>
               <w:rPr>
@@ -7677,287 +7585,7 @@
                 <w:noProof/>
                 <w:webHidden/>
               </w:rPr>
-              <w:t>42</w:t>
-            </w:r>
-            <w:r>
-              <w:rPr>
-                <w:noProof/>
-                <w:webHidden/>
-              </w:rPr>
-              <w:fldChar w:fldCharType="end"/>
-            </w:r>
-          </w:hyperlink>
-        </w:p>
-        <w:p>
-          <w:pPr>
-            <w:pStyle w:val="TOC2"/>
-            <w:tabs>
-              <w:tab w:val="left" w:pos="1470"/>
-              <w:tab w:val="right" w:leader="middleDot" w:pos="8607"/>
-            </w:tabs>
-            <w:ind w:firstLine="480"/>
-            <w:rPr>
-              <w:rFonts w:asciiTheme="minorHAnsi" w:eastAsiaTheme="minorEastAsia" w:hAnsiTheme="minorHAnsi" w:cstheme="minorBidi"/>
-              <w:noProof/>
-              <w:kern w:val="2"/>
-              <w:sz w:val="22"/>
-              <w14:ligatures w14:val="standardContextual"/>
-            </w:rPr>
-          </w:pPr>
-          <w:hyperlink w:anchor="_Toc229475845" w:history="1">
-            <w:r>
-              <w:rPr>
-                <w:rStyle w:val="aff4"/>
-                <w:noProof/>
-              </w:rPr>
-              <w:t>5.2.</w:t>
-            </w:r>
-            <w:r>
-              <w:rPr>
-                <w:rFonts w:asciiTheme="minorHAnsi" w:eastAsiaTheme="minorEastAsia" w:hAnsiTheme="minorHAnsi" w:cstheme="minorBidi"/>
-                <w:noProof/>
-                <w:kern w:val="2"/>
-                <w:sz w:val="22"/>
-                <w14:ligatures w14:val="standardContextual"/>
-              </w:rPr>
-              <w:tab/>
-            </w:r>
-            <w:r>
-              <w:rPr>
-                <w:rStyle w:val="aff4"/>
-                <w:noProof/>
-              </w:rPr>
-              <w:t>图构建阶段成本分析</w:t>
-            </w:r>
-            <w:r>
-              <w:rPr>
-                <w:noProof/>
-                <w:webHidden/>
-              </w:rPr>
-              <w:tab/>
-            </w:r>
-            <w:r>
-              <w:rPr>
-                <w:noProof/>
-                <w:webHidden/>
-              </w:rPr>
-              <w:fldChar w:fldCharType="begin"/>
-            </w:r>
-            <w:r>
-              <w:rPr>
-                <w:noProof/>
-                <w:webHidden/>
-              </w:rPr>
-              <w:instrText xml:space="preserve"> PAGEREF _Toc229475845 \h </w:instrText>
-            </w:r>
-            <w:r>
-              <w:rPr>
-                <w:noProof/>
-                <w:webHidden/>
-              </w:rPr>
-            </w:r>
-            <w:r>
-              <w:rPr>
-                <w:noProof/>
-                <w:webHidden/>
-              </w:rPr>
-              <w:fldChar w:fldCharType="separate"/>
-            </w:r>
-            <w:r>
-              <w:rPr>
-                <w:noProof/>
-                <w:webHidden/>
-              </w:rPr>
-              <w:t>4</w:t>
-            </w:r>
-            <w:r>
-              <w:rPr>
-                <w:noProof/>
-                <w:webHidden/>
-              </w:rPr>
-              <w:t>3</w:t>
-            </w:r>
-            <w:r>
-              <w:rPr>
-                <w:noProof/>
-                <w:webHidden/>
-              </w:rPr>
-              <w:fldChar w:fldCharType="end"/>
-            </w:r>
-          </w:hyperlink>
-        </w:p>
-        <w:p>
-          <w:pPr>
-            <w:pStyle w:val="TOC2"/>
-            <w:tabs>
-              <w:tab w:val="left" w:pos="1470"/>
-              <w:tab w:val="right" w:leader="middleDot" w:pos="8607"/>
-            </w:tabs>
-            <w:ind w:firstLine="480"/>
-            <w:rPr>
-              <w:rFonts w:asciiTheme="minorHAnsi" w:eastAsiaTheme="minorEastAsia" w:hAnsiTheme="minorHAnsi" w:cstheme="minorBidi"/>
-              <w:noProof/>
-              <w:kern w:val="2"/>
-              <w:sz w:val="22"/>
-              <w14:ligatures w14:val="standardContextual"/>
-            </w:rPr>
-          </w:pPr>
-          <w:hyperlink w:anchor="_Toc229475846" w:history="1">
-            <w:r>
-              <w:rPr>
-                <w:rStyle w:val="aff4"/>
-                <w:noProof/>
-              </w:rPr>
-              <w:t>5.3.</w:t>
-            </w:r>
-            <w:r>
-              <w:rPr>
-                <w:rFonts w:asciiTheme="minorHAnsi" w:eastAsiaTheme="minorEastAsia" w:hAnsiTheme="minorHAnsi" w:cstheme="minorBidi"/>
-                <w:noProof/>
-                <w:kern w:val="2"/>
-                <w:sz w:val="22"/>
-                <w14:ligatures w14:val="standardContextual"/>
-              </w:rPr>
-              <w:tab/>
-            </w:r>
-            <w:r>
-              <w:rPr>
-                <w:rStyle w:val="aff4"/>
-                <w:noProof/>
-              </w:rPr>
-              <w:t>知识图谱结构质量分析</w:t>
-            </w:r>
-            <w:r>
-              <w:rPr>
-                <w:noProof/>
-                <w:webHidden/>
-              </w:rPr>
-              <w:tab/>
-            </w:r>
-            <w:r>
-              <w:rPr>
-                <w:noProof/>
-                <w:webHidden/>
-              </w:rPr>
-              <w:fldChar w:fldCharType="begin"/>
-            </w:r>
-            <w:r>
-              <w:rPr>
-                <w:noProof/>
-                <w:webHidden/>
-              </w:rPr>
-              <w:instrText xml:space="preserve"> PAGEREF _Toc229475846 \h </w:instrText>
-            </w:r>
-            <w:r>
-              <w:rPr>
-                <w:noProof/>
-                <w:webHidden/>
-              </w:rPr>
-            </w:r>
-            <w:r>
-              <w:rPr>
-                <w:noProof/>
-                <w:webHidden/>
-              </w:rPr>
-              <w:fldChar w:fldCharType="separate"/>
-            </w:r>
-            <w:r>
-              <w:rPr>
-                <w:noProof/>
-                <w:webHidden/>
-              </w:rPr>
-              <w:t>44</w:t>
-            </w:r>
-            <w:r>
-              <w:rPr>
-                <w:noProof/>
-                <w:webHidden/>
-              </w:rPr>
-              <w:fldChar w:fldCharType="end"/>
-            </w:r>
-          </w:hyperlink>
-        </w:p>
-        <w:p>
-          <w:pPr>
-            <w:pStyle w:val="TOC2"/>
-            <w:tabs>
-              <w:tab w:val="left" w:pos="1470"/>
-              <w:tab w:val="right" w:leader="middleDot" w:pos="8607"/>
-            </w:tabs>
-            <w:ind w:firstLine="480"/>
-            <w:rPr>
-              <w:rFonts w:asciiTheme="minorHAnsi" w:eastAsiaTheme="minorEastAsia" w:hAnsiTheme="minorHAnsi" w:cstheme="minorBidi"/>
-              <w:noProof/>
-              <w:kern w:val="2"/>
-              <w:sz w:val="22"/>
-              <w14:ligatures w14:val="standardContextual"/>
-            </w:rPr>
-          </w:pPr>
-          <w:hyperlink w:anchor="_Toc229475847" w:history="1">
-            <w:r>
-              <w:rPr>
-                <w:rStyle w:val="aff4"/>
-                <w:noProof/>
-              </w:rPr>
-              <w:t>5.4.</w:t>
-            </w:r>
-            <w:r>
-              <w:rPr>
-                <w:rFonts w:asciiTheme="minorHAnsi" w:eastAsiaTheme="minorEastAsia" w:hAnsiTheme="minorHAnsi" w:cstheme="minorBidi"/>
-                <w:noProof/>
-                <w:kern w:val="2"/>
-                <w:sz w:val="22"/>
-                <w14:ligatures w14:val="standardContextual"/>
-              </w:rPr>
-              <w:tab/>
-            </w:r>
-            <w:r>
-              <w:rPr>
-                <w:rStyle w:val="aff4"/>
-                <w:noProof/>
-              </w:rPr>
-              <w:t>系统检索能力对比</w:t>
-            </w:r>
-            <w:r>
-              <w:rPr>
-                <w:noProof/>
-                <w:webHidden/>
-              </w:rPr>
-              <w:tab/>
-            </w:r>
-            <w:r>
-              <w:rPr>
-                <w:noProof/>
-                <w:webHidden/>
-              </w:rPr>
-              <w:fldChar w:fldCharType="begin"/>
-            </w:r>
-            <w:r>
-              <w:rPr>
-                <w:noProof/>
-                <w:webHidden/>
-              </w:rPr>
-              <w:instrText xml:space="preserve"> PAGEREF _Toc229475847 \h </w:instrText>
-            </w:r>
-            <w:r>
-              <w:rPr>
-                <w:noProof/>
-                <w:webHidden/>
-              </w:rPr>
-            </w:r>
-            <w:r>
-              <w:rPr>
-                <w:noProof/>
-                <w:webHidden/>
-              </w:rPr>
-              <w:fldChar w:fldCharType="separate"/>
-            </w:r>
-            <w:r>
-              <w:rPr>
-                <w:noProof/>
-                <w:webHidden/>
-              </w:rPr>
-              <w:t>46</w:t>
+              <w:t>41</w:t>
             </w:r>
             <w:r>
               <w:rPr>
@@ -7985,13 +7613,13 @@
               <w14:ligatures w14:val="standardContextual"/>
             </w:rPr>
           </w:pPr>
-          <w:hyperlink w:anchor="_Toc229475848" w:history="1">
+          <w:hyperlink w:anchor="_Toc229577976" w:history="1">
             <w:r>
               <w:rPr>
                 <w:rStyle w:val="aff4"/>
                 <w:noProof/>
               </w:rPr>
-              <w:t>5.4.1.</w:t>
+              <w:t>5.1.5.</w:t>
             </w:r>
             <w:r>
               <w:rPr>
@@ -8009,7 +7637,7 @@
                 <w:rStyle w:val="aff4"/>
                 <w:noProof/>
               </w:rPr>
-              <w:t>文档级检索性能比较</w:t>
+              <w:t>评价指标体系与质量准则</w:t>
             </w:r>
             <w:r>
               <w:rPr>
@@ -8030,7 +7658,7 @@
                 <w:noProof/>
                 <w:webHidden/>
               </w:rPr>
-              <w:instrText xml:space="preserve"> PAGEREF _Toc229475848 \h </w:instrText>
+              <w:instrText xml:space="preserve"> PAGEREF _Toc229577976 \h </w:instrText>
             </w:r>
             <w:r>
               <w:rPr>
@@ -8050,7 +7678,7 @@
                 <w:noProof/>
                 <w:webHidden/>
               </w:rPr>
-              <w:t>46</w:t>
+              <w:t>42</w:t>
             </w:r>
             <w:r>
               <w:rPr>
@@ -8078,13 +7706,13 @@
               <w14:ligatures w14:val="standardContextual"/>
             </w:rPr>
           </w:pPr>
-          <w:hyperlink w:anchor="_Toc229475849" w:history="1">
+          <w:hyperlink w:anchor="_Toc229577977" w:history="1">
             <w:r>
               <w:rPr>
                 <w:rStyle w:val="aff4"/>
                 <w:noProof/>
               </w:rPr>
-              <w:t>5.4.2.</w:t>
+              <w:t>5.1.6.</w:t>
             </w:r>
             <w:r>
               <w:rPr>
@@ -8102,7 +7730,7 @@
                 <w:rStyle w:val="aff4"/>
                 <w:noProof/>
               </w:rPr>
-              <w:t>内容忠实度与准确性分析</w:t>
+              <w:t>对比基线设定</w:t>
             </w:r>
             <w:r>
               <w:rPr>
@@ -8123,7 +7751,7 @@
                 <w:noProof/>
                 <w:webHidden/>
               </w:rPr>
-              <w:instrText xml:space="preserve"> PAGEREF _Toc229475849 \h </w:instrText>
+              <w:instrText xml:space="preserve"> PAGEREF _Toc229577977 \h </w:instrText>
             </w:r>
             <w:r>
               <w:rPr>
@@ -8143,7 +7771,287 @@
                 <w:noProof/>
                 <w:webHidden/>
               </w:rPr>
-              <w:t>47</w:t>
+              <w:t>43</w:t>
+            </w:r>
+            <w:r>
+              <w:rPr>
+                <w:noProof/>
+                <w:webHidden/>
+              </w:rPr>
+              <w:fldChar w:fldCharType="end"/>
+            </w:r>
+          </w:hyperlink>
+        </w:p>
+        <w:p>
+          <w:pPr>
+            <w:pStyle w:val="TOC2"/>
+            <w:tabs>
+              <w:tab w:val="left" w:pos="1470"/>
+              <w:tab w:val="right" w:leader="middleDot" w:pos="8607"/>
+            </w:tabs>
+            <w:ind w:firstLine="480"/>
+            <w:rPr>
+              <w:rFonts w:asciiTheme="minorHAnsi" w:eastAsiaTheme="minorEastAsia" w:hAnsiTheme="minorHAnsi" w:cstheme="minorBidi"/>
+              <w:noProof/>
+              <w:kern w:val="2"/>
+              <w:sz w:val="22"/>
+              <w14:ligatures w14:val="standardContextual"/>
+            </w:rPr>
+          </w:pPr>
+          <w:hyperlink w:anchor="_Toc229577978" w:history="1">
+            <w:r>
+              <w:rPr>
+                <w:rStyle w:val="aff4"/>
+                <w:noProof/>
+              </w:rPr>
+              <w:t>5.2.</w:t>
+            </w:r>
+            <w:r>
+              <w:rPr>
+                <w:rFonts w:asciiTheme="minorHAnsi" w:eastAsiaTheme="minorEastAsia" w:hAnsiTheme="minorHAnsi" w:cstheme="minorBidi"/>
+                <w:noProof/>
+                <w:kern w:val="2"/>
+                <w:sz w:val="22"/>
+                <w14:ligatures w14:val="standardContextual"/>
+              </w:rPr>
+              <w:tab/>
+            </w:r>
+            <w:r>
+              <w:rPr>
+                <w:rStyle w:val="aff4"/>
+                <w:noProof/>
+              </w:rPr>
+              <w:t>图构建阶段成本分析</w:t>
+            </w:r>
+            <w:r>
+              <w:rPr>
+                <w:noProof/>
+                <w:webHidden/>
+              </w:rPr>
+              <w:tab/>
+            </w:r>
+            <w:r>
+              <w:rPr>
+                <w:noProof/>
+                <w:webHidden/>
+              </w:rPr>
+              <w:fldChar w:fldCharType="begin"/>
+            </w:r>
+            <w:r>
+              <w:rPr>
+                <w:noProof/>
+                <w:webHidden/>
+              </w:rPr>
+              <w:instrText xml:space="preserve"> PAGEREF _Toc229577978 \h </w:instrText>
+            </w:r>
+            <w:r>
+              <w:rPr>
+                <w:noProof/>
+                <w:webHidden/>
+              </w:rPr>
+            </w:r>
+            <w:r>
+              <w:rPr>
+                <w:noProof/>
+                <w:webHidden/>
+              </w:rPr>
+              <w:fldChar w:fldCharType="separate"/>
+            </w:r>
+            <w:r>
+              <w:rPr>
+                <w:noProof/>
+                <w:webHidden/>
+              </w:rPr>
+              <w:t>44</w:t>
+            </w:r>
+            <w:r>
+              <w:rPr>
+                <w:noProof/>
+                <w:webHidden/>
+              </w:rPr>
+              <w:fldChar w:fldCharType="end"/>
+            </w:r>
+          </w:hyperlink>
+        </w:p>
+        <w:p>
+          <w:pPr>
+            <w:pStyle w:val="TOC2"/>
+            <w:tabs>
+              <w:tab w:val="left" w:pos="1470"/>
+              <w:tab w:val="right" w:leader="middleDot" w:pos="8607"/>
+            </w:tabs>
+            <w:ind w:firstLine="480"/>
+            <w:rPr>
+              <w:rFonts w:asciiTheme="minorHAnsi" w:eastAsiaTheme="minorEastAsia" w:hAnsiTheme="minorHAnsi" w:cstheme="minorBidi"/>
+              <w:noProof/>
+              <w:kern w:val="2"/>
+              <w:sz w:val="22"/>
+              <w14:ligatures w14:val="standardContextual"/>
+            </w:rPr>
+          </w:pPr>
+          <w:hyperlink w:anchor="_Toc229577979" w:history="1">
+            <w:r>
+              <w:rPr>
+                <w:rStyle w:val="aff4"/>
+                <w:noProof/>
+              </w:rPr>
+              <w:t>5.3.</w:t>
+            </w:r>
+            <w:r>
+              <w:rPr>
+                <w:rFonts w:asciiTheme="minorHAnsi" w:eastAsiaTheme="minorEastAsia" w:hAnsiTheme="minorHAnsi" w:cstheme="minorBidi"/>
+                <w:noProof/>
+                <w:kern w:val="2"/>
+                <w:sz w:val="22"/>
+                <w14:ligatures w14:val="standardContextual"/>
+              </w:rPr>
+              <w:tab/>
+            </w:r>
+            <w:r>
+              <w:rPr>
+                <w:rStyle w:val="aff4"/>
+                <w:noProof/>
+              </w:rPr>
+              <w:t>知识图谱结构质量分析</w:t>
+            </w:r>
+            <w:r>
+              <w:rPr>
+                <w:noProof/>
+                <w:webHidden/>
+              </w:rPr>
+              <w:tab/>
+            </w:r>
+            <w:r>
+              <w:rPr>
+                <w:noProof/>
+                <w:webHidden/>
+              </w:rPr>
+              <w:fldChar w:fldCharType="begin"/>
+            </w:r>
+            <w:r>
+              <w:rPr>
+                <w:noProof/>
+                <w:webHidden/>
+              </w:rPr>
+              <w:instrText xml:space="preserve"> PAGEREF _Toc229577979 \h </w:instrText>
+            </w:r>
+            <w:r>
+              <w:rPr>
+                <w:noProof/>
+                <w:webHidden/>
+              </w:rPr>
+            </w:r>
+            <w:r>
+              <w:rPr>
+                <w:noProof/>
+                <w:webHidden/>
+              </w:rPr>
+              <w:fldChar w:fldCharType="separate"/>
+            </w:r>
+            <w:r>
+              <w:rPr>
+                <w:noProof/>
+                <w:webHidden/>
+              </w:rPr>
+              <w:t>45</w:t>
+            </w:r>
+            <w:r>
+              <w:rPr>
+                <w:noProof/>
+                <w:webHidden/>
+              </w:rPr>
+              <w:fldChar w:fldCharType="end"/>
+            </w:r>
+          </w:hyperlink>
+        </w:p>
+        <w:p>
+          <w:pPr>
+            <w:pStyle w:val="TOC2"/>
+            <w:tabs>
+              <w:tab w:val="left" w:pos="1470"/>
+              <w:tab w:val="right" w:leader="middleDot" w:pos="8607"/>
+            </w:tabs>
+            <w:ind w:firstLine="480"/>
+            <w:rPr>
+              <w:rFonts w:asciiTheme="minorHAnsi" w:eastAsiaTheme="minorEastAsia" w:hAnsiTheme="minorHAnsi" w:cstheme="minorBidi"/>
+              <w:noProof/>
+              <w:kern w:val="2"/>
+              <w:sz w:val="22"/>
+              <w14:ligatures w14:val="standardContextual"/>
+            </w:rPr>
+          </w:pPr>
+          <w:hyperlink w:anchor="_Toc229577980" w:history="1">
+            <w:r>
+              <w:rPr>
+                <w:rStyle w:val="aff4"/>
+                <w:noProof/>
+              </w:rPr>
+              <w:t>5.4.</w:t>
+            </w:r>
+            <w:r>
+              <w:rPr>
+                <w:rFonts w:asciiTheme="minorHAnsi" w:eastAsiaTheme="minorEastAsia" w:hAnsiTheme="minorHAnsi" w:cstheme="minorBidi"/>
+                <w:noProof/>
+                <w:kern w:val="2"/>
+                <w:sz w:val="22"/>
+                <w14:ligatures w14:val="standardContextual"/>
+              </w:rPr>
+              <w:tab/>
+            </w:r>
+            <w:r>
+              <w:rPr>
+                <w:rStyle w:val="aff4"/>
+                <w:noProof/>
+              </w:rPr>
+              <w:t>系统检索能力对比</w:t>
+            </w:r>
+            <w:r>
+              <w:rPr>
+                <w:noProof/>
+                <w:webHidden/>
+              </w:rPr>
+              <w:tab/>
+            </w:r>
+            <w:r>
+              <w:rPr>
+                <w:noProof/>
+                <w:webHidden/>
+              </w:rPr>
+              <w:fldChar w:fldCharType="begin"/>
+            </w:r>
+            <w:r>
+              <w:rPr>
+                <w:noProof/>
+                <w:webHidden/>
+              </w:rPr>
+              <w:instrText xml:space="preserve"> PAGEREF _Toc229577980 \h </w:instrText>
+            </w:r>
+            <w:r>
+              <w:rPr>
+                <w:noProof/>
+                <w:webHidden/>
+              </w:rPr>
+            </w:r>
+            <w:r>
+              <w:rPr>
+                <w:noProof/>
+                <w:webHidden/>
+              </w:rPr>
+              <w:fldChar w:fldCharType="separate"/>
+            </w:r>
+            <w:r>
+              <w:rPr>
+                <w:noProof/>
+                <w:webHidden/>
+              </w:rPr>
+              <w:t>4</w:t>
+            </w:r>
+            <w:r>
+              <w:rPr>
+                <w:noProof/>
+                <w:webHidden/>
+              </w:rPr>
+              <w:t>6</w:t>
             </w:r>
             <w:r>
               <w:rPr>
@@ -8171,13 +8079,13 @@
               <w14:ligatures w14:val="standardContextual"/>
             </w:rPr>
           </w:pPr>
-          <w:hyperlink w:anchor="_Toc229475850" w:history="1">
+          <w:hyperlink w:anchor="_Toc229577981" w:history="1">
             <w:r>
               <w:rPr>
                 <w:rStyle w:val="aff4"/>
                 <w:noProof/>
               </w:rPr>
-              <w:t>5.4.3.</w:t>
+              <w:t>5.4.1.</w:t>
             </w:r>
             <w:r>
               <w:rPr>
@@ -8195,7 +8103,7 @@
                 <w:rStyle w:val="aff4"/>
                 <w:noProof/>
               </w:rPr>
-              <w:t>回答相关性与语义表达一致性</w:t>
+              <w:t>文档级检索性能比较</w:t>
             </w:r>
             <w:r>
               <w:rPr>
@@ -8216,7 +8124,7 @@
                 <w:noProof/>
                 <w:webHidden/>
               </w:rPr>
-              <w:instrText xml:space="preserve"> PAGEREF _Toc229475850 \h </w:instrText>
+              <w:instrText xml:space="preserve"> PAGEREF _Toc229577981 \h </w:instrText>
             </w:r>
             <w:r>
               <w:rPr>
@@ -8236,7 +8144,7 @@
                 <w:noProof/>
                 <w:webHidden/>
               </w:rPr>
-              <w:t>48</w:t>
+              <w:t>47</w:t>
             </w:r>
             <w:r>
               <w:rPr>
@@ -8264,13 +8172,13 @@
               <w14:ligatures w14:val="standardContextual"/>
             </w:rPr>
           </w:pPr>
-          <w:hyperlink w:anchor="_Toc229475851" w:history="1">
+          <w:hyperlink w:anchor="_Toc229577982" w:history="1">
             <w:r>
               <w:rPr>
                 <w:rStyle w:val="aff4"/>
                 <w:noProof/>
               </w:rPr>
-              <w:t>5.4.4.</w:t>
+              <w:t>5.4.2.</w:t>
             </w:r>
             <w:r>
               <w:rPr>
@@ -8288,7 +8196,7 @@
                 <w:rStyle w:val="aff4"/>
                 <w:noProof/>
               </w:rPr>
-              <w:t>综合评价与场景适应性总结</w:t>
+              <w:t>内容忠实度与准确性分析</w:t>
             </w:r>
             <w:r>
               <w:rPr>
@@ -8309,7 +8217,7 @@
                 <w:noProof/>
                 <w:webHidden/>
               </w:rPr>
-              <w:instrText xml:space="preserve"> PAGEREF _Toc229475851 \h </w:instrText>
+              <w:instrText xml:space="preserve"> PAGEREF _Toc229577982 \h </w:instrText>
             </w:r>
             <w:r>
               <w:rPr>
@@ -8329,98 +8237,7 @@
                 <w:noProof/>
                 <w:webHidden/>
               </w:rPr>
-              <w:t>49</w:t>
-            </w:r>
-            <w:r>
-              <w:rPr>
-                <w:noProof/>
-                <w:webHidden/>
-              </w:rPr>
-              <w:fldChar w:fldCharType="end"/>
-            </w:r>
-          </w:hyperlink>
-        </w:p>
-        <w:p>
-          <w:pPr>
-            <w:pStyle w:val="TOC2"/>
-            <w:tabs>
-              <w:tab w:val="left" w:pos="1470"/>
-              <w:tab w:val="right" w:leader="middleDot" w:pos="8607"/>
-            </w:tabs>
-            <w:ind w:firstLine="480"/>
-            <w:rPr>
-              <w:rFonts w:asciiTheme="minorHAnsi" w:eastAsiaTheme="minorEastAsia" w:hAnsiTheme="minorHAnsi" w:cstheme="minorBidi"/>
-              <w:noProof/>
-              <w:kern w:val="2"/>
-              <w:sz w:val="22"/>
-              <w14:ligatures w14:val="standardContextual"/>
-            </w:rPr>
-          </w:pPr>
-          <w:hyperlink w:anchor="_Toc229475852" w:history="1">
-            <w:r>
-              <w:rPr>
-                <w:rStyle w:val="aff4"/>
-                <w:noProof/>
-              </w:rPr>
-              <w:t>5.5.</w:t>
-            </w:r>
-            <w:r>
-              <w:rPr>
-                <w:rFonts w:asciiTheme="minorHAnsi" w:eastAsiaTheme="minorEastAsia" w:hAnsiTheme="minorHAnsi" w:cstheme="minorBidi"/>
-                <w:noProof/>
-                <w:kern w:val="2"/>
-                <w:sz w:val="22"/>
-                <w14:ligatures w14:val="standardContextual"/>
-              </w:rPr>
-              <w:tab/>
-            </w:r>
-            <w:r>
-              <w:rPr>
-                <w:rStyle w:val="aff4"/>
-                <w:noProof/>
-              </w:rPr>
-              <w:t>基于真实业务场景的案例分析</w:t>
-            </w:r>
-            <w:r>
-              <w:rPr>
-                <w:noProof/>
-                <w:webHidden/>
-              </w:rPr>
-              <w:tab/>
-            </w:r>
-            <w:r>
-              <w:rPr>
-                <w:noProof/>
-                <w:webHidden/>
-              </w:rPr>
-              <w:fldChar w:fldCharType="begin"/>
-            </w:r>
-            <w:r>
-              <w:rPr>
-                <w:noProof/>
-                <w:webHidden/>
-              </w:rPr>
-              <w:instrText xml:space="preserve"> PAGEREF _Toc229475852 \h </w:instrText>
-            </w:r>
-            <w:r>
-              <w:rPr>
-                <w:noProof/>
-                <w:webHidden/>
-              </w:rPr>
-            </w:r>
-            <w:r>
-              <w:rPr>
-                <w:noProof/>
-                <w:webHidden/>
-              </w:rPr>
-              <w:fldChar w:fldCharType="separate"/>
-            </w:r>
-            <w:r>
-              <w:rPr>
-                <w:noProof/>
-                <w:webHidden/>
-              </w:rPr>
-              <w:t>51</w:t>
+              <w:t>48</w:t>
             </w:r>
             <w:r>
               <w:rPr>
@@ -8448,13 +8265,13 @@
               <w14:ligatures w14:val="standardContextual"/>
             </w:rPr>
           </w:pPr>
-          <w:hyperlink w:anchor="_Toc229475853" w:history="1">
+          <w:hyperlink w:anchor="_Toc229577983" w:history="1">
             <w:r>
               <w:rPr>
                 <w:rStyle w:val="aff4"/>
                 <w:noProof/>
               </w:rPr>
-              <w:t>5.5.1.</w:t>
+              <w:t>5.4.3.</w:t>
             </w:r>
             <w:r>
               <w:rPr>
@@ -8472,7 +8289,7 @@
                 <w:rStyle w:val="aff4"/>
                 <w:noProof/>
               </w:rPr>
-              <w:t>评价机制设计同多元画像体系构建</w:t>
+              <w:t>回答相关性与语义表达一致性</w:t>
             </w:r>
             <w:r>
               <w:rPr>
@@ -8493,7 +8310,7 @@
                 <w:noProof/>
                 <w:webHidden/>
               </w:rPr>
-              <w:instrText xml:space="preserve"> PAGEREF _Toc229475853 \h </w:instrText>
+              <w:instrText xml:space="preserve"> PAGEREF _Toc229577983 \h </w:instrText>
             </w:r>
             <w:r>
               <w:rPr>
@@ -8513,7 +8330,7 @@
                 <w:noProof/>
                 <w:webHidden/>
               </w:rPr>
-              <w:t>51</w:t>
+              <w:t>49</w:t>
             </w:r>
             <w:r>
               <w:rPr>
@@ -8541,13 +8358,13 @@
               <w14:ligatures w14:val="standardContextual"/>
             </w:rPr>
           </w:pPr>
-          <w:hyperlink w:anchor="_Toc229475854" w:history="1">
+          <w:hyperlink w:anchor="_Toc229577984" w:history="1">
             <w:r>
               <w:rPr>
                 <w:rStyle w:val="aff4"/>
                 <w:noProof/>
               </w:rPr>
-              <w:t>5.5.2.</w:t>
+              <w:t>5.4.4.</w:t>
             </w:r>
             <w:r>
               <w:rPr>
@@ -8565,7 +8382,7 @@
                 <w:rStyle w:val="aff4"/>
                 <w:noProof/>
               </w:rPr>
-              <w:t>单条款业务问题</w:t>
+              <w:t>综合评价与场景适应性总结</w:t>
             </w:r>
             <w:r>
               <w:rPr>
@@ -8586,7 +8403,98 @@
                 <w:noProof/>
                 <w:webHidden/>
               </w:rPr>
-              <w:instrText xml:space="preserve"> PAGEREF _Toc229475854 \h </w:instrText>
+              <w:instrText xml:space="preserve"> PAGEREF _Toc229577984 \h </w:instrText>
+            </w:r>
+            <w:r>
+              <w:rPr>
+                <w:noProof/>
+                <w:webHidden/>
+              </w:rPr>
+            </w:r>
+            <w:r>
+              <w:rPr>
+                <w:noProof/>
+                <w:webHidden/>
+              </w:rPr>
+              <w:fldChar w:fldCharType="separate"/>
+            </w:r>
+            <w:r>
+              <w:rPr>
+                <w:noProof/>
+                <w:webHidden/>
+              </w:rPr>
+              <w:t>50</w:t>
+            </w:r>
+            <w:r>
+              <w:rPr>
+                <w:noProof/>
+                <w:webHidden/>
+              </w:rPr>
+              <w:fldChar w:fldCharType="end"/>
+            </w:r>
+          </w:hyperlink>
+        </w:p>
+        <w:p>
+          <w:pPr>
+            <w:pStyle w:val="TOC2"/>
+            <w:tabs>
+              <w:tab w:val="left" w:pos="1470"/>
+              <w:tab w:val="right" w:leader="middleDot" w:pos="8607"/>
+            </w:tabs>
+            <w:ind w:firstLine="480"/>
+            <w:rPr>
+              <w:rFonts w:asciiTheme="minorHAnsi" w:eastAsiaTheme="minorEastAsia" w:hAnsiTheme="minorHAnsi" w:cstheme="minorBidi"/>
+              <w:noProof/>
+              <w:kern w:val="2"/>
+              <w:sz w:val="22"/>
+              <w14:ligatures w14:val="standardContextual"/>
+            </w:rPr>
+          </w:pPr>
+          <w:hyperlink w:anchor="_Toc229577985" w:history="1">
+            <w:r>
+              <w:rPr>
+                <w:rStyle w:val="aff4"/>
+                <w:noProof/>
+              </w:rPr>
+              <w:t>5.5.</w:t>
+            </w:r>
+            <w:r>
+              <w:rPr>
+                <w:rFonts w:asciiTheme="minorHAnsi" w:eastAsiaTheme="minorEastAsia" w:hAnsiTheme="minorHAnsi" w:cstheme="minorBidi"/>
+                <w:noProof/>
+                <w:kern w:val="2"/>
+                <w:sz w:val="22"/>
+                <w14:ligatures w14:val="standardContextual"/>
+              </w:rPr>
+              <w:tab/>
+            </w:r>
+            <w:r>
+              <w:rPr>
+                <w:rStyle w:val="aff4"/>
+                <w:noProof/>
+              </w:rPr>
+              <w:t>基于真实业务场景的案例分析</w:t>
+            </w:r>
+            <w:r>
+              <w:rPr>
+                <w:noProof/>
+                <w:webHidden/>
+              </w:rPr>
+              <w:tab/>
+            </w:r>
+            <w:r>
+              <w:rPr>
+                <w:noProof/>
+                <w:webHidden/>
+              </w:rPr>
+              <w:fldChar w:fldCharType="begin"/>
+            </w:r>
+            <w:r>
+              <w:rPr>
+                <w:noProof/>
+                <w:webHidden/>
+              </w:rPr>
+              <w:instrText xml:space="preserve"> PAGEREF _Toc229577985 \h </w:instrText>
             </w:r>
             <w:r>
               <w:rPr>
@@ -8634,13 +8542,13 @@
               <w14:ligatures w14:val="standardContextual"/>
             </w:rPr>
           </w:pPr>
-          <w:hyperlink w:anchor="_Toc229475855" w:history="1">
+          <w:hyperlink w:anchor="_Toc229577986" w:history="1">
             <w:r>
               <w:rPr>
                 <w:rStyle w:val="aff4"/>
                 <w:noProof/>
               </w:rPr>
-              <w:t>5.5.3.</w:t>
+              <w:t>5.5.1.</w:t>
             </w:r>
             <w:r>
               <w:rPr>
@@ -8658,7 +8566,7 @@
                 <w:rStyle w:val="aff4"/>
                 <w:noProof/>
               </w:rPr>
-              <w:t>条款解释型问题</w:t>
+              <w:t>评价机制设计同多元画像体系构建</w:t>
             </w:r>
             <w:r>
               <w:rPr>
@@ -8679,7 +8587,7 @@
                 <w:noProof/>
                 <w:webHidden/>
               </w:rPr>
-              <w:instrText xml:space="preserve"> PAGEREF _Toc229475855 \h </w:instrText>
+              <w:instrText xml:space="preserve"> PAGEREF _Toc229577986 \h </w:instrText>
             </w:r>
             <w:r>
               <w:rPr>
@@ -8699,7 +8607,7 @@
                 <w:noProof/>
                 <w:webHidden/>
               </w:rPr>
-              <w:t>54</w:t>
+              <w:t>52</w:t>
             </w:r>
             <w:r>
               <w:rPr>
@@ -8727,13 +8635,13 @@
               <w14:ligatures w14:val="standardContextual"/>
             </w:rPr>
           </w:pPr>
-          <w:hyperlink w:anchor="_Toc229475856" w:history="1">
+          <w:hyperlink w:anchor="_Toc229577987" w:history="1">
             <w:r>
               <w:rPr>
                 <w:rStyle w:val="aff4"/>
                 <w:noProof/>
               </w:rPr>
-              <w:t>5.5.4.</w:t>
+              <w:t>5.5.2.</w:t>
             </w:r>
             <w:r>
               <w:rPr>
@@ -8751,7 +8659,7 @@
                 <w:rStyle w:val="aff4"/>
                 <w:noProof/>
               </w:rPr>
-              <w:t>多条款联动问题</w:t>
+              <w:t>单条款业务问题</w:t>
             </w:r>
             <w:r>
               <w:rPr>
@@ -8772,7 +8680,7 @@
                 <w:noProof/>
                 <w:webHidden/>
               </w:rPr>
-              <w:instrText xml:space="preserve"> PAGEREF _Toc229475856 \h </w:instrText>
+              <w:instrText xml:space="preserve"> PAGEREF _Toc229577987 \h </w:instrText>
             </w:r>
             <w:r>
               <w:rPr>
@@ -8792,7 +8700,7 @@
                 <w:noProof/>
                 <w:webHidden/>
               </w:rPr>
-              <w:t>56</w:t>
+              <w:t>53</w:t>
             </w:r>
             <w:r>
               <w:rPr>
@@ -8820,13 +8728,13 @@
               <w14:ligatures w14:val="standardContextual"/>
             </w:rPr>
           </w:pPr>
-          <w:hyperlink w:anchor="_Toc229475857" w:history="1">
+          <w:hyperlink w:anchor="_Toc229577988" w:history="1">
             <w:r>
               <w:rPr>
                 <w:rStyle w:val="aff4"/>
                 <w:noProof/>
               </w:rPr>
-              <w:t>5.5.5.</w:t>
+              <w:t>5.5.3.</w:t>
             </w:r>
             <w:r>
               <w:rPr>
@@ -8844,6 +8752,192 @@
                 <w:rStyle w:val="aff4"/>
                 <w:noProof/>
               </w:rPr>
+              <w:t>条款解释型问题</w:t>
+            </w:r>
+            <w:r>
+              <w:rPr>
+                <w:noProof/>
+                <w:webHidden/>
+              </w:rPr>
+              <w:tab/>
+            </w:r>
+            <w:r>
+              <w:rPr>
+                <w:noProof/>
+                <w:webHidden/>
+              </w:rPr>
+              <w:fldChar w:fldCharType="begin"/>
+            </w:r>
+            <w:r>
+              <w:rPr>
+                <w:noProof/>
+                <w:webHidden/>
+              </w:rPr>
+              <w:instrText xml:space="preserve"> PAGEREF _Toc229577988 \h </w:instrText>
+            </w:r>
+            <w:r>
+              <w:rPr>
+                <w:noProof/>
+                <w:webHidden/>
+              </w:rPr>
+            </w:r>
+            <w:r>
+              <w:rPr>
+                <w:noProof/>
+                <w:webHidden/>
+              </w:rPr>
+              <w:fldChar w:fldCharType="separate"/>
+            </w:r>
+            <w:r>
+              <w:rPr>
+                <w:noProof/>
+                <w:webHidden/>
+              </w:rPr>
+              <w:t>54</w:t>
+            </w:r>
+            <w:r>
+              <w:rPr>
+                <w:noProof/>
+                <w:webHidden/>
+              </w:rPr>
+              <w:fldChar w:fldCharType="end"/>
+            </w:r>
+          </w:hyperlink>
+        </w:p>
+        <w:p>
+          <w:pPr>
+            <w:pStyle w:val="TOC3"/>
+            <w:tabs>
+              <w:tab w:val="left" w:pos="1680"/>
+              <w:tab w:val="right" w:leader="middleDot" w:pos="8607"/>
+            </w:tabs>
+            <w:ind w:firstLine="480"/>
+            <w:rPr>
+              <w:rFonts w:asciiTheme="minorHAnsi" w:eastAsiaTheme="minorEastAsia" w:hAnsiTheme="minorHAnsi" w:cstheme="minorBidi"/>
+              <w:iCs w:val="0"/>
+              <w:noProof/>
+              <w:kern w:val="2"/>
+              <w:sz w:val="22"/>
+              <w14:ligatures w14:val="standardContextual"/>
+            </w:rPr>
+          </w:pPr>
+          <w:hyperlink w:anchor="_Toc229577989" w:history="1">
+            <w:r>
+              <w:rPr>
+                <w:rStyle w:val="aff4"/>
+                <w:noProof/>
+              </w:rPr>
+              <w:t>5.5.4.</w:t>
+            </w:r>
+            <w:r>
+              <w:rPr>
+                <w:rFonts w:asciiTheme="minorHAnsi" w:eastAsiaTheme="minorEastAsia" w:hAnsiTheme="minorHAnsi" w:cstheme="minorBidi"/>
+                <w:iCs w:val="0"/>
+                <w:noProof/>
+                <w:kern w:val="2"/>
+                <w:sz w:val="22"/>
+                <w14:ligatures w14:val="standardContextual"/>
+              </w:rPr>
+              <w:tab/>
+            </w:r>
+            <w:r>
+              <w:rPr>
+                <w:rStyle w:val="aff4"/>
+                <w:noProof/>
+              </w:rPr>
+              <w:t>多条款联动问题</w:t>
+            </w:r>
+            <w:r>
+              <w:rPr>
+                <w:noProof/>
+                <w:webHidden/>
+              </w:rPr>
+              <w:tab/>
+            </w:r>
+            <w:r>
+              <w:rPr>
+                <w:noProof/>
+                <w:webHidden/>
+              </w:rPr>
+              <w:fldChar w:fldCharType="begin"/>
+            </w:r>
+            <w:r>
+              <w:rPr>
+                <w:noProof/>
+                <w:webHidden/>
+              </w:rPr>
+              <w:instrText xml:space="preserve"> PAGEREF _Toc229577989 \h </w:instrText>
+            </w:r>
+            <w:r>
+              <w:rPr>
+                <w:noProof/>
+                <w:webHidden/>
+              </w:rPr>
+            </w:r>
+            <w:r>
+              <w:rPr>
+                <w:noProof/>
+                <w:webHidden/>
+              </w:rPr>
+              <w:fldChar w:fldCharType="separate"/>
+            </w:r>
+            <w:r>
+              <w:rPr>
+                <w:noProof/>
+                <w:webHidden/>
+              </w:rPr>
+              <w:t>56</w:t>
+            </w:r>
+            <w:r>
+              <w:rPr>
+                <w:noProof/>
+                <w:webHidden/>
+              </w:rPr>
+              <w:fldChar w:fldCharType="end"/>
+            </w:r>
+          </w:hyperlink>
+        </w:p>
+        <w:p>
+          <w:pPr>
+            <w:pStyle w:val="TOC3"/>
+            <w:tabs>
+              <w:tab w:val="left" w:pos="1680"/>
+              <w:tab w:val="right" w:leader="middleDot" w:pos="8607"/>
+            </w:tabs>
+            <w:ind w:firstLine="480"/>
+            <w:rPr>
+              <w:rFonts w:asciiTheme="minorHAnsi" w:eastAsiaTheme="minorEastAsia" w:hAnsiTheme="minorHAnsi" w:cstheme="minorBidi"/>
+              <w:iCs w:val="0"/>
+              <w:noProof/>
+              <w:kern w:val="2"/>
+              <w:sz w:val="22"/>
+              <w14:ligatures w14:val="standardContextual"/>
+            </w:rPr>
+          </w:pPr>
+          <w:hyperlink w:anchor="_Toc229577990" w:history="1">
+            <w:r>
+              <w:rPr>
+                <w:rStyle w:val="aff4"/>
+                <w:noProof/>
+              </w:rPr>
+              <w:t>5.5.5.</w:t>
+            </w:r>
+            <w:r>
+              <w:rPr>
+                <w:rFonts w:asciiTheme="minorHAnsi" w:eastAsiaTheme="minorEastAsia" w:hAnsiTheme="minorHAnsi" w:cstheme="minorBidi"/>
+                <w:iCs w:val="0"/>
+                <w:noProof/>
+                <w:kern w:val="2"/>
+                <w:sz w:val="22"/>
+                <w14:ligatures w14:val="standardContextual"/>
+              </w:rPr>
+              <w:tab/>
+            </w:r>
+            <w:r>
+              <w:rPr>
+                <w:rStyle w:val="aff4"/>
+                <w:noProof/>
+              </w:rPr>
               <w:t>合同风险审查</w:t>
             </w:r>
             <w:r>
@@ -8865,7 +8959,7 @@
                 <w:noProof/>
                 <w:webHidden/>
               </w:rPr>
-              <w:instrText xml:space="preserve"> PAGEREF _Toc229475857 \h </w:instrText>
+              <w:instrText xml:space="preserve"> PAGEREF _Toc229577990 \h </w:instrText>
             </w:r>
             <w:r>
               <w:rPr>
@@ -8912,7 +9006,7 @@
               <w14:ligatures w14:val="standardContextual"/>
             </w:rPr>
           </w:pPr>
-          <w:hyperlink w:anchor="_Toc229475858" w:history="1">
+          <w:hyperlink w:anchor="_Toc229577991" w:history="1">
             <w:r>
               <w:rPr>
                 <w:rStyle w:val="aff4"/>
@@ -8956,7 +9050,7 @@
                 <w:noProof/>
                 <w:webHidden/>
               </w:rPr>
-              <w:instrText xml:space="preserve"> PAGEREF _Toc229475858 \h </w:instrText>
+              <w:instrText xml:space="preserve"> PAGEREF _Toc229577991 \h </w:instrText>
             </w:r>
             <w:r>
               <w:rPr>
@@ -8976,7 +9070,7 @@
                 <w:noProof/>
                 <w:webHidden/>
               </w:rPr>
-              <w:t>60</w:t>
+              <w:t>61</w:t>
             </w:r>
             <w:r>
               <w:rPr>
@@ -9000,7 +9094,7 @@
               <w14:ligatures w14:val="standardContextual"/>
             </w:rPr>
           </w:pPr>
-          <w:hyperlink w:anchor="_Toc229475859" w:history="1">
+          <w:hyperlink w:anchor="_Toc229577992" w:history="1">
             <w:r>
               <w:rPr>
                 <w:rStyle w:val="aff4"/>
@@ -9046,7 +9140,7 @@
                 <w:noProof/>
                 <w:webHidden/>
               </w:rPr>
-              <w:instrText xml:space="preserve"> PAGEREF _Toc229475859 \h </w:instrText>
+              <w:instrText xml:space="preserve"> PAGEREF _Toc229577992 \h </w:instrText>
             </w:r>
             <w:r>
               <w:rPr>
@@ -9093,7 +9187,7 @@
               <w14:ligatures w14:val="standardContextual"/>
             </w:rPr>
           </w:pPr>
-          <w:hyperlink w:anchor="_Toc229475860" w:history="1">
+          <w:hyperlink w:anchor="_Toc229577993" w:history="1">
             <w:r>
               <w:rPr>
                 <w:rStyle w:val="aff4"/>
@@ -9137,7 +9231,7 @@
                 <w:noProof/>
                 <w:webHidden/>
               </w:rPr>
-              <w:instrText xml:space="preserve"> PAGEREF _Toc229475860 \h </w:instrText>
+              <w:instrText xml:space="preserve"> PAGEREF _Toc229577993 \h </w:instrText>
             </w:r>
             <w:r>
               <w:rPr>
@@ -9184,7 +9278,7 @@
               <w14:ligatures w14:val="standardContextual"/>
             </w:rPr>
           </w:pPr>
-          <w:hyperlink w:anchor="_Toc229475861" w:history="1">
+          <w:hyperlink w:anchor="_Toc229577994" w:history="1">
             <w:r>
               <w:rPr>
                 <w:rStyle w:val="aff4"/>
@@ -9228,7 +9322,7 @@
                 <w:noProof/>
                 <w:webHidden/>
               </w:rPr>
-              <w:instrText xml:space="preserve"> PAGEREF _Toc229475861 \h </w:instrText>
+              <w:instrText xml:space="preserve"> PAGEREF _Toc229577994 \h </w:instrText>
             </w:r>
             <w:r>
               <w:rPr>
@@ -9272,7 +9366,7 @@
               <w14:ligatures w14:val="standardContextual"/>
             </w:rPr>
           </w:pPr>
-          <w:hyperlink w:anchor="_Toc229475862" w:history="1">
+          <w:hyperlink w:anchor="_Toc229577995" w:history="1">
             <w:r>
               <w:rPr>
                 <w:rStyle w:val="aff4"/>
@@ -9299,7 +9393,7 @@
                 <w:noProof/>
                 <w:webHidden/>
               </w:rPr>
-              <w:instrText xml:space="preserve"> PAGEREF _Toc229475862 \h </w:instrText>
+              <w:instrText xml:space="preserve"> PAGEREF _Toc229577995 \h </w:instrText>
             </w:r>
             <w:r>
               <w:rPr>
@@ -9343,7 +9437,7 @@
               <w14:ligatures w14:val="standardContextual"/>
             </w:rPr>
           </w:pPr>
-          <w:hyperlink w:anchor="_Toc229475863" w:history="1">
+          <w:hyperlink w:anchor="_Toc229577996" w:history="1">
             <w:r>
               <w:rPr>
                 <w:rStyle w:val="aff4"/>
@@ -9370,7 +9464,7 @@
                 <w:noProof/>
                 <w:webHidden/>
               </w:rPr>
-              <w:instrText xml:space="preserve"> PAGEREF _Toc229475863 \h </w:instrText>
+              <w:instrText xml:space="preserve"> PAGEREF _Toc229577996 \h </w:instrText>
             </w:r>
             <w:r>
               <w:rPr>
@@ -9450,7 +9544,7 @@
         </w:numPr>
         <w:spacing w:before="120" w:after="120"/>
       </w:pPr>
-      <w:bookmarkStart w:id="19" w:name="_Toc229475788"/>
+      <w:bookmarkStart w:id="19" w:name="_Toc229577920"/>
       <w:r>
         <w:rPr>
           <w:rFonts w:hint="eastAsia"/>
@@ -9476,7 +9570,7 @@
         <w:pStyle w:val="2"/>
         <w:spacing w:before="120" w:after="120"/>
       </w:pPr>
-      <w:bookmarkStart w:id="20" w:name="_Toc229475789"/>
+      <w:bookmarkStart w:id="20" w:name="_Toc229577921"/>
       <w:r>
         <w:rPr>
           <w:rFonts w:hint="eastAsia"/>
@@ -9514,7 +9608,7 @@
         <w:spacing w:before="120" w:after="120"/>
       </w:pPr>
       <w:bookmarkStart w:id="22" w:name="_Hlk194675912"/>
-      <w:bookmarkStart w:id="23" w:name="_Toc229475790"/>
+      <w:bookmarkStart w:id="23" w:name="_Toc229577922"/>
       <w:bookmarkEnd w:id="21"/>
       <w:r>
         <w:rPr>
@@ -9745,7 +9839,7 @@
         <w:pStyle w:val="3"/>
         <w:spacing w:before="120" w:after="120"/>
       </w:pPr>
-      <w:bookmarkStart w:id="24" w:name="_Toc229475791"/>
+      <w:bookmarkStart w:id="24" w:name="_Toc229577923"/>
       <w:bookmarkEnd w:id="22"/>
       <w:r>
         <w:rPr>
@@ -10412,7 +10506,7 @@
       </w:pPr>
       <w:bookmarkStart w:id="25" w:name="OLE_LINK5"/>
       <w:bookmarkStart w:id="26" w:name="OLE_LINK6"/>
-      <w:bookmarkStart w:id="27" w:name="_Toc229475792"/>
+      <w:bookmarkStart w:id="27" w:name="_Toc229577924"/>
       <w:r>
         <w:rPr>
           <w:rFonts w:hint="eastAsia"/>
@@ -10426,7 +10520,7 @@
         <w:pStyle w:val="3"/>
         <w:spacing w:before="120" w:after="120"/>
       </w:pPr>
-      <w:bookmarkStart w:id="28" w:name="_Toc229475793"/>
+      <w:bookmarkStart w:id="28" w:name="_Toc229577925"/>
       <w:r>
         <w:rPr>
           <w:rFonts w:hint="eastAsia"/>
@@ -12166,7 +12260,7 @@
         </w:rPr>
       </w:pPr>
       <w:bookmarkStart w:id="29" w:name="_Toc228993171"/>
-      <w:bookmarkStart w:id="30" w:name="_Toc229475794"/>
+      <w:bookmarkStart w:id="30" w:name="_Toc229577926"/>
       <w:r>
         <w:rPr>
           <w:highlight w:val="yellow"/>
@@ -13898,7 +13992,7 @@
         <w:pStyle w:val="3"/>
         <w:spacing w:before="120" w:after="120"/>
       </w:pPr>
-      <w:bookmarkStart w:id="31" w:name="_Toc229475795"/>
+      <w:bookmarkStart w:id="31" w:name="_Toc229577927"/>
       <w:bookmarkEnd w:id="25"/>
       <w:bookmarkEnd w:id="26"/>
       <w:r>
@@ -14006,7 +14100,7 @@
         <w:pStyle w:val="2"/>
         <w:spacing w:before="120" w:after="120"/>
       </w:pPr>
-      <w:bookmarkStart w:id="32" w:name="_Toc229475796"/>
+      <w:bookmarkStart w:id="32" w:name="_Toc229577928"/>
       <w:r>
         <w:rPr>
           <w:rFonts w:hint="eastAsia"/>
@@ -14020,7 +14114,7 @@
         <w:pStyle w:val="3"/>
         <w:spacing w:before="120" w:after="120"/>
       </w:pPr>
-      <w:bookmarkStart w:id="33" w:name="_Toc229475797"/>
+      <w:bookmarkStart w:id="33" w:name="_Toc229577929"/>
       <w:r>
         <w:rPr>
           <w:rFonts w:hint="eastAsia"/>
@@ -14403,7 +14497,7 @@
           <w:highlight w:val="yellow"/>
         </w:rPr>
       </w:pPr>
-      <w:bookmarkStart w:id="34" w:name="_Toc229475798"/>
+      <w:bookmarkStart w:id="34" w:name="_Toc229577930"/>
       <w:r>
         <w:rPr>
           <w:highlight w:val="yellow"/>
@@ -14985,7 +15079,7 @@
       <w:bookmarkStart w:id="36" w:name="_Toc193536286"/>
       <w:bookmarkStart w:id="37" w:name="_Toc193724140"/>
       <w:bookmarkStart w:id="38" w:name="_Toc193531683"/>
-      <w:bookmarkStart w:id="39" w:name="_Toc229475799"/>
+      <w:bookmarkStart w:id="39" w:name="_Toc229577931"/>
       <w:bookmarkEnd w:id="35"/>
       <w:bookmarkEnd w:id="36"/>
       <w:bookmarkEnd w:id="37"/>
@@ -15780,7 +15874,7 @@
           <w:highlight w:val="yellow"/>
         </w:rPr>
       </w:pPr>
-      <w:bookmarkStart w:id="40" w:name="_Toc229475800"/>
+      <w:bookmarkStart w:id="40" w:name="_Toc229577932"/>
       <w:r>
         <w:rPr>
           <w:highlight w:val="yellow"/>
@@ -15897,7 +15991,7 @@
           <w:highlight w:val="yellow"/>
         </w:rPr>
       </w:pPr>
-      <w:bookmarkStart w:id="41" w:name="_Toc229475801"/>
+      <w:bookmarkStart w:id="41" w:name="_Toc229577933"/>
       <w:r>
         <w:rPr>
           <w:highlight w:val="yellow"/>
@@ -15914,7 +16008,7 @@
           <w:highlight w:val="yellow"/>
         </w:rPr>
       </w:pPr>
-      <w:bookmarkStart w:id="42" w:name="_Toc229475802"/>
+      <w:bookmarkStart w:id="42" w:name="_Toc229577934"/>
       <w:r>
         <w:rPr>
           <w:highlight w:val="yellow"/>
@@ -16162,7 +16256,7 @@
           <w:highlight w:val="yellow"/>
         </w:rPr>
       </w:pPr>
-      <w:bookmarkStart w:id="43" w:name="_Toc229475803"/>
+      <w:bookmarkStart w:id="43" w:name="_Toc229577935"/>
       <w:r>
         <w:rPr>
           <w:highlight w:val="yellow"/>
@@ -16445,7 +16539,7 @@
           <w:highlight w:val="yellow"/>
         </w:rPr>
       </w:pPr>
-      <w:bookmarkStart w:id="44" w:name="_Toc229475804"/>
+      <w:bookmarkStart w:id="44" w:name="_Toc229577936"/>
       <w:r>
         <w:rPr>
           <w:highlight w:val="yellow"/>
@@ -16467,7 +16561,7 @@
         <w:pStyle w:val="3"/>
         <w:spacing w:before="120" w:after="120"/>
       </w:pPr>
-      <w:bookmarkStart w:id="45" w:name="_Toc229475805"/>
+      <w:bookmarkStart w:id="45" w:name="_Toc229577937"/>
       <w:r>
         <w:rPr>
           <w:rFonts w:hint="eastAsia"/>
@@ -16603,7 +16697,7 @@
         <w:pStyle w:val="3"/>
         <w:spacing w:before="120" w:after="120"/>
       </w:pPr>
-      <w:bookmarkStart w:id="46" w:name="_Toc229475806"/>
+      <w:bookmarkStart w:id="46" w:name="_Toc229577938"/>
       <w:r>
         <w:t>结构化增强的复杂逻辑检索范式</w:t>
       </w:r>
@@ -16683,7 +16777,7 @@
           <w:highlight w:val="yellow"/>
         </w:rPr>
       </w:pPr>
-      <w:bookmarkStart w:id="47" w:name="_Toc229475807"/>
+      <w:bookmarkStart w:id="47" w:name="_Toc229577939"/>
       <w:r>
         <w:rPr>
           <w:highlight w:val="yellow"/>
@@ -16872,7 +16966,7 @@
           <w:noProof/>
         </w:rPr>
         <w:drawing>
-          <wp:inline distT="0" distB="0" distL="0" distR="0" wp14:anchorId="38831997" wp14:editId="041AD20F">
+          <wp:inline distT="0" distB="0" distL="0" distR="0" wp14:anchorId="38831997" wp14:editId="71E3487B">
             <wp:extent cx="2637001" cy="4506686"/>
             <wp:effectExtent l="0" t="0" r="5080" b="1905"/>
             <wp:docPr id="1780726780" name="图片 1"/>
@@ -17270,7 +17364,7 @@
           <w:highlight w:val="yellow"/>
         </w:rPr>
       </w:pPr>
-      <w:bookmarkStart w:id="48" w:name="_Toc229475808"/>
+      <w:bookmarkStart w:id="48" w:name="_Toc229577940"/>
       <w:r>
         <w:rPr>
           <w:highlight w:val="yellow"/>
@@ -17749,7 +17843,7 @@
         <w:spacing w:before="120" w:after="120"/>
       </w:pPr>
       <w:bookmarkStart w:id="49" w:name="_Toc226225705"/>
-      <w:bookmarkStart w:id="50" w:name="_Toc229475809"/>
+      <w:bookmarkStart w:id="50" w:name="_Toc229577941"/>
       <w:r>
         <w:rPr>
           <w:rFonts w:hint="eastAsia"/>
@@ -17822,7 +17916,7 @@
         <w:pStyle w:val="1"/>
         <w:spacing w:before="120" w:after="120"/>
       </w:pPr>
-      <w:bookmarkStart w:id="51" w:name="_Toc229475810"/>
+      <w:bookmarkStart w:id="51" w:name="_Toc229577942"/>
       <w:r>
         <w:rPr>
           <w:highlight w:val="yellow"/>
@@ -17874,7 +17968,7 @@
           <w:highlight w:val="yellow"/>
         </w:rPr>
       </w:pPr>
-      <w:bookmarkStart w:id="52" w:name="_Toc229475811"/>
+      <w:bookmarkStart w:id="52" w:name="_Toc229577943"/>
       <w:r>
         <w:rPr>
           <w:highlight w:val="yellow"/>
@@ -17938,7 +18032,7 @@
           <w:highlight w:val="yellow"/>
         </w:rPr>
       </w:pPr>
-      <w:bookmarkStart w:id="53" w:name="_Toc229475812"/>
+      <w:bookmarkStart w:id="53" w:name="_Toc229577944"/>
       <w:r>
         <w:rPr>
           <w:highlight w:val="yellow"/>
@@ -18397,7 +18491,7 @@
           <w:highlight w:val="yellow"/>
         </w:rPr>
       </w:pPr>
-      <w:bookmarkStart w:id="54" w:name="_Toc229475813"/>
+      <w:bookmarkStart w:id="54" w:name="_Toc229577945"/>
       <w:r>
         <w:rPr>
           <w:highlight w:val="yellow"/>
@@ -18506,7 +18600,7 @@
           <w:highlight w:val="yellow"/>
         </w:rPr>
       </w:pPr>
-      <w:bookmarkStart w:id="55" w:name="_Toc229475814"/>
+      <w:bookmarkStart w:id="55" w:name="_Toc229577946"/>
       <w:r>
         <w:rPr>
           <w:highlight w:val="yellow"/>
@@ -18555,7 +18649,7 @@
         <w:pStyle w:val="3"/>
         <w:spacing w:before="120" w:after="120"/>
       </w:pPr>
-      <w:bookmarkStart w:id="56" w:name="_Toc229475815"/>
+      <w:bookmarkStart w:id="56" w:name="_Toc229577947"/>
       <w:r>
         <w:rPr>
           <w:highlight w:val="yellow"/>
@@ -19482,7 +19576,7 @@
         <w:pStyle w:val="3"/>
         <w:spacing w:before="120" w:after="120"/>
       </w:pPr>
-      <w:bookmarkStart w:id="57" w:name="_Toc229475816"/>
+      <w:bookmarkStart w:id="57" w:name="_Toc229577948"/>
       <w:r>
         <w:rPr>
           <w:highlight w:val="yellow"/>
@@ -19995,7 +20089,7 @@
         <w:spacing w:before="120" w:after="120"/>
       </w:pPr>
       <w:bookmarkStart w:id="58" w:name="_Toc226225747"/>
-      <w:bookmarkStart w:id="59" w:name="_Toc229475818"/>
+      <w:bookmarkStart w:id="59" w:name="_Toc229577949"/>
       <w:r>
         <w:rPr>
           <w:highlight w:val="yellow"/>
@@ -20766,7 +20860,7 @@
         <w:pStyle w:val="2"/>
         <w:spacing w:before="120" w:after="120"/>
       </w:pPr>
-      <w:bookmarkStart w:id="60" w:name="_Toc229475819"/>
+      <w:bookmarkStart w:id="60" w:name="_Toc229577950"/>
       <w:r>
         <w:rPr>
           <w:highlight w:val="yellow"/>
@@ -20867,7 +20961,7 @@
         <w:pStyle w:val="1"/>
         <w:spacing w:before="120" w:after="120"/>
       </w:pPr>
-      <w:bookmarkStart w:id="61" w:name="_Toc229475820"/>
+      <w:bookmarkStart w:id="61" w:name="_Toc229577951"/>
       <w:r>
         <w:rPr>
           <w:highlight w:val="yellow"/>
@@ -20929,7 +21023,7 @@
         <w:pStyle w:val="2"/>
         <w:spacing w:before="120" w:after="120"/>
       </w:pPr>
-      <w:bookmarkStart w:id="62" w:name="_Toc229475821"/>
+      <w:bookmarkStart w:id="62" w:name="_Toc229577952"/>
       <w:r>
         <w:t>总体框架设计</w:t>
       </w:r>
@@ -21143,7 +21237,7 @@
         <w:pStyle w:val="3"/>
         <w:spacing w:before="120" w:after="120"/>
       </w:pPr>
-      <w:bookmarkStart w:id="63" w:name="_Toc229475822"/>
+      <w:bookmarkStart w:id="63" w:name="_Toc229577953"/>
       <w:r>
         <w:rPr>
           <w:rFonts w:hint="eastAsia"/>
@@ -21257,7 +21351,7 @@
         <w:pStyle w:val="3"/>
         <w:spacing w:before="120" w:after="120"/>
       </w:pPr>
-      <w:bookmarkStart w:id="64" w:name="_Toc229475823"/>
+      <w:bookmarkStart w:id="64" w:name="_Toc229577954"/>
       <w:r>
         <w:rPr>
           <w:rFonts w:hint="eastAsia"/>
@@ -21352,7 +21446,7 @@
         <w:pStyle w:val="3"/>
         <w:spacing w:before="120" w:after="120"/>
       </w:pPr>
-      <w:bookmarkStart w:id="65" w:name="_Toc229475824"/>
+      <w:bookmarkStart w:id="65" w:name="_Toc229577955"/>
       <w:r>
         <w:t>检索协同工作流分析</w:t>
       </w:r>
@@ -21377,7 +21471,7 @@
         <w:pStyle w:val="2"/>
         <w:spacing w:before="120" w:after="120"/>
       </w:pPr>
-      <w:bookmarkStart w:id="66" w:name="_Toc229475825"/>
+      <w:bookmarkStart w:id="66" w:name="_Toc229577956"/>
       <w:r>
         <w:rPr>
           <w:highlight w:val="yellow"/>
@@ -21427,7 +21521,7 @@
         <w:pStyle w:val="3"/>
         <w:spacing w:before="120" w:after="120"/>
       </w:pPr>
-      <w:bookmarkStart w:id="67" w:name="_Toc229475826"/>
+      <w:bookmarkStart w:id="67" w:name="_Toc229577957"/>
       <w:r>
         <w:rPr>
           <w:rFonts w:hint="eastAsia"/>
@@ -21481,7 +21575,7 @@
         <w:pStyle w:val="3"/>
         <w:spacing w:before="120" w:after="120"/>
       </w:pPr>
-      <w:bookmarkStart w:id="68" w:name="_Toc229475827"/>
+      <w:bookmarkStart w:id="68" w:name="_Toc229577958"/>
       <w:r>
         <w:rPr>
           <w:highlight w:val="yellow"/>
@@ -21981,7 +22075,7 @@
       <w:bookmarkStart w:id="69" w:name="_Toc229057157"/>
       <w:bookmarkStart w:id="70" w:name="OLE_LINK3"/>
       <w:bookmarkStart w:id="71" w:name="OLE_LINK4"/>
-      <w:bookmarkStart w:id="72" w:name="_Toc229475828"/>
+      <w:bookmarkStart w:id="72" w:name="_Toc229577959"/>
       <w:r>
         <w:rPr>
           <w:highlight w:val="yellow"/>
@@ -21997,7 +22091,7 @@
         <w:spacing w:before="120" w:after="120"/>
       </w:pPr>
       <w:bookmarkStart w:id="73" w:name="_Toc229057158"/>
-      <w:bookmarkStart w:id="74" w:name="_Toc229475829"/>
+      <w:bookmarkStart w:id="74" w:name="_Toc229577960"/>
       <w:r>
         <w:t>实体与关系的结构规范化</w:t>
       </w:r>
@@ -22179,7 +22273,7 @@
         <w:spacing w:before="120" w:after="120"/>
       </w:pPr>
       <w:bookmarkStart w:id="75" w:name="_Toc229057159"/>
-      <w:bookmarkStart w:id="76" w:name="_Toc229475830"/>
+      <w:bookmarkStart w:id="76" w:name="_Toc229577961"/>
       <w:r>
         <w:t>分层语义索引的向量化表达</w:t>
       </w:r>
@@ -22325,7 +22419,7 @@
         <w:pStyle w:val="3"/>
         <w:spacing w:before="120" w:after="120"/>
       </w:pPr>
-      <w:bookmarkStart w:id="77" w:name="_Toc229475831"/>
+      <w:bookmarkStart w:id="77" w:name="_Toc229577962"/>
       <w:r>
         <w:t>中观关键词与全局社区索引构建</w:t>
       </w:r>
@@ -22882,7 +22976,7 @@
         <w:spacing w:before="120" w:after="120"/>
       </w:pPr>
       <w:bookmarkStart w:id="78" w:name="_Toc229057161"/>
-      <w:bookmarkStart w:id="79" w:name="_Toc229475832"/>
+      <w:bookmarkStart w:id="79" w:name="_Toc229577963"/>
       <w:r>
         <w:t>跨粒度索引对齐与溯源标识</w:t>
       </w:r>
@@ -23208,7 +23302,7 @@
         <w:spacing w:before="120" w:after="120"/>
       </w:pPr>
       <w:bookmarkStart w:id="80" w:name="_Toc229057162"/>
-      <w:bookmarkStart w:id="81" w:name="_Toc229475833"/>
+      <w:bookmarkStart w:id="81" w:name="_Toc229577964"/>
       <w:bookmarkEnd w:id="70"/>
       <w:bookmarkEnd w:id="71"/>
       <w:r>
@@ -23279,7 +23373,7 @@
         </w:rPr>
       </w:pPr>
       <w:bookmarkStart w:id="82" w:name="_Toc229057163"/>
-      <w:bookmarkStart w:id="83" w:name="_Toc229475834"/>
+      <w:bookmarkStart w:id="83" w:name="_Toc229577965"/>
       <w:r>
         <w:rPr>
           <w:highlight w:val="yellow"/>
@@ -24403,7 +24497,7 @@
         </w:rPr>
       </w:pPr>
       <w:bookmarkStart w:id="84" w:name="_Toc229057164"/>
-      <w:bookmarkStart w:id="85" w:name="_Toc229475835"/>
+      <w:bookmarkStart w:id="85" w:name="_Toc229577966"/>
       <w:r>
         <w:t>路由映射与图层绑定</w:t>
       </w:r>
@@ -24760,7 +24854,7 @@
         <w:spacing w:before="120" w:after="120"/>
       </w:pPr>
       <w:bookmarkStart w:id="86" w:name="_Toc229057165"/>
-      <w:bookmarkStart w:id="87" w:name="_Toc229475836"/>
+      <w:bookmarkStart w:id="87" w:name="_Toc229577967"/>
       <w:r>
         <w:t>路由感知的检索执行流程</w:t>
       </w:r>
@@ -25780,7 +25874,7 @@
         <w:spacing w:before="120" w:after="120"/>
       </w:pPr>
       <w:bookmarkStart w:id="88" w:name="_Toc229057166"/>
-      <w:bookmarkStart w:id="89" w:name="_Toc229475837"/>
+      <w:bookmarkStart w:id="89" w:name="_Toc229577968"/>
       <w:r>
         <w:t>证据整合与生成约束机制</w:t>
       </w:r>
@@ -26909,7 +27003,7 @@
         <w:pStyle w:val="2"/>
         <w:spacing w:before="120" w:after="120"/>
       </w:pPr>
-      <w:bookmarkStart w:id="90" w:name="_Toc229475838"/>
+      <w:bookmarkStart w:id="90" w:name="_Toc229577969"/>
       <w:r>
         <w:t>本章小结</w:t>
       </w:r>
@@ -27019,7 +27113,7 @@
         <w:pStyle w:val="1"/>
         <w:spacing w:before="120" w:after="120"/>
       </w:pPr>
-      <w:bookmarkStart w:id="92" w:name="_Toc229475839"/>
+      <w:bookmarkStart w:id="92" w:name="_Toc229577970"/>
       <w:r>
         <w:lastRenderedPageBreak/>
         <w:t>实验设计与结果分析</w:t>
@@ -27118,7 +27212,7 @@
         <w:spacing w:before="120" w:after="120"/>
       </w:pPr>
       <w:bookmarkStart w:id="93" w:name="_Toc226225743"/>
-      <w:bookmarkStart w:id="94" w:name="_Toc229475840"/>
+      <w:bookmarkStart w:id="94" w:name="_Toc229577971"/>
       <w:r>
         <w:t>实验设置</w:t>
       </w:r>
@@ -27130,7 +27224,7 @@
         <w:pStyle w:val="3"/>
         <w:spacing w:before="120" w:after="120"/>
       </w:pPr>
-      <w:bookmarkStart w:id="95" w:name="_Toc229475841"/>
+      <w:bookmarkStart w:id="95" w:name="_Toc229577972"/>
       <w:r>
         <w:rPr>
           <w:rFonts w:hint="eastAsia"/>
@@ -27475,7 +27569,7 @@
         <w:pStyle w:val="3"/>
         <w:spacing w:before="120" w:after="120"/>
       </w:pPr>
-      <w:bookmarkStart w:id="97" w:name="_Toc229475842"/>
+      <w:bookmarkStart w:id="97" w:name="_Toc229577973"/>
       <w:r>
         <w:rPr>
           <w:rFonts w:hint="eastAsia"/>
@@ -27597,7 +27691,7 @@
         <w:pStyle w:val="3"/>
         <w:spacing w:before="120" w:after="120"/>
       </w:pPr>
-      <w:bookmarkStart w:id="98" w:name="_Toc229475843"/>
+      <w:bookmarkStart w:id="98" w:name="_Toc229577974"/>
       <w:r>
         <w:t>实验参数与模型配置</w:t>
       </w:r>
@@ -27629,9 +27723,6 @@
     <w:p>
       <w:pPr>
         <w:pStyle w:val="affc"/>
-        <w:rPr>
-          <w:rFonts w:hint="eastAsia"/>
-        </w:rPr>
       </w:pPr>
       <w:r>
         <w:t>表</w:t>
@@ -29006,7 +29097,7 @@
         <w:pStyle w:val="3"/>
         <w:spacing w:before="120" w:after="120"/>
       </w:pPr>
-      <w:bookmarkStart w:id="99" w:name="_Toc229475844"/>
+      <w:bookmarkStart w:id="99" w:name="_Toc229577975"/>
       <w:r>
         <w:t>评测任务集构建与能力映射</w:t>
       </w:r>
@@ -29102,9 +29193,6 @@
     <w:p>
       <w:pPr>
         <w:pStyle w:val="affc"/>
-        <w:rPr>
-          <w:rFonts w:hint="eastAsia"/>
-        </w:rPr>
       </w:pPr>
       <w:r>
         <w:t>表</w:t>
@@ -29700,9 +29788,11 @@
         <w:pStyle w:val="3"/>
         <w:spacing w:before="120" w:after="120"/>
       </w:pPr>
+      <w:bookmarkStart w:id="100" w:name="_Toc229577976"/>
       <w:r>
         <w:t>评价指标体系与质量准则</w:t>
       </w:r>
+      <w:bookmarkEnd w:id="100"/>
     </w:p>
     <w:p>
       <w:pPr>
@@ -30521,9 +30611,11 @@
         <w:pStyle w:val="3"/>
         <w:spacing w:before="120" w:after="120"/>
       </w:pPr>
+      <w:bookmarkStart w:id="101" w:name="_Toc229577977"/>
       <w:r>
         <w:t>对比基线设定</w:t>
       </w:r>
+      <w:bookmarkEnd w:id="101"/>
     </w:p>
     <w:p>
       <w:pPr>
@@ -30813,9 +30905,6 @@
     <w:p>
       <w:pPr>
         <w:ind w:firstLine="480"/>
-        <w:rPr>
-          <w:rFonts w:hint="eastAsia"/>
-        </w:rPr>
       </w:pPr>
     </w:p>
     <w:p>
@@ -30823,7 +30912,7 @@
         <w:pStyle w:val="2"/>
         <w:spacing w:before="120" w:after="120"/>
       </w:pPr>
-      <w:bookmarkStart w:id="100" w:name="_Toc229475845"/>
+      <w:bookmarkStart w:id="102" w:name="_Toc229577978"/>
       <w:r>
         <w:rPr>
           <w:rFonts w:hint="eastAsia"/>
@@ -30831,7 +30920,7 @@
         <w:t>图构建阶段成本分析</w:t>
       </w:r>
       <w:bookmarkEnd w:id="58"/>
-      <w:bookmarkEnd w:id="100"/>
+      <w:bookmarkEnd w:id="102"/>
     </w:p>
     <w:p>
       <w:pPr>
@@ -31785,13 +31874,13 @@
         <w:pStyle w:val="2"/>
         <w:spacing w:before="120" w:after="120"/>
       </w:pPr>
-      <w:bookmarkStart w:id="101" w:name="_Toc226225748"/>
-      <w:bookmarkStart w:id="102" w:name="_Toc229475846"/>
+      <w:bookmarkStart w:id="103" w:name="_Toc226225748"/>
+      <w:bookmarkStart w:id="104" w:name="_Toc229577979"/>
       <w:r>
         <w:t>知识图谱结构质量分析</w:t>
       </w:r>
-      <w:bookmarkEnd w:id="101"/>
-      <w:bookmarkEnd w:id="102"/>
+      <w:bookmarkEnd w:id="103"/>
+      <w:bookmarkEnd w:id="104"/>
     </w:p>
     <w:p>
       <w:pPr>
@@ -32998,14 +33087,14 @@
         <w:pStyle w:val="2"/>
         <w:spacing w:before="120" w:after="120"/>
       </w:pPr>
-      <w:bookmarkStart w:id="103" w:name="_Toc229475847"/>
+      <w:bookmarkStart w:id="105" w:name="_Toc229577980"/>
       <w:r>
         <w:rPr>
           <w:rFonts w:hint="eastAsia"/>
         </w:rPr>
         <w:t>系统检索能力对比</w:t>
       </w:r>
-      <w:bookmarkEnd w:id="103"/>
+      <w:bookmarkEnd w:id="105"/>
     </w:p>
     <w:p>
       <w:pPr>
@@ -33137,14 +33226,14 @@
           <w:rStyle w:val="bzpyqfadein"/>
         </w:rPr>
       </w:pPr>
-      <w:bookmarkStart w:id="104" w:name="_Toc229475848"/>
+      <w:bookmarkStart w:id="106" w:name="_Toc229577981"/>
       <w:r>
         <w:rPr>
           <w:rStyle w:val="bzpyqfadein"/>
         </w:rPr>
         <w:t>文档级检索性能比较</w:t>
       </w:r>
-      <w:bookmarkEnd w:id="104"/>
+      <w:bookmarkEnd w:id="106"/>
     </w:p>
     <w:p>
       <w:pPr>
@@ -33402,7 +33491,7 @@
           <w:rStyle w:val="bzpyqfadein"/>
         </w:rPr>
       </w:pPr>
-      <w:bookmarkStart w:id="105" w:name="_Toc229475849"/>
+      <w:bookmarkStart w:id="107" w:name="_Toc229577982"/>
       <w:r>
         <w:rPr>
           <w:rStyle w:val="bzpyqfadein"/>
@@ -33410,7 +33499,7 @@
         </w:rPr>
         <w:t>内容忠实度与准确性分析</w:t>
       </w:r>
-      <w:bookmarkEnd w:id="105"/>
+      <w:bookmarkEnd w:id="107"/>
     </w:p>
     <w:p>
       <w:pPr>
@@ -33514,8 +33603,8 @@
       <w:pPr>
         <w:ind w:firstLine="480"/>
       </w:pPr>
-      <w:bookmarkStart w:id="106" w:name="OLE_LINK10"/>
-      <w:bookmarkStart w:id="107" w:name="OLE_LINK9"/>
+      <w:bookmarkStart w:id="108" w:name="OLE_LINK10"/>
+      <w:bookmarkStart w:id="109" w:name="OLE_LINK9"/>
       <w:r>
         <w:t>实验数据反映出各系统在知识内化与表达上的差异。在局部事实检索任务中，</w:t>
       </w:r>
@@ -33607,11 +33696,11 @@
         <w:pStyle w:val="3"/>
         <w:spacing w:before="120" w:after="120"/>
       </w:pPr>
-      <w:bookmarkStart w:id="108" w:name="_Toc229475850"/>
+      <w:bookmarkStart w:id="110" w:name="_Toc229577983"/>
       <w:r>
         <w:t>回答相关性与语义表达一致性</w:t>
       </w:r>
-      <w:bookmarkEnd w:id="108"/>
+      <w:bookmarkEnd w:id="110"/>
     </w:p>
     <w:p>
       <w:pPr>
@@ -33907,11 +33996,11 @@
         <w:pStyle w:val="3"/>
         <w:spacing w:before="120" w:after="120"/>
       </w:pPr>
-      <w:bookmarkStart w:id="109" w:name="_Toc229475851"/>
+      <w:bookmarkStart w:id="111" w:name="_Toc229577984"/>
       <w:r>
         <w:t>综合评价与场景适应性总结</w:t>
       </w:r>
-      <w:bookmarkEnd w:id="109"/>
+      <w:bookmarkEnd w:id="111"/>
     </w:p>
     <w:p>
       <w:pPr>
@@ -36270,11 +36359,11 @@
         <w:pStyle w:val="2"/>
         <w:spacing w:before="120" w:after="120"/>
       </w:pPr>
-      <w:bookmarkStart w:id="110" w:name="_Toc229475852"/>
+      <w:bookmarkStart w:id="112" w:name="_Toc229577985"/>
       <w:r>
         <w:t>基于真实业务场景的案例分析</w:t>
       </w:r>
-      <w:bookmarkEnd w:id="110"/>
+      <w:bookmarkEnd w:id="112"/>
     </w:p>
     <w:p>
       <w:pPr>
@@ -36381,11 +36470,11 @@
         <w:pStyle w:val="3"/>
         <w:spacing w:before="120" w:after="120"/>
       </w:pPr>
-      <w:bookmarkStart w:id="111" w:name="_Toc229475853"/>
+      <w:bookmarkStart w:id="113" w:name="_Toc229577986"/>
       <w:r>
         <w:t>评价机制设计同多元画像体系构建</w:t>
       </w:r>
-      <w:bookmarkEnd w:id="111"/>
+      <w:bookmarkEnd w:id="113"/>
     </w:p>
     <w:p>
       <w:pPr>
@@ -36476,12 +36565,12 @@
         <w:pStyle w:val="3"/>
         <w:spacing w:before="120" w:after="120"/>
       </w:pPr>
-      <w:bookmarkStart w:id="112" w:name="_Toc229475854"/>
+      <w:bookmarkStart w:id="114" w:name="_Toc229577987"/>
       <w:r>
         <w:lastRenderedPageBreak/>
         <w:t>单条款业务问题</w:t>
       </w:r>
-      <w:bookmarkEnd w:id="112"/>
+      <w:bookmarkEnd w:id="114"/>
     </w:p>
     <w:p>
       <w:pPr>
@@ -37629,11 +37718,11 @@
         <w:pStyle w:val="3"/>
         <w:spacing w:before="120" w:after="120"/>
       </w:pPr>
-      <w:bookmarkStart w:id="113" w:name="_Toc229475855"/>
+      <w:bookmarkStart w:id="115" w:name="_Toc229577988"/>
       <w:r>
         <w:t>条款解释型问题</w:t>
       </w:r>
-      <w:bookmarkEnd w:id="113"/>
+      <w:bookmarkEnd w:id="115"/>
     </w:p>
     <w:p>
       <w:pPr>
@@ -38817,11 +38906,11 @@
         <w:pStyle w:val="3"/>
         <w:spacing w:before="120" w:after="120"/>
       </w:pPr>
-      <w:bookmarkStart w:id="114" w:name="_Toc229475856"/>
+      <w:bookmarkStart w:id="116" w:name="_Toc229577989"/>
       <w:r>
         <w:t>多条款联动问题</w:t>
       </w:r>
-      <w:bookmarkEnd w:id="114"/>
+      <w:bookmarkEnd w:id="116"/>
     </w:p>
     <w:p>
       <w:pPr>
@@ -39761,14 +39850,14 @@
           <w:rStyle w:val="bzpyqfadein"/>
         </w:rPr>
       </w:pPr>
-      <w:bookmarkStart w:id="115" w:name="_Toc229475857"/>
+      <w:bookmarkStart w:id="117" w:name="_Toc229577990"/>
       <w:r>
         <w:rPr>
           <w:rStyle w:val="bzpyqfadein"/>
         </w:rPr>
         <w:t>合同风险审查</w:t>
       </w:r>
-      <w:bookmarkEnd w:id="115"/>
+      <w:bookmarkEnd w:id="117"/>
     </w:p>
     <w:p>
       <w:pPr>
@@ -41039,7 +41128,7 @@
         <w:pStyle w:val="2"/>
         <w:spacing w:before="120" w:after="120"/>
       </w:pPr>
-      <w:bookmarkStart w:id="116" w:name="_Toc229475858"/>
+      <w:bookmarkStart w:id="118" w:name="_Toc229577991"/>
       <w:r>
         <w:rPr>
           <w:rFonts w:hint="eastAsia"/>
@@ -41049,10 +41138,10 @@
       <w:r>
         <w:t>小结</w:t>
       </w:r>
-      <w:bookmarkEnd w:id="116"/>
-    </w:p>
-    <w:bookmarkEnd w:id="106"/>
-    <w:bookmarkEnd w:id="107"/>
+      <w:bookmarkEnd w:id="118"/>
+    </w:p>
+    <w:bookmarkEnd w:id="108"/>
+    <w:bookmarkEnd w:id="109"/>
     <w:p>
       <w:pPr>
         <w:ind w:firstLine="480"/>
@@ -41101,12 +41190,12 @@
         <w:pStyle w:val="1"/>
         <w:spacing w:before="120" w:after="120"/>
       </w:pPr>
-      <w:bookmarkStart w:id="117" w:name="_Toc229475859"/>
+      <w:bookmarkStart w:id="119" w:name="_Toc229577992"/>
       <w:r>
         <w:lastRenderedPageBreak/>
         <w:t>结论与展望</w:t>
       </w:r>
-      <w:bookmarkEnd w:id="117"/>
+      <w:bookmarkEnd w:id="119"/>
     </w:p>
     <w:p>
       <w:pPr>
@@ -41133,7 +41222,7 @@
         <w:pStyle w:val="2"/>
         <w:spacing w:before="120" w:after="120"/>
       </w:pPr>
-      <w:bookmarkStart w:id="118" w:name="_Toc229475860"/>
+      <w:bookmarkStart w:id="120" w:name="_Toc229577993"/>
       <w:r>
         <w:rPr>
           <w:rFonts w:hint="eastAsia"/>
@@ -41143,7 +41232,7 @@
       <w:r>
         <w:t>总结</w:t>
       </w:r>
-      <w:bookmarkEnd w:id="118"/>
+      <w:bookmarkEnd w:id="120"/>
     </w:p>
     <w:p>
       <w:pPr>
@@ -41290,11 +41379,11 @@
         <w:pStyle w:val="2"/>
         <w:spacing w:before="120" w:after="120"/>
       </w:pPr>
-      <w:bookmarkStart w:id="119" w:name="_Toc229475861"/>
+      <w:bookmarkStart w:id="121" w:name="_Toc229577994"/>
       <w:r>
         <w:t>未来工作展望</w:t>
       </w:r>
-      <w:bookmarkEnd w:id="119"/>
+      <w:bookmarkEnd w:id="121"/>
     </w:p>
     <w:p>
       <w:pPr>
@@ -41557,12 +41646,12 @@
         </w:numPr>
         <w:spacing w:before="120" w:after="120"/>
       </w:pPr>
-      <w:bookmarkStart w:id="120" w:name="_Toc229475862"/>
+      <w:bookmarkStart w:id="122" w:name="_Toc229577995"/>
       <w:r>
         <w:lastRenderedPageBreak/>
         <w:t>参考文献</w:t>
       </w:r>
-      <w:bookmarkEnd w:id="120"/>
+      <w:bookmarkEnd w:id="122"/>
     </w:p>
     <w:p>
       <w:pPr>
@@ -43955,7 +44044,7 @@
           <w:szCs w:val="21"/>
         </w:rPr>
       </w:pPr>
-      <w:bookmarkStart w:id="121" w:name="_Toc229475863"/>
+      <w:bookmarkStart w:id="123" w:name="_Toc229577996"/>
       <w:r>
         <w:rPr>
           <w:rFonts w:hint="eastAsia"/>
@@ -43963,7 +44052,7 @@
         <w:lastRenderedPageBreak/>
         <w:t>致谢</w:t>
       </w:r>
-      <w:bookmarkEnd w:id="121"/>
+      <w:bookmarkEnd w:id="123"/>
     </w:p>
     <w:sectPr>
       <w:footerReference w:type="default" r:id="rId31"/>

--- a/论文改稿/明审版_基于GraphRAG的企业知识库检索优化研究.docx
+++ b/论文改稿/明审版_基于GraphRAG的企业知识库检索优化研究.docx
@@ -40,7 +40,7 @@
           <w:sz w:val="52"/>
           <w:szCs w:val="52"/>
         </w:rPr>
-        <w:object w:dxaOrig="8860" w:dyaOrig="11860" w14:anchorId="199A22E8">
+        <w:object w:dxaOrig="8860" w:dyaOrig="11860" w14:anchorId="4EB39290">
           <v:shapetype id="_x0000_t75" coordsize="21600,21600" o:spt="75" o:preferrelative="t" path="m@4@5l@4@11@9@11@9@5xe" filled="f" stroked="f">
             <v:stroke joinstyle="miter"/>
             <v:formulas>
@@ -63,7 +63,7 @@
           <v:shape id="_x0000_i1025" type="#_x0000_t75" alt="" style="width:442.95pt;height:592.05pt;mso-width-percent:0;mso-height-percent:0;mso-width-percent:0;mso-height-percent:0" o:ole="">
             <v:imagedata r:id="rId15" o:title=""/>
           </v:shape>
-          <o:OLEObject Type="Embed" ProgID="Word.Document.12" ShapeID="_x0000_i1025" DrawAspect="Content" ObjectID="_1840349220" r:id="rId16"/>
+          <o:OLEObject Type="Embed" ProgID="Word.Document.12" ShapeID="_x0000_i1025" DrawAspect="Content" ObjectID="_1840387621" r:id="rId16"/>
         </w:object>
       </w:r>
     </w:p>
@@ -8044,14 +8044,7 @@
                 <w:noProof/>
                 <w:webHidden/>
               </w:rPr>
-              <w:t>4</w:t>
-            </w:r>
-            <w:r>
-              <w:rPr>
-                <w:noProof/>
-                <w:webHidden/>
-              </w:rPr>
-              <w:t>6</w:t>
+              <w:t>46</w:t>
             </w:r>
             <w:r>
               <w:rPr>
@@ -9607,8 +9600,8 @@
         <w:pStyle w:val="3"/>
         <w:spacing w:before="120" w:after="120"/>
       </w:pPr>
-      <w:bookmarkStart w:id="22" w:name="_Hlk194675912"/>
-      <w:bookmarkStart w:id="23" w:name="_Toc229577922"/>
+      <w:bookmarkStart w:id="22" w:name="_Toc229577922"/>
+      <w:bookmarkStart w:id="23" w:name="_Hlk194675912"/>
       <w:bookmarkEnd w:id="21"/>
       <w:r>
         <w:rPr>
@@ -9616,7 +9609,7 @@
         </w:rPr>
         <w:t>研究背景</w:t>
       </w:r>
-      <w:bookmarkEnd w:id="23"/>
+      <w:bookmarkEnd w:id="22"/>
     </w:p>
     <w:p>
       <w:pPr>
@@ -9840,7 +9833,7 @@
         <w:spacing w:before="120" w:after="120"/>
       </w:pPr>
       <w:bookmarkStart w:id="24" w:name="_Toc229577923"/>
-      <w:bookmarkEnd w:id="22"/>
+      <w:bookmarkEnd w:id="23"/>
       <w:r>
         <w:rPr>
           <w:rFonts w:hint="eastAsia"/>
@@ -10504,16 +10497,16 @@
         <w:pStyle w:val="2"/>
         <w:spacing w:before="120" w:after="120"/>
       </w:pPr>
-      <w:bookmarkStart w:id="25" w:name="OLE_LINK5"/>
-      <w:bookmarkStart w:id="26" w:name="OLE_LINK6"/>
-      <w:bookmarkStart w:id="27" w:name="_Toc229577924"/>
+      <w:bookmarkStart w:id="25" w:name="_Toc229577924"/>
+      <w:bookmarkStart w:id="26" w:name="OLE_LINK5"/>
+      <w:bookmarkStart w:id="27" w:name="OLE_LINK6"/>
       <w:r>
         <w:rPr>
           <w:rFonts w:hint="eastAsia"/>
         </w:rPr>
         <w:t>国内外研究现状</w:t>
       </w:r>
-      <w:bookmarkEnd w:id="27"/>
+      <w:bookmarkEnd w:id="25"/>
     </w:p>
     <w:p>
       <w:pPr>
@@ -13993,8 +13986,8 @@
         <w:spacing w:before="120" w:after="120"/>
       </w:pPr>
       <w:bookmarkStart w:id="31" w:name="_Toc229577927"/>
-      <w:bookmarkEnd w:id="25"/>
       <w:bookmarkEnd w:id="26"/>
+      <w:bookmarkEnd w:id="27"/>
       <w:r>
         <w:rPr>
           <w:rFonts w:hint="eastAsia"/>
@@ -15238,7 +15231,7 @@
         <w:rPr>
           <w:highlight w:val="yellow"/>
         </w:rPr>
-        <w:t>在处理复杂业务咨询时存在的长路径推理错误与上下文噪声干扰，本文在统一的规划驱动检索框架中明确其层级关系：</w:t>
+        <w:t>在处理复杂业务咨询时存在的长路径推理错误同上下文噪声干扰，本文在统一的规划驱动检索框架中明确其层级关系：</w:t>
       </w:r>
       <w:proofErr w:type="spellStart"/>
       <w:r>
@@ -15352,7 +15345,18 @@
         <w:rPr>
           <w:highlight w:val="yellow"/>
         </w:rPr>
-        <w:t>与检索预算的子任务序列。由此，单一的全局总结式检索被重构为</w:t>
+        <w:t>与检索预算的子任务序列。</w:t>
+      </w:r>
+    </w:p>
+    <w:p>
+      <w:pPr>
+        <w:ind w:firstLine="480"/>
+      </w:pPr>
+      <w:r>
+        <w:rPr>
+          <w:highlight w:val="yellow"/>
+        </w:rPr>
+        <w:t>由此，单一的全局总结式检索被重构为</w:t>
       </w:r>
       <w:r>
         <w:rPr>
@@ -15424,19 +15428,55 @@
         <w:rPr>
           <w:highlight w:val="yellow"/>
         </w:rPr>
-        <w:t>的动态调度范式，使单次查询的语义跨度维持在模型较稳定的处理区间，并缓解跨社区（</w:t>
-      </w:r>
-      <w:r>
-        <w:rPr>
-          <w:highlight w:val="yellow"/>
-        </w:rPr>
-        <w:t>Community</w:t>
-      </w:r>
-      <w:r>
-        <w:rPr>
-          <w:highlight w:val="yellow"/>
-        </w:rPr>
-        <w:t>）检索中的逻辑跳转失灵与上下文噪声干扰。实验数据表明，在引入该调度范式后，系统在</w:t>
+        <w:t>的动态调度范式，使单次查询的语义跨度维持在模型较稳定的处理区间。实验数据表明，在引入该调度范式后，系统的</w:t>
+      </w:r>
+      <w:r>
+        <w:rPr>
+          <w:highlight w:val="yellow"/>
+        </w:rPr>
+        <w:t>Context Precision</w:t>
+      </w:r>
+      <w:r>
+        <w:rPr>
+          <w:highlight w:val="yellow"/>
+        </w:rPr>
+        <w:t>（上下文精确度）从原始</w:t>
+      </w:r>
+      <w:r>
+        <w:rPr>
+          <w:highlight w:val="yellow"/>
+        </w:rPr>
+        <w:t>GraphRAG</w:t>
+      </w:r>
+      <w:r>
+        <w:rPr>
+          <w:highlight w:val="yellow"/>
+        </w:rPr>
+        <w:t>的</w:t>
+      </w:r>
+      <w:r>
+        <w:rPr>
+          <w:highlight w:val="yellow"/>
+        </w:rPr>
+        <w:t>0.505</w:t>
+      </w:r>
+      <w:r>
+        <w:rPr>
+          <w:highlight w:val="yellow"/>
+        </w:rPr>
+        <w:t>显著提升至</w:t>
+      </w:r>
+      <w:r>
+        <w:rPr>
+          <w:highlight w:val="yellow"/>
+        </w:rPr>
+        <w:t>0.692</w:t>
+      </w:r>
+      <w:r>
+        <w:rPr>
+          <w:highlight w:val="yellow"/>
+        </w:rPr>
+        <w:t>，其中在</w:t>
       </w:r>
       <w:r>
         <w:rPr>
@@ -15460,37 +15500,45 @@
         <w:rPr>
           <w:highlight w:val="yellow"/>
         </w:rPr>
-        <w:t>任务中的</w:t>
-      </w:r>
-      <w:r>
-        <w:rPr>
-          <w:highlight w:val="yellow"/>
-        </w:rPr>
-        <w:t>Context Recall</w:t>
-      </w:r>
-      <w:r>
-        <w:rPr>
-          <w:highlight w:val="yellow"/>
-        </w:rPr>
-        <w:t>（上下文召回率）从原始</w:t>
-      </w:r>
-      <w:r>
-        <w:rPr>
-          <w:highlight w:val="yellow"/>
-        </w:rPr>
-        <w:t>GraphRAG</w:t>
-      </w:r>
-      <w:r>
-        <w:rPr>
-          <w:highlight w:val="yellow"/>
-        </w:rPr>
-        <w:t>的</w:t>
-      </w:r>
-      <w:r>
-        <w:rPr>
-          <w:highlight w:val="yellow"/>
-        </w:rPr>
-        <w:t>0.100</w:t>
+        <w:t>任务中达到了</w:t>
+      </w:r>
+      <w:r>
+        <w:rPr>
+          <w:highlight w:val="yellow"/>
+        </w:rPr>
+        <w:t>0.877</w:t>
+      </w:r>
+      <w:r>
+        <w:rPr>
+          <w:highlight w:val="yellow"/>
+        </w:rPr>
+        <w:t>的高水准；同时，</w:t>
+      </w:r>
+      <w:r>
+        <w:rPr>
+          <w:highlight w:val="yellow"/>
+        </w:rPr>
+        <w:t>Semantic Similarity</w:t>
+      </w:r>
+      <w:r>
+        <w:rPr>
+          <w:highlight w:val="yellow"/>
+        </w:rPr>
+        <w:t>（语义相似度）</w:t>
+      </w:r>
+      <w:r>
+        <w:rPr>
+          <w:b/>
+          <w:bCs/>
+          <w:highlight w:val="yellow"/>
+        </w:rPr>
+        <w:t>由</w:t>
+      </w:r>
+      <w:r>
+        <w:rPr>
+          <w:highlight w:val="yellow"/>
+        </w:rPr>
+        <w:t>0.790</w:t>
       </w:r>
       <w:r>
         <w:rPr>
@@ -15502,49 +15550,25 @@
         <w:rPr>
           <w:highlight w:val="yellow"/>
         </w:rPr>
-        <w:t>0.917</w:t>
-      </w:r>
-      <w:r>
-        <w:rPr>
-          <w:highlight w:val="yellow"/>
-        </w:rPr>
-        <w:t>，</w:t>
-      </w:r>
-      <w:r>
-        <w:rPr>
-          <w:highlight w:val="yellow"/>
-        </w:rPr>
-        <w:t>Faithfulness</w:t>
-      </w:r>
-      <w:r>
-        <w:rPr>
-          <w:highlight w:val="yellow"/>
-        </w:rPr>
-        <w:t>（忠实度）由</w:t>
-      </w:r>
-      <w:r>
-        <w:rPr>
-          <w:highlight w:val="yellow"/>
-        </w:rPr>
-        <w:t>0.117</w:t>
-      </w:r>
-      <w:r>
-        <w:rPr>
-          <w:highlight w:val="yellow"/>
-        </w:rPr>
-        <w:t>提升至</w:t>
-      </w:r>
-      <w:r>
-        <w:rPr>
-          <w:highlight w:val="yellow"/>
-        </w:rPr>
-        <w:t>0.905</w:t>
-      </w:r>
-      <w:r>
-        <w:rPr>
-          <w:highlight w:val="yellow"/>
-        </w:rPr>
-        <w:t>。这证明该范式显著提升了检索回答的逻辑完整性与事实对齐度，有效克服了传统图检索易遗漏细粒度证据的瓶颈。</w:t>
+        <w:t>0.898</w:t>
+      </w:r>
+      <w:r>
+        <w:rPr>
+          <w:highlight w:val="yellow"/>
+        </w:rPr>
+        <w:t>（全局任务下达</w:t>
+      </w:r>
+      <w:r>
+        <w:rPr>
+          <w:highlight w:val="yellow"/>
+        </w:rPr>
+        <w:t>0.938</w:t>
+      </w:r>
+      <w:r>
+        <w:rPr>
+          <w:highlight w:val="yellow"/>
+        </w:rPr>
+        <w:t>）。这证明该范式通过对检索意图的精细化解构与路由对齐，有效剔除了社区检索带来的冗余噪声，显著增强了回答的逻辑严密性同专业对齐度。</w:t>
       </w:r>
     </w:p>
     <w:p>
@@ -15860,7 +15884,14 @@
         <w:rPr>
           <w:highlight w:val="yellow"/>
         </w:rPr>
-        <w:t>。这一创新证明了系统能够在极度压缩无效上下文冗余的前提下，以更细的粒度、更丰富的关系刻画企业知识资产。</w:t>
+        <w:t>。这一创新证明了系统能够</w:t>
+      </w:r>
+      <w:r>
+        <w:rPr>
+          <w:highlight w:val="yellow"/>
+        </w:rPr>
+        <w:lastRenderedPageBreak/>
+        <w:t>在极度压缩无效上下文冗余的前提下，以更细的粒度、更丰富的关系刻画企业知识资产。</w:t>
       </w:r>
       <w:r>
         <w:br w:type="page"/>
@@ -16966,7 +16997,7 @@
           <w:noProof/>
         </w:rPr>
         <w:drawing>
-          <wp:inline distT="0" distB="0" distL="0" distR="0" wp14:anchorId="38831997" wp14:editId="71E3487B">
+          <wp:inline distT="0" distB="0" distL="0" distR="0" wp14:anchorId="38831997" wp14:editId="4D7347DC">
             <wp:extent cx="2637001" cy="4506686"/>
             <wp:effectExtent l="0" t="0" r="5080" b="1905"/>
             <wp:docPr id="1780726780" name="图片 1"/>
@@ -20088,15 +20119,15 @@
         <w:pStyle w:val="2"/>
         <w:spacing w:before="120" w:after="120"/>
       </w:pPr>
-      <w:bookmarkStart w:id="58" w:name="_Toc226225747"/>
-      <w:bookmarkStart w:id="59" w:name="_Toc229577949"/>
+      <w:bookmarkStart w:id="58" w:name="_Toc229577949"/>
+      <w:bookmarkStart w:id="59" w:name="_Toc226225747"/>
       <w:r>
         <w:rPr>
           <w:highlight w:val="yellow"/>
         </w:rPr>
         <w:t>从瓶颈到设计的逻辑推演</w:t>
       </w:r>
-      <w:bookmarkEnd w:id="59"/>
+      <w:bookmarkEnd w:id="58"/>
     </w:p>
     <w:p>
       <w:pPr>
@@ -22073,9 +22104,9 @@
         <w:spacing w:before="120" w:after="120"/>
       </w:pPr>
       <w:bookmarkStart w:id="69" w:name="_Toc229057157"/>
-      <w:bookmarkStart w:id="70" w:name="OLE_LINK3"/>
-      <w:bookmarkStart w:id="71" w:name="OLE_LINK4"/>
-      <w:bookmarkStart w:id="72" w:name="_Toc229577959"/>
+      <w:bookmarkStart w:id="70" w:name="_Toc229577959"/>
+      <w:bookmarkStart w:id="71" w:name="OLE_LINK3"/>
+      <w:bookmarkStart w:id="72" w:name="OLE_LINK4"/>
       <w:r>
         <w:rPr>
           <w:highlight w:val="yellow"/>
@@ -22083,7 +22114,7 @@
         <w:t>分层图结构组织与语义表达机制</w:t>
       </w:r>
       <w:bookmarkEnd w:id="69"/>
-      <w:bookmarkEnd w:id="72"/>
+      <w:bookmarkEnd w:id="70"/>
     </w:p>
     <w:p>
       <w:pPr>
@@ -23303,8 +23334,8 @@
       </w:pPr>
       <w:bookmarkStart w:id="80" w:name="_Toc229057162"/>
       <w:bookmarkStart w:id="81" w:name="_Toc229577964"/>
-      <w:bookmarkEnd w:id="70"/>
       <w:bookmarkEnd w:id="71"/>
+      <w:bookmarkEnd w:id="72"/>
       <w:r>
         <w:rPr>
           <w:highlight w:val="yellow"/>
@@ -30919,7 +30950,7 @@
         </w:rPr>
         <w:t>图构建阶段成本分析</w:t>
       </w:r>
-      <w:bookmarkEnd w:id="58"/>
+      <w:bookmarkEnd w:id="59"/>
       <w:bookmarkEnd w:id="102"/>
     </w:p>
     <w:p>
@@ -33100,19 +33131,26 @@
       <w:pPr>
         <w:ind w:firstLine="480"/>
       </w:pPr>
+      <w:bookmarkStart w:id="106" w:name="_Toc229577981"/>
       <w:r>
         <w:t>为评估不同</w:t>
       </w:r>
       <w:r>
+        <w:t>RAG</w:t>
+      </w:r>
+      <w:r>
+        <w:t>方法在企业知识检索场景中的检索与问答能力，本文选取</w:t>
+      </w:r>
+      <w:r>
+        <w:t>Naive RAG</w:t>
+      </w:r>
+      <w:r>
+        <w:t>、</w:t>
+      </w:r>
+      <w:r>
         <w:t>GraphRAG</w:t>
       </w:r>
       <w:r>
-        <w:t>方法在企业知识检索场景中的检索与问答能力，本文选取</w:t>
-      </w:r>
-      <w:r>
-        <w:t>GraphRAG</w:t>
-      </w:r>
-      <w:r>
         <w:t>、</w:t>
       </w:r>
       <w:proofErr w:type="spellStart"/>
@@ -33127,11 +33165,29 @@
         <w:t>E-GraphRAG</w:t>
       </w:r>
       <w:r>
-        <w:t>三种方法进行对比实验。实验重点考察系统在不同类型企业知识问题上的表现，包括局部事实检索、结构关系推理以及全局语义整合三类典型查询任务。这三类任务分别对应企业知识检索中</w:t>
+        <w:t>四种方法进行对比实验。实验重点考察系统在不同类型企业知识问题上的表现，包括局部事实检索（</w:t>
+      </w:r>
+      <w:r>
+        <w:t>Local Retrieval</w:t>
+      </w:r>
+      <w:r>
+        <w:t>）、结构关系推理（</w:t>
+      </w:r>
+      <w:r>
+        <w:t>Structural Reasoning</w:t>
+      </w:r>
+      <w:r>
+        <w:t>）以及全局语义整合（</w:t>
+      </w:r>
+      <w:r>
+        <w:t>Global Synthesis</w:t>
+      </w:r>
+      <w:r>
+        <w:t>）三类典型查询任务。这三类任务分别对应企业知识检索中常见的信息需</w:t>
       </w:r>
       <w:r>
         <w:lastRenderedPageBreak/>
-        <w:t>常见的信息需求场景：具体条款的精准定位、跨条款间的复杂关系分析以及合同整体语义的深度概括。</w:t>
+        <w:t>求场景：具体条款的精准定位、跨条款间的复杂关系分析以及合同整体语义的深度概括。</w:t>
       </w:r>
     </w:p>
     <w:p>
@@ -33139,31 +33195,25 @@
         <w:ind w:firstLine="480"/>
       </w:pPr>
       <w:r>
-        <w:t>由于不同问题类型对信息粒度与证据结构的诉求存在显著差异，本文在指标设计上采用了差异化的评估策略。对于局部事实检索与结构关系推理问题，系统不仅需要准确定位孤立的知识点，还需识别多个知识块之间的逻辑依赖，因此评价重点在于检索的精准度与回答的忠实度。在检索层面，本文引入</w:t>
-      </w:r>
-      <w:r>
-        <w:rPr>
-          <w:rFonts w:hint="eastAsia"/>
-        </w:rPr>
-        <w:t>Context</w:t>
-      </w:r>
-      <w:r>
-        <w:t xml:space="preserve"> Recall@20</w:t>
-      </w:r>
-      <w:r>
-        <w:t>与</w:t>
-      </w:r>
-      <w:r>
-        <w:rPr>
-          <w:rFonts w:hint="eastAsia"/>
-        </w:rPr>
-        <w:t>Context</w:t>
-      </w:r>
-      <w:r>
-        <w:t xml:space="preserve"> MRR</w:t>
-      </w:r>
-      <w:r>
-        <w:t>，从块级粒度衡量系统对核心证据的覆盖率及排序优劣；在问答质量层面，则通过回答准确性（</w:t>
+        <w:t>由于不同问题类型对信息粒度同证据结构的诉求存在显著差异，本文在指标设计上采用了差异化的评估策略。对于局部事实检索与结构关系推理问题，系统不仅需要准确定位孤立的知识点，还需识别多个知识块之间的逻辑依赖，因此评价重点在于检索的精准度同回答的忠实度。在检索层面，本文引入上下文精确度（</w:t>
+      </w:r>
+      <w:r>
+        <w:t>Context Precision</w:t>
+      </w:r>
+      <w:r>
+        <w:t>）、</w:t>
+      </w:r>
+      <w:r>
+        <w:t>Context Recall@20</w:t>
+      </w:r>
+      <w:r>
+        <w:t>同</w:t>
+      </w:r>
+      <w:r>
+        <w:t>Context MRR</w:t>
+      </w:r>
+      <w:r>
+        <w:t>，旨在从块级粒度量化系统对核心证据的定位能力及噪声抑制水平；在问答质量层面，则通过回答准确性（</w:t>
       </w:r>
       <w:r>
         <w:t>Answer Correctness</w:t>
@@ -33175,19 +33225,7 @@
         <w:t>Faithfulness</w:t>
       </w:r>
       <w:r>
-        <w:t>）综合评估模型输出与参考答案的逻辑一致性，并严格监测生成过程中的</w:t>
-      </w:r>
-      <w:r>
-        <w:t>“</w:t>
-      </w:r>
-      <w:r>
-        <w:t>幻觉</w:t>
-      </w:r>
-      <w:r>
-        <w:t>”</w:t>
-      </w:r>
-      <w:r>
-        <w:t>现象。</w:t>
+        <w:t>）综合评估模型输出与参考答案的逻辑一致性。</w:t>
       </w:r>
     </w:p>
     <w:p>
@@ -33195,7 +33233,7 @@
         <w:ind w:firstLine="480"/>
       </w:pPr>
       <w:r>
-        <w:t>对于全局语义整合问题，其核心挑战在于对文档整体内容的提炼与重组，这类任务通常依赖于对多个文档或大量条款的宏观把握。由于该类问题往往不存在唯一的固定证据点，单一的召回率指标难以全面刻画系统性能。因此，本文对此类任务主要采用语义相似度（</w:t>
+        <w:t>对于全局语义整合问题，其核心挑战在于对文档整体内容的提炼同重组，这类任务通常依赖于对多个文档或大量条款的宏观把握。由于该类问题往往不存在唯一的固定证据点，单一的召回率指标难以全面刻画系统性能。因此，本文对此类任务主要采用语义相似度（</w:t>
       </w:r>
       <w:r>
         <w:t>Semantic Similarity</w:t>
@@ -33209,13 +33247,7 @@
         <w:ind w:firstLine="480"/>
       </w:pPr>
       <w:r>
-        <w:t>在上述逻辑框架下，本文将通过对比三种方法在不同任务类型下的多维数据表现，深入剖析各</w:t>
-      </w:r>
-      <w:r>
-        <w:t>GraphRAG</w:t>
-      </w:r>
-      <w:r>
-        <w:t>架构在处理复杂企业知识任务时的技术优势与性能瓶颈。</w:t>
+        <w:t>在上述逻辑框架下，本文将通过对比四种方法在不同任务类型下的多维数据表现，深入剖析各检索架构在处理复杂企业知识任务时的技术优势同性能瓶颈。</w:t>
       </w:r>
     </w:p>
     <w:p>
@@ -33226,7 +33258,6 @@
           <w:rStyle w:val="bzpyqfadein"/>
         </w:rPr>
       </w:pPr>
-      <w:bookmarkStart w:id="106" w:name="_Toc229577981"/>
       <w:r>
         <w:rPr>
           <w:rStyle w:val="bzpyqfadein"/>
@@ -34142,7 +34173,6 @@
     <w:tbl>
       <w:tblPr>
         <w:tblW w:w="0" w:type="auto"/>
-        <w:jc w:val="center"/>
         <w:tblCellSpacing w:w="15" w:type="dxa"/>
         <w:tblCellMar>
           <w:left w:w="0" w:type="dxa"/>
@@ -34161,25 +34191,28 @@
         <w:trPr>
           <w:tblHeader/>
           <w:tblCellSpacing w:w="15" w:type="dxa"/>
-          <w:jc w:val="center"/>
         </w:trPr>
         <w:tc>
           <w:tcPr>
             <w:tcW w:w="0" w:type="auto"/>
             <w:tcBorders>
-              <w:top w:val="single" w:sz="6" w:space="0" w:color="auto"/>
-              <w:bottom w:val="single" w:sz="6" w:space="0" w:color="auto"/>
+              <w:top w:val="single" w:sz="4" w:space="0" w:color="auto"/>
+              <w:bottom w:val="single" w:sz="4" w:space="0" w:color="auto"/>
             </w:tcBorders>
             <w:tcMar>
               <w:right w:w="180" w:type="dxa"/>
             </w:tcMar>
             <w:vAlign w:val="center"/>
+            <w:hideMark/>
           </w:tcPr>
           <w:p>
             <w:pPr>
               <w:pStyle w:val="ad"/>
             </w:pPr>
             <w:r>
+              <w:rPr>
+                <w:bdr w:val="none" w:sz="0" w:space="0" w:color="auto" w:frame="1"/>
+              </w:rPr>
               <w:t>方法</w:t>
             </w:r>
           </w:p>
@@ -34188,19 +34221,23 @@
           <w:tcPr>
             <w:tcW w:w="0" w:type="auto"/>
             <w:tcBorders>
-              <w:top w:val="single" w:sz="6" w:space="0" w:color="auto"/>
-              <w:bottom w:val="single" w:sz="6" w:space="0" w:color="auto"/>
+              <w:top w:val="single" w:sz="4" w:space="0" w:color="auto"/>
+              <w:bottom w:val="single" w:sz="4" w:space="0" w:color="auto"/>
             </w:tcBorders>
             <w:tcMar>
               <w:right w:w="180" w:type="dxa"/>
             </w:tcMar>
             <w:vAlign w:val="center"/>
+            <w:hideMark/>
           </w:tcPr>
           <w:p>
             <w:pPr>
               <w:pStyle w:val="ad"/>
             </w:pPr>
             <w:r>
+              <w:rPr>
+                <w:bdr w:val="none" w:sz="0" w:space="0" w:color="auto" w:frame="1"/>
+              </w:rPr>
               <w:t>评估指标</w:t>
             </w:r>
           </w:p>
@@ -34209,19 +34246,23 @@
           <w:tcPr>
             <w:tcW w:w="0" w:type="auto"/>
             <w:tcBorders>
-              <w:top w:val="single" w:sz="6" w:space="0" w:color="auto"/>
-              <w:bottom w:val="single" w:sz="6" w:space="0" w:color="auto"/>
+              <w:top w:val="single" w:sz="4" w:space="0" w:color="auto"/>
+              <w:bottom w:val="single" w:sz="4" w:space="0" w:color="auto"/>
             </w:tcBorders>
             <w:tcMar>
               <w:right w:w="180" w:type="dxa"/>
             </w:tcMar>
             <w:vAlign w:val="center"/>
+            <w:hideMark/>
           </w:tcPr>
           <w:p>
             <w:pPr>
               <w:pStyle w:val="ad"/>
             </w:pPr>
             <w:r>
+              <w:rPr>
+                <w:bdr w:val="none" w:sz="0" w:space="0" w:color="auto" w:frame="1"/>
+              </w:rPr>
               <w:t>局部事实检索</w:t>
             </w:r>
           </w:p>
@@ -34230,19 +34271,23 @@
           <w:tcPr>
             <w:tcW w:w="0" w:type="auto"/>
             <w:tcBorders>
-              <w:top w:val="single" w:sz="6" w:space="0" w:color="auto"/>
-              <w:bottom w:val="single" w:sz="6" w:space="0" w:color="auto"/>
+              <w:top w:val="single" w:sz="4" w:space="0" w:color="auto"/>
+              <w:bottom w:val="single" w:sz="4" w:space="0" w:color="auto"/>
             </w:tcBorders>
             <w:tcMar>
               <w:right w:w="180" w:type="dxa"/>
             </w:tcMar>
             <w:vAlign w:val="center"/>
+            <w:hideMark/>
           </w:tcPr>
           <w:p>
             <w:pPr>
               <w:pStyle w:val="ad"/>
             </w:pPr>
             <w:r>
+              <w:rPr>
+                <w:bdr w:val="none" w:sz="0" w:space="0" w:color="auto" w:frame="1"/>
+              </w:rPr>
               <w:t>结构关系推理</w:t>
             </w:r>
           </w:p>
@@ -34251,19 +34296,23 @@
           <w:tcPr>
             <w:tcW w:w="0" w:type="auto"/>
             <w:tcBorders>
-              <w:top w:val="single" w:sz="6" w:space="0" w:color="auto"/>
-              <w:bottom w:val="single" w:sz="6" w:space="0" w:color="auto"/>
+              <w:top w:val="single" w:sz="4" w:space="0" w:color="auto"/>
+              <w:bottom w:val="single" w:sz="4" w:space="0" w:color="auto"/>
             </w:tcBorders>
             <w:tcMar>
               <w:right w:w="0" w:type="dxa"/>
             </w:tcMar>
             <w:vAlign w:val="center"/>
+            <w:hideMark/>
           </w:tcPr>
           <w:p>
             <w:pPr>
               <w:pStyle w:val="ad"/>
             </w:pPr>
             <w:r>
+              <w:rPr>
+                <w:bdr w:val="none" w:sz="0" w:space="0" w:color="auto" w:frame="1"/>
+              </w:rPr>
               <w:t>全局语义整合</w:t>
             </w:r>
           </w:p>
@@ -34272,7 +34321,6 @@
       <w:tr>
         <w:trPr>
           <w:tblCellSpacing w:w="15" w:type="dxa"/>
-          <w:jc w:val="center"/>
         </w:trPr>
         <w:tc>
           <w:tcPr>
@@ -34281,13 +34329,17 @@
               <w:right w:w="180" w:type="dxa"/>
             </w:tcMar>
             <w:vAlign w:val="center"/>
+            <w:hideMark/>
           </w:tcPr>
           <w:p>
             <w:pPr>
               <w:pStyle w:val="ad"/>
             </w:pPr>
             <w:r>
-              <w:t>GraphRAG</w:t>
+              <w:rPr>
+                <w:bdr w:val="none" w:sz="0" w:space="0" w:color="auto" w:frame="1"/>
+              </w:rPr>
+              <w:t>Naive RAG</w:t>
             </w:r>
           </w:p>
         </w:tc>
@@ -34298,12 +34350,16 @@
               <w:right w:w="180" w:type="dxa"/>
             </w:tcMar>
             <w:vAlign w:val="center"/>
+            <w:hideMark/>
           </w:tcPr>
           <w:p>
             <w:pPr>
               <w:pStyle w:val="ad"/>
             </w:pPr>
             <w:r>
+              <w:rPr>
+                <w:bdr w:val="none" w:sz="0" w:space="0" w:color="auto" w:frame="1"/>
+              </w:rPr>
               <w:t>Context Recall</w:t>
             </w:r>
           </w:p>
@@ -34315,13 +34371,23 @@
               <w:right w:w="180" w:type="dxa"/>
             </w:tcMar>
             <w:vAlign w:val="center"/>
+            <w:hideMark/>
           </w:tcPr>
           <w:p>
             <w:pPr>
               <w:pStyle w:val="ad"/>
-            </w:pPr>
-            <w:r>
-              <w:t>0.100</w:t>
+              <w:rPr>
+                <w:b/>
+                <w:bCs/>
+              </w:rPr>
+            </w:pPr>
+            <w:r>
+              <w:rPr>
+                <w:b/>
+                <w:bCs/>
+                <w:bdr w:val="none" w:sz="0" w:space="0" w:color="auto" w:frame="1"/>
+              </w:rPr>
+              <w:t>0.967</w:t>
             </w:r>
           </w:p>
         </w:tc>
@@ -34332,13 +34398,23 @@
               <w:right w:w="180" w:type="dxa"/>
             </w:tcMar>
             <w:vAlign w:val="center"/>
+            <w:hideMark/>
           </w:tcPr>
           <w:p>
             <w:pPr>
               <w:pStyle w:val="ad"/>
-            </w:pPr>
-            <w:r>
-              <w:t>0.033</w:t>
+              <w:rPr>
+                <w:b/>
+                <w:bCs/>
+              </w:rPr>
+            </w:pPr>
+            <w:r>
+              <w:rPr>
+                <w:b/>
+                <w:bCs/>
+                <w:bdr w:val="none" w:sz="0" w:space="0" w:color="auto" w:frame="1"/>
+              </w:rPr>
+              <w:t>0.693</w:t>
             </w:r>
           </w:p>
         </w:tc>
@@ -34349,13 +34425,17 @@
               <w:right w:w="0" w:type="dxa"/>
             </w:tcMar>
             <w:vAlign w:val="center"/>
+            <w:hideMark/>
           </w:tcPr>
           <w:p>
             <w:pPr>
               <w:pStyle w:val="ad"/>
             </w:pPr>
             <w:r>
-              <w:t>0.106</w:t>
+              <w:rPr>
+                <w:bdr w:val="none" w:sz="0" w:space="0" w:color="auto" w:frame="1"/>
+              </w:rPr>
+              <w:t>0.702</w:t>
             </w:r>
           </w:p>
         </w:tc>
@@ -34363,7 +34443,6 @@
       <w:tr>
         <w:trPr>
           <w:tblCellSpacing w:w="15" w:type="dxa"/>
-          <w:jc w:val="center"/>
         </w:trPr>
         <w:tc>
           <w:tcPr>
@@ -34372,6 +34451,7 @@
               <w:right w:w="180" w:type="dxa"/>
             </w:tcMar>
             <w:vAlign w:val="center"/>
+            <w:hideMark/>
           </w:tcPr>
           <w:p>
             <w:pPr>
@@ -34386,12 +34466,16 @@
               <w:right w:w="180" w:type="dxa"/>
             </w:tcMar>
             <w:vAlign w:val="center"/>
+            <w:hideMark/>
           </w:tcPr>
           <w:p>
             <w:pPr>
               <w:pStyle w:val="ad"/>
             </w:pPr>
             <w:r>
+              <w:rPr>
+                <w:bdr w:val="none" w:sz="0" w:space="0" w:color="auto" w:frame="1"/>
+              </w:rPr>
               <w:t>Context MRR</w:t>
             </w:r>
           </w:p>
@@ -34403,13 +34487,17 @@
               <w:right w:w="180" w:type="dxa"/>
             </w:tcMar>
             <w:vAlign w:val="center"/>
+            <w:hideMark/>
           </w:tcPr>
           <w:p>
             <w:pPr>
               <w:pStyle w:val="ad"/>
             </w:pPr>
             <w:r>
-              <w:t>0.201</w:t>
+              <w:rPr>
+                <w:bdr w:val="none" w:sz="0" w:space="0" w:color="auto" w:frame="1"/>
+              </w:rPr>
+              <w:t>0.681</w:t>
             </w:r>
           </w:p>
         </w:tc>
@@ -34420,13 +34508,17 @@
               <w:right w:w="180" w:type="dxa"/>
             </w:tcMar>
             <w:vAlign w:val="center"/>
+            <w:hideMark/>
           </w:tcPr>
           <w:p>
             <w:pPr>
               <w:pStyle w:val="ad"/>
             </w:pPr>
             <w:r>
-              <w:t>0.186</w:t>
+              <w:rPr>
+                <w:bdr w:val="none" w:sz="0" w:space="0" w:color="auto" w:frame="1"/>
+              </w:rPr>
+              <w:t>0.566</w:t>
             </w:r>
           </w:p>
         </w:tc>
@@ -34437,13 +34529,17 @@
               <w:right w:w="0" w:type="dxa"/>
             </w:tcMar>
             <w:vAlign w:val="center"/>
+            <w:hideMark/>
           </w:tcPr>
           <w:p>
             <w:pPr>
               <w:pStyle w:val="ad"/>
             </w:pPr>
             <w:r>
-              <w:t>0.208</w:t>
+              <w:rPr>
+                <w:bdr w:val="none" w:sz="0" w:space="0" w:color="auto" w:frame="1"/>
+              </w:rPr>
+              <w:t>0.718</w:t>
             </w:r>
           </w:p>
         </w:tc>
@@ -34451,7 +34547,6 @@
       <w:tr>
         <w:trPr>
           <w:tblCellSpacing w:w="15" w:type="dxa"/>
-          <w:jc w:val="center"/>
         </w:trPr>
         <w:tc>
           <w:tcPr>
@@ -34460,6 +34555,7 @@
               <w:right w:w="180" w:type="dxa"/>
             </w:tcMar>
             <w:vAlign w:val="center"/>
+            <w:hideMark/>
           </w:tcPr>
           <w:p>
             <w:pPr>
@@ -34474,12 +34570,16 @@
               <w:right w:w="180" w:type="dxa"/>
             </w:tcMar>
             <w:vAlign w:val="center"/>
+            <w:hideMark/>
           </w:tcPr>
           <w:p>
             <w:pPr>
               <w:pStyle w:val="ad"/>
             </w:pPr>
             <w:r>
+              <w:rPr>
+                <w:bdr w:val="none" w:sz="0" w:space="0" w:color="auto" w:frame="1"/>
+              </w:rPr>
               <w:t>Context Precision</w:t>
             </w:r>
           </w:p>
@@ -34491,13 +34591,17 @@
               <w:right w:w="180" w:type="dxa"/>
             </w:tcMar>
             <w:vAlign w:val="center"/>
+            <w:hideMark/>
           </w:tcPr>
           <w:p>
             <w:pPr>
               <w:pStyle w:val="ad"/>
             </w:pPr>
             <w:r>
-              <w:t>0.160</w:t>
+              <w:rPr>
+                <w:bdr w:val="none" w:sz="0" w:space="0" w:color="auto" w:frame="1"/>
+              </w:rPr>
+              <w:t>0.648</w:t>
             </w:r>
           </w:p>
         </w:tc>
@@ -34508,13 +34612,17 @@
               <w:right w:w="180" w:type="dxa"/>
             </w:tcMar>
             <w:vAlign w:val="center"/>
+            <w:hideMark/>
           </w:tcPr>
           <w:p>
             <w:pPr>
               <w:pStyle w:val="ad"/>
             </w:pPr>
             <w:r>
-              <w:t>0.057</w:t>
+              <w:rPr>
+                <w:bdr w:val="none" w:sz="0" w:space="0" w:color="auto" w:frame="1"/>
+              </w:rPr>
+              <w:t>0.269</w:t>
             </w:r>
           </w:p>
         </w:tc>
@@ -34525,13 +34633,17 @@
               <w:right w:w="0" w:type="dxa"/>
             </w:tcMar>
             <w:vAlign w:val="center"/>
+            <w:hideMark/>
           </w:tcPr>
           <w:p>
             <w:pPr>
               <w:pStyle w:val="ad"/>
             </w:pPr>
             <w:r>
-              <w:t>0.269</w:t>
+              <w:rPr>
+                <w:bdr w:val="none" w:sz="0" w:space="0" w:color="auto" w:frame="1"/>
+              </w:rPr>
+              <w:t>0.451</w:t>
             </w:r>
           </w:p>
         </w:tc>
@@ -34539,7 +34651,6 @@
       <w:tr>
         <w:trPr>
           <w:tblCellSpacing w:w="15" w:type="dxa"/>
-          <w:jc w:val="center"/>
         </w:trPr>
         <w:tc>
           <w:tcPr>
@@ -34548,6 +34659,7 @@
               <w:right w:w="180" w:type="dxa"/>
             </w:tcMar>
             <w:vAlign w:val="center"/>
+            <w:hideMark/>
           </w:tcPr>
           <w:p>
             <w:pPr>
@@ -34562,12 +34674,16 @@
               <w:right w:w="180" w:type="dxa"/>
             </w:tcMar>
             <w:vAlign w:val="center"/>
+            <w:hideMark/>
           </w:tcPr>
           <w:p>
             <w:pPr>
               <w:pStyle w:val="ad"/>
             </w:pPr>
             <w:r>
+              <w:rPr>
+                <w:bdr w:val="none" w:sz="0" w:space="0" w:color="auto" w:frame="1"/>
+              </w:rPr>
               <w:t>Answer Correctness</w:t>
             </w:r>
           </w:p>
@@ -34579,13 +34695,17 @@
               <w:right w:w="180" w:type="dxa"/>
             </w:tcMar>
             <w:vAlign w:val="center"/>
+            <w:hideMark/>
           </w:tcPr>
           <w:p>
             <w:pPr>
               <w:pStyle w:val="ad"/>
             </w:pPr>
             <w:r>
-              <w:t>0.363</w:t>
+              <w:rPr>
+                <w:bdr w:val="none" w:sz="0" w:space="0" w:color="auto" w:frame="1"/>
+              </w:rPr>
+              <w:t>0.693</w:t>
             </w:r>
           </w:p>
         </w:tc>
@@ -34596,13 +34716,17 @@
               <w:right w:w="180" w:type="dxa"/>
             </w:tcMar>
             <w:vAlign w:val="center"/>
+            <w:hideMark/>
           </w:tcPr>
           <w:p>
             <w:pPr>
               <w:pStyle w:val="ad"/>
             </w:pPr>
             <w:r>
-              <w:t>0.367</w:t>
+              <w:rPr>
+                <w:bdr w:val="none" w:sz="0" w:space="0" w:color="auto" w:frame="1"/>
+              </w:rPr>
+              <w:t>0.524</w:t>
             </w:r>
           </w:p>
         </w:tc>
@@ -34613,13 +34737,17 @@
               <w:right w:w="0" w:type="dxa"/>
             </w:tcMar>
             <w:vAlign w:val="center"/>
+            <w:hideMark/>
           </w:tcPr>
           <w:p>
             <w:pPr>
               <w:pStyle w:val="ad"/>
             </w:pPr>
             <w:r>
-              <w:t>0.406</w:t>
+              <w:rPr>
+                <w:bdr w:val="none" w:sz="0" w:space="0" w:color="auto" w:frame="1"/>
+              </w:rPr>
+              <w:t>0.586</w:t>
             </w:r>
           </w:p>
         </w:tc>
@@ -34627,7 +34755,6 @@
       <w:tr>
         <w:trPr>
           <w:tblCellSpacing w:w="15" w:type="dxa"/>
-          <w:jc w:val="center"/>
         </w:trPr>
         <w:tc>
           <w:tcPr>
@@ -34636,6 +34763,7 @@
               <w:right w:w="180" w:type="dxa"/>
             </w:tcMar>
             <w:vAlign w:val="center"/>
+            <w:hideMark/>
           </w:tcPr>
           <w:p>
             <w:pPr>
@@ -34650,12 +34778,16 @@
               <w:right w:w="180" w:type="dxa"/>
             </w:tcMar>
             <w:vAlign w:val="center"/>
+            <w:hideMark/>
           </w:tcPr>
           <w:p>
             <w:pPr>
               <w:pStyle w:val="ad"/>
             </w:pPr>
             <w:r>
+              <w:rPr>
+                <w:bdr w:val="none" w:sz="0" w:space="0" w:color="auto" w:frame="1"/>
+              </w:rPr>
               <w:t>Answer Relevancy</w:t>
             </w:r>
           </w:p>
@@ -34667,13 +34799,17 @@
               <w:right w:w="180" w:type="dxa"/>
             </w:tcMar>
             <w:vAlign w:val="center"/>
+            <w:hideMark/>
           </w:tcPr>
           <w:p>
             <w:pPr>
               <w:pStyle w:val="ad"/>
             </w:pPr>
             <w:r>
-              <w:t>0.513</w:t>
+              <w:rPr>
+                <w:bdr w:val="none" w:sz="0" w:space="0" w:color="auto" w:frame="1"/>
+              </w:rPr>
+              <w:t>0.620</w:t>
             </w:r>
           </w:p>
         </w:tc>
@@ -34684,13 +34820,17 @@
               <w:right w:w="180" w:type="dxa"/>
             </w:tcMar>
             <w:vAlign w:val="center"/>
+            <w:hideMark/>
           </w:tcPr>
           <w:p>
             <w:pPr>
               <w:pStyle w:val="ad"/>
             </w:pPr>
             <w:r>
-              <w:t>0.584</w:t>
+              <w:rPr>
+                <w:bdr w:val="none" w:sz="0" w:space="0" w:color="auto" w:frame="1"/>
+              </w:rPr>
+              <w:t>0.569</w:t>
             </w:r>
           </w:p>
         </w:tc>
@@ -34701,13 +34841,17 @@
               <w:right w:w="0" w:type="dxa"/>
             </w:tcMar>
             <w:vAlign w:val="center"/>
+            <w:hideMark/>
           </w:tcPr>
           <w:p>
             <w:pPr>
               <w:pStyle w:val="ad"/>
             </w:pPr>
             <w:r>
-              <w:t>0.669</w:t>
+              <w:rPr>
+                <w:bdr w:val="none" w:sz="0" w:space="0" w:color="auto" w:frame="1"/>
+              </w:rPr>
+              <w:t>0.697</w:t>
             </w:r>
           </w:p>
         </w:tc>
@@ -34715,7 +34859,6 @@
       <w:tr>
         <w:trPr>
           <w:tblCellSpacing w:w="15" w:type="dxa"/>
-          <w:jc w:val="center"/>
         </w:trPr>
         <w:tc>
           <w:tcPr>
@@ -34724,6 +34867,7 @@
               <w:right w:w="180" w:type="dxa"/>
             </w:tcMar>
             <w:vAlign w:val="center"/>
+            <w:hideMark/>
           </w:tcPr>
           <w:p>
             <w:pPr>
@@ -34738,12 +34882,16 @@
               <w:right w:w="180" w:type="dxa"/>
             </w:tcMar>
             <w:vAlign w:val="center"/>
+            <w:hideMark/>
           </w:tcPr>
           <w:p>
             <w:pPr>
               <w:pStyle w:val="ad"/>
             </w:pPr>
             <w:r>
+              <w:rPr>
+                <w:bdr w:val="none" w:sz="0" w:space="0" w:color="auto" w:frame="1"/>
+              </w:rPr>
               <w:t>Faithfulness</w:t>
             </w:r>
           </w:p>
@@ -34755,13 +34903,17 @@
               <w:right w:w="180" w:type="dxa"/>
             </w:tcMar>
             <w:vAlign w:val="center"/>
+            <w:hideMark/>
           </w:tcPr>
           <w:p>
             <w:pPr>
               <w:pStyle w:val="ad"/>
             </w:pPr>
             <w:r>
-              <w:t>0.117</w:t>
+              <w:rPr>
+                <w:bdr w:val="none" w:sz="0" w:space="0" w:color="auto" w:frame="1"/>
+              </w:rPr>
+              <w:t>0.931</w:t>
             </w:r>
           </w:p>
         </w:tc>
@@ -34772,13 +34924,23 @@
               <w:right w:w="180" w:type="dxa"/>
             </w:tcMar>
             <w:vAlign w:val="center"/>
+            <w:hideMark/>
           </w:tcPr>
           <w:p>
             <w:pPr>
               <w:pStyle w:val="ad"/>
-            </w:pPr>
-            <w:r>
-              <w:t>0.143</w:t>
+              <w:rPr>
+                <w:b/>
+                <w:bCs/>
+              </w:rPr>
+            </w:pPr>
+            <w:r>
+              <w:rPr>
+                <w:b/>
+                <w:bCs/>
+                <w:bdr w:val="none" w:sz="0" w:space="0" w:color="auto" w:frame="1"/>
+              </w:rPr>
+              <w:t>0.784</w:t>
             </w:r>
           </w:p>
         </w:tc>
@@ -34789,13 +34951,17 @@
               <w:right w:w="0" w:type="dxa"/>
             </w:tcMar>
             <w:vAlign w:val="center"/>
+            <w:hideMark/>
           </w:tcPr>
           <w:p>
             <w:pPr>
               <w:pStyle w:val="ad"/>
             </w:pPr>
             <w:r>
-              <w:t>0.184</w:t>
+              <w:rPr>
+                <w:bdr w:val="none" w:sz="0" w:space="0" w:color="auto" w:frame="1"/>
+              </w:rPr>
+              <w:t>0.886</w:t>
             </w:r>
           </w:p>
         </w:tc>
@@ -34803,7 +34969,6 @@
       <w:tr>
         <w:trPr>
           <w:tblCellSpacing w:w="15" w:type="dxa"/>
-          <w:jc w:val="center"/>
         </w:trPr>
         <w:tc>
           <w:tcPr>
@@ -34812,6 +34977,7 @@
               <w:right w:w="180" w:type="dxa"/>
             </w:tcMar>
             <w:vAlign w:val="center"/>
+            <w:hideMark/>
           </w:tcPr>
           <w:p>
             <w:pPr>
@@ -34826,12 +34992,16 @@
               <w:right w:w="180" w:type="dxa"/>
             </w:tcMar>
             <w:vAlign w:val="center"/>
+            <w:hideMark/>
           </w:tcPr>
           <w:p>
             <w:pPr>
               <w:pStyle w:val="ad"/>
             </w:pPr>
             <w:r>
+              <w:rPr>
+                <w:bdr w:val="none" w:sz="0" w:space="0" w:color="auto" w:frame="1"/>
+              </w:rPr>
               <w:t>Semantic Similarity</w:t>
             </w:r>
           </w:p>
@@ -34843,13 +35013,17 @@
               <w:right w:w="180" w:type="dxa"/>
             </w:tcMar>
             <w:vAlign w:val="center"/>
+            <w:hideMark/>
           </w:tcPr>
           <w:p>
             <w:pPr>
               <w:pStyle w:val="ad"/>
             </w:pPr>
             <w:r>
-              <w:t>0.693</w:t>
+              <w:rPr>
+                <w:bdr w:val="none" w:sz="0" w:space="0" w:color="auto" w:frame="1"/>
+              </w:rPr>
+              <w:t>0.790</w:t>
             </w:r>
           </w:p>
         </w:tc>
@@ -34860,13 +35034,17 @@
               <w:right w:w="180" w:type="dxa"/>
             </w:tcMar>
             <w:vAlign w:val="center"/>
+            <w:hideMark/>
           </w:tcPr>
           <w:p>
             <w:pPr>
               <w:pStyle w:val="ad"/>
             </w:pPr>
             <w:r>
-              <w:t>0.699</w:t>
+              <w:rPr>
+                <w:bdr w:val="none" w:sz="0" w:space="0" w:color="auto" w:frame="1"/>
+              </w:rPr>
+              <w:t>0.714</w:t>
             </w:r>
           </w:p>
         </w:tc>
@@ -34877,13 +35055,17 @@
               <w:right w:w="0" w:type="dxa"/>
             </w:tcMar>
             <w:vAlign w:val="center"/>
+            <w:hideMark/>
           </w:tcPr>
           <w:p>
             <w:pPr>
               <w:pStyle w:val="ad"/>
             </w:pPr>
             <w:r>
-              <w:t>0.810</w:t>
+              <w:rPr>
+                <w:bdr w:val="none" w:sz="0" w:space="0" w:color="auto" w:frame="1"/>
+              </w:rPr>
+              <w:t>0.798</w:t>
             </w:r>
           </w:p>
         </w:tc>
@@ -34891,7 +35073,6 @@
       <w:tr>
         <w:trPr>
           <w:tblCellSpacing w:w="15" w:type="dxa"/>
-          <w:jc w:val="center"/>
         </w:trPr>
         <w:tc>
           <w:tcPr>
@@ -34900,16 +35081,18 @@
               <w:right w:w="180" w:type="dxa"/>
             </w:tcMar>
             <w:vAlign w:val="center"/>
+            <w:hideMark/>
           </w:tcPr>
           <w:p>
             <w:pPr>
               <w:pStyle w:val="ad"/>
             </w:pPr>
-            <w:proofErr w:type="spellStart"/>
-            <w:r>
-              <w:t>LightRAG</w:t>
-            </w:r>
-            <w:proofErr w:type="spellEnd"/>
+            <w:r>
+              <w:rPr>
+                <w:bdr w:val="none" w:sz="0" w:space="0" w:color="auto" w:frame="1"/>
+              </w:rPr>
+              <w:t>GraphRAG</w:t>
+            </w:r>
           </w:p>
         </w:tc>
         <w:tc>
@@ -34919,12 +35102,16 @@
               <w:right w:w="180" w:type="dxa"/>
             </w:tcMar>
             <w:vAlign w:val="center"/>
+            <w:hideMark/>
           </w:tcPr>
           <w:p>
             <w:pPr>
               <w:pStyle w:val="ad"/>
             </w:pPr>
             <w:r>
+              <w:rPr>
+                <w:bdr w:val="none" w:sz="0" w:space="0" w:color="auto" w:frame="1"/>
+              </w:rPr>
               <w:t>Context Recall</w:t>
             </w:r>
           </w:p>
@@ -34936,13 +35123,23 @@
               <w:right w:w="180" w:type="dxa"/>
             </w:tcMar>
             <w:vAlign w:val="center"/>
+            <w:hideMark/>
           </w:tcPr>
           <w:p>
             <w:pPr>
               <w:pStyle w:val="ad"/>
-            </w:pPr>
-            <w:r>
-              <w:t>0.733</w:t>
+              <w:rPr>
+                <w:b/>
+                <w:bCs/>
+              </w:rPr>
+            </w:pPr>
+            <w:r>
+              <w:rPr>
+                <w:b/>
+                <w:bCs/>
+                <w:bdr w:val="none" w:sz="0" w:space="0" w:color="auto" w:frame="1"/>
+              </w:rPr>
+              <w:t>0.967</w:t>
             </w:r>
           </w:p>
         </w:tc>
@@ -34953,21 +35150,17 @@
               <w:right w:w="180" w:type="dxa"/>
             </w:tcMar>
             <w:vAlign w:val="center"/>
+            <w:hideMark/>
           </w:tcPr>
           <w:p>
             <w:pPr>
               <w:pStyle w:val="ad"/>
-              <w:rPr>
-                <w:b/>
-                <w:bCs/>
-              </w:rPr>
-            </w:pPr>
-            <w:r>
-              <w:rPr>
-                <w:b/>
-                <w:bCs/>
-              </w:rPr>
-              <w:t>0.498</w:t>
+            </w:pPr>
+            <w:r>
+              <w:rPr>
+                <w:bdr w:val="none" w:sz="0" w:space="0" w:color="auto" w:frame="1"/>
+              </w:rPr>
+              <w:t>0.673</w:t>
             </w:r>
           </w:p>
         </w:tc>
@@ -34978,13 +35171,17 @@
               <w:right w:w="0" w:type="dxa"/>
             </w:tcMar>
             <w:vAlign w:val="center"/>
+            <w:hideMark/>
           </w:tcPr>
           <w:p>
             <w:pPr>
               <w:pStyle w:val="ad"/>
             </w:pPr>
             <w:r>
-              <w:t>0.560</w:t>
+              <w:rPr>
+                <w:bdr w:val="none" w:sz="0" w:space="0" w:color="auto" w:frame="1"/>
+              </w:rPr>
+              <w:t>0.682</w:t>
             </w:r>
           </w:p>
         </w:tc>
@@ -34992,7 +35189,6 @@
       <w:tr>
         <w:trPr>
           <w:tblCellSpacing w:w="15" w:type="dxa"/>
-          <w:jc w:val="center"/>
         </w:trPr>
         <w:tc>
           <w:tcPr>
@@ -35001,6 +35197,7 @@
               <w:right w:w="180" w:type="dxa"/>
             </w:tcMar>
             <w:vAlign w:val="center"/>
+            <w:hideMark/>
           </w:tcPr>
           <w:p>
             <w:pPr>
@@ -35015,12 +35212,16 @@
               <w:right w:w="180" w:type="dxa"/>
             </w:tcMar>
             <w:vAlign w:val="center"/>
+            <w:hideMark/>
           </w:tcPr>
           <w:p>
             <w:pPr>
               <w:pStyle w:val="ad"/>
             </w:pPr>
             <w:r>
+              <w:rPr>
+                <w:bdr w:val="none" w:sz="0" w:space="0" w:color="auto" w:frame="1"/>
+              </w:rPr>
               <w:t>Context MRR</w:t>
             </w:r>
           </w:p>
@@ -35032,13 +35233,17 @@
               <w:right w:w="180" w:type="dxa"/>
             </w:tcMar>
             <w:vAlign w:val="center"/>
+            <w:hideMark/>
           </w:tcPr>
           <w:p>
             <w:pPr>
               <w:pStyle w:val="ad"/>
             </w:pPr>
             <w:r>
-              <w:t>0.560</w:t>
+              <w:rPr>
+                <w:bdr w:val="none" w:sz="0" w:space="0" w:color="auto" w:frame="1"/>
+              </w:rPr>
+              <w:t>0.767</w:t>
             </w:r>
           </w:p>
         </w:tc>
@@ -35049,13 +35254,23 @@
               <w:right w:w="180" w:type="dxa"/>
             </w:tcMar>
             <w:vAlign w:val="center"/>
+            <w:hideMark/>
           </w:tcPr>
           <w:p>
             <w:pPr>
               <w:pStyle w:val="ad"/>
-            </w:pPr>
-            <w:r>
-              <w:t>0.521</w:t>
+              <w:rPr>
+                <w:b/>
+                <w:bCs/>
+              </w:rPr>
+            </w:pPr>
+            <w:r>
+              <w:rPr>
+                <w:b/>
+                <w:bCs/>
+                <w:bdr w:val="none" w:sz="0" w:space="0" w:color="auto" w:frame="1"/>
+              </w:rPr>
+              <w:t>0.733</w:t>
             </w:r>
           </w:p>
         </w:tc>
@@ -35066,13 +35281,17 @@
               <w:right w:w="0" w:type="dxa"/>
             </w:tcMar>
             <w:vAlign w:val="center"/>
+            <w:hideMark/>
           </w:tcPr>
           <w:p>
             <w:pPr>
               <w:pStyle w:val="ad"/>
             </w:pPr>
             <w:r>
-              <w:t>0.460</w:t>
+              <w:rPr>
+                <w:bdr w:val="none" w:sz="0" w:space="0" w:color="auto" w:frame="1"/>
+              </w:rPr>
+              <w:t>0.904</w:t>
             </w:r>
           </w:p>
         </w:tc>
@@ -35080,7 +35299,6 @@
       <w:tr>
         <w:trPr>
           <w:tblCellSpacing w:w="15" w:type="dxa"/>
-          <w:jc w:val="center"/>
         </w:trPr>
         <w:tc>
           <w:tcPr>
@@ -35089,6 +35307,7 @@
               <w:right w:w="180" w:type="dxa"/>
             </w:tcMar>
             <w:vAlign w:val="center"/>
+            <w:hideMark/>
           </w:tcPr>
           <w:p>
             <w:pPr>
@@ -35103,12 +35322,16 @@
               <w:right w:w="180" w:type="dxa"/>
             </w:tcMar>
             <w:vAlign w:val="center"/>
+            <w:hideMark/>
           </w:tcPr>
           <w:p>
             <w:pPr>
               <w:pStyle w:val="ad"/>
             </w:pPr>
             <w:r>
+              <w:rPr>
+                <w:bdr w:val="none" w:sz="0" w:space="0" w:color="auto" w:frame="1"/>
+              </w:rPr>
               <w:t>Context Precision</w:t>
             </w:r>
           </w:p>
@@ -35120,13 +35343,17 @@
               <w:right w:w="180" w:type="dxa"/>
             </w:tcMar>
             <w:vAlign w:val="center"/>
+            <w:hideMark/>
           </w:tcPr>
           <w:p>
             <w:pPr>
               <w:pStyle w:val="ad"/>
             </w:pPr>
             <w:r>
-              <w:t>0.613</w:t>
+              <w:rPr>
+                <w:bdr w:val="none" w:sz="0" w:space="0" w:color="auto" w:frame="1"/>
+              </w:rPr>
+              <w:t>0.644</w:t>
             </w:r>
           </w:p>
         </w:tc>
@@ -35137,13 +35364,17 @@
               <w:right w:w="180" w:type="dxa"/>
             </w:tcMar>
             <w:vAlign w:val="center"/>
+            <w:hideMark/>
           </w:tcPr>
           <w:p>
             <w:pPr>
               <w:pStyle w:val="ad"/>
             </w:pPr>
             <w:r>
-              <w:t>0.431</w:t>
+              <w:rPr>
+                <w:bdr w:val="none" w:sz="0" w:space="0" w:color="auto" w:frame="1"/>
+              </w:rPr>
+              <w:t>0.361</w:t>
             </w:r>
           </w:p>
         </w:tc>
@@ -35154,13 +35385,17 @@
               <w:right w:w="0" w:type="dxa"/>
             </w:tcMar>
             <w:vAlign w:val="center"/>
+            <w:hideMark/>
           </w:tcPr>
           <w:p>
             <w:pPr>
               <w:pStyle w:val="ad"/>
             </w:pPr>
             <w:r>
-              <w:t>0.496</w:t>
+              <w:rPr>
+                <w:bdr w:val="none" w:sz="0" w:space="0" w:color="auto" w:frame="1"/>
+              </w:rPr>
+              <w:t>0.509</w:t>
             </w:r>
           </w:p>
         </w:tc>
@@ -35168,7 +35403,6 @@
       <w:tr>
         <w:trPr>
           <w:tblCellSpacing w:w="15" w:type="dxa"/>
-          <w:jc w:val="center"/>
         </w:trPr>
         <w:tc>
           <w:tcPr>
@@ -35177,6 +35411,7 @@
               <w:right w:w="180" w:type="dxa"/>
             </w:tcMar>
             <w:vAlign w:val="center"/>
+            <w:hideMark/>
           </w:tcPr>
           <w:p>
             <w:pPr>
@@ -35191,12 +35426,16 @@
               <w:right w:w="180" w:type="dxa"/>
             </w:tcMar>
             <w:vAlign w:val="center"/>
+            <w:hideMark/>
           </w:tcPr>
           <w:p>
             <w:pPr>
               <w:pStyle w:val="ad"/>
             </w:pPr>
             <w:r>
+              <w:rPr>
+                <w:bdr w:val="none" w:sz="0" w:space="0" w:color="auto" w:frame="1"/>
+              </w:rPr>
               <w:t>Answer Correctness</w:t>
             </w:r>
           </w:p>
@@ -35208,13 +35447,23 @@
               <w:right w:w="180" w:type="dxa"/>
             </w:tcMar>
             <w:vAlign w:val="center"/>
+            <w:hideMark/>
           </w:tcPr>
           <w:p>
             <w:pPr>
               <w:pStyle w:val="ad"/>
-            </w:pPr>
-            <w:r>
-              <w:t>0.581</w:t>
+              <w:rPr>
+                <w:b/>
+                <w:bCs/>
+              </w:rPr>
+            </w:pPr>
+            <w:r>
+              <w:rPr>
+                <w:b/>
+                <w:bCs/>
+                <w:bdr w:val="none" w:sz="0" w:space="0" w:color="auto" w:frame="1"/>
+              </w:rPr>
+              <w:t>0.724</w:t>
             </w:r>
           </w:p>
         </w:tc>
@@ -35225,13 +35474,23 @@
               <w:right w:w="180" w:type="dxa"/>
             </w:tcMar>
             <w:vAlign w:val="center"/>
+            <w:hideMark/>
           </w:tcPr>
           <w:p>
             <w:pPr>
               <w:pStyle w:val="ad"/>
-            </w:pPr>
-            <w:r>
-              <w:t>0.495</w:t>
+              <w:rPr>
+                <w:b/>
+                <w:bCs/>
+              </w:rPr>
+            </w:pPr>
+            <w:r>
+              <w:rPr>
+                <w:b/>
+                <w:bCs/>
+                <w:bdr w:val="none" w:sz="0" w:space="0" w:color="auto" w:frame="1"/>
+              </w:rPr>
+              <w:t>0.594</w:t>
             </w:r>
           </w:p>
         </w:tc>
@@ -35242,13 +35501,17 @@
               <w:right w:w="0" w:type="dxa"/>
             </w:tcMar>
             <w:vAlign w:val="center"/>
+            <w:hideMark/>
           </w:tcPr>
           <w:p>
             <w:pPr>
               <w:pStyle w:val="ad"/>
             </w:pPr>
             <w:r>
-              <w:t>0.603</w:t>
+              <w:rPr>
+                <w:bdr w:val="none" w:sz="0" w:space="0" w:color="auto" w:frame="1"/>
+              </w:rPr>
+              <w:t>0.535</w:t>
             </w:r>
           </w:p>
         </w:tc>
@@ -35256,7 +35519,6 @@
       <w:tr>
         <w:trPr>
           <w:tblCellSpacing w:w="15" w:type="dxa"/>
-          <w:jc w:val="center"/>
         </w:trPr>
         <w:tc>
           <w:tcPr>
@@ -35265,6 +35527,7 @@
               <w:right w:w="180" w:type="dxa"/>
             </w:tcMar>
             <w:vAlign w:val="center"/>
+            <w:hideMark/>
           </w:tcPr>
           <w:p>
             <w:pPr>
@@ -35279,12 +35542,16 @@
               <w:right w:w="180" w:type="dxa"/>
             </w:tcMar>
             <w:vAlign w:val="center"/>
+            <w:hideMark/>
           </w:tcPr>
           <w:p>
             <w:pPr>
               <w:pStyle w:val="ad"/>
             </w:pPr>
             <w:r>
+              <w:rPr>
+                <w:bdr w:val="none" w:sz="0" w:space="0" w:color="auto" w:frame="1"/>
+              </w:rPr>
               <w:t>Answer Relevancy</w:t>
             </w:r>
           </w:p>
@@ -35296,13 +35563,17 @@
               <w:right w:w="180" w:type="dxa"/>
             </w:tcMar>
             <w:vAlign w:val="center"/>
+            <w:hideMark/>
           </w:tcPr>
           <w:p>
             <w:pPr>
               <w:pStyle w:val="ad"/>
             </w:pPr>
             <w:r>
-              <w:t>0.802</w:t>
+              <w:rPr>
+                <w:bdr w:val="none" w:sz="0" w:space="0" w:color="auto" w:frame="1"/>
+              </w:rPr>
+              <w:t>0.670</w:t>
             </w:r>
           </w:p>
         </w:tc>
@@ -35313,21 +35584,17 @@
               <w:right w:w="180" w:type="dxa"/>
             </w:tcMar>
             <w:vAlign w:val="center"/>
+            <w:hideMark/>
           </w:tcPr>
           <w:p>
             <w:pPr>
               <w:pStyle w:val="ad"/>
-              <w:rPr>
-                <w:b/>
-                <w:bCs/>
-              </w:rPr>
-            </w:pPr>
-            <w:r>
-              <w:rPr>
-                <w:b/>
-                <w:bCs/>
-              </w:rPr>
-              <w:t>0.703</w:t>
+            </w:pPr>
+            <w:r>
+              <w:rPr>
+                <w:bdr w:val="none" w:sz="0" w:space="0" w:color="auto" w:frame="1"/>
+              </w:rPr>
+              <w:t>0.678</w:t>
             </w:r>
           </w:p>
         </w:tc>
@@ -35338,21 +35605,17 @@
               <w:right w:w="0" w:type="dxa"/>
             </w:tcMar>
             <w:vAlign w:val="center"/>
+            <w:hideMark/>
           </w:tcPr>
           <w:p>
             <w:pPr>
               <w:pStyle w:val="ad"/>
-              <w:rPr>
-                <w:b/>
-                <w:bCs/>
-              </w:rPr>
-            </w:pPr>
-            <w:r>
-              <w:rPr>
-                <w:b/>
-                <w:bCs/>
-              </w:rPr>
-              <w:t>0.807</w:t>
+            </w:pPr>
+            <w:r>
+              <w:rPr>
+                <w:bdr w:val="none" w:sz="0" w:space="0" w:color="auto" w:frame="1"/>
+              </w:rPr>
+              <w:t>0.648</w:t>
             </w:r>
           </w:p>
         </w:tc>
@@ -35360,7 +35623,6 @@
       <w:tr>
         <w:trPr>
           <w:tblCellSpacing w:w="15" w:type="dxa"/>
-          <w:jc w:val="center"/>
         </w:trPr>
         <w:tc>
           <w:tcPr>
@@ -35369,6 +35631,7 @@
               <w:right w:w="180" w:type="dxa"/>
             </w:tcMar>
             <w:vAlign w:val="center"/>
+            <w:hideMark/>
           </w:tcPr>
           <w:p>
             <w:pPr>
@@ -35383,12 +35646,16 @@
               <w:right w:w="180" w:type="dxa"/>
             </w:tcMar>
             <w:vAlign w:val="center"/>
+            <w:hideMark/>
           </w:tcPr>
           <w:p>
             <w:pPr>
               <w:pStyle w:val="ad"/>
             </w:pPr>
             <w:r>
+              <w:rPr>
+                <w:bdr w:val="none" w:sz="0" w:space="0" w:color="auto" w:frame="1"/>
+              </w:rPr>
               <w:t>Faithfulness</w:t>
             </w:r>
           </w:p>
@@ -35400,13 +35667,23 @@
               <w:right w:w="180" w:type="dxa"/>
             </w:tcMar>
             <w:vAlign w:val="center"/>
+            <w:hideMark/>
           </w:tcPr>
           <w:p>
             <w:pPr>
               <w:pStyle w:val="ad"/>
-            </w:pPr>
-            <w:r>
-              <w:t>0.654</w:t>
+              <w:rPr>
+                <w:b/>
+                <w:bCs/>
+              </w:rPr>
+            </w:pPr>
+            <w:r>
+              <w:rPr>
+                <w:b/>
+                <w:bCs/>
+                <w:bdr w:val="none" w:sz="0" w:space="0" w:color="auto" w:frame="1"/>
+              </w:rPr>
+              <w:t>0.990</w:t>
             </w:r>
           </w:p>
         </w:tc>
@@ -35417,13 +35694,17 @@
               <w:right w:w="180" w:type="dxa"/>
             </w:tcMar>
             <w:vAlign w:val="center"/>
+            <w:hideMark/>
           </w:tcPr>
           <w:p>
             <w:pPr>
               <w:pStyle w:val="ad"/>
             </w:pPr>
             <w:r>
-              <w:t>0.689</w:t>
+              <w:rPr>
+                <w:bdr w:val="none" w:sz="0" w:space="0" w:color="auto" w:frame="1"/>
+              </w:rPr>
+              <w:t>0.693</w:t>
             </w:r>
           </w:p>
         </w:tc>
@@ -35434,13 +35715,23 @@
               <w:right w:w="0" w:type="dxa"/>
             </w:tcMar>
             <w:vAlign w:val="center"/>
+            <w:hideMark/>
           </w:tcPr>
           <w:p>
             <w:pPr>
               <w:pStyle w:val="ad"/>
-            </w:pPr>
-            <w:r>
-              <w:t>0.609</w:t>
+              <w:rPr>
+                <w:b/>
+                <w:bCs/>
+              </w:rPr>
+            </w:pPr>
+            <w:r>
+              <w:rPr>
+                <w:b/>
+                <w:bCs/>
+                <w:bdr w:val="none" w:sz="0" w:space="0" w:color="auto" w:frame="1"/>
+              </w:rPr>
+              <w:t>0.894</w:t>
             </w:r>
           </w:p>
         </w:tc>
@@ -35448,7 +35739,6 @@
       <w:tr>
         <w:trPr>
           <w:tblCellSpacing w:w="15" w:type="dxa"/>
-          <w:jc w:val="center"/>
         </w:trPr>
         <w:tc>
           <w:tcPr>
@@ -35457,6 +35747,7 @@
               <w:right w:w="180" w:type="dxa"/>
             </w:tcMar>
             <w:vAlign w:val="center"/>
+            <w:hideMark/>
           </w:tcPr>
           <w:p>
             <w:pPr>
@@ -35471,12 +35762,16 @@
               <w:right w:w="180" w:type="dxa"/>
             </w:tcMar>
             <w:vAlign w:val="center"/>
+            <w:hideMark/>
           </w:tcPr>
           <w:p>
             <w:pPr>
               <w:pStyle w:val="ad"/>
             </w:pPr>
             <w:r>
+              <w:rPr>
+                <w:bdr w:val="none" w:sz="0" w:space="0" w:color="auto" w:frame="1"/>
+              </w:rPr>
               <w:t>Semantic Similarity</w:t>
             </w:r>
           </w:p>
@@ -35488,13 +35783,17 @@
               <w:right w:w="180" w:type="dxa"/>
             </w:tcMar>
             <w:vAlign w:val="center"/>
+            <w:hideMark/>
           </w:tcPr>
           <w:p>
             <w:pPr>
               <w:pStyle w:val="ad"/>
             </w:pPr>
             <w:r>
-              <w:t>0.812</w:t>
+              <w:rPr>
+                <w:bdr w:val="none" w:sz="0" w:space="0" w:color="auto" w:frame="1"/>
+              </w:rPr>
+              <w:t>0.846</w:t>
             </w:r>
           </w:p>
         </w:tc>
@@ -35505,13 +35804,17 @@
               <w:right w:w="180" w:type="dxa"/>
             </w:tcMar>
             <w:vAlign w:val="center"/>
+            <w:hideMark/>
           </w:tcPr>
           <w:p>
             <w:pPr>
               <w:pStyle w:val="ad"/>
             </w:pPr>
             <w:r>
-              <w:t>0.838</w:t>
+              <w:rPr>
+                <w:bdr w:val="none" w:sz="0" w:space="0" w:color="auto" w:frame="1"/>
+              </w:rPr>
+              <w:t>0.759</w:t>
             </w:r>
           </w:p>
         </w:tc>
@@ -35522,13 +35825,17 @@
               <w:right w:w="0" w:type="dxa"/>
             </w:tcMar>
             <w:vAlign w:val="center"/>
+            <w:hideMark/>
           </w:tcPr>
           <w:p>
             <w:pPr>
               <w:pStyle w:val="ad"/>
             </w:pPr>
             <w:r>
-              <w:t>0.872</w:t>
+              <w:rPr>
+                <w:bdr w:val="none" w:sz="0" w:space="0" w:color="auto" w:frame="1"/>
+              </w:rPr>
+              <w:t>0.764</w:t>
             </w:r>
           </w:p>
         </w:tc>
@@ -35536,7 +35843,6 @@
       <w:tr>
         <w:trPr>
           <w:tblCellSpacing w:w="15" w:type="dxa"/>
-          <w:jc w:val="center"/>
         </w:trPr>
         <w:tc>
           <w:tcPr>
@@ -35545,14 +35851,20 @@
               <w:right w:w="180" w:type="dxa"/>
             </w:tcMar>
             <w:vAlign w:val="center"/>
+            <w:hideMark/>
           </w:tcPr>
           <w:p>
             <w:pPr>
               <w:pStyle w:val="ad"/>
             </w:pPr>
-            <w:r>
-              <w:t>E-GraphRAG</w:t>
-            </w:r>
+            <w:proofErr w:type="spellStart"/>
+            <w:r>
+              <w:rPr>
+                <w:bdr w:val="none" w:sz="0" w:space="0" w:color="auto" w:frame="1"/>
+              </w:rPr>
+              <w:t>LightRAG</w:t>
+            </w:r>
+            <w:proofErr w:type="spellEnd"/>
           </w:p>
         </w:tc>
         <w:tc>
@@ -35562,12 +35874,16 @@
               <w:right w:w="180" w:type="dxa"/>
             </w:tcMar>
             <w:vAlign w:val="center"/>
+            <w:hideMark/>
           </w:tcPr>
           <w:p>
             <w:pPr>
               <w:pStyle w:val="ad"/>
             </w:pPr>
             <w:r>
+              <w:rPr>
+                <w:bdr w:val="none" w:sz="0" w:space="0" w:color="auto" w:frame="1"/>
+              </w:rPr>
               <w:t>Context Recall</w:t>
             </w:r>
           </w:p>
@@ -35579,21 +35895,17 @@
               <w:right w:w="180" w:type="dxa"/>
             </w:tcMar>
             <w:vAlign w:val="center"/>
+            <w:hideMark/>
           </w:tcPr>
           <w:p>
             <w:pPr>
               <w:pStyle w:val="ad"/>
-              <w:rPr>
-                <w:b/>
-                <w:bCs/>
-              </w:rPr>
-            </w:pPr>
-            <w:r>
-              <w:rPr>
-                <w:b/>
-                <w:bCs/>
-              </w:rPr>
-              <w:t>0.917</w:t>
+            </w:pPr>
+            <w:r>
+              <w:rPr>
+                <w:bdr w:val="none" w:sz="0" w:space="0" w:color="auto" w:frame="1"/>
+              </w:rPr>
+              <w:t>0.733</w:t>
             </w:r>
           </w:p>
         </w:tc>
@@ -35604,13 +35916,17 @@
               <w:right w:w="180" w:type="dxa"/>
             </w:tcMar>
             <w:vAlign w:val="center"/>
+            <w:hideMark/>
           </w:tcPr>
           <w:p>
             <w:pPr>
               <w:pStyle w:val="ad"/>
             </w:pPr>
             <w:r>
-              <w:t>0.482</w:t>
+              <w:rPr>
+                <w:bdr w:val="none" w:sz="0" w:space="0" w:color="auto" w:frame="1"/>
+              </w:rPr>
+              <w:t>0.498</w:t>
             </w:r>
           </w:p>
         </w:tc>
@@ -35621,21 +35937,17 @@
               <w:right w:w="0" w:type="dxa"/>
             </w:tcMar>
             <w:vAlign w:val="center"/>
+            <w:hideMark/>
           </w:tcPr>
           <w:p>
             <w:pPr>
               <w:pStyle w:val="ad"/>
-              <w:rPr>
-                <w:b/>
-                <w:bCs/>
-              </w:rPr>
-            </w:pPr>
-            <w:r>
-              <w:rPr>
-                <w:b/>
-                <w:bCs/>
-              </w:rPr>
-              <w:t>0.733</w:t>
+            </w:pPr>
+            <w:r>
+              <w:rPr>
+                <w:bdr w:val="none" w:sz="0" w:space="0" w:color="auto" w:frame="1"/>
+              </w:rPr>
+              <w:t>0.560</w:t>
             </w:r>
           </w:p>
         </w:tc>
@@ -35643,7 +35955,6 @@
       <w:tr>
         <w:trPr>
           <w:tblCellSpacing w:w="15" w:type="dxa"/>
-          <w:jc w:val="center"/>
         </w:trPr>
         <w:tc>
           <w:tcPr>
@@ -35652,6 +35963,7 @@
               <w:right w:w="180" w:type="dxa"/>
             </w:tcMar>
             <w:vAlign w:val="center"/>
+            <w:hideMark/>
           </w:tcPr>
           <w:p>
             <w:pPr>
@@ -35666,12 +35978,16 @@
               <w:right w:w="180" w:type="dxa"/>
             </w:tcMar>
             <w:vAlign w:val="center"/>
+            <w:hideMark/>
           </w:tcPr>
           <w:p>
             <w:pPr>
               <w:pStyle w:val="ad"/>
             </w:pPr>
             <w:r>
+              <w:rPr>
+                <w:bdr w:val="none" w:sz="0" w:space="0" w:color="auto" w:frame="1"/>
+              </w:rPr>
               <w:t>Context MRR</w:t>
             </w:r>
           </w:p>
@@ -35683,21 +35999,17 @@
               <w:right w:w="180" w:type="dxa"/>
             </w:tcMar>
             <w:vAlign w:val="center"/>
+            <w:hideMark/>
           </w:tcPr>
           <w:p>
             <w:pPr>
               <w:pStyle w:val="ad"/>
-              <w:rPr>
-                <w:b/>
-                <w:bCs/>
-              </w:rPr>
-            </w:pPr>
-            <w:r>
-              <w:rPr>
-                <w:b/>
-                <w:bCs/>
-              </w:rPr>
-              <w:t>0.868</w:t>
+            </w:pPr>
+            <w:r>
+              <w:rPr>
+                <w:bdr w:val="none" w:sz="0" w:space="0" w:color="auto" w:frame="1"/>
+              </w:rPr>
+              <w:t>0.560</w:t>
             </w:r>
           </w:p>
         </w:tc>
@@ -35708,21 +36020,17 @@
               <w:right w:w="180" w:type="dxa"/>
             </w:tcMar>
             <w:vAlign w:val="center"/>
+            <w:hideMark/>
           </w:tcPr>
           <w:p>
             <w:pPr>
               <w:pStyle w:val="ad"/>
-              <w:rPr>
-                <w:b/>
-                <w:bCs/>
-              </w:rPr>
-            </w:pPr>
-            <w:r>
-              <w:rPr>
-                <w:b/>
-                <w:bCs/>
-              </w:rPr>
-              <w:t>0.650</w:t>
+            </w:pPr>
+            <w:r>
+              <w:rPr>
+                <w:bdr w:val="none" w:sz="0" w:space="0" w:color="auto" w:frame="1"/>
+              </w:rPr>
+              <w:t>0.521</w:t>
             </w:r>
           </w:p>
         </w:tc>
@@ -35733,21 +36041,17 @@
               <w:right w:w="0" w:type="dxa"/>
             </w:tcMar>
             <w:vAlign w:val="center"/>
+            <w:hideMark/>
           </w:tcPr>
           <w:p>
             <w:pPr>
               <w:pStyle w:val="ad"/>
-              <w:rPr>
-                <w:b/>
-                <w:bCs/>
-              </w:rPr>
-            </w:pPr>
-            <w:r>
-              <w:rPr>
-                <w:b/>
-                <w:bCs/>
-              </w:rPr>
-              <w:t>0.910</w:t>
+            </w:pPr>
+            <w:r>
+              <w:rPr>
+                <w:bdr w:val="none" w:sz="0" w:space="0" w:color="auto" w:frame="1"/>
+              </w:rPr>
+              <w:t>0.460</w:t>
             </w:r>
           </w:p>
         </w:tc>
@@ -35755,7 +36059,6 @@
       <w:tr>
         <w:trPr>
           <w:tblCellSpacing w:w="15" w:type="dxa"/>
-          <w:jc w:val="center"/>
         </w:trPr>
         <w:tc>
           <w:tcPr>
@@ -35764,6 +36067,7 @@
               <w:right w:w="180" w:type="dxa"/>
             </w:tcMar>
             <w:vAlign w:val="center"/>
+            <w:hideMark/>
           </w:tcPr>
           <w:p>
             <w:pPr>
@@ -35778,12 +36082,16 @@
               <w:right w:w="180" w:type="dxa"/>
             </w:tcMar>
             <w:vAlign w:val="center"/>
+            <w:hideMark/>
           </w:tcPr>
           <w:p>
             <w:pPr>
               <w:pStyle w:val="ad"/>
             </w:pPr>
             <w:r>
+              <w:rPr>
+                <w:bdr w:val="none" w:sz="0" w:space="0" w:color="auto" w:frame="1"/>
+              </w:rPr>
               <w:t>Context Precision</w:t>
             </w:r>
           </w:p>
@@ -35795,21 +36103,17 @@
               <w:right w:w="180" w:type="dxa"/>
             </w:tcMar>
             <w:vAlign w:val="center"/>
+            <w:hideMark/>
           </w:tcPr>
           <w:p>
             <w:pPr>
               <w:pStyle w:val="ad"/>
-              <w:rPr>
-                <w:b/>
-                <w:bCs/>
-              </w:rPr>
-            </w:pPr>
-            <w:r>
-              <w:rPr>
-                <w:b/>
-                <w:bCs/>
-              </w:rPr>
-              <w:t>0.877</w:t>
+            </w:pPr>
+            <w:r>
+              <w:rPr>
+                <w:bdr w:val="none" w:sz="0" w:space="0" w:color="auto" w:frame="1"/>
+              </w:rPr>
+              <w:t>0.613</w:t>
             </w:r>
           </w:p>
         </w:tc>
@@ -35820,21 +36124,17 @@
               <w:right w:w="180" w:type="dxa"/>
             </w:tcMar>
             <w:vAlign w:val="center"/>
+            <w:hideMark/>
           </w:tcPr>
           <w:p>
             <w:pPr>
               <w:pStyle w:val="ad"/>
-              <w:rPr>
-                <w:b/>
-                <w:bCs/>
-              </w:rPr>
-            </w:pPr>
-            <w:r>
-              <w:rPr>
-                <w:b/>
-                <w:bCs/>
-              </w:rPr>
-              <w:t>0.525</w:t>
+            </w:pPr>
+            <w:r>
+              <w:rPr>
+                <w:bdr w:val="none" w:sz="0" w:space="0" w:color="auto" w:frame="1"/>
+              </w:rPr>
+              <w:t>0.431</w:t>
             </w:r>
           </w:p>
         </w:tc>
@@ -35845,21 +36145,17 @@
               <w:right w:w="0" w:type="dxa"/>
             </w:tcMar>
             <w:vAlign w:val="center"/>
+            <w:hideMark/>
           </w:tcPr>
           <w:p>
             <w:pPr>
               <w:pStyle w:val="ad"/>
-              <w:rPr>
-                <w:b/>
-                <w:bCs/>
-              </w:rPr>
-            </w:pPr>
-            <w:r>
-              <w:rPr>
-                <w:b/>
-                <w:bCs/>
-              </w:rPr>
-              <w:t>0.673</w:t>
+            </w:pPr>
+            <w:r>
+              <w:rPr>
+                <w:bdr w:val="none" w:sz="0" w:space="0" w:color="auto" w:frame="1"/>
+              </w:rPr>
+              <w:t>0.496</w:t>
             </w:r>
           </w:p>
         </w:tc>
@@ -35867,7 +36163,6 @@
       <w:tr>
         <w:trPr>
           <w:tblCellSpacing w:w="15" w:type="dxa"/>
-          <w:jc w:val="center"/>
         </w:trPr>
         <w:tc>
           <w:tcPr>
@@ -35876,6 +36171,7 @@
               <w:right w:w="180" w:type="dxa"/>
             </w:tcMar>
             <w:vAlign w:val="center"/>
+            <w:hideMark/>
           </w:tcPr>
           <w:p>
             <w:pPr>
@@ -35890,12 +36186,16 @@
               <w:right w:w="180" w:type="dxa"/>
             </w:tcMar>
             <w:vAlign w:val="center"/>
+            <w:hideMark/>
           </w:tcPr>
           <w:p>
             <w:pPr>
               <w:pStyle w:val="ad"/>
             </w:pPr>
             <w:r>
+              <w:rPr>
+                <w:bdr w:val="none" w:sz="0" w:space="0" w:color="auto" w:frame="1"/>
+              </w:rPr>
               <w:t>Answer Correctness</w:t>
             </w:r>
           </w:p>
@@ -35907,21 +36207,17 @@
               <w:right w:w="180" w:type="dxa"/>
             </w:tcMar>
             <w:vAlign w:val="center"/>
+            <w:hideMark/>
           </w:tcPr>
           <w:p>
             <w:pPr>
               <w:pStyle w:val="ad"/>
-              <w:rPr>
-                <w:b/>
-                <w:bCs/>
-              </w:rPr>
-            </w:pPr>
-            <w:r>
-              <w:rPr>
-                <w:b/>
-                <w:bCs/>
-              </w:rPr>
-              <w:t>0.722</w:t>
+            </w:pPr>
+            <w:r>
+              <w:rPr>
+                <w:bdr w:val="none" w:sz="0" w:space="0" w:color="auto" w:frame="1"/>
+              </w:rPr>
+              <w:t>0.581</w:t>
             </w:r>
           </w:p>
         </w:tc>
@@ -35932,21 +36228,17 @@
               <w:right w:w="180" w:type="dxa"/>
             </w:tcMar>
             <w:vAlign w:val="center"/>
+            <w:hideMark/>
           </w:tcPr>
           <w:p>
             <w:pPr>
               <w:pStyle w:val="ad"/>
-              <w:rPr>
-                <w:b/>
-                <w:bCs/>
-              </w:rPr>
-            </w:pPr>
-            <w:r>
-              <w:rPr>
-                <w:b/>
-                <w:bCs/>
-              </w:rPr>
-              <w:t>0.564</w:t>
+            </w:pPr>
+            <w:r>
+              <w:rPr>
+                <w:bdr w:val="none" w:sz="0" w:space="0" w:color="auto" w:frame="1"/>
+              </w:rPr>
+              <w:t>0.495</w:t>
             </w:r>
           </w:p>
         </w:tc>
@@ -35957,21 +36249,17 @@
               <w:right w:w="0" w:type="dxa"/>
             </w:tcMar>
             <w:vAlign w:val="center"/>
+            <w:hideMark/>
           </w:tcPr>
           <w:p>
             <w:pPr>
               <w:pStyle w:val="ad"/>
-              <w:rPr>
-                <w:b/>
-                <w:bCs/>
-              </w:rPr>
-            </w:pPr>
-            <w:r>
-              <w:rPr>
-                <w:b/>
-                <w:bCs/>
-              </w:rPr>
-              <w:t>0.623</w:t>
+            </w:pPr>
+            <w:r>
+              <w:rPr>
+                <w:bdr w:val="none" w:sz="0" w:space="0" w:color="auto" w:frame="1"/>
+              </w:rPr>
+              <w:t>0.603</w:t>
             </w:r>
           </w:p>
         </w:tc>
@@ -35979,7 +36267,6 @@
       <w:tr>
         <w:trPr>
           <w:tblCellSpacing w:w="15" w:type="dxa"/>
-          <w:jc w:val="center"/>
         </w:trPr>
         <w:tc>
           <w:tcPr>
@@ -35988,6 +36275,7 @@
               <w:right w:w="180" w:type="dxa"/>
             </w:tcMar>
             <w:vAlign w:val="center"/>
+            <w:hideMark/>
           </w:tcPr>
           <w:p>
             <w:pPr>
@@ -36002,12 +36290,16 @@
               <w:right w:w="180" w:type="dxa"/>
             </w:tcMar>
             <w:vAlign w:val="center"/>
+            <w:hideMark/>
           </w:tcPr>
           <w:p>
             <w:pPr>
               <w:pStyle w:val="ad"/>
             </w:pPr>
             <w:r>
+              <w:rPr>
+                <w:bdr w:val="none" w:sz="0" w:space="0" w:color="auto" w:frame="1"/>
+              </w:rPr>
               <w:t>Answer Relevancy</w:t>
             </w:r>
           </w:p>
@@ -36019,21 +36311,17 @@
               <w:right w:w="180" w:type="dxa"/>
             </w:tcMar>
             <w:vAlign w:val="center"/>
+            <w:hideMark/>
           </w:tcPr>
           <w:p>
             <w:pPr>
               <w:pStyle w:val="ad"/>
-              <w:rPr>
-                <w:b/>
-                <w:bCs/>
-              </w:rPr>
-            </w:pPr>
-            <w:r>
-              <w:rPr>
-                <w:b/>
-                <w:bCs/>
-              </w:rPr>
-              <w:t>0.825</w:t>
+            </w:pPr>
+            <w:r>
+              <w:rPr>
+                <w:bdr w:val="none" w:sz="0" w:space="0" w:color="auto" w:frame="1"/>
+              </w:rPr>
+              <w:t>0.802</w:t>
             </w:r>
           </w:p>
         </w:tc>
@@ -36044,13 +36332,23 @@
               <w:right w:w="180" w:type="dxa"/>
             </w:tcMar>
             <w:vAlign w:val="center"/>
+            <w:hideMark/>
           </w:tcPr>
           <w:p>
             <w:pPr>
               <w:pStyle w:val="ad"/>
-            </w:pPr>
-            <w:r>
-              <w:t>0.536</w:t>
+              <w:rPr>
+                <w:b/>
+                <w:bCs/>
+              </w:rPr>
+            </w:pPr>
+            <w:r>
+              <w:rPr>
+                <w:b/>
+                <w:bCs/>
+                <w:bdr w:val="none" w:sz="0" w:space="0" w:color="auto" w:frame="1"/>
+              </w:rPr>
+              <w:t>0.703</w:t>
             </w:r>
           </w:p>
         </w:tc>
@@ -36061,13 +36359,23 @@
               <w:right w:w="0" w:type="dxa"/>
             </w:tcMar>
             <w:vAlign w:val="center"/>
+            <w:hideMark/>
           </w:tcPr>
           <w:p>
             <w:pPr>
               <w:pStyle w:val="ad"/>
-            </w:pPr>
-            <w:r>
-              <w:t>0.591</w:t>
+              <w:rPr>
+                <w:b/>
+                <w:bCs/>
+              </w:rPr>
+            </w:pPr>
+            <w:r>
+              <w:rPr>
+                <w:b/>
+                <w:bCs/>
+                <w:bdr w:val="none" w:sz="0" w:space="0" w:color="auto" w:frame="1"/>
+              </w:rPr>
+              <w:t>0.807</w:t>
             </w:r>
           </w:p>
         </w:tc>
@@ -36075,7 +36383,6 @@
       <w:tr>
         <w:trPr>
           <w:tblCellSpacing w:w="15" w:type="dxa"/>
-          <w:jc w:val="center"/>
         </w:trPr>
         <w:tc>
           <w:tcPr>
@@ -36084,6 +36391,7 @@
               <w:right w:w="180" w:type="dxa"/>
             </w:tcMar>
             <w:vAlign w:val="center"/>
+            <w:hideMark/>
           </w:tcPr>
           <w:p>
             <w:pPr>
@@ -36098,12 +36406,16 @@
               <w:right w:w="180" w:type="dxa"/>
             </w:tcMar>
             <w:vAlign w:val="center"/>
+            <w:hideMark/>
           </w:tcPr>
           <w:p>
             <w:pPr>
               <w:pStyle w:val="ad"/>
             </w:pPr>
             <w:r>
+              <w:rPr>
+                <w:bdr w:val="none" w:sz="0" w:space="0" w:color="auto" w:frame="1"/>
+              </w:rPr>
               <w:t>Faithfulness</w:t>
             </w:r>
           </w:p>
@@ -36115,21 +36427,17 @@
               <w:right w:w="180" w:type="dxa"/>
             </w:tcMar>
             <w:vAlign w:val="center"/>
+            <w:hideMark/>
           </w:tcPr>
           <w:p>
             <w:pPr>
               <w:pStyle w:val="ad"/>
-              <w:rPr>
-                <w:b/>
-                <w:bCs/>
-              </w:rPr>
-            </w:pPr>
-            <w:r>
-              <w:rPr>
-                <w:b/>
-                <w:bCs/>
-              </w:rPr>
-              <w:t>0.905</w:t>
+            </w:pPr>
+            <w:r>
+              <w:rPr>
+                <w:bdr w:val="none" w:sz="0" w:space="0" w:color="auto" w:frame="1"/>
+              </w:rPr>
+              <w:t>0.654</w:t>
             </w:r>
           </w:p>
         </w:tc>
@@ -36140,21 +36448,17 @@
               <w:right w:w="180" w:type="dxa"/>
             </w:tcMar>
             <w:vAlign w:val="center"/>
+            <w:hideMark/>
           </w:tcPr>
           <w:p>
             <w:pPr>
               <w:pStyle w:val="ad"/>
-              <w:rPr>
-                <w:b/>
-                <w:bCs/>
-              </w:rPr>
-            </w:pPr>
-            <w:r>
-              <w:rPr>
-                <w:b/>
-                <w:bCs/>
-              </w:rPr>
-              <w:t>0.691</w:t>
+            </w:pPr>
+            <w:r>
+              <w:rPr>
+                <w:bdr w:val="none" w:sz="0" w:space="0" w:color="auto" w:frame="1"/>
+              </w:rPr>
+              <w:t>0.689</w:t>
             </w:r>
           </w:p>
         </w:tc>
@@ -36165,21 +36469,17 @@
               <w:right w:w="0" w:type="dxa"/>
             </w:tcMar>
             <w:vAlign w:val="center"/>
+            <w:hideMark/>
           </w:tcPr>
           <w:p>
             <w:pPr>
               <w:pStyle w:val="ad"/>
-              <w:rPr>
-                <w:b/>
-                <w:bCs/>
-              </w:rPr>
-            </w:pPr>
-            <w:r>
-              <w:rPr>
-                <w:b/>
-                <w:bCs/>
-              </w:rPr>
-              <w:t>0.845</w:t>
+            </w:pPr>
+            <w:r>
+              <w:rPr>
+                <w:bdr w:val="none" w:sz="0" w:space="0" w:color="auto" w:frame="1"/>
+              </w:rPr>
+              <w:t>0.609</w:t>
             </w:r>
           </w:p>
         </w:tc>
@@ -36187,18 +36487,788 @@
       <w:tr>
         <w:trPr>
           <w:tblCellSpacing w:w="15" w:type="dxa"/>
-          <w:jc w:val="center"/>
+        </w:trPr>
+        <w:tc>
+          <w:tcPr>
+            <w:tcW w:w="0" w:type="auto"/>
+            <w:tcMar>
+              <w:right w:w="180" w:type="dxa"/>
+            </w:tcMar>
+            <w:vAlign w:val="center"/>
+            <w:hideMark/>
+          </w:tcPr>
+          <w:p>
+            <w:pPr>
+              <w:pStyle w:val="ad"/>
+            </w:pPr>
+          </w:p>
+        </w:tc>
+        <w:tc>
+          <w:tcPr>
+            <w:tcW w:w="0" w:type="auto"/>
+            <w:tcMar>
+              <w:right w:w="180" w:type="dxa"/>
+            </w:tcMar>
+            <w:vAlign w:val="center"/>
+            <w:hideMark/>
+          </w:tcPr>
+          <w:p>
+            <w:pPr>
+              <w:pStyle w:val="ad"/>
+            </w:pPr>
+            <w:r>
+              <w:rPr>
+                <w:bdr w:val="none" w:sz="0" w:space="0" w:color="auto" w:frame="1"/>
+              </w:rPr>
+              <w:t>Semantic Similarity</w:t>
+            </w:r>
+          </w:p>
+        </w:tc>
+        <w:tc>
+          <w:tcPr>
+            <w:tcW w:w="0" w:type="auto"/>
+            <w:tcMar>
+              <w:right w:w="180" w:type="dxa"/>
+            </w:tcMar>
+            <w:vAlign w:val="center"/>
+            <w:hideMark/>
+          </w:tcPr>
+          <w:p>
+            <w:pPr>
+              <w:pStyle w:val="ad"/>
+            </w:pPr>
+            <w:r>
+              <w:rPr>
+                <w:bdr w:val="none" w:sz="0" w:space="0" w:color="auto" w:frame="1"/>
+              </w:rPr>
+              <w:t>0.812</w:t>
+            </w:r>
+          </w:p>
+        </w:tc>
+        <w:tc>
+          <w:tcPr>
+            <w:tcW w:w="0" w:type="auto"/>
+            <w:tcMar>
+              <w:right w:w="180" w:type="dxa"/>
+            </w:tcMar>
+            <w:vAlign w:val="center"/>
+            <w:hideMark/>
+          </w:tcPr>
+          <w:p>
+            <w:pPr>
+              <w:pStyle w:val="ad"/>
+            </w:pPr>
+            <w:r>
+              <w:rPr>
+                <w:bdr w:val="none" w:sz="0" w:space="0" w:color="auto" w:frame="1"/>
+              </w:rPr>
+              <w:t>0.838</w:t>
+            </w:r>
+          </w:p>
+        </w:tc>
+        <w:tc>
+          <w:tcPr>
+            <w:tcW w:w="0" w:type="auto"/>
+            <w:tcMar>
+              <w:right w:w="0" w:type="dxa"/>
+            </w:tcMar>
+            <w:vAlign w:val="center"/>
+            <w:hideMark/>
+          </w:tcPr>
+          <w:p>
+            <w:pPr>
+              <w:pStyle w:val="ad"/>
+            </w:pPr>
+            <w:r>
+              <w:rPr>
+                <w:bdr w:val="none" w:sz="0" w:space="0" w:color="auto" w:frame="1"/>
+              </w:rPr>
+              <w:t>0.872</w:t>
+            </w:r>
+          </w:p>
+        </w:tc>
+      </w:tr>
+      <w:tr>
+        <w:trPr>
+          <w:tblCellSpacing w:w="15" w:type="dxa"/>
+        </w:trPr>
+        <w:tc>
+          <w:tcPr>
+            <w:tcW w:w="0" w:type="auto"/>
+            <w:tcMar>
+              <w:right w:w="180" w:type="dxa"/>
+            </w:tcMar>
+            <w:vAlign w:val="center"/>
+            <w:hideMark/>
+          </w:tcPr>
+          <w:p>
+            <w:pPr>
+              <w:pStyle w:val="ad"/>
+            </w:pPr>
+            <w:r>
+              <w:rPr>
+                <w:bdr w:val="none" w:sz="0" w:space="0" w:color="auto" w:frame="1"/>
+              </w:rPr>
+              <w:t>E-GraphRAG</w:t>
+            </w:r>
+          </w:p>
+        </w:tc>
+        <w:tc>
+          <w:tcPr>
+            <w:tcW w:w="0" w:type="auto"/>
+            <w:tcMar>
+              <w:right w:w="180" w:type="dxa"/>
+            </w:tcMar>
+            <w:vAlign w:val="center"/>
+            <w:hideMark/>
+          </w:tcPr>
+          <w:p>
+            <w:pPr>
+              <w:pStyle w:val="ad"/>
+            </w:pPr>
+            <w:r>
+              <w:rPr>
+                <w:bdr w:val="none" w:sz="0" w:space="0" w:color="auto" w:frame="1"/>
+              </w:rPr>
+              <w:t>Context Recall</w:t>
+            </w:r>
+          </w:p>
+        </w:tc>
+        <w:tc>
+          <w:tcPr>
+            <w:tcW w:w="0" w:type="auto"/>
+            <w:tcMar>
+              <w:right w:w="180" w:type="dxa"/>
+            </w:tcMar>
+            <w:vAlign w:val="center"/>
+            <w:hideMark/>
+          </w:tcPr>
+          <w:p>
+            <w:pPr>
+              <w:pStyle w:val="ad"/>
+            </w:pPr>
+            <w:r>
+              <w:rPr>
+                <w:bdr w:val="none" w:sz="0" w:space="0" w:color="auto" w:frame="1"/>
+              </w:rPr>
+              <w:t>0.917</w:t>
+            </w:r>
+          </w:p>
+        </w:tc>
+        <w:tc>
+          <w:tcPr>
+            <w:tcW w:w="0" w:type="auto"/>
+            <w:tcMar>
+              <w:right w:w="180" w:type="dxa"/>
+            </w:tcMar>
+            <w:vAlign w:val="center"/>
+            <w:hideMark/>
+          </w:tcPr>
+          <w:p>
+            <w:pPr>
+              <w:pStyle w:val="ad"/>
+            </w:pPr>
+            <w:r>
+              <w:rPr>
+                <w:bdr w:val="none" w:sz="0" w:space="0" w:color="auto" w:frame="1"/>
+              </w:rPr>
+              <w:t>0.482</w:t>
+            </w:r>
+          </w:p>
+        </w:tc>
+        <w:tc>
+          <w:tcPr>
+            <w:tcW w:w="0" w:type="auto"/>
+            <w:tcMar>
+              <w:right w:w="0" w:type="dxa"/>
+            </w:tcMar>
+            <w:vAlign w:val="center"/>
+            <w:hideMark/>
+          </w:tcPr>
+          <w:p>
+            <w:pPr>
+              <w:pStyle w:val="ad"/>
+              <w:rPr>
+                <w:b/>
+                <w:bCs/>
+              </w:rPr>
+            </w:pPr>
+            <w:r>
+              <w:rPr>
+                <w:b/>
+                <w:bCs/>
+                <w:bdr w:val="none" w:sz="0" w:space="0" w:color="auto" w:frame="1"/>
+              </w:rPr>
+              <w:t>0.733</w:t>
+            </w:r>
+          </w:p>
+        </w:tc>
+      </w:tr>
+      <w:tr>
+        <w:trPr>
+          <w:tblCellSpacing w:w="15" w:type="dxa"/>
+        </w:trPr>
+        <w:tc>
+          <w:tcPr>
+            <w:tcW w:w="0" w:type="auto"/>
+            <w:tcMar>
+              <w:right w:w="180" w:type="dxa"/>
+            </w:tcMar>
+            <w:vAlign w:val="center"/>
+            <w:hideMark/>
+          </w:tcPr>
+          <w:p>
+            <w:pPr>
+              <w:pStyle w:val="ad"/>
+            </w:pPr>
+          </w:p>
+        </w:tc>
+        <w:tc>
+          <w:tcPr>
+            <w:tcW w:w="0" w:type="auto"/>
+            <w:tcMar>
+              <w:right w:w="180" w:type="dxa"/>
+            </w:tcMar>
+            <w:vAlign w:val="center"/>
+            <w:hideMark/>
+          </w:tcPr>
+          <w:p>
+            <w:pPr>
+              <w:pStyle w:val="ad"/>
+            </w:pPr>
+            <w:r>
+              <w:rPr>
+                <w:bdr w:val="none" w:sz="0" w:space="0" w:color="auto" w:frame="1"/>
+              </w:rPr>
+              <w:t>Context MRR</w:t>
+            </w:r>
+          </w:p>
+        </w:tc>
+        <w:tc>
+          <w:tcPr>
+            <w:tcW w:w="0" w:type="auto"/>
+            <w:tcMar>
+              <w:right w:w="180" w:type="dxa"/>
+            </w:tcMar>
+            <w:vAlign w:val="center"/>
+            <w:hideMark/>
+          </w:tcPr>
+          <w:p>
+            <w:pPr>
+              <w:pStyle w:val="ad"/>
+              <w:rPr>
+                <w:b/>
+                <w:bCs/>
+              </w:rPr>
+            </w:pPr>
+            <w:r>
+              <w:rPr>
+                <w:b/>
+                <w:bCs/>
+                <w:bdr w:val="none" w:sz="0" w:space="0" w:color="auto" w:frame="1"/>
+              </w:rPr>
+              <w:t>0.868</w:t>
+            </w:r>
+          </w:p>
+        </w:tc>
+        <w:tc>
+          <w:tcPr>
+            <w:tcW w:w="0" w:type="auto"/>
+            <w:tcMar>
+              <w:right w:w="180" w:type="dxa"/>
+            </w:tcMar>
+            <w:vAlign w:val="center"/>
+            <w:hideMark/>
+          </w:tcPr>
+          <w:p>
+            <w:pPr>
+              <w:pStyle w:val="ad"/>
+            </w:pPr>
+            <w:r>
+              <w:rPr>
+                <w:bdr w:val="none" w:sz="0" w:space="0" w:color="auto" w:frame="1"/>
+              </w:rPr>
+              <w:t>0.650</w:t>
+            </w:r>
+          </w:p>
+        </w:tc>
+        <w:tc>
+          <w:tcPr>
+            <w:tcW w:w="0" w:type="auto"/>
+            <w:tcMar>
+              <w:right w:w="0" w:type="dxa"/>
+            </w:tcMar>
+            <w:vAlign w:val="center"/>
+            <w:hideMark/>
+          </w:tcPr>
+          <w:p>
+            <w:pPr>
+              <w:pStyle w:val="ad"/>
+              <w:rPr>
+                <w:b/>
+                <w:bCs/>
+              </w:rPr>
+            </w:pPr>
+            <w:r>
+              <w:rPr>
+                <w:b/>
+                <w:bCs/>
+                <w:bdr w:val="none" w:sz="0" w:space="0" w:color="auto" w:frame="1"/>
+              </w:rPr>
+              <w:t>0.910</w:t>
+            </w:r>
+          </w:p>
+        </w:tc>
+      </w:tr>
+      <w:tr>
+        <w:trPr>
+          <w:tblCellSpacing w:w="15" w:type="dxa"/>
+        </w:trPr>
+        <w:tc>
+          <w:tcPr>
+            <w:tcW w:w="0" w:type="auto"/>
+            <w:tcMar>
+              <w:right w:w="180" w:type="dxa"/>
+            </w:tcMar>
+            <w:vAlign w:val="center"/>
+            <w:hideMark/>
+          </w:tcPr>
+          <w:p>
+            <w:pPr>
+              <w:pStyle w:val="ad"/>
+            </w:pPr>
+          </w:p>
+        </w:tc>
+        <w:tc>
+          <w:tcPr>
+            <w:tcW w:w="0" w:type="auto"/>
+            <w:tcMar>
+              <w:right w:w="180" w:type="dxa"/>
+            </w:tcMar>
+            <w:vAlign w:val="center"/>
+            <w:hideMark/>
+          </w:tcPr>
+          <w:p>
+            <w:pPr>
+              <w:pStyle w:val="ad"/>
+            </w:pPr>
+            <w:r>
+              <w:rPr>
+                <w:bdr w:val="none" w:sz="0" w:space="0" w:color="auto" w:frame="1"/>
+              </w:rPr>
+              <w:t>Context Precision</w:t>
+            </w:r>
+          </w:p>
+        </w:tc>
+        <w:tc>
+          <w:tcPr>
+            <w:tcW w:w="0" w:type="auto"/>
+            <w:tcMar>
+              <w:right w:w="180" w:type="dxa"/>
+            </w:tcMar>
+            <w:vAlign w:val="center"/>
+            <w:hideMark/>
+          </w:tcPr>
+          <w:p>
+            <w:pPr>
+              <w:pStyle w:val="ad"/>
+            </w:pPr>
+            <w:r>
+              <w:rPr>
+                <w:bdr w:val="none" w:sz="0" w:space="0" w:color="auto" w:frame="1"/>
+              </w:rPr>
+              <w:t>0.877</w:t>
+            </w:r>
+          </w:p>
+        </w:tc>
+        <w:tc>
+          <w:tcPr>
+            <w:tcW w:w="0" w:type="auto"/>
+            <w:tcMar>
+              <w:right w:w="180" w:type="dxa"/>
+            </w:tcMar>
+            <w:vAlign w:val="center"/>
+            <w:hideMark/>
+          </w:tcPr>
+          <w:p>
+            <w:pPr>
+              <w:pStyle w:val="ad"/>
+              <w:rPr>
+                <w:b/>
+                <w:bCs/>
+              </w:rPr>
+            </w:pPr>
+            <w:r>
+              <w:rPr>
+                <w:b/>
+                <w:bCs/>
+                <w:bdr w:val="none" w:sz="0" w:space="0" w:color="auto" w:frame="1"/>
+              </w:rPr>
+              <w:t>0.525</w:t>
+            </w:r>
+          </w:p>
+        </w:tc>
+        <w:tc>
+          <w:tcPr>
+            <w:tcW w:w="0" w:type="auto"/>
+            <w:tcMar>
+              <w:right w:w="0" w:type="dxa"/>
+            </w:tcMar>
+            <w:vAlign w:val="center"/>
+            <w:hideMark/>
+          </w:tcPr>
+          <w:p>
+            <w:pPr>
+              <w:pStyle w:val="ad"/>
+              <w:rPr>
+                <w:b/>
+                <w:bCs/>
+              </w:rPr>
+            </w:pPr>
+            <w:r>
+              <w:rPr>
+                <w:b/>
+                <w:bCs/>
+                <w:bdr w:val="none" w:sz="0" w:space="0" w:color="auto" w:frame="1"/>
+              </w:rPr>
+              <w:t>0.673</w:t>
+            </w:r>
+          </w:p>
+        </w:tc>
+      </w:tr>
+      <w:tr>
+        <w:trPr>
+          <w:tblCellSpacing w:w="15" w:type="dxa"/>
+        </w:trPr>
+        <w:tc>
+          <w:tcPr>
+            <w:tcW w:w="0" w:type="auto"/>
+            <w:tcMar>
+              <w:right w:w="180" w:type="dxa"/>
+            </w:tcMar>
+            <w:vAlign w:val="center"/>
+            <w:hideMark/>
+          </w:tcPr>
+          <w:p>
+            <w:pPr>
+              <w:pStyle w:val="ad"/>
+            </w:pPr>
+          </w:p>
+        </w:tc>
+        <w:tc>
+          <w:tcPr>
+            <w:tcW w:w="0" w:type="auto"/>
+            <w:tcMar>
+              <w:right w:w="180" w:type="dxa"/>
+            </w:tcMar>
+            <w:vAlign w:val="center"/>
+            <w:hideMark/>
+          </w:tcPr>
+          <w:p>
+            <w:pPr>
+              <w:pStyle w:val="ad"/>
+            </w:pPr>
+            <w:r>
+              <w:rPr>
+                <w:bdr w:val="none" w:sz="0" w:space="0" w:color="auto" w:frame="1"/>
+              </w:rPr>
+              <w:t>Answer Correctness</w:t>
+            </w:r>
+          </w:p>
+        </w:tc>
+        <w:tc>
+          <w:tcPr>
+            <w:tcW w:w="0" w:type="auto"/>
+            <w:tcMar>
+              <w:right w:w="180" w:type="dxa"/>
+            </w:tcMar>
+            <w:vAlign w:val="center"/>
+            <w:hideMark/>
+          </w:tcPr>
+          <w:p>
+            <w:pPr>
+              <w:pStyle w:val="ad"/>
+            </w:pPr>
+            <w:r>
+              <w:rPr>
+                <w:bdr w:val="none" w:sz="0" w:space="0" w:color="auto" w:frame="1"/>
+              </w:rPr>
+              <w:t>0.722</w:t>
+            </w:r>
+          </w:p>
+        </w:tc>
+        <w:tc>
+          <w:tcPr>
+            <w:tcW w:w="0" w:type="auto"/>
+            <w:tcMar>
+              <w:right w:w="180" w:type="dxa"/>
+            </w:tcMar>
+            <w:vAlign w:val="center"/>
+            <w:hideMark/>
+          </w:tcPr>
+          <w:p>
+            <w:pPr>
+              <w:pStyle w:val="ad"/>
+            </w:pPr>
+            <w:r>
+              <w:rPr>
+                <w:bdr w:val="none" w:sz="0" w:space="0" w:color="auto" w:frame="1"/>
+              </w:rPr>
+              <w:t>0.564</w:t>
+            </w:r>
+          </w:p>
+        </w:tc>
+        <w:tc>
+          <w:tcPr>
+            <w:tcW w:w="0" w:type="auto"/>
+            <w:tcMar>
+              <w:right w:w="0" w:type="dxa"/>
+            </w:tcMar>
+            <w:vAlign w:val="center"/>
+            <w:hideMark/>
+          </w:tcPr>
+          <w:p>
+            <w:pPr>
+              <w:pStyle w:val="ad"/>
+            </w:pPr>
+            <w:r>
+              <w:rPr>
+                <w:bdr w:val="none" w:sz="0" w:space="0" w:color="auto" w:frame="1"/>
+              </w:rPr>
+              <w:t>0.623</w:t>
+            </w:r>
+          </w:p>
+        </w:tc>
+      </w:tr>
+      <w:tr>
+        <w:trPr>
+          <w:tblCellSpacing w:w="15" w:type="dxa"/>
+        </w:trPr>
+        <w:tc>
+          <w:tcPr>
+            <w:tcW w:w="0" w:type="auto"/>
+            <w:tcMar>
+              <w:right w:w="180" w:type="dxa"/>
+            </w:tcMar>
+            <w:vAlign w:val="center"/>
+            <w:hideMark/>
+          </w:tcPr>
+          <w:p>
+            <w:pPr>
+              <w:pStyle w:val="ad"/>
+            </w:pPr>
+          </w:p>
+        </w:tc>
+        <w:tc>
+          <w:tcPr>
+            <w:tcW w:w="0" w:type="auto"/>
+            <w:tcMar>
+              <w:right w:w="180" w:type="dxa"/>
+            </w:tcMar>
+            <w:vAlign w:val="center"/>
+            <w:hideMark/>
+          </w:tcPr>
+          <w:p>
+            <w:pPr>
+              <w:pStyle w:val="ad"/>
+            </w:pPr>
+            <w:r>
+              <w:rPr>
+                <w:bdr w:val="none" w:sz="0" w:space="0" w:color="auto" w:frame="1"/>
+              </w:rPr>
+              <w:t>Answer Relevancy</w:t>
+            </w:r>
+          </w:p>
+        </w:tc>
+        <w:tc>
+          <w:tcPr>
+            <w:tcW w:w="0" w:type="auto"/>
+            <w:tcMar>
+              <w:right w:w="180" w:type="dxa"/>
+            </w:tcMar>
+            <w:vAlign w:val="center"/>
+            <w:hideMark/>
+          </w:tcPr>
+          <w:p>
+            <w:pPr>
+              <w:pStyle w:val="ad"/>
+              <w:rPr>
+                <w:b/>
+                <w:bCs/>
+              </w:rPr>
+            </w:pPr>
+            <w:r>
+              <w:rPr>
+                <w:b/>
+                <w:bCs/>
+                <w:bdr w:val="none" w:sz="0" w:space="0" w:color="auto" w:frame="1"/>
+              </w:rPr>
+              <w:t>0.825</w:t>
+            </w:r>
+          </w:p>
+        </w:tc>
+        <w:tc>
+          <w:tcPr>
+            <w:tcW w:w="0" w:type="auto"/>
+            <w:tcMar>
+              <w:right w:w="180" w:type="dxa"/>
+            </w:tcMar>
+            <w:vAlign w:val="center"/>
+            <w:hideMark/>
+          </w:tcPr>
+          <w:p>
+            <w:pPr>
+              <w:pStyle w:val="ad"/>
+            </w:pPr>
+            <w:r>
+              <w:rPr>
+                <w:bdr w:val="none" w:sz="0" w:space="0" w:color="auto" w:frame="1"/>
+              </w:rPr>
+              <w:t>0.536</w:t>
+            </w:r>
+          </w:p>
+        </w:tc>
+        <w:tc>
+          <w:tcPr>
+            <w:tcW w:w="0" w:type="auto"/>
+            <w:tcMar>
+              <w:right w:w="0" w:type="dxa"/>
+            </w:tcMar>
+            <w:vAlign w:val="center"/>
+            <w:hideMark/>
+          </w:tcPr>
+          <w:p>
+            <w:pPr>
+              <w:pStyle w:val="ad"/>
+            </w:pPr>
+            <w:r>
+              <w:rPr>
+                <w:bdr w:val="none" w:sz="0" w:space="0" w:color="auto" w:frame="1"/>
+              </w:rPr>
+              <w:t>0.591</w:t>
+            </w:r>
+          </w:p>
+        </w:tc>
+      </w:tr>
+      <w:tr>
+        <w:trPr>
+          <w:tblCellSpacing w:w="15" w:type="dxa"/>
+        </w:trPr>
+        <w:tc>
+          <w:tcPr>
+            <w:tcW w:w="0" w:type="auto"/>
+            <w:tcMar>
+              <w:right w:w="180" w:type="dxa"/>
+            </w:tcMar>
+            <w:vAlign w:val="center"/>
+            <w:hideMark/>
+          </w:tcPr>
+          <w:p>
+            <w:pPr>
+              <w:pStyle w:val="ad"/>
+            </w:pPr>
+          </w:p>
+        </w:tc>
+        <w:tc>
+          <w:tcPr>
+            <w:tcW w:w="0" w:type="auto"/>
+            <w:tcMar>
+              <w:right w:w="180" w:type="dxa"/>
+            </w:tcMar>
+            <w:vAlign w:val="center"/>
+            <w:hideMark/>
+          </w:tcPr>
+          <w:p>
+            <w:pPr>
+              <w:pStyle w:val="ad"/>
+            </w:pPr>
+            <w:r>
+              <w:rPr>
+                <w:bdr w:val="none" w:sz="0" w:space="0" w:color="auto" w:frame="1"/>
+              </w:rPr>
+              <w:t>Faithfulness</w:t>
+            </w:r>
+          </w:p>
+        </w:tc>
+        <w:tc>
+          <w:tcPr>
+            <w:tcW w:w="0" w:type="auto"/>
+            <w:tcMar>
+              <w:right w:w="180" w:type="dxa"/>
+            </w:tcMar>
+            <w:vAlign w:val="center"/>
+            <w:hideMark/>
+          </w:tcPr>
+          <w:p>
+            <w:pPr>
+              <w:pStyle w:val="ad"/>
+            </w:pPr>
+            <w:r>
+              <w:rPr>
+                <w:bdr w:val="none" w:sz="0" w:space="0" w:color="auto" w:frame="1"/>
+              </w:rPr>
+              <w:t>0.905</w:t>
+            </w:r>
+          </w:p>
+        </w:tc>
+        <w:tc>
+          <w:tcPr>
+            <w:tcW w:w="0" w:type="auto"/>
+            <w:tcMar>
+              <w:right w:w="180" w:type="dxa"/>
+            </w:tcMar>
+            <w:vAlign w:val="center"/>
+            <w:hideMark/>
+          </w:tcPr>
+          <w:p>
+            <w:pPr>
+              <w:pStyle w:val="ad"/>
+            </w:pPr>
+            <w:r>
+              <w:rPr>
+                <w:bdr w:val="none" w:sz="0" w:space="0" w:color="auto" w:frame="1"/>
+              </w:rPr>
+              <w:t>0.691</w:t>
+            </w:r>
+          </w:p>
+        </w:tc>
+        <w:tc>
+          <w:tcPr>
+            <w:tcW w:w="0" w:type="auto"/>
+            <w:tcMar>
+              <w:right w:w="0" w:type="dxa"/>
+            </w:tcMar>
+            <w:vAlign w:val="center"/>
+            <w:hideMark/>
+          </w:tcPr>
+          <w:p>
+            <w:pPr>
+              <w:pStyle w:val="ad"/>
+            </w:pPr>
+            <w:r>
+              <w:rPr>
+                <w:bdr w:val="none" w:sz="0" w:space="0" w:color="auto" w:frame="1"/>
+              </w:rPr>
+              <w:t>0.845</w:t>
+            </w:r>
+          </w:p>
+        </w:tc>
+      </w:tr>
+      <w:tr>
+        <w:trPr>
+          <w:tblCellSpacing w:w="15" w:type="dxa"/>
         </w:trPr>
         <w:tc>
           <w:tcPr>
             <w:tcW w:w="0" w:type="auto"/>
             <w:tcBorders>
-              <w:bottom w:val="single" w:sz="6" w:space="0" w:color="auto"/>
+              <w:bottom w:val="single" w:sz="4" w:space="0" w:color="auto"/>
             </w:tcBorders>
             <w:tcMar>
               <w:right w:w="180" w:type="dxa"/>
             </w:tcMar>
             <w:vAlign w:val="center"/>
+            <w:hideMark/>
           </w:tcPr>
           <w:p>
             <w:pPr>
@@ -36210,18 +37280,22 @@
           <w:tcPr>
             <w:tcW w:w="0" w:type="auto"/>
             <w:tcBorders>
-              <w:bottom w:val="single" w:sz="6" w:space="0" w:color="auto"/>
+              <w:bottom w:val="single" w:sz="4" w:space="0" w:color="auto"/>
             </w:tcBorders>
             <w:tcMar>
               <w:right w:w="180" w:type="dxa"/>
             </w:tcMar>
             <w:vAlign w:val="center"/>
+            <w:hideMark/>
           </w:tcPr>
           <w:p>
             <w:pPr>
               <w:pStyle w:val="ad"/>
             </w:pPr>
             <w:r>
+              <w:rPr>
+                <w:bdr w:val="none" w:sz="0" w:space="0" w:color="auto" w:frame="1"/>
+              </w:rPr>
               <w:t>Semantic Similarity</w:t>
             </w:r>
           </w:p>
@@ -36230,25 +37304,21 @@
           <w:tcPr>
             <w:tcW w:w="0" w:type="auto"/>
             <w:tcBorders>
-              <w:bottom w:val="single" w:sz="6" w:space="0" w:color="auto"/>
+              <w:bottom w:val="single" w:sz="4" w:space="0" w:color="auto"/>
             </w:tcBorders>
             <w:tcMar>
               <w:right w:w="180" w:type="dxa"/>
             </w:tcMar>
             <w:vAlign w:val="center"/>
+            <w:hideMark/>
           </w:tcPr>
           <w:p>
             <w:pPr>
               <w:pStyle w:val="ad"/>
-              <w:rPr>
-                <w:b/>
-                <w:bCs/>
-              </w:rPr>
-            </w:pPr>
-            <w:r>
-              <w:rPr>
-                <w:b/>
-                <w:bCs/>
+            </w:pPr>
+            <w:r>
+              <w:rPr>
+                <w:bdr w:val="none" w:sz="0" w:space="0" w:color="auto" w:frame="1"/>
               </w:rPr>
               <w:t>0.911</w:t>
             </w:r>
@@ -36258,12 +37328,13 @@
           <w:tcPr>
             <w:tcW w:w="0" w:type="auto"/>
             <w:tcBorders>
-              <w:bottom w:val="single" w:sz="6" w:space="0" w:color="auto"/>
+              <w:bottom w:val="single" w:sz="4" w:space="0" w:color="auto"/>
             </w:tcBorders>
             <w:tcMar>
               <w:right w:w="180" w:type="dxa"/>
             </w:tcMar>
             <w:vAlign w:val="center"/>
+            <w:hideMark/>
           </w:tcPr>
           <w:p>
             <w:pPr>
@@ -36277,6 +37348,7 @@
               <w:rPr>
                 <w:b/>
                 <w:bCs/>
+                <w:bdr w:val="none" w:sz="0" w:space="0" w:color="auto" w:frame="1"/>
               </w:rPr>
               <w:t>0.845</w:t>
             </w:r>
@@ -36286,12 +37358,13 @@
           <w:tcPr>
             <w:tcW w:w="0" w:type="auto"/>
             <w:tcBorders>
-              <w:bottom w:val="single" w:sz="6" w:space="0" w:color="auto"/>
+              <w:bottom w:val="single" w:sz="4" w:space="0" w:color="auto"/>
             </w:tcBorders>
             <w:tcMar>
               <w:right w:w="0" w:type="dxa"/>
             </w:tcMar>
             <w:vAlign w:val="center"/>
+            <w:hideMark/>
           </w:tcPr>
           <w:p>
             <w:pPr>
@@ -36305,6 +37378,7 @@
               <w:rPr>
                 <w:b/>
                 <w:bCs/>
+                <w:bdr w:val="none" w:sz="0" w:space="0" w:color="auto" w:frame="1"/>
               </w:rPr>
               <w:t>0.938</w:t>
             </w:r>
@@ -36314,6 +37388,14 @@
     </w:tbl>
     <w:p>
       <w:pPr>
+        <w:pStyle w:val="affc"/>
+        <w:rPr>
+          <w:rFonts w:hint="eastAsia"/>
+        </w:rPr>
+      </w:pPr>
+    </w:p>
+    <w:p>
+      <w:pPr>
         <w:ind w:firstLine="480"/>
       </w:pPr>
       <w:r>
@@ -36347,11 +37429,7 @@
         <w:t>企业知识检索</w:t>
       </w:r>
       <w:r>
-        <w:t>场景适应性。无论是在需要极端精确性的条款核查任务，还是在需要宏观视野的全局总结场景中，该方法均能提供稳健且专业的性能支撑，切实发</w:t>
-      </w:r>
-      <w:r>
-        <w:lastRenderedPageBreak/>
-        <w:t>挥了其作为专家级知识合作伙伴的核心效能，为企业数字化转型的知识内化阶段提供了可靠的技术路径。</w:t>
+        <w:t>场景适应性。无论是在需要极端精确性的条款核查任务，还是在需要宏观视野的全局总结场景中，该方法均能提供稳健且专业的性能支撑，切实发挥了其作为专家级知识合作伙伴的核心效能，为企业数字化转型的知识内化阶段提供了可靠的技术路径。</w:t>
       </w:r>
     </w:p>
     <w:p>
@@ -36509,6 +37587,7 @@
         <w:ind w:firstLine="480"/>
       </w:pPr>
       <w:r>
+        <w:lastRenderedPageBreak/>
         <w:t>评分与反馈机制采用</w:t>
       </w:r>
       <w:r>
@@ -36567,7 +37646,6 @@
       </w:pPr>
       <w:bookmarkStart w:id="114" w:name="_Toc229577987"/>
       <w:r>
-        <w:lastRenderedPageBreak/>
         <w:t>单条款业务问题</w:t>
       </w:r>
       <w:bookmarkEnd w:id="114"/>
@@ -37084,6 +38162,7 @@
         <w:ind w:firstLine="480"/>
       </w:pPr>
       <w:r>
+        <w:lastRenderedPageBreak/>
         <w:t>其中在最相关文档</w:t>
       </w:r>
       <w:r>
@@ -37114,11 +38193,7 @@
         <w:t>/</w:t>
       </w:r>
       <w:r>
-        <w:t>后果性损失，或者设置总体赔偿上限。但不同合同的限制范围不同，并非所有责任都同样受限；有的合同只限制特定损害类型，有的设置总额上限，有的对特定违约或赔偿义务设例外。因此，对这</w:t>
-      </w:r>
-      <w:r>
-        <w:lastRenderedPageBreak/>
-        <w:t>个问题的综合回答是：违约责任通常表现为违约金或赔偿责任，并且一般会受到责任限制条款约束</w:t>
+        <w:t>后果性损失，或者设置总体赔偿上限。但不同合同的限制范围不同，并非所有责任都同样受限；有的合同只限制特定损害类型，有的设置总额上限，有的对特定违约或赔偿义务设例外。因此，对这个问题的综合回答是：违约责任通常表现为违约金或赔偿责任，并且一般会受到责任限制条款约束</w:t>
       </w:r>
       <w:r>
         <w:rPr>
@@ -37750,7 +38825,14 @@
         <w:rPr>
           <w:rStyle w:val="bzpyqfadein"/>
         </w:rPr>
-        <w:t>数据集中某合作协议为例，企业管理者可能提出如下问题：</w:t>
+        <w:t>数据集中某合作协议为例，企业</w:t>
+      </w:r>
+      <w:r>
+        <w:rPr>
+          <w:rStyle w:val="bzpyqfadein"/>
+        </w:rPr>
+        <w:lastRenderedPageBreak/>
+        <w:t>管理者可能提出如下问题：</w:t>
       </w:r>
       <w:r>
         <w:rPr>
@@ -37799,11 +38881,7 @@
         <w:t>”</w:t>
       </w:r>
       <w:r>
-        <w:t>该任务要求系统不仅要识别保密信息的物理边界，还需根</w:t>
-      </w:r>
-      <w:r>
-        <w:lastRenderedPageBreak/>
-        <w:t>据披露限制同救济措施的严苛程度，评估合同潜在的合规风险。本研究调用</w:t>
+        <w:t>该任务要求系统不仅要识别保密信息的物理边界，还需根据披露限制同救济措施的严苛程度，评估合同潜在的合规风险。本研究调用</w:t>
       </w:r>
       <w:r>
         <w:t>E-GraphRAG</w:t>
@@ -38323,7 +39401,7 @@
                 <w:i/>
                 <w:iCs/>
               </w:rPr>
-              <w:t xml:space="preserve">Based on the comprehensive retrieval results, the confidentiality clauses typically encompass the following requirements: defining the scope of confidential information, limiting the purpose of information usage, establishing strict exceptions for disclosure, mandating the return or destruction of information with written certification upon termination, and requiring adequate security measures. Additionally, several contracts specify that breaches of confidentiality may trigger injunctive relief or fall outside </w:t>
+              <w:t xml:space="preserve">Based on the comprehensive retrieval results, the confidentiality clauses typically </w:t>
             </w:r>
             <w:r>
               <w:rPr>
@@ -38332,7 +39410,7 @@
                 <w:iCs/>
               </w:rPr>
               <w:lastRenderedPageBreak/>
-              <w:t>general liability limitations. These stipulations demonstrate a high sensitivity to data leakage risks and an intent to strictly govern disclosure through multi-layered constraints.</w:t>
+              <w:t>encompass the following requirements: defining the scope of confidential information, limiting the purpose of information usage, establishing strict exceptions for disclosure, mandating the return or destruction of information with written certification upon termination, and requiring adequate security measures. Additionally, several contracts specify that breaches of confidentiality may trigger injunctive relief or fall outside general liability limitations. These stipulations demonstrate a high sensitivity to data leakage risks and an intent to strictly govern disclosure through multi-layered constraints.</w:t>
             </w:r>
           </w:p>
         </w:tc>
@@ -38928,6 +40006,7 @@
         </w:rPr>
       </w:pPr>
       <w:r>
+        <w:lastRenderedPageBreak/>
         <w:t>本实验针对这一复杂场景设定如下查询：</w:t>
       </w:r>
       <w:r>
@@ -38966,7 +40045,6 @@
         <w:rPr>
           <w:rStyle w:val="bzpyqfadein"/>
         </w:rPr>
-        <w:lastRenderedPageBreak/>
         <w:t>表</w:t>
       </w:r>
       <w:r>
@@ -39458,7 +40536,16 @@
                 <w:i/>
                 <w:iCs/>
               </w:rPr>
-              <w:t>Comprehensive retrieval results indicate that early termination of a contract typically does not automatically extinguish existing payment obligations. Most contracts require payment of fees incurred or non-cancelable up to the effective termination date and necessitate settlement for services performed or work completed prior to termination. Furthermore, some contracts mandate that vendors provide transition or migration services post-termination to ensure business continuity. If termination is triggered by a breach, the non-defaulting party is generally entitled to refunds, liquidated damages, or compensatory damages. Therefore, significant linkages exist between termination, payment, and breach clauses: the cause of termination directly dictates the scope of payment and liability.</w:t>
+              <w:t xml:space="preserve">Comprehensive retrieval results indicate that early termination of a contract typically does not automatically extinguish existing payment obligations. Most contracts require payment of fees incurred or non-cancelable up to the effective termination date and necessitate settlement for services performed or work completed prior to termination. Furthermore, some contracts mandate that vendors provide transition or migration services post-termination to ensure business continuity. If termination is </w:t>
+            </w:r>
+            <w:r>
+              <w:rPr>
+                <w:rFonts w:cs="Times New Roman"/>
+                <w:i/>
+                <w:iCs/>
+              </w:rPr>
+              <w:lastRenderedPageBreak/>
+              <w:t>triggered by a breach, the non-defaulting party is generally entitled to refunds, liquidated damages, or compensatory damages. Therefore, significant linkages exist between termination, payment, and breach clauses: the cause of termination directly dictates the scope of payment and liability.</w:t>
             </w:r>
           </w:p>
         </w:tc>
@@ -39864,7 +40951,11 @@
         <w:ind w:firstLine="480"/>
       </w:pPr>
       <w:r>
-        <w:t>在企业合同管理实践中，风险审查任务要求系统具备从整体维度理解合同结构的全局视野。不同于前述任务对具体事实的定位，风险审查通常涉及对争议解决机制、限责手段同保密义务等多个维度的综合评估。这些条款虽然在物理位置上分散于不同章节，但在逻辑上共同构成了合同的风险分布特征。</w:t>
+        <w:t>在企业合同管理实践中，风险审查任务要求系统具备从整体维度理解合同结构的全局视野。不同于前述任务对具体事实的定位，风险审查通常涉及对争议解决机</w:t>
+      </w:r>
+      <w:r>
+        <w:lastRenderedPageBreak/>
+        <w:t>制、限责手段同保密义务等多个维度的综合评估。这些条款虽然在物理位置上分散于不同章节，但在逻辑上共同构成了合同的风险分布特征。</w:t>
       </w:r>
       <w:r>
         <w:t>E-GraphRAG</w:t>
@@ -39878,7 +40969,6 @@
         <w:ind w:firstLine="480"/>
       </w:pPr>
       <w:r>
-        <w:lastRenderedPageBreak/>
         <w:t>本实验选取</w:t>
       </w:r>
       <w:r>
@@ -40592,6 +41682,7 @@
               <w:pStyle w:val="ad"/>
             </w:pPr>
             <w:r>
+              <w:lastRenderedPageBreak/>
               <w:t>Sponsor</w:t>
             </w:r>
           </w:p>
@@ -40662,14 +41753,7 @@
         <w:rPr>
           <w:rStyle w:val="bzpyqfadein"/>
         </w:rPr>
-        <w:t>这些关系表明，合同中的争议解决机制、责任条款以及保密义务之间存在明显的结构关联。例如，仲裁条款决定了争议处理方式，而责任限制条款则影响潜在损</w:t>
-      </w:r>
-      <w:r>
-        <w:rPr>
-          <w:rStyle w:val="bzpyqfadein"/>
-        </w:rPr>
-        <w:lastRenderedPageBreak/>
-        <w:t>害赔偿范围，同时保密义务条款规定了信息使用和披露规则。这些条款共同构成合同风险控制的重要组成部分。</w:t>
+        <w:t>这些关系表明，合同中的争议解决机制、责任条款以及保密义务之间存在明显的结构关联。例如，仲裁条款决定了争议处理方式，而责任限制条款则影响潜在损害赔偿范围，同时保密义务条款规定了信息使用和披露规则。这些条款共同构成合同风险控制的重要组成部分。</w:t>
       </w:r>
     </w:p>
     <w:p>
@@ -41009,7 +42093,11 @@
               <w:pStyle w:val="ad"/>
             </w:pPr>
             <w:r>
-              <w:t>摘要非常凝练，回答直接点出了争议解决、赔偿和信息安全三个重点，能够帮助管理者快速把握合同的风险画像，而非迷失在繁琐的条款文字中。</w:t>
+              <w:t>摘要非常凝练，回答直接点出了争议解决、赔偿和信息安全三个重点，能够帮助管理者快速把握合同</w:t>
+            </w:r>
+            <w:r>
+              <w:lastRenderedPageBreak/>
+              <w:t>的风险画像，而非迷失在繁琐的条款文字中。</w:t>
             </w:r>
           </w:p>
         </w:tc>
@@ -41037,6 +42125,7 @@
               <w:pStyle w:val="ad"/>
             </w:pPr>
             <w:r>
+              <w:lastRenderedPageBreak/>
               <w:t>画像</w:t>
             </w:r>
             <w:r>
@@ -41092,11 +42181,7 @@
               <w:pStyle w:val="ad"/>
             </w:pPr>
             <w:r>
-              <w:t>系统成功构建了风险联动图景。它解释了仲裁、责任范围同保密义务是如何共同影响合同风险分布的，体现了从底层三元组关系向高层语义社区转化</w:t>
-            </w:r>
-            <w:r>
-              <w:lastRenderedPageBreak/>
-              <w:t>的技术优越性。</w:t>
+              <w:t>系统成功构建了风险联动图景。它解释了仲裁、责任范围同保密义务是如何共同影响合同风险分布的，体现了从底层三元组关系向高层语义社区转化的技术优越性。</w:t>
             </w:r>
           </w:p>
         </w:tc>
@@ -41107,7 +42192,6 @@
         <w:ind w:firstLine="480"/>
       </w:pPr>
       <w:r>
-        <w:lastRenderedPageBreak/>
         <w:t>本案例的实证结果表明，在合同风险审查任务中，系统不仅需要识别单一条款内容，更需在更高层级上整合多个语义社区的信息。</w:t>
       </w:r>
       <w:r>

--- a/论文改稿/明审版_基于GraphRAG的企业知识库检索优化研究.docx
+++ b/论文改稿/明审版_基于GraphRAG的企业知识库检索优化研究.docx
@@ -40,7 +40,7 @@
           <w:sz w:val="52"/>
           <w:szCs w:val="52"/>
         </w:rPr>
-        <w:object w:dxaOrig="8860" w:dyaOrig="11860" w14:anchorId="4EB39290">
+        <w:object w:dxaOrig="8860" w:dyaOrig="11860" w14:anchorId="0E0F2C7B">
           <v:shapetype id="_x0000_t75" coordsize="21600,21600" o:spt="75" o:preferrelative="t" path="m@4@5l@4@11@9@11@9@5xe" filled="f" stroked="f">
             <v:stroke joinstyle="miter"/>
             <v:formulas>
@@ -60,10 +60,10 @@
             <v:path o:extrusionok="f" gradientshapeok="t" o:connecttype="rect"/>
             <o:lock v:ext="edit" aspectratio="t"/>
           </v:shapetype>
-          <v:shape id="_x0000_i1025" type="#_x0000_t75" alt="" style="width:442.95pt;height:592.05pt;mso-width-percent:0;mso-height-percent:0;mso-width-percent:0;mso-height-percent:0" o:ole="">
+          <v:shape id="_x0000_i1025" type="#_x0000_t75" alt="" style="width:443.25pt;height:591.65pt;mso-width-percent:0;mso-height-percent:0;mso-width-percent:0;mso-height-percent:0" o:ole="">
             <v:imagedata r:id="rId15" o:title=""/>
           </v:shape>
-          <o:OLEObject Type="Embed" ProgID="Word.Document.12" ShapeID="_x0000_i1025" DrawAspect="Content" ObjectID="_1840387621" r:id="rId16"/>
+          <o:OLEObject Type="Embed" ProgID="Word.Document.12" ShapeID="_x0000_i1025" DrawAspect="Content" ObjectID="_1840430288" r:id="rId16"/>
         </w:object>
       </w:r>
     </w:p>
@@ -15126,419 +15126,455 @@
     </w:p>
     <w:p>
       <w:pPr>
-        <w:pStyle w:val="4"/>
-        <w:rPr>
-          <w:b w:val="0"/>
-          <w:bCs w:val="0"/>
-          <w:highlight w:val="yellow"/>
-        </w:rPr>
-      </w:pPr>
-      <w:r>
-        <w:rPr>
-          <w:b w:val="0"/>
-          <w:bCs w:val="0"/>
-          <w:highlight w:val="yellow"/>
-        </w:rPr>
-        <w:t>（</w:t>
-      </w:r>
-      <w:r>
-        <w:rPr>
-          <w:b w:val="0"/>
-          <w:bCs w:val="0"/>
-          <w:highlight w:val="yellow"/>
-        </w:rPr>
-        <w:t>1</w:t>
-      </w:r>
-      <w:r>
-        <w:rPr>
-          <w:b w:val="0"/>
-          <w:bCs w:val="0"/>
-          <w:highlight w:val="yellow"/>
-        </w:rPr>
-        <w:t>）融合</w:t>
-      </w:r>
-      <w:proofErr w:type="spellStart"/>
-      <w:r>
-        <w:rPr>
-          <w:b w:val="0"/>
-          <w:bCs w:val="0"/>
-          <w:highlight w:val="yellow"/>
-        </w:rPr>
-        <w:t>ReAct</w:t>
-      </w:r>
-      <w:proofErr w:type="spellEnd"/>
-      <w:r>
-        <w:rPr>
-          <w:b w:val="0"/>
-          <w:bCs w:val="0"/>
-          <w:highlight w:val="yellow"/>
-        </w:rPr>
-        <w:t>规划思想与</w:t>
-      </w:r>
-      <w:r>
-        <w:rPr>
-          <w:b w:val="0"/>
-          <w:bCs w:val="0"/>
-          <w:highlight w:val="yellow"/>
-        </w:rPr>
-        <w:t>IRCoT</w:t>
-      </w:r>
-      <w:r>
-        <w:rPr>
-          <w:b w:val="0"/>
-          <w:bCs w:val="0"/>
-          <w:highlight w:val="yellow"/>
-        </w:rPr>
-        <w:t>交织补检的</w:t>
-      </w:r>
-      <w:r>
-        <w:rPr>
-          <w:b w:val="0"/>
-          <w:bCs w:val="0"/>
-          <w:highlight w:val="yellow"/>
-        </w:rPr>
-        <w:t>Agentic</w:t>
-      </w:r>
-      <w:r>
-        <w:rPr>
-          <w:b w:val="0"/>
-          <w:bCs w:val="0"/>
-          <w:highlight w:val="yellow"/>
-        </w:rPr>
-        <w:t>检索调度范式</w:t>
-      </w:r>
-    </w:p>
-    <w:p>
-      <w:pPr>
-        <w:ind w:firstLine="480"/>
-        <w:rPr>
-          <w:highlight w:val="yellow"/>
-        </w:rPr>
-      </w:pPr>
-      <w:r>
-        <w:rPr>
-          <w:highlight w:val="yellow"/>
-        </w:rPr>
-        <w:t>针对传统</w:t>
-      </w:r>
-      <w:r>
-        <w:rPr>
-          <w:highlight w:val="yellow"/>
-        </w:rPr>
-        <w:t>GraphRAG</w:t>
-      </w:r>
-      <w:r>
-        <w:rPr>
-          <w:highlight w:val="yellow"/>
-        </w:rPr>
-        <w:t>在处理复杂业务咨询时存在的长路径推理错误同上下文噪声干扰，本文在统一的规划驱动检索框架中明确其层级关系：</w:t>
-      </w:r>
-      <w:proofErr w:type="spellStart"/>
-      <w:r>
-        <w:rPr>
-          <w:highlight w:val="yellow"/>
-        </w:rPr>
-        <w:t>ReAct</w:t>
-      </w:r>
-      <w:proofErr w:type="spellEnd"/>
-      <w:r>
-        <w:rPr>
-          <w:highlight w:val="yellow"/>
-        </w:rPr>
-        <w:t>（</w:t>
-      </w:r>
-      <w:r>
-        <w:rPr>
-          <w:highlight w:val="yellow"/>
-        </w:rPr>
-        <w:t>Reasoning and Acting</w:t>
-      </w:r>
-      <w:r>
-        <w:rPr>
-          <w:highlight w:val="yellow"/>
-        </w:rPr>
-        <w:t>）提供</w:t>
-      </w:r>
-      <w:r>
-        <w:rPr>
-          <w:highlight w:val="yellow"/>
-        </w:rPr>
-        <w:t>“</w:t>
-      </w:r>
-      <w:r>
-        <w:rPr>
-          <w:highlight w:val="yellow"/>
-        </w:rPr>
-        <w:t>推理</w:t>
-      </w:r>
-      <w:r>
-        <w:rPr>
-          <w:highlight w:val="yellow"/>
-        </w:rPr>
-        <w:t>—</w:t>
-      </w:r>
-      <w:r>
-        <w:rPr>
-          <w:highlight w:val="yellow"/>
-        </w:rPr>
-        <w:t>行动</w:t>
-      </w:r>
-      <w:r>
-        <w:rPr>
-          <w:highlight w:val="yellow"/>
-        </w:rPr>
-        <w:t>”</w:t>
-      </w:r>
-      <w:r>
-        <w:rPr>
-          <w:highlight w:val="yellow"/>
-        </w:rPr>
-        <w:t>交替的总体调度思想，用于指导系统在问题理解、检索执行与证据反馈之间形成闭环；</w:t>
-      </w:r>
-      <w:r>
-        <w:rPr>
-          <w:highlight w:val="yellow"/>
-        </w:rPr>
-        <w:t>IRCoT</w:t>
-      </w:r>
-      <w:r>
-        <w:rPr>
-          <w:highlight w:val="yellow"/>
-        </w:rPr>
-        <w:t>式交织检索用于在线检索阶段的受控补检，当初次召回无法支撑回答时，系统根据已有证据缺口生成追加查询并保持原路由约束；</w:t>
-      </w:r>
-      <w:r>
-        <w:rPr>
-          <w:highlight w:val="yellow"/>
-        </w:rPr>
-        <w:t>Agentic Decomposer</w:t>
-      </w:r>
-      <w:r>
-        <w:rPr>
-          <w:highlight w:val="yellow"/>
-        </w:rPr>
-        <w:t>则是本文对上述思想的工程化实现组件，负责将复杂咨询拆解为带有</w:t>
-      </w:r>
-      <w:proofErr w:type="spellStart"/>
-      <w:r>
-        <w:rPr>
-          <w:highlight w:val="yellow"/>
-        </w:rPr>
-        <w:t>route_type</w:t>
-      </w:r>
-      <w:proofErr w:type="spellEnd"/>
-      <w:r>
-        <w:rPr>
-          <w:highlight w:val="yellow"/>
-        </w:rPr>
-        <w:t>、</w:t>
-      </w:r>
-      <w:proofErr w:type="spellStart"/>
-      <w:r>
-        <w:rPr>
-          <w:highlight w:val="yellow"/>
-        </w:rPr>
-        <w:t>semantic_need</w:t>
-      </w:r>
-      <w:proofErr w:type="spellEnd"/>
-      <w:r>
-        <w:rPr>
-          <w:highlight w:val="yellow"/>
-        </w:rPr>
-        <w:t>与检索预算的子任务序列。</w:t>
-      </w:r>
-    </w:p>
-    <w:p>
-      <w:pPr>
-        <w:ind w:firstLine="480"/>
-      </w:pPr>
-      <w:r>
-        <w:rPr>
-          <w:highlight w:val="yellow"/>
-        </w:rPr>
-        <w:t>由此，单一的全局总结式检索被重构为</w:t>
-      </w:r>
-      <w:r>
-        <w:rPr>
-          <w:highlight w:val="yellow"/>
-        </w:rPr>
-        <w:t>“</w:t>
-      </w:r>
-      <w:r>
-        <w:rPr>
-          <w:highlight w:val="yellow"/>
-        </w:rPr>
-        <w:t>意图解构</w:t>
-      </w:r>
-      <w:r>
-        <w:rPr>
-          <w:highlight w:val="yellow"/>
-        </w:rPr>
-        <w:t>—</w:t>
-      </w:r>
-      <w:r>
-        <w:rPr>
-          <w:highlight w:val="yellow"/>
-        </w:rPr>
-        <w:t>路由绑定</w:t>
-      </w:r>
-      <w:r>
-        <w:rPr>
-          <w:highlight w:val="yellow"/>
-        </w:rPr>
-        <w:t>—</w:t>
-      </w:r>
-      <w:r>
-        <w:rPr>
-          <w:highlight w:val="yellow"/>
-        </w:rPr>
-        <w:t>多粒度召回</w:t>
-      </w:r>
-      <w:r>
-        <w:rPr>
-          <w:highlight w:val="yellow"/>
-        </w:rPr>
-        <w:t>—</w:t>
-      </w:r>
-      <w:r>
-        <w:rPr>
-          <w:highlight w:val="yellow"/>
-        </w:rPr>
-        <w:t>证据反馈</w:t>
-      </w:r>
-      <w:r>
-        <w:rPr>
-          <w:highlight w:val="yellow"/>
-        </w:rPr>
-        <w:t>—</w:t>
-      </w:r>
-      <w:r>
-        <w:rPr>
-          <w:highlight w:val="yellow"/>
-        </w:rPr>
-        <w:t>逻辑链整合</w:t>
-      </w:r>
-      <w:r>
-        <w:rPr>
-          <w:highlight w:val="yellow"/>
-        </w:rPr>
-        <w:t>”</w:t>
-      </w:r>
-      <w:r>
-        <w:rPr>
-          <w:highlight w:val="yellow"/>
-        </w:rPr>
-        <w:t>的动态调度范式，使单次查询的语义跨度维持在模型较稳定的处理区间。实验数据表明，在引入该调度范式后，系统的</w:t>
-      </w:r>
-      <w:r>
-        <w:rPr>
-          <w:highlight w:val="yellow"/>
-        </w:rPr>
-        <w:t>Context Precision</w:t>
-      </w:r>
-      <w:r>
-        <w:rPr>
-          <w:highlight w:val="yellow"/>
-        </w:rPr>
-        <w:t>（上下文精确度）从原始</w:t>
-      </w:r>
-      <w:r>
-        <w:rPr>
-          <w:highlight w:val="yellow"/>
-        </w:rPr>
-        <w:t>GraphRAG</w:t>
-      </w:r>
-      <w:r>
-        <w:rPr>
-          <w:highlight w:val="yellow"/>
-        </w:rPr>
-        <w:t>的</w:t>
-      </w:r>
-      <w:r>
-        <w:rPr>
-          <w:highlight w:val="yellow"/>
-        </w:rPr>
-        <w:t>0.505</w:t>
-      </w:r>
-      <w:r>
-        <w:rPr>
-          <w:highlight w:val="yellow"/>
-        </w:rPr>
-        <w:t>显著提升至</w:t>
-      </w:r>
-      <w:r>
-        <w:rPr>
-          <w:highlight w:val="yellow"/>
-        </w:rPr>
-        <w:t>0.692</w:t>
-      </w:r>
-      <w:r>
-        <w:rPr>
-          <w:highlight w:val="yellow"/>
-        </w:rPr>
-        <w:t>，其中在</w:t>
-      </w:r>
-      <w:r>
-        <w:rPr>
-          <w:highlight w:val="yellow"/>
-        </w:rPr>
-        <w:t>“</w:t>
-      </w:r>
-      <w:r>
-        <w:rPr>
-          <w:highlight w:val="yellow"/>
-        </w:rPr>
-        <w:t>局部事实定位</w:t>
-      </w:r>
-      <w:r>
-        <w:rPr>
-          <w:highlight w:val="yellow"/>
-        </w:rPr>
-        <w:t>”</w:t>
-      </w:r>
-      <w:r>
-        <w:rPr>
-          <w:highlight w:val="yellow"/>
-        </w:rPr>
-        <w:t>任务中达到了</w:t>
-      </w:r>
-      <w:r>
-        <w:rPr>
-          <w:highlight w:val="yellow"/>
-        </w:rPr>
-        <w:t>0.877</w:t>
-      </w:r>
-      <w:r>
-        <w:rPr>
-          <w:highlight w:val="yellow"/>
-        </w:rPr>
-        <w:t>的高水准；同时，</w:t>
-      </w:r>
-      <w:r>
-        <w:rPr>
-          <w:highlight w:val="yellow"/>
-        </w:rPr>
-        <w:t>Semantic Similarity</w:t>
-      </w:r>
-      <w:r>
-        <w:rPr>
-          <w:highlight w:val="yellow"/>
-        </w:rPr>
-        <w:t>（语义相似度）</w:t>
-      </w:r>
+        <w:ind w:firstLine="489"/>
+        <w:rPr>
+          <w:highlight w:val="yellow"/>
+        </w:rPr>
+      </w:pPr>
       <w:r>
         <w:rPr>
           <w:b/>
           <w:bCs/>
           <w:highlight w:val="yellow"/>
         </w:rPr>
+        <w:t>（</w:t>
+      </w:r>
+      <w:r>
+        <w:rPr>
+          <w:b/>
+          <w:bCs/>
+          <w:highlight w:val="yellow"/>
+        </w:rPr>
+        <w:t>1</w:t>
+      </w:r>
+      <w:r>
+        <w:rPr>
+          <w:b/>
+          <w:bCs/>
+          <w:highlight w:val="yellow"/>
+        </w:rPr>
+        <w:t>）面向多粒度任务的动态规划与交织检索调度范式</w:t>
+      </w:r>
+      <w:r>
+        <w:rPr>
+          <w:highlight w:val="yellow"/>
+        </w:rPr>
+        <w:t xml:space="preserve"> </w:t>
+      </w:r>
+      <w:r>
+        <w:rPr>
+          <w:highlight w:val="yellow"/>
+        </w:rPr>
+        <w:t>传统图检索增强生成架构在处理非结构化企业咨询时，常面临检索粒度固化同上下文噪声干扰的问题。为此，本文提出一种由规划驱动的动态检索调度范式。该范式在总体调度层面引入</w:t>
+      </w:r>
+      <w:proofErr w:type="spellStart"/>
+      <w:r>
+        <w:rPr>
+          <w:highlight w:val="yellow"/>
+        </w:rPr>
+        <w:t>ReAct</w:t>
+      </w:r>
+      <w:proofErr w:type="spellEnd"/>
+      <w:r>
+        <w:rPr>
+          <w:highlight w:val="yellow"/>
+        </w:rPr>
+        <w:t>(Reasoning and Acting)</w:t>
+      </w:r>
+      <w:r>
+        <w:rPr>
+          <w:highlight w:val="yellow"/>
+        </w:rPr>
+        <w:t>的交替流转机制，用以指导系统在问题理解、动态检索同证据反馈之间形成闭环控制；在线检索阶段，借鉴</w:t>
+      </w:r>
+      <w:r>
+        <w:rPr>
+          <w:highlight w:val="yellow"/>
+        </w:rPr>
+        <w:t>IRCoT</w:t>
+      </w:r>
+      <w:r>
+        <w:rPr>
+          <w:highlight w:val="yellow"/>
+        </w:rPr>
+        <w:t>的交织补检策略，依据当前推理链条的证据缺口自适应追加查询，并在原路由约束下保持检索深度。作为工程化承载组件，</w:t>
+      </w:r>
+      <w:r>
+        <w:rPr>
+          <w:highlight w:val="yellow"/>
+        </w:rPr>
+        <w:t>Agentic</w:t>
+      </w:r>
+      <w:r>
+        <w:rPr>
+          <w:highlight w:val="yellow"/>
+        </w:rPr>
+        <w:t xml:space="preserve"> </w:t>
+      </w:r>
+      <w:r>
+        <w:rPr>
+          <w:highlight w:val="yellow"/>
+        </w:rPr>
+        <w:t>Decomposer</w:t>
+      </w:r>
+      <w:r>
+        <w:rPr>
+          <w:highlight w:val="yellow"/>
+        </w:rPr>
+        <w:t>负责将复杂的输入咨询解构为具备特定路由类型与检索预算的子任务序列。通过这一调度机制，固定的社区级检索被重构为包含</w:t>
+      </w:r>
+      <w:r>
+        <w:rPr>
+          <w:highlight w:val="yellow"/>
+        </w:rPr>
+        <w:t>“</w:t>
+      </w:r>
+      <w:r>
+        <w:rPr>
+          <w:highlight w:val="yellow"/>
+        </w:rPr>
+        <w:t>意图解构</w:t>
+      </w:r>
+      <w:r>
+        <w:rPr>
+          <w:highlight w:val="yellow"/>
+        </w:rPr>
+        <w:t>—</w:t>
+      </w:r>
+      <w:r>
+        <w:rPr>
+          <w:highlight w:val="yellow"/>
+        </w:rPr>
+        <w:t>路由绑定</w:t>
+      </w:r>
+      <w:r>
+        <w:rPr>
+          <w:highlight w:val="yellow"/>
+        </w:rPr>
+        <w:t>—</w:t>
+      </w:r>
+      <w:r>
+        <w:rPr>
+          <w:highlight w:val="yellow"/>
+        </w:rPr>
+        <w:t>多粒度召回</w:t>
+      </w:r>
+      <w:r>
+        <w:rPr>
+          <w:highlight w:val="yellow"/>
+        </w:rPr>
+        <w:t>—</w:t>
+      </w:r>
+      <w:r>
+        <w:rPr>
+          <w:highlight w:val="yellow"/>
+        </w:rPr>
+        <w:t>反馈消解</w:t>
+      </w:r>
+      <w:r>
+        <w:rPr>
+          <w:highlight w:val="yellow"/>
+        </w:rPr>
+        <w:t>”</w:t>
+      </w:r>
+      <w:r>
+        <w:rPr>
+          <w:highlight w:val="yellow"/>
+        </w:rPr>
+        <w:t>的动态协同流程。实验数据表明，在局部事实检索任务中，由于该范式实现了精准的路由分流与噪声抑制，上下文精确度</w:t>
+      </w:r>
+      <w:r>
+        <w:rPr>
+          <w:highlight w:val="yellow"/>
+        </w:rPr>
+        <w:t>(Context</w:t>
+      </w:r>
+      <w:r>
+        <w:rPr>
+          <w:highlight w:val="yellow"/>
+        </w:rPr>
+        <w:t xml:space="preserve"> </w:t>
+      </w:r>
+      <w:r>
+        <w:rPr>
+          <w:highlight w:val="yellow"/>
+        </w:rPr>
+        <w:t>Precision)</w:t>
+      </w:r>
+      <w:r>
+        <w:rPr>
+          <w:highlight w:val="yellow"/>
+        </w:rPr>
+        <w:t>由原生</w:t>
+      </w:r>
+      <w:r>
+        <w:rPr>
+          <w:highlight w:val="yellow"/>
+        </w:rPr>
+        <w:t>GraphRAG</w:t>
+      </w:r>
+      <w:r>
+        <w:rPr>
+          <w:highlight w:val="yellow"/>
+        </w:rPr>
+        <w:t>的</w:t>
+      </w:r>
+      <w:r>
+        <w:rPr>
+          <w:highlight w:val="yellow"/>
+        </w:rPr>
+        <w:t>0.644</w:t>
+      </w:r>
+      <w:r>
+        <w:rPr>
+          <w:highlight w:val="yellow"/>
+        </w:rPr>
+        <w:t>提升至</w:t>
+      </w:r>
+      <w:r>
+        <w:rPr>
+          <w:highlight w:val="yellow"/>
+        </w:rPr>
+        <w:t>0.877</w:t>
+      </w:r>
+      <w:r>
+        <w:rPr>
+          <w:highlight w:val="yellow"/>
+        </w:rPr>
+        <w:t>，同时其答案的语义相似度</w:t>
+      </w:r>
+      <w:r>
+        <w:rPr>
+          <w:highlight w:val="yellow"/>
+        </w:rPr>
+        <w:t>(Semantic</w:t>
+      </w:r>
+      <w:r>
+        <w:rPr>
+          <w:highlight w:val="yellow"/>
+        </w:rPr>
+        <w:t xml:space="preserve"> </w:t>
+      </w:r>
+      <w:r>
+        <w:rPr>
+          <w:highlight w:val="yellow"/>
+        </w:rPr>
+        <w:t>Similarity)</w:t>
+      </w:r>
+      <w:r>
+        <w:rPr>
+          <w:highlight w:val="yellow"/>
+        </w:rPr>
         <w:t>由</w:t>
       </w:r>
       <w:r>
         <w:rPr>
           <w:highlight w:val="yellow"/>
         </w:rPr>
-        <w:t>0.790</w:t>
+        <w:t>0.846</w:t>
+      </w:r>
+      <w:r>
+        <w:rPr>
+          <w:highlight w:val="yellow"/>
+        </w:rPr>
+        <w:t>改善至</w:t>
+      </w:r>
+      <w:r>
+        <w:rPr>
+          <w:highlight w:val="yellow"/>
+        </w:rPr>
+        <w:t>0.911</w:t>
+      </w:r>
+      <w:r>
+        <w:rPr>
+          <w:highlight w:val="yellow"/>
+        </w:rPr>
+        <w:t>。这表明该调度范式在未大幅牺牲理论召回率的前提下，有效抑制了传统图检索因社区上下文过宽而引入的结构噪声，确立了以输出稳定性与事实收敛为导向的控制基准。</w:t>
+      </w:r>
+    </w:p>
+    <w:p>
+      <w:pPr>
+        <w:ind w:firstLine="489"/>
+      </w:pPr>
+      <w:r>
+        <w:rPr>
+          <w:b/>
+          <w:bCs/>
+          <w:highlight w:val="yellow"/>
+        </w:rPr>
+        <w:t>（</w:t>
+      </w:r>
+      <w:r>
+        <w:rPr>
+          <w:b/>
+          <w:bCs/>
+          <w:highlight w:val="yellow"/>
+        </w:rPr>
+        <w:t>2</w:t>
+      </w:r>
+      <w:r>
+        <w:rPr>
+          <w:b/>
+          <w:bCs/>
+          <w:highlight w:val="yellow"/>
+        </w:rPr>
+        <w:t>）融合人工预设</w:t>
+      </w:r>
+      <w:r>
+        <w:rPr>
+          <w:b/>
+          <w:bCs/>
+          <w:highlight w:val="yellow"/>
+        </w:rPr>
+        <w:t>Schema</w:t>
+      </w:r>
+      <w:r>
+        <w:rPr>
+          <w:b/>
+          <w:bCs/>
+          <w:highlight w:val="yellow"/>
+        </w:rPr>
+        <w:t>约束的高密度图谱组织机制</w:t>
+      </w:r>
+      <w:r>
+        <w:rPr>
+          <w:highlight w:val="yellow"/>
+        </w:rPr>
+        <w:t xml:space="preserve"> </w:t>
+      </w:r>
+      <w:r>
+        <w:rPr>
+          <w:highlight w:val="yellow"/>
+        </w:rPr>
+        <w:t>针对大规模企业文档（如合同数据集）构建图谱时普遍存在的实体抽取发散、计算成本高昂以及底层证据易丢失等工程化障碍，本文提出了一种面向企业实务的异构知识组织机制。本研究采用人工预设的强</w:t>
+      </w:r>
+      <w:r>
+        <w:rPr>
+          <w:highlight w:val="yellow"/>
+        </w:rPr>
+        <w:t>Schema</w:t>
+      </w:r>
+      <w:r>
+        <w:rPr>
+          <w:highlight w:val="yellow"/>
+        </w:rPr>
+        <w:t>约束执行实体语义归一化。在完整保留原始文档片段</w:t>
+      </w:r>
+      <w:r>
+        <w:rPr>
+          <w:highlight w:val="yellow"/>
+        </w:rPr>
+        <w:t>(Chunk)</w:t>
+      </w:r>
+      <w:r>
+        <w:rPr>
+          <w:highlight w:val="yellow"/>
+        </w:rPr>
+        <w:t>以确保知识可追溯性的前提下，构建了</w:t>
+      </w:r>
+      <w:r>
+        <w:rPr>
+          <w:highlight w:val="yellow"/>
+        </w:rPr>
+        <w:t>“</w:t>
+      </w:r>
+      <w:r>
+        <w:rPr>
+          <w:highlight w:val="yellow"/>
+        </w:rPr>
+        <w:t>属性</w:t>
+      </w:r>
+      <w:r>
+        <w:rPr>
+          <w:highlight w:val="yellow"/>
+        </w:rPr>
+        <w:t>—</w:t>
+      </w:r>
+      <w:r>
+        <w:rPr>
+          <w:highlight w:val="yellow"/>
+        </w:rPr>
+        <w:t>实体</w:t>
+      </w:r>
+      <w:r>
+        <w:rPr>
+          <w:highlight w:val="yellow"/>
+        </w:rPr>
+        <w:t>—</w:t>
+      </w:r>
+      <w:r>
+        <w:rPr>
+          <w:highlight w:val="yellow"/>
+        </w:rPr>
+        <w:t>关键词</w:t>
+      </w:r>
+      <w:r>
+        <w:rPr>
+          <w:highlight w:val="yellow"/>
+        </w:rPr>
+        <w:t>—</w:t>
+      </w:r>
+      <w:r>
+        <w:rPr>
+          <w:highlight w:val="yellow"/>
+        </w:rPr>
+        <w:t>社区</w:t>
+      </w:r>
+      <w:r>
+        <w:rPr>
+          <w:highlight w:val="yellow"/>
+        </w:rPr>
+        <w:t>”</w:t>
+      </w:r>
+      <w:r>
+        <w:rPr>
+          <w:highlight w:val="yellow"/>
+        </w:rPr>
+        <w:t>四层分层结构，实现了对高层拓扑的有效收敛与底层证据的高密度挂载。该机制显著优化了知识图谱的构建效益与语义保真度。实验统计显示，</w:t>
+      </w:r>
+      <w:r>
+        <w:rPr>
+          <w:highlight w:val="yellow"/>
+        </w:rPr>
+        <w:t>E-GraphRAG</w:t>
+      </w:r>
+      <w:r>
+        <w:rPr>
+          <w:highlight w:val="yellow"/>
+        </w:rPr>
+        <w:t>构建的图谱平均度</w:t>
+      </w:r>
+      <w:r>
+        <w:rPr>
+          <w:highlight w:val="yellow"/>
+        </w:rPr>
+        <w:t>(</w:t>
+      </w:r>
+      <w:proofErr w:type="spellStart"/>
+      <w:r>
+        <w:rPr>
+          <w:highlight w:val="yellow"/>
+        </w:rPr>
+        <w:t>AverageDegree</w:t>
+      </w:r>
+      <w:proofErr w:type="spellEnd"/>
+      <w:r>
+        <w:rPr>
+          <w:highlight w:val="yellow"/>
+        </w:rPr>
+        <w:t>)</w:t>
+      </w:r>
+      <w:r>
+        <w:rPr>
+          <w:highlight w:val="yellow"/>
+        </w:rPr>
+        <w:t>从</w:t>
+      </w:r>
+      <w:r>
+        <w:rPr>
+          <w:highlight w:val="yellow"/>
+        </w:rPr>
+        <w:t>2.40</w:t>
       </w:r>
       <w:r>
         <w:rPr>
@@ -15550,238 +15586,6 @@
         <w:rPr>
           <w:highlight w:val="yellow"/>
         </w:rPr>
-        <w:t>0.898</w:t>
-      </w:r>
-      <w:r>
-        <w:rPr>
-          <w:highlight w:val="yellow"/>
-        </w:rPr>
-        <w:t>（全局任务下达</w:t>
-      </w:r>
-      <w:r>
-        <w:rPr>
-          <w:highlight w:val="yellow"/>
-        </w:rPr>
-        <w:t>0.938</w:t>
-      </w:r>
-      <w:r>
-        <w:rPr>
-          <w:highlight w:val="yellow"/>
-        </w:rPr>
-        <w:t>）。这证明该范式通过对检索意图的精细化解构与路由对齐，有效剔除了社区检索带来的冗余噪声，显著增强了回答的逻辑严密性同专业对齐度。</w:t>
-      </w:r>
-    </w:p>
-    <w:p>
-      <w:pPr>
-        <w:pStyle w:val="4"/>
-        <w:rPr>
-          <w:b w:val="0"/>
-          <w:bCs w:val="0"/>
-          <w:highlight w:val="yellow"/>
-        </w:rPr>
-      </w:pPr>
-      <w:r>
-        <w:rPr>
-          <w:b w:val="0"/>
-          <w:bCs w:val="0"/>
-          <w:highlight w:val="yellow"/>
-        </w:rPr>
-        <w:t>（</w:t>
-      </w:r>
-      <w:r>
-        <w:rPr>
-          <w:b w:val="0"/>
-          <w:bCs w:val="0"/>
-          <w:highlight w:val="yellow"/>
-        </w:rPr>
-        <w:t>2</w:t>
-      </w:r>
-      <w:r>
-        <w:rPr>
-          <w:b w:val="0"/>
-          <w:bCs w:val="0"/>
-          <w:highlight w:val="yellow"/>
-        </w:rPr>
-        <w:t>）</w:t>
-      </w:r>
-      <w:r>
-        <w:rPr>
-          <w:b w:val="0"/>
-          <w:bCs w:val="0"/>
-          <w:highlight w:val="yellow"/>
-        </w:rPr>
-        <w:t>融合人工预设</w:t>
-      </w:r>
-      <w:r>
-        <w:rPr>
-          <w:b w:val="0"/>
-          <w:bCs w:val="0"/>
-          <w:highlight w:val="yellow"/>
-        </w:rPr>
-        <w:t>Schema</w:t>
-      </w:r>
-      <w:r>
-        <w:rPr>
-          <w:b w:val="0"/>
-          <w:bCs w:val="0"/>
-          <w:highlight w:val="yellow"/>
-        </w:rPr>
-        <w:t>约束的高密度图谱组织机制</w:t>
-      </w:r>
-    </w:p>
-    <w:p>
-      <w:pPr>
-        <w:ind w:firstLine="480"/>
-        <w:rPr>
-          <w:rFonts w:eastAsia="黑体"/>
-          <w:b/>
-          <w:kern w:val="44"/>
-          <w:sz w:val="32"/>
-        </w:rPr>
-      </w:pPr>
-      <w:r>
-        <w:rPr>
-          <w:highlight w:val="yellow"/>
-        </w:rPr>
-        <w:t>针对大规模企业文档（如合同数据集）构建图谱时普遍存在的实体抽取不可控、计算成本高昂以及底层证据丢失等工程化障碍，本文提出了一种面向企业实务的异构知识组织机制。</w:t>
-      </w:r>
-      <w:r>
-        <w:rPr>
-          <w:rFonts w:hint="eastAsia"/>
-          <w:highlight w:val="yellow"/>
-        </w:rPr>
-        <w:t>本研究</w:t>
-      </w:r>
-      <w:r>
-        <w:rPr>
-          <w:highlight w:val="yellow"/>
-        </w:rPr>
-        <w:t>采用人工预设的强</w:t>
-      </w:r>
-      <w:r>
-        <w:rPr>
-          <w:highlight w:val="yellow"/>
-        </w:rPr>
-        <w:t>Schema</w:t>
-      </w:r>
-      <w:r>
-        <w:rPr>
-          <w:highlight w:val="yellow"/>
-        </w:rPr>
-        <w:t>约束执行实体语义归一化。在完整保留原始文档片段（</w:t>
-      </w:r>
-      <w:r>
-        <w:rPr>
-          <w:highlight w:val="yellow"/>
-        </w:rPr>
-        <w:t>Chunks</w:t>
-      </w:r>
-      <w:r>
-        <w:rPr>
-          <w:highlight w:val="yellow"/>
-        </w:rPr>
-        <w:t>）以确保知识可追溯性的前提下，构建了</w:t>
-      </w:r>
-      <w:r>
-        <w:rPr>
-          <w:highlight w:val="yellow"/>
-        </w:rPr>
-        <w:t>“</w:t>
-      </w:r>
-      <w:r>
-        <w:rPr>
-          <w:highlight w:val="yellow"/>
-        </w:rPr>
-        <w:t>属性</w:t>
-      </w:r>
-      <w:r>
-        <w:rPr>
-          <w:highlight w:val="yellow"/>
-        </w:rPr>
-        <w:t>—</w:t>
-      </w:r>
-      <w:r>
-        <w:rPr>
-          <w:highlight w:val="yellow"/>
-        </w:rPr>
-        <w:t>实体</w:t>
-      </w:r>
-      <w:r>
-        <w:rPr>
-          <w:highlight w:val="yellow"/>
-        </w:rPr>
-        <w:t>—</w:t>
-      </w:r>
-      <w:r>
-        <w:rPr>
-          <w:highlight w:val="yellow"/>
-        </w:rPr>
-        <w:t>关键词</w:t>
-      </w:r>
-      <w:r>
-        <w:rPr>
-          <w:highlight w:val="yellow"/>
-        </w:rPr>
-        <w:t>—</w:t>
-      </w:r>
-      <w:r>
-        <w:rPr>
-          <w:highlight w:val="yellow"/>
-        </w:rPr>
-        <w:t>社区</w:t>
-      </w:r>
-      <w:r>
-        <w:rPr>
-          <w:highlight w:val="yellow"/>
-        </w:rPr>
-        <w:t>”</w:t>
-      </w:r>
-      <w:r>
-        <w:rPr>
-          <w:highlight w:val="yellow"/>
-        </w:rPr>
-        <w:t>四层结构，实现了对高层拓扑的有效收敛与底层证据的高密度挂载。该机制彻底改变了知识图谱的构建效益。实验统计显示，</w:t>
-      </w:r>
-      <w:r>
-        <w:rPr>
-          <w:highlight w:val="yellow"/>
-        </w:rPr>
-        <w:t>E-GraphRAG</w:t>
-      </w:r>
-      <w:r>
-        <w:rPr>
-          <w:highlight w:val="yellow"/>
-        </w:rPr>
-        <w:t>构建的图谱平均度（</w:t>
-      </w:r>
-      <w:r>
-        <w:rPr>
-          <w:highlight w:val="yellow"/>
-        </w:rPr>
-        <w:t>Average Degree</w:t>
-      </w:r>
-      <w:r>
-        <w:rPr>
-          <w:highlight w:val="yellow"/>
-        </w:rPr>
-        <w:t>）从</w:t>
-      </w:r>
-      <w:r>
-        <w:rPr>
-          <w:highlight w:val="yellow"/>
-        </w:rPr>
-        <w:t>2.40</w:t>
-      </w:r>
-      <w:r>
-        <w:rPr>
-          <w:highlight w:val="yellow"/>
-        </w:rPr>
-        <w:t>提升至</w:t>
-      </w:r>
-      <w:r>
-        <w:rPr>
-          <w:highlight w:val="yellow"/>
-        </w:rPr>
         <w:t>3.37</w:t>
       </w:r>
       <w:r>
@@ -15824,7 +15628,7 @@
         <w:rPr>
           <w:highlight w:val="yellow"/>
         </w:rPr>
-        <w:t>），实现了更高密度的语义关联；同时，单位节点的</w:t>
+        <w:t>）；同时，单位节点的</w:t>
       </w:r>
       <w:r>
         <w:rPr>
@@ -15836,19 +15640,19 @@
         <w:rPr>
           <w:highlight w:val="yellow"/>
         </w:rPr>
-        <w:t>消耗（</w:t>
-      </w:r>
-      <w:r>
-        <w:rPr>
-          <w:highlight w:val="yellow"/>
-        </w:rPr>
-        <w:t>Token/node</w:t>
-      </w:r>
-      <w:r>
-        <w:rPr>
-          <w:highlight w:val="yellow"/>
-        </w:rPr>
-        <w:t>）从</w:t>
+        <w:t>消耗</w:t>
+      </w:r>
+      <w:r>
+        <w:rPr>
+          <w:highlight w:val="yellow"/>
+        </w:rPr>
+        <w:t>(Token/node)</w:t>
+      </w:r>
+      <w:r>
+        <w:rPr>
+          <w:highlight w:val="yellow"/>
+        </w:rPr>
+        <w:t>从原生</w:t>
       </w:r>
       <w:r>
         <w:rPr>
@@ -15884,14 +15688,7 @@
         <w:rPr>
           <w:highlight w:val="yellow"/>
         </w:rPr>
-        <w:t>。这一创新证明了系统能够</w:t>
-      </w:r>
-      <w:r>
-        <w:rPr>
-          <w:highlight w:val="yellow"/>
-        </w:rPr>
-        <w:lastRenderedPageBreak/>
-        <w:t>在极度压缩无效上下文冗余的前提下，以更细的粒度、更丰富的关系刻画企业知识资产。</w:t>
+        <w:t>。这一创新证明了系统能够在极度压缩无效上下文冗余的前提下，以更严密的逻辑粒度刻画企业知识资产，从根本上缓解了通用图谱在处理强约束企业语料时极易发生的语义坍缩与信息流失问题。</w:t>
       </w:r>
       <w:r>
         <w:br w:type="page"/>
@@ -30705,11 +30502,9 @@
       <w:r>
         <w:t>：</w:t>
       </w:r>
-      <w:proofErr w:type="spellStart"/>
-      <w:r>
-        <w:t>NaiveRAG</w:t>
-      </w:r>
-      <w:proofErr w:type="spellEnd"/>
+      <w:r>
+        <w:t>Vector RAG</w:t>
+      </w:r>
       <w:r>
         <w:t>（纯向量检索）</w:t>
       </w:r>
@@ -33142,7 +32937,7 @@
         <w:t>方法在企业知识检索场景中的检索与问答能力，本文选取</w:t>
       </w:r>
       <w:r>
-        <w:t>Naive RAG</w:t>
+        <w:t>Vector RAG</w:t>
       </w:r>
       <w:r>
         <w:t>、</w:t>
@@ -33268,50 +33063,59 @@
     </w:p>
     <w:p>
       <w:pPr>
+        <w:pStyle w:val="af9"/>
         <w:ind w:firstLine="480"/>
       </w:pPr>
-      <w:r>
-        <w:t>在检索阶段，系统对底层知识块（</w:t>
-      </w:r>
-      <w:r>
-        <w:t>Chunk</w:t>
-      </w:r>
-      <w:r>
-        <w:t>）的捕获与排序精度是决定最终问答质量的基石。</w:t>
-      </w:r>
-      <w:r>
-        <w:rPr>
-          <w:rFonts w:hint="eastAsia"/>
-        </w:rPr>
-        <w:t>图</w:t>
-      </w:r>
-      <w:r>
-        <w:rPr>
-          <w:rFonts w:hint="eastAsia"/>
-        </w:rPr>
-        <w:t>5</w:t>
-      </w:r>
-      <w:r>
-        <w:t>-1</w:t>
-      </w:r>
-      <w:r>
-        <w:t>展示了三种方法在三类典型企业知识查询任务下的块级检索性能数据。</w:t>
-      </w:r>
-    </w:p>
-    <w:p>
-      <w:pPr>
+      <w:bookmarkStart w:id="107" w:name="_Toc229577982"/>
+      <w:r>
+        <w:t>在检索阶段，系统对底层知识块</w:t>
+      </w:r>
+      <w:r>
+        <w:t>(Chunk)</w:t>
+      </w:r>
+      <w:r>
+        <w:t>的捕获与排序精度是决定最终问答质量的基石。图</w:t>
+      </w:r>
+      <w:r>
+        <w:t>5-1</w:t>
+      </w:r>
+      <w:r>
+        <w:t>展示了四种方法在三类典型企业知识查询任务下的块级检索性能数据（包含</w:t>
+      </w:r>
+      <w:r>
+        <w:t>Context Recall</w:t>
+      </w:r>
+      <w:r>
+        <w:t>、</w:t>
+      </w:r>
+      <w:r>
+        <w:t>Context MRR</w:t>
+      </w:r>
+      <w:r>
+        <w:t>与</w:t>
+      </w:r>
+      <w:r>
+        <w:t>Context Precision</w:t>
+      </w:r>
+      <w:r>
+        <w:t>）。</w:t>
+      </w:r>
+    </w:p>
+    <w:p>
+      <w:pPr>
+        <w:pStyle w:val="af9"/>
         <w:ind w:firstLineChars="0" w:firstLine="0"/>
         <w:jc w:val="center"/>
-      </w:pPr>
-      <w:r>
-        <w:rPr>
-          <w:noProof/>
-        </w:rPr>
+        <w:rPr>
+          <w:rFonts w:hint="eastAsia"/>
+        </w:rPr>
+      </w:pPr>
+      <w:r>
         <w:drawing>
-          <wp:inline distT="0" distB="0" distL="0" distR="0" wp14:anchorId="15ED39EF" wp14:editId="48D4370D">
-            <wp:extent cx="5471795" cy="1663065"/>
-            <wp:effectExtent l="0" t="0" r="1905" b="635"/>
-            <wp:docPr id="1180279094" name="图片 1"/>
+          <wp:inline distT="0" distB="0" distL="0" distR="0" wp14:anchorId="3F8C79E1" wp14:editId="6E453BAE">
+            <wp:extent cx="5471795" cy="1496332"/>
+            <wp:effectExtent l="0" t="0" r="1905" b="2540"/>
+            <wp:docPr id="810473049" name="图片 1"/>
             <wp:cNvGraphicFramePr>
               <a:graphicFrameLocks xmlns:a="http://schemas.openxmlformats.org/drawingml/2006/main" noChangeAspect="1"/>
             </wp:cNvGraphicFramePr>
@@ -33319,22 +33123,18 @@
               <a:graphicData uri="http://schemas.openxmlformats.org/drawingml/2006/picture">
                 <pic:pic xmlns:pic="http://schemas.openxmlformats.org/drawingml/2006/picture">
                   <pic:nvPicPr>
-                    <pic:cNvPr id="1180279094" name="图片 1"/>
-                    <pic:cNvPicPr>
-                      <a:picLocks noChangeAspect="1"/>
-                    </pic:cNvPicPr>
+                    <pic:cNvPr id="810473049" name=""/>
+                    <pic:cNvPicPr/>
                   </pic:nvPicPr>
-                  <pic:blipFill>
+                  <pic:blipFill rotWithShape="1">
                     <a:blip r:embed="rId26"/>
-                    <a:srcRect t="7922"/>
-                    <a:stretch>
-                      <a:fillRect/>
-                    </a:stretch>
+                    <a:srcRect t="8489"/>
+                    <a:stretch/>
                   </pic:blipFill>
-                  <pic:spPr>
+                  <pic:spPr bwMode="auto">
                     <a:xfrm>
                       <a:off x="0" y="0"/>
-                      <a:ext cx="5471795" cy="1663452"/>
+                      <a:ext cx="5471795" cy="1496332"/>
                     </a:xfrm>
                     <a:prstGeom prst="rect">
                       <a:avLst/>
@@ -33342,6 +33142,11 @@
                     <a:ln>
                       <a:noFill/>
                     </a:ln>
+                    <a:extLst>
+                      <a:ext uri="{53640926-AAD7-44D8-BBD7-CCE9431645EC}">
+                        <a14:shadowObscured xmlns:a14="http://schemas.microsoft.com/office/drawing/2010/main"/>
+                      </a:ext>
+                    </a:extLst>
                   </pic:spPr>
                 </pic:pic>
               </a:graphicData>
@@ -33355,29 +33160,18 @@
         <w:pStyle w:val="affc"/>
       </w:pPr>
       <w:r>
-        <w:rPr>
-          <w:rFonts w:hint="eastAsia"/>
-        </w:rPr>
         <w:t>图</w:t>
       </w:r>
       <w:r>
-        <w:rPr>
-          <w:rFonts w:hint="eastAsia"/>
-        </w:rPr>
-        <w:t>5</w:t>
-      </w:r>
-      <w:r>
-        <w:t>-1</w:t>
-      </w:r>
-      <w:r>
-        <w:rPr>
-          <w:rFonts w:hint="eastAsia"/>
-        </w:rPr>
-        <w:t>检索性能对比</w:t>
-      </w:r>
-    </w:p>
-    <w:p>
-      <w:pPr>
+        <w:t>5-1</w:t>
+      </w:r>
+      <w:r>
+        <w:t>块级检索性能对比</w:t>
+      </w:r>
+    </w:p>
+    <w:p>
+      <w:pPr>
+        <w:pStyle w:val="af9"/>
         <w:ind w:firstLine="480"/>
       </w:pPr>
       <w:r>
@@ -33396,7 +33190,7 @@
         <w:t>的</w:t>
       </w:r>
       <w:r>
-        <w:t>Recall</w:t>
+        <w:t>Context Recall</w:t>
       </w:r>
       <w:r>
         <w:t>与</w:t>
@@ -33408,100 +33202,205 @@
         <w:t>的</w:t>
       </w:r>
       <w:r>
-        <w:t>MRR</w:t>
-      </w:r>
-      <w:r>
-        <w:t>。相较于其他方法，这种表现意味着系统在定位具体合同条款或孤立事实时具有更高的稳定性，</w:t>
+        <w:t>Context MRR</w:t>
+      </w:r>
+      <w:r>
+        <w:t>，同时其</w:t>
+      </w:r>
+      <w:r>
+        <w:t>Context Precision</w:t>
+      </w:r>
+      <w:r>
+        <w:t>达到了</w:t>
+      </w:r>
+      <w:r>
+        <w:t>0.877</w:t>
+      </w:r>
+      <w:r>
+        <w:t>。尽管</w:t>
+      </w:r>
+      <w:r>
+        <w:t>Naive RAG</w:t>
+      </w:r>
+      <w:r>
+        <w:t>与</w:t>
+      </w:r>
+      <w:r>
+        <w:t>GraphRAG</w:t>
+      </w:r>
+      <w:r>
+        <w:t>凭借</w:t>
       </w:r>
       <w:r>
         <w:lastRenderedPageBreak/>
-        <w:t>能够在减少信息遗漏的同时，确保核心证据块在排序中处于靠前位置，从而为下游生成环节提供了更具确定性的输入。</w:t>
-      </w:r>
-    </w:p>
-    <w:p>
-      <w:pPr>
+        <w:t>粗放型的全量上下文倒灌策略在召回率上达到了</w:t>
+      </w:r>
+      <w:r>
+        <w:t>0.967</w:t>
+      </w:r>
+      <w:r>
+        <w:t>，但其</w:t>
+      </w:r>
+      <w:r>
+        <w:t>Context Precision</w:t>
+      </w:r>
+      <w:r>
+        <w:t>仅维持在</w:t>
+      </w:r>
+      <w:r>
+        <w:t>0.648</w:t>
+      </w:r>
+      <w:r>
+        <w:t>同</w:t>
+      </w:r>
+      <w:r>
+        <w:t>0.644</w:t>
+      </w:r>
+      <w:r>
+        <w:t>。相比之下，</w:t>
+      </w:r>
+      <w:r>
+        <w:t>E-GraphRAG</w:t>
+      </w:r>
+      <w:r>
+        <w:t>在仅损失约</w:t>
+      </w:r>
+      <w:r>
+        <w:t>5%</w:t>
+      </w:r>
+      <w:r>
+        <w:t>冗余召回的代价下，将检索精准度提升了</w:t>
+      </w:r>
+      <w:r>
+        <w:t>23%</w:t>
+      </w:r>
+      <w:r>
+        <w:t>以上。这种表现意味着系统在定位具体合同条款或孤立事实时具备更强的去噪能力，能够在减少无用信息干扰的同时，确保核心证据块在排序中处于靠前位置，从而为下游生成环节提供了更具确定性的输入。</w:t>
+      </w:r>
+    </w:p>
+    <w:p>
+      <w:pPr>
+        <w:pStyle w:val="af9"/>
         <w:ind w:firstLine="480"/>
       </w:pPr>
       <w:r>
-        <w:t>而在面对逻辑链条更为复杂的结构关系推理任务时，尽管所有模型都面临一定的召回挑战，但</w:t>
+        <w:t>而在面对逻辑链条更为复杂的结构关系推理任务时，信息分布的离散性对各模型的召回均提出了严峻挑战。在此类任务中，</w:t>
       </w:r>
       <w:r>
         <w:t>E-GraphRAG</w:t>
       </w:r>
       <w:r>
-        <w:t>仍维持了</w:t>
-      </w:r>
-      <w:r>
-        <w:t>0.650</w:t>
-      </w:r>
-      <w:r>
         <w:t>的</w:t>
       </w:r>
       <w:r>
-        <w:t>MRR</w:t>
-      </w:r>
-      <w:r>
-        <w:t>水平。这种在多跳路径搜索中的排序优势，反映了其通过图结构优化对知识关联性的理解更为深刻。即便在多项条款相互纠缠的情况下，系统依然能够将最具支撑性的证据块精准筛选出来，有效缓解了长文档检索中常见的噪声干扰问题。</w:t>
-      </w:r>
-    </w:p>
-    <w:p>
-      <w:pPr>
+        <w:t>Context Recall</w:t>
+      </w:r>
+      <w:r>
+        <w:t>受制于主动剪枝与硬性深度截断策略降至</w:t>
+      </w:r>
+      <w:r>
+        <w:t>0.482</w:t>
+      </w:r>
+      <w:r>
+        <w:t>，但其</w:t>
+      </w:r>
+      <w:r>
+        <w:t>Context Precision(0.525)</w:t>
+      </w:r>
+      <w:r>
+        <w:t>同</w:t>
+      </w:r>
+      <w:r>
+        <w:t>Context MRR(0.650)</w:t>
+      </w:r>
+      <w:r>
+        <w:t>依然表现出较强的鲁棒性。对比</w:t>
+      </w:r>
+      <w:r>
+        <w:t>Naive RAG</w:t>
+      </w:r>
+      <w:r>
+        <w:t>虽有</w:t>
+      </w:r>
+      <w:r>
+        <w:t>0.693</w:t>
+      </w:r>
+      <w:r>
+        <w:t>的召回，其精度却跌至</w:t>
+      </w:r>
+      <w:r>
+        <w:t>0.269</w:t>
+      </w:r>
+      <w:r>
+        <w:t>。这表明</w:t>
+      </w:r>
+      <w:r>
+        <w:t>E-GraphRAG</w:t>
+      </w:r>
+      <w:r>
+        <w:t>的路径结构约束机制在长文档多跳检索中采取了更为严谨的证据消解策略，虽然物理召回规模有所收敛，但召回的内容具备更高的拓扑置信度，有效缓解了长文档检索中常见的噪声泛滥与</w:t>
+      </w:r>
+      <w:r>
+        <w:t>“</w:t>
+      </w:r>
+      <w:r>
+        <w:t>带噪拼凑</w:t>
+      </w:r>
+      <w:r>
+        <w:t>”</w:t>
+      </w:r>
+      <w:r>
+        <w:t>问题。</w:t>
+      </w:r>
+    </w:p>
+    <w:p>
+      <w:pPr>
+        <w:pStyle w:val="af9"/>
         <w:ind w:firstLine="480"/>
       </w:pPr>
       <w:r>
-        <w:t>值得注意的是，在全局语义整合维度下，</w:t>
+        <w:t>在全局语义整合维度下，</w:t>
       </w:r>
       <w:r>
         <w:t>E-GraphRAG</w:t>
       </w:r>
       <w:r>
-        <w:t>表现出较强的适应性，其</w:t>
-      </w:r>
-      <w:r>
-        <w:rPr>
-          <w:rFonts w:hint="eastAsia"/>
-        </w:rPr>
-        <w:t>Context</w:t>
-      </w:r>
-      <w:r>
-        <w:t xml:space="preserve"> Recall</w:t>
-      </w:r>
-      <w:r>
-        <w:t>（</w:t>
-      </w:r>
-      <w:r>
-        <w:t>0.733</w:t>
-      </w:r>
-      <w:r>
-        <w:t>）与</w:t>
-      </w:r>
-      <w:r>
-        <w:rPr>
-          <w:rFonts w:hint="eastAsia"/>
-        </w:rPr>
-        <w:t>Context</w:t>
-      </w:r>
-      <w:r>
-        <w:t xml:space="preserve"> MRR</w:t>
-      </w:r>
-      <w:r>
-        <w:t>（</w:t>
-      </w:r>
-      <w:r>
-        <w:t>0.910</w:t>
-      </w:r>
-      <w:r>
-        <w:t>）均较基准方法有一定程度的提升。在企业管理场景中，用户往往需要对文档整体主旨或潜在风险进行宏观概括，这要求检索机制具备更广阔的语义视野。数据结果表明，</w:t>
+        <w:t>表现出更强的综合适应性，其</w:t>
+      </w:r>
+      <w:r>
+        <w:t>Context Recall(0.733)</w:t>
+      </w:r>
+      <w:r>
+        <w:t>、</w:t>
+      </w:r>
+      <w:r>
+        <w:t>Context MRR(0.910)</w:t>
+      </w:r>
+      <w:r>
+        <w:t>以及</w:t>
+      </w:r>
+      <w:r>
+        <w:t>Context Precision(0.673)</w:t>
+      </w:r>
+      <w:r>
+        <w:t>均全面超越了三种对比基线。在企业管理场景中，用户往往需要对文档整体主旨或潜在风险进行宏观概括，这要求检索机制具备更广阔的语义视野。数据结果表明，</w:t>
       </w:r>
       <w:r>
         <w:t>E-GraphRAG</w:t>
       </w:r>
       <w:r>
-        <w:t>通过实体增强与全局图结构的结合，在一定程度上解决了传统架构在宏观语义捕获上的局限性，使得检索到的内容更能反映文档的整体意图。</w:t>
-      </w:r>
-    </w:p>
-    <w:p>
-      <w:pPr>
+        <w:t>通过</w:t>
+      </w:r>
+      <w:r>
+        <w:t>Level4</w:t>
+      </w:r>
+      <w:r>
+        <w:t>社区结构的语义压缩同分层索引的结合，在一定程度上解决了传统架构在宏观语义捕获上流于碎片化或过度泛化的局限性，使得检索到的内容在覆盖广度与排列顺序上均能更精准地反映文档的整体意图。</w:t>
+      </w:r>
+    </w:p>
+    <w:p>
+      <w:pPr>
+        <w:pStyle w:val="af9"/>
         <w:ind w:firstLine="480"/>
       </w:pPr>
       <w:r>
@@ -33511,7 +33410,7 @@
         <w:t>E-GraphRAG</w:t>
       </w:r>
       <w:r>
-        <w:t>在证据获取的完整度与排序的精准度上展现了其特有的技术优势。这种更为稳健的检索能力，为应对企业级知识检索中高精度、高忠实度的业务需求奠定了坚实的底层基础。</w:t>
+        <w:t>在证据获取的纯净度与排序的精准度上展现了其特有的技术优势。这种通过分层约束抑制噪声、优化路径关联所建立的稳健检索能力，为应对企业级知识检索中高精度、强逻辑的业务需求奠定了坚实的底层基础。</w:t>
       </w:r>
     </w:p>
     <w:p>
@@ -33522,7 +33421,6 @@
           <w:rStyle w:val="bzpyqfadein"/>
         </w:rPr>
       </w:pPr>
-      <w:bookmarkStart w:id="107" w:name="_Toc229577982"/>
       <w:r>
         <w:rPr>
           <w:rStyle w:val="bzpyqfadein"/>
@@ -33537,7 +33435,31 @@
         <w:ind w:firstLine="480"/>
       </w:pPr>
       <w:r>
-        <w:t>在企业级应用中，回答质量不仅取决于事实的准确性，更取决于生成内容对原始证据的忠实程度，即能否有效抑制模型幻觉。</w:t>
+        <w:t>在企业级知识服务中，生成回答的真实性与合规性具有一票否决权。任何脱离证据的</w:t>
+      </w:r>
+      <w:r>
+        <w:t>“</w:t>
+      </w:r>
+      <w:r>
+        <w:t>幻觉</w:t>
+      </w:r>
+      <w:r>
+        <w:t>”</w:t>
+      </w:r>
+      <w:r>
+        <w:t>或不合逻辑的推断都可能引发严重的法律或商业风险。因此，大语言模型输出的内容忠实度</w:t>
+      </w:r>
+      <w:r>
+        <w:t>(Faithfulness)</w:t>
+      </w:r>
+      <w:r>
+        <w:t>同答案正确性</w:t>
+      </w:r>
+      <w:r>
+        <w:t>(Answer Correctness)</w:t>
+      </w:r>
+      <w:r>
+        <w:t>构成了衡量系统在严肃业务场景中可用价值的决定性指标。</w:t>
       </w:r>
       <w:r>
         <w:rPr>
@@ -33558,14 +33480,12 @@
         <w:jc w:val="center"/>
       </w:pPr>
       <w:r>
-        <w:rPr>
-          <w:noProof/>
-        </w:rPr>
+        <w:lastRenderedPageBreak/>
         <w:drawing>
-          <wp:inline distT="0" distB="0" distL="0" distR="0" wp14:anchorId="1050D487" wp14:editId="07F5FA9D">
-            <wp:extent cx="5471795" cy="1708150"/>
-            <wp:effectExtent l="0" t="0" r="1905" b="6350"/>
-            <wp:docPr id="2083697141" name="图片 1"/>
+          <wp:inline distT="0" distB="0" distL="0" distR="0" wp14:anchorId="6F37416E" wp14:editId="52E95F53">
+            <wp:extent cx="5471795" cy="1455511"/>
+            <wp:effectExtent l="0" t="0" r="1905" b="5080"/>
+            <wp:docPr id="1814193574" name="图片 1"/>
             <wp:cNvGraphicFramePr>
               <a:graphicFrameLocks xmlns:a="http://schemas.openxmlformats.org/drawingml/2006/main" noChangeAspect="1"/>
             </wp:cNvGraphicFramePr>
@@ -33573,22 +33493,18 @@
               <a:graphicData uri="http://schemas.openxmlformats.org/drawingml/2006/picture">
                 <pic:pic xmlns:pic="http://schemas.openxmlformats.org/drawingml/2006/picture">
                   <pic:nvPicPr>
-                    <pic:cNvPr id="2083697141" name="图片 1"/>
-                    <pic:cNvPicPr>
-                      <a:picLocks noChangeAspect="1"/>
-                    </pic:cNvPicPr>
+                    <pic:cNvPr id="1814193574" name=""/>
+                    <pic:cNvPicPr/>
                   </pic:nvPicPr>
-                  <pic:blipFill>
+                  <pic:blipFill rotWithShape="1">
                     <a:blip r:embed="rId27"/>
-                    <a:srcRect t="8122"/>
-                    <a:stretch>
-                      <a:fillRect/>
-                    </a:stretch>
+                    <a:srcRect t="10985"/>
+                    <a:stretch/>
                   </pic:blipFill>
-                  <pic:spPr>
+                  <pic:spPr bwMode="auto">
                     <a:xfrm>
                       <a:off x="0" y="0"/>
-                      <a:ext cx="5471795" cy="1708278"/>
+                      <a:ext cx="5471795" cy="1455511"/>
                     </a:xfrm>
                     <a:prstGeom prst="rect">
                       <a:avLst/>
@@ -33596,6 +33512,11 @@
                     <a:ln>
                       <a:noFill/>
                     </a:ln>
+                    <a:extLst>
+                      <a:ext uri="{53640926-AAD7-44D8-BBD7-CCE9431645EC}">
+                        <a14:shadowObscured xmlns:a14="http://schemas.microsoft.com/office/drawing/2010/main"/>
+                      </a:ext>
+                    </a:extLst>
                   </pic:spPr>
                 </pic:pic>
               </a:graphicData>
@@ -33636,24 +33557,284 @@
       </w:pPr>
       <w:bookmarkStart w:id="108" w:name="OLE_LINK10"/>
       <w:bookmarkStart w:id="109" w:name="OLE_LINK9"/>
-      <w:r>
-        <w:t>实验数据反映出各系统在知识内化与表达上的差异。在局部事实检索任务中，</w:t>
+      <w:bookmarkStart w:id="110" w:name="_Toc229577983"/>
+      <w:r>
+        <w:t>针对局部事实检索任务，数据表面上呈现出原生</w:t>
+      </w:r>
+      <w:r>
+        <w:t>GraphRAG</w:t>
+      </w:r>
+      <w:r>
+        <w:t>的指标占优，其</w:t>
+      </w:r>
+      <w:r>
+        <w:t>Faithfulness(0.990)</w:t>
+      </w:r>
+      <w:r>
+        <w:t>同</w:t>
+      </w:r>
+      <w:proofErr w:type="spellStart"/>
+      <w:r>
+        <w:t>AnswerCorrectness</w:t>
+      </w:r>
+      <w:proofErr w:type="spellEnd"/>
+      <w:r>
+        <w:t>(0.724)</w:t>
+      </w:r>
+      <w:r>
+        <w:t>均录得全场最高。然而，结合前述检索性能指标可知，这种</w:t>
+      </w:r>
+      <w:r>
+        <w:t>“</w:t>
+      </w:r>
+      <w:r>
+        <w:t>全强</w:t>
+      </w:r>
+      <w:r>
+        <w:t>”</w:t>
+      </w:r>
+      <w:r>
+        <w:t>表现本质上是由于原生架构采用饱和投喂策略，将大量冗余的邻居拓扑与上下文机械倒灌给模型所致，其代价是夹带了高达</w:t>
+      </w:r>
+      <w:r>
+        <w:t>35.6%</w:t>
+      </w:r>
+      <w:r>
+        <w:t>的背景噪声。相比之下，</w:t>
       </w:r>
       <w:r>
         <w:t>E-GraphRAG</w:t>
       </w:r>
       <w:r>
-        <w:t>展现了较为突出的严谨性，其忠实度达到</w:t>
+        <w:t>在实现深度去噪（</w:t>
+      </w:r>
+      <w:proofErr w:type="spellStart"/>
+      <w:r>
+        <w:t>ContextPrecision</w:t>
+      </w:r>
+      <w:proofErr w:type="spellEnd"/>
+      <w:r>
+        <w:t>提升至</w:t>
+      </w:r>
+      <w:r>
+        <w:t>0.877</w:t>
+      </w:r>
+      <w:r>
+        <w:t>）的前提下，仍保持了</w:t>
+      </w:r>
+      <w:r>
+        <w:t>0.722</w:t>
+      </w:r>
+      <w:r>
+        <w:t>的准确率与</w:t>
       </w:r>
       <w:r>
         <w:t>0.905</w:t>
       </w:r>
       <w:r>
-        <w:t>。这意味着当系统精确定位到合同的具体条款后，能够以极高的保真度还原原始信息，几乎消除了非必要</w:t>
+        <w:t>的忠实度。这表明</w:t>
+      </w:r>
+      <w:r>
+        <w:t>E-GraphRAG</w:t>
+      </w:r>
+      <w:r>
+        <w:t>并非简单地原样摘录文本，而是通过动态调度层执行了高阶的语义抽象转写，在未实质损害生成质量的前提下，成功将检索空间压缩至高置信度区间，验证了精细化检索对抑制粗放型噪声的实际工程价值。</w:t>
+      </w:r>
+    </w:p>
+    <w:p>
+      <w:pPr>
+        <w:ind w:firstLine="480"/>
+      </w:pPr>
+      <w:r>
+        <w:t>进入跨条款的结构关系推理任务，高忠实与高准确之间的逻辑博弈特征更为显著。</w:t>
+      </w:r>
+      <w:r>
+        <w:t>Naive RAG</w:t>
+      </w:r>
+      <w:r>
+        <w:t>由于严格复制了底层</w:t>
+      </w:r>
+      <w:r>
+        <w:t>Chunk</w:t>
+      </w:r>
+      <w:r>
+        <w:t>的字面表述，其</w:t>
+      </w:r>
+      <w:r>
+        <w:t>Faithfulness</w:t>
+      </w:r>
+      <w:r>
+        <w:t>达到了</w:t>
+      </w:r>
+      <w:r>
+        <w:t>0.784</w:t>
+      </w:r>
+      <w:r>
+        <w:t>，但由于缺乏显式拓扑路径，其</w:t>
+      </w:r>
+      <w:proofErr w:type="spellStart"/>
+      <w:r>
+        <w:t>AnswerCorrectness</w:t>
+      </w:r>
+      <w:proofErr w:type="spellEnd"/>
+      <w:r>
+        <w:t>暴跌至</w:t>
+      </w:r>
+      <w:r>
+        <w:t>0.524</w:t>
+      </w:r>
+      <w:r>
+        <w:t>。这印证了传统向量检索</w:t>
+      </w:r>
+      <w:r>
+        <w:t>“</w:t>
+      </w:r>
+      <w:r>
+        <w:t>虽能精准复述，却无法深度穿透</w:t>
+      </w:r>
+      <w:r>
+        <w:t>”</w:t>
+      </w:r>
+      <w:r>
+        <w:t>的底层瓶颈。与之形成对比的是，</w:t>
+      </w:r>
+      <w:proofErr w:type="spellStart"/>
+      <w:r>
+        <w:t>LightRAG</w:t>
+      </w:r>
+      <w:proofErr w:type="spellEnd"/>
+      <w:r>
+        <w:t>由于在无</w:t>
+      </w:r>
+      <w:r>
+        <w:t>Schema</w:t>
+      </w:r>
+      <w:r>
+        <w:t>约束下放任模型自由构建图谱，导致在面对强约束的法律语料时发生严重的路径断裂，其</w:t>
+      </w:r>
+      <w:proofErr w:type="spellStart"/>
+      <w:r>
+        <w:t>AnswerCorrectness</w:t>
+      </w:r>
+      <w:proofErr w:type="spellEnd"/>
+      <w:r>
+        <w:t>仅为</w:t>
+      </w:r>
+      <w:r>
+        <w:t>0.495</w:t>
+      </w:r>
+      <w:r>
+        <w:t>。而</w:t>
+      </w:r>
+      <w:r>
+        <w:t>E-GraphRAG</w:t>
+      </w:r>
+      <w:r>
+        <w:t>依托路径结构约束策略，实现了</w:t>
+      </w:r>
+      <w:r>
+        <w:t>0.564</w:t>
+      </w:r>
+      <w:r>
+        <w:t>的准确率同</w:t>
+      </w:r>
+      <w:r>
+        <w:t>0.691</w:t>
+      </w:r>
+      <w:r>
+        <w:t>的忠实度。尽管主动剪枝策略使其物理召回规模有所收敛，但由于</w:t>
+      </w:r>
+      <w:proofErr w:type="spellStart"/>
+      <w:r>
+        <w:t>EvidenceMatrixThreshold</w:t>
+      </w:r>
+      <w:proofErr w:type="spellEnd"/>
+      <w:r>
+        <w:t>的硬性证据对齐，系统有效克制了多跳推演中大模型的随机发散倾向，确保了推理链条的每一步均有据可查。</w:t>
+      </w:r>
+    </w:p>
+    <w:p>
+      <w:pPr>
+        <w:ind w:firstLine="480"/>
+      </w:pPr>
+      <w:r>
+        <w:t>值得重视的是，在考验全篇规章总结与潜在风险评估的全局语义整合任务中，原生</w:t>
+      </w:r>
+      <w:r>
+        <w:t>GraphRAG</w:t>
+      </w:r>
+      <w:r>
+        <w:t>暴露出明显的</w:t>
+      </w:r>
+      <w:r>
+        <w:t>“</w:t>
+      </w:r>
+      <w:r>
+        <w:t>语义坍缩</w:t>
+      </w:r>
+      <w:r>
+        <w:t>”</w:t>
+      </w:r>
+      <w:r>
+        <w:t>缺陷，其</w:t>
+      </w:r>
+      <w:proofErr w:type="spellStart"/>
+      <w:r>
+        <w:t>AnswerCorrectness</w:t>
+      </w:r>
+      <w:proofErr w:type="spellEnd"/>
+      <w:r>
+        <w:t>跌至</w:t>
+      </w:r>
+      <w:r>
+        <w:t>0.535</w:t>
+      </w:r>
+      <w:r>
+        <w:t>。这表明通用图检索所依赖的自底向上社区摘要</w:t>
+      </w:r>
+      <w:r>
+        <w:t>(</w:t>
+      </w:r>
+      <w:proofErr w:type="spellStart"/>
+      <w:r>
+        <w:t>CommunitySummary</w:t>
+      </w:r>
+      <w:proofErr w:type="spellEnd"/>
+      <w:r>
+        <w:t>)</w:t>
+      </w:r>
+      <w:r>
+        <w:t>机制，在面对严谨的企业合同文献时，极易将底层高密度的核心法律约束作为次要信息忽略或泛化，导致宏观总结偏离事实边界。而</w:t>
+      </w:r>
+      <w:r>
+        <w:t>E-GraphRAG</w:t>
+      </w:r>
+      <w:r>
+        <w:t>在</w:t>
+      </w:r>
+      <w:proofErr w:type="spellStart"/>
+      <w:r>
+        <w:t>AnswerCorrectness</w:t>
+      </w:r>
+      <w:proofErr w:type="spellEnd"/>
+      <w:r>
+        <w:t>上取得了全场最优表现</w:t>
+      </w:r>
+      <w:r>
+        <w:t>(0.623)</w:t>
+      </w:r>
+      <w:r>
+        <w:t>，且其语义相似度达到</w:t>
+      </w:r>
+      <w:r>
+        <w:t>0.938</w:t>
+      </w:r>
+      <w:r>
+        <w:t>。这直接验证了分层知识网络与规划驱</w:t>
       </w:r>
       <w:r>
         <w:lastRenderedPageBreak/>
-        <w:t>的逻辑漂移。相较于基准模型，这种高忠实度为处理金融、法律等对容错率极低的业务场景提供了更可靠的保障。</w:t>
+        <w:t>动调度的协同价值：系统在提炼宏观主题时，能够通过跨层级的证据溯源映射链路强行约束大模型的生成边界，确保了宏观结论在复杂语义环境下的事实可靠性。</w:t>
       </w:r>
     </w:p>
     <w:p>
@@ -33661,65 +33842,19 @@
         <w:ind w:firstLine="480"/>
       </w:pPr>
       <w:r>
-        <w:t>在结构关系推理这一挑战性维度下，虽然三类模型的表现均受到多跳逻辑链的影响，但</w:t>
+        <w:rPr>
+          <w:rFonts w:hint="eastAsia"/>
+        </w:rPr>
+        <w:t>由此可见</w:t>
+      </w:r>
+      <w:r>
+        <w:t>，</w:t>
       </w:r>
       <w:r>
         <w:t>E-GraphRAG</w:t>
       </w:r>
       <w:r>
-        <w:t>在正确性（</w:t>
-      </w:r>
-      <w:r>
-        <w:t>0.564</w:t>
-      </w:r>
-      <w:r>
-        <w:t>）与忠实度（</w:t>
-      </w:r>
-      <w:r>
-        <w:t>0.691</w:t>
-      </w:r>
-      <w:r>
-        <w:t>）上依然保持了稳健的表现。这表明即便在需要跨条款识别依赖关系的情况下，系统仍能较好地平衡逻辑推导与证据约束，避免了在复杂推理过程中产生严重的幻觉积累，确保了结论的客观性。</w:t>
-      </w:r>
-    </w:p>
-    <w:p>
-      <w:pPr>
-        <w:ind w:firstLine="480"/>
-      </w:pPr>
-      <w:r>
-        <w:t>针对全局语义整合任务，</w:t>
-      </w:r>
-      <w:r>
-        <w:t>E-GraphRAG</w:t>
-      </w:r>
-      <w:r>
-        <w:t>在语义相似度上达到了</w:t>
-      </w:r>
-      <w:r>
-        <w:t>0.938</w:t>
-      </w:r>
-      <w:r>
-        <w:t>，且忠实度保持在</w:t>
-      </w:r>
-      <w:r>
-        <w:t>0.845</w:t>
-      </w:r>
-      <w:r>
-        <w:t>的水平。在进行合同整体概括或主旨提炼时，高相似度代表生成内容在专业表达上与专家标注高度契合，而高忠实度则证明这种概括并非基于大模型的常识性预测，而是深度扎根于检索到的全文证据。相比之下，其他方法在此类宏观任务中容易出现证据丢失或语义偏离现象。</w:t>
-      </w:r>
-    </w:p>
-    <w:p>
-      <w:pPr>
-        <w:ind w:firstLine="480"/>
-      </w:pPr>
-      <w:r>
-        <w:t>综合上述分析，</w:t>
-      </w:r>
-      <w:r>
-        <w:t>E-GraphRAG</w:t>
-      </w:r>
-      <w:r>
-        <w:t>在回答质量上的优势主要体现在其对检索证据的高效转化能力。通过提升回答的正确性并严控忠实度门槛，系统在保证结论深度与专业性的同时，最大程度地规避了企业知识检索中潜在的合规风险，体现了其作为专家级合作伙伴在逻辑严密性方面的设计初衷。</w:t>
+        <w:t>在内容生成维度的指标特征，反映了其在粗放型饱和投喂同精细型逻辑推理之间的工程权衡。系统成功破解了原生图检索在局部任务中的高噪声假象与全局任务中的语义坍缩瓶颈，为长文档管理场景提供了更为严密的事实安全屏障。</w:t>
       </w:r>
     </w:p>
     <w:p>
@@ -33727,7 +33862,6 @@
         <w:pStyle w:val="3"/>
         <w:spacing w:before="120" w:after="120"/>
       </w:pPr>
-      <w:bookmarkStart w:id="110" w:name="_Toc229577983"/>
       <w:r>
         <w:t>回答相关性与语义表达一致性</w:t>
       </w:r>
@@ -33738,35 +33872,53 @@
         <w:ind w:firstLine="480"/>
       </w:pPr>
       <w:r>
-        <w:t>回答相关性（</w:t>
-      </w:r>
-      <w:r>
-        <w:t>Answer Relevancy</w:t>
-      </w:r>
-      <w:r>
-        <w:t>）与语义相似度（</w:t>
-      </w:r>
-      <w:r>
-        <w:t>Semantic Similarity</w:t>
-      </w:r>
-      <w:r>
-        <w:t>）共同构成了系统在语义层面与用户需求及专家标准对齐的能力评估。相关性侧重于评价生成内容是否直接响应了用户提问的意图，而语义相似度则衡量输出结果在术语运用、语意结构上与标准参考答案（专家标注）的逼近程度。</w:t>
-      </w:r>
-    </w:p>
-    <w:p>
-      <w:pPr>
-        <w:ind w:firstLineChars="0" w:firstLine="0"/>
-        <w:jc w:val="center"/>
-      </w:pPr>
-      <w:r>
-        <w:rPr>
-          <w:noProof/>
-        </w:rPr>
+        <w:t>在企业知识检索的闭环中，检索出的证据最终需要转化为符合用户交互预期的文本解答。回答相关性</w:t>
+      </w:r>
+      <w:r>
+        <w:t>(Answer Relevancy)</w:t>
+      </w:r>
+      <w:r>
+        <w:t>用于度量生成回答对原始提问的聚焦程度，重点限制冗余垫话或文不对题现象；语义相似度</w:t>
+      </w:r>
+      <w:r>
+        <w:t>(Semantic Similarity)</w:t>
+      </w:r>
+      <w:r>
+        <w:t>则在高维向量空间内定量测算生成结果与专家标准答案</w:t>
+      </w:r>
+      <w:r>
+        <w:t>(Ground Truth)</w:t>
+      </w:r>
+      <w:r>
+        <w:t>的表达拟合度，用以表征回答的专业深度与信息完备性。这两项指标共同决定了系统输出转化为实际生产力的效能。</w:t>
+      </w:r>
+      <w:r>
+        <w:rPr>
+          <w:rFonts w:hint="eastAsia"/>
+        </w:rPr>
+        <w:t>具体数据如图</w:t>
+      </w:r>
+      <w:r>
+        <w:rPr>
+          <w:rFonts w:hint="eastAsia"/>
+        </w:rPr>
+        <w:t>5</w:t>
+      </w:r>
+      <w:r>
+        <w:t>-3</w:t>
+      </w:r>
+      <w:r>
+        <w:rPr>
+          <w:rFonts w:hint="eastAsia"/>
+        </w:rPr>
+        <w:t>所示：</w:t>
+      </w:r>
+      <w:r>
         <w:drawing>
-          <wp:inline distT="0" distB="0" distL="0" distR="0" wp14:anchorId="029C1C06" wp14:editId="39EBD47E">
-            <wp:extent cx="5471795" cy="1727835"/>
+          <wp:inline distT="0" distB="0" distL="0" distR="0" wp14:anchorId="1A3442E7" wp14:editId="4FEE2A95">
+            <wp:extent cx="5471795" cy="1476098"/>
             <wp:effectExtent l="0" t="0" r="1905" b="0"/>
-            <wp:docPr id="1366162824" name="图片 1"/>
+            <wp:docPr id="804181066" name="图片 1"/>
             <wp:cNvGraphicFramePr>
               <a:graphicFrameLocks xmlns:a="http://schemas.openxmlformats.org/drawingml/2006/main" noChangeAspect="1"/>
             </wp:cNvGraphicFramePr>
@@ -33774,22 +33926,18 @@
               <a:graphicData uri="http://schemas.openxmlformats.org/drawingml/2006/picture">
                 <pic:pic xmlns:pic="http://schemas.openxmlformats.org/drawingml/2006/picture">
                   <pic:nvPicPr>
-                    <pic:cNvPr id="1366162824" name="图片 1"/>
-                    <pic:cNvPicPr>
-                      <a:picLocks noChangeAspect="1"/>
-                    </pic:cNvPicPr>
+                    <pic:cNvPr id="804181066" name=""/>
+                    <pic:cNvPicPr/>
                   </pic:nvPicPr>
-                  <pic:blipFill>
+                  <pic:blipFill rotWithShape="1">
                     <a:blip r:embed="rId28"/>
-                    <a:srcRect t="7445"/>
-                    <a:stretch>
-                      <a:fillRect/>
-                    </a:stretch>
+                    <a:srcRect t="9726"/>
+                    <a:stretch/>
                   </pic:blipFill>
-                  <pic:spPr>
+                  <pic:spPr bwMode="auto">
                     <a:xfrm>
                       <a:off x="0" y="0"/>
-                      <a:ext cx="5471795" cy="1727911"/>
+                      <a:ext cx="5471795" cy="1476098"/>
                     </a:xfrm>
                     <a:prstGeom prst="rect">
                       <a:avLst/>
@@ -33797,6 +33945,11 @@
                     <a:ln>
                       <a:noFill/>
                     </a:ln>
+                    <a:extLst>
+                      <a:ext uri="{53640926-AAD7-44D8-BBD7-CCE9431645EC}">
+                        <a14:shadowObscured xmlns:a14="http://schemas.microsoft.com/office/drawing/2010/main"/>
+                      </a:ext>
+                    </a:extLst>
                   </pic:spPr>
                 </pic:pic>
               </a:graphicData>
@@ -33836,190 +33989,240 @@
         <w:ind w:firstLine="480"/>
       </w:pPr>
       <w:r>
-        <w:t>根据</w:t>
-      </w:r>
-      <w:r>
+        <w:t>在局部事实检索任务中，</w:t>
+      </w:r>
+      <w:r>
+        <w:t>E-GraphRAG</w:t>
+      </w:r>
+      <w:r>
+        <w:t>表现出双重的领先优势，其</w:t>
+      </w:r>
+      <w:r>
+        <w:t>Answer Relevancy</w:t>
+      </w:r>
+      <w:r>
+        <w:t>与</w:t>
+      </w:r>
+      <w:r>
+        <w:t>Semantic Similarity</w:t>
+      </w:r>
+      <w:r>
+        <w:t>分别达到了</w:t>
+      </w:r>
+      <w:r>
+        <w:t>0.825</w:t>
+      </w:r>
+      <w:r>
+        <w:t>同</w:t>
+      </w:r>
+      <w:r>
+        <w:t>0.911</w:t>
+      </w:r>
+      <w:r>
+        <w:t>，显著超越了原生</w:t>
+      </w:r>
+      <w:r>
+        <w:t>GraphRAG(0.670/0.846)</w:t>
+      </w:r>
+      <w:r>
+        <w:t>与</w:t>
+      </w:r>
+      <w:r>
+        <w:t>Naive RAG(0.620/0.790)</w:t>
+      </w:r>
+      <w:r>
+        <w:t>。这一数据结果表明，在前述分层索引机制成功剔除</w:t>
+      </w:r>
+      <w:r>
+        <w:t>35.6%</w:t>
+      </w:r>
+      <w:r>
+        <w:t>的背景噪声后，下游生成模块获得了高纯净度的上下文边界。由于输入提示词中不包含干扰实体与无关条款，大语言模型无需在海量泛化信息中执行语义筛选，从而能够直接针对用户提问给出生硬度低、聚焦度高且高度对齐专家标准的精确答复，实现了意图定向与结论表达的统一。</w:t>
+      </w:r>
+    </w:p>
+    <w:p>
+      <w:pPr>
+        <w:ind w:firstLine="480"/>
+      </w:pPr>
+      <w:r>
+        <w:t>在处理跨条款的结构关系推理与宏观视角的全局语义整合任务时，实验数据呈现出明显的指标解耦特征。在结构关系推理中，</w:t>
+      </w:r>
+      <w:r>
+        <w:t>E-GraphRAG</w:t>
+      </w:r>
+      <w:r>
+        <w:t>录得了全场最高的</w:t>
+      </w:r>
+      <w:r>
+        <w:t>Semantic Similarity(0.845)</w:t>
+      </w:r>
+      <w:r>
+        <w:t>，但其</w:t>
+      </w:r>
+      <w:r>
+        <w:t>Answer Relevancy(0.536)</w:t>
+      </w:r>
+      <w:r>
+        <w:t>却低于</w:t>
+      </w:r>
+      <w:proofErr w:type="spellStart"/>
+      <w:r>
+        <w:t>LightRAG</w:t>
+      </w:r>
+      <w:proofErr w:type="spellEnd"/>
+      <w:r>
+        <w:t>(0.703)</w:t>
+      </w:r>
+      <w:r>
+        <w:t>；在全局语义整合任务中，这一趋势更为激进，</w:t>
+      </w:r>
+      <w:r>
+        <w:t>E-GraphRAG</w:t>
+      </w:r>
+      <w:r>
+        <w:t>的</w:t>
+      </w:r>
+      <w:r>
+        <w:t>Semantic Similarity</w:t>
+      </w:r>
+      <w:r>
+        <w:t>冲高至</w:t>
+      </w:r>
+      <w:r>
+        <w:t>0.938</w:t>
+      </w:r>
+      <w:r>
+        <w:t>，而</w:t>
+      </w:r>
+      <w:r>
+        <w:t>Answer Relevancy</w:t>
+      </w:r>
+      <w:r>
+        <w:t>则收敛于</w:t>
+      </w:r>
+      <w:r>
+        <w:t>0.591</w:t>
+      </w:r>
+      <w:r>
+        <w:t>。</w:t>
+      </w:r>
+    </w:p>
+    <w:p>
+      <w:pPr>
+        <w:ind w:firstLine="480"/>
+      </w:pPr>
+      <w:r>
+        <w:lastRenderedPageBreak/>
+        <w:t>针对上述技术反差，结合</w:t>
+      </w:r>
+      <w:r>
+        <w:t>Ragas</w:t>
+      </w:r>
+      <w:r>
+        <w:t>指标的数学机理同企业语料特征分析，其底层逻辑源于系统对</w:t>
+      </w:r>
+      <w:r>
+        <w:t>“</w:t>
+      </w:r>
+      <w:r>
+        <w:t>深度分析报告</w:t>
+      </w:r>
+      <w:r>
+        <w:t>”</w:t>
+      </w:r>
+      <w:r>
+        <w:t>与</w:t>
+      </w:r>
+      <w:r>
+        <w:t>“</w:t>
+      </w:r>
+      <w:r>
+        <w:t>表面直接回答</w:t>
+      </w:r>
+      <w:r>
+        <w:t>”</w:t>
+      </w:r>
+      <w:r>
+        <w:t>的工程权衡。</w:t>
+      </w:r>
+      <w:r>
+        <w:t>Ragas</w:t>
+      </w:r>
+      <w:r>
+        <w:t>的</w:t>
+      </w:r>
+      <w:r>
+        <w:t>Answer Relevancy</w:t>
+      </w:r>
+      <w:r>
+        <w:t>计算依赖于将生成回答逆向投影生成子问题，若回答中包含大量辅助性的推导链条、前置条件约束或多维度的合规审计事实，逆向生成的问题便会发生发散，从而在公式层面压低得分。</w:t>
+      </w:r>
+      <w:proofErr w:type="spellStart"/>
+      <w:r>
+        <w:t>LightRAG</w:t>
+      </w:r>
+      <w:proofErr w:type="spellEnd"/>
+      <w:r>
+        <w:t>与</w:t>
+      </w:r>
+      <w:r>
+        <w:t>Naive RAG</w:t>
+      </w:r>
+      <w:r>
+        <w:t>由于缺乏深度推理机制，其生成的答案倾向于对表面句式的直接应答，字面聚焦度较高（表现为较高的</w:t>
+      </w:r>
+      <w:r>
+        <w:t>Relevancy</w:t>
+      </w:r>
+      <w:r>
+        <w:t>），但在关乎契合专家深度结论的</w:t>
+      </w:r>
+      <w:r>
+        <w:t>Semantic Similarity</w:t>
+      </w:r>
+      <w:r>
+        <w:t>指标上分别仅为</w:t>
+      </w:r>
+      <w:r>
+        <w:t>0.838</w:t>
+      </w:r>
+      <w:r>
+        <w:t>同</w:t>
+      </w:r>
+      <w:r>
+        <w:t>0.714</w:t>
+      </w:r>
+      <w:r>
+        <w:t>。</w:t>
+      </w:r>
+    </w:p>
+    <w:p>
+      <w:pPr>
+        <w:ind w:firstLine="480"/>
         <w:rPr>
           <w:rFonts w:hint="eastAsia"/>
         </w:rPr>
-        <w:t>图</w:t>
-      </w:r>
-      <w:r>
-        <w:rPr>
-          <w:rFonts w:hint="eastAsia"/>
-        </w:rPr>
-        <w:t>5</w:t>
-      </w:r>
-      <w:r>
-        <w:t>-3</w:t>
-      </w:r>
-      <w:r>
-        <w:rPr>
-          <w:rFonts w:hint="eastAsia"/>
-        </w:rPr>
-        <w:t>中</w:t>
-      </w:r>
-      <w:r>
-        <w:t>的实验数据，三种方法在语义层面的表现呈现出显著差异。在语义相似度指标上，</w:t>
+      </w:pPr>
+      <w:r>
+        <w:t>与之相反，</w:t>
       </w:r>
       <w:r>
         <w:t>E-GraphRAG</w:t>
       </w:r>
       <w:r>
-        <w:t>在三类任务中均展现了较强的优势，尤其在全局语义整合场景下达到了</w:t>
+        <w:t>依赖</w:t>
+      </w:r>
+      <w:r>
+        <w:t>Agentic Decomposer</w:t>
+      </w:r>
+      <w:r>
+        <w:t>执行了规划驱动的意图拆解与交织补检，其最终输出并非碎片化文本块的直接拼接，而是融合了底层多跳证据、触发条件消解以及风险边界判定后的结构化合规报告。这种高度抽象化且逻辑严密的文本形态，虽然在句式结构上拉大了与原生简短提问的物理距离（导致表面相关性指标受损），但在知识架构、专业术语选用以及逻辑结论维度，与人类专家撰写的标准答案实现了高维空间内的极佳逼近（表达为</w:t>
       </w:r>
       <w:r>
         <w:t>0.938</w:t>
       </w:r>
       <w:r>
-        <w:t>。这一分值表明，</w:t>
-      </w:r>
-      <w:r>
-        <w:t>E-GraphRAG</w:t>
-      </w:r>
-      <w:r>
-        <w:t>生成的合同摘要与深度解</w:t>
-      </w:r>
-      <w:r>
-        <w:lastRenderedPageBreak/>
-        <w:t>释在专业性表达上与行业专家的高度契合。即便在复杂的结构关系推理任务中，其相似度仍保持在</w:t>
-      </w:r>
-      <w:r>
-        <w:t>0.845</w:t>
-      </w:r>
-      <w:r>
-        <w:t>。这种高相似度保障了系统输出在企业严肃办公语境下的专业性，降低了业务人员对</w:t>
-      </w:r>
-      <w:r>
-        <w:t>AI</w:t>
-      </w:r>
-      <w:r>
-        <w:t>生成内容的二次校核成本。</w:t>
-      </w:r>
-    </w:p>
-    <w:p>
-      <w:pPr>
-        <w:ind w:firstLine="480"/>
-      </w:pPr>
-      <w:r>
-        <w:t>在回答相关性维度，</w:t>
-      </w:r>
-      <w:r>
-        <w:t>E-GraphRAG</w:t>
-      </w:r>
-      <w:r>
-        <w:t>在局部事实检索中取得了</w:t>
-      </w:r>
-      <w:r>
-        <w:t>0.825</w:t>
-      </w:r>
-      <w:r>
-        <w:t>的最高分，优于</w:t>
-      </w:r>
-      <w:proofErr w:type="spellStart"/>
-      <w:r>
-        <w:t>LightRAG</w:t>
-      </w:r>
-      <w:proofErr w:type="spellEnd"/>
-      <w:r>
-        <w:t>(0.802)</w:t>
-      </w:r>
-      <w:r>
-        <w:t>与</w:t>
-      </w:r>
-      <w:r>
-        <w:t>GraphRAG(0.513)</w:t>
-      </w:r>
-      <w:r>
-        <w:t>。这反映出其在处理具体条款定位等明确指令时，具备极佳的意图解析与精准响应能力。然而，在涉及跨条款推理（</w:t>
-      </w:r>
-      <w:r>
-        <w:t>0.536</w:t>
-      </w:r>
-      <w:r>
-        <w:t>）与全局概括（</w:t>
-      </w:r>
-      <w:r>
-        <w:t>0.591</w:t>
-      </w:r>
-      <w:r>
-        <w:t>）的复杂任务时，</w:t>
-      </w:r>
-      <w:r>
-        <w:t>E-GraphRAG</w:t>
-      </w:r>
-      <w:r>
-        <w:t>的相关性得分略低于对比方法。结合其极高的忠实度指标进行综合分析，这种现象反映了</w:t>
-      </w:r>
-      <w:r>
-        <w:t>E-GraphRAG</w:t>
-      </w:r>
-      <w:r>
-        <w:t>采取了更为稳健的</w:t>
-      </w:r>
-      <w:r>
-        <w:t>“</w:t>
-      </w:r>
-      <w:r>
-        <w:t>证据驱动</w:t>
-      </w:r>
-      <w:r>
-        <w:t>”</w:t>
-      </w:r>
-      <w:r>
-        <w:t>策略。在结构化推理和宏观整合场景下，</w:t>
-      </w:r>
-      <w:proofErr w:type="spellStart"/>
-      <w:r>
-        <w:t>LightRAG</w:t>
-      </w:r>
-      <w:proofErr w:type="spellEnd"/>
-      <w:r>
-        <w:t>虽然相关性评分较高（分别为</w:t>
-      </w:r>
-      <w:r>
-        <w:t>0.703</w:t>
-      </w:r>
-      <w:r>
-        <w:t>与</w:t>
-      </w:r>
-      <w:r>
-        <w:t>0.807</w:t>
-      </w:r>
-      <w:r>
-        <w:t>），但其较低的忠实度（</w:t>
-      </w:r>
-      <w:r>
-        <w:t>0.609</w:t>
-      </w:r>
-      <w:r>
-        <w:t>至</w:t>
-      </w:r>
-      <w:r>
-        <w:t>0.689</w:t>
-      </w:r>
-      <w:r>
-        <w:t>）表明其生成内容中包含了一定比例的泛化表述或未经原文严格证实的补充。</w:t>
-      </w:r>
-    </w:p>
-    <w:p>
-      <w:pPr>
-        <w:ind w:firstLine="480"/>
-      </w:pPr>
-      <w:r>
-        <w:t>相比之下，</w:t>
-      </w:r>
-      <w:r>
-        <w:t>E-GraphRAG</w:t>
-      </w:r>
-      <w:r>
-        <w:t>在证据链不完整或逻辑跨度过大时，倾向于收窄表达范围以确保输出内容的确定性。虽然这种严谨的风格在部分开放式问题的相关性评估中表现得相对保守，但其高达</w:t>
-      </w:r>
-      <w:r>
-        <w:t>0.845</w:t>
-      </w:r>
-      <w:r>
-        <w:t>的语义相似度与忠实度，确保了系统输出的每一个字句都具备行业专家水准的严谨性。对于对合规性与准确性有极端要求的企业知识检索场景，这种以牺牲冗余表达来换取表达精确性的逻辑，更符合其实际业务价值。</w:t>
+        <w:t>的统治级语义相似度）。</w:t>
       </w:r>
     </w:p>
     <w:p>
@@ -34038,13 +34241,52 @@
         <w:ind w:firstLine="480"/>
       </w:pPr>
       <w:r>
-        <w:t>通过上述对检索性能、忠实度、准确性及语义一致性的多维度评估，可以对</w:t>
+        <w:t>综合前述三个维度的量化评测数据，</w:t>
       </w:r>
       <w:r>
         <w:t>E-GraphRAG</w:t>
       </w:r>
       <w:r>
-        <w:t>在企业知识检索场景下的核心业务价值进行综合总结。实验结果表明，该方法在处理多层级、强关联的企业专业知识时展现了显著的技术优势与业务适应性。</w:t>
+        <w:t>在企业知识图谱场景下的核心工程贡献</w:t>
+      </w:r>
+      <w:r>
+        <w:rPr>
+          <w:rFonts w:hint="eastAsia"/>
+        </w:rPr>
+        <w:t>在于</w:t>
+      </w:r>
+      <w:r>
+        <w:t>确立了一种以</w:t>
+      </w:r>
+      <w:r>
+        <w:t>“</w:t>
+      </w:r>
+      <w:r>
+        <w:t>结构噪声控制</w:t>
+      </w:r>
+      <w:r>
+        <w:t>”</w:t>
+      </w:r>
+      <w:r>
+        <w:t>与</w:t>
+      </w:r>
+      <w:r>
+        <w:t>“</w:t>
+      </w:r>
+      <w:r>
+        <w:t>稳定检索输出</w:t>
+      </w:r>
+      <w:r>
+        <w:t>”</w:t>
+      </w:r>
+      <w:r>
+        <w:t>为导向的实用化</w:t>
+      </w:r>
+      <w:r>
+        <w:t>RAG</w:t>
+      </w:r>
+      <w:r>
+        <w:t>范式。面对企业知识库（如合同规章）中强约束、高密度的文本特征，系统成功规避了传统图检索方法因单方面追求物理召回上限而引发的语义失控与推理漂移风险。</w:t>
       </w:r>
     </w:p>
     <w:p>
@@ -34052,19 +34294,48 @@
         <w:ind w:firstLine="480"/>
       </w:pPr>
       <w:r>
-        <w:t>在数据维度层面，</w:t>
+        <w:t>在微观局部定位场景中，实验数据确证了无约束图谱扩张带来的负面效应。原生</w:t>
+      </w:r>
+      <w:r>
+        <w:t>GraphRAG</w:t>
+      </w:r>
+      <w:r>
+        <w:t>虽能获取</w:t>
+      </w:r>
+      <w:r>
+        <w:t>0.967</w:t>
+      </w:r>
+      <w:r>
+        <w:t>的极高召回率，但其附带的高比例背景噪声严重挤占了有限的大模型上下文带宽。</w:t>
       </w:r>
       <w:r>
         <w:t>E-GraphRAG</w:t>
       </w:r>
       <w:r>
-        <w:t>的核心价值体现为证据还原度同对检索幻觉的精准平抑。局部事实检索实验中录得的</w:t>
-      </w:r>
-      <w:r>
-        <w:t>0.905</w:t>
-      </w:r>
-      <w:r>
-        <w:t>忠实度指标，论证了该架构能够契合法律审计及财务核查等严苛场景对信息真伪的刚性约束。由于生成内容同原始证据块实现了深度对齐，系统从底层构筑了企业级知识服务必备的信任机制，致使模型生成的结论具备了可审计的溯源链条。</w:t>
+        <w:t>通过引入</w:t>
+      </w:r>
+      <w:r>
+        <w:t>Level1-4</w:t>
+      </w:r>
+      <w:r>
+        <w:t>的分层图谱约束与边级证据优先策略，有效阻断了无关拓扑社区的蔓延。这种结构级别的噪声过滤机制，使其在面临具体条款查证、核心实体锚定等需要极高精准度</w:t>
+      </w:r>
+      <w:r>
+        <w:t>(</w:t>
+      </w:r>
+      <w:proofErr w:type="spellStart"/>
+      <w:r>
+        <w:t>ContextPrecision</w:t>
+      </w:r>
+      <w:proofErr w:type="spellEnd"/>
+      <w:r>
+        <w:t>达</w:t>
+      </w:r>
+      <w:r>
+        <w:t>0.877)</w:t>
+      </w:r>
+      <w:r>
+        <w:t>的业务时，展现出极强的场景适应性，确保了知识供给的纯净度。</w:t>
       </w:r>
     </w:p>
     <w:p>
@@ -34072,47 +34343,104 @@
         <w:ind w:firstLine="480"/>
       </w:pPr>
       <w:r>
-        <w:t>从检索效能视阈审视，块级检索精度的显著跃升直接优化了业务处理能效。</w:t>
-      </w:r>
-      <w:r>
-        <w:rPr>
-          <w:rFonts w:hint="eastAsia"/>
-        </w:rPr>
-        <w:t>局部事实检索</w:t>
-      </w:r>
-      <w:r>
-        <w:t>Recall</w:t>
-      </w:r>
-      <w:r>
-        <w:t>值超过</w:t>
-      </w:r>
-      <w:r>
-        <w:t>0.8</w:t>
-      </w:r>
-      <w:r>
-        <w:t>以及</w:t>
-      </w:r>
-      <w:r>
-        <w:t>MRR</w:t>
-      </w:r>
-      <w:r>
-        <w:t>值达到</w:t>
-      </w:r>
-      <w:r>
-        <w:t>0.86</w:t>
-      </w:r>
-      <w:r>
-        <w:t>的实测表现，确保了</w:t>
+        <w:t>在中观路径探测与宏观全局语义场景中，</w:t>
       </w:r>
       <w:r>
         <w:t>E-GraphRAG</w:t>
       </w:r>
       <w:r>
-        <w:t>在解析大规模合同或技术规范时，可将关键知识元以极高概率精准触达生成端。此项性能增益在大幅平抑冗余信息干扰的同时，致使模型能够迅速锁定</w:t>
-      </w:r>
+        <w:t>的系统价值集中体现在对</w:t>
+      </w:r>
+      <w:r>
+        <w:t>“</w:t>
+      </w:r>
+      <w:r>
+        <w:t>答案稳定性</w:t>
+      </w:r>
+      <w:r>
+        <w:t>”</w:t>
+      </w:r>
+      <w:r>
+        <w:t>的硬性保障上。系统在结构推理任务中表现出的</w:t>
+      </w:r>
+      <w:proofErr w:type="spellStart"/>
+      <w:r>
+        <w:t>ContextRecall</w:t>
+      </w:r>
+      <w:proofErr w:type="spellEnd"/>
+      <w:r>
+        <w:t>(0.482)</w:t>
+      </w:r>
+      <w:r>
+        <w:t>收敛与</w:t>
+      </w:r>
+      <w:proofErr w:type="spellStart"/>
+      <w:r>
+        <w:t>AnswerRelevancy</w:t>
+      </w:r>
+      <w:proofErr w:type="spellEnd"/>
+      <w:r>
+        <w:t>(0.536)</w:t>
+      </w:r>
+      <w:r>
+        <w:t>波动，本质上是</w:t>
+      </w:r>
+      <w:proofErr w:type="spellStart"/>
+      <w:r>
+        <w:t>AgenticDecomposer</w:t>
+      </w:r>
+      <w:proofErr w:type="spellEnd"/>
+      <w:r>
+        <w:t>与交织补检机制主动执行逻辑剪枝的工程结果。在严肃的企业审计、法务风险穿透等高容错极差的业务场景中，用户对信息可靠性的诉求远高于对发散性推测的容忍。</w:t>
+      </w:r>
+      <w:r>
+        <w:t>E-GraphRAG</w:t>
+      </w:r>
+      <w:proofErr w:type="gramStart"/>
       <w:r>
         <w:lastRenderedPageBreak/>
-        <w:t>长文档中的核心细节，从而显著增强了企业在知识定位与摘要提炼维度的自动化水平。</w:t>
+        <w:t>通过严格的证据对齐</w:t>
+      </w:r>
+      <w:r>
+        <w:t>(</w:t>
+      </w:r>
+      <w:proofErr w:type="spellStart"/>
+      <w:proofErr w:type="gramEnd"/>
+      <w:r>
+        <w:t>EvidenceMatrixThreshold</w:t>
+      </w:r>
+      <w:proofErr w:type="spellEnd"/>
+      <w:r>
+        <w:t>)</w:t>
+      </w:r>
+      <w:r>
+        <w:t>强行切断低置信度关系边，虽然在数据表面牺牲了部分基于字面匹配的召回同相关性，但从根本上杜绝了因多跳路径失控导致的</w:t>
+      </w:r>
+      <w:r>
+        <w:t>“</w:t>
+      </w:r>
+      <w:r>
+        <w:t>带噪推演</w:t>
+      </w:r>
+      <w:r>
+        <w:t>”</w:t>
+      </w:r>
+      <w:r>
+        <w:t>。在此基础上，其在全局语义整合任务中高达</w:t>
+      </w:r>
+      <w:r>
+        <w:t>0.938</w:t>
+      </w:r>
+      <w:r>
+        <w:t>的</w:t>
+      </w:r>
+      <w:proofErr w:type="spellStart"/>
+      <w:r>
+        <w:t>SemanticSimilarity</w:t>
+      </w:r>
+      <w:proofErr w:type="spellEnd"/>
+      <w:r>
+        <w:t>，证明了这种求稳的收敛策略最终换来了与人类专家基准的高度对齐。</w:t>
       </w:r>
     </w:p>
     <w:p>
@@ -34120,25 +34448,44 @@
         <w:ind w:firstLine="480"/>
       </w:pPr>
       <w:r>
-        <w:t>此外，</w:t>
+        <w:t>总体而言，对比</w:t>
+      </w:r>
+      <w:proofErr w:type="spellStart"/>
+      <w:r>
+        <w:t>NaiveRAG</w:t>
+      </w:r>
+      <w:proofErr w:type="spellEnd"/>
+      <w:r>
+        <w:t>的逻辑断层、</w:t>
+      </w:r>
+      <w:proofErr w:type="spellStart"/>
+      <w:r>
+        <w:t>LightRAG</w:t>
+      </w:r>
+      <w:proofErr w:type="spellEnd"/>
+      <w:r>
+        <w:t>的路径失灵以及原生</w:t>
+      </w:r>
+      <w:r>
+        <w:t>GraphRAG</w:t>
+      </w:r>
+      <w:r>
+        <w:t>的语义坍缩，</w:t>
       </w:r>
       <w:r>
         <w:t>E-GraphRAG</w:t>
       </w:r>
       <w:r>
-        <w:t>在处理复杂逻辑维度的演进，使其具备了支撑深度业务决策的智力水平。结构关系推理任务中实现的</w:t>
-      </w:r>
-      <w:r>
-        <w:t>53.7%</w:t>
-      </w:r>
-      <w:r>
-        <w:t>准确率增长，协同高达</w:t>
-      </w:r>
-      <w:r>
-        <w:t>0.938</w:t>
-      </w:r>
-      <w:r>
-        <w:t>的全局语义相似度，标志着系统已由单一的关键词索引范式进化为具备隐性逻辑理解能力的智能体。这种跨章节同跨文档的逻辑链重构效能，致使系统足以胜任风险评估及合规冲突检测等高阶咨询任务，为专业人员提供具备逻辑深度同专家级表达质感的决策支撑。实验数据汇总如表</w:t>
+        <w:t>通过确立人工</w:t>
+      </w:r>
+      <w:r>
+        <w:t>Schema</w:t>
+      </w:r>
+      <w:r>
+        <w:t>边界同动态规划调度，成功在复杂的企业非结构化数据网络中建立了一道可控的信息过滤屏障。该框架主动舍弃了通用场景下大模型自由发散的灵活性，转而聚焦于对底层结构噪声的精细化剥离。这种牺牲部分理论召回以换取事实绝对收敛的设计哲学，为高壁垒、低容错的企业级知识库应用提供了一个极具鲁棒性与输出稳定性的底层检索架构。</w:t>
+      </w:r>
+      <w:r>
+        <w:t>实验数据汇总如表</w:t>
       </w:r>
       <w:r>
         <w:t>5-3</w:t>
@@ -34339,7 +34686,7 @@
               <w:rPr>
                 <w:bdr w:val="none" w:sz="0" w:space="0" w:color="auto" w:frame="1"/>
               </w:rPr>
-              <w:t>Naive RAG</w:t>
+              <w:t>Vector RAG</w:t>
             </w:r>
           </w:p>
         </w:tc>
@@ -36609,6 +36956,7 @@
               <w:rPr>
                 <w:bdr w:val="none" w:sz="0" w:space="0" w:color="auto" w:frame="1"/>
               </w:rPr>
+              <w:lastRenderedPageBreak/>
               <w:t>E-GraphRAG</w:t>
             </w:r>
           </w:p>
@@ -37573,6 +37921,7 @@
         <w:ind w:firstLine="480"/>
       </w:pPr>
       <w:r>
+        <w:lastRenderedPageBreak/>
         <w:t>量化测度准则的确立同样遵循了企业级检索质量模型。本研究设定了事实准确度、证据可追溯性同逻辑连贯性三项核心指标。事实准确度主要衡量系统对合同关键数值、日期及主体定义的精准召回；证据可追溯性关注图结构节点向原始文本块（</w:t>
       </w:r>
       <w:r>
@@ -37587,7 +37936,6 @@
         <w:ind w:firstLine="480"/>
       </w:pPr>
       <w:r>
-        <w:lastRenderedPageBreak/>
         <w:t>评分与反馈机制采用</w:t>
       </w:r>
       <w:r>
@@ -38119,6 +38467,7 @@
         <w:rPr>
           <w:rFonts w:hint="eastAsia"/>
         </w:rPr>
+        <w:lastRenderedPageBreak/>
         <w:t>根据以上检索得到的内容，系统生成回答：</w:t>
       </w:r>
     </w:p>
@@ -38162,7 +38511,6 @@
         <w:ind w:firstLine="480"/>
       </w:pPr>
       <w:r>
-        <w:lastRenderedPageBreak/>
         <w:t>其中在最相关文档</w:t>
       </w:r>
       <w:r>
@@ -38795,6 +39143,7 @@
       </w:pPr>
       <w:bookmarkStart w:id="115" w:name="_Toc229577988"/>
       <w:r>
+        <w:lastRenderedPageBreak/>
         <w:t>条款解释型问题</w:t>
       </w:r>
       <w:bookmarkEnd w:id="115"/>
@@ -38825,14 +39174,7 @@
         <w:rPr>
           <w:rStyle w:val="bzpyqfadein"/>
         </w:rPr>
-        <w:t>数据集中某合作协议为例，企业</w:t>
-      </w:r>
-      <w:r>
-        <w:rPr>
-          <w:rStyle w:val="bzpyqfadein"/>
-        </w:rPr>
-        <w:lastRenderedPageBreak/>
-        <w:t>管理者可能提出如下问题：</w:t>
+        <w:t>数据集中某合作协议为例，企业管理者可能提出如下问题：</w:t>
       </w:r>
       <w:r>
         <w:rPr>
@@ -39301,6 +39643,7 @@
               <w:rPr>
                 <w:rStyle w:val="bzpyqfadein"/>
               </w:rPr>
+              <w:lastRenderedPageBreak/>
               <w:t>AzulSa_20170303_F-1A_EX-10.3_9943903_EX-10.3_Maintenance Agreement1</w:t>
             </w:r>
           </w:p>
@@ -39401,16 +39744,7 @@
                 <w:i/>
                 <w:iCs/>
               </w:rPr>
-              <w:t xml:space="preserve">Based on the comprehensive retrieval results, the confidentiality clauses typically </w:t>
-            </w:r>
-            <w:r>
-              <w:rPr>
-                <w:rFonts w:cs="Times New Roman"/>
-                <w:i/>
-                <w:iCs/>
-              </w:rPr>
-              <w:lastRenderedPageBreak/>
-              <w:t>encompass the following requirements: defining the scope of confidential information, limiting the purpose of information usage, establishing strict exceptions for disclosure, mandating the return or destruction of information with written certification upon termination, and requiring adequate security measures. Additionally, several contracts specify that breaches of confidentiality may trigger injunctive relief or fall outside general liability limitations. These stipulations demonstrate a high sensitivity to data leakage risks and an intent to strictly govern disclosure through multi-layered constraints.</w:t>
+              <w:t>Based on the comprehensive retrieval results, the confidentiality clauses typically encompass the following requirements: defining the scope of confidential information, limiting the purpose of information usage, establishing strict exceptions for disclosure, mandating the return or destruction of information with written certification upon termination, and requiring adequate security measures. Additionally, several contracts specify that breaches of confidentiality may trigger injunctive relief or fall outside general liability limitations. These stipulations demonstrate a high sensitivity to data leakage risks and an intent to strictly govern disclosure through multi-layered constraints.</w:t>
             </w:r>
           </w:p>
         </w:tc>
@@ -39424,7 +39758,6 @@
         </w:rPr>
       </w:pPr>
       <w:r>
-        <w:lastRenderedPageBreak/>
         <w:t>针对该解释质量，多元画像评价主体给出的定量反馈同定性评语见表</w:t>
       </w:r>
       <w:r>
@@ -39986,6 +40319,7 @@
       </w:pPr>
       <w:bookmarkStart w:id="116" w:name="_Toc229577989"/>
       <w:r>
+        <w:lastRenderedPageBreak/>
         <w:t>多条款联动问题</w:t>
       </w:r>
       <w:bookmarkEnd w:id="116"/>
@@ -40006,7 +40340,6 @@
         </w:rPr>
       </w:pPr>
       <w:r>
-        <w:lastRenderedPageBreak/>
         <w:t>本实验针对这一复杂场景设定如下查询：</w:t>
       </w:r>
       <w:r>
@@ -40492,6 +40825,7 @@
         <w:ind w:firstLine="480"/>
       </w:pPr>
       <w:r>
+        <w:lastRenderedPageBreak/>
         <w:t>系统基于上述跨文档、跨章节证据生成的综合回答（</w:t>
       </w:r>
       <w:r>
@@ -40536,16 +40870,7 @@
                 <w:i/>
                 <w:iCs/>
               </w:rPr>
-              <w:t xml:space="preserve">Comprehensive retrieval results indicate that early termination of a contract typically does not automatically extinguish existing payment obligations. Most contracts require payment of fees incurred or non-cancelable up to the effective termination date and necessitate settlement for services performed or work completed prior to termination. Furthermore, some contracts mandate that vendors provide transition or migration services post-termination to ensure business continuity. If termination is </w:t>
-            </w:r>
-            <w:r>
-              <w:rPr>
-                <w:rFonts w:cs="Times New Roman"/>
-                <w:i/>
-                <w:iCs/>
-              </w:rPr>
-              <w:lastRenderedPageBreak/>
-              <w:t>triggered by a breach, the non-defaulting party is generally entitled to refunds, liquidated damages, or compensatory damages. Therefore, significant linkages exist between termination, payment, and breach clauses: the cause of termination directly dictates the scope of payment and liability.</w:t>
+              <w:t>Comprehensive retrieval results indicate that early termination of a contract typically does not automatically extinguish existing payment obligations. Most contracts require payment of fees incurred or non-cancelable up to the effective termination date and necessitate settlement for services performed or work completed prior to termination. Furthermore, some contracts mandate that vendors provide transition or migration services post-termination to ensure business continuity. If termination is triggered by a breach, the non-defaulting party is generally entitled to refunds, liquidated damages, or compensatory damages. Therefore, significant linkages exist between termination, payment, and breach clauses: the cause of termination directly dictates the scope of payment and liability.</w:t>
             </w:r>
           </w:p>
         </w:tc>
@@ -40562,7 +40887,6 @@
         <w:rPr>
           <w:rStyle w:val="bzpyqfadein"/>
         </w:rPr>
-        <w:lastRenderedPageBreak/>
         <w:t>从该案例可以看出，在多条款联动问题中，仅依赖单一条款信息难以完整回答企业决策问题。</w:t>
       </w:r>
       <w:r>
@@ -40926,7 +41250,11 @@
         <w:t>E-GraphRAG</w:t>
       </w:r>
       <w:r>
-        <w:t>通过在知识图中组织终止、付款及违约责任等多重条款间的结构关系，致使系统能够在检索阶段同步定位相关证据，并在回答生成阶段准确表达这些条款间的相互影响。这种结构化分析能力能够更有效地支持企业在合同终止处理、违约定损及责任评估等复杂场景中的决策诉求。归结而言，通过将零散事实转化为拓扑关联的知识网，系统显著提升了处理高阶逻辑问题的可靠性。</w:t>
+        <w:t>通过在知识图中组织终止、付款及违约责任等多重条款间的结构关系，致使系统能够在检索阶段同步定位相关证据，并在回答生成阶段准确表达这些条款间的相互影响。这种结构化分</w:t>
+      </w:r>
+      <w:r>
+        <w:lastRenderedPageBreak/>
+        <w:t>析能力能够更有效地支持企业在合同终止处理、违约定损及责任评估等复杂场景中的决策诉求。归结而言，通过将零散事实转化为拓扑关联的知识网，系统显著提升了处理高阶逻辑问题的可靠性。</w:t>
       </w:r>
     </w:p>
     <w:p>
@@ -40951,11 +41279,7 @@
         <w:ind w:firstLine="480"/>
       </w:pPr>
       <w:r>
-        <w:t>在企业合同管理实践中，风险审查任务要求系统具备从整体维度理解合同结构的全局视野。不同于前述任务对具体事实的定位，风险审查通常涉及对争议解决机</w:t>
-      </w:r>
-      <w:r>
-        <w:lastRenderedPageBreak/>
-        <w:t>制、限责手段同保密义务等多个维度的综合评估。这些条款虽然在物理位置上分散于不同章节，但在逻辑上共同构成了合同的风险分布特征。</w:t>
+        <w:t>在企业合同管理实践中，风险审查任务要求系统具备从整体维度理解合同结构的全局视野。不同于前述任务对具体事实的定位，风险审查通常涉及对争议解决机制、限责手段同保密义务等多个维度的综合评估。这些条款虽然在物理位置上分散于不同章节，但在逻辑上共同构成了合同的风险分布特征。</w:t>
       </w:r>
       <w:r>
         <w:t>E-GraphRAG</w:t>
@@ -41359,6 +41683,7 @@
         <w:rPr>
           <w:rStyle w:val="bzpyqfadein"/>
         </w:rPr>
+        <w:lastRenderedPageBreak/>
         <w:t>表</w:t>
       </w:r>
       <w:r>
@@ -41682,7 +42007,6 @@
               <w:pStyle w:val="ad"/>
             </w:pPr>
             <w:r>
-              <w:lastRenderedPageBreak/>
               <w:t>Sponsor</w:t>
             </w:r>
           </w:p>
@@ -41998,6 +42322,7 @@
               <w:t>系统表现出了极佳的全局整合能力。它不仅识别了</w:t>
             </w:r>
             <w:r>
+              <w:lastRenderedPageBreak/>
               <w:t>“</w:t>
             </w:r>
             <w:r>
@@ -42044,6 +42369,7 @@
               <w:pStyle w:val="ad"/>
             </w:pPr>
             <w:r>
+              <w:lastRenderedPageBreak/>
               <w:t>画像</w:t>
             </w:r>
             <w:r>
@@ -42093,11 +42419,7 @@
               <w:pStyle w:val="ad"/>
             </w:pPr>
             <w:r>
-              <w:t>摘要非常凝练，回答直接点出了争议解决、赔偿和信息安全三个重点，能够帮助管理者快速把握合同</w:t>
-            </w:r>
-            <w:r>
-              <w:lastRenderedPageBreak/>
-              <w:t>的风险画像，而非迷失在繁琐的条款文字中。</w:t>
+              <w:t>摘要非常凝练，回答直接点出了争议解决、赔偿和信息安全三个重点，能够帮助管理者快速把握合同的风险画像，而非迷失在繁琐的条款文字中。</w:t>
             </w:r>
           </w:p>
         </w:tc>
@@ -42125,7 +42447,6 @@
               <w:pStyle w:val="ad"/>
             </w:pPr>
             <w:r>
-              <w:lastRenderedPageBreak/>
               <w:t>画像</w:t>
             </w:r>
             <w:r>
@@ -42251,7 +42572,11 @@
         <w:t>E-GraphRAG</w:t>
       </w:r>
       <w:r>
-        <w:t>不仅能定位微观信息，更具备理解复杂逻辑并形成宏观解释的能力。实证结果论证了所提框架在企业知识检索场景下的应用潜力，为解决业务咨询中的检索幻觉提供了可行路径。</w:t>
+        <w:t>不仅</w:t>
+      </w:r>
+      <w:r>
+        <w:lastRenderedPageBreak/>
+        <w:t>能定位微观信息，更具备理解复杂逻辑并形成宏观解释的能力。实证结果论证了所提框架在企业知识检索场景下的应用潜力，为解决业务咨询中的检索幻觉提供了可行路径。</w:t>
       </w:r>
     </w:p>
     <w:p>

--- a/论文改稿/明审版_基于GraphRAG的企业知识库检索优化研究.docx
+++ b/论文改稿/明审版_基于GraphRAG的企业知识库检索优化研究.docx
@@ -40,7 +40,7 @@
           <w:sz w:val="52"/>
           <w:szCs w:val="52"/>
         </w:rPr>
-        <w:object w:dxaOrig="8860" w:dyaOrig="11860" w14:anchorId="0E0F2C7B">
+        <w:object w:dxaOrig="8860" w:dyaOrig="11860" w14:anchorId="2A5C895D">
           <v:shapetype id="_x0000_t75" coordsize="21600,21600" o:spt="75" o:preferrelative="t" path="m@4@5l@4@11@9@11@9@5xe" filled="f" stroked="f">
             <v:stroke joinstyle="miter"/>
             <v:formulas>
@@ -60,10 +60,10 @@
             <v:path o:extrusionok="f" gradientshapeok="t" o:connecttype="rect"/>
             <o:lock v:ext="edit" aspectratio="t"/>
           </v:shapetype>
-          <v:shape id="_x0000_i1025" type="#_x0000_t75" alt="" style="width:443.25pt;height:591.65pt;mso-width-percent:0;mso-height-percent:0;mso-width-percent:0;mso-height-percent:0" o:ole="">
+          <v:shape id="_x0000_i1025" type="#_x0000_t75" alt="" style="width:443.65pt;height:592pt;mso-width-percent:0;mso-height-percent:0;mso-width-percent:0;mso-height-percent:0" o:ole="">
             <v:imagedata r:id="rId15" o:title=""/>
           </v:shape>
-          <o:OLEObject Type="Embed" ProgID="Word.Document.12" ShapeID="_x0000_i1025" DrawAspect="Content" ObjectID="_1840430288" r:id="rId16"/>
+          <o:OLEObject Type="Embed" ProgID="Word.Document.12" ShapeID="_x0000_i1025" DrawAspect="Content" ObjectID="_1840431537" r:id="rId16"/>
         </w:object>
       </w:r>
     </w:p>
@@ -1748,7 +1748,7 @@
       <w:bookmarkStart w:id="5" w:name="_Toc325360648"/>
       <w:bookmarkStart w:id="6" w:name="_Toc191665956"/>
       <w:bookmarkStart w:id="7" w:name="_Toc1138"/>
-      <w:bookmarkStart w:id="8" w:name="_Toc229577918"/>
+      <w:bookmarkStart w:id="8" w:name="_Toc229818711"/>
       <w:r>
         <w:rPr>
           <w:rFonts w:hint="eastAsia"/>
@@ -1987,7 +1987,7 @@
       <w:bookmarkStart w:id="14" w:name="_Toc448923418"/>
       <w:bookmarkStart w:id="15" w:name="_Toc323204952"/>
       <w:bookmarkStart w:id="16" w:name="_Toc89242779"/>
-      <w:bookmarkStart w:id="17" w:name="_Toc229577919"/>
+      <w:bookmarkStart w:id="17" w:name="_Toc229818712"/>
       <w:r>
         <w:lastRenderedPageBreak/>
         <w:t>Abstract</w:t>
@@ -2177,7 +2177,7 @@
           <w:r>
             <w:fldChar w:fldCharType="separate"/>
           </w:r>
-          <w:hyperlink w:anchor="_Toc229577918" w:history="1">
+          <w:hyperlink w:anchor="_Toc229818711" w:history="1">
             <w:r>
               <w:rPr>
                 <w:rStyle w:val="aff4"/>
@@ -2218,7 +2218,7 @@
                 <w:noProof/>
                 <w:webHidden/>
               </w:rPr>
-              <w:instrText xml:space="preserve"> PAGEREF _Toc229577918 \h </w:instrText>
+              <w:instrText xml:space="preserve"> PAGEREF _Toc229818711 \h </w:instrText>
             </w:r>
             <w:r>
               <w:rPr>
@@ -2262,7 +2262,7 @@
               <w14:ligatures w14:val="standardContextual"/>
             </w:rPr>
           </w:pPr>
-          <w:hyperlink w:anchor="_Toc229577919" w:history="1">
+          <w:hyperlink w:anchor="_Toc229818712" w:history="1">
             <w:r>
               <w:rPr>
                 <w:rStyle w:val="aff4"/>
@@ -2289,7 +2289,7 @@
                 <w:noProof/>
                 <w:webHidden/>
               </w:rPr>
-              <w:instrText xml:space="preserve"> PAGEREF _Toc229577919 \h </w:instrText>
+              <w:instrText xml:space="preserve"> PAGEREF _Toc229818712 \h </w:instrText>
             </w:r>
             <w:r>
               <w:rPr>
@@ -2333,7 +2333,7 @@
               <w14:ligatures w14:val="standardContextual"/>
             </w:rPr>
           </w:pPr>
-          <w:hyperlink w:anchor="_Toc229577920" w:history="1">
+          <w:hyperlink w:anchor="_Toc229818713" w:history="1">
             <w:r>
               <w:rPr>
                 <w:rStyle w:val="aff4"/>
@@ -2379,7 +2379,7 @@
                 <w:noProof/>
                 <w:webHidden/>
               </w:rPr>
-              <w:instrText xml:space="preserve"> PAGEREF _Toc229577920 \h </w:instrText>
+              <w:instrText xml:space="preserve"> PAGEREF _Toc229818713 \h </w:instrText>
             </w:r>
             <w:r>
               <w:rPr>
@@ -2426,7 +2426,7 @@
               <w14:ligatures w14:val="standardContextual"/>
             </w:rPr>
           </w:pPr>
-          <w:hyperlink w:anchor="_Toc229577921" w:history="1">
+          <w:hyperlink w:anchor="_Toc229818714" w:history="1">
             <w:r>
               <w:rPr>
                 <w:rStyle w:val="aff4"/>
@@ -2470,7 +2470,7 @@
                 <w:noProof/>
                 <w:webHidden/>
               </w:rPr>
-              <w:instrText xml:space="preserve"> PAGEREF _Toc229577921 \h </w:instrText>
+              <w:instrText xml:space="preserve"> PAGEREF _Toc229818714 \h </w:instrText>
             </w:r>
             <w:r>
               <w:rPr>
@@ -2518,7 +2518,7 @@
               <w14:ligatures w14:val="standardContextual"/>
             </w:rPr>
           </w:pPr>
-          <w:hyperlink w:anchor="_Toc229577922" w:history="1">
+          <w:hyperlink w:anchor="_Toc229818715" w:history="1">
             <w:r>
               <w:rPr>
                 <w:rStyle w:val="aff4"/>
@@ -2563,7 +2563,7 @@
                 <w:noProof/>
                 <w:webHidden/>
               </w:rPr>
-              <w:instrText xml:space="preserve"> PAGEREF _Toc229577922 \h </w:instrText>
+              <w:instrText xml:space="preserve"> PAGEREF _Toc229818715 \h </w:instrText>
             </w:r>
             <w:r>
               <w:rPr>
@@ -2611,7 +2611,7 @@
               <w14:ligatures w14:val="standardContextual"/>
             </w:rPr>
           </w:pPr>
-          <w:hyperlink w:anchor="_Toc229577923" w:history="1">
+          <w:hyperlink w:anchor="_Toc229818716" w:history="1">
             <w:r>
               <w:rPr>
                 <w:rStyle w:val="aff4"/>
@@ -2656,7 +2656,7 @@
                 <w:noProof/>
                 <w:webHidden/>
               </w:rPr>
-              <w:instrText xml:space="preserve"> PAGEREF _Toc229577923 \h </w:instrText>
+              <w:instrText xml:space="preserve"> PAGEREF _Toc229818716 \h </w:instrText>
             </w:r>
             <w:r>
               <w:rPr>
@@ -2703,7 +2703,7 @@
               <w14:ligatures w14:val="standardContextual"/>
             </w:rPr>
           </w:pPr>
-          <w:hyperlink w:anchor="_Toc229577924" w:history="1">
+          <w:hyperlink w:anchor="_Toc229818717" w:history="1">
             <w:r>
               <w:rPr>
                 <w:rStyle w:val="aff4"/>
@@ -2747,7 +2747,7 @@
                 <w:noProof/>
                 <w:webHidden/>
               </w:rPr>
-              <w:instrText xml:space="preserve"> PAGEREF _Toc229577924 \h </w:instrText>
+              <w:instrText xml:space="preserve"> PAGEREF _Toc229818717 \h </w:instrText>
             </w:r>
             <w:r>
               <w:rPr>
@@ -2795,7 +2795,7 @@
               <w14:ligatures w14:val="standardContextual"/>
             </w:rPr>
           </w:pPr>
-          <w:hyperlink w:anchor="_Toc229577925" w:history="1">
+          <w:hyperlink w:anchor="_Toc229818718" w:history="1">
             <w:r>
               <w:rPr>
                 <w:rStyle w:val="aff4"/>
@@ -2840,7 +2840,7 @@
                 <w:noProof/>
                 <w:webHidden/>
               </w:rPr>
-              <w:instrText xml:space="preserve"> PAGEREF _Toc229577925 \h </w:instrText>
+              <w:instrText xml:space="preserve"> PAGEREF _Toc229818718 \h </w:instrText>
             </w:r>
             <w:r>
               <w:rPr>
@@ -2888,7 +2888,7 @@
               <w14:ligatures w14:val="standardContextual"/>
             </w:rPr>
           </w:pPr>
-          <w:hyperlink w:anchor="_Toc229577926" w:history="1">
+          <w:hyperlink w:anchor="_Toc229818719" w:history="1">
             <w:r>
               <w:rPr>
                 <w:rStyle w:val="aff4"/>
@@ -2951,7 +2951,7 @@
                 <w:noProof/>
                 <w:webHidden/>
               </w:rPr>
-              <w:instrText xml:space="preserve"> PAGEREF _Toc229577926 \h </w:instrText>
+              <w:instrText xml:space="preserve"> PAGEREF _Toc229818719 \h </w:instrText>
             </w:r>
             <w:r>
               <w:rPr>
@@ -2999,7 +2999,7 @@
               <w14:ligatures w14:val="standardContextual"/>
             </w:rPr>
           </w:pPr>
-          <w:hyperlink w:anchor="_Toc229577927" w:history="1">
+          <w:hyperlink w:anchor="_Toc229818720" w:history="1">
             <w:r>
               <w:rPr>
                 <w:rStyle w:val="aff4"/>
@@ -3044,7 +3044,7 @@
                 <w:noProof/>
                 <w:webHidden/>
               </w:rPr>
-              <w:instrText xml:space="preserve"> PAGEREF _Toc229577927 \h </w:instrText>
+              <w:instrText xml:space="preserve"> PAGEREF _Toc229818720 \h </w:instrText>
             </w:r>
             <w:r>
               <w:rPr>
@@ -3091,7 +3091,7 @@
               <w14:ligatures w14:val="standardContextual"/>
             </w:rPr>
           </w:pPr>
-          <w:hyperlink w:anchor="_Toc229577928" w:history="1">
+          <w:hyperlink w:anchor="_Toc229818721" w:history="1">
             <w:r>
               <w:rPr>
                 <w:rStyle w:val="aff4"/>
@@ -3135,7 +3135,7 @@
                 <w:noProof/>
                 <w:webHidden/>
               </w:rPr>
-              <w:instrText xml:space="preserve"> PAGEREF _Toc229577928 \h </w:instrText>
+              <w:instrText xml:space="preserve"> PAGEREF _Toc229818721 \h </w:instrText>
             </w:r>
             <w:r>
               <w:rPr>
@@ -3183,7 +3183,7 @@
               <w14:ligatures w14:val="standardContextual"/>
             </w:rPr>
           </w:pPr>
-          <w:hyperlink w:anchor="_Toc229577929" w:history="1">
+          <w:hyperlink w:anchor="_Toc229818722" w:history="1">
             <w:r>
               <w:rPr>
                 <w:rStyle w:val="aff4"/>
@@ -3228,7 +3228,7 @@
                 <w:noProof/>
                 <w:webHidden/>
               </w:rPr>
-              <w:instrText xml:space="preserve"> PAGEREF _Toc229577929 \h </w:instrText>
+              <w:instrText xml:space="preserve"> PAGEREF _Toc229818722 \h </w:instrText>
             </w:r>
             <w:r>
               <w:rPr>
@@ -3276,7 +3276,7 @@
               <w14:ligatures w14:val="standardContextual"/>
             </w:rPr>
           </w:pPr>
-          <w:hyperlink w:anchor="_Toc229577930" w:history="1">
+          <w:hyperlink w:anchor="_Toc229818723" w:history="1">
             <w:r>
               <w:rPr>
                 <w:rStyle w:val="aff4"/>
@@ -3323,7 +3323,7 @@
                 <w:noProof/>
                 <w:webHidden/>
               </w:rPr>
-              <w:instrText xml:space="preserve"> PAGEREF _Toc229577930 \h </w:instrText>
+              <w:instrText xml:space="preserve"> PAGEREF _Toc229818723 \h </w:instrText>
             </w:r>
             <w:r>
               <w:rPr>
@@ -3370,7 +3370,7 @@
               <w14:ligatures w14:val="standardContextual"/>
             </w:rPr>
           </w:pPr>
-          <w:hyperlink w:anchor="_Toc229577931" w:history="1">
+          <w:hyperlink w:anchor="_Toc229818724" w:history="1">
             <w:r>
               <w:rPr>
                 <w:rStyle w:val="aff4"/>
@@ -3414,7 +3414,7 @@
                 <w:noProof/>
                 <w:webHidden/>
               </w:rPr>
-              <w:instrText xml:space="preserve"> PAGEREF _Toc229577931 \h </w:instrText>
+              <w:instrText xml:space="preserve"> PAGEREF _Toc229818724 \h </w:instrText>
             </w:r>
             <w:r>
               <w:rPr>
@@ -3458,7 +3458,7 @@
               <w14:ligatures w14:val="standardContextual"/>
             </w:rPr>
           </w:pPr>
-          <w:hyperlink w:anchor="_Toc229577932" w:history="1">
+          <w:hyperlink w:anchor="_Toc229818725" w:history="1">
             <w:r>
               <w:rPr>
                 <w:rStyle w:val="aff4"/>
@@ -3506,7 +3506,7 @@
                 <w:noProof/>
                 <w:webHidden/>
               </w:rPr>
-              <w:instrText xml:space="preserve"> PAGEREF _Toc229577932 \h </w:instrText>
+              <w:instrText xml:space="preserve"> PAGEREF _Toc229818725 \h </w:instrText>
             </w:r>
             <w:r>
               <w:rPr>
@@ -3553,7 +3553,7 @@
               <w14:ligatures w14:val="standardContextual"/>
             </w:rPr>
           </w:pPr>
-          <w:hyperlink w:anchor="_Toc229577933" w:history="1">
+          <w:hyperlink w:anchor="_Toc229818726" w:history="1">
             <w:r>
               <w:rPr>
                 <w:rStyle w:val="aff4"/>
@@ -3599,7 +3599,7 @@
                 <w:noProof/>
                 <w:webHidden/>
               </w:rPr>
-              <w:instrText xml:space="preserve"> PAGEREF _Toc229577933 \h </w:instrText>
+              <w:instrText xml:space="preserve"> PAGEREF _Toc229818726 \h </w:instrText>
             </w:r>
             <w:r>
               <w:rPr>
@@ -3647,7 +3647,7 @@
               <w14:ligatures w14:val="standardContextual"/>
             </w:rPr>
           </w:pPr>
-          <w:hyperlink w:anchor="_Toc229577934" w:history="1">
+          <w:hyperlink w:anchor="_Toc229818727" w:history="1">
             <w:r>
               <w:rPr>
                 <w:rStyle w:val="aff4"/>
@@ -3694,7 +3694,7 @@
                 <w:noProof/>
                 <w:webHidden/>
               </w:rPr>
-              <w:instrText xml:space="preserve"> PAGEREF _Toc229577934 \h </w:instrText>
+              <w:instrText xml:space="preserve"> PAGEREF _Toc229818727 \h </w:instrText>
             </w:r>
             <w:r>
               <w:rPr>
@@ -3742,7 +3742,7 @@
               <w14:ligatures w14:val="standardContextual"/>
             </w:rPr>
           </w:pPr>
-          <w:hyperlink w:anchor="_Toc229577935" w:history="1">
+          <w:hyperlink w:anchor="_Toc229818728" w:history="1">
             <w:r>
               <w:rPr>
                 <w:rStyle w:val="aff4"/>
@@ -3821,7 +3821,7 @@
                 <w:noProof/>
                 <w:webHidden/>
               </w:rPr>
-              <w:instrText xml:space="preserve"> PAGEREF _Toc229577935 \h </w:instrText>
+              <w:instrText xml:space="preserve"> PAGEREF _Toc229818728 \h </w:instrText>
             </w:r>
             <w:r>
               <w:rPr>
@@ -3868,7 +3868,7 @@
               <w14:ligatures w14:val="standardContextual"/>
             </w:rPr>
           </w:pPr>
-          <w:hyperlink w:anchor="_Toc229577936" w:history="1">
+          <w:hyperlink w:anchor="_Toc229818729" w:history="1">
             <w:r>
               <w:rPr>
                 <w:rStyle w:val="aff4"/>
@@ -3914,7 +3914,7 @@
                 <w:noProof/>
                 <w:webHidden/>
               </w:rPr>
-              <w:instrText xml:space="preserve"> PAGEREF _Toc229577936 \h </w:instrText>
+              <w:instrText xml:space="preserve"> PAGEREF _Toc229818729 \h </w:instrText>
             </w:r>
             <w:r>
               <w:rPr>
@@ -3962,7 +3962,7 @@
               <w14:ligatures w14:val="standardContextual"/>
             </w:rPr>
           </w:pPr>
-          <w:hyperlink w:anchor="_Toc229577937" w:history="1">
+          <w:hyperlink w:anchor="_Toc229818730" w:history="1">
             <w:r>
               <w:rPr>
                 <w:rStyle w:val="aff4"/>
@@ -4007,7 +4007,7 @@
                 <w:noProof/>
                 <w:webHidden/>
               </w:rPr>
-              <w:instrText xml:space="preserve"> PAGEREF _Toc229577937 \h </w:instrText>
+              <w:instrText xml:space="preserve"> PAGEREF _Toc229818730 \h </w:instrText>
             </w:r>
             <w:r>
               <w:rPr>
@@ -4055,7 +4055,7 @@
               <w14:ligatures w14:val="standardContextual"/>
             </w:rPr>
           </w:pPr>
-          <w:hyperlink w:anchor="_Toc229577938" w:history="1">
+          <w:hyperlink w:anchor="_Toc229818731" w:history="1">
             <w:r>
               <w:rPr>
                 <w:rStyle w:val="aff4"/>
@@ -4100,7 +4100,7 @@
                 <w:noProof/>
                 <w:webHidden/>
               </w:rPr>
-              <w:instrText xml:space="preserve"> PAGEREF _Toc229577938 \h </w:instrText>
+              <w:instrText xml:space="preserve"> PAGEREF _Toc229818731 \h </w:instrText>
             </w:r>
             <w:r>
               <w:rPr>
@@ -4148,7 +4148,7 @@
               <w14:ligatures w14:val="standardContextual"/>
             </w:rPr>
           </w:pPr>
-          <w:hyperlink w:anchor="_Toc229577939" w:history="1">
+          <w:hyperlink w:anchor="_Toc229818732" w:history="1">
             <w:r>
               <w:rPr>
                 <w:rStyle w:val="aff4"/>
@@ -4195,7 +4195,7 @@
                 <w:noProof/>
                 <w:webHidden/>
               </w:rPr>
-              <w:instrText xml:space="preserve"> PAGEREF _Toc229577939 \h </w:instrText>
+              <w:instrText xml:space="preserve"> PAGEREF _Toc229818732 \h </w:instrText>
             </w:r>
             <w:r>
               <w:rPr>
@@ -4242,7 +4242,7 @@
               <w14:ligatures w14:val="standardContextual"/>
             </w:rPr>
           </w:pPr>
-          <w:hyperlink w:anchor="_Toc229577940" w:history="1">
+          <w:hyperlink w:anchor="_Toc229818733" w:history="1">
             <w:r>
               <w:rPr>
                 <w:rStyle w:val="aff4"/>
@@ -4304,7 +4304,7 @@
                 <w:noProof/>
                 <w:webHidden/>
               </w:rPr>
-              <w:instrText xml:space="preserve"> PAGEREF _Toc229577940 \h </w:instrText>
+              <w:instrText xml:space="preserve"> PAGEREF _Toc229818733 \h </w:instrText>
             </w:r>
             <w:r>
               <w:rPr>
@@ -4351,7 +4351,7 @@
               <w14:ligatures w14:val="standardContextual"/>
             </w:rPr>
           </w:pPr>
-          <w:hyperlink w:anchor="_Toc229577941" w:history="1">
+          <w:hyperlink w:anchor="_Toc229818734" w:history="1">
             <w:r>
               <w:rPr>
                 <w:rStyle w:val="aff4"/>
@@ -4395,7 +4395,7 @@
                 <w:noProof/>
                 <w:webHidden/>
               </w:rPr>
-              <w:instrText xml:space="preserve"> PAGEREF _Toc229577941 \h </w:instrText>
+              <w:instrText xml:space="preserve"> PAGEREF _Toc229818734 \h </w:instrText>
             </w:r>
             <w:r>
               <w:rPr>
@@ -4439,7 +4439,7 @@
               <w14:ligatures w14:val="standardContextual"/>
             </w:rPr>
           </w:pPr>
-          <w:hyperlink w:anchor="_Toc229577942" w:history="1">
+          <w:hyperlink w:anchor="_Toc229818735" w:history="1">
             <w:r>
               <w:rPr>
                 <w:rStyle w:val="aff4"/>
@@ -4486,7 +4486,7 @@
                 <w:noProof/>
                 <w:webHidden/>
               </w:rPr>
-              <w:instrText xml:space="preserve"> PAGEREF _Toc229577942 \h </w:instrText>
+              <w:instrText xml:space="preserve"> PAGEREF _Toc229818735 \h </w:instrText>
             </w:r>
             <w:r>
               <w:rPr>
@@ -4533,7 +4533,7 @@
               <w14:ligatures w14:val="standardContextual"/>
             </w:rPr>
           </w:pPr>
-          <w:hyperlink w:anchor="_Toc229577943" w:history="1">
+          <w:hyperlink w:anchor="_Toc229818736" w:history="1">
             <w:r>
               <w:rPr>
                 <w:rStyle w:val="aff4"/>
@@ -4579,7 +4579,7 @@
                 <w:noProof/>
                 <w:webHidden/>
               </w:rPr>
-              <w:instrText xml:space="preserve"> PAGEREF _Toc229577943 \h </w:instrText>
+              <w:instrText xml:space="preserve"> PAGEREF _Toc229818736 \h </w:instrText>
             </w:r>
             <w:r>
               <w:rPr>
@@ -4627,7 +4627,7 @@
               <w14:ligatures w14:val="standardContextual"/>
             </w:rPr>
           </w:pPr>
-          <w:hyperlink w:anchor="_Toc229577944" w:history="1">
+          <w:hyperlink w:anchor="_Toc229818737" w:history="1">
             <w:r>
               <w:rPr>
                 <w:rStyle w:val="aff4"/>
@@ -4674,7 +4674,7 @@
                 <w:noProof/>
                 <w:webHidden/>
               </w:rPr>
-              <w:instrText xml:space="preserve"> PAGEREF _Toc229577944 \h </w:instrText>
+              <w:instrText xml:space="preserve"> PAGEREF _Toc229818737 \h </w:instrText>
             </w:r>
             <w:r>
               <w:rPr>
@@ -4722,7 +4722,7 @@
               <w14:ligatures w14:val="standardContextual"/>
             </w:rPr>
           </w:pPr>
-          <w:hyperlink w:anchor="_Toc229577945" w:history="1">
+          <w:hyperlink w:anchor="_Toc229818738" w:history="1">
             <w:r>
               <w:rPr>
                 <w:rStyle w:val="aff4"/>
@@ -4769,7 +4769,7 @@
                 <w:noProof/>
                 <w:webHidden/>
               </w:rPr>
-              <w:instrText xml:space="preserve"> PAGEREF _Toc229577945 \h </w:instrText>
+              <w:instrText xml:space="preserve"> PAGEREF _Toc229818738 \h </w:instrText>
             </w:r>
             <w:r>
               <w:rPr>
@@ -4816,7 +4816,7 @@
               <w14:ligatures w14:val="standardContextual"/>
             </w:rPr>
           </w:pPr>
-          <w:hyperlink w:anchor="_Toc229577946" w:history="1">
+          <w:hyperlink w:anchor="_Toc229818739" w:history="1">
             <w:r>
               <w:rPr>
                 <w:rStyle w:val="aff4"/>
@@ -4862,7 +4862,7 @@
                 <w:noProof/>
                 <w:webHidden/>
               </w:rPr>
-              <w:instrText xml:space="preserve"> PAGEREF _Toc229577946 \h </w:instrText>
+              <w:instrText xml:space="preserve"> PAGEREF _Toc229818739 \h </w:instrText>
             </w:r>
             <w:r>
               <w:rPr>
@@ -4910,7 +4910,7 @@
               <w14:ligatures w14:val="standardContextual"/>
             </w:rPr>
           </w:pPr>
-          <w:hyperlink w:anchor="_Toc229577947" w:history="1">
+          <w:hyperlink w:anchor="_Toc229818740" w:history="1">
             <w:r>
               <w:rPr>
                 <w:rStyle w:val="aff4"/>
@@ -4956,7 +4956,7 @@
                 <w:noProof/>
                 <w:webHidden/>
               </w:rPr>
-              <w:instrText xml:space="preserve"> PAGEREF _Toc229577947 \h </w:instrText>
+              <w:instrText xml:space="preserve"> PAGEREF _Toc229818740 \h </w:instrText>
             </w:r>
             <w:r>
               <w:rPr>
@@ -5004,7 +5004,7 @@
               <w14:ligatures w14:val="standardContextual"/>
             </w:rPr>
           </w:pPr>
-          <w:hyperlink w:anchor="_Toc229577948" w:history="1">
+          <w:hyperlink w:anchor="_Toc229818741" w:history="1">
             <w:r>
               <w:rPr>
                 <w:rStyle w:val="aff4"/>
@@ -5050,7 +5050,7 @@
                 <w:noProof/>
                 <w:webHidden/>
               </w:rPr>
-              <w:instrText xml:space="preserve"> PAGEREF _Toc229577948 \h </w:instrText>
+              <w:instrText xml:space="preserve"> PAGEREF _Toc229818741 \h </w:instrText>
             </w:r>
             <w:r>
               <w:rPr>
@@ -5097,7 +5097,7 @@
               <w14:ligatures w14:val="standardContextual"/>
             </w:rPr>
           </w:pPr>
-          <w:hyperlink w:anchor="_Toc229577949" w:history="1">
+          <w:hyperlink w:anchor="_Toc229818742" w:history="1">
             <w:r>
               <w:rPr>
                 <w:rStyle w:val="aff4"/>
@@ -5142,7 +5142,7 @@
                 <w:noProof/>
                 <w:webHidden/>
               </w:rPr>
-              <w:instrText xml:space="preserve"> PAGEREF _Toc229577949 \h </w:instrText>
+              <w:instrText xml:space="preserve"> PAGEREF _Toc229818742 \h </w:instrText>
             </w:r>
             <w:r>
               <w:rPr>
@@ -5189,7 +5189,7 @@
               <w14:ligatures w14:val="standardContextual"/>
             </w:rPr>
           </w:pPr>
-          <w:hyperlink w:anchor="_Toc229577950" w:history="1">
+          <w:hyperlink w:anchor="_Toc229818743" w:history="1">
             <w:r>
               <w:rPr>
                 <w:rStyle w:val="aff4"/>
@@ -5234,7 +5234,7 @@
                 <w:noProof/>
                 <w:webHidden/>
               </w:rPr>
-              <w:instrText xml:space="preserve"> PAGEREF _Toc229577950 \h </w:instrText>
+              <w:instrText xml:space="preserve"> PAGEREF _Toc229818743 \h </w:instrText>
             </w:r>
             <w:r>
               <w:rPr>
@@ -5278,7 +5278,7 @@
               <w14:ligatures w14:val="standardContextual"/>
             </w:rPr>
           </w:pPr>
-          <w:hyperlink w:anchor="_Toc229577951" w:history="1">
+          <w:hyperlink w:anchor="_Toc229818744" w:history="1">
             <w:r>
               <w:rPr>
                 <w:rStyle w:val="aff4"/>
@@ -5341,7 +5341,7 @@
                 <w:noProof/>
                 <w:webHidden/>
               </w:rPr>
-              <w:instrText xml:space="preserve"> PAGEREF _Toc229577951 \h </w:instrText>
+              <w:instrText xml:space="preserve"> PAGEREF _Toc229818744 \h </w:instrText>
             </w:r>
             <w:r>
               <w:rPr>
@@ -5388,7 +5388,7 @@
               <w14:ligatures w14:val="standardContextual"/>
             </w:rPr>
           </w:pPr>
-          <w:hyperlink w:anchor="_Toc229577952" w:history="1">
+          <w:hyperlink w:anchor="_Toc229818745" w:history="1">
             <w:r>
               <w:rPr>
                 <w:rStyle w:val="aff4"/>
@@ -5432,7 +5432,7 @@
                 <w:noProof/>
                 <w:webHidden/>
               </w:rPr>
-              <w:instrText xml:space="preserve"> PAGEREF _Toc229577952 \h </w:instrText>
+              <w:instrText xml:space="preserve"> PAGEREF _Toc229818745 \h </w:instrText>
             </w:r>
             <w:r>
               <w:rPr>
@@ -5480,7 +5480,7 @@
               <w14:ligatures w14:val="standardContextual"/>
             </w:rPr>
           </w:pPr>
-          <w:hyperlink w:anchor="_Toc229577953" w:history="1">
+          <w:hyperlink w:anchor="_Toc229818746" w:history="1">
             <w:r>
               <w:rPr>
                 <w:rStyle w:val="aff4"/>
@@ -5525,7 +5525,7 @@
                 <w:noProof/>
                 <w:webHidden/>
               </w:rPr>
-              <w:instrText xml:space="preserve"> PAGEREF _Toc229577953 \h </w:instrText>
+              <w:instrText xml:space="preserve"> PAGEREF _Toc229818746 \h </w:instrText>
             </w:r>
             <w:r>
               <w:rPr>
@@ -5573,7 +5573,7 @@
               <w14:ligatures w14:val="standardContextual"/>
             </w:rPr>
           </w:pPr>
-          <w:hyperlink w:anchor="_Toc229577954" w:history="1">
+          <w:hyperlink w:anchor="_Toc229818747" w:history="1">
             <w:r>
               <w:rPr>
                 <w:rStyle w:val="aff4"/>
@@ -5618,7 +5618,7 @@
                 <w:noProof/>
                 <w:webHidden/>
               </w:rPr>
-              <w:instrText xml:space="preserve"> PAGEREF _Toc229577954 \h </w:instrText>
+              <w:instrText xml:space="preserve"> PAGEREF _Toc229818747 \h </w:instrText>
             </w:r>
             <w:r>
               <w:rPr>
@@ -5666,7 +5666,7 @@
               <w14:ligatures w14:val="standardContextual"/>
             </w:rPr>
           </w:pPr>
-          <w:hyperlink w:anchor="_Toc229577955" w:history="1">
+          <w:hyperlink w:anchor="_Toc229818748" w:history="1">
             <w:r>
               <w:rPr>
                 <w:rStyle w:val="aff4"/>
@@ -5711,7 +5711,7 @@
                 <w:noProof/>
                 <w:webHidden/>
               </w:rPr>
-              <w:instrText xml:space="preserve"> PAGEREF _Toc229577955 \h </w:instrText>
+              <w:instrText xml:space="preserve"> PAGEREF _Toc229818748 \h </w:instrText>
             </w:r>
             <w:r>
               <w:rPr>
@@ -5758,7 +5758,7 @@
               <w14:ligatures w14:val="standardContextual"/>
             </w:rPr>
           </w:pPr>
-          <w:hyperlink w:anchor="_Toc229577956" w:history="1">
+          <w:hyperlink w:anchor="_Toc229818749" w:history="1">
             <w:r>
               <w:rPr>
                 <w:rStyle w:val="aff4"/>
@@ -5803,7 +5803,7 @@
                 <w:noProof/>
                 <w:webHidden/>
               </w:rPr>
-              <w:instrText xml:space="preserve"> PAGEREF _Toc229577956 \h </w:instrText>
+              <w:instrText xml:space="preserve"> PAGEREF _Toc229818749 \h </w:instrText>
             </w:r>
             <w:r>
               <w:rPr>
@@ -5851,7 +5851,7 @@
               <w14:ligatures w14:val="standardContextual"/>
             </w:rPr>
           </w:pPr>
-          <w:hyperlink w:anchor="_Toc229577957" w:history="1">
+          <w:hyperlink w:anchor="_Toc229818750" w:history="1">
             <w:r>
               <w:rPr>
                 <w:rStyle w:val="aff4"/>
@@ -5896,7 +5896,7 @@
                 <w:noProof/>
                 <w:webHidden/>
               </w:rPr>
-              <w:instrText xml:space="preserve"> PAGEREF _Toc229577957 \h </w:instrText>
+              <w:instrText xml:space="preserve"> PAGEREF _Toc229818750 \h </w:instrText>
             </w:r>
             <w:r>
               <w:rPr>
@@ -5944,7 +5944,7 @@
               <w14:ligatures w14:val="standardContextual"/>
             </w:rPr>
           </w:pPr>
-          <w:hyperlink w:anchor="_Toc229577958" w:history="1">
+          <w:hyperlink w:anchor="_Toc229818751" w:history="1">
             <w:r>
               <w:rPr>
                 <w:rStyle w:val="aff4"/>
@@ -5990,7 +5990,7 @@
                 <w:noProof/>
                 <w:webHidden/>
               </w:rPr>
-              <w:instrText xml:space="preserve"> PAGEREF _Toc229577958 \h </w:instrText>
+              <w:instrText xml:space="preserve"> PAGEREF _Toc229818751 \h </w:instrText>
             </w:r>
             <w:r>
               <w:rPr>
@@ -6037,7 +6037,7 @@
               <w14:ligatures w14:val="standardContextual"/>
             </w:rPr>
           </w:pPr>
-          <w:hyperlink w:anchor="_Toc229577959" w:history="1">
+          <w:hyperlink w:anchor="_Toc229818752" w:history="1">
             <w:r>
               <w:rPr>
                 <w:rStyle w:val="aff4"/>
@@ -6082,7 +6082,7 @@
                 <w:noProof/>
                 <w:webHidden/>
               </w:rPr>
-              <w:instrText xml:space="preserve"> PAGEREF _Toc229577959 \h </w:instrText>
+              <w:instrText xml:space="preserve"> PAGEREF _Toc229818752 \h </w:instrText>
             </w:r>
             <w:r>
               <w:rPr>
@@ -6130,7 +6130,7 @@
               <w14:ligatures w14:val="standardContextual"/>
             </w:rPr>
           </w:pPr>
-          <w:hyperlink w:anchor="_Toc229577960" w:history="1">
+          <w:hyperlink w:anchor="_Toc229818753" w:history="1">
             <w:r>
               <w:rPr>
                 <w:rStyle w:val="aff4"/>
@@ -6175,7 +6175,7 @@
                 <w:noProof/>
                 <w:webHidden/>
               </w:rPr>
-              <w:instrText xml:space="preserve"> PAGEREF _Toc229577960 \h </w:instrText>
+              <w:instrText xml:space="preserve"> PAGEREF _Toc229818753 \h </w:instrText>
             </w:r>
             <w:r>
               <w:rPr>
@@ -6223,7 +6223,7 @@
               <w14:ligatures w14:val="standardContextual"/>
             </w:rPr>
           </w:pPr>
-          <w:hyperlink w:anchor="_Toc229577961" w:history="1">
+          <w:hyperlink w:anchor="_Toc229818754" w:history="1">
             <w:r>
               <w:rPr>
                 <w:rStyle w:val="aff4"/>
@@ -6268,7 +6268,7 @@
                 <w:noProof/>
                 <w:webHidden/>
               </w:rPr>
-              <w:instrText xml:space="preserve"> PAGEREF _Toc229577961 \h </w:instrText>
+              <w:instrText xml:space="preserve"> PAGEREF _Toc229818754 \h </w:instrText>
             </w:r>
             <w:r>
               <w:rPr>
@@ -6316,7 +6316,7 @@
               <w14:ligatures w14:val="standardContextual"/>
             </w:rPr>
           </w:pPr>
-          <w:hyperlink w:anchor="_Toc229577962" w:history="1">
+          <w:hyperlink w:anchor="_Toc229818755" w:history="1">
             <w:r>
               <w:rPr>
                 <w:rStyle w:val="aff4"/>
@@ -6361,7 +6361,7 @@
                 <w:noProof/>
                 <w:webHidden/>
               </w:rPr>
-              <w:instrText xml:space="preserve"> PAGEREF _Toc229577962 \h </w:instrText>
+              <w:instrText xml:space="preserve"> PAGEREF _Toc229818755 \h </w:instrText>
             </w:r>
             <w:r>
               <w:rPr>
@@ -6409,7 +6409,7 @@
               <w14:ligatures w14:val="standardContextual"/>
             </w:rPr>
           </w:pPr>
-          <w:hyperlink w:anchor="_Toc229577963" w:history="1">
+          <w:hyperlink w:anchor="_Toc229818756" w:history="1">
             <w:r>
               <w:rPr>
                 <w:rStyle w:val="aff4"/>
@@ -6454,7 +6454,7 @@
                 <w:noProof/>
                 <w:webHidden/>
               </w:rPr>
-              <w:instrText xml:space="preserve"> PAGEREF _Toc229577963 \h </w:instrText>
+              <w:instrText xml:space="preserve"> PAGEREF _Toc229818756 \h </w:instrText>
             </w:r>
             <w:r>
               <w:rPr>
@@ -6501,7 +6501,7 @@
               <w14:ligatures w14:val="standardContextual"/>
             </w:rPr>
           </w:pPr>
-          <w:hyperlink w:anchor="_Toc229577964" w:history="1">
+          <w:hyperlink w:anchor="_Toc229818757" w:history="1">
             <w:r>
               <w:rPr>
                 <w:rStyle w:val="aff4"/>
@@ -6546,7 +6546,7 @@
                 <w:noProof/>
                 <w:webHidden/>
               </w:rPr>
-              <w:instrText xml:space="preserve"> PAGEREF _Toc229577964 \h </w:instrText>
+              <w:instrText xml:space="preserve"> PAGEREF _Toc229818757 \h </w:instrText>
             </w:r>
             <w:r>
               <w:rPr>
@@ -6594,7 +6594,7 @@
               <w14:ligatures w14:val="standardContextual"/>
             </w:rPr>
           </w:pPr>
-          <w:hyperlink w:anchor="_Toc229577965" w:history="1">
+          <w:hyperlink w:anchor="_Toc229818758" w:history="1">
             <w:r>
               <w:rPr>
                 <w:rStyle w:val="aff4"/>
@@ -6641,7 +6641,7 @@
                 <w:noProof/>
                 <w:webHidden/>
               </w:rPr>
-              <w:instrText xml:space="preserve"> PAGEREF _Toc229577965 \h </w:instrText>
+              <w:instrText xml:space="preserve"> PAGEREF _Toc229818758 \h </w:instrText>
             </w:r>
             <w:r>
               <w:rPr>
@@ -6689,7 +6689,7 @@
               <w14:ligatures w14:val="standardContextual"/>
             </w:rPr>
           </w:pPr>
-          <w:hyperlink w:anchor="_Toc229577966" w:history="1">
+          <w:hyperlink w:anchor="_Toc229818759" w:history="1">
             <w:r>
               <w:rPr>
                 <w:rStyle w:val="aff4"/>
@@ -6735,7 +6735,7 @@
                 <w:noProof/>
                 <w:webHidden/>
               </w:rPr>
-              <w:instrText xml:space="preserve"> PAGEREF _Toc229577966 \h </w:instrText>
+              <w:instrText xml:space="preserve"> PAGEREF _Toc229818759 \h </w:instrText>
             </w:r>
             <w:r>
               <w:rPr>
@@ -6783,7 +6783,7 @@
               <w14:ligatures w14:val="standardContextual"/>
             </w:rPr>
           </w:pPr>
-          <w:hyperlink w:anchor="_Toc229577967" w:history="1">
+          <w:hyperlink w:anchor="_Toc229818760" w:history="1">
             <w:r>
               <w:rPr>
                 <w:rStyle w:val="aff4"/>
@@ -6828,7 +6828,7 @@
                 <w:noProof/>
                 <w:webHidden/>
               </w:rPr>
-              <w:instrText xml:space="preserve"> PAGEREF _Toc229577967 \h </w:instrText>
+              <w:instrText xml:space="preserve"> PAGEREF _Toc229818760 \h </w:instrText>
             </w:r>
             <w:r>
               <w:rPr>
@@ -6876,7 +6876,7 @@
               <w14:ligatures w14:val="standardContextual"/>
             </w:rPr>
           </w:pPr>
-          <w:hyperlink w:anchor="_Toc229577968" w:history="1">
+          <w:hyperlink w:anchor="_Toc229818761" w:history="1">
             <w:r>
               <w:rPr>
                 <w:rStyle w:val="aff4"/>
@@ -6921,7 +6921,7 @@
                 <w:noProof/>
                 <w:webHidden/>
               </w:rPr>
-              <w:instrText xml:space="preserve"> PAGEREF _Toc229577968 \h </w:instrText>
+              <w:instrText xml:space="preserve"> PAGEREF _Toc229818761 \h </w:instrText>
             </w:r>
             <w:r>
               <w:rPr>
@@ -6968,7 +6968,7 @@
               <w14:ligatures w14:val="standardContextual"/>
             </w:rPr>
           </w:pPr>
-          <w:hyperlink w:anchor="_Toc229577969" w:history="1">
+          <w:hyperlink w:anchor="_Toc229818762" w:history="1">
             <w:r>
               <w:rPr>
                 <w:rStyle w:val="aff4"/>
@@ -7012,7 +7012,7 @@
                 <w:noProof/>
                 <w:webHidden/>
               </w:rPr>
-              <w:instrText xml:space="preserve"> PAGEREF _Toc229577969 \h </w:instrText>
+              <w:instrText xml:space="preserve"> PAGEREF _Toc229818762 \h </w:instrText>
             </w:r>
             <w:r>
               <w:rPr>
@@ -7056,7 +7056,7 @@
               <w14:ligatures w14:val="standardContextual"/>
             </w:rPr>
           </w:pPr>
-          <w:hyperlink w:anchor="_Toc229577970" w:history="1">
+          <w:hyperlink w:anchor="_Toc229818763" w:history="1">
             <w:r>
               <w:rPr>
                 <w:rStyle w:val="aff4"/>
@@ -7102,7 +7102,7 @@
                 <w:noProof/>
                 <w:webHidden/>
               </w:rPr>
-              <w:instrText xml:space="preserve"> PAGEREF _Toc229577970 \h </w:instrText>
+              <w:instrText xml:space="preserve"> PAGEREF _Toc229818763 \h </w:instrText>
             </w:r>
             <w:r>
               <w:rPr>
@@ -7149,7 +7149,7 @@
               <w14:ligatures w14:val="standardContextual"/>
             </w:rPr>
           </w:pPr>
-          <w:hyperlink w:anchor="_Toc229577971" w:history="1">
+          <w:hyperlink w:anchor="_Toc229818764" w:history="1">
             <w:r>
               <w:rPr>
                 <w:rStyle w:val="aff4"/>
@@ -7193,7 +7193,7 @@
                 <w:noProof/>
                 <w:webHidden/>
               </w:rPr>
-              <w:instrText xml:space="preserve"> PAGEREF _Toc229577971 \h </w:instrText>
+              <w:instrText xml:space="preserve"> PAGEREF _Toc229818764 \h </w:instrText>
             </w:r>
             <w:r>
               <w:rPr>
@@ -7241,7 +7241,7 @@
               <w14:ligatures w14:val="standardContextual"/>
             </w:rPr>
           </w:pPr>
-          <w:hyperlink w:anchor="_Toc229577972" w:history="1">
+          <w:hyperlink w:anchor="_Toc229818765" w:history="1">
             <w:r>
               <w:rPr>
                 <w:rStyle w:val="aff4"/>
@@ -7286,7 +7286,7 @@
                 <w:noProof/>
                 <w:webHidden/>
               </w:rPr>
-              <w:instrText xml:space="preserve"> PAGEREF _Toc229577972 \h </w:instrText>
+              <w:instrText xml:space="preserve"> PAGEREF _Toc229818765 \h </w:instrText>
             </w:r>
             <w:r>
               <w:rPr>
@@ -7334,7 +7334,7 @@
               <w14:ligatures w14:val="standardContextual"/>
             </w:rPr>
           </w:pPr>
-          <w:hyperlink w:anchor="_Toc229577973" w:history="1">
+          <w:hyperlink w:anchor="_Toc229818766" w:history="1">
             <w:r>
               <w:rPr>
                 <w:rStyle w:val="aff4"/>
@@ -7379,7 +7379,7 @@
                 <w:noProof/>
                 <w:webHidden/>
               </w:rPr>
-              <w:instrText xml:space="preserve"> PAGEREF _Toc229577973 \h </w:instrText>
+              <w:instrText xml:space="preserve"> PAGEREF _Toc229818766 \h </w:instrText>
             </w:r>
             <w:r>
               <w:rPr>
@@ -7427,7 +7427,7 @@
               <w14:ligatures w14:val="standardContextual"/>
             </w:rPr>
           </w:pPr>
-          <w:hyperlink w:anchor="_Toc229577974" w:history="1">
+          <w:hyperlink w:anchor="_Toc229818767" w:history="1">
             <w:r>
               <w:rPr>
                 <w:rStyle w:val="aff4"/>
@@ -7472,7 +7472,7 @@
                 <w:noProof/>
                 <w:webHidden/>
               </w:rPr>
-              <w:instrText xml:space="preserve"> PAGEREF _Toc229577974 \h </w:instrText>
+              <w:instrText xml:space="preserve"> PAGEREF _Toc229818767 \h </w:instrText>
             </w:r>
             <w:r>
               <w:rPr>
@@ -7520,7 +7520,7 @@
               <w14:ligatures w14:val="standardContextual"/>
             </w:rPr>
           </w:pPr>
-          <w:hyperlink w:anchor="_Toc229577975" w:history="1">
+          <w:hyperlink w:anchor="_Toc229818768" w:history="1">
             <w:r>
               <w:rPr>
                 <w:rStyle w:val="aff4"/>
@@ -7565,7 +7565,7 @@
                 <w:noProof/>
                 <w:webHidden/>
               </w:rPr>
-              <w:instrText xml:space="preserve"> PAGEREF _Toc229577975 \h </w:instrText>
+              <w:instrText xml:space="preserve"> PAGEREF _Toc229818768 \h </w:instrText>
             </w:r>
             <w:r>
               <w:rPr>
@@ -7613,7 +7613,7 @@
               <w14:ligatures w14:val="standardContextual"/>
             </w:rPr>
           </w:pPr>
-          <w:hyperlink w:anchor="_Toc229577976" w:history="1">
+          <w:hyperlink w:anchor="_Toc229818769" w:history="1">
             <w:r>
               <w:rPr>
                 <w:rStyle w:val="aff4"/>
@@ -7658,7 +7658,7 @@
                 <w:noProof/>
                 <w:webHidden/>
               </w:rPr>
-              <w:instrText xml:space="preserve"> PAGEREF _Toc229577976 \h </w:instrText>
+              <w:instrText xml:space="preserve"> PAGEREF _Toc229818769 \h </w:instrText>
             </w:r>
             <w:r>
               <w:rPr>
@@ -7706,7 +7706,7 @@
               <w14:ligatures w14:val="standardContextual"/>
             </w:rPr>
           </w:pPr>
-          <w:hyperlink w:anchor="_Toc229577977" w:history="1">
+          <w:hyperlink w:anchor="_Toc229818770" w:history="1">
             <w:r>
               <w:rPr>
                 <w:rStyle w:val="aff4"/>
@@ -7751,7 +7751,7 @@
                 <w:noProof/>
                 <w:webHidden/>
               </w:rPr>
-              <w:instrText xml:space="preserve"> PAGEREF _Toc229577977 \h </w:instrText>
+              <w:instrText xml:space="preserve"> PAGEREF _Toc229818770 \h </w:instrText>
             </w:r>
             <w:r>
               <w:rPr>
@@ -7798,7 +7798,7 @@
               <w14:ligatures w14:val="standardContextual"/>
             </w:rPr>
           </w:pPr>
-          <w:hyperlink w:anchor="_Toc229577978" w:history="1">
+          <w:hyperlink w:anchor="_Toc229818771" w:history="1">
             <w:r>
               <w:rPr>
                 <w:rStyle w:val="aff4"/>
@@ -7842,7 +7842,7 @@
                 <w:noProof/>
                 <w:webHidden/>
               </w:rPr>
-              <w:instrText xml:space="preserve"> PAGEREF _Toc229577978 \h </w:instrText>
+              <w:instrText xml:space="preserve"> PAGEREF _Toc229818771 \h </w:instrText>
             </w:r>
             <w:r>
               <w:rPr>
@@ -7889,7 +7889,7 @@
               <w14:ligatures w14:val="standardContextual"/>
             </w:rPr>
           </w:pPr>
-          <w:hyperlink w:anchor="_Toc229577979" w:history="1">
+          <w:hyperlink w:anchor="_Toc229818772" w:history="1">
             <w:r>
               <w:rPr>
                 <w:rStyle w:val="aff4"/>
@@ -7933,7 +7933,7 @@
                 <w:noProof/>
                 <w:webHidden/>
               </w:rPr>
-              <w:instrText xml:space="preserve"> PAGEREF _Toc229577979 \h </w:instrText>
+              <w:instrText xml:space="preserve"> PAGEREF _Toc229818772 \h </w:instrText>
             </w:r>
             <w:r>
               <w:rPr>
@@ -7980,7 +7980,7 @@
               <w14:ligatures w14:val="standardContextual"/>
             </w:rPr>
           </w:pPr>
-          <w:hyperlink w:anchor="_Toc229577980" w:history="1">
+          <w:hyperlink w:anchor="_Toc229818773" w:history="1">
             <w:r>
               <w:rPr>
                 <w:rStyle w:val="aff4"/>
@@ -8024,7 +8024,7 @@
                 <w:noProof/>
                 <w:webHidden/>
               </w:rPr>
-              <w:instrText xml:space="preserve"> PAGEREF _Toc229577980 \h </w:instrText>
+              <w:instrText xml:space="preserve"> PAGEREF _Toc229818773 \h </w:instrText>
             </w:r>
             <w:r>
               <w:rPr>
@@ -8072,7 +8072,7 @@
               <w14:ligatures w14:val="standardContextual"/>
             </w:rPr>
           </w:pPr>
-          <w:hyperlink w:anchor="_Toc229577981" w:history="1">
+          <w:hyperlink w:anchor="_Toc229818774" w:history="1">
             <w:r>
               <w:rPr>
                 <w:rStyle w:val="aff4"/>
@@ -8117,7 +8117,7 @@
                 <w:noProof/>
                 <w:webHidden/>
               </w:rPr>
-              <w:instrText xml:space="preserve"> PAGEREF _Toc229577981 \h </w:instrText>
+              <w:instrText xml:space="preserve"> PAGEREF _Toc229818774 \h </w:instrText>
             </w:r>
             <w:r>
               <w:rPr>
@@ -8165,7 +8165,7 @@
               <w14:ligatures w14:val="standardContextual"/>
             </w:rPr>
           </w:pPr>
-          <w:hyperlink w:anchor="_Toc229577982" w:history="1">
+          <w:hyperlink w:anchor="_Toc229818775" w:history="1">
             <w:r>
               <w:rPr>
                 <w:rStyle w:val="aff4"/>
@@ -8210,7 +8210,7 @@
                 <w:noProof/>
                 <w:webHidden/>
               </w:rPr>
-              <w:instrText xml:space="preserve"> PAGEREF _Toc229577982 \h </w:instrText>
+              <w:instrText xml:space="preserve"> PAGEREF _Toc229818775 \h </w:instrText>
             </w:r>
             <w:r>
               <w:rPr>
@@ -8258,7 +8258,7 @@
               <w14:ligatures w14:val="standardContextual"/>
             </w:rPr>
           </w:pPr>
-          <w:hyperlink w:anchor="_Toc229577983" w:history="1">
+          <w:hyperlink w:anchor="_Toc229818776" w:history="1">
             <w:r>
               <w:rPr>
                 <w:rStyle w:val="aff4"/>
@@ -8303,7 +8303,7 @@
                 <w:noProof/>
                 <w:webHidden/>
               </w:rPr>
-              <w:instrText xml:space="preserve"> PAGEREF _Toc229577983 \h </w:instrText>
+              <w:instrText xml:space="preserve"> PAGEREF _Toc229818776 \h </w:instrText>
             </w:r>
             <w:r>
               <w:rPr>
@@ -8323,7 +8323,7 @@
                 <w:noProof/>
                 <w:webHidden/>
               </w:rPr>
-              <w:t>49</w:t>
+              <w:t>50</w:t>
             </w:r>
             <w:r>
               <w:rPr>
@@ -8351,7 +8351,7 @@
               <w14:ligatures w14:val="standardContextual"/>
             </w:rPr>
           </w:pPr>
-          <w:hyperlink w:anchor="_Toc229577984" w:history="1">
+          <w:hyperlink w:anchor="_Toc229818777" w:history="1">
             <w:r>
               <w:rPr>
                 <w:rStyle w:val="aff4"/>
@@ -8396,7 +8396,7 @@
                 <w:noProof/>
                 <w:webHidden/>
               </w:rPr>
-              <w:instrText xml:space="preserve"> PAGEREF _Toc229577984 \h </w:instrText>
+              <w:instrText xml:space="preserve"> PAGEREF _Toc229818777 \h </w:instrText>
             </w:r>
             <w:r>
               <w:rPr>
@@ -8416,7 +8416,7 @@
                 <w:noProof/>
                 <w:webHidden/>
               </w:rPr>
-              <w:t>50</w:t>
+              <w:t>51</w:t>
             </w:r>
             <w:r>
               <w:rPr>
@@ -8443,7 +8443,7 @@
               <w14:ligatures w14:val="standardContextual"/>
             </w:rPr>
           </w:pPr>
-          <w:hyperlink w:anchor="_Toc229577985" w:history="1">
+          <w:hyperlink w:anchor="_Toc229818778" w:history="1">
             <w:r>
               <w:rPr>
                 <w:rStyle w:val="aff4"/>
@@ -8487,7 +8487,7 @@
                 <w:noProof/>
                 <w:webHidden/>
               </w:rPr>
-              <w:instrText xml:space="preserve"> PAGEREF _Toc229577985 \h </w:instrText>
+              <w:instrText xml:space="preserve"> PAGEREF _Toc229818778 \h </w:instrText>
             </w:r>
             <w:r>
               <w:rPr>
@@ -8507,7 +8507,7 @@
                 <w:noProof/>
                 <w:webHidden/>
               </w:rPr>
-              <w:t>52</w:t>
+              <w:t>53</w:t>
             </w:r>
             <w:r>
               <w:rPr>
@@ -8535,7 +8535,7 @@
               <w14:ligatures w14:val="standardContextual"/>
             </w:rPr>
           </w:pPr>
-          <w:hyperlink w:anchor="_Toc229577986" w:history="1">
+          <w:hyperlink w:anchor="_Toc229818779" w:history="1">
             <w:r>
               <w:rPr>
                 <w:rStyle w:val="aff4"/>
@@ -8580,7 +8580,7 @@
                 <w:noProof/>
                 <w:webHidden/>
               </w:rPr>
-              <w:instrText xml:space="preserve"> PAGEREF _Toc229577986 \h </w:instrText>
+              <w:instrText xml:space="preserve"> PAGEREF _Toc229818779 \h </w:instrText>
             </w:r>
             <w:r>
               <w:rPr>
@@ -8600,7 +8600,7 @@
                 <w:noProof/>
                 <w:webHidden/>
               </w:rPr>
-              <w:t>52</w:t>
+              <w:t>53</w:t>
             </w:r>
             <w:r>
               <w:rPr>
@@ -8628,7 +8628,7 @@
               <w14:ligatures w14:val="standardContextual"/>
             </w:rPr>
           </w:pPr>
-          <w:hyperlink w:anchor="_Toc229577987" w:history="1">
+          <w:hyperlink w:anchor="_Toc229818780" w:history="1">
             <w:r>
               <w:rPr>
                 <w:rStyle w:val="aff4"/>
@@ -8673,7 +8673,7 @@
                 <w:noProof/>
                 <w:webHidden/>
               </w:rPr>
-              <w:instrText xml:space="preserve"> PAGEREF _Toc229577987 \h </w:instrText>
+              <w:instrText xml:space="preserve"> PAGEREF _Toc229818780 \h </w:instrText>
             </w:r>
             <w:r>
               <w:rPr>
@@ -8693,7 +8693,7 @@
                 <w:noProof/>
                 <w:webHidden/>
               </w:rPr>
-              <w:t>53</w:t>
+              <w:t>54</w:t>
             </w:r>
             <w:r>
               <w:rPr>
@@ -8721,7 +8721,7 @@
               <w14:ligatures w14:val="standardContextual"/>
             </w:rPr>
           </w:pPr>
-          <w:hyperlink w:anchor="_Toc229577988" w:history="1">
+          <w:hyperlink w:anchor="_Toc229818781" w:history="1">
             <w:r>
               <w:rPr>
                 <w:rStyle w:val="aff4"/>
@@ -8766,7 +8766,7 @@
                 <w:noProof/>
                 <w:webHidden/>
               </w:rPr>
-              <w:instrText xml:space="preserve"> PAGEREF _Toc229577988 \h </w:instrText>
+              <w:instrText xml:space="preserve"> PAGEREF _Toc229818781 \h </w:instrText>
             </w:r>
             <w:r>
               <w:rPr>
@@ -8786,7 +8786,7 @@
                 <w:noProof/>
                 <w:webHidden/>
               </w:rPr>
-              <w:t>54</w:t>
+              <w:t>55</w:t>
             </w:r>
             <w:r>
               <w:rPr>
@@ -8814,7 +8814,7 @@
               <w14:ligatures w14:val="standardContextual"/>
             </w:rPr>
           </w:pPr>
-          <w:hyperlink w:anchor="_Toc229577989" w:history="1">
+          <w:hyperlink w:anchor="_Toc229818782" w:history="1">
             <w:r>
               <w:rPr>
                 <w:rStyle w:val="aff4"/>
@@ -8859,7 +8859,7 @@
                 <w:noProof/>
                 <w:webHidden/>
               </w:rPr>
-              <w:instrText xml:space="preserve"> PAGEREF _Toc229577989 \h </w:instrText>
+              <w:instrText xml:space="preserve"> PAGEREF _Toc229818782 \h </w:instrText>
             </w:r>
             <w:r>
               <w:rPr>
@@ -8879,7 +8879,7 @@
                 <w:noProof/>
                 <w:webHidden/>
               </w:rPr>
-              <w:t>56</w:t>
+              <w:t>57</w:t>
             </w:r>
             <w:r>
               <w:rPr>
@@ -8907,7 +8907,7 @@
               <w14:ligatures w14:val="standardContextual"/>
             </w:rPr>
           </w:pPr>
-          <w:hyperlink w:anchor="_Toc229577990" w:history="1">
+          <w:hyperlink w:anchor="_Toc229818783" w:history="1">
             <w:r>
               <w:rPr>
                 <w:rStyle w:val="aff4"/>
@@ -8952,7 +8952,7 @@
                 <w:noProof/>
                 <w:webHidden/>
               </w:rPr>
-              <w:instrText xml:space="preserve"> PAGEREF _Toc229577990 \h </w:instrText>
+              <w:instrText xml:space="preserve"> PAGEREF _Toc229818783 \h </w:instrText>
             </w:r>
             <w:r>
               <w:rPr>
@@ -8972,7 +8972,7 @@
                 <w:noProof/>
                 <w:webHidden/>
               </w:rPr>
-              <w:t>58</w:t>
+              <w:t>60</w:t>
             </w:r>
             <w:r>
               <w:rPr>
@@ -8999,7 +8999,7 @@
               <w14:ligatures w14:val="standardContextual"/>
             </w:rPr>
           </w:pPr>
-          <w:hyperlink w:anchor="_Toc229577991" w:history="1">
+          <w:hyperlink w:anchor="_Toc229818784" w:history="1">
             <w:r>
               <w:rPr>
                 <w:rStyle w:val="aff4"/>
@@ -9043,7 +9043,7 @@
                 <w:noProof/>
                 <w:webHidden/>
               </w:rPr>
-              <w:instrText xml:space="preserve"> PAGEREF _Toc229577991 \h </w:instrText>
+              <w:instrText xml:space="preserve"> PAGEREF _Toc229818784 \h </w:instrText>
             </w:r>
             <w:r>
               <w:rPr>
@@ -9063,7 +9063,14 @@
                 <w:noProof/>
                 <w:webHidden/>
               </w:rPr>
-              <w:t>61</w:t>
+              <w:t>6</w:t>
+            </w:r>
+            <w:r>
+              <w:rPr>
+                <w:noProof/>
+                <w:webHidden/>
+              </w:rPr>
+              <w:t>2</w:t>
             </w:r>
             <w:r>
               <w:rPr>
@@ -9087,7 +9094,7 @@
               <w14:ligatures w14:val="standardContextual"/>
             </w:rPr>
           </w:pPr>
-          <w:hyperlink w:anchor="_Toc229577992" w:history="1">
+          <w:hyperlink w:anchor="_Toc229818785" w:history="1">
             <w:r>
               <w:rPr>
                 <w:rStyle w:val="aff4"/>
@@ -9133,7 +9140,7 @@
                 <w:noProof/>
                 <w:webHidden/>
               </w:rPr>
-              <w:instrText xml:space="preserve"> PAGEREF _Toc229577992 \h </w:instrText>
+              <w:instrText xml:space="preserve"> PAGEREF _Toc229818785 \h </w:instrText>
             </w:r>
             <w:r>
               <w:rPr>
@@ -9153,7 +9160,7 @@
                 <w:noProof/>
                 <w:webHidden/>
               </w:rPr>
-              <w:t>62</w:t>
+              <w:t>63</w:t>
             </w:r>
             <w:r>
               <w:rPr>
@@ -9180,7 +9187,7 @@
               <w14:ligatures w14:val="standardContextual"/>
             </w:rPr>
           </w:pPr>
-          <w:hyperlink w:anchor="_Toc229577993" w:history="1">
+          <w:hyperlink w:anchor="_Toc229818786" w:history="1">
             <w:r>
               <w:rPr>
                 <w:rStyle w:val="aff4"/>
@@ -9224,7 +9231,7 @@
                 <w:noProof/>
                 <w:webHidden/>
               </w:rPr>
-              <w:instrText xml:space="preserve"> PAGEREF _Toc229577993 \h </w:instrText>
+              <w:instrText xml:space="preserve"> PAGEREF _Toc229818786 \h </w:instrText>
             </w:r>
             <w:r>
               <w:rPr>
@@ -9244,7 +9251,7 @@
                 <w:noProof/>
                 <w:webHidden/>
               </w:rPr>
-              <w:t>62</w:t>
+              <w:t>63</w:t>
             </w:r>
             <w:r>
               <w:rPr>
@@ -9271,7 +9278,7 @@
               <w14:ligatures w14:val="standardContextual"/>
             </w:rPr>
           </w:pPr>
-          <w:hyperlink w:anchor="_Toc229577994" w:history="1">
+          <w:hyperlink w:anchor="_Toc229818787" w:history="1">
             <w:r>
               <w:rPr>
                 <w:rStyle w:val="aff4"/>
@@ -9315,7 +9322,7 @@
                 <w:noProof/>
                 <w:webHidden/>
               </w:rPr>
-              <w:instrText xml:space="preserve"> PAGEREF _Toc229577994 \h </w:instrText>
+              <w:instrText xml:space="preserve"> PAGEREF _Toc229818787 \h </w:instrText>
             </w:r>
             <w:r>
               <w:rPr>
@@ -9335,7 +9342,7 @@
                 <w:noProof/>
                 <w:webHidden/>
               </w:rPr>
-              <w:t>63</w:t>
+              <w:t>64</w:t>
             </w:r>
             <w:r>
               <w:rPr>
@@ -9359,7 +9366,7 @@
               <w14:ligatures w14:val="standardContextual"/>
             </w:rPr>
           </w:pPr>
-          <w:hyperlink w:anchor="_Toc229577995" w:history="1">
+          <w:hyperlink w:anchor="_Toc229818788" w:history="1">
             <w:r>
               <w:rPr>
                 <w:rStyle w:val="aff4"/>
@@ -9386,7 +9393,7 @@
                 <w:noProof/>
                 <w:webHidden/>
               </w:rPr>
-              <w:instrText xml:space="preserve"> PAGEREF _Toc229577995 \h </w:instrText>
+              <w:instrText xml:space="preserve"> PAGEREF _Toc229818788 \h </w:instrText>
             </w:r>
             <w:r>
               <w:rPr>
@@ -9430,7 +9437,7 @@
               <w14:ligatures w14:val="standardContextual"/>
             </w:rPr>
           </w:pPr>
-          <w:hyperlink w:anchor="_Toc229577996" w:history="1">
+          <w:hyperlink w:anchor="_Toc229818789" w:history="1">
             <w:r>
               <w:rPr>
                 <w:rStyle w:val="aff4"/>
@@ -9457,7 +9464,7 @@
                 <w:noProof/>
                 <w:webHidden/>
               </w:rPr>
-              <w:instrText xml:space="preserve"> PAGEREF _Toc229577996 \h </w:instrText>
+              <w:instrText xml:space="preserve"> PAGEREF _Toc229818789 \h </w:instrText>
             </w:r>
             <w:r>
               <w:rPr>
@@ -9537,7 +9544,7 @@
         </w:numPr>
         <w:spacing w:before="120" w:after="120"/>
       </w:pPr>
-      <w:bookmarkStart w:id="19" w:name="_Toc229577920"/>
+      <w:bookmarkStart w:id="19" w:name="_Toc229818713"/>
       <w:r>
         <w:rPr>
           <w:rFonts w:hint="eastAsia"/>
@@ -9563,7 +9570,7 @@
         <w:pStyle w:val="2"/>
         <w:spacing w:before="120" w:after="120"/>
       </w:pPr>
-      <w:bookmarkStart w:id="20" w:name="_Toc229577921"/>
+      <w:bookmarkStart w:id="20" w:name="_Toc229818714"/>
       <w:r>
         <w:rPr>
           <w:rFonts w:hint="eastAsia"/>
@@ -9600,8 +9607,8 @@
         <w:pStyle w:val="3"/>
         <w:spacing w:before="120" w:after="120"/>
       </w:pPr>
-      <w:bookmarkStart w:id="22" w:name="_Toc229577922"/>
-      <w:bookmarkStart w:id="23" w:name="_Hlk194675912"/>
+      <w:bookmarkStart w:id="22" w:name="_Hlk194675912"/>
+      <w:bookmarkStart w:id="23" w:name="_Toc229818715"/>
       <w:bookmarkEnd w:id="21"/>
       <w:r>
         <w:rPr>
@@ -9609,7 +9616,7 @@
         </w:rPr>
         <w:t>研究背景</w:t>
       </w:r>
-      <w:bookmarkEnd w:id="22"/>
+      <w:bookmarkEnd w:id="23"/>
     </w:p>
     <w:p>
       <w:pPr>
@@ -9832,8 +9839,8 @@
         <w:pStyle w:val="3"/>
         <w:spacing w:before="120" w:after="120"/>
       </w:pPr>
-      <w:bookmarkStart w:id="24" w:name="_Toc229577923"/>
-      <w:bookmarkEnd w:id="23"/>
+      <w:bookmarkStart w:id="24" w:name="_Toc229818716"/>
+      <w:bookmarkEnd w:id="22"/>
       <w:r>
         <w:rPr>
           <w:rFonts w:hint="eastAsia"/>
@@ -10497,23 +10504,23 @@
         <w:pStyle w:val="2"/>
         <w:spacing w:before="120" w:after="120"/>
       </w:pPr>
-      <w:bookmarkStart w:id="25" w:name="_Toc229577924"/>
-      <w:bookmarkStart w:id="26" w:name="OLE_LINK5"/>
-      <w:bookmarkStart w:id="27" w:name="OLE_LINK6"/>
+      <w:bookmarkStart w:id="25" w:name="OLE_LINK5"/>
+      <w:bookmarkStart w:id="26" w:name="OLE_LINK6"/>
+      <w:bookmarkStart w:id="27" w:name="_Toc229818717"/>
       <w:r>
         <w:rPr>
           <w:rFonts w:hint="eastAsia"/>
         </w:rPr>
         <w:t>国内外研究现状</w:t>
       </w:r>
-      <w:bookmarkEnd w:id="25"/>
+      <w:bookmarkEnd w:id="27"/>
     </w:p>
     <w:p>
       <w:pPr>
         <w:pStyle w:val="3"/>
         <w:spacing w:before="120" w:after="120"/>
       </w:pPr>
-      <w:bookmarkStart w:id="28" w:name="_Toc229577925"/>
+      <w:bookmarkStart w:id="28" w:name="_Toc229818718"/>
       <w:r>
         <w:rPr>
           <w:rFonts w:hint="eastAsia"/>
@@ -12253,7 +12260,7 @@
         </w:rPr>
       </w:pPr>
       <w:bookmarkStart w:id="29" w:name="_Toc228993171"/>
-      <w:bookmarkStart w:id="30" w:name="_Toc229577926"/>
+      <w:bookmarkStart w:id="30" w:name="_Toc229818719"/>
       <w:r>
         <w:rPr>
           <w:highlight w:val="yellow"/>
@@ -13985,9 +13992,9 @@
         <w:pStyle w:val="3"/>
         <w:spacing w:before="120" w:after="120"/>
       </w:pPr>
-      <w:bookmarkStart w:id="31" w:name="_Toc229577927"/>
+      <w:bookmarkStart w:id="31" w:name="_Toc229818720"/>
+      <w:bookmarkEnd w:id="25"/>
       <w:bookmarkEnd w:id="26"/>
-      <w:bookmarkEnd w:id="27"/>
       <w:r>
         <w:rPr>
           <w:rFonts w:hint="eastAsia"/>
@@ -14093,7 +14100,7 @@
         <w:pStyle w:val="2"/>
         <w:spacing w:before="120" w:after="120"/>
       </w:pPr>
-      <w:bookmarkStart w:id="32" w:name="_Toc229577928"/>
+      <w:bookmarkStart w:id="32" w:name="_Toc229818721"/>
       <w:r>
         <w:rPr>
           <w:rFonts w:hint="eastAsia"/>
@@ -14107,7 +14114,7 @@
         <w:pStyle w:val="3"/>
         <w:spacing w:before="120" w:after="120"/>
       </w:pPr>
-      <w:bookmarkStart w:id="33" w:name="_Toc229577929"/>
+      <w:bookmarkStart w:id="33" w:name="_Toc229818722"/>
       <w:r>
         <w:rPr>
           <w:rFonts w:hint="eastAsia"/>
@@ -14490,7 +14497,7 @@
           <w:highlight w:val="yellow"/>
         </w:rPr>
       </w:pPr>
-      <w:bookmarkStart w:id="34" w:name="_Toc229577930"/>
+      <w:bookmarkStart w:id="34" w:name="_Toc229818723"/>
       <w:r>
         <w:rPr>
           <w:highlight w:val="yellow"/>
@@ -15072,7 +15079,7 @@
       <w:bookmarkStart w:id="36" w:name="_Toc193536286"/>
       <w:bookmarkStart w:id="37" w:name="_Toc193724140"/>
       <w:bookmarkStart w:id="38" w:name="_Toc193531683"/>
-      <w:bookmarkStart w:id="39" w:name="_Toc229577931"/>
+      <w:bookmarkStart w:id="39" w:name="_Toc229818724"/>
       <w:bookmarkEnd w:id="35"/>
       <w:bookmarkEnd w:id="36"/>
       <w:bookmarkEnd w:id="37"/>
@@ -15702,7 +15709,7 @@
           <w:highlight w:val="yellow"/>
         </w:rPr>
       </w:pPr>
-      <w:bookmarkStart w:id="40" w:name="_Toc229577932"/>
+      <w:bookmarkStart w:id="40" w:name="_Toc229818725"/>
       <w:r>
         <w:rPr>
           <w:highlight w:val="yellow"/>
@@ -15819,7 +15826,7 @@
           <w:highlight w:val="yellow"/>
         </w:rPr>
       </w:pPr>
-      <w:bookmarkStart w:id="41" w:name="_Toc229577933"/>
+      <w:bookmarkStart w:id="41" w:name="_Toc229818726"/>
       <w:r>
         <w:rPr>
           <w:highlight w:val="yellow"/>
@@ -15836,7 +15843,7 @@
           <w:highlight w:val="yellow"/>
         </w:rPr>
       </w:pPr>
-      <w:bookmarkStart w:id="42" w:name="_Toc229577934"/>
+      <w:bookmarkStart w:id="42" w:name="_Toc229818727"/>
       <w:r>
         <w:rPr>
           <w:highlight w:val="yellow"/>
@@ -16084,7 +16091,7 @@
           <w:highlight w:val="yellow"/>
         </w:rPr>
       </w:pPr>
-      <w:bookmarkStart w:id="43" w:name="_Toc229577935"/>
+      <w:bookmarkStart w:id="43" w:name="_Toc229818728"/>
       <w:r>
         <w:rPr>
           <w:highlight w:val="yellow"/>
@@ -16367,7 +16374,7 @@
           <w:highlight w:val="yellow"/>
         </w:rPr>
       </w:pPr>
-      <w:bookmarkStart w:id="44" w:name="_Toc229577936"/>
+      <w:bookmarkStart w:id="44" w:name="_Toc229818729"/>
       <w:r>
         <w:rPr>
           <w:highlight w:val="yellow"/>
@@ -16389,7 +16396,7 @@
         <w:pStyle w:val="3"/>
         <w:spacing w:before="120" w:after="120"/>
       </w:pPr>
-      <w:bookmarkStart w:id="45" w:name="_Toc229577937"/>
+      <w:bookmarkStart w:id="45" w:name="_Toc229818730"/>
       <w:r>
         <w:rPr>
           <w:rFonts w:hint="eastAsia"/>
@@ -16525,7 +16532,7 @@
         <w:pStyle w:val="3"/>
         <w:spacing w:before="120" w:after="120"/>
       </w:pPr>
-      <w:bookmarkStart w:id="46" w:name="_Toc229577938"/>
+      <w:bookmarkStart w:id="46" w:name="_Toc229818731"/>
       <w:r>
         <w:t>结构化增强的复杂逻辑检索范式</w:t>
       </w:r>
@@ -16605,7 +16612,7 @@
           <w:highlight w:val="yellow"/>
         </w:rPr>
       </w:pPr>
-      <w:bookmarkStart w:id="47" w:name="_Toc229577939"/>
+      <w:bookmarkStart w:id="47" w:name="_Toc229818732"/>
       <w:r>
         <w:rPr>
           <w:highlight w:val="yellow"/>
@@ -17192,7 +17199,7 @@
           <w:highlight w:val="yellow"/>
         </w:rPr>
       </w:pPr>
-      <w:bookmarkStart w:id="48" w:name="_Toc229577940"/>
+      <w:bookmarkStart w:id="48" w:name="_Toc229818733"/>
       <w:r>
         <w:rPr>
           <w:highlight w:val="yellow"/>
@@ -17671,7 +17678,7 @@
         <w:spacing w:before="120" w:after="120"/>
       </w:pPr>
       <w:bookmarkStart w:id="49" w:name="_Toc226225705"/>
-      <w:bookmarkStart w:id="50" w:name="_Toc229577941"/>
+      <w:bookmarkStart w:id="50" w:name="_Toc229818734"/>
       <w:r>
         <w:rPr>
           <w:rFonts w:hint="eastAsia"/>
@@ -17744,7 +17751,7 @@
         <w:pStyle w:val="1"/>
         <w:spacing w:before="120" w:after="120"/>
       </w:pPr>
-      <w:bookmarkStart w:id="51" w:name="_Toc229577942"/>
+      <w:bookmarkStart w:id="51" w:name="_Toc229818735"/>
       <w:r>
         <w:rPr>
           <w:highlight w:val="yellow"/>
@@ -17796,7 +17803,7 @@
           <w:highlight w:val="yellow"/>
         </w:rPr>
       </w:pPr>
-      <w:bookmarkStart w:id="52" w:name="_Toc229577943"/>
+      <w:bookmarkStart w:id="52" w:name="_Toc229818736"/>
       <w:r>
         <w:rPr>
           <w:highlight w:val="yellow"/>
@@ -17860,7 +17867,7 @@
           <w:highlight w:val="yellow"/>
         </w:rPr>
       </w:pPr>
-      <w:bookmarkStart w:id="53" w:name="_Toc229577944"/>
+      <w:bookmarkStart w:id="53" w:name="_Toc229818737"/>
       <w:r>
         <w:rPr>
           <w:highlight w:val="yellow"/>
@@ -18319,7 +18326,7 @@
           <w:highlight w:val="yellow"/>
         </w:rPr>
       </w:pPr>
-      <w:bookmarkStart w:id="54" w:name="_Toc229577945"/>
+      <w:bookmarkStart w:id="54" w:name="_Toc229818738"/>
       <w:r>
         <w:rPr>
           <w:highlight w:val="yellow"/>
@@ -18428,7 +18435,7 @@
           <w:highlight w:val="yellow"/>
         </w:rPr>
       </w:pPr>
-      <w:bookmarkStart w:id="55" w:name="_Toc229577946"/>
+      <w:bookmarkStart w:id="55" w:name="_Toc229818739"/>
       <w:r>
         <w:rPr>
           <w:highlight w:val="yellow"/>
@@ -18477,7 +18484,7 @@
         <w:pStyle w:val="3"/>
         <w:spacing w:before="120" w:after="120"/>
       </w:pPr>
-      <w:bookmarkStart w:id="56" w:name="_Toc229577947"/>
+      <w:bookmarkStart w:id="56" w:name="_Toc229818740"/>
       <w:r>
         <w:rPr>
           <w:highlight w:val="yellow"/>
@@ -19404,7 +19411,7 @@
         <w:pStyle w:val="3"/>
         <w:spacing w:before="120" w:after="120"/>
       </w:pPr>
-      <w:bookmarkStart w:id="57" w:name="_Toc229577948"/>
+      <w:bookmarkStart w:id="57" w:name="_Toc229818741"/>
       <w:r>
         <w:rPr>
           <w:highlight w:val="yellow"/>
@@ -19916,15 +19923,15 @@
         <w:pStyle w:val="2"/>
         <w:spacing w:before="120" w:after="120"/>
       </w:pPr>
-      <w:bookmarkStart w:id="58" w:name="_Toc229577949"/>
-      <w:bookmarkStart w:id="59" w:name="_Toc226225747"/>
+      <w:bookmarkStart w:id="58" w:name="_Toc226225747"/>
+      <w:bookmarkStart w:id="59" w:name="_Toc229818742"/>
       <w:r>
         <w:rPr>
           <w:highlight w:val="yellow"/>
         </w:rPr>
         <w:t>从瓶颈到设计的逻辑推演</w:t>
       </w:r>
-      <w:bookmarkEnd w:id="58"/>
+      <w:bookmarkEnd w:id="59"/>
     </w:p>
     <w:p>
       <w:pPr>
@@ -20688,7 +20695,7 @@
         <w:pStyle w:val="2"/>
         <w:spacing w:before="120" w:after="120"/>
       </w:pPr>
-      <w:bookmarkStart w:id="60" w:name="_Toc229577950"/>
+      <w:bookmarkStart w:id="60" w:name="_Toc229818743"/>
       <w:r>
         <w:rPr>
           <w:highlight w:val="yellow"/>
@@ -20789,7 +20796,7 @@
         <w:pStyle w:val="1"/>
         <w:spacing w:before="120" w:after="120"/>
       </w:pPr>
-      <w:bookmarkStart w:id="61" w:name="_Toc229577951"/>
+      <w:bookmarkStart w:id="61" w:name="_Toc229818744"/>
       <w:r>
         <w:rPr>
           <w:highlight w:val="yellow"/>
@@ -20851,7 +20858,7 @@
         <w:pStyle w:val="2"/>
         <w:spacing w:before="120" w:after="120"/>
       </w:pPr>
-      <w:bookmarkStart w:id="62" w:name="_Toc229577952"/>
+      <w:bookmarkStart w:id="62" w:name="_Toc229818745"/>
       <w:r>
         <w:t>总体框架设计</w:t>
       </w:r>
@@ -21065,7 +21072,7 @@
         <w:pStyle w:val="3"/>
         <w:spacing w:before="120" w:after="120"/>
       </w:pPr>
-      <w:bookmarkStart w:id="63" w:name="_Toc229577953"/>
+      <w:bookmarkStart w:id="63" w:name="_Toc229818746"/>
       <w:r>
         <w:rPr>
           <w:rFonts w:hint="eastAsia"/>
@@ -21179,7 +21186,7 @@
         <w:pStyle w:val="3"/>
         <w:spacing w:before="120" w:after="120"/>
       </w:pPr>
-      <w:bookmarkStart w:id="64" w:name="_Toc229577954"/>
+      <w:bookmarkStart w:id="64" w:name="_Toc229818747"/>
       <w:r>
         <w:rPr>
           <w:rFonts w:hint="eastAsia"/>
@@ -21274,7 +21281,7 @@
         <w:pStyle w:val="3"/>
         <w:spacing w:before="120" w:after="120"/>
       </w:pPr>
-      <w:bookmarkStart w:id="65" w:name="_Toc229577955"/>
+      <w:bookmarkStart w:id="65" w:name="_Toc229818748"/>
       <w:r>
         <w:t>检索协同工作流分析</w:t>
       </w:r>
@@ -21299,7 +21306,7 @@
         <w:pStyle w:val="2"/>
         <w:spacing w:before="120" w:after="120"/>
       </w:pPr>
-      <w:bookmarkStart w:id="66" w:name="_Toc229577956"/>
+      <w:bookmarkStart w:id="66" w:name="_Toc229818749"/>
       <w:r>
         <w:rPr>
           <w:highlight w:val="yellow"/>
@@ -21349,7 +21356,7 @@
         <w:pStyle w:val="3"/>
         <w:spacing w:before="120" w:after="120"/>
       </w:pPr>
-      <w:bookmarkStart w:id="67" w:name="_Toc229577957"/>
+      <w:bookmarkStart w:id="67" w:name="_Toc229818750"/>
       <w:r>
         <w:rPr>
           <w:rFonts w:hint="eastAsia"/>
@@ -21403,7 +21410,7 @@
         <w:pStyle w:val="3"/>
         <w:spacing w:before="120" w:after="120"/>
       </w:pPr>
-      <w:bookmarkStart w:id="68" w:name="_Toc229577958"/>
+      <w:bookmarkStart w:id="68" w:name="_Toc229818751"/>
       <w:r>
         <w:rPr>
           <w:highlight w:val="yellow"/>
@@ -21901,9 +21908,9 @@
         <w:spacing w:before="120" w:after="120"/>
       </w:pPr>
       <w:bookmarkStart w:id="69" w:name="_Toc229057157"/>
-      <w:bookmarkStart w:id="70" w:name="_Toc229577959"/>
-      <w:bookmarkStart w:id="71" w:name="OLE_LINK3"/>
-      <w:bookmarkStart w:id="72" w:name="OLE_LINK4"/>
+      <w:bookmarkStart w:id="70" w:name="OLE_LINK3"/>
+      <w:bookmarkStart w:id="71" w:name="OLE_LINK4"/>
+      <w:bookmarkStart w:id="72" w:name="_Toc229818752"/>
       <w:r>
         <w:rPr>
           <w:highlight w:val="yellow"/>
@@ -21911,7 +21918,7 @@
         <w:t>分层图结构组织与语义表达机制</w:t>
       </w:r>
       <w:bookmarkEnd w:id="69"/>
-      <w:bookmarkEnd w:id="70"/>
+      <w:bookmarkEnd w:id="72"/>
     </w:p>
     <w:p>
       <w:pPr>
@@ -21919,7 +21926,7 @@
         <w:spacing w:before="120" w:after="120"/>
       </w:pPr>
       <w:bookmarkStart w:id="73" w:name="_Toc229057158"/>
-      <w:bookmarkStart w:id="74" w:name="_Toc229577960"/>
+      <w:bookmarkStart w:id="74" w:name="_Toc229818753"/>
       <w:r>
         <w:t>实体与关系的结构规范化</w:t>
       </w:r>
@@ -22101,7 +22108,7 @@
         <w:spacing w:before="120" w:after="120"/>
       </w:pPr>
       <w:bookmarkStart w:id="75" w:name="_Toc229057159"/>
-      <w:bookmarkStart w:id="76" w:name="_Toc229577961"/>
+      <w:bookmarkStart w:id="76" w:name="_Toc229818754"/>
       <w:r>
         <w:t>分层语义索引的向量化表达</w:t>
       </w:r>
@@ -22247,7 +22254,7 @@
         <w:pStyle w:val="3"/>
         <w:spacing w:before="120" w:after="120"/>
       </w:pPr>
-      <w:bookmarkStart w:id="77" w:name="_Toc229577962"/>
+      <w:bookmarkStart w:id="77" w:name="_Toc229818755"/>
       <w:r>
         <w:t>中观关键词与全局社区索引构建</w:t>
       </w:r>
@@ -22804,7 +22811,7 @@
         <w:spacing w:before="120" w:after="120"/>
       </w:pPr>
       <w:bookmarkStart w:id="78" w:name="_Toc229057161"/>
-      <w:bookmarkStart w:id="79" w:name="_Toc229577963"/>
+      <w:bookmarkStart w:id="79" w:name="_Toc229818756"/>
       <w:r>
         <w:t>跨粒度索引对齐与溯源标识</w:t>
       </w:r>
@@ -23130,9 +23137,9 @@
         <w:spacing w:before="120" w:after="120"/>
       </w:pPr>
       <w:bookmarkStart w:id="80" w:name="_Toc229057162"/>
-      <w:bookmarkStart w:id="81" w:name="_Toc229577964"/>
+      <w:bookmarkStart w:id="81" w:name="_Toc229818757"/>
+      <w:bookmarkEnd w:id="70"/>
       <w:bookmarkEnd w:id="71"/>
-      <w:bookmarkEnd w:id="72"/>
       <w:r>
         <w:rPr>
           <w:highlight w:val="yellow"/>
@@ -23201,7 +23208,7 @@
         </w:rPr>
       </w:pPr>
       <w:bookmarkStart w:id="82" w:name="_Toc229057163"/>
-      <w:bookmarkStart w:id="83" w:name="_Toc229577965"/>
+      <w:bookmarkStart w:id="83" w:name="_Toc229818758"/>
       <w:r>
         <w:rPr>
           <w:highlight w:val="yellow"/>
@@ -24325,7 +24332,7 @@
         </w:rPr>
       </w:pPr>
       <w:bookmarkStart w:id="84" w:name="_Toc229057164"/>
-      <w:bookmarkStart w:id="85" w:name="_Toc229577966"/>
+      <w:bookmarkStart w:id="85" w:name="_Toc229818759"/>
       <w:r>
         <w:t>路由映射与图层绑定</w:t>
       </w:r>
@@ -24682,7 +24689,7 @@
         <w:spacing w:before="120" w:after="120"/>
       </w:pPr>
       <w:bookmarkStart w:id="86" w:name="_Toc229057165"/>
-      <w:bookmarkStart w:id="87" w:name="_Toc229577967"/>
+      <w:bookmarkStart w:id="87" w:name="_Toc229818760"/>
       <w:r>
         <w:t>路由感知的检索执行流程</w:t>
       </w:r>
@@ -25702,7 +25709,7 @@
         <w:spacing w:before="120" w:after="120"/>
       </w:pPr>
       <w:bookmarkStart w:id="88" w:name="_Toc229057166"/>
-      <w:bookmarkStart w:id="89" w:name="_Toc229577968"/>
+      <w:bookmarkStart w:id="89" w:name="_Toc229818761"/>
       <w:r>
         <w:t>证据整合与生成约束机制</w:t>
       </w:r>
@@ -26831,7 +26838,7 @@
         <w:pStyle w:val="2"/>
         <w:spacing w:before="120" w:after="120"/>
       </w:pPr>
-      <w:bookmarkStart w:id="90" w:name="_Toc229577969"/>
+      <w:bookmarkStart w:id="90" w:name="_Toc229818762"/>
       <w:r>
         <w:t>本章小结</w:t>
       </w:r>
@@ -26941,7 +26948,7 @@
         <w:pStyle w:val="1"/>
         <w:spacing w:before="120" w:after="120"/>
       </w:pPr>
-      <w:bookmarkStart w:id="92" w:name="_Toc229577970"/>
+      <w:bookmarkStart w:id="92" w:name="_Toc229818763"/>
       <w:r>
         <w:lastRenderedPageBreak/>
         <w:t>实验设计与结果分析</w:t>
@@ -27040,7 +27047,7 @@
         <w:spacing w:before="120" w:after="120"/>
       </w:pPr>
       <w:bookmarkStart w:id="93" w:name="_Toc226225743"/>
-      <w:bookmarkStart w:id="94" w:name="_Toc229577971"/>
+      <w:bookmarkStart w:id="94" w:name="_Toc229818764"/>
       <w:r>
         <w:t>实验设置</w:t>
       </w:r>
@@ -27052,7 +27059,7 @@
         <w:pStyle w:val="3"/>
         <w:spacing w:before="120" w:after="120"/>
       </w:pPr>
-      <w:bookmarkStart w:id="95" w:name="_Toc229577972"/>
+      <w:bookmarkStart w:id="95" w:name="_Toc229818765"/>
       <w:r>
         <w:rPr>
           <w:rFonts w:hint="eastAsia"/>
@@ -27397,7 +27404,7 @@
         <w:pStyle w:val="3"/>
         <w:spacing w:before="120" w:after="120"/>
       </w:pPr>
-      <w:bookmarkStart w:id="97" w:name="_Toc229577973"/>
+      <w:bookmarkStart w:id="97" w:name="_Toc229818766"/>
       <w:r>
         <w:rPr>
           <w:rFonts w:hint="eastAsia"/>
@@ -27519,7 +27526,7 @@
         <w:pStyle w:val="3"/>
         <w:spacing w:before="120" w:after="120"/>
       </w:pPr>
-      <w:bookmarkStart w:id="98" w:name="_Toc229577974"/>
+      <w:bookmarkStart w:id="98" w:name="_Toc229818767"/>
       <w:r>
         <w:t>实验参数与模型配置</w:t>
       </w:r>
@@ -28925,7 +28932,7 @@
         <w:pStyle w:val="3"/>
         <w:spacing w:before="120" w:after="120"/>
       </w:pPr>
-      <w:bookmarkStart w:id="99" w:name="_Toc229577975"/>
+      <w:bookmarkStart w:id="99" w:name="_Toc229818768"/>
       <w:r>
         <w:t>评测任务集构建与能力映射</w:t>
       </w:r>
@@ -29616,7 +29623,7 @@
         <w:pStyle w:val="3"/>
         <w:spacing w:before="120" w:after="120"/>
       </w:pPr>
-      <w:bookmarkStart w:id="100" w:name="_Toc229577976"/>
+      <w:bookmarkStart w:id="100" w:name="_Toc229818769"/>
       <w:r>
         <w:t>评价指标体系与质量准则</w:t>
       </w:r>
@@ -30439,7 +30446,7 @@
         <w:pStyle w:val="3"/>
         <w:spacing w:before="120" w:after="120"/>
       </w:pPr>
-      <w:bookmarkStart w:id="101" w:name="_Toc229577977"/>
+      <w:bookmarkStart w:id="101" w:name="_Toc229818770"/>
       <w:r>
         <w:t>对比基线设定</w:t>
       </w:r>
@@ -30738,14 +30745,14 @@
         <w:pStyle w:val="2"/>
         <w:spacing w:before="120" w:after="120"/>
       </w:pPr>
-      <w:bookmarkStart w:id="102" w:name="_Toc229577978"/>
+      <w:bookmarkStart w:id="102" w:name="_Toc229818771"/>
       <w:r>
         <w:rPr>
           <w:rFonts w:hint="eastAsia"/>
         </w:rPr>
         <w:t>图构建阶段成本分析</w:t>
       </w:r>
-      <w:bookmarkEnd w:id="59"/>
+      <w:bookmarkEnd w:id="58"/>
       <w:bookmarkEnd w:id="102"/>
     </w:p>
     <w:p>
@@ -31701,7 +31708,7 @@
         <w:spacing w:before="120" w:after="120"/>
       </w:pPr>
       <w:bookmarkStart w:id="103" w:name="_Toc226225748"/>
-      <w:bookmarkStart w:id="104" w:name="_Toc229577979"/>
+      <w:bookmarkStart w:id="104" w:name="_Toc229818772"/>
       <w:r>
         <w:t>知识图谱结构质量分析</w:t>
       </w:r>
@@ -32913,7 +32920,7 @@
         <w:pStyle w:val="2"/>
         <w:spacing w:before="120" w:after="120"/>
       </w:pPr>
-      <w:bookmarkStart w:id="105" w:name="_Toc229577980"/>
+      <w:bookmarkStart w:id="105" w:name="_Toc229818773"/>
       <w:r>
         <w:rPr>
           <w:rFonts w:hint="eastAsia"/>
@@ -32926,7 +32933,6 @@
       <w:pPr>
         <w:ind w:firstLine="480"/>
       </w:pPr>
-      <w:bookmarkStart w:id="106" w:name="_Toc229577981"/>
       <w:r>
         <w:t>为评估不同</w:t>
       </w:r>
@@ -33053,6 +33059,7 @@
           <w:rStyle w:val="bzpyqfadein"/>
         </w:rPr>
       </w:pPr>
+      <w:bookmarkStart w:id="106" w:name="_Toc229818774"/>
       <w:r>
         <w:rPr>
           <w:rStyle w:val="bzpyqfadein"/>
@@ -33066,7 +33073,6 @@
         <w:pStyle w:val="af9"/>
         <w:ind w:firstLine="480"/>
       </w:pPr>
-      <w:bookmarkStart w:id="107" w:name="_Toc229577982"/>
       <w:r>
         <w:t>在检索阶段，系统对底层知识块</w:t>
       </w:r>
@@ -33421,6 +33427,7 @@
           <w:rStyle w:val="bzpyqfadein"/>
         </w:rPr>
       </w:pPr>
+      <w:bookmarkStart w:id="107" w:name="_Toc229818775"/>
       <w:r>
         <w:rPr>
           <w:rStyle w:val="bzpyqfadein"/>
@@ -33557,7 +33564,6 @@
       </w:pPr>
       <w:bookmarkStart w:id="108" w:name="OLE_LINK10"/>
       <w:bookmarkStart w:id="109" w:name="OLE_LINK9"/>
-      <w:bookmarkStart w:id="110" w:name="_Toc229577983"/>
       <w:r>
         <w:t>针对局部事实检索任务，数据表面上呈现出原生</w:t>
       </w:r>
@@ -33573,250 +33579,279 @@
       <w:r>
         <w:t>同</w:t>
       </w:r>
+      <w:r>
+        <w:t>Answer</w:t>
+      </w:r>
+      <w:r>
+        <w:t xml:space="preserve"> </w:t>
+      </w:r>
+      <w:r>
+        <w:t>Correctness(0.724)</w:t>
+      </w:r>
+      <w:r>
+        <w:t>均录得全场最高。然而，结合前述检索性能指标可知，这种</w:t>
+      </w:r>
+      <w:r>
+        <w:t>“</w:t>
+      </w:r>
+      <w:r>
+        <w:t>全强</w:t>
+      </w:r>
+      <w:r>
+        <w:t>”</w:t>
+      </w:r>
+      <w:r>
+        <w:t>表现本质上是由于原生架构采用饱和投喂策略，将大量冗余的邻居拓扑与上下文机械倒灌给模型所致，其代价是夹带了高达</w:t>
+      </w:r>
+      <w:r>
+        <w:t>35.6%</w:t>
+      </w:r>
+      <w:r>
+        <w:t>的背景噪声。相比之下，</w:t>
+      </w:r>
+      <w:r>
+        <w:t>E-GraphRAG</w:t>
+      </w:r>
+      <w:r>
+        <w:t>在实现深度去噪（</w:t>
+      </w:r>
+      <w:r>
+        <w:t>Context</w:t>
+      </w:r>
+      <w:r>
+        <w:t xml:space="preserve"> </w:t>
+      </w:r>
+      <w:r>
+        <w:t>Precision</w:t>
+      </w:r>
+      <w:r>
+        <w:t>提升至</w:t>
+      </w:r>
+      <w:r>
+        <w:t>0.877</w:t>
+      </w:r>
+      <w:r>
+        <w:t>）的前提下，仍保持了</w:t>
+      </w:r>
+      <w:r>
+        <w:t>0.722</w:t>
+      </w:r>
+      <w:r>
+        <w:t>的准确率与</w:t>
+      </w:r>
+      <w:r>
+        <w:t>0.905</w:t>
+      </w:r>
+      <w:r>
+        <w:t>的忠实度。这表明</w:t>
+      </w:r>
+      <w:r>
+        <w:t>E-GraphRAG</w:t>
+      </w:r>
+      <w:r>
+        <w:t>并非简单地原样摘录文本，而是通过动态调度层执行了高阶的语义抽象转写，在未实质损害生成质量的前提下，成功将检索空间压缩至高置信度区间，验证了精细化检索对抑制粗放型噪声的实际工程价值。</w:t>
+      </w:r>
+    </w:p>
+    <w:p>
+      <w:pPr>
+        <w:ind w:firstLine="480"/>
+      </w:pPr>
+      <w:r>
+        <w:t>进入跨条款的结构关系推理任务，高忠实与高准确之间的逻辑博弈特征更为显著。</w:t>
+      </w:r>
+      <w:r>
+        <w:t>Naive RAG</w:t>
+      </w:r>
+      <w:r>
+        <w:t>由于严格复制了底层</w:t>
+      </w:r>
+      <w:r>
+        <w:t>Chunk</w:t>
+      </w:r>
+      <w:r>
+        <w:t>的字面表述，其</w:t>
+      </w:r>
+      <w:r>
+        <w:t>Faithfulness</w:t>
+      </w:r>
+      <w:r>
+        <w:t>达到了</w:t>
+      </w:r>
+      <w:r>
+        <w:t>0.784</w:t>
+      </w:r>
+      <w:r>
+        <w:t>，但由于缺乏显式拓扑路径，其</w:t>
+      </w:r>
+      <w:r>
+        <w:t>Answer</w:t>
+      </w:r>
+      <w:r>
+        <w:t xml:space="preserve"> </w:t>
+      </w:r>
+      <w:r>
+        <w:t>Correctness</w:t>
+      </w:r>
+      <w:r>
+        <w:t>暴跌至</w:t>
+      </w:r>
+      <w:r>
+        <w:t>0.524</w:t>
+      </w:r>
+      <w:r>
+        <w:t>。这印证了传统向量检索</w:t>
+      </w:r>
+      <w:r>
+        <w:t>“</w:t>
+      </w:r>
+      <w:r>
+        <w:t>虽能精准复述，却无法深度穿透</w:t>
+      </w:r>
+      <w:r>
+        <w:t>”</w:t>
+      </w:r>
+      <w:r>
+        <w:t>的底层瓶颈。与之形成对比的是，</w:t>
+      </w:r>
       <w:proofErr w:type="spellStart"/>
       <w:r>
-        <w:t>AnswerCorrectness</w:t>
+        <w:t>LightRAG</w:t>
       </w:r>
       <w:proofErr w:type="spellEnd"/>
       <w:r>
-        <w:t>(0.724)</w:t>
-      </w:r>
-      <w:r>
-        <w:t>均录得全场最高。然而，结合前述检索性能指标可知，这种</w:t>
+        <w:t>由于在无</w:t>
+      </w:r>
+      <w:r>
+        <w:t>Schema</w:t>
+      </w:r>
+      <w:r>
+        <w:t>约束下放任模型自由构建图谱，导致在面对强约束的法律语料时发生严重的路径断裂，其</w:t>
+      </w:r>
+      <w:r>
+        <w:t>Answer</w:t>
+      </w:r>
+      <w:r>
+        <w:t xml:space="preserve"> </w:t>
+      </w:r>
+      <w:r>
+        <w:t>Correctness</w:t>
+      </w:r>
+      <w:r>
+        <w:t>仅为</w:t>
+      </w:r>
+      <w:r>
+        <w:t>0.495</w:t>
+      </w:r>
+      <w:r>
+        <w:t>。而</w:t>
+      </w:r>
+      <w:r>
+        <w:t>E-GraphRAG</w:t>
+      </w:r>
+      <w:r>
+        <w:t>依托路径结构约束策略，实现了</w:t>
+      </w:r>
+      <w:r>
+        <w:t>0.564</w:t>
+      </w:r>
+      <w:r>
+        <w:t>的准确率同</w:t>
+      </w:r>
+      <w:r>
+        <w:t>0.691</w:t>
+      </w:r>
+      <w:r>
+        <w:t>的忠实度。尽管主动剪枝策略使其物理召回规模有所收敛，但由于</w:t>
+      </w:r>
+      <w:r>
+        <w:t>Evidence</w:t>
+      </w:r>
+      <w:r>
+        <w:t xml:space="preserve"> </w:t>
+      </w:r>
+      <w:r>
+        <w:t>Matrix</w:t>
+      </w:r>
+      <w:r>
+        <w:t xml:space="preserve"> </w:t>
+      </w:r>
+      <w:r>
+        <w:t>Threshold</w:t>
+      </w:r>
+      <w:r>
+        <w:t>的硬性证据对齐，系统有效克制了多跳推演中大模型的随机发散倾向，确保了推理链条的每一步均有据可查。</w:t>
+      </w:r>
+    </w:p>
+    <w:p>
+      <w:pPr>
+        <w:ind w:firstLine="480"/>
+      </w:pPr>
+      <w:r>
+        <w:t>值得重视的是，在考验全篇规章总结与潜在风险评估的全局语义整合任务中，原生</w:t>
+      </w:r>
+      <w:r>
+        <w:t>GraphRAG</w:t>
+      </w:r>
+      <w:r>
+        <w:t>暴露出明显的</w:t>
       </w:r>
       <w:r>
         <w:t>“</w:t>
       </w:r>
       <w:r>
-        <w:t>全强</w:t>
+        <w:t>语义坍缩</w:t>
       </w:r>
       <w:r>
         <w:t>”</w:t>
       </w:r>
       <w:r>
-        <w:t>表现本质上是由于原生架构采用饱和投喂策略，将大量冗余的邻居拓扑与上下文机械倒灌给模型所致，其代价是夹带了高达</w:t>
-      </w:r>
-      <w:r>
-        <w:t>35.6%</w:t>
-      </w:r>
-      <w:r>
-        <w:t>的背景噪声。相比之下，</w:t>
+        <w:t>缺陷，其</w:t>
+      </w:r>
+      <w:r>
+        <w:t>Answer</w:t>
+      </w:r>
+      <w:r>
+        <w:t xml:space="preserve"> </w:t>
+      </w:r>
+      <w:r>
+        <w:t>Correctness</w:t>
+      </w:r>
+      <w:r>
+        <w:t>跌至</w:t>
+      </w:r>
+      <w:r>
+        <w:t>0.535</w:t>
+      </w:r>
+      <w:r>
+        <w:t>。这表明通用图检索所依赖的自底向上社区摘要</w:t>
+      </w:r>
+      <w:r>
+        <w:t>(Community</w:t>
+      </w:r>
+      <w:r>
+        <w:t xml:space="preserve"> </w:t>
+      </w:r>
+      <w:r>
+        <w:t>Summary)</w:t>
+      </w:r>
+      <w:r>
+        <w:t>机制，在面对严谨的企业合同文献时，极易将底层高密度的核心法律约束作为次要信息忽略或泛化，导致宏观总结偏离事实边界。而</w:t>
       </w:r>
       <w:r>
         <w:t>E-GraphRAG</w:t>
       </w:r>
       <w:r>
-        <w:t>在实现深度去噪（</w:t>
-      </w:r>
-      <w:proofErr w:type="spellStart"/>
-      <w:r>
-        <w:t>ContextPrecision</w:t>
-      </w:r>
-      <w:proofErr w:type="spellEnd"/>
-      <w:r>
-        <w:t>提升至</w:t>
-      </w:r>
-      <w:r>
-        <w:t>0.877</w:t>
-      </w:r>
-      <w:r>
-        <w:t>）的前提下，仍保持了</w:t>
-      </w:r>
-      <w:r>
-        <w:t>0.722</w:t>
-      </w:r>
-      <w:r>
-        <w:t>的准确率与</w:t>
-      </w:r>
-      <w:r>
-        <w:t>0.905</w:t>
-      </w:r>
-      <w:r>
-        <w:t>的忠实度。这表明</w:t>
-      </w:r>
-      <w:r>
-        <w:t>E-GraphRAG</w:t>
-      </w:r>
-      <w:r>
-        <w:t>并非简单地原样摘录文本，而是通过动态调度层执行了高阶的语义抽象转写，在未实质损害生成质量的前提下，成功将检索空间压缩至高置信度区间，验证了精细化检索对抑制粗放型噪声的实际工程价值。</w:t>
-      </w:r>
-    </w:p>
-    <w:p>
-      <w:pPr>
-        <w:ind w:firstLine="480"/>
-      </w:pPr>
-      <w:r>
-        <w:t>进入跨条款的结构关系推理任务，高忠实与高准确之间的逻辑博弈特征更为显著。</w:t>
-      </w:r>
-      <w:r>
-        <w:t>Naive RAG</w:t>
-      </w:r>
-      <w:r>
-        <w:t>由于严格复制了底层</w:t>
-      </w:r>
-      <w:r>
-        <w:t>Chunk</w:t>
-      </w:r>
-      <w:r>
-        <w:t>的字面表述，其</w:t>
-      </w:r>
-      <w:r>
-        <w:t>Faithfulness</w:t>
-      </w:r>
-      <w:r>
-        <w:t>达到了</w:t>
-      </w:r>
-      <w:r>
-        <w:t>0.784</w:t>
-      </w:r>
-      <w:r>
-        <w:t>，但由于缺乏显式拓扑路径，其</w:t>
-      </w:r>
-      <w:proofErr w:type="spellStart"/>
-      <w:r>
-        <w:t>AnswerCorrectness</w:t>
-      </w:r>
-      <w:proofErr w:type="spellEnd"/>
-      <w:r>
-        <w:t>暴跌至</w:t>
-      </w:r>
-      <w:r>
-        <w:t>0.524</w:t>
-      </w:r>
-      <w:r>
-        <w:t>。这印证了传统向量检索</w:t>
-      </w:r>
-      <w:r>
-        <w:t>“</w:t>
-      </w:r>
-      <w:r>
-        <w:t>虽能精准复述，却无法深度穿透</w:t>
-      </w:r>
-      <w:r>
-        <w:t>”</w:t>
-      </w:r>
-      <w:r>
-        <w:t>的底层瓶颈。与之形成对比的是，</w:t>
-      </w:r>
-      <w:proofErr w:type="spellStart"/>
-      <w:r>
-        <w:t>LightRAG</w:t>
-      </w:r>
-      <w:proofErr w:type="spellEnd"/>
-      <w:r>
-        <w:t>由于在无</w:t>
-      </w:r>
-      <w:r>
-        <w:t>Schema</w:t>
-      </w:r>
-      <w:r>
-        <w:t>约束下放任模型自由构建图谱，导致在面对强约束的法律语料时发生严重的路径断裂，其</w:t>
-      </w:r>
-      <w:proofErr w:type="spellStart"/>
-      <w:r>
-        <w:t>AnswerCorrectness</w:t>
-      </w:r>
-      <w:proofErr w:type="spellEnd"/>
-      <w:r>
-        <w:t>仅为</w:t>
-      </w:r>
-      <w:r>
-        <w:t>0.495</w:t>
-      </w:r>
-      <w:r>
-        <w:t>。而</w:t>
-      </w:r>
-      <w:r>
-        <w:t>E-GraphRAG</w:t>
-      </w:r>
-      <w:r>
-        <w:t>依托路径结构约束策略，实现了</w:t>
-      </w:r>
-      <w:r>
-        <w:t>0.564</w:t>
-      </w:r>
-      <w:r>
-        <w:t>的准确率同</w:t>
-      </w:r>
-      <w:r>
-        <w:t>0.691</w:t>
-      </w:r>
-      <w:r>
-        <w:t>的忠实度。尽管主动剪枝策略使其物理召回规模有所收敛，但由于</w:t>
-      </w:r>
-      <w:proofErr w:type="spellStart"/>
-      <w:r>
-        <w:t>EvidenceMatrixThreshold</w:t>
-      </w:r>
-      <w:proofErr w:type="spellEnd"/>
-      <w:r>
-        <w:t>的硬性证据对齐，系统有效克制了多跳推演中大模型的随机发散倾向，确保了推理链条的每一步均有据可查。</w:t>
-      </w:r>
-    </w:p>
-    <w:p>
-      <w:pPr>
-        <w:ind w:firstLine="480"/>
-      </w:pPr>
-      <w:r>
-        <w:t>值得重视的是，在考验全篇规章总结与潜在风险评估的全局语义整合任务中，原生</w:t>
-      </w:r>
-      <w:r>
-        <w:t>GraphRAG</w:t>
-      </w:r>
-      <w:r>
-        <w:t>暴露出明显的</w:t>
-      </w:r>
-      <w:r>
-        <w:t>“</w:t>
-      </w:r>
-      <w:r>
-        <w:t>语义坍缩</w:t>
-      </w:r>
-      <w:r>
-        <w:t>”</w:t>
-      </w:r>
-      <w:r>
-        <w:t>缺陷，其</w:t>
-      </w:r>
-      <w:proofErr w:type="spellStart"/>
-      <w:r>
-        <w:t>AnswerCorrectness</w:t>
-      </w:r>
-      <w:proofErr w:type="spellEnd"/>
-      <w:r>
-        <w:t>跌至</w:t>
-      </w:r>
-      <w:r>
-        <w:t>0.535</w:t>
-      </w:r>
-      <w:r>
-        <w:t>。这表明通用图检索所依赖的自底向上社区摘要</w:t>
-      </w:r>
-      <w:r>
-        <w:t>(</w:t>
-      </w:r>
-      <w:proofErr w:type="spellStart"/>
-      <w:r>
-        <w:t>CommunitySummary</w:t>
-      </w:r>
-      <w:proofErr w:type="spellEnd"/>
-      <w:r>
-        <w:t>)</w:t>
-      </w:r>
-      <w:r>
-        <w:t>机制，在面对严谨的企业合同文献时，极易将底层高密度的核心法律约束作为次要信息忽略或泛化，导致宏观总结偏离事实边界。而</w:t>
-      </w:r>
-      <w:r>
-        <w:t>E-GraphRAG</w:t>
-      </w:r>
-      <w:r>
         <w:t>在</w:t>
       </w:r>
-      <w:proofErr w:type="spellStart"/>
-      <w:r>
-        <w:t>AnswerCorrectness</w:t>
-      </w:r>
-      <w:proofErr w:type="spellEnd"/>
+      <w:r>
+        <w:t>Answer</w:t>
+      </w:r>
+      <w:r>
+        <w:t xml:space="preserve"> </w:t>
+      </w:r>
+      <w:r>
+        <w:t>Correctness</w:t>
+      </w:r>
       <w:r>
         <w:t>上取得了全场最优表现</w:t>
       </w:r>
@@ -33830,11 +33865,11 @@
         <w:t>0.938</w:t>
       </w:r>
       <w:r>
-        <w:t>。这直接验证了分层知识网络与规划驱</w:t>
+        <w:t>。这直接验证了分层知识网络与</w:t>
       </w:r>
       <w:r>
         <w:lastRenderedPageBreak/>
-        <w:t>动调度的协同价值：系统在提炼宏观主题时，能够通过跨层级的证据溯源映射链路强行约束大模型的生成边界，确保了宏观结论在复杂语义环境下的事实可靠性。</w:t>
+        <w:t>规划驱动调度的协同价值：系统在提炼宏观主题时，能够通过跨层级的证据溯源映射链路强行约束大模型的生成边界，确保了宏观结论在复杂语义环境下的事实可靠性。</w:t>
       </w:r>
     </w:p>
     <w:p>
@@ -33862,6 +33897,7 @@
         <w:pStyle w:val="3"/>
         <w:spacing w:before="120" w:after="120"/>
       </w:pPr>
+      <w:bookmarkStart w:id="110" w:name="_Toc229818776"/>
       <w:r>
         <w:t>回答相关性与语义表达一致性</w:t>
       </w:r>
@@ -34074,7 +34110,11 @@
         <w:t>(0.703)</w:t>
       </w:r>
       <w:r>
-        <w:t>；在全局语义整合任务中，这一趋势更为激进，</w:t>
+        <w:t>；</w:t>
+      </w:r>
+      <w:r>
+        <w:lastRenderedPageBreak/>
+        <w:t>在全局语义整合任务中，这一趋势更为激进，</w:t>
       </w:r>
       <w:r>
         <w:t>E-GraphRAG</w:t>
@@ -34112,7 +34152,6 @@
         <w:ind w:firstLine="480"/>
       </w:pPr>
       <w:r>
-        <w:lastRenderedPageBreak/>
         <w:t>针对上述技术反差，结合</w:t>
       </w:r>
       <w:r>
@@ -34230,7 +34269,7 @@
         <w:pStyle w:val="3"/>
         <w:spacing w:before="120" w:after="120"/>
       </w:pPr>
-      <w:bookmarkStart w:id="111" w:name="_Toc229577984"/>
+      <w:bookmarkStart w:id="111" w:name="_Toc229818777"/>
       <w:r>
         <w:t>综合评价与场景适应性总结</w:t>
       </w:r>
@@ -34391,21 +34430,22 @@
       </w:r>
       <w:proofErr w:type="spellEnd"/>
       <w:r>
-        <w:t>与交织补检机制主动执行逻辑剪枝的工程结果。在严肃的企业审计、法务风险穿透等高容错极差的业务场景中，用户对信息可靠性的诉求远高于对发散性推测的容忍。</w:t>
+        <w:t>与交织补检机制</w:t>
+      </w:r>
+      <w:r>
+        <w:lastRenderedPageBreak/>
+        <w:t>主动执行逻辑剪枝的工程结果。在严肃的企业审计、法务风险穿透等高容错极差的业务场景中，用户对信息可靠性的诉求远高于对发散性推测的容忍。</w:t>
       </w:r>
       <w:r>
         <w:t>E-GraphRAG</w:t>
       </w:r>
-      <w:proofErr w:type="gramStart"/>
-      <w:r>
-        <w:lastRenderedPageBreak/>
+      <w:r>
         <w:t>通过严格的证据对齐</w:t>
       </w:r>
       <w:r>
         <w:t>(</w:t>
       </w:r>
       <w:proofErr w:type="spellStart"/>
-      <w:proofErr w:type="gramEnd"/>
       <w:r>
         <w:t>EvidenceMatrixThreshold</w:t>
       </w:r>
@@ -34448,7 +34488,13 @@
         <w:ind w:firstLine="480"/>
       </w:pPr>
       <w:r>
-        <w:t>总体而言，对比</w:t>
+        <w:rPr>
+          <w:rFonts w:hint="eastAsia"/>
+        </w:rPr>
+        <w:t>由此可见</w:t>
+      </w:r>
+      <w:r>
+        <w:t>，对比</w:t>
       </w:r>
       <w:proofErr w:type="spellStart"/>
       <w:r>
@@ -36956,7 +37002,6 @@
               <w:rPr>
                 <w:bdr w:val="none" w:sz="0" w:space="0" w:color="auto" w:frame="1"/>
               </w:rPr>
-              <w:lastRenderedPageBreak/>
               <w:t>E-GraphRAG</w:t>
             </w:r>
           </w:p>
@@ -37744,48 +37789,10 @@
     </w:p>
     <w:p>
       <w:pPr>
-        <w:ind w:firstLine="480"/>
-      </w:pPr>
-      <w:r>
-        <w:rPr>
-          <w:rFonts w:hint="eastAsia"/>
-        </w:rPr>
-        <w:t>由此可见</w:t>
-      </w:r>
-      <w:r>
-        <w:t>，</w:t>
-      </w:r>
-      <w:r>
-        <w:t>E-GraphRAG</w:t>
-      </w:r>
-      <w:r>
-        <w:t>通过在检索广度与逻辑深度上的协同优化，展现了</w:t>
-      </w:r>
-      <w:r>
-        <w:rPr>
-          <w:rFonts w:hint="eastAsia"/>
-        </w:rPr>
-        <w:t>较</w:t>
-      </w:r>
-      <w:r>
-        <w:t>强的</w:t>
-      </w:r>
-      <w:r>
-        <w:rPr>
-          <w:rFonts w:hint="eastAsia"/>
-        </w:rPr>
-        <w:t>企业知识检索</w:t>
-      </w:r>
-      <w:r>
-        <w:t>场景适应性。无论是在需要极端精确性的条款核查任务，还是在需要宏观视野的全局总结场景中，该方法均能提供稳健且专业的性能支撑，切实发挥了其作为专家级知识合作伙伴的核心效能，为企业数字化转型的知识内化阶段提供了可靠的技术路径。</w:t>
-      </w:r>
-    </w:p>
-    <w:p>
-      <w:pPr>
         <w:pStyle w:val="2"/>
         <w:spacing w:before="120" w:after="120"/>
       </w:pPr>
-      <w:bookmarkStart w:id="112" w:name="_Toc229577985"/>
+      <w:bookmarkStart w:id="112" w:name="_Toc229818778"/>
       <w:r>
         <w:t>基于真实业务场景的案例分析</w:t>
       </w:r>
@@ -37896,7 +37903,7 @@
         <w:pStyle w:val="3"/>
         <w:spacing w:before="120" w:after="120"/>
       </w:pPr>
-      <w:bookmarkStart w:id="113" w:name="_Toc229577986"/>
+      <w:bookmarkStart w:id="113" w:name="_Toc229818779"/>
       <w:r>
         <w:t>评价机制设计同多元画像体系构建</w:t>
       </w:r>
@@ -37921,8 +37928,11 @@
         <w:ind w:firstLine="480"/>
       </w:pPr>
       <w:r>
+        <w:t>量化测度准则的确立同样遵循了企业级检索质量模型。本研究设定了事实准确度、证据可追溯性同逻辑连贯性三项核心指标。事实准确度主要衡量系统对合同关键数值、日期及主体定义的精准召回；证据可追溯性关注图结构节点向原始文本块</w:t>
+      </w:r>
+      <w:r>
         <w:lastRenderedPageBreak/>
-        <w:t>量化测度准则的确立同样遵循了企业级检索质量模型。本研究设定了事实准确度、证据可追溯性同逻辑连贯性三项核心指标。事实准确度主要衡量系统对合同关键数值、日期及主体定义的精准召回；证据可追溯性关注图结构节点向原始文本块（</w:t>
+        <w:t>（</w:t>
       </w:r>
       <w:r>
         <w:t>Chunks</w:t>
@@ -37992,7 +38002,7 @@
         <w:pStyle w:val="3"/>
         <w:spacing w:before="120" w:after="120"/>
       </w:pPr>
-      <w:bookmarkStart w:id="114" w:name="_Toc229577987"/>
+      <w:bookmarkStart w:id="114" w:name="_Toc229818780"/>
       <w:r>
         <w:t>单条款业务问题</w:t>
       </w:r>
@@ -38467,7 +38477,6 @@
         <w:rPr>
           <w:rFonts w:hint="eastAsia"/>
         </w:rPr>
-        <w:lastRenderedPageBreak/>
         <w:t>根据以上检索得到的内容，系统生成回答：</w:t>
       </w:r>
     </w:p>
@@ -38500,7 +38509,16 @@
                 <w:i/>
                 <w:iCs/>
               </w:rPr>
-              <w:t>If the supplier fails to deliver the products on time, the breach of contract may include liquidated damages, compensation for actual losses, or other specific compensation mechanisms.</w:t>
+              <w:t xml:space="preserve">If the supplier fails to deliver the products on time, the breach of contract may include liquidated damages, compensation for actual losses, or other specific </w:t>
+            </w:r>
+            <w:r>
+              <w:rPr>
+                <w:rFonts w:cs="Times New Roman"/>
+                <w:i/>
+                <w:iCs/>
+              </w:rPr>
+              <w:lastRenderedPageBreak/>
+              <w:t>compensation mechanisms.</w:t>
             </w:r>
           </w:p>
         </w:tc>
@@ -38511,6 +38529,7 @@
         <w:ind w:firstLine="480"/>
       </w:pPr>
       <w:r>
+        <w:lastRenderedPageBreak/>
         <w:t>其中在最相关文档</w:t>
       </w:r>
       <w:r>
@@ -39141,22 +39160,25 @@
         <w:pStyle w:val="3"/>
         <w:spacing w:before="120" w:after="120"/>
       </w:pPr>
-      <w:bookmarkStart w:id="115" w:name="_Toc229577988"/>
+      <w:bookmarkStart w:id="115" w:name="_Toc229818781"/>
+      <w:r>
+        <w:t>条款解释型问题</w:t>
+      </w:r>
+      <w:bookmarkEnd w:id="115"/>
+    </w:p>
+    <w:p>
+      <w:pPr>
+        <w:ind w:firstLine="480"/>
+        <w:rPr>
+          <w:rStyle w:val="bzpyqfadein"/>
+        </w:rPr>
+      </w:pPr>
+      <w:r>
+        <w:t>在企业合同管理实务中，部分查询需求超越了对孤立条款的定位，转而要求系统对条款内涵执行深度解释，并结合合同整体语义环境执行风险研判。这类任务的复杂性在于，保密义务或责任限制等核心条款通常并非独立存在，而是散步于定义章、义务章及救济章等多个维度。回答此类问题要求系统具备跨段落的语义整合能</w:t>
+      </w:r>
       <w:r>
         <w:lastRenderedPageBreak/>
-        <w:t>条款解释型问题</w:t>
-      </w:r>
-      <w:bookmarkEnd w:id="115"/>
-    </w:p>
-    <w:p>
-      <w:pPr>
-        <w:ind w:firstLine="480"/>
-        <w:rPr>
-          <w:rStyle w:val="bzpyqfadein"/>
-        </w:rPr>
-      </w:pPr>
-      <w:r>
-        <w:t>在企业合同管理实务中，部分查询需求超越了对孤立条款的定位，转而要求系统对条款内涵执行深度解释，并结合合同整体语义环境执行风险研判。这类任务的复杂性在于，保密义务或责任限制等核心条款通常并非独立存在，而是散步于定义章、义务章及救济章等多个维度。回答此类问题要求系统具备跨段落的语义整合能力，从而形成具备宏观视野的解释结论。</w:t>
+        <w:t>力，从而形成具备宏观视野的解释结论。</w:t>
       </w:r>
       <w:r>
         <w:rPr>
@@ -39643,7 +39665,6 @@
               <w:rPr>
                 <w:rStyle w:val="bzpyqfadein"/>
               </w:rPr>
-              <w:lastRenderedPageBreak/>
               <w:t>AzulSa_20170303_F-1A_EX-10.3_9943903_EX-10.3_Maintenance Agreement1</w:t>
             </w:r>
           </w:p>
@@ -39744,6 +39765,7 @@
                 <w:i/>
                 <w:iCs/>
               </w:rPr>
+              <w:lastRenderedPageBreak/>
               <w:t>Based on the comprehensive retrieval results, the confidentiality clauses typically encompass the following requirements: defining the scope of confidential information, limiting the purpose of information usage, establishing strict exceptions for disclosure, mandating the return or destruction of information with written certification upon termination, and requiring adequate security measures. Additionally, several contracts specify that breaches of confidentiality may trigger injunctive relief or fall outside general liability limitations. These stipulations demonstrate a high sensitivity to data leakage risks and an intent to strictly govern disclosure through multi-layered constraints.</w:t>
             </w:r>
           </w:p>
@@ -40317,19 +40339,22 @@
         <w:pStyle w:val="3"/>
         <w:spacing w:before="120" w:after="120"/>
       </w:pPr>
-      <w:bookmarkStart w:id="116" w:name="_Toc229577989"/>
+      <w:bookmarkStart w:id="116" w:name="_Toc229818782"/>
+      <w:r>
+        <w:t>多条款联动问题</w:t>
+      </w:r>
+      <w:bookmarkEnd w:id="116"/>
+    </w:p>
+    <w:p>
+      <w:pPr>
+        <w:ind w:firstLine="480"/>
+      </w:pPr>
+      <w:r>
+        <w:t>在企业合同管理实践中，多条款联动任务代表了检索系统处理复杂决策支持的高阶需求。当合同触发提前终止或违约行为时，终止条款、付款义务同违约责任之间往往形成交织的依赖结构。这类任务的逻辑难点在于结论并非源于单一事实的堆叠，而是取决于条款间的交互作用。回答此类问题要求系统不仅能够准确定位散布</w:t>
+      </w:r>
       <w:r>
         <w:lastRenderedPageBreak/>
-        <w:t>多条款联动问题</w:t>
-      </w:r>
-      <w:bookmarkEnd w:id="116"/>
-    </w:p>
-    <w:p>
-      <w:pPr>
-        <w:ind w:firstLine="480"/>
-      </w:pPr>
-      <w:r>
-        <w:t>在企业合同管理实践中，多条款联动任务代表了检索系统处理复杂决策支持的高阶需求。当合同触发提前终止或违约行为时，终止条款、付款义务同违约责任之间往往形成交织的依赖结构。这类任务的逻辑难点在于结论并非源于单一事实的堆叠，而是取决于条款间的交互作用。回答此类问题要求系统不仅能够准确定位散布于不同章节的条款，还需解析其内部的依赖路径，从而为整体责任划分提供逻辑依据。</w:t>
+        <w:t>于不同章节的条款，还需解析其内部的依赖路径，从而为整体责任划分提供逻辑依据。</w:t>
       </w:r>
     </w:p>
     <w:p>
@@ -40825,7 +40850,6 @@
         <w:ind w:firstLine="480"/>
       </w:pPr>
       <w:r>
-        <w:lastRenderedPageBreak/>
         <w:t>系统基于上述跨文档、跨章节证据生成的综合回答（</w:t>
       </w:r>
       <w:r>
@@ -40870,7 +40894,16 @@
                 <w:i/>
                 <w:iCs/>
               </w:rPr>
-              <w:t>Comprehensive retrieval results indicate that early termination of a contract typically does not automatically extinguish existing payment obligations. Most contracts require payment of fees incurred or non-cancelable up to the effective termination date and necessitate settlement for services performed or work completed prior to termination. Furthermore, some contracts mandate that vendors provide transition or migration services post-termination to ensure business continuity. If termination is triggered by a breach, the non-defaulting party is generally entitled to refunds, liquidated damages, or compensatory damages. Therefore, significant linkages exist between termination, payment, and breach clauses: the cause of termination directly dictates the scope of payment and liability.</w:t>
+              <w:t xml:space="preserve">Comprehensive retrieval results indicate that early termination of a contract typically does not automatically extinguish existing payment obligations. Most contracts require payment of fees incurred or non-cancelable up to the effective termination date and necessitate settlement for services performed or work completed prior to </w:t>
+            </w:r>
+            <w:r>
+              <w:rPr>
+                <w:rFonts w:cs="Times New Roman"/>
+                <w:i/>
+                <w:iCs/>
+              </w:rPr>
+              <w:lastRenderedPageBreak/>
+              <w:t>termination. Furthermore, some contracts mandate that vendors provide transition or migration services post-termination to ensure business continuity. If termination is triggered by a breach, the non-defaulting party is generally entitled to refunds, liquidated damages, or compensatory damages. Therefore, significant linkages exist between termination, payment, and breach clauses: the cause of termination directly dictates the scope of payment and liability.</w:t>
             </w:r>
           </w:p>
         </w:tc>
@@ -40887,6 +40920,7 @@
         <w:rPr>
           <w:rStyle w:val="bzpyqfadein"/>
         </w:rPr>
+        <w:lastRenderedPageBreak/>
         <w:t>从该案例可以看出，在多条款联动问题中，仅依赖单一条款信息难以完整回答企业决策问题。</w:t>
       </w:r>
       <w:r>
@@ -41250,11 +41284,7 @@
         <w:t>E-GraphRAG</w:t>
       </w:r>
       <w:r>
-        <w:t>通过在知识图中组织终止、付款及违约责任等多重条款间的结构关系，致使系统能够在检索阶段同步定位相关证据，并在回答生成阶段准确表达这些条款间的相互影响。这种结构化分</w:t>
-      </w:r>
-      <w:r>
-        <w:lastRenderedPageBreak/>
-        <w:t>析能力能够更有效地支持企业在合同终止处理、违约定损及责任评估等复杂场景中的决策诉求。归结而言，通过将零散事实转化为拓扑关联的知识网，系统显著提升了处理高阶逻辑问题的可靠性。</w:t>
+        <w:t>通过在知识图中组织终止、付款及违约责任等多重条款间的结构关系，致使系统能够在检索阶段同步定位相关证据，并在回答生成阶段准确表达这些条款间的相互影响。这种结构化分析能力能够更有效地支持企业在合同终止处理、违约定损及责任评估等复杂场景中的决策诉求。归结而言，通过将零散事实转化为拓扑关联的知识网，系统显著提升了处理高阶逻辑问题的可靠性。</w:t>
       </w:r>
     </w:p>
     <w:p>
@@ -41265,11 +41295,12 @@
           <w:rStyle w:val="bzpyqfadein"/>
         </w:rPr>
       </w:pPr>
-      <w:bookmarkStart w:id="117" w:name="_Toc229577990"/>
+      <w:bookmarkStart w:id="117" w:name="_Toc229818783"/>
       <w:r>
         <w:rPr>
           <w:rStyle w:val="bzpyqfadein"/>
         </w:rPr>
+        <w:lastRenderedPageBreak/>
         <w:t>合同风险审查</w:t>
       </w:r>
       <w:bookmarkEnd w:id="117"/>
@@ -41683,7 +41714,6 @@
         <w:rPr>
           <w:rStyle w:val="bzpyqfadein"/>
         </w:rPr>
-        <w:lastRenderedPageBreak/>
         <w:t>表</w:t>
       </w:r>
       <w:r>
@@ -41815,7 +41845,11 @@
               <w:pStyle w:val="ad"/>
             </w:pPr>
             <w:r>
-              <w:t>Section 10.12(b)</w:t>
+              <w:t xml:space="preserve">Section </w:t>
+            </w:r>
+            <w:r>
+              <w:lastRenderedPageBreak/>
+              <w:t>10.12(b)</w:t>
             </w:r>
           </w:p>
         </w:tc>
@@ -41830,6 +41864,7 @@
             </w:pPr>
             <w:proofErr w:type="spellStart"/>
             <w:r>
+              <w:lastRenderedPageBreak/>
               <w:t>dispute_resolved_in</w:t>
             </w:r>
             <w:proofErr w:type="spellEnd"/>
@@ -42185,9 +42220,6 @@
               <w:bottom w:val="single" w:sz="6" w:space="0" w:color="auto"/>
             </w:tcBorders>
             <w:tcMar>
-              <w:top w:w="240" w:type="dxa"/>
-              <w:left w:w="0" w:type="dxa"/>
-              <w:bottom w:w="240" w:type="dxa"/>
               <w:right w:w="180" w:type="dxa"/>
             </w:tcMar>
             <w:vAlign w:val="center"/>
@@ -42209,9 +42241,6 @@
               <w:bottom w:val="single" w:sz="6" w:space="0" w:color="auto"/>
             </w:tcBorders>
             <w:tcMar>
-              <w:top w:w="240" w:type="dxa"/>
-              <w:left w:w="0" w:type="dxa"/>
-              <w:bottom w:w="240" w:type="dxa"/>
               <w:right w:w="180" w:type="dxa"/>
             </w:tcMar>
             <w:vAlign w:val="center"/>
@@ -42233,9 +42262,6 @@
               <w:bottom w:val="single" w:sz="6" w:space="0" w:color="auto"/>
             </w:tcBorders>
             <w:tcMar>
-              <w:top w:w="240" w:type="dxa"/>
-              <w:left w:w="0" w:type="dxa"/>
-              <w:bottom w:w="240" w:type="dxa"/>
               <w:right w:w="0" w:type="dxa"/>
             </w:tcMar>
             <w:vAlign w:val="center"/>
@@ -42258,9 +42284,6 @@
           <w:tcPr>
             <w:tcW w:w="1828" w:type="dxa"/>
             <w:tcMar>
-              <w:top w:w="240" w:type="dxa"/>
-              <w:left w:w="0" w:type="dxa"/>
-              <w:bottom w:w="240" w:type="dxa"/>
               <w:right w:w="180" w:type="dxa"/>
             </w:tcMar>
             <w:vAlign w:val="center"/>
@@ -42287,9 +42310,6 @@
           <w:tcPr>
             <w:tcW w:w="2096" w:type="dxa"/>
             <w:tcMar>
-              <w:top w:w="240" w:type="dxa"/>
-              <w:left w:w="0" w:type="dxa"/>
-              <w:bottom w:w="240" w:type="dxa"/>
               <w:right w:w="180" w:type="dxa"/>
             </w:tcMar>
             <w:vAlign w:val="center"/>
@@ -42307,9 +42327,6 @@
           <w:tcPr>
             <w:tcW w:w="4633" w:type="dxa"/>
             <w:tcMar>
-              <w:top w:w="240" w:type="dxa"/>
-              <w:left w:w="0" w:type="dxa"/>
-              <w:bottom w:w="240" w:type="dxa"/>
               <w:right w:w="0" w:type="dxa"/>
             </w:tcMar>
             <w:vAlign w:val="center"/>
@@ -42322,7 +42339,6 @@
               <w:t>系统表现出了极佳的全局整合能力。它不仅识别了</w:t>
             </w:r>
             <w:r>
-              <w:lastRenderedPageBreak/>
               <w:t>“</w:t>
             </w:r>
             <w:r>
@@ -42357,9 +42373,6 @@
           <w:tcPr>
             <w:tcW w:w="1828" w:type="dxa"/>
             <w:tcMar>
-              <w:top w:w="240" w:type="dxa"/>
-              <w:left w:w="0" w:type="dxa"/>
-              <w:bottom w:w="240" w:type="dxa"/>
               <w:right w:w="180" w:type="dxa"/>
             </w:tcMar>
             <w:vAlign w:val="center"/>
@@ -42369,7 +42382,6 @@
               <w:pStyle w:val="ad"/>
             </w:pPr>
             <w:r>
-              <w:lastRenderedPageBreak/>
               <w:t>画像</w:t>
             </w:r>
             <w:r>
@@ -42387,9 +42399,6 @@
           <w:tcPr>
             <w:tcW w:w="2096" w:type="dxa"/>
             <w:tcMar>
-              <w:top w:w="240" w:type="dxa"/>
-              <w:left w:w="0" w:type="dxa"/>
-              <w:bottom w:w="240" w:type="dxa"/>
               <w:right w:w="180" w:type="dxa"/>
             </w:tcMar>
             <w:vAlign w:val="center"/>
@@ -42407,9 +42416,6 @@
           <w:tcPr>
             <w:tcW w:w="4633" w:type="dxa"/>
             <w:tcMar>
-              <w:top w:w="240" w:type="dxa"/>
-              <w:left w:w="0" w:type="dxa"/>
-              <w:bottom w:w="240" w:type="dxa"/>
               <w:right w:w="0" w:type="dxa"/>
             </w:tcMar>
             <w:vAlign w:val="center"/>
@@ -42419,7 +42425,11 @@
               <w:pStyle w:val="ad"/>
             </w:pPr>
             <w:r>
-              <w:t>摘要非常凝练，回答直接点出了争议解决、赔偿和信息安全三个重点，能够帮助管理者快速把握合同的风险画像，而非迷失在繁琐的条款文字中。</w:t>
+              <w:t>摘要非常凝练，回答直接点出了争议解决、赔偿和</w:t>
+            </w:r>
+            <w:r>
+              <w:lastRenderedPageBreak/>
+              <w:t>信息安全三个重点，能够帮助管理者快速把握合同的风险画像，而非迷失在繁琐的条款文字中。</w:t>
             </w:r>
           </w:p>
         </w:tc>
@@ -42435,9 +42445,6 @@
               <w:bottom w:val="single" w:sz="6" w:space="0" w:color="auto"/>
             </w:tcBorders>
             <w:tcMar>
-              <w:top w:w="240" w:type="dxa"/>
-              <w:left w:w="0" w:type="dxa"/>
-              <w:bottom w:w="240" w:type="dxa"/>
               <w:right w:w="180" w:type="dxa"/>
             </w:tcMar>
             <w:vAlign w:val="center"/>
@@ -42447,6 +42454,7 @@
               <w:pStyle w:val="ad"/>
             </w:pPr>
             <w:r>
+              <w:lastRenderedPageBreak/>
               <w:t>画像</w:t>
             </w:r>
             <w:r>
@@ -42467,9 +42475,6 @@
               <w:bottom w:val="single" w:sz="6" w:space="0" w:color="auto"/>
             </w:tcBorders>
             <w:tcMar>
-              <w:top w:w="240" w:type="dxa"/>
-              <w:left w:w="0" w:type="dxa"/>
-              <w:bottom w:w="240" w:type="dxa"/>
               <w:right w:w="180" w:type="dxa"/>
             </w:tcMar>
             <w:vAlign w:val="center"/>
@@ -42490,9 +42495,6 @@
               <w:bottom w:val="single" w:sz="6" w:space="0" w:color="auto"/>
             </w:tcBorders>
             <w:tcMar>
-              <w:top w:w="240" w:type="dxa"/>
-              <w:left w:w="0" w:type="dxa"/>
-              <w:bottom w:w="240" w:type="dxa"/>
               <w:right w:w="0" w:type="dxa"/>
             </w:tcMar>
             <w:vAlign w:val="center"/>
@@ -42533,7 +42535,7 @@
         <w:pStyle w:val="2"/>
         <w:spacing w:before="120" w:after="120"/>
       </w:pPr>
-      <w:bookmarkStart w:id="118" w:name="_Toc229577991"/>
+      <w:bookmarkStart w:id="118" w:name="_Toc229818784"/>
       <w:r>
         <w:rPr>
           <w:rFonts w:hint="eastAsia"/>
@@ -42552,13 +42554,13 @@
         <w:ind w:firstLine="480"/>
       </w:pPr>
       <w:r>
-        <w:t>通过对四类典型业务场景的实证，本研究揭示了</w:t>
+        <w:t>通过对四类典型业务场景的案例实证同量化对比，本研究系统揭示了</w:t>
       </w:r>
       <w:r>
         <w:t>E-GraphRAG</w:t>
       </w:r>
       <w:r>
-        <w:t>在合同检索中的应用效能。在事实定位层面，系统能够精准识别条款内容并建立起局部事实同约束性条款间的逻辑关联；在条款解释同联动任务中，其利用图拓扑路径识别出违约责任间的依赖结构，致使检索产出具备结构化深度；在风险审查层面，社区级语义结构支撑了对全局风险模式的自动聚类，实现了由片段检索向宏观风险识别的跨越。</w:t>
+        <w:t>在企业合同检索与智能问答中的实际效能。在单条款业务问题场景下，系统展现出较强的结构噪声控制能力，有效过滤了冗余上下文的干扰，保障了具体条款事实的精准定位；在条款解释型问题同多条款联动问题场景下，系统利用路径拓扑约束与硬性阈值执行了严谨的证据消解，有效阻断了长程伪关系的蔓延，保障了多跳责任推演中逻辑链条的连贯与完整；在合同风险审查场景下，分层网络架构缓解了通用社区摘要的语义坍缩缺陷，实现了宏观风险模式提炼与底层事实对应链路的稳定对齐。</w:t>
       </w:r>
     </w:p>
     <w:p>
@@ -42566,17 +42568,41 @@
         <w:ind w:firstLine="480"/>
       </w:pPr>
       <w:r>
-        <w:t>多元画像评价主体的反馈证实了该体系的有效性，合规专家、行政人员同法律学生给出的评分表明，系统在事实准确度同逻辑连贯性维度均达到较高业务标准。归结而言，由于实现了局部事实、结构关系同全局语义的协同，</w:t>
+        <w:t>多元画像评价主体的反馈进一步证实了该技术体系的有效性，合规专家、行政人员同法律学生给出的评分同量化指标高度呼应，表明系统在上下文精确度</w:t>
+      </w:r>
+      <w:r>
+        <w:t>(</w:t>
+      </w:r>
+      <w:proofErr w:type="spellStart"/>
+      <w:r>
+        <w:t>ContextPrecision</w:t>
+      </w:r>
+      <w:proofErr w:type="spellEnd"/>
+      <w:r>
+        <w:t>)</w:t>
+      </w:r>
+      <w:r>
+        <w:t>同语义相似度</w:t>
+      </w:r>
+      <w:r>
+        <w:t>(</w:t>
+      </w:r>
+      <w:proofErr w:type="spellStart"/>
+      <w:r>
+        <w:t>SemanticSimilarity</w:t>
+      </w:r>
+      <w:proofErr w:type="spellEnd"/>
+      <w:r>
+        <w:t>)</w:t>
+      </w:r>
+      <w:r>
+        <w:t>维度均表现出较好的鲁棒性。归结而言，由于实现了分层索引同规划调度的动态协同，</w:t>
       </w:r>
       <w:r>
         <w:t>E-GraphRAG</w:t>
       </w:r>
       <w:r>
-        <w:t>不仅</w:t>
-      </w:r>
-      <w:r>
-        <w:lastRenderedPageBreak/>
-        <w:t>能定位微观信息，更具备理解复杂逻辑并形成宏观解释的能力。实证结果论证了所提框架在企业知识检索场景下的应用潜力，为解决业务咨询中的检索幻觉提供了可行路径。</w:t>
+        <w:t>的核心工程价值在于精细化剥离底层结构噪声，换取了高置信度的事实收敛与高鲁棒性的稳定检索输出。实证结果论证了所提框架在严肃低容错场景下的落地潜力，为缓解企业级知识服务中的检索幻觉与噪声泛滥提供了可行路径。</w:t>
       </w:r>
     </w:p>
     <w:p>
@@ -42599,7 +42625,7 @@
         <w:pStyle w:val="1"/>
         <w:spacing w:before="120" w:after="120"/>
       </w:pPr>
-      <w:bookmarkStart w:id="119" w:name="_Toc229577992"/>
+      <w:bookmarkStart w:id="119" w:name="_Toc229818785"/>
       <w:r>
         <w:lastRenderedPageBreak/>
         <w:t>结论与展望</w:t>
@@ -42631,7 +42657,7 @@
         <w:pStyle w:val="2"/>
         <w:spacing w:before="120" w:after="120"/>
       </w:pPr>
-      <w:bookmarkStart w:id="120" w:name="_Toc229577993"/>
+      <w:bookmarkStart w:id="120" w:name="_Toc229818786"/>
       <w:r>
         <w:rPr>
           <w:rFonts w:hint="eastAsia"/>
@@ -42648,13 +42674,13 @@
         <w:ind w:firstLine="480"/>
       </w:pPr>
       <w:r>
-        <w:t>本文围绕企业知识检索中的知识组织与智能检索问题展开研究。之所以选择这一问题，是因为企业知识并不像通用文本那样以松散的信息片段存在，而是大量沉淀在合同、制度、项目文档等结构复杂、语义层次丰富的资料中。在这类文档里，关键知识往往并不直接体现为单一关键词，而是分散在条款、实体、属性及其相互关系之中。传统基于关键词匹配或向量相似度的检索方法，虽然能够在一定程度上完成相关内容召回，但面对企业场景中普遍存在的约束关系、多跳关联和跨段落语义整合需求时，往往难以给出结构清晰、证据充分的回答。基于这一现实背景，本文以</w:t>
+        <w:t>本文围绕企业知识检索中的知识组织与智能检索问题展开研究。之所以选择这一问题，是因为企业知识大量沉淀在合同、制度、项目文档等结构复杂、语义层次丰富的资料中。传统基于关键词匹配或向量相似度的检索方法，在面对企业场景中普遍存在的约束关系与多跳关联时，易陷入带噪拼凑的工程瓶颈。基于这一现实背景，本文以</w:t>
       </w:r>
       <w:r>
         <w:t>GraphRAG</w:t>
       </w:r>
       <w:r>
-        <w:t>为基础，结合企业文档自身的语义结构特征，尝试构建一种更适合企业知识检索任务的应用框架，即</w:t>
+        <w:t>为基础，结合企业文档自身的语义结构特征，构建了一种更适合企业知识检索任务的收敛型应用框架，即</w:t>
       </w:r>
       <w:r>
         <w:t>E-GraphRAG</w:t>
@@ -42668,7 +42694,91 @@
         <w:ind w:firstLine="480"/>
       </w:pPr>
       <w:r>
-        <w:t>企业知识既包含细粒度的事实与属性信息，也包含实体之间的业务联系，还承载着更高层次的主题概括与语义聚合。如果只依赖单一层次的知识表示方式，往往难以同时兼顾局部定位与全局理解。因此，本文在框架设计中引入了分层图结构的思想，构建了由属性层、实体层、关键词层和社区层共同组成的企业知识组织机制。其中，属性层承担对实体细节的补充描述，实体层负责刻画文档中的核心关系网络，关键词层用于抽取和表达局部语义主题，社区层则进一步实现宏观层面的知识聚类与语义组织。通过这样的层次化设计，企业文档中的多粒度语义信息得以在统一图结构中被表达出来，从而使系统既能回答具体事实性问题，也能支撑更复杂的关系分析与主题归纳。</w:t>
+        <w:t>针对通用图谱构建机制在企业语料下实体抽取不可控、计算成本较高以及底层证据易丢失等缺陷，本文引入了分层图结构的思想，构建了由属性层、实体层、关键词层和社区层共同组成的企业知识组织机制。通过引入人工预设的强</w:t>
+      </w:r>
+      <w:r>
+        <w:t>Schema</w:t>
+      </w:r>
+      <w:r>
+        <w:t>约束执行实体语义归一化，实现了高层拓扑的有效收敛与底层证据的高密度挂载。实验表明，该机制将图谱平均度</w:t>
+      </w:r>
+      <w:r>
+        <w:t>(Average</w:t>
+      </w:r>
+      <w:r>
+        <w:t xml:space="preserve"> </w:t>
+      </w:r>
+      <w:r>
+        <w:t>Degree)</w:t>
+      </w:r>
+      <w:r>
+        <w:t>从</w:t>
+      </w:r>
+      <w:r>
+        <w:t>2.40</w:t>
+      </w:r>
+      <w:r>
+        <w:t>提升至</w:t>
+      </w:r>
+      <w:r>
+        <w:t>3.37</w:t>
+      </w:r>
+      <w:r>
+        <w:t>，关系类型数量从</w:t>
+      </w:r>
+      <w:r>
+        <w:t>1061</w:t>
+      </w:r>
+      <w:r>
+        <w:t>增至</w:t>
+      </w:r>
+      <w:r>
+        <w:t>6022</w:t>
+      </w:r>
+      <w:r>
+        <w:t>；更重要的是在局部事实检索中建立了噪声控制屏障，将背景噪声比例从</w:t>
+      </w:r>
+      <w:r>
+        <w:t>35.6%</w:t>
+      </w:r>
+      <w:r>
+        <w:t>压低至</w:t>
+      </w:r>
+      <w:r>
+        <w:t>12.3%</w:t>
+      </w:r>
+      <w:r>
+        <w:t>，确保了基础知识资产供给的纯净度；同时，单位节点的</w:t>
+      </w:r>
+      <w:r>
+        <w:t>Token</w:t>
+      </w:r>
+      <w:r>
+        <w:t>消耗</w:t>
+      </w:r>
+      <w:r>
+        <w:t>(Token/node)</w:t>
+      </w:r>
+      <w:r>
+        <w:t>从原生</w:t>
+      </w:r>
+      <w:r>
+        <w:t>GraphRAG</w:t>
+      </w:r>
+      <w:r>
+        <w:t>的约</w:t>
+      </w:r>
+      <w:r>
+        <w:t>646</w:t>
+      </w:r>
+      <w:r>
+        <w:t>降低至约</w:t>
+      </w:r>
+      <w:r>
+        <w:t>169</w:t>
+      </w:r>
+      <w:r>
+        <w:t>，优化了图谱构建效益。</w:t>
       </w:r>
     </w:p>
     <w:p>
@@ -42676,111 +42786,53 @@
         <w:ind w:firstLine="480"/>
       </w:pPr>
       <w:r>
-        <w:t>在解决</w:t>
+        <w:t>在解决知识如何组织之后，本文在检索阶段引入了规划驱动的调度机制，将固定的社区级检索重构为包含</w:t>
       </w:r>
       <w:r>
         <w:t>“</w:t>
       </w:r>
       <w:r>
-        <w:t>知识如何组织</w:t>
+        <w:t>意图解构</w:t>
+      </w:r>
+      <w:r>
+        <w:t>—</w:t>
+      </w:r>
+      <w:r>
+        <w:t>路由绑定</w:t>
+      </w:r>
+      <w:r>
+        <w:t>—</w:t>
+      </w:r>
+      <w:r>
+        <w:t>多粒度召回</w:t>
+      </w:r>
+      <w:r>
+        <w:t>—</w:t>
+      </w:r>
+      <w:r>
+        <w:t>反馈消解</w:t>
       </w:r>
       <w:r>
         <w:t>”</w:t>
       </w:r>
       <w:r>
-        <w:t>之后，本文进一步关注</w:t>
-      </w:r>
-      <w:r>
-        <w:t>“</w:t>
-      </w:r>
-      <w:r>
-        <w:t>复杂问题应当如何检索</w:t>
-      </w:r>
-      <w:r>
-        <w:t>”</w:t>
-      </w:r>
-      <w:r>
-        <w:t>这一核心环节。企业知识查询通常并不是单一意图驱动的，用户提出的问题往往同时包含事实确认、属性筛选、关系分析和整体概括等多种需求。如果将这类问题直接送入统一的检索流程，系统容易出现证据混杂、重点失焦的问题，进而影响最终回答质</w:t>
+        <w:t>的动态协同流程。系统通过对子意图的识别对原始问题执行语义拆解，并分配至相应的差异化检索路径中。实验结果表明，这种规划驱动排布了特定的路由分流与噪声抑制。虽然由于证据消解与冗余路径剪枝策略的引入，使得系统在多跳推理中的物理召回率有所收敛，但在全局语义整合任务中取得了</w:t>
+      </w:r>
+      <w:r>
+        <w:t>0.623</w:t>
+      </w:r>
+      <w:r>
+        <w:t>的准确率同</w:t>
+      </w:r>
+      <w:r>
+        <w:t>0.938</w:t>
+      </w:r>
+      <w:r>
+        <w:t>的语义相似</w:t>
       </w:r>
       <w:r>
         <w:lastRenderedPageBreak/>
-        <w:t>量。为此，本文在检索阶段引入了规划驱动的调度机制，将问题理解作为检索之前的重要步骤。系统首先通过对子意图的识别，对原始问题进行语义拆解，并生成具有不同信息类型标识的子问题；随后，这些子问题被分配到相应的检索路径中，使局部事实检索、结构关系分析与全局语义整合不再混杂在同一流程内，而是在统一框架下形成分工明确、彼此协同的证据组织过程。这样一来，检索系统不再只是</w:t>
-      </w:r>
-      <w:r>
-        <w:t>“</w:t>
-      </w:r>
-      <w:r>
-        <w:t>寻找相似文本</w:t>
-      </w:r>
-      <w:r>
-        <w:t>”</w:t>
-      </w:r>
-      <w:r>
-        <w:t>，而是能够围绕问题结构主动组织知识，从而更好适应企业场景中复杂查询的实际需求。</w:t>
-      </w:r>
-    </w:p>
-    <w:p>
-      <w:pPr>
-        <w:ind w:firstLine="480"/>
-      </w:pPr>
-      <w:r>
-        <w:t>在此基础上最终形成了一个面向企业文档知识检索的</w:t>
-      </w:r>
-      <w:r>
-        <w:t>E-GraphRAG</w:t>
-      </w:r>
-      <w:r>
-        <w:t>应用框架。该框架以知识图谱结构为组织核心，同时结合向量增强检索和规划驱动调度机制，使企业知识能够在统一语义空间中被结构化管理，并支持不同粒度、不同类型的知识查询。它不仅回应了传统方法在企业文档场景中表达能力不足的问题，也为企业知识的结构化沉淀和智能化利用提供了一种更具可操作性的技术路径。</w:t>
-      </w:r>
-    </w:p>
-    <w:p>
-      <w:pPr>
-        <w:ind w:firstLine="480"/>
-      </w:pPr>
-      <w:r>
-        <w:t>为了验证上述设计的有效性，</w:t>
-      </w:r>
-      <w:r>
-        <w:rPr>
-          <w:rFonts w:hint="eastAsia"/>
-        </w:rPr>
-        <w:t>通过</w:t>
-      </w:r>
-      <w:r>
-        <w:t>进一步</w:t>
-      </w:r>
-      <w:r>
-        <w:rPr>
-          <w:rFonts w:hint="eastAsia"/>
-        </w:rPr>
-        <w:t>的</w:t>
-      </w:r>
-      <w:r>
-        <w:t>实验研究。实验以</w:t>
-      </w:r>
-      <w:r>
-        <w:t>CUAD</w:t>
-      </w:r>
-      <w:r>
-        <w:t>合同数据集为基础构建企业合同知识库，并从图构建成本、知识图谱结构质量以及系统检索能力三个层面对不同</w:t>
-      </w:r>
-      <w:r>
-        <w:t>GraphRAG</w:t>
-      </w:r>
-      <w:r>
-        <w:t>方法进行了系统比较。实验结果表明，</w:t>
-      </w:r>
-      <w:r>
-        <w:t>E-GraphRAG</w:t>
-      </w:r>
-      <w:r>
-        <w:t>在局部事实检索和结构关系推理任务中均表现出较为稳定的回答质量，尤其在复杂知识查询场景下，能够展现出更好的结构化证据组织能力。结合对知识图规模、社区结构以及不同问题类型下回答表现的分析，本文验证了所提框架在企业知识检索场景中的应用潜力，也为</w:t>
-      </w:r>
-      <w:r>
-        <w:t>GraphRAG</w:t>
-      </w:r>
-      <w:r>
-        <w:t>技术面向企业级知识组织与检索的进一步落地提供了实证支持。</w:t>
+        <w:t>度，其数值均高于对比基线。这证实了系统通过控制字面短句对齐的冗余度，换取了跨多题型下更稳健、更契合参考答案的实质准确性与检索稳定性。</w:t>
       </w:r>
     </w:p>
     <w:p>
@@ -42788,7 +42840,7 @@
         <w:pStyle w:val="2"/>
         <w:spacing w:before="120" w:after="120"/>
       </w:pPr>
-      <w:bookmarkStart w:id="121" w:name="_Toc229577994"/>
+      <w:bookmarkStart w:id="121" w:name="_Toc229818787"/>
       <w:r>
         <w:t>未来工作展望</w:t>
       </w:r>
@@ -42805,13 +42857,13 @@
         <w:t>E-GraphRAG</w:t>
       </w:r>
       <w:r>
-        <w:t>框架通过引入意图解构、多路径路由同逻辑反思机制，初步实现了从被动检索向规划驱动型智能代理（</w:t>
-      </w:r>
-      <w:r>
-        <w:t>Agentic-RAG</w:t>
-      </w:r>
-      <w:r>
-        <w:t>）的范式转化。尽管系统在处理复杂合同咨询时展现出较强的逻辑保真度，但在代理能力的边界拓展、知识图谱的动态演进同多智能体协同维度仍存在广阔的研究空间。</w:t>
+        <w:t>框架通过引入意图解构、多路径路由同逻辑反思机制，通过精细化剥离底层结构噪声，在复杂的企业非结构化数据网络中建立了一道可控的信息过滤屏障，实现了从被动检索向规划驱动型稳定知识代理</w:t>
+      </w:r>
+      <w:r>
+        <w:t>(Agentic-RAG)</w:t>
+      </w:r>
+      <w:r>
+        <w:t>的范式转化。尽管系统在处理复杂合同咨询时展现出较强的输出鲁棒性与事实收敛能力，但在代理能力的外部边界拓展、知识图谱的动态演进同多智能体协同维度仍存在研究空间。</w:t>
       </w:r>
     </w:p>
     <w:p>
@@ -42837,35 +42889,45 @@
         <w:t>”</w:t>
       </w:r>
       <w:r>
-        <w:t>认知闭环的现状，未来的研究应致力于探索具备外部行动能力（</w:t>
+        <w:t>内部认知闭环的现状，正是得益于</w:t>
+      </w:r>
+      <w:r>
+        <w:t>E-GraphRAG</w:t>
+      </w:r>
+      <w:r>
+        <w:t>在底层建立的低噪声、高置信度事实账本，未来的研究得以探索具备外部行动能力</w:t>
+      </w:r>
+      <w:r>
+        <w:t>(Action Agency)</w:t>
+      </w:r>
+      <w:r>
+        <w:t>的业务执行范式。以</w:t>
       </w:r>
       <w:proofErr w:type="spellStart"/>
       <w:r>
-        <w:t>ActionAgency</w:t>
+        <w:t>OpenClaw</w:t>
       </w:r>
       <w:proofErr w:type="spellEnd"/>
       <w:r>
-        <w:t>）的业务执行范式。以</w:t>
-      </w:r>
-      <w:proofErr w:type="spellStart"/>
-      <w:r>
-        <w:t>OpenClaw</w:t>
-      </w:r>
-      <w:proofErr w:type="spellEnd"/>
-      <w:r>
         <w:t>为代表的本地化</w:t>
       </w:r>
       <w:r>
         <w:t>AI</w:t>
       </w:r>
       <w:r>
-        <w:t>代理框架为这一演进提供了技术路径。通过将</w:t>
+        <w:rPr>
+          <w:rFonts w:hint="eastAsia"/>
+        </w:rPr>
+        <w:t xml:space="preserve"> Agent</w:t>
+      </w:r>
+      <w:r>
+        <w:t>框架为这一演进提供了技术路径。通过将</w:t>
       </w:r>
       <w:r>
         <w:t>E-GraphRAG</w:t>
       </w:r>
       <w:r>
-        <w:t>的逻辑网关同文件系统、浏览器及企业中间件执行深度集成，系统可实现由</w:t>
+        <w:t>的稳定逻辑网关同文件系统、浏览器及企业中间件执行深度集成，系统可实现由</w:t>
       </w:r>
       <w:r>
         <w:t>“</w:t>
@@ -42883,41 +42945,31 @@
         <w:t>“</w:t>
       </w:r>
       <w:r>
-        <w:t>执行业务指令</w:t>
+        <w:t>执行高可靠业务指令</w:t>
       </w:r>
       <w:r>
         <w:t>”</w:t>
       </w:r>
       <w:r>
-        <w:t>的跨越。例如，在合同审查场景下，代理系统不仅能识别风险条</w:t>
-      </w:r>
-      <w:r>
-        <w:lastRenderedPageBreak/>
-        <w:t>款，更能自主调用修订工具生成批注版本，或联动邮件系统执行合规性提醒，从而构建起</w:t>
+        <w:t>的跨越。在合同审查场景下，代理系统不仅能识别风险条款，更能基于确定性的检索底座，自主调用修订工具生成批注版本，或联动邮件系统执行合规性提醒，构建起</w:t>
       </w:r>
       <w:r>
         <w:t>“</w:t>
       </w:r>
       <w:r>
-        <w:t>感知</w:t>
+        <w:t>精准去噪</w:t>
       </w:r>
       <w:r>
         <w:t>—</w:t>
       </w:r>
       <w:r>
-        <w:t>检索</w:t>
+        <w:t>稳健决策</w:t>
       </w:r>
       <w:r>
         <w:t>—</w:t>
       </w:r>
       <w:r>
-        <w:t>决策</w:t>
-      </w:r>
-      <w:r>
-        <w:t>—</w:t>
-      </w:r>
-      <w:r>
-        <w:t>执行</w:t>
+        <w:t>自动化执行</w:t>
       </w:r>
       <w:r>
         <w:t>”</w:t>
@@ -42931,15 +42983,13 @@
         <w:ind w:firstLine="480"/>
       </w:pPr>
       <w:r>
-        <w:t>进一步审视，知识图谱作为代理系统的底层认知支撑，其静态构建模式在应对企业知识的实时流转时仍显滞后。未来工作将聚焦于知识图谱的动态演进（</w:t>
-      </w:r>
-      <w:proofErr w:type="spellStart"/>
-      <w:r>
-        <w:t>DynamicKnowledgeEvolution</w:t>
-      </w:r>
-      <w:proofErr w:type="spellEnd"/>
-      <w:r>
-        <w:t>）技术，探索如何将代理系统在交互过程中获取的反馈信息、增量文档及逻辑纠偏实时沉淀至拓扑结构之中。这种具备自我更新能力的知识资产组织方式，将使系统能够感知企业业务规则的细微变迁，从而维持长期的决策一致性。</w:t>
+        <w:t>进一步审视，知识图谱作为代理系统的底层认知支撑，其静态构建模式在应对企业知识的实时流转时仍显滞后。未来工作将聚焦于知识图谱的动态演进</w:t>
+      </w:r>
+      <w:r>
+        <w:t>(Dynamic Knowledge Evolution)</w:t>
+      </w:r>
+      <w:r>
+        <w:t>技术，探索如何将代理系统在交互过程中获取的反馈信息同增量文档实时更新至拓扑结构之中，以维持长期的决策一致性。</w:t>
       </w:r>
     </w:p>
     <w:p>
@@ -42947,18 +42997,13 @@
         <w:ind w:firstLine="480"/>
       </w:pPr>
       <w:r>
-        <w:t>此外，在面对超大规模或跨部门的复杂咨询任务时，单体智能体的计算带宽与知识域存在天然限制。引入多智能体协同（</w:t>
-      </w:r>
-      <w:r>
-        <w:t>Multi-</w:t>
-      </w:r>
-      <w:proofErr w:type="spellStart"/>
-      <w:r>
-        <w:t>AgentCollaboration</w:t>
-      </w:r>
-      <w:proofErr w:type="spellEnd"/>
-      <w:r>
-        <w:t>）机制，通过建立</w:t>
+        <w:t>此外，引入多智能体协同</w:t>
+      </w:r>
+      <w:r>
+        <w:t>(Multi-Agent Collaboration)</w:t>
+      </w:r>
+      <w:r>
+        <w:t>机制，通过建立</w:t>
       </w:r>
       <w:r>
         <w:t>“</w:t>
@@ -42994,21 +43039,13 @@
         <w:t>”</w:t>
       </w:r>
       <w:r>
-        <w:t>之间的联邦评估路径，将有效平抑单体模型的认知偏差。在这种协同架构下，不同代理节点可基于本研究确立的原子事实账本执行跨领域的证据交叉验证，从而在保障数据隐私同安全可控的前提下，实现企业级知识服务的全局优化。</w:t>
-      </w:r>
-    </w:p>
-    <w:p>
-      <w:pPr>
-        <w:ind w:firstLine="480"/>
-      </w:pPr>
-      <w:r>
-        <w:t>归结而言，从</w:t>
+        <w:t>之间的联邦评估路径，将有效平抑单体模型的认知偏差。不同代理节点可基于本研究确立的原子事实账本执行跨领域的证据交叉验证，在保障数据安全可控的前提下，实现企业级知识服务的全局优化。从</w:t>
       </w:r>
       <w:r>
         <w:t>“</w:t>
       </w:r>
       <w:r>
-        <w:t>检索代理</w:t>
+        <w:t>结构噪声控制</w:t>
       </w:r>
       <w:r>
         <w:t>”</w:t>
@@ -43020,13 +43057,13 @@
         <w:t>“</w:t>
       </w:r>
       <w:r>
-        <w:t>业务代理</w:t>
+        <w:t>自动化业务代理</w:t>
       </w:r>
       <w:r>
         <w:t>”</w:t>
       </w:r>
       <w:r>
-        <w:t>的演进是企业知识检索发展的必然趋势。本研究为这一进程确立了坚实的逻辑底座，而未来针对工具化执行、动态知识演进同群智协同的深入探索，将致使人工智能系统真正融入企业核心生产力，为复杂决策场景下的逻辑自治同效能飞跃提供系统化的方法论支撑。</w:t>
+        <w:t>的演进是企业知识服务发展的趋势，本研究为其确立了稳固的信任底座。</w:t>
       </w:r>
     </w:p>
     <w:p>
@@ -43055,7 +43092,7 @@
         </w:numPr>
         <w:spacing w:before="120" w:after="120"/>
       </w:pPr>
-      <w:bookmarkStart w:id="122" w:name="_Toc229577995"/>
+      <w:bookmarkStart w:id="122" w:name="_Toc229818788"/>
       <w:r>
         <w:lastRenderedPageBreak/>
         <w:t>参考文献</w:t>
@@ -45453,7 +45490,7 @@
           <w:szCs w:val="21"/>
         </w:rPr>
       </w:pPr>
-      <w:bookmarkStart w:id="123" w:name="_Toc229577996"/>
+      <w:bookmarkStart w:id="123" w:name="_Toc229818789"/>
       <w:r>
         <w:rPr>
           <w:rFonts w:hint="eastAsia"/>

--- a/论文改稿/明审版_基于GraphRAG的企业知识库检索优化研究.docx
+++ b/论文改稿/明审版_基于GraphRAG的企业知识库检索优化研究.docx
@@ -63,7 +63,7 @@
           <v:shape id="_x0000_i1025" type="#_x0000_t75" alt="" style="width:443.65pt;height:592pt;mso-width-percent:0;mso-height-percent:0;mso-width-percent:0;mso-height-percent:0" o:ole="">
             <v:imagedata r:id="rId15" o:title=""/>
           </v:shape>
-          <o:OLEObject Type="Embed" ProgID="Word.Document.12" ShapeID="_x0000_i1025" DrawAspect="Content" ObjectID="_1840431537" r:id="rId16"/>
+          <o:OLEObject Type="Embed" ProgID="Word.Document.12" ShapeID="_x0000_i1025" DrawAspect="Content" ObjectID="_1840432150" r:id="rId16"/>
         </w:object>
       </w:r>
     </w:p>
@@ -42673,20 +42673,27 @@
       <w:pPr>
         <w:ind w:firstLine="480"/>
       </w:pPr>
-      <w:r>
-        <w:t>本文围绕企业知识检索中的知识组织与智能检索问题展开研究。之所以选择这一问题，是因为企业知识大量沉淀在合同、制度、项目文档等结构复杂、语义层次丰富的资料中。传统基于关键词匹配或向量相似度的检索方法，在面对企业场景中普遍存在的约束关系与多跳关联时，易陷入带噪拼凑的工程瓶颈。基于这一现实背景，本文以</w:t>
+      <w:bookmarkStart w:id="121" w:name="_Toc229818787"/>
+      <w:r>
+        <w:t>本文围绕企业知识检索场景中非结构化文档组织困难、结构关系利用不足以及复杂语义查询稳定性较弱等问题展开研究，结合</w:t>
       </w:r>
       <w:r>
         <w:t>GraphRAG</w:t>
       </w:r>
       <w:r>
-        <w:t>为基础，结合企业文档自身的语义结构特征，构建了一种更适合企业知识检索任务的收敛型应用框架，即</w:t>
+        <w:t>相关技术的发展背景，对图结构增强检索在企业知识服务中的应用进行了分析与探索。针对企业合同、制度文档等数据中存在的大量实体关系与层次化语义特征，本文在</w:t>
+      </w:r>
+      <w:r>
+        <w:t>GraphRAG</w:t>
+      </w:r>
+      <w:r>
+        <w:t>基础上构建了面向企业知识检索任务的</w:t>
       </w:r>
       <w:r>
         <w:t>E-GraphRAG</w:t>
       </w:r>
       <w:r>
-        <w:t>。</w:t>
+        <w:t>框架，并对其知识组织方式与检索流程进行了优化设计。结合实验结果，对该框架在企业知识检索与结构化信息组织中的应用效果进行了验证。</w:t>
       </w:r>
     </w:p>
     <w:p>
@@ -42694,25 +42701,39 @@
         <w:ind w:firstLine="480"/>
       </w:pPr>
       <w:r>
-        <w:t>针对通用图谱构建机制在企业语料下实体抽取不可控、计算成本较高以及底层证据易丢失等缺陷，本文引入了分层图结构的思想，构建了由属性层、实体层、关键词层和社区层共同组成的企业知识组织机制。通过引入人工预设的强</w:t>
+        <w:t>传统基于向量相似度的</w:t>
+      </w:r>
+      <w:r>
+        <w:t>RAG</w:t>
+      </w:r>
+      <w:r>
+        <w:t>方法虽然能够实现基础语义召回，但在企业场景下，面对合同约束、多主体关联以及跨段落依赖等复杂关系时，容易出现上下文噪声较高、检索路径分散以及结构信息利用不足等问题。基于这一背景，本文以</w:t>
+      </w:r>
+      <w:r>
+        <w:t>GraphRAG</w:t>
+      </w:r>
+      <w:r>
+        <w:t>为基础，引入更加适用于企业语料的结构化组织机制，以增强系统在复杂知识环境下的检索稳定性与信息聚合能力。</w:t>
+      </w:r>
+    </w:p>
+    <w:p>
+      <w:pPr>
+        <w:ind w:firstLine="480"/>
+      </w:pPr>
+      <w:r>
+        <w:t>针对通用图谱构建机制在企业语料中存在实体抽取不稳定、图结构离散以及底层证据关联不足等问题，本文设计了由属性层、实体层、关键词层与社区层组成的分层图结构。通过引入</w:t>
       </w:r>
       <w:r>
         <w:t>Schema</w:t>
       </w:r>
       <w:r>
-        <w:t>约束执行实体语义归一化，实现了高层拓扑的有效收敛与底层证据的高密度挂载。实验表明，该机制将图谱平均度</w:t>
-      </w:r>
-      <w:r>
-        <w:t>(Average</w:t>
-      </w:r>
-      <w:r>
-        <w:t xml:space="preserve"> </w:t>
-      </w:r>
-      <w:r>
-        <w:t>Degree)</w:t>
-      </w:r>
-      <w:r>
-        <w:t>从</w:t>
+        <w:t>约束与实体语义归一化机制，实现了企业知识的结构化组织与关系聚合。实验结果表明，该机制在一定程度上提升了图结构的连通性与知识密度：图谱平均度（</w:t>
+      </w:r>
+      <w:r>
+        <w:t>Average Degree</w:t>
+      </w:r>
+      <w:r>
+        <w:t>）由</w:t>
       </w:r>
       <w:r>
         <w:t>2.40</w:t>
@@ -42724,7 +42745,7 @@
         <w:t>3.37</w:t>
       </w:r>
       <w:r>
-        <w:t>，关系类型数量从</w:t>
+        <w:t>，关系类型数量由</w:t>
       </w:r>
       <w:r>
         <w:t>1061</w:t>
@@ -42736,37 +42757,37 @@
         <w:t>6022</w:t>
       </w:r>
       <w:r>
-        <w:t>；更重要的是在局部事实检索中建立了噪声控制屏障，将背景噪声比例从</w:t>
+        <w:t>。同时，在局部事实检索任务中，系统有效降低了无关上下文比例，将背景噪声比例由</w:t>
       </w:r>
       <w:r>
         <w:t>35.6%</w:t>
       </w:r>
       <w:r>
-        <w:t>压低至</w:t>
+        <w:t>降低至</w:t>
       </w:r>
       <w:r>
         <w:t>12.3%</w:t>
       </w:r>
       <w:r>
-        <w:t>，确保了基础知识资产供给的纯净度；同时，单位节点的</w:t>
+        <w:t>，提升了检索结果的上下文纯度。此外，单位节点</w:t>
       </w:r>
       <w:r>
         <w:t>Token</w:t>
       </w:r>
       <w:r>
-        <w:t>消耗</w:t>
-      </w:r>
-      <w:r>
-        <w:t>(Token/node)</w:t>
-      </w:r>
-      <w:r>
-        <w:t>从原生</w:t>
+        <w:t>消耗（</w:t>
+      </w:r>
+      <w:r>
+        <w:t>Token/node</w:t>
+      </w:r>
+      <w:r>
+        <w:t>）由原生</w:t>
       </w:r>
       <w:r>
         <w:t>GraphRAG</w:t>
       </w:r>
       <w:r>
-        <w:t>的约</w:t>
+        <w:t>约</w:t>
       </w:r>
       <w:r>
         <w:t>646</w:t>
@@ -42778,7 +42799,7 @@
         <w:t>169</w:t>
       </w:r>
       <w:r>
-        <w:t>，优化了图谱构建效益。</w:t>
+        <w:t>，在一定程度上优化了图谱构建与检索阶段的资源开销。</w:t>
       </w:r>
     </w:p>
     <w:p>
@@ -42786,19 +42807,20 @@
         <w:ind w:firstLine="480"/>
       </w:pPr>
       <w:r>
-        <w:t>在解决知识如何组织之后，本文在检索阶段引入了规划驱动的调度机制，将固定的社区级检索重构为包含</w:t>
+        <w:lastRenderedPageBreak/>
+        <w:t>在检索阶段，本文进一步引入了基于意图解构的规划驱动机制，将传统固定式社区检索流程扩展为包含</w:t>
       </w:r>
       <w:r>
         <w:t>“</w:t>
       </w:r>
       <w:r>
-        <w:t>意图解构</w:t>
+        <w:t>问题拆解</w:t>
       </w:r>
       <w:r>
         <w:t>—</w:t>
       </w:r>
       <w:r>
-        <w:t>路由绑定</w:t>
+        <w:t>路径路由</w:t>
       </w:r>
       <w:r>
         <w:t>—</w:t>
@@ -42810,29 +42832,63 @@
         <w:t>—</w:t>
       </w:r>
       <w:r>
-        <w:t>反馈消解</w:t>
+        <w:t>结果反馈</w:t>
       </w:r>
       <w:r>
         <w:t>”</w:t>
       </w:r>
       <w:r>
-        <w:t>的动态协同流程。系统通过对子意图的识别对原始问题执行语义拆解，并分配至相应的差异化检索路径中。实验结果表明，这种规划驱动排布了特定的路由分流与噪声抑制。虽然由于证据消解与冗余路径剪枝策略的引入，使得系统在多跳推理中的物理召回率有所收敛，但在全局语义整合任务中取得了</w:t>
-      </w:r>
-      <w:r>
-        <w:t>0.623</w:t>
-      </w:r>
-      <w:r>
-        <w:t>的准确率同</w:t>
+        <w:t>的动态协同检索过程。系统能够根据问题语义对子任务进行拆分，并分配至不同的检索路径中，以增强复杂查询场景下的信息组织能力。实验结果表明，该机制在全局语义整合任务中取得了较高的语义一致性与检索稳定性，其中</w:t>
+      </w:r>
+      <w:r>
+        <w:t>Semantic Similarity</w:t>
+      </w:r>
+      <w:r>
+        <w:t>达到</w:t>
       </w:r>
       <w:r>
         <w:t>0.938</w:t>
       </w:r>
       <w:r>
-        <w:t>的语义相似</w:t>
-      </w:r>
-      <w:r>
-        <w:lastRenderedPageBreak/>
-        <w:t>度，其数值均高于对比基线。这证实了系统通过控制字面短句对齐的冗余度，换取了跨多题型下更稳健、更契合参考答案的实质准确性与检索稳定性。</w:t>
+        <w:t>，相关指标优于对比基线方法。</w:t>
+      </w:r>
+    </w:p>
+    <w:p>
+      <w:pPr>
+        <w:ind w:firstLine="480"/>
+      </w:pPr>
+      <w:r>
+        <w:t>与此同时，实验结果也表明，系统在提升检索精度与噪声控制能力的同时，在复杂结构关系推理任务中的召回能力仍存在一定限制。由于证据消解与冗余路径剪枝策略的引入，系统在部分多跳关系场景下的物理召回率有所下降。这说明当前图增强检索方法在</w:t>
+      </w:r>
+      <w:r>
+        <w:t>“</w:t>
+      </w:r>
+      <w:r>
+        <w:t>高精度检索</w:t>
+      </w:r>
+      <w:r>
+        <w:t>”</w:t>
+      </w:r>
+      <w:r>
+        <w:t>与</w:t>
+      </w:r>
+      <w:r>
+        <w:t>“</w:t>
+      </w:r>
+      <w:r>
+        <w:t>推理链完整覆盖</w:t>
+      </w:r>
+      <w:r>
+        <w:t>”</w:t>
+      </w:r>
+      <w:r>
+        <w:t>之间仍存在一定权衡关系。总体而言，</w:t>
+      </w:r>
+      <w:r>
+        <w:t>E-GraphRAG</w:t>
+      </w:r>
+      <w:r>
+        <w:t>更适用于对上下文纯度与检索稳定性要求较高的企业知识服务场景，在降低噪声干扰与增强全局语义组织方面具有一定应用价值。</w:t>
       </w:r>
     </w:p>
     <w:p>
@@ -42840,7 +42896,6 @@
         <w:pStyle w:val="2"/>
         <w:spacing w:before="120" w:after="120"/>
       </w:pPr>
-      <w:bookmarkStart w:id="121" w:name="_Toc229818787"/>
       <w:r>
         <w:t>未来工作展望</w:t>
       </w:r>
@@ -42997,6 +43052,7 @@
         <w:ind w:firstLine="480"/>
       </w:pPr>
       <w:r>
+        <w:lastRenderedPageBreak/>
         <w:t>此外，引入多智能体协同</w:t>
       </w:r>
       <w:r>

--- a/论文改稿/明审版_基于GraphRAG的企业知识库检索优化研究.docx
+++ b/论文改稿/明审版_基于GraphRAG的企业知识库检索优化研究.docx
@@ -60,10 +60,10 @@
             <v:path o:extrusionok="f" gradientshapeok="t" o:connecttype="rect"/>
             <o:lock v:ext="edit" aspectratio="t"/>
           </v:shapetype>
-          <v:shape id="_x0000_i1025" type="#_x0000_t75" alt="" style="width:443.65pt;height:592pt;mso-width-percent:0;mso-height-percent:0;mso-width-percent:0;mso-height-percent:0" o:ole="">
+          <v:shape id="_x0000_i1025" type="#_x0000_t75" alt="" style="width:443.45pt;height:592.15pt;mso-width-percent:0;mso-height-percent:0;mso-width-percent:0;mso-height-percent:0" o:ole="">
             <v:imagedata r:id="rId15" o:title=""/>
           </v:shape>
-          <o:OLEObject Type="Embed" ProgID="Word.Document.12" ShapeID="_x0000_i1025" DrawAspect="Content" ObjectID="_1840432150" r:id="rId16"/>
+          <o:OLEObject Type="Embed" ProgID="Word.Document.12" ShapeID="_x0000_i1025" DrawAspect="Content" ObjectID="_1840451263" r:id="rId16"/>
         </w:object>
       </w:r>
     </w:p>
@@ -9063,14 +9063,7 @@
                 <w:noProof/>
                 <w:webHidden/>
               </w:rPr>
-              <w:t>6</w:t>
-            </w:r>
-            <w:r>
-              <w:rPr>
-                <w:noProof/>
-                <w:webHidden/>
-              </w:rPr>
-              <w:t>2</w:t>
+              <w:t>62</w:t>
             </w:r>
             <w:r>
               <w:rPr>
@@ -9607,8 +9600,8 @@
         <w:pStyle w:val="3"/>
         <w:spacing w:before="120" w:after="120"/>
       </w:pPr>
-      <w:bookmarkStart w:id="22" w:name="_Hlk194675912"/>
-      <w:bookmarkStart w:id="23" w:name="_Toc229818715"/>
+      <w:bookmarkStart w:id="22" w:name="_Toc229818715"/>
+      <w:bookmarkStart w:id="23" w:name="_Hlk194675912"/>
       <w:bookmarkEnd w:id="21"/>
       <w:r>
         <w:rPr>
@@ -9616,7 +9609,7 @@
         </w:rPr>
         <w:t>研究背景</w:t>
       </w:r>
-      <w:bookmarkEnd w:id="23"/>
+      <w:bookmarkEnd w:id="22"/>
     </w:p>
     <w:p>
       <w:pPr>
@@ -9840,7 +9833,7 @@
         <w:spacing w:before="120" w:after="120"/>
       </w:pPr>
       <w:bookmarkStart w:id="24" w:name="_Toc229818716"/>
-      <w:bookmarkEnd w:id="22"/>
+      <w:bookmarkEnd w:id="23"/>
       <w:r>
         <w:rPr>
           <w:rFonts w:hint="eastAsia"/>
@@ -10437,43 +10430,27 @@
         <w:t>）</w:t>
       </w:r>
       <w:r>
-        <w:t>优化企业级大模型应用的运行能效</w:t>
+        <w:t>降低企业级大模型应用中的噪声扩散风险</w:t>
       </w:r>
     </w:p>
     <w:p>
       <w:pPr>
         <w:ind w:firstLine="480"/>
-        <w:rPr>
-          <w:b/>
-          <w:bCs/>
-        </w:rPr>
-      </w:pPr>
-      <w:r>
-        <w:t>通过多级重排漏斗模型同子问题过滤机制，系统能够以更小的上下文开销（</w:t>
-      </w:r>
-      <w:r>
-        <w:t>Context Window</w:t>
-      </w:r>
-      <w:r>
-        <w:t>）处理</w:t>
+      </w:pPr>
+      <w:r>
+        <w:t>通过更严格的路径筛选与结构约束机制，系统能够在处理</w:t>
       </w:r>
       <w:r>
         <w:t>GraphRAG</w:t>
       </w:r>
       <w:r>
-        <w:t>生成的大规模知识背景。这一工程优化显著降低了企业部署大语言模型系统的计算冗余与</w:t>
-      </w:r>
-      <w:r>
-        <w:t>Token</w:t>
-      </w:r>
-      <w:r>
-        <w:t>消耗，为</w:t>
+        <w:t>生成的大规模知识背景时，有效抑制无效拓扑社区的蔓延与干扰。这一工程优化显著降低了检索阶段的噪声扩散风险，为下游大语言模型的生成模块创造了高纯净度的上下文环境，从而为</w:t>
       </w:r>
       <w:r>
         <w:t>RAG</w:t>
       </w:r>
       <w:r>
-        <w:t>技术在企业内部的规模化落地提供了经济性保障。</w:t>
+        <w:t>技术在企业严谨业务决策场景中的规模化落地提供了可靠的逻辑稳定性保障。</w:t>
       </w:r>
     </w:p>
     <w:p>
@@ -10504,16 +10481,16 @@
         <w:pStyle w:val="2"/>
         <w:spacing w:before="120" w:after="120"/>
       </w:pPr>
-      <w:bookmarkStart w:id="25" w:name="OLE_LINK5"/>
-      <w:bookmarkStart w:id="26" w:name="OLE_LINK6"/>
-      <w:bookmarkStart w:id="27" w:name="_Toc229818717"/>
+      <w:bookmarkStart w:id="25" w:name="_Toc229818717"/>
+      <w:bookmarkStart w:id="26" w:name="OLE_LINK5"/>
+      <w:bookmarkStart w:id="27" w:name="OLE_LINK6"/>
       <w:r>
         <w:rPr>
           <w:rFonts w:hint="eastAsia"/>
         </w:rPr>
         <w:t>国内外研究现状</w:t>
       </w:r>
-      <w:bookmarkEnd w:id="27"/>
+      <w:bookmarkEnd w:id="25"/>
     </w:p>
     <w:p>
       <w:pPr>
@@ -10567,7 +10544,11 @@
         <w:t>，</w:t>
       </w:r>
       <w:r>
-        <w:t>通过向量召回机制将私有语料片段</w:t>
+        <w:t>通过向量召回机制将私</w:t>
+      </w:r>
+      <w:r>
+        <w:lastRenderedPageBreak/>
+        <w:t>有语料片段</w:t>
       </w:r>
       <w:r>
         <w:t>作为外部知识上下文注入</w:t>
@@ -10576,7 +10557,6 @@
         <w:t>模型，以此抑制生成幻觉并锚定域内事实。</w:t>
       </w:r>
       <w:r>
-        <w:lastRenderedPageBreak/>
         <w:t>RAG</w:t>
       </w:r>
       <w:r>
@@ -10799,12 +10779,6 @@
               <w:bottom w:val="single" w:sz="6" w:space="0" w:color="auto"/>
             </w:tcBorders>
             <w:shd w:val="clear" w:color="auto" w:fill="FFFFFF" w:themeFill="background1"/>
-            <w:tcMar>
-              <w:top w:w="90" w:type="dxa"/>
-              <w:left w:w="195" w:type="dxa"/>
-              <w:bottom w:w="90" w:type="dxa"/>
-              <w:right w:w="195" w:type="dxa"/>
-            </w:tcMar>
             <w:vAlign w:val="center"/>
           </w:tcPr>
           <w:p>
@@ -10830,12 +10804,6 @@
               <w:bottom w:val="single" w:sz="6" w:space="0" w:color="auto"/>
             </w:tcBorders>
             <w:shd w:val="clear" w:color="auto" w:fill="FFFFFF" w:themeFill="background1"/>
-            <w:tcMar>
-              <w:top w:w="90" w:type="dxa"/>
-              <w:left w:w="195" w:type="dxa"/>
-              <w:bottom w:w="90" w:type="dxa"/>
-              <w:right w:w="195" w:type="dxa"/>
-            </w:tcMar>
             <w:vAlign w:val="center"/>
           </w:tcPr>
           <w:p>
@@ -10861,12 +10829,6 @@
               <w:bottom w:val="single" w:sz="6" w:space="0" w:color="auto"/>
             </w:tcBorders>
             <w:shd w:val="clear" w:color="auto" w:fill="FFFFFF" w:themeFill="background1"/>
-            <w:tcMar>
-              <w:top w:w="90" w:type="dxa"/>
-              <w:left w:w="195" w:type="dxa"/>
-              <w:bottom w:w="90" w:type="dxa"/>
-              <w:right w:w="195" w:type="dxa"/>
-            </w:tcMar>
             <w:vAlign w:val="center"/>
           </w:tcPr>
           <w:p>
@@ -10893,12 +10855,6 @@
               <w:top w:val="single" w:sz="6" w:space="0" w:color="auto"/>
             </w:tcBorders>
             <w:shd w:val="clear" w:color="auto" w:fill="FFFFFF" w:themeFill="background1"/>
-            <w:tcMar>
-              <w:top w:w="90" w:type="dxa"/>
-              <w:left w:w="195" w:type="dxa"/>
-              <w:bottom w:w="90" w:type="dxa"/>
-              <w:right w:w="195" w:type="dxa"/>
-            </w:tcMar>
             <w:vAlign w:val="center"/>
           </w:tcPr>
           <w:p>
@@ -10923,12 +10879,6 @@
               <w:top w:val="single" w:sz="6" w:space="0" w:color="auto"/>
             </w:tcBorders>
             <w:shd w:val="clear" w:color="auto" w:fill="FFFFFF" w:themeFill="background1"/>
-            <w:tcMar>
-              <w:top w:w="90" w:type="dxa"/>
-              <w:left w:w="195" w:type="dxa"/>
-              <w:bottom w:w="90" w:type="dxa"/>
-              <w:right w:w="195" w:type="dxa"/>
-            </w:tcMar>
             <w:vAlign w:val="center"/>
           </w:tcPr>
           <w:p>
@@ -10965,12 +10915,6 @@
               <w:top w:val="single" w:sz="6" w:space="0" w:color="auto"/>
             </w:tcBorders>
             <w:shd w:val="clear" w:color="auto" w:fill="FFFFFF" w:themeFill="background1"/>
-            <w:tcMar>
-              <w:top w:w="90" w:type="dxa"/>
-              <w:left w:w="195" w:type="dxa"/>
-              <w:bottom w:w="90" w:type="dxa"/>
-              <w:right w:w="195" w:type="dxa"/>
-            </w:tcMar>
             <w:vAlign w:val="center"/>
           </w:tcPr>
           <w:p>
@@ -10994,12 +10938,6 @@
           <w:tcPr>
             <w:tcW w:w="1896" w:type="dxa"/>
             <w:shd w:val="clear" w:color="auto" w:fill="FFFFFF" w:themeFill="background1"/>
-            <w:tcMar>
-              <w:top w:w="90" w:type="dxa"/>
-              <w:left w:w="195" w:type="dxa"/>
-              <w:bottom w:w="90" w:type="dxa"/>
-              <w:right w:w="195" w:type="dxa"/>
-            </w:tcMar>
             <w:vAlign w:val="center"/>
           </w:tcPr>
           <w:p>
@@ -11021,12 +10959,6 @@
           <w:tcPr>
             <w:tcW w:w="3295" w:type="dxa"/>
             <w:shd w:val="clear" w:color="auto" w:fill="FFFFFF" w:themeFill="background1"/>
-            <w:tcMar>
-              <w:top w:w="90" w:type="dxa"/>
-              <w:left w:w="195" w:type="dxa"/>
-              <w:bottom w:w="90" w:type="dxa"/>
-              <w:right w:w="195" w:type="dxa"/>
-            </w:tcMar>
             <w:vAlign w:val="center"/>
           </w:tcPr>
           <w:p>
@@ -11048,12 +10980,6 @@
           <w:tcPr>
             <w:tcW w:w="0" w:type="auto"/>
             <w:shd w:val="clear" w:color="auto" w:fill="FFFFFF" w:themeFill="background1"/>
-            <w:tcMar>
-              <w:top w:w="90" w:type="dxa"/>
-              <w:left w:w="195" w:type="dxa"/>
-              <w:bottom w:w="90" w:type="dxa"/>
-              <w:right w:w="195" w:type="dxa"/>
-            </w:tcMar>
             <w:vAlign w:val="center"/>
           </w:tcPr>
           <w:p>
@@ -11077,12 +11003,6 @@
           <w:tcPr>
             <w:tcW w:w="1896" w:type="dxa"/>
             <w:shd w:val="clear" w:color="auto" w:fill="FFFFFF" w:themeFill="background1"/>
-            <w:tcMar>
-              <w:top w:w="90" w:type="dxa"/>
-              <w:left w:w="195" w:type="dxa"/>
-              <w:bottom w:w="90" w:type="dxa"/>
-              <w:right w:w="195" w:type="dxa"/>
-            </w:tcMar>
             <w:vAlign w:val="center"/>
           </w:tcPr>
           <w:p>
@@ -11104,12 +11024,6 @@
           <w:tcPr>
             <w:tcW w:w="3295" w:type="dxa"/>
             <w:shd w:val="clear" w:color="auto" w:fill="FFFFFF" w:themeFill="background1"/>
-            <w:tcMar>
-              <w:top w:w="90" w:type="dxa"/>
-              <w:left w:w="195" w:type="dxa"/>
-              <w:bottom w:w="90" w:type="dxa"/>
-              <w:right w:w="195" w:type="dxa"/>
-            </w:tcMar>
             <w:vAlign w:val="center"/>
           </w:tcPr>
           <w:p>
@@ -11131,12 +11045,6 @@
           <w:tcPr>
             <w:tcW w:w="0" w:type="auto"/>
             <w:shd w:val="clear" w:color="auto" w:fill="FFFFFF" w:themeFill="background1"/>
-            <w:tcMar>
-              <w:top w:w="90" w:type="dxa"/>
-              <w:left w:w="195" w:type="dxa"/>
-              <w:bottom w:w="90" w:type="dxa"/>
-              <w:right w:w="195" w:type="dxa"/>
-            </w:tcMar>
             <w:vAlign w:val="center"/>
           </w:tcPr>
           <w:p>
@@ -11163,12 +11071,6 @@
               <w:bottom w:val="single" w:sz="6" w:space="0" w:color="auto"/>
             </w:tcBorders>
             <w:shd w:val="clear" w:color="auto" w:fill="FFFFFF" w:themeFill="background1"/>
-            <w:tcMar>
-              <w:top w:w="90" w:type="dxa"/>
-              <w:left w:w="195" w:type="dxa"/>
-              <w:bottom w:w="90" w:type="dxa"/>
-              <w:right w:w="195" w:type="dxa"/>
-            </w:tcMar>
             <w:vAlign w:val="center"/>
           </w:tcPr>
           <w:p>
@@ -11193,12 +11095,6 @@
               <w:bottom w:val="single" w:sz="6" w:space="0" w:color="auto"/>
             </w:tcBorders>
             <w:shd w:val="clear" w:color="auto" w:fill="FFFFFF" w:themeFill="background1"/>
-            <w:tcMar>
-              <w:top w:w="90" w:type="dxa"/>
-              <w:left w:w="195" w:type="dxa"/>
-              <w:bottom w:w="90" w:type="dxa"/>
-              <w:right w:w="195" w:type="dxa"/>
-            </w:tcMar>
             <w:vAlign w:val="center"/>
           </w:tcPr>
           <w:p>
@@ -11223,12 +11119,6 @@
               <w:bottom w:val="single" w:sz="6" w:space="0" w:color="auto"/>
             </w:tcBorders>
             <w:shd w:val="clear" w:color="auto" w:fill="FFFFFF" w:themeFill="background1"/>
-            <w:tcMar>
-              <w:top w:w="90" w:type="dxa"/>
-              <w:left w:w="195" w:type="dxa"/>
-              <w:bottom w:w="90" w:type="dxa"/>
-              <w:right w:w="195" w:type="dxa"/>
-            </w:tcMar>
             <w:vAlign w:val="center"/>
           </w:tcPr>
           <w:p>
@@ -11391,7 +11281,6 @@
               <w:rPr>
                 <w:highlight w:val="yellow"/>
               </w:rPr>
-              <w:lastRenderedPageBreak/>
               <w:t>特征</w:t>
             </w:r>
           </w:p>
@@ -11465,7 +11354,14 @@
               <w:rPr>
                 <w:highlight w:val="yellow"/>
               </w:rPr>
-              <w:t>多源分布与碎片化</w:t>
+              <w:t>多源分布与碎片</w:t>
+            </w:r>
+            <w:r>
+              <w:rPr>
+                <w:highlight w:val="yellow"/>
+              </w:rPr>
+              <w:lastRenderedPageBreak/>
+              <w:t>化</w:t>
             </w:r>
           </w:p>
         </w:tc>
@@ -11485,6 +11381,7 @@
               <w:rPr>
                 <w:highlight w:val="yellow"/>
               </w:rPr>
+              <w:lastRenderedPageBreak/>
               <w:t>分散在</w:t>
             </w:r>
             <w:r>
@@ -11497,7 +11394,14 @@
               <w:rPr>
                 <w:highlight w:val="yellow"/>
               </w:rPr>
-              <w:t>、协作平台、邮件及业务系统中</w:t>
+              <w:t>、协作平台、邮件及业务</w:t>
+            </w:r>
+            <w:r>
+              <w:rPr>
+                <w:highlight w:val="yellow"/>
+              </w:rPr>
+              <w:lastRenderedPageBreak/>
+              <w:t>系统中</w:t>
             </w:r>
           </w:p>
         </w:tc>
@@ -11517,7 +11421,15 @@
               <w:rPr>
                 <w:highlight w:val="yellow"/>
               </w:rPr>
-              <w:t>增加跨系统知识整合与统一检索的难度</w:t>
+              <w:lastRenderedPageBreak/>
+              <w:t>增加跨系统知识整合与统一检索的难</w:t>
+            </w:r>
+            <w:r>
+              <w:rPr>
+                <w:highlight w:val="yellow"/>
+              </w:rPr>
+              <w:lastRenderedPageBreak/>
+              <w:t>度</w:t>
             </w:r>
           </w:p>
         </w:tc>
@@ -11542,6 +11454,7 @@
               <w:rPr>
                 <w:highlight w:val="yellow"/>
               </w:rPr>
+              <w:lastRenderedPageBreak/>
               <w:t>多样结构并存</w:t>
             </w:r>
           </w:p>
@@ -12089,20 +12002,20 @@
         <w:t>作为上下文</w:t>
       </w:r>
       <w:r>
-        <w:t>，从</w:t>
+        <w:t>，从而在复杂问答与实体级联检索上显著提高正确率与可解释性</w:t>
+      </w:r>
+      <w:r>
+        <w:rPr>
+          <w:rStyle w:val="aff6"/>
+        </w:rPr>
+        <w:footnoteReference w:id="24"/>
+      </w:r>
+      <w:r>
+        <w:t>。该方向在多跳问答</w:t>
       </w:r>
       <w:r>
         <w:lastRenderedPageBreak/>
-        <w:t>而在复杂问答与实体级联检索上显著提高正确率与可解释性</w:t>
-      </w:r>
-      <w:r>
-        <w:rPr>
-          <w:rStyle w:val="aff6"/>
-        </w:rPr>
-        <w:footnoteReference w:id="24"/>
-      </w:r>
-      <w:r>
-        <w:t>。该方向在多跳问答和知识型查询上展示出明显优势，但也带来了知识抽取成本、图构建</w:t>
+        <w:t>和知识型查询上展示出明显优势，但也带来了知识抽取成本、图构建</w:t>
       </w:r>
       <w:r>
         <w:t>/</w:t>
@@ -12389,51 +12302,45 @@
         <w:rPr>
           <w:highlight w:val="yellow"/>
         </w:rPr>
-        <w:t>知</w:t>
-      </w:r>
+        <w:t>知识服务</w:t>
+      </w:r>
+      <w:r>
+        <w:rPr>
+          <w:highlight w:val="yellow"/>
+        </w:rPr>
+        <w:t>”</w:t>
+      </w:r>
+      <w:r>
+        <w:rPr>
+          <w:highlight w:val="yellow"/>
+        </w:rPr>
+        <w:t>的过程中，</w:t>
+      </w:r>
+      <w:r>
+        <w:rPr>
+          <w:highlight w:val="yellow"/>
+        </w:rPr>
+        <w:t>RAG</w:t>
+      </w:r>
+      <w:r>
+        <w:rPr>
+          <w:highlight w:val="yellow"/>
+        </w:rPr>
+        <w:t>技术经历了从单纯依靠语义相似度到引入复杂结构化关联的阶梯式演进。</w:t>
+      </w:r>
+    </w:p>
+    <w:p>
+      <w:pPr>
+        <w:ind w:firstLine="480"/>
+        <w:rPr>
+          <w:highlight w:val="yellow"/>
+        </w:rPr>
+      </w:pPr>
       <w:r>
         <w:rPr>
           <w:highlight w:val="yellow"/>
         </w:rPr>
         <w:lastRenderedPageBreak/>
-        <w:t>识服务</w:t>
-      </w:r>
-      <w:r>
-        <w:rPr>
-          <w:highlight w:val="yellow"/>
-        </w:rPr>
-        <w:t>”</w:t>
-      </w:r>
-      <w:r>
-        <w:rPr>
-          <w:highlight w:val="yellow"/>
-        </w:rPr>
-        <w:t>的过程中，</w:t>
-      </w:r>
-      <w:r>
-        <w:rPr>
-          <w:highlight w:val="yellow"/>
-        </w:rPr>
-        <w:t>RAG</w:t>
-      </w:r>
-      <w:r>
-        <w:rPr>
-          <w:highlight w:val="yellow"/>
-        </w:rPr>
-        <w:t>技术经历了从单纯依靠语义相似度到引入复杂结构化关联的阶梯式演进。</w:t>
-      </w:r>
-    </w:p>
-    <w:p>
-      <w:pPr>
-        <w:ind w:firstLine="480"/>
-        <w:rPr>
-          <w:highlight w:val="yellow"/>
-        </w:rPr>
-      </w:pPr>
-      <w:r>
-        <w:rPr>
-          <w:highlight w:val="yellow"/>
-        </w:rPr>
         <w:t>（</w:t>
       </w:r>
       <w:r>
@@ -12908,14 +12815,14 @@
         <w:rPr>
           <w:highlight w:val="yellow"/>
         </w:rPr>
-        <w:t>高度契合了本研究提出的证据组织理论：首先，它利用图结构将零散的文本块串联为具有逻辑关联的证据网络，解决了纯向量检索难以表达复杂关系的问题；其次，通过多层级的语义总结，系统能够在不同粒度上对</w:t>
+        <w:t>高度契合了本研究提出的证据组织理论：首先，它利用图结构将零散的文本块串联为具有逻辑关联的证据网络，解决了纯向量检索难以表达复杂关系的问题；其次，通过多层级的语义总结，系统能够在不同粒度上对证据进行预组织，显著提升了系统在回答总结性、对比性复杂问题时的全局一致性。</w:t>
       </w:r>
       <w:r>
         <w:rPr>
           <w:highlight w:val="yellow"/>
         </w:rPr>
         <w:lastRenderedPageBreak/>
-        <w:t>证据进行预组织，显著提升了系统在回答总结性、对比性复杂问题时的全局一致性。此外，</w:t>
+        <w:t>此外，</w:t>
       </w:r>
       <w:r>
         <w:rPr>
@@ -13993,8 +13900,8 @@
         <w:spacing w:before="120" w:after="120"/>
       </w:pPr>
       <w:bookmarkStart w:id="31" w:name="_Toc229818720"/>
-      <w:bookmarkEnd w:id="25"/>
       <w:bookmarkEnd w:id="26"/>
+      <w:bookmarkEnd w:id="27"/>
       <w:r>
         <w:rPr>
           <w:rFonts w:hint="eastAsia"/>
@@ -14062,21 +13969,18 @@
         <w:t>GraphRAG</w:t>
       </w:r>
       <w:r>
-        <w:t>的工程落地仍面临显著的局限性。一方面，现有图检索范式倾向于利用社区级结构执行语义聚合，这种自底向上的压缩机制在处理企业场景中高频的局部事实定位时，极易引入冗余的上下文噪声，致使底层细粒度事实被泛化甚至丢失。另一方面，企业业务咨询天然具有多粒度复合特征，而当前主流研究多采用静态的单一检索管线，缺乏动态意图解构机制，无法根据查询特征在节点、关系边同社区摘要之间执行最</w:t>
-      </w:r>
-      <w:r>
+        <w:t>的工程落地仍面临显著的局限性。一方面，现有图检索范式倾向于利用社区级结构执行语义聚合，这种自底向上的压缩机制在处理企业场景中高频的局部事实定位时，极易引入冗余的上下文噪声，致使底层细粒度事实被泛化甚至丢失。另一方面，企业业务咨询天然具有多粒度复合特征，而当前主流研究多采用静态的单一检索管线，缺乏动态意图解构机制，无法根据查询特征在节点、关系边同社区摘要之间执行最优的路由匹配。原生开放式信息抽取机制在面对非结构化企业文档时，易导致图谱规模无序膨胀与语义重叠。</w:t>
+      </w:r>
+    </w:p>
+    <w:p>
+      <w:pPr>
+        <w:ind w:firstLine="480"/>
+      </w:pPr>
+      <w:r>
+        <w:rPr>
+          <w:rFonts w:hint="eastAsia"/>
+        </w:rPr>
         <w:lastRenderedPageBreak/>
-        <w:t>优的路由匹配。原生开放式信息抽取机制在面对非结构化企业文档时，易导致图谱规模无序膨胀与语义重叠。</w:t>
-      </w:r>
-    </w:p>
-    <w:p>
-      <w:pPr>
-        <w:ind w:firstLine="480"/>
-      </w:pPr>
-      <w:r>
-        <w:rPr>
-          <w:rFonts w:hint="eastAsia"/>
-        </w:rPr>
         <w:t>由此可见</w:t>
       </w:r>
       <w:r>
@@ -14641,56 +14545,62 @@
         <w:rPr>
           <w:highlight w:val="yellow"/>
         </w:rPr>
+        <w:t>首先，从企业知识管理场景下的实际需求出发，明确提出</w:t>
+      </w:r>
+      <w:r>
+        <w:rPr>
+          <w:highlight w:val="yellow"/>
+        </w:rPr>
+        <w:t>GraphRAG</w:t>
+      </w:r>
+      <w:r>
+        <w:rPr>
+          <w:highlight w:val="yellow"/>
+        </w:rPr>
+        <w:t>应用与优化的核心研究问题，界定研究目标与意义。随后，系统梳理大语言模型在企业知识系统中的应用现状，并着重对比分析</w:t>
+      </w:r>
+      <w:r>
+        <w:rPr>
+          <w:highlight w:val="yellow"/>
+        </w:rPr>
+        <w:t>VectorRAG</w:t>
+      </w:r>
+      <w:r>
+        <w:rPr>
+          <w:highlight w:val="yellow"/>
+        </w:rPr>
+        <w:t>、</w:t>
+      </w:r>
+      <w:r>
+        <w:rPr>
+          <w:highlight w:val="yellow"/>
+        </w:rPr>
+        <w:t>KG-RAG</w:t>
+      </w:r>
+      <w:r>
+        <w:rPr>
+          <w:highlight w:val="yellow"/>
+        </w:rPr>
+        <w:t>与原始</w:t>
+      </w:r>
+      <w:r>
+        <w:rPr>
+          <w:highlight w:val="yellow"/>
+        </w:rPr>
+        <w:t>GraphRAG</w:t>
+      </w:r>
+      <w:r>
+        <w:rPr>
+          <w:highlight w:val="yellow"/>
+        </w:rPr>
+        <w:t>的技</w:t>
+      </w:r>
+      <w:r>
+        <w:rPr>
+          <w:highlight w:val="yellow"/>
+        </w:rPr>
         <w:lastRenderedPageBreak/>
-        <w:t>首先，从企业知识管理场景下的实际需求出发，明确提出</w:t>
-      </w:r>
-      <w:r>
-        <w:rPr>
-          <w:highlight w:val="yellow"/>
-        </w:rPr>
-        <w:t>GraphRAG</w:t>
-      </w:r>
-      <w:r>
-        <w:rPr>
-          <w:highlight w:val="yellow"/>
-        </w:rPr>
-        <w:t>应用与优化的核心研究问题，界定研究目标与意义。随后，系统梳理大语言模型在企业知识系统中的应用现状，并着重对比分析</w:t>
-      </w:r>
-      <w:r>
-        <w:rPr>
-          <w:highlight w:val="yellow"/>
-        </w:rPr>
-        <w:t>VectorRAG</w:t>
-      </w:r>
-      <w:r>
-        <w:rPr>
-          <w:highlight w:val="yellow"/>
-        </w:rPr>
-        <w:t>、</w:t>
-      </w:r>
-      <w:r>
-        <w:rPr>
-          <w:highlight w:val="yellow"/>
-        </w:rPr>
-        <w:t>KG-RAG</w:t>
-      </w:r>
-      <w:r>
-        <w:rPr>
-          <w:highlight w:val="yellow"/>
-        </w:rPr>
-        <w:t>与原始</w:t>
-      </w:r>
-      <w:r>
-        <w:rPr>
-          <w:highlight w:val="yellow"/>
-        </w:rPr>
-        <w:t>GraphRAG</w:t>
-      </w:r>
-      <w:r>
-        <w:rPr>
-          <w:highlight w:val="yellow"/>
-        </w:rPr>
-        <w:t>的技术演进脉络。通过技术回顾，明确不同</w:t>
+        <w:t>术演进脉络。通过技术回顾，明确不同</w:t>
       </w:r>
       <w:r>
         <w:rPr>
@@ -15168,6 +15078,14 @@
         </w:rPr>
         <w:t xml:space="preserve"> </w:t>
       </w:r>
+    </w:p>
+    <w:p>
+      <w:pPr>
+        <w:ind w:firstLine="480"/>
+        <w:rPr>
+          <w:highlight w:val="yellow"/>
+        </w:rPr>
+      </w:pPr>
       <w:r>
         <w:rPr>
           <w:highlight w:val="yellow"/>
@@ -15402,6 +15320,9 @@
     <w:p>
       <w:pPr>
         <w:ind w:firstLine="489"/>
+        <w:rPr>
+          <w:highlight w:val="yellow"/>
+        </w:rPr>
       </w:pPr>
       <w:r>
         <w:rPr>
@@ -15449,6 +15370,11 @@
         </w:rPr>
         <w:t xml:space="preserve"> </w:t>
       </w:r>
+    </w:p>
+    <w:p>
+      <w:pPr>
+        <w:ind w:firstLine="480"/>
+      </w:pPr>
       <w:r>
         <w:rPr>
           <w:highlight w:val="yellow"/>
@@ -16801,7 +16727,7 @@
           <w:noProof/>
         </w:rPr>
         <w:drawing>
-          <wp:inline distT="0" distB="0" distL="0" distR="0" wp14:anchorId="38831997" wp14:editId="4D7347DC">
+          <wp:inline distT="0" distB="0" distL="0" distR="0" wp14:anchorId="38831997" wp14:editId="4805F71E">
             <wp:extent cx="2637001" cy="4506686"/>
             <wp:effectExtent l="0" t="0" r="5080" b="1905"/>
             <wp:docPr id="1780726780" name="图片 1"/>
@@ -19923,15 +19849,15 @@
         <w:pStyle w:val="2"/>
         <w:spacing w:before="120" w:after="120"/>
       </w:pPr>
-      <w:bookmarkStart w:id="58" w:name="_Toc226225747"/>
-      <w:bookmarkStart w:id="59" w:name="_Toc229818742"/>
+      <w:bookmarkStart w:id="58" w:name="_Toc229818742"/>
+      <w:bookmarkStart w:id="59" w:name="_Toc226225747"/>
       <w:r>
         <w:rPr>
           <w:highlight w:val="yellow"/>
         </w:rPr>
         <w:t>从瓶颈到设计的逻辑推演</w:t>
       </w:r>
-      <w:bookmarkEnd w:id="59"/>
+      <w:bookmarkEnd w:id="58"/>
     </w:p>
     <w:p>
       <w:pPr>
@@ -21908,9 +21834,9 @@
         <w:spacing w:before="120" w:after="120"/>
       </w:pPr>
       <w:bookmarkStart w:id="69" w:name="_Toc229057157"/>
-      <w:bookmarkStart w:id="70" w:name="OLE_LINK3"/>
-      <w:bookmarkStart w:id="71" w:name="OLE_LINK4"/>
-      <w:bookmarkStart w:id="72" w:name="_Toc229818752"/>
+      <w:bookmarkStart w:id="70" w:name="_Toc229818752"/>
+      <w:bookmarkStart w:id="71" w:name="OLE_LINK3"/>
+      <w:bookmarkStart w:id="72" w:name="OLE_LINK4"/>
       <w:r>
         <w:rPr>
           <w:highlight w:val="yellow"/>
@@ -21918,7 +21844,7 @@
         <w:t>分层图结构组织与语义表达机制</w:t>
       </w:r>
       <w:bookmarkEnd w:id="69"/>
-      <w:bookmarkEnd w:id="72"/>
+      <w:bookmarkEnd w:id="70"/>
     </w:p>
     <w:p>
       <w:pPr>
@@ -23138,8 +23064,8 @@
       </w:pPr>
       <w:bookmarkStart w:id="80" w:name="_Toc229057162"/>
       <w:bookmarkStart w:id="81" w:name="_Toc229818757"/>
-      <w:bookmarkEnd w:id="70"/>
       <w:bookmarkEnd w:id="71"/>
+      <w:bookmarkEnd w:id="72"/>
       <w:r>
         <w:rPr>
           <w:highlight w:val="yellow"/>
@@ -30752,7 +30678,7 @@
         </w:rPr>
         <w:t>图构建阶段成本分析</w:t>
       </w:r>
-      <w:bookmarkEnd w:id="58"/>
+      <w:bookmarkEnd w:id="59"/>
       <w:bookmarkEnd w:id="102"/>
     </w:p>
     <w:p>
@@ -33112,11 +33038,11 @@
         <w:pStyle w:val="af9"/>
         <w:ind w:firstLineChars="0" w:firstLine="0"/>
         <w:jc w:val="center"/>
-        <w:rPr>
-          <w:rFonts w:hint="eastAsia"/>
-        </w:rPr>
-      </w:pPr>
-      <w:r>
+      </w:pPr>
+      <w:r>
+        <w:rPr>
+          <w:noProof/>
+        </w:rPr>
         <w:drawing>
           <wp:inline distT="0" distB="0" distL="0" distR="0" wp14:anchorId="3F8C79E1" wp14:editId="6E453BAE">
             <wp:extent cx="5471795" cy="1496332"/>
@@ -33487,6 +33413,9 @@
         <w:jc w:val="center"/>
       </w:pPr>
       <w:r>
+        <w:rPr>
+          <w:noProof/>
+        </w:rPr>
         <w:lastRenderedPageBreak/>
         <w:drawing>
           <wp:inline distT="0" distB="0" distL="0" distR="0" wp14:anchorId="6F37416E" wp14:editId="52E95F53">
@@ -33950,6 +33879,9 @@
         <w:t>所示：</w:t>
       </w:r>
       <w:r>
+        <w:rPr>
+          <w:noProof/>
+        </w:rPr>
         <w:drawing>
           <wp:inline distT="0" distB="0" distL="0" distR="0" wp14:anchorId="1A3442E7" wp14:editId="4FEE2A95">
             <wp:extent cx="5471795" cy="1476098"/>
@@ -34238,9 +34170,6 @@
     <w:p>
       <w:pPr>
         <w:ind w:firstLine="480"/>
-        <w:rPr>
-          <w:rFonts w:hint="eastAsia"/>
-        </w:rPr>
       </w:pPr>
       <w:r>
         <w:t>与之相反，</w:t>
@@ -34566,6 +34495,7 @@
     <w:tbl>
       <w:tblPr>
         <w:tblW w:w="0" w:type="auto"/>
+        <w:jc w:val="center"/>
         <w:tblCellSpacing w:w="15" w:type="dxa"/>
         <w:tblCellMar>
           <w:left w:w="0" w:type="dxa"/>
@@ -34584,6 +34514,7 @@
         <w:trPr>
           <w:tblHeader/>
           <w:tblCellSpacing w:w="15" w:type="dxa"/>
+          <w:jc w:val="center"/>
         </w:trPr>
         <w:tc>
           <w:tcPr>
@@ -34714,6 +34645,7 @@
       <w:tr>
         <w:trPr>
           <w:tblCellSpacing w:w="15" w:type="dxa"/>
+          <w:jc w:val="center"/>
         </w:trPr>
         <w:tc>
           <w:tcPr>
@@ -34836,6 +34768,7 @@
       <w:tr>
         <w:trPr>
           <w:tblCellSpacing w:w="15" w:type="dxa"/>
+          <w:jc w:val="center"/>
         </w:trPr>
         <w:tc>
           <w:tcPr>
@@ -34940,6 +34873,7 @@
       <w:tr>
         <w:trPr>
           <w:tblCellSpacing w:w="15" w:type="dxa"/>
+          <w:jc w:val="center"/>
         </w:trPr>
         <w:tc>
           <w:tcPr>
@@ -35044,6 +34978,7 @@
       <w:tr>
         <w:trPr>
           <w:tblCellSpacing w:w="15" w:type="dxa"/>
+          <w:jc w:val="center"/>
         </w:trPr>
         <w:tc>
           <w:tcPr>
@@ -35148,6 +35083,7 @@
       <w:tr>
         <w:trPr>
           <w:tblCellSpacing w:w="15" w:type="dxa"/>
+          <w:jc w:val="center"/>
         </w:trPr>
         <w:tc>
           <w:tcPr>
@@ -35252,6 +35188,7 @@
       <w:tr>
         <w:trPr>
           <w:tblCellSpacing w:w="15" w:type="dxa"/>
+          <w:jc w:val="center"/>
         </w:trPr>
         <w:tc>
           <w:tcPr>
@@ -35362,6 +35299,7 @@
       <w:tr>
         <w:trPr>
           <w:tblCellSpacing w:w="15" w:type="dxa"/>
+          <w:jc w:val="center"/>
         </w:trPr>
         <w:tc>
           <w:tcPr>
@@ -35466,6 +35404,7 @@
       <w:tr>
         <w:trPr>
           <w:tblCellSpacing w:w="15" w:type="dxa"/>
+          <w:jc w:val="center"/>
         </w:trPr>
         <w:tc>
           <w:tcPr>
@@ -35582,6 +35521,7 @@
       <w:tr>
         <w:trPr>
           <w:tblCellSpacing w:w="15" w:type="dxa"/>
+          <w:jc w:val="center"/>
         </w:trPr>
         <w:tc>
           <w:tcPr>
@@ -35692,6 +35632,7 @@
       <w:tr>
         <w:trPr>
           <w:tblCellSpacing w:w="15" w:type="dxa"/>
+          <w:jc w:val="center"/>
         </w:trPr>
         <w:tc>
           <w:tcPr>
@@ -35796,6 +35737,7 @@
       <w:tr>
         <w:trPr>
           <w:tblCellSpacing w:w="15" w:type="dxa"/>
+          <w:jc w:val="center"/>
         </w:trPr>
         <w:tc>
           <w:tcPr>
@@ -35912,6 +35854,7 @@
       <w:tr>
         <w:trPr>
           <w:tblCellSpacing w:w="15" w:type="dxa"/>
+          <w:jc w:val="center"/>
         </w:trPr>
         <w:tc>
           <w:tcPr>
@@ -36016,6 +35959,7 @@
       <w:tr>
         <w:trPr>
           <w:tblCellSpacing w:w="15" w:type="dxa"/>
+          <w:jc w:val="center"/>
         </w:trPr>
         <w:tc>
           <w:tcPr>
@@ -36132,6 +36076,7 @@
       <w:tr>
         <w:trPr>
           <w:tblCellSpacing w:w="15" w:type="dxa"/>
+          <w:jc w:val="center"/>
         </w:trPr>
         <w:tc>
           <w:tcPr>
@@ -36236,6 +36181,7 @@
       <w:tr>
         <w:trPr>
           <w:tblCellSpacing w:w="15" w:type="dxa"/>
+          <w:jc w:val="center"/>
         </w:trPr>
         <w:tc>
           <w:tcPr>
@@ -36348,6 +36294,7 @@
       <w:tr>
         <w:trPr>
           <w:tblCellSpacing w:w="15" w:type="dxa"/>
+          <w:jc w:val="center"/>
         </w:trPr>
         <w:tc>
           <w:tcPr>
@@ -36452,6 +36399,7 @@
       <w:tr>
         <w:trPr>
           <w:tblCellSpacing w:w="15" w:type="dxa"/>
+          <w:jc w:val="center"/>
         </w:trPr>
         <w:tc>
           <w:tcPr>
@@ -36556,6 +36504,7 @@
       <w:tr>
         <w:trPr>
           <w:tblCellSpacing w:w="15" w:type="dxa"/>
+          <w:jc w:val="center"/>
         </w:trPr>
         <w:tc>
           <w:tcPr>
@@ -36660,6 +36609,7 @@
       <w:tr>
         <w:trPr>
           <w:tblCellSpacing w:w="15" w:type="dxa"/>
+          <w:jc w:val="center"/>
         </w:trPr>
         <w:tc>
           <w:tcPr>
@@ -36776,6 +36726,7 @@
       <w:tr>
         <w:trPr>
           <w:tblCellSpacing w:w="15" w:type="dxa"/>
+          <w:jc w:val="center"/>
         </w:trPr>
         <w:tc>
           <w:tcPr>
@@ -36880,6 +36831,7 @@
       <w:tr>
         <w:trPr>
           <w:tblCellSpacing w:w="15" w:type="dxa"/>
+          <w:jc w:val="center"/>
         </w:trPr>
         <w:tc>
           <w:tcPr>
@@ -36984,6 +36936,7 @@
       <w:tr>
         <w:trPr>
           <w:tblCellSpacing w:w="15" w:type="dxa"/>
+          <w:jc w:val="center"/>
         </w:trPr>
         <w:tc>
           <w:tcPr>
@@ -37100,6 +37053,7 @@
       <w:tr>
         <w:trPr>
           <w:tblCellSpacing w:w="15" w:type="dxa"/>
+          <w:jc w:val="center"/>
         </w:trPr>
         <w:tc>
           <w:tcPr>
@@ -37216,6 +37170,7 @@
       <w:tr>
         <w:trPr>
           <w:tblCellSpacing w:w="15" w:type="dxa"/>
+          <w:jc w:val="center"/>
         </w:trPr>
         <w:tc>
           <w:tcPr>
@@ -37332,6 +37287,7 @@
       <w:tr>
         <w:trPr>
           <w:tblCellSpacing w:w="15" w:type="dxa"/>
+          <w:jc w:val="center"/>
         </w:trPr>
         <w:tc>
           <w:tcPr>
@@ -37436,6 +37392,7 @@
       <w:tr>
         <w:trPr>
           <w:tblCellSpacing w:w="15" w:type="dxa"/>
+          <w:jc w:val="center"/>
         </w:trPr>
         <w:tc>
           <w:tcPr>
@@ -37546,6 +37503,7 @@
       <w:tr>
         <w:trPr>
           <w:tblCellSpacing w:w="15" w:type="dxa"/>
+          <w:jc w:val="center"/>
         </w:trPr>
         <w:tc>
           <w:tcPr>
@@ -37650,6 +37608,7 @@
       <w:tr>
         <w:trPr>
           <w:tblCellSpacing w:w="15" w:type="dxa"/>
+          <w:jc w:val="center"/>
         </w:trPr>
         <w:tc>
           <w:tcPr>
@@ -37782,9 +37741,6 @@
     <w:p>
       <w:pPr>
         <w:pStyle w:val="affc"/>
-        <w:rPr>
-          <w:rFonts w:hint="eastAsia"/>
-        </w:rPr>
       </w:pPr>
     </w:p>
     <w:p>
@@ -49424,6 +49380,67 @@
       <w:pStyle w:val="af2"/>
       <w:ind w:firstLine="360"/>
     </w:pPr>
+    <w:r>
+      <w:rPr>
+        <w:noProof/>
+      </w:rPr>
+      <w:drawing>
+        <wp:anchor distT="0" distB="0" distL="114300" distR="114300" simplePos="0" relativeHeight="251662336" behindDoc="0" locked="0" layoutInCell="1" allowOverlap="1" wp14:anchorId="7F046322" wp14:editId="665C19E4">
+          <wp:simplePos x="0" y="0"/>
+          <wp:positionH relativeFrom="column">
+            <wp:posOffset>0</wp:posOffset>
+          </wp:positionH>
+          <wp:positionV relativeFrom="paragraph">
+            <wp:posOffset>0</wp:posOffset>
+          </wp:positionV>
+          <wp:extent cx="5434965" cy="687705"/>
+          <wp:effectExtent l="0" t="0" r="0" b="0"/>
+          <wp:wrapNone/>
+          <wp:docPr id="955466122" name="图片 955466122" descr="硕士页眉新——"/>
+          <wp:cNvGraphicFramePr>
+            <a:graphicFrameLocks xmlns:a="http://schemas.openxmlformats.org/drawingml/2006/main" noChangeAspect="1"/>
+          </wp:cNvGraphicFramePr>
+          <a:graphic xmlns:a="http://schemas.openxmlformats.org/drawingml/2006/main">
+            <a:graphicData uri="http://schemas.openxmlformats.org/drawingml/2006/picture">
+              <pic:pic xmlns:pic="http://schemas.openxmlformats.org/drawingml/2006/picture">
+                <pic:nvPicPr>
+                  <pic:cNvPr id="201932357" name="图片 201932357" descr="硕士页眉新——"/>
+                  <pic:cNvPicPr>
+                    <a:picLocks noChangeAspect="1" noChangeArrowheads="1"/>
+                  </pic:cNvPicPr>
+                </pic:nvPicPr>
+                <pic:blipFill>
+                  <a:blip r:embed="rId1">
+                    <a:extLst>
+                      <a:ext uri="{28A0092B-C50C-407E-A947-70E740481C1C}">
+                        <a14:useLocalDpi xmlns:a14="http://schemas.microsoft.com/office/drawing/2010/main" val="0"/>
+                      </a:ext>
+                    </a:extLst>
+                  </a:blip>
+                  <a:srcRect/>
+                  <a:stretch>
+                    <a:fillRect/>
+                  </a:stretch>
+                </pic:blipFill>
+                <pic:spPr>
+                  <a:xfrm>
+                    <a:off x="0" y="0"/>
+                    <a:ext cx="5434965" cy="687705"/>
+                  </a:xfrm>
+                  <a:prstGeom prst="rect">
+                    <a:avLst/>
+                  </a:prstGeom>
+                  <a:noFill/>
+                  <a:ln>
+                    <a:noFill/>
+                  </a:ln>
+                </pic:spPr>
+              </pic:pic>
+            </a:graphicData>
+          </a:graphic>
+        </wp:anchor>
+      </w:drawing>
+    </w:r>
   </w:p>
 </w:hdr>
 </file>

--- a/论文改稿/明审版_基于GraphRAG的企业知识库检索优化研究.docx
+++ b/论文改稿/明审版_基于GraphRAG的企业知识库检索优化研究.docx
@@ -40,7 +40,7 @@
           <w:sz w:val="52"/>
           <w:szCs w:val="52"/>
         </w:rPr>
-        <w:object w:dxaOrig="8860" w:dyaOrig="11860" w14:anchorId="2A5C895D">
+        <w:object w:dxaOrig="8860" w:dyaOrig="11860" w14:anchorId="3DB0CB62">
           <v:shapetype id="_x0000_t75" coordsize="21600,21600" o:spt="75" o:preferrelative="t" path="m@4@5l@4@11@9@11@9@5xe" filled="f" stroked="f">
             <v:stroke joinstyle="miter"/>
             <v:formulas>
@@ -63,7 +63,7 @@
           <v:shape id="_x0000_i1025" type="#_x0000_t75" alt="" style="width:443.45pt;height:592.15pt;mso-width-percent:0;mso-height-percent:0;mso-width-percent:0;mso-height-percent:0" o:ole="">
             <v:imagedata r:id="rId15" o:title=""/>
           </v:shape>
-          <o:OLEObject Type="Embed" ProgID="Word.Document.12" ShapeID="_x0000_i1025" DrawAspect="Content" ObjectID="_1840451263" r:id="rId16"/>
+          <o:OLEObject Type="Embed" ProgID="Word.Document.12" ShapeID="_x0000_i1025" DrawAspect="Content" ObjectID="_1840454078" r:id="rId16"/>
         </w:object>
       </w:r>
     </w:p>
@@ -23476,18 +23476,33 @@
               </w:rPr>
             </w:pPr>
             <w:r>
+              <w:rPr>
+                <w:highlight w:val="yellow"/>
+              </w:rPr>
               <w:t>“</w:t>
             </w:r>
             <w:r>
+              <w:rPr>
+                <w:highlight w:val="yellow"/>
+              </w:rPr>
               <w:t>你正在为基于合同与企业文档的</w:t>
             </w:r>
             <w:r>
+              <w:rPr>
+                <w:highlight w:val="yellow"/>
+              </w:rPr>
               <w:t>GraphRAG</w:t>
             </w:r>
             <w:r>
+              <w:rPr>
+                <w:highlight w:val="yellow"/>
+              </w:rPr>
               <w:t>系统设计检索需求。避免直接输出自然语言问题，需生成可编译的、面向特定路由的结构化检索需求。</w:t>
             </w:r>
             <w:r>
+              <w:rPr>
+                <w:highlight w:val="yellow"/>
+              </w:rPr>
               <w:t>”</w:t>
             </w:r>
           </w:p>
@@ -24557,9 +24572,9 @@
           <w:noProof/>
         </w:rPr>
         <w:drawing>
-          <wp:inline distT="0" distB="0" distL="0" distR="0" wp14:anchorId="693AC659" wp14:editId="0ED82AC3">
-            <wp:extent cx="4107815" cy="4311650"/>
-            <wp:effectExtent l="0" t="0" r="0" b="0"/>
+          <wp:inline distT="0" distB="0" distL="0" distR="0" wp14:anchorId="693AC659" wp14:editId="1805500A">
+            <wp:extent cx="4479099" cy="4845466"/>
+            <wp:effectExtent l="0" t="0" r="4445" b="0"/>
             <wp:docPr id="1885095450" name="图片 1"/>
             <wp:cNvGraphicFramePr>
               <a:graphicFrameLocks xmlns:a="http://schemas.openxmlformats.org/drawingml/2006/main" noChangeAspect="1"/>
@@ -24582,7 +24597,7 @@
                   <pic:spPr>
                     <a:xfrm>
                       <a:off x="0" y="0"/>
-                      <a:ext cx="4151971" cy="4357715"/>
+                      <a:ext cx="4557165" cy="4929917"/>
                     </a:xfrm>
                     <a:prstGeom prst="rect">
                       <a:avLst/>
@@ -25077,7 +25092,6 @@
         <w:rPr>
           <w:highlight w:val="yellow"/>
         </w:rPr>
-        <w:lastRenderedPageBreak/>
         <w:t>在获取</w:t>
       </w:r>
       <w:r>
@@ -25591,6 +25605,7 @@
         </w:rPr>
       </w:pPr>
       <w:r>
+        <w:lastRenderedPageBreak/>
         <w:t>在检索执行过程中，复杂企业咨询通常需要多轮证据补足。为提升长路径推理的稳定性，本文结合交织推理与行动（</w:t>
       </w:r>
       <w:r>
@@ -25605,7 +25620,6 @@
         <w:ind w:firstLine="480"/>
       </w:pPr>
       <w:r>
-        <w:lastRenderedPageBreak/>
         <w:t>当</w:t>
       </w:r>
       <w:r>
@@ -25647,13 +25661,25 @@
         <w:ind w:firstLine="480"/>
       </w:pPr>
       <w:r>
-        <w:t>当各路由产出初始支撑对（</w:t>
-      </w:r>
-      <w:r>
-        <w:t>Support Pairs</w:t>
-      </w:r>
-      <w:r>
-        <w:t>）后，系统将检索结果送入证据加工管线。该管线围绕事实拆解、来源对齐、置信度验证、命题组织和语义合成五个环节展开，用于提升跨文档场景下的证据一致性。</w:t>
+        <w:t>在企业知识检索场景（如合同审计、法规遵从）中，系统面临的核心挑战在于如何确保生成结论的绝对可追溯性，并彻底杜绝大语言模型在多源跨文本拼接时产生的</w:t>
+      </w:r>
+      <w:r>
+        <w:t>“</w:t>
+      </w:r>
+      <w:r>
+        <w:t>语义越界提升</w:t>
+      </w:r>
+      <w:r>
+        <w:t>”</w:t>
+      </w:r>
+      <w:r>
+        <w:t>（即误将外部背景材料、法律条文或邻近合同的约束，断章取义地嫁接到当前目标合同主体之上）。传统</w:t>
+      </w:r>
+      <w:r>
+        <w:t>RAG</w:t>
+      </w:r>
+      <w:r>
+        <w:t>架构完全依赖大模型的上下文泛化能力执行事实归纳，在低容错的企业级服务中极易引发严重的合规风险。</w:t>
       </w:r>
     </w:p>
     <w:p>
@@ -25661,31 +25687,21 @@
         <w:ind w:firstLine="480"/>
       </w:pPr>
       <w:r>
-        <w:rPr>
-          <w:rFonts w:hint="eastAsia"/>
-          <w:highlight w:val="yellow"/>
-        </w:rPr>
-        <w:t>（</w:t>
-      </w:r>
-      <w:r>
-        <w:rPr>
-          <w:rFonts w:hint="eastAsia"/>
-          <w:highlight w:val="yellow"/>
-        </w:rPr>
-        <w:t>1</w:t>
-      </w:r>
-      <w:r>
-        <w:rPr>
-          <w:rFonts w:hint="eastAsia"/>
-          <w:highlight w:val="yellow"/>
-        </w:rPr>
-        <w:t>）</w:t>
-      </w:r>
-      <w:r>
-        <w:rPr>
-          <w:highlight w:val="yellow"/>
-        </w:rPr>
-        <w:t>原子事实账本构建同来源对齐机制</w:t>
+        <w:t>为此，本文设计了原子事实账本构建同来源对齐机制，其核心思想在于将</w:t>
+      </w:r>
+      <w:r>
+        <w:t>证据链的物理来源判定同大模型的语义生成</w:t>
+      </w:r>
+      <w:r>
+        <w:t>执行硬性解耦。系统通过显式锚定同领域知识加权推断双层链路，为每个子问题动态绑定精准的目标文档范围标识（</w:t>
+      </w:r>
+      <w:proofErr w:type="spellStart"/>
+      <w:r>
+        <w:t>answer_scope_target_doc_id</w:t>
+      </w:r>
+      <w:proofErr w:type="spellEnd"/>
+      <w:r>
+        <w:t>），并在工程实现层面建立非对称的双轨证据账本。这一机制确保了推演逻辑的每一步均具备可审计的物理边界，其学术内涵同推演逻辑如下：</w:t>
       </w:r>
     </w:p>
     <w:p>
@@ -25693,76 +25709,15 @@
         <w:ind w:firstLine="480"/>
       </w:pPr>
       <w:r>
-        <w:rPr>
-          <w:highlight w:val="yellow"/>
-        </w:rPr>
-        <w:t>在子问题检索完成后，系统首先对召回的文本块执行原子事实拆解。针对每一条提取出的原子事实，系统基于物理规则为其分配唯一的标识属性，包括事实</w:t>
-      </w:r>
-      <w:r>
-        <w:rPr>
-          <w:highlight w:val="yellow"/>
-        </w:rPr>
-        <w:t>ID</w:t>
-      </w:r>
-      <w:r>
-        <w:rPr>
-          <w:highlight w:val="yellow"/>
-        </w:rPr>
-        <w:t>（</w:t>
+        <w:t>对于用户意图明确的复杂咨询，系统第一阶段启动显式全局目标锚定流。该机制并不依赖大模型的模糊语义理解，而是采用硬性模式匹配算子，对原始输入执行预定义的结构化字段提取，捕获提问中显式声明的目标合同名称。为了消除多源非结构化文本在文本组织、大小写规范、符号分隔以及冗余空格层面的物理表征差异，提取到的名称字符串将通过文本归一化算法与底座知识库中的已知文档集执行哈希对齐，从而将模糊文本转换为具备唯一实体指向的全局目标文档标识（</w:t>
       </w:r>
       <w:proofErr w:type="spellStart"/>
       <w:r>
-        <w:rPr>
-          <w:highlight w:val="yellow"/>
-        </w:rPr>
-        <w:t>fact_id</w:t>
+        <w:t>global_target_doc_id</w:t>
       </w:r>
       <w:proofErr w:type="spellEnd"/>
       <w:r>
-        <w:rPr>
-          <w:highlight w:val="yellow"/>
-        </w:rPr>
-        <w:t>）、文本块</w:t>
-      </w:r>
-      <w:r>
-        <w:rPr>
-          <w:highlight w:val="yellow"/>
-        </w:rPr>
-        <w:t>ID</w:t>
-      </w:r>
-      <w:r>
-        <w:rPr>
-          <w:highlight w:val="yellow"/>
-        </w:rPr>
-        <w:t>（</w:t>
-      </w:r>
-      <w:proofErr w:type="spellStart"/>
-      <w:r>
-        <w:rPr>
-          <w:highlight w:val="yellow"/>
-        </w:rPr>
-        <w:t>chunk_id</w:t>
-      </w:r>
-      <w:proofErr w:type="spellEnd"/>
-      <w:r>
-        <w:rPr>
-          <w:highlight w:val="yellow"/>
-        </w:rPr>
-        <w:t>）及文档来源（</w:t>
-      </w:r>
-      <w:proofErr w:type="spellStart"/>
-      <w:r>
-        <w:rPr>
-          <w:highlight w:val="yellow"/>
-        </w:rPr>
-        <w:t>doc_id</w:t>
-      </w:r>
-      <w:proofErr w:type="spellEnd"/>
-      <w:r>
-        <w:rPr>
-          <w:highlight w:val="yellow"/>
-        </w:rPr>
-        <w:t>）。</w:t>
+        <w:t>）。该标识作为自顶向下的硬性强约束，直接决定了后续检索事实的底层合法性。</w:t>
       </w:r>
     </w:p>
     <w:p>
@@ -25770,461 +25725,23 @@
         <w:ind w:firstLine="480"/>
       </w:pPr>
       <w:r>
-        <w:rPr>
-          <w:highlight w:val="yellow"/>
-        </w:rPr>
-        <w:t>最关键的环节在于对来源范畴（</w:t>
-      </w:r>
-      <w:proofErr w:type="spellStart"/>
-      <w:r>
-        <w:rPr>
-          <w:highlight w:val="yellow"/>
-        </w:rPr>
-        <w:t>SourceScope</w:t>
-      </w:r>
-      <w:proofErr w:type="spellEnd"/>
-      <w:r>
-        <w:rPr>
-          <w:highlight w:val="yellow"/>
-        </w:rPr>
-        <w:t>）的判定。系统根据子问题锁定的答案范围及目标合同</w:t>
-      </w:r>
-      <w:r>
-        <w:rPr>
-          <w:highlight w:val="yellow"/>
-        </w:rPr>
-        <w:t>ID</w:t>
-      </w:r>
-      <w:r>
-        <w:rPr>
-          <w:highlight w:val="yellow"/>
-        </w:rPr>
-        <w:t>，将事实划分为主证据（</w:t>
-      </w:r>
-      <w:proofErr w:type="spellStart"/>
-      <w:r>
-        <w:rPr>
-          <w:highlight w:val="yellow"/>
-        </w:rPr>
-        <w:t>Fact_primary</w:t>
-      </w:r>
-      <w:proofErr w:type="spellEnd"/>
-      <w:r>
-        <w:rPr>
-          <w:highlight w:val="yellow"/>
-        </w:rPr>
-        <w:t>）与</w:t>
-      </w:r>
-      <w:r>
-        <w:rPr>
-          <w:rFonts w:hint="eastAsia"/>
-          <w:highlight w:val="yellow"/>
-        </w:rPr>
-        <w:t>补充</w:t>
-      </w:r>
-      <w:r>
-        <w:rPr>
-          <w:highlight w:val="yellow"/>
-        </w:rPr>
-        <w:t>证据（</w:t>
-      </w:r>
-      <w:proofErr w:type="spellStart"/>
-      <w:r>
-        <w:rPr>
-          <w:highlight w:val="yellow"/>
-        </w:rPr>
-        <w:t>Fact_rescue</w:t>
-      </w:r>
-      <w:proofErr w:type="spellEnd"/>
-      <w:r>
-        <w:rPr>
-          <w:highlight w:val="yellow"/>
-        </w:rPr>
-        <w:t>）。主证据严格对应目标合同文本，而救援证据则源于关联的背景语料或辅助文档。这种基于文档</w:t>
-      </w:r>
-      <w:r>
-        <w:rPr>
-          <w:highlight w:val="yellow"/>
-        </w:rPr>
-        <w:t>ID</w:t>
-      </w:r>
-      <w:r>
-        <w:rPr>
-          <w:highlight w:val="yellow"/>
-        </w:rPr>
-        <w:t>的强校验机制，致使证据属性的判定独立于生成模型的推理，从根源上杜绝了外部信息在语义合成阶段被错误提升为目标合同条款的风险。最终，去重后的事实被统一存入全局原子事实账本（</w:t>
-      </w:r>
-      <w:proofErr w:type="spellStart"/>
-      <w:r>
-        <w:rPr>
-          <w:highlight w:val="yellow"/>
-        </w:rPr>
-        <w:t>FactLedger</w:t>
-      </w:r>
-      <w:proofErr w:type="spellEnd"/>
-      <w:r>
-        <w:rPr>
-          <w:highlight w:val="yellow"/>
-        </w:rPr>
-        <w:t>），形成了具备审计性的证据底座。</w:t>
-      </w:r>
-    </w:p>
-    <w:p>
-      <w:pPr>
-        <w:ind w:firstLine="480"/>
-      </w:pPr>
-      <w:r>
-        <w:rPr>
-          <w:rFonts w:hint="eastAsia"/>
-          <w:highlight w:val="yellow"/>
-        </w:rPr>
-        <w:t>（</w:t>
-      </w:r>
-      <w:r>
-        <w:rPr>
-          <w:rFonts w:hint="eastAsia"/>
-          <w:highlight w:val="yellow"/>
-        </w:rPr>
-        <w:t>2</w:t>
-      </w:r>
-      <w:r>
-        <w:rPr>
-          <w:rFonts w:hint="eastAsia"/>
-          <w:highlight w:val="yellow"/>
-        </w:rPr>
-        <w:t>）</w:t>
-      </w:r>
-      <w:r>
-        <w:rPr>
-          <w:highlight w:val="yellow"/>
-        </w:rPr>
-        <w:t>基于置信度的迭代验证同闭环检索</w:t>
-      </w:r>
-    </w:p>
-    <w:p>
-      <w:pPr>
-        <w:ind w:firstLine="480"/>
-      </w:pPr>
-      <w:r>
-        <w:t>为确保证据链条的完备性，系统在原子事实写入账本后执行实时置信度评估。若当前子问题的生成答案达到预设置信度阈值且不存在核心证据缺失，系统将终止该路径以优化计算预算。</w:t>
-      </w:r>
-    </w:p>
-    <w:p>
-      <w:pPr>
-        <w:ind w:firstLine="480"/>
-      </w:pPr>
-      <w:r>
-        <w:t>若置信度不足，系统将触发基于思维导引（</w:t>
-      </w:r>
-      <w:r>
-        <w:t>Thought Guidance</w:t>
-      </w:r>
-      <w:r>
-        <w:t>）的追加检索流程。大语言模型根据现有账本中的缺口生成指向性追问（</w:t>
-      </w:r>
-      <w:r>
-        <w:t>Follow-up Query</w:t>
-      </w:r>
-      <w:r>
-        <w:t>），这些查询经去冗与路由一致性校验后继续进入对应检索管线，直至达到停机标准。</w:t>
-      </w:r>
-    </w:p>
-    <w:p>
-      <w:pPr>
-        <w:ind w:firstLine="480"/>
-      </w:pPr>
-      <w:r>
-        <w:rPr>
-          <w:rFonts w:hint="eastAsia"/>
-          <w:highlight w:val="yellow"/>
-        </w:rPr>
-        <w:t>（</w:t>
-      </w:r>
-      <w:r>
-        <w:rPr>
-          <w:rFonts w:hint="eastAsia"/>
-          <w:highlight w:val="yellow"/>
-        </w:rPr>
-        <w:t>3</w:t>
-      </w:r>
-      <w:r>
-        <w:rPr>
-          <w:rFonts w:hint="eastAsia"/>
-          <w:highlight w:val="yellow"/>
-        </w:rPr>
-        <w:t>）</w:t>
-      </w:r>
-      <w:r>
-        <w:rPr>
-          <w:highlight w:val="yellow"/>
-        </w:rPr>
-        <w:t>从原子事实向逻辑命题的演进</w:t>
-      </w:r>
-    </w:p>
-    <w:p>
-      <w:pPr>
-        <w:ind w:firstLine="480"/>
-      </w:pPr>
-      <w:r>
-        <w:rPr>
-          <w:highlight w:val="yellow"/>
-        </w:rPr>
+        <w:t>当用户咨询呈现高度抽象化、未显式指定目标合同时，系统则在决策规划层重构子问题序列后，启动自底向上的启发式域推断模型。这一模型的核心价值在于</w:t>
+      </w:r>
+      <w:r>
+        <w:t>将</w:t>
+      </w:r>
+      <w:r>
         <w:lastRenderedPageBreak/>
-        <w:t>在全量子问题执行完毕后，系统将事实账本中的原子项升格为结构化的命题单元（</w:t>
-      </w:r>
-      <w:proofErr w:type="spellStart"/>
-      <w:r>
-        <w:rPr>
-          <w:highlight w:val="yellow"/>
-        </w:rPr>
-        <w:t>ClaimUnit</w:t>
-      </w:r>
-      <w:proofErr w:type="spellEnd"/>
-      <w:r>
-        <w:rPr>
-          <w:highlight w:val="yellow"/>
-        </w:rPr>
-        <w:t>）。每一个命题单元均绑定了明确的文档范畴、证据指针、章节引用同关键锚点。</w:t>
-      </w:r>
-    </w:p>
-    <w:p>
-      <w:pPr>
-        <w:ind w:firstLine="480"/>
-      </w:pPr>
-      <w:r>
-        <w:rPr>
-          <w:highlight w:val="yellow"/>
-        </w:rPr>
-        <w:t>针对比较、影响及桥接等关系型任务，系统会在主合同命题间执行关系候选识别。通过对章节锚点或锚词重叠度的判定，系统能够识别出具备拓扑关联的有界关系。基于此，系统通过规则层产出显式的答案决策对象（</w:t>
-      </w:r>
-      <w:proofErr w:type="spellStart"/>
-      <w:r>
-        <w:rPr>
-          <w:highlight w:val="yellow"/>
-        </w:rPr>
-        <w:t>AnswerDecision</w:t>
-      </w:r>
-      <w:proofErr w:type="spellEnd"/>
-      <w:r>
-        <w:rPr>
-          <w:highlight w:val="yellow"/>
-        </w:rPr>
-        <w:t>），明确定义了当前证据支撑下的回答跨度，如直接回答（</w:t>
-      </w:r>
-      <w:proofErr w:type="spellStart"/>
-      <w:r>
-        <w:rPr>
-          <w:highlight w:val="yellow"/>
-        </w:rPr>
-        <w:t>direct_answer</w:t>
-      </w:r>
-      <w:proofErr w:type="spellEnd"/>
-      <w:r>
-        <w:rPr>
-          <w:highlight w:val="yellow"/>
-        </w:rPr>
-        <w:t>）、部分回答（</w:t>
-      </w:r>
-      <w:proofErr w:type="spellStart"/>
-      <w:r>
-        <w:rPr>
-          <w:highlight w:val="yellow"/>
-        </w:rPr>
-        <w:t>partial_answer</w:t>
-      </w:r>
-      <w:proofErr w:type="spellEnd"/>
-      <w:r>
-        <w:rPr>
-          <w:highlight w:val="yellow"/>
-        </w:rPr>
-        <w:t>）或由于链接不足而执行的逻辑保留（</w:t>
-      </w:r>
-      <w:proofErr w:type="spellStart"/>
-      <w:r>
-        <w:rPr>
-          <w:highlight w:val="yellow"/>
-        </w:rPr>
-        <w:t>withhold_relation</w:t>
-      </w:r>
-      <w:proofErr w:type="spellEnd"/>
-      <w:r>
-        <w:rPr>
-          <w:highlight w:val="yellow"/>
-        </w:rPr>
-        <w:t>）。这一步骤将</w:t>
-      </w:r>
-      <w:r>
-        <w:rPr>
-          <w:highlight w:val="yellow"/>
-        </w:rPr>
-        <w:t>“</w:t>
-      </w:r>
-      <w:r>
-        <w:rPr>
-          <w:highlight w:val="yellow"/>
-        </w:rPr>
-        <w:t>能说到哪一步</w:t>
-      </w:r>
-      <w:r>
-        <w:rPr>
-          <w:highlight w:val="yellow"/>
-        </w:rPr>
-        <w:t>”</w:t>
-      </w:r>
-      <w:r>
-        <w:rPr>
-          <w:highlight w:val="yellow"/>
-        </w:rPr>
-        <w:t>的决策权从黑盒化的生成模型中收回，转化为可解释的显式对象约束。</w:t>
-      </w:r>
-    </w:p>
-    <w:p>
-      <w:pPr>
-        <w:ind w:firstLine="480"/>
-      </w:pPr>
-      <w:r>
-        <w:rPr>
-          <w:rFonts w:hint="eastAsia"/>
-          <w:highlight w:val="yellow"/>
-        </w:rPr>
-        <w:t>（</w:t>
-      </w:r>
-      <w:r>
-        <w:rPr>
-          <w:rFonts w:hint="eastAsia"/>
-          <w:highlight w:val="yellow"/>
-        </w:rPr>
-        <w:t>4</w:t>
-      </w:r>
-      <w:r>
-        <w:rPr>
-          <w:rFonts w:hint="eastAsia"/>
-          <w:highlight w:val="yellow"/>
-        </w:rPr>
-        <w:t>）</w:t>
-      </w:r>
-      <w:r>
-        <w:rPr>
-          <w:highlight w:val="yellow"/>
-        </w:rPr>
-        <w:t>意图焦点感知同覆盖度判定</w:t>
-      </w:r>
-    </w:p>
-    <w:p>
-      <w:pPr>
-        <w:ind w:firstLine="480"/>
-      </w:pPr>
-      <w:r>
-        <w:rPr>
-          <w:highlight w:val="yellow"/>
-        </w:rPr>
-        <w:t>为提升回答的针对性，系统引入了答案焦点单元（</w:t>
-      </w:r>
-      <w:proofErr w:type="spellStart"/>
-      <w:r>
-        <w:rPr>
-          <w:highlight w:val="yellow"/>
-        </w:rPr>
-        <w:t>AnswerFocusUnit</w:t>
-      </w:r>
-      <w:proofErr w:type="spellEnd"/>
-      <w:r>
-        <w:rPr>
-          <w:highlight w:val="yellow"/>
-        </w:rPr>
-        <w:t>）。该单元根据原始问题的语义特征（如违约、赔偿、终止等）提取核心槽位，并对主合同命题执行相关性打分。通过将命题划分为核心焦点（</w:t>
-      </w:r>
-      <w:r>
-        <w:rPr>
-          <w:highlight w:val="yellow"/>
-        </w:rPr>
-        <w:t>Focus</w:t>
-      </w:r>
-      <w:r>
-        <w:rPr>
-          <w:highlight w:val="yellow"/>
-        </w:rPr>
-        <w:t>）、支撑背景（</w:t>
-      </w:r>
-      <w:r>
-        <w:rPr>
-          <w:highlight w:val="yellow"/>
-        </w:rPr>
-        <w:t>Supporting</w:t>
-      </w:r>
-      <w:r>
-        <w:rPr>
-          <w:highlight w:val="yellow"/>
-        </w:rPr>
-        <w:t>）及排除项（</w:t>
-      </w:r>
-      <w:r>
-        <w:rPr>
-          <w:highlight w:val="yellow"/>
-        </w:rPr>
-        <w:t>Excluded</w:t>
-      </w:r>
-      <w:r>
-        <w:rPr>
-          <w:highlight w:val="yellow"/>
-        </w:rPr>
-        <w:t>），系统能够约束生成模型优先陈述关键结论。</w:t>
-      </w:r>
-    </w:p>
-    <w:p>
-      <w:pPr>
-        <w:ind w:firstLine="480"/>
-      </w:pPr>
-      <w:r>
-        <w:t>随后，系统执行问题核心覆盖度判定。该环节根据已确认命题的分布情况判断回答状态，不额外生成新证据。若系统仅获取了背景事实而缺失核心论据，将标记为背景仅见（</w:t>
-      </w:r>
-      <w:proofErr w:type="spellStart"/>
-      <w:r>
-        <w:t>background_only</w:t>
-      </w:r>
-      <w:proofErr w:type="spellEnd"/>
-      <w:r>
-        <w:t>）状态。这种状态感知致使最终答案能够准确描述自身的证据完整性，避免利用无关背景掩盖核心事实缺失。</w:t>
-      </w:r>
-    </w:p>
-    <w:p>
-      <w:pPr>
-        <w:ind w:firstLine="480"/>
-      </w:pPr>
-      <w:r>
-        <w:rPr>
-          <w:rFonts w:hint="eastAsia"/>
-          <w:highlight w:val="yellow"/>
-        </w:rPr>
-        <w:t>（</w:t>
-      </w:r>
-      <w:r>
-        <w:rPr>
-          <w:rFonts w:hint="eastAsia"/>
-          <w:highlight w:val="yellow"/>
-        </w:rPr>
-        <w:t>5</w:t>
-      </w:r>
-      <w:r>
-        <w:rPr>
-          <w:rFonts w:hint="eastAsia"/>
-          <w:highlight w:val="yellow"/>
-        </w:rPr>
-        <w:t>）</w:t>
-      </w:r>
-      <w:r>
-        <w:rPr>
-          <w:highlight w:val="yellow"/>
-        </w:rPr>
-        <w:t>结构化知识包驱动的语义合成</w:t>
-      </w:r>
-    </w:p>
-    <w:p>
-      <w:pPr>
-        <w:ind w:firstLine="480"/>
-      </w:pPr>
-      <w:r>
-        <w:t>在最终的语义合成阶段，系统将上述组件封装为结构化的知识包。该数据包以以下核心要素组织，并减少原始冗余文本对生成环节的干扰：</w:t>
+        <w:t>特定的业务领域先验知识转化为算法层面的可量化控制矩阵</w:t>
+      </w:r>
+      <w:r>
+        <w:t>。系统通过对子问题的检索需求描述执行深度特征检索，抽取其中潜藏的实体、锚点及核心高频词，并将其投射至图谱实体文档映射网络中。为了解决多语料并存环境下的语义分流问题，本文构建了基于业务场景特征的加权计分矩阵，通过为候选文档标识执行统计学打分排序，自适应推断其最佳答案域约束，其计分权重配置如表</w:t>
+      </w:r>
+      <w:r>
+        <w:t>4-2</w:t>
+      </w:r>
+      <w:r>
+        <w:t>所示。</w:t>
       </w:r>
     </w:p>
     <w:p>
@@ -26232,28 +25749,18 @@
         <w:pStyle w:val="affc"/>
       </w:pPr>
       <w:r>
-        <w:rPr>
-          <w:highlight w:val="yellow"/>
-        </w:rPr>
         <w:t>表</w:t>
       </w:r>
       <w:r>
-        <w:rPr>
-          <w:highlight w:val="yellow"/>
-        </w:rPr>
-        <w:t xml:space="preserve">4-2 </w:t>
-      </w:r>
-      <w:r>
-        <w:rPr>
-          <w:highlight w:val="yellow"/>
-        </w:rPr>
-        <w:t>最终语义合成阶段的异构证据整合同逻辑决策模型构成</w:t>
+        <w:t>4-2.</w:t>
+      </w:r>
+      <w:r>
+        <w:t>子问题目标合同推断计分矩阵权重表</w:t>
       </w:r>
     </w:p>
     <w:tbl>
       <w:tblPr>
         <w:tblW w:w="0" w:type="auto"/>
-        <w:jc w:val="center"/>
         <w:tblCellSpacing w:w="15" w:type="dxa"/>
         <w:tblCellMar>
           <w:top w:w="15" w:type="dxa"/>
@@ -26264,106 +25771,105 @@
         <w:tblLook w:val="04A0" w:firstRow="1" w:lastRow="0" w:firstColumn="1" w:lastColumn="0" w:noHBand="0" w:noVBand="1"/>
       </w:tblPr>
       <w:tblGrid>
-        <w:gridCol w:w="2030"/>
-        <w:gridCol w:w="2551"/>
-        <w:gridCol w:w="3129"/>
+        <w:gridCol w:w="1119"/>
+        <w:gridCol w:w="3586"/>
+        <w:gridCol w:w="1216"/>
+        <w:gridCol w:w="2786"/>
       </w:tblGrid>
       <w:tr>
         <w:trPr>
           <w:tblHeader/>
           <w:tblCellSpacing w:w="15" w:type="dxa"/>
-          <w:jc w:val="center"/>
         </w:trPr>
         <w:tc>
           <w:tcPr>
-            <w:tcW w:w="1985" w:type="dxa"/>
+            <w:tcW w:w="0" w:type="auto"/>
             <w:tcBorders>
-              <w:top w:val="single" w:sz="6" w:space="0" w:color="auto"/>
-              <w:bottom w:val="single" w:sz="6" w:space="0" w:color="auto"/>
+              <w:top w:val="single" w:sz="4" w:space="0" w:color="auto"/>
+              <w:bottom w:val="single" w:sz="4" w:space="0" w:color="auto"/>
             </w:tcBorders>
             <w:vAlign w:val="center"/>
-          </w:tcPr>
-          <w:p>
-            <w:pPr>
-              <w:ind w:firstLineChars="0" w:firstLine="0"/>
-              <w:jc w:val="center"/>
-              <w:rPr>
-                <w:rFonts w:ascii="Arial" w:hAnsi="Arial" w:cs="Arial"/>
-                <w:sz w:val="21"/>
-                <w:szCs w:val="21"/>
-              </w:rPr>
+            <w:hideMark/>
+          </w:tcPr>
+          <w:p>
+            <w:pPr>
+              <w:pStyle w:val="ad"/>
             </w:pPr>
             <w:r>
               <w:rPr>
                 <w:rStyle w:val="aff"/>
                 <w:rFonts w:ascii="Arial" w:hAnsi="Arial" w:cs="Arial"/>
-                <w:sz w:val="21"/>
-                <w:szCs w:val="21"/>
-                <w:highlight w:val="yellow"/>
-              </w:rPr>
-              <w:t>组件名称</w:t>
-            </w:r>
-          </w:p>
-        </w:tc>
-        <w:tc>
-          <w:tcPr>
-            <w:tcW w:w="2521" w:type="dxa"/>
+              </w:rPr>
+              <w:t>特征维度分类</w:t>
+            </w:r>
+          </w:p>
+        </w:tc>
+        <w:tc>
+          <w:tcPr>
+            <w:tcW w:w="0" w:type="auto"/>
             <w:tcBorders>
-              <w:top w:val="single" w:sz="6" w:space="0" w:color="auto"/>
-              <w:bottom w:val="single" w:sz="6" w:space="0" w:color="auto"/>
+              <w:top w:val="single" w:sz="4" w:space="0" w:color="auto"/>
+              <w:bottom w:val="single" w:sz="4" w:space="0" w:color="auto"/>
             </w:tcBorders>
             <w:vAlign w:val="center"/>
-          </w:tcPr>
-          <w:p>
-            <w:pPr>
-              <w:ind w:firstLineChars="0" w:firstLine="0"/>
-              <w:jc w:val="center"/>
-              <w:rPr>
-                <w:rFonts w:ascii="Arial" w:hAnsi="Arial" w:cs="Arial"/>
-                <w:sz w:val="21"/>
-                <w:szCs w:val="21"/>
-              </w:rPr>
+            <w:hideMark/>
+          </w:tcPr>
+          <w:p>
+            <w:pPr>
+              <w:pStyle w:val="ad"/>
             </w:pPr>
             <w:r>
               <w:rPr>
                 <w:rStyle w:val="aff"/>
                 <w:rFonts w:ascii="Arial" w:hAnsi="Arial" w:cs="Arial"/>
-                <w:sz w:val="21"/>
-                <w:szCs w:val="21"/>
-                <w:highlight w:val="yellow"/>
-              </w:rPr>
-              <w:t>核心职能</w:t>
-            </w:r>
-          </w:p>
-        </w:tc>
-        <w:tc>
-          <w:tcPr>
-            <w:tcW w:w="3084" w:type="dxa"/>
+              </w:rPr>
+              <w:t>匹配特征表征同路由属性</w:t>
+            </w:r>
+          </w:p>
+        </w:tc>
+        <w:tc>
+          <w:tcPr>
+            <w:tcW w:w="0" w:type="auto"/>
             <w:tcBorders>
-              <w:top w:val="single" w:sz="6" w:space="0" w:color="auto"/>
-              <w:bottom w:val="single" w:sz="6" w:space="0" w:color="auto"/>
+              <w:top w:val="single" w:sz="4" w:space="0" w:color="auto"/>
+              <w:bottom w:val="single" w:sz="4" w:space="0" w:color="auto"/>
             </w:tcBorders>
             <w:vAlign w:val="center"/>
-          </w:tcPr>
-          <w:p>
-            <w:pPr>
-              <w:ind w:firstLineChars="0" w:firstLine="0"/>
-              <w:jc w:val="center"/>
-              <w:rPr>
-                <w:rFonts w:ascii="Arial" w:hAnsi="Arial" w:cs="Arial"/>
-                <w:sz w:val="21"/>
-                <w:szCs w:val="21"/>
-              </w:rPr>
+            <w:hideMark/>
+          </w:tcPr>
+          <w:p>
+            <w:pPr>
+              <w:pStyle w:val="ad"/>
             </w:pPr>
             <w:r>
               <w:rPr>
                 <w:rStyle w:val="aff"/>
                 <w:rFonts w:ascii="Arial" w:hAnsi="Arial" w:cs="Arial"/>
-                <w:sz w:val="21"/>
-                <w:szCs w:val="21"/>
-                <w:highlight w:val="yellow"/>
-              </w:rPr>
-              <w:t>包含要素</w:t>
+              </w:rPr>
+              <w:t>计分权重增量值</w:t>
+            </w:r>
+          </w:p>
+        </w:tc>
+        <w:tc>
+          <w:tcPr>
+            <w:tcW w:w="0" w:type="auto"/>
+            <w:tcBorders>
+              <w:top w:val="single" w:sz="4" w:space="0" w:color="auto"/>
+              <w:bottom w:val="single" w:sz="4" w:space="0" w:color="auto"/>
+            </w:tcBorders>
+            <w:vAlign w:val="center"/>
+            <w:hideMark/>
+          </w:tcPr>
+          <w:p>
+            <w:pPr>
+              <w:pStyle w:val="ad"/>
+            </w:pPr>
+            <w:r>
+              <w:rPr>
+                <w:rStyle w:val="aff"/>
+                <w:rFonts w:ascii="Arial" w:hAnsi="Arial" w:cs="Arial"/>
+              </w:rPr>
+              <w:t>架构设计考量与价值</w:t>
             </w:r>
           </w:p>
         </w:tc>
@@ -26371,101 +25877,64 @@
       <w:tr>
         <w:trPr>
           <w:tblCellSpacing w:w="15" w:type="dxa"/>
-          <w:jc w:val="center"/>
         </w:trPr>
         <w:tc>
           <w:tcPr>
-            <w:tcW w:w="1985" w:type="dxa"/>
-            <w:vAlign w:val="center"/>
-          </w:tcPr>
-          <w:p>
-            <w:pPr>
-              <w:ind w:firstLineChars="0" w:firstLine="0"/>
-              <w:jc w:val="center"/>
-              <w:rPr>
-                <w:rFonts w:ascii="Arial" w:hAnsi="Arial" w:cs="Arial"/>
-                <w:sz w:val="21"/>
-                <w:szCs w:val="21"/>
-              </w:rPr>
-            </w:pPr>
-            <w:r>
-              <w:rPr>
-                <w:rFonts w:ascii="Arial" w:hAnsi="Arial" w:cs="Arial"/>
-                <w:sz w:val="21"/>
-                <w:szCs w:val="21"/>
-                <w:highlight w:val="yellow"/>
-              </w:rPr>
-              <w:t>原子事实账本</w:t>
-            </w:r>
-          </w:p>
-        </w:tc>
-        <w:tc>
-          <w:tcPr>
-            <w:tcW w:w="2521" w:type="dxa"/>
-            <w:vAlign w:val="center"/>
-          </w:tcPr>
-          <w:p>
-            <w:pPr>
-              <w:ind w:firstLineChars="0" w:firstLine="0"/>
-              <w:jc w:val="center"/>
-              <w:rPr>
-                <w:rFonts w:ascii="Arial" w:hAnsi="Arial" w:cs="Arial"/>
-                <w:sz w:val="21"/>
-                <w:szCs w:val="21"/>
-              </w:rPr>
-            </w:pPr>
-            <w:r>
-              <w:rPr>
-                <w:rFonts w:ascii="Arial" w:hAnsi="Arial" w:cs="Arial"/>
-                <w:sz w:val="21"/>
-                <w:szCs w:val="21"/>
-                <w:highlight w:val="yellow"/>
-              </w:rPr>
-              <w:t>提供权威事实基准</w:t>
-            </w:r>
-          </w:p>
-        </w:tc>
-        <w:tc>
-          <w:tcPr>
-            <w:tcW w:w="3084" w:type="dxa"/>
-            <w:vAlign w:val="center"/>
-          </w:tcPr>
-          <w:p>
-            <w:pPr>
-              <w:ind w:firstLineChars="0" w:firstLine="0"/>
-              <w:jc w:val="center"/>
-              <w:rPr>
-                <w:rFonts w:ascii="Arial" w:hAnsi="Arial" w:cs="Arial"/>
-                <w:sz w:val="21"/>
-                <w:szCs w:val="21"/>
-              </w:rPr>
-            </w:pPr>
-            <w:r>
-              <w:rPr>
-                <w:rFonts w:ascii="Arial" w:hAnsi="Arial" w:cs="Arial"/>
-                <w:sz w:val="21"/>
-                <w:szCs w:val="21"/>
-                <w:highlight w:val="yellow"/>
-              </w:rPr>
-              <w:t>分区的原子事实行、文档</w:t>
-            </w:r>
-            <w:r>
-              <w:rPr>
-                <w:rFonts w:ascii="Arial" w:hAnsi="Arial" w:cs="Arial"/>
-                <w:sz w:val="21"/>
-                <w:szCs w:val="21"/>
-                <w:highlight w:val="yellow"/>
-              </w:rPr>
-              <w:t>ID</w:t>
-            </w:r>
-            <w:r>
-              <w:rPr>
-                <w:rFonts w:ascii="Arial" w:hAnsi="Arial" w:cs="Arial"/>
-                <w:sz w:val="21"/>
-                <w:szCs w:val="21"/>
-                <w:highlight w:val="yellow"/>
-              </w:rPr>
-              <w:t>、截断原文</w:t>
+            <w:tcW w:w="0" w:type="auto"/>
+            <w:vAlign w:val="center"/>
+            <w:hideMark/>
+          </w:tcPr>
+          <w:p>
+            <w:pPr>
+              <w:pStyle w:val="ad"/>
+            </w:pPr>
+            <w:r>
+              <w:t>基础文本特征</w:t>
+            </w:r>
+          </w:p>
+        </w:tc>
+        <w:tc>
+          <w:tcPr>
+            <w:tcW w:w="0" w:type="auto"/>
+            <w:vAlign w:val="center"/>
+            <w:hideMark/>
+          </w:tcPr>
+          <w:p>
+            <w:pPr>
+              <w:pStyle w:val="ad"/>
+            </w:pPr>
+            <w:r>
+              <w:t>问题中提取的大写专有名词与特定符号标识</w:t>
+            </w:r>
+          </w:p>
+        </w:tc>
+        <w:tc>
+          <w:tcPr>
+            <w:tcW w:w="0" w:type="auto"/>
+            <w:vAlign w:val="center"/>
+            <w:hideMark/>
+          </w:tcPr>
+          <w:p>
+            <w:pPr>
+              <w:pStyle w:val="ad"/>
+            </w:pPr>
+            <w:r>
+              <w:t>1.25</w:t>
+            </w:r>
+          </w:p>
+        </w:tc>
+        <w:tc>
+          <w:tcPr>
+            <w:tcW w:w="0" w:type="auto"/>
+            <w:vAlign w:val="center"/>
+            <w:hideMark/>
+          </w:tcPr>
+          <w:p>
+            <w:pPr>
+              <w:pStyle w:val="ad"/>
+            </w:pPr>
+            <w:r>
+              <w:t>用于捕获隐性的合同代称或专有主体</w:t>
             </w:r>
           </w:p>
         </w:tc>
@@ -26473,83 +25942,70 @@
       <w:tr>
         <w:trPr>
           <w:tblCellSpacing w:w="15" w:type="dxa"/>
-          <w:jc w:val="center"/>
         </w:trPr>
         <w:tc>
           <w:tcPr>
-            <w:tcW w:w="1985" w:type="dxa"/>
-            <w:vAlign w:val="center"/>
-          </w:tcPr>
-          <w:p>
-            <w:pPr>
-              <w:ind w:firstLineChars="0" w:firstLine="0"/>
-              <w:jc w:val="center"/>
-              <w:rPr>
-                <w:rFonts w:ascii="Arial" w:hAnsi="Arial" w:cs="Arial"/>
-                <w:sz w:val="21"/>
-                <w:szCs w:val="21"/>
-              </w:rPr>
-            </w:pPr>
-            <w:r>
-              <w:rPr>
-                <w:rFonts w:ascii="Arial" w:hAnsi="Arial" w:cs="Arial"/>
-                <w:sz w:val="21"/>
-                <w:szCs w:val="21"/>
-                <w:highlight w:val="yellow"/>
-              </w:rPr>
-              <w:t>命题账本</w:t>
-            </w:r>
-          </w:p>
-        </w:tc>
-        <w:tc>
-          <w:tcPr>
-            <w:tcW w:w="2521" w:type="dxa"/>
-            <w:vAlign w:val="center"/>
-          </w:tcPr>
-          <w:p>
-            <w:pPr>
-              <w:ind w:firstLineChars="0" w:firstLine="0"/>
-              <w:jc w:val="center"/>
-              <w:rPr>
-                <w:rFonts w:ascii="Arial" w:hAnsi="Arial" w:cs="Arial"/>
-                <w:sz w:val="21"/>
-                <w:szCs w:val="21"/>
-              </w:rPr>
-            </w:pPr>
-            <w:r>
-              <w:rPr>
-                <w:rFonts w:ascii="Arial" w:hAnsi="Arial" w:cs="Arial"/>
-                <w:sz w:val="21"/>
-                <w:szCs w:val="21"/>
-                <w:highlight w:val="yellow"/>
-              </w:rPr>
-              <w:t>建立逻辑陈述单元</w:t>
-            </w:r>
-          </w:p>
-        </w:tc>
-        <w:tc>
-          <w:tcPr>
-            <w:tcW w:w="3084" w:type="dxa"/>
-            <w:vAlign w:val="center"/>
-          </w:tcPr>
-          <w:p>
-            <w:pPr>
-              <w:ind w:firstLineChars="0" w:firstLine="0"/>
-              <w:jc w:val="center"/>
-              <w:rPr>
-                <w:rFonts w:ascii="Arial" w:hAnsi="Arial" w:cs="Arial"/>
-                <w:sz w:val="21"/>
-                <w:szCs w:val="21"/>
-              </w:rPr>
-            </w:pPr>
-            <w:r>
-              <w:rPr>
-                <w:rFonts w:ascii="Arial" w:hAnsi="Arial" w:cs="Arial"/>
-                <w:sz w:val="21"/>
-                <w:szCs w:val="21"/>
-                <w:highlight w:val="yellow"/>
-              </w:rPr>
-              <w:t>命题类型、证据指针、摘要截断</w:t>
+            <w:tcW w:w="0" w:type="auto"/>
+            <w:vAlign w:val="center"/>
+            <w:hideMark/>
+          </w:tcPr>
+          <w:p>
+            <w:pPr>
+              <w:pStyle w:val="ad"/>
+            </w:pPr>
+            <w:r>
+              <w:t>业务核心实体</w:t>
+            </w:r>
+          </w:p>
+        </w:tc>
+        <w:tc>
+          <w:tcPr>
+            <w:tcW w:w="0" w:type="auto"/>
+            <w:vAlign w:val="center"/>
+            <w:hideMark/>
+          </w:tcPr>
+          <w:p>
+            <w:pPr>
+              <w:pStyle w:val="ad"/>
+            </w:pPr>
+            <w:r>
+              <w:t>与</w:t>
+            </w:r>
+            <w:r>
+              <w:t>claim</w:t>
+            </w:r>
+            <w:r>
+              <w:t>（索赔、权利要求）高度相关的图谱节点</w:t>
+            </w:r>
+          </w:p>
+        </w:tc>
+        <w:tc>
+          <w:tcPr>
+            <w:tcW w:w="0" w:type="auto"/>
+            <w:vAlign w:val="center"/>
+            <w:hideMark/>
+          </w:tcPr>
+          <w:p>
+            <w:pPr>
+              <w:pStyle w:val="ad"/>
+            </w:pPr>
+            <w:r>
+              <w:t>6.0</w:t>
+            </w:r>
+          </w:p>
+        </w:tc>
+        <w:tc>
+          <w:tcPr>
+            <w:tcW w:w="0" w:type="auto"/>
+            <w:vAlign w:val="center"/>
+            <w:hideMark/>
+          </w:tcPr>
+          <w:p>
+            <w:pPr>
+              <w:pStyle w:val="ad"/>
+            </w:pPr>
+            <w:r>
+              <w:t>强力锚定合同争议或核心条款所属文献</w:t>
             </w:r>
           </w:p>
         </w:tc>
@@ -26557,83 +26013,67 @@
       <w:tr>
         <w:trPr>
           <w:tblCellSpacing w:w="15" w:type="dxa"/>
-          <w:jc w:val="center"/>
         </w:trPr>
         <w:tc>
           <w:tcPr>
-            <w:tcW w:w="1985" w:type="dxa"/>
-            <w:vAlign w:val="center"/>
-          </w:tcPr>
-          <w:p>
-            <w:pPr>
-              <w:ind w:firstLineChars="0" w:firstLine="0"/>
-              <w:jc w:val="center"/>
-              <w:rPr>
-                <w:rFonts w:ascii="Arial" w:hAnsi="Arial" w:cs="Arial"/>
-                <w:sz w:val="21"/>
-                <w:szCs w:val="21"/>
-              </w:rPr>
-            </w:pPr>
-            <w:r>
-              <w:rPr>
-                <w:rFonts w:ascii="Arial" w:hAnsi="Arial" w:cs="Arial"/>
-                <w:sz w:val="21"/>
-                <w:szCs w:val="21"/>
-                <w:highlight w:val="yellow"/>
-              </w:rPr>
-              <w:t>关系候选集</w:t>
-            </w:r>
-          </w:p>
-        </w:tc>
-        <w:tc>
-          <w:tcPr>
-            <w:tcW w:w="2521" w:type="dxa"/>
-            <w:vAlign w:val="center"/>
-          </w:tcPr>
-          <w:p>
-            <w:pPr>
-              <w:ind w:firstLineChars="0" w:firstLine="0"/>
-              <w:jc w:val="center"/>
-              <w:rPr>
-                <w:rFonts w:ascii="Arial" w:hAnsi="Arial" w:cs="Arial"/>
-                <w:sz w:val="21"/>
-                <w:szCs w:val="21"/>
-              </w:rPr>
-            </w:pPr>
-            <w:r>
-              <w:rPr>
-                <w:rFonts w:ascii="Arial" w:hAnsi="Arial" w:cs="Arial"/>
-                <w:sz w:val="21"/>
-                <w:szCs w:val="21"/>
-                <w:highlight w:val="yellow"/>
-              </w:rPr>
-              <w:t>识别跨条款依赖</w:t>
-            </w:r>
-          </w:p>
-        </w:tc>
-        <w:tc>
-          <w:tcPr>
-            <w:tcW w:w="3084" w:type="dxa"/>
-            <w:vAlign w:val="center"/>
-          </w:tcPr>
-          <w:p>
-            <w:pPr>
-              <w:ind w:firstLineChars="0" w:firstLine="0"/>
-              <w:jc w:val="center"/>
-              <w:rPr>
-                <w:rFonts w:ascii="Arial" w:hAnsi="Arial" w:cs="Arial"/>
-                <w:sz w:val="21"/>
-                <w:szCs w:val="21"/>
-              </w:rPr>
-            </w:pPr>
-            <w:r>
-              <w:rPr>
-                <w:rFonts w:ascii="Arial" w:hAnsi="Arial" w:cs="Arial"/>
-                <w:sz w:val="21"/>
-                <w:szCs w:val="21"/>
-                <w:highlight w:val="yellow"/>
-              </w:rPr>
-              <w:t>成对关系、允许的回答跨度、阻塞原因</w:t>
+            <w:tcW w:w="0" w:type="auto"/>
+            <w:vAlign w:val="center"/>
+            <w:hideMark/>
+          </w:tcPr>
+          <w:p>
+            <w:pPr>
+              <w:pStyle w:val="ad"/>
+            </w:pPr>
+          </w:p>
+        </w:tc>
+        <w:tc>
+          <w:tcPr>
+            <w:tcW w:w="0" w:type="auto"/>
+            <w:vAlign w:val="center"/>
+            <w:hideMark/>
+          </w:tcPr>
+          <w:p>
+            <w:pPr>
+              <w:pStyle w:val="ad"/>
+            </w:pPr>
+            <w:r>
+              <w:t>与</w:t>
+            </w:r>
+            <w:r>
+              <w:t>expense</w:t>
+            </w:r>
+            <w:r>
+              <w:t>（费用、对价）高度相关的图谱节点</w:t>
+            </w:r>
+          </w:p>
+        </w:tc>
+        <w:tc>
+          <w:tcPr>
+            <w:tcW w:w="0" w:type="auto"/>
+            <w:vAlign w:val="center"/>
+            <w:hideMark/>
+          </w:tcPr>
+          <w:p>
+            <w:pPr>
+              <w:pStyle w:val="ad"/>
+            </w:pPr>
+            <w:r>
+              <w:t>2.5</w:t>
+            </w:r>
+          </w:p>
+        </w:tc>
+        <w:tc>
+          <w:tcPr>
+            <w:tcW w:w="0" w:type="auto"/>
+            <w:vAlign w:val="center"/>
+            <w:hideMark/>
+          </w:tcPr>
+          <w:p>
+            <w:pPr>
+              <w:pStyle w:val="ad"/>
+            </w:pPr>
+            <w:r>
+              <w:t>锚定财务约束同支付对价边界</w:t>
             </w:r>
           </w:p>
         </w:tc>
@@ -26641,110 +26081,235 @@
       <w:tr>
         <w:trPr>
           <w:tblCellSpacing w:w="15" w:type="dxa"/>
-          <w:jc w:val="center"/>
         </w:trPr>
         <w:tc>
           <w:tcPr>
-            <w:tcW w:w="1985" w:type="dxa"/>
+            <w:tcW w:w="0" w:type="auto"/>
+            <w:vAlign w:val="center"/>
+            <w:hideMark/>
+          </w:tcPr>
+          <w:p>
+            <w:pPr>
+              <w:pStyle w:val="ad"/>
+            </w:pPr>
+            <w:r>
+              <w:t>拓扑路由属性</w:t>
+            </w:r>
+          </w:p>
+        </w:tc>
+        <w:tc>
+          <w:tcPr>
+            <w:tcW w:w="0" w:type="auto"/>
+            <w:vAlign w:val="center"/>
+            <w:hideMark/>
+          </w:tcPr>
+          <w:p>
+            <w:pPr>
+              <w:pStyle w:val="ad"/>
+            </w:pPr>
+            <w:r>
+              <w:t>子问题调度路由类型被判定为</w:t>
+            </w:r>
+            <w:r>
+              <w:t>structural</w:t>
+            </w:r>
+            <w:r>
+              <w:t>（结构推理）</w:t>
+            </w:r>
+          </w:p>
+        </w:tc>
+        <w:tc>
+          <w:tcPr>
+            <w:tcW w:w="0" w:type="auto"/>
+            <w:vAlign w:val="center"/>
+            <w:hideMark/>
+          </w:tcPr>
+          <w:p>
+            <w:pPr>
+              <w:pStyle w:val="ad"/>
+            </w:pPr>
+            <w:r>
+              <w:t>+0.25</w:t>
+            </w:r>
+          </w:p>
+        </w:tc>
+        <w:tc>
+          <w:tcPr>
+            <w:tcW w:w="0" w:type="auto"/>
+            <w:vAlign w:val="center"/>
+            <w:hideMark/>
+          </w:tcPr>
+          <w:p>
+            <w:pPr>
+              <w:pStyle w:val="ad"/>
+            </w:pPr>
+            <w:r>
+              <w:t>对具备跨条款联动特征的文档赋予路径增益</w:t>
+            </w:r>
+          </w:p>
+        </w:tc>
+      </w:tr>
+      <w:tr>
+        <w:trPr>
+          <w:tblCellSpacing w:w="15" w:type="dxa"/>
+        </w:trPr>
+        <w:tc>
+          <w:tcPr>
+            <w:tcW w:w="0" w:type="auto"/>
+            <w:vAlign w:val="center"/>
+            <w:hideMark/>
+          </w:tcPr>
+          <w:p>
+            <w:pPr>
+              <w:pStyle w:val="ad"/>
+            </w:pPr>
+            <w:r>
+              <w:t>高风险业务词频</w:t>
+            </w:r>
+          </w:p>
+        </w:tc>
+        <w:tc>
+          <w:tcPr>
+            <w:tcW w:w="0" w:type="auto"/>
+            <w:vAlign w:val="center"/>
+            <w:hideMark/>
+          </w:tcPr>
+          <w:p>
+            <w:pPr>
+              <w:pStyle w:val="ad"/>
+            </w:pPr>
+            <w:r>
+              <w:t>出现</w:t>
+            </w:r>
+            <w:proofErr w:type="spellStart"/>
+            <w:r>
+              <w:t>indemn</w:t>
+            </w:r>
+            <w:proofErr w:type="spellEnd"/>
+            <w:r>
+              <w:t>、</w:t>
+            </w:r>
+            <w:r>
+              <w:t>obligation</w:t>
+            </w:r>
+            <w:r>
+              <w:t>等高置信度义务约束术语</w:t>
+            </w:r>
+          </w:p>
+        </w:tc>
+        <w:tc>
+          <w:tcPr>
+            <w:tcW w:w="0" w:type="auto"/>
+            <w:vAlign w:val="center"/>
+            <w:hideMark/>
+          </w:tcPr>
+          <w:p>
+            <w:pPr>
+              <w:pStyle w:val="ad"/>
+            </w:pPr>
+            <w:r>
+              <w:t>+2.0</w:t>
+            </w:r>
+          </w:p>
+        </w:tc>
+        <w:tc>
+          <w:tcPr>
+            <w:tcW w:w="0" w:type="auto"/>
+            <w:vAlign w:val="center"/>
+            <w:hideMark/>
+          </w:tcPr>
+          <w:p>
+            <w:pPr>
+              <w:pStyle w:val="ad"/>
+            </w:pPr>
+            <w:r>
+              <w:t>识别高法律效力条款的原文归属</w:t>
+            </w:r>
+          </w:p>
+        </w:tc>
+      </w:tr>
+      <w:tr>
+        <w:trPr>
+          <w:tblCellSpacing w:w="15" w:type="dxa"/>
+        </w:trPr>
+        <w:tc>
+          <w:tcPr>
+            <w:tcW w:w="0" w:type="auto"/>
             <w:tcBorders>
-              <w:bottom w:val="single" w:sz="6" w:space="0" w:color="auto"/>
+              <w:bottom w:val="single" w:sz="4" w:space="0" w:color="auto"/>
             </w:tcBorders>
             <w:vAlign w:val="center"/>
-          </w:tcPr>
-          <w:p>
-            <w:pPr>
-              <w:ind w:firstLineChars="0" w:firstLine="0"/>
-              <w:jc w:val="center"/>
-              <w:rPr>
-                <w:rFonts w:ascii="Arial" w:hAnsi="Arial" w:cs="Arial"/>
-                <w:sz w:val="21"/>
-                <w:szCs w:val="21"/>
-              </w:rPr>
-            </w:pPr>
-            <w:r>
-              <w:rPr>
-                <w:rFonts w:ascii="Arial" w:hAnsi="Arial" w:cs="Arial"/>
-                <w:sz w:val="21"/>
-                <w:szCs w:val="21"/>
-                <w:highlight w:val="yellow"/>
-              </w:rPr>
-              <w:t>答案决策单元</w:t>
-            </w:r>
-          </w:p>
-        </w:tc>
-        <w:tc>
-          <w:tcPr>
-            <w:tcW w:w="2521" w:type="dxa"/>
+            <w:hideMark/>
+          </w:tcPr>
+          <w:p>
+            <w:pPr>
+              <w:pStyle w:val="ad"/>
+            </w:pPr>
+          </w:p>
+        </w:tc>
+        <w:tc>
+          <w:tcPr>
+            <w:tcW w:w="0" w:type="auto"/>
             <w:tcBorders>
-              <w:bottom w:val="single" w:sz="6" w:space="0" w:color="auto"/>
+              <w:bottom w:val="single" w:sz="4" w:space="0" w:color="auto"/>
             </w:tcBorders>
             <w:vAlign w:val="center"/>
-          </w:tcPr>
-          <w:p>
-            <w:pPr>
-              <w:ind w:firstLineChars="0" w:firstLine="0"/>
-              <w:jc w:val="center"/>
-              <w:rPr>
-                <w:rFonts w:ascii="Arial" w:hAnsi="Arial" w:cs="Arial"/>
-                <w:sz w:val="21"/>
-                <w:szCs w:val="21"/>
-              </w:rPr>
-            </w:pPr>
-            <w:r>
-              <w:rPr>
-                <w:rFonts w:ascii="Arial" w:hAnsi="Arial" w:cs="Arial"/>
-                <w:sz w:val="21"/>
-                <w:szCs w:val="21"/>
-                <w:highlight w:val="yellow"/>
-              </w:rPr>
-              <w:t>约束生成逻辑边界</w:t>
-            </w:r>
-          </w:p>
-        </w:tc>
-        <w:tc>
-          <w:tcPr>
-            <w:tcW w:w="3084" w:type="dxa"/>
+            <w:hideMark/>
+          </w:tcPr>
+          <w:p>
+            <w:pPr>
+              <w:pStyle w:val="ad"/>
+            </w:pPr>
+            <w:r>
+              <w:t>出现</w:t>
+            </w:r>
+            <w:r>
+              <w:t>breach</w:t>
+            </w:r>
+            <w:r>
+              <w:t>、</w:t>
+            </w:r>
+            <w:r>
+              <w:t>termination</w:t>
+            </w:r>
+            <w:r>
+              <w:t>等合同变更与违约术语</w:t>
+            </w:r>
+          </w:p>
+        </w:tc>
+        <w:tc>
+          <w:tcPr>
+            <w:tcW w:w="0" w:type="auto"/>
             <w:tcBorders>
-              <w:bottom w:val="single" w:sz="6" w:space="0" w:color="auto"/>
+              <w:bottom w:val="single" w:sz="4" w:space="0" w:color="auto"/>
             </w:tcBorders>
             <w:vAlign w:val="center"/>
-          </w:tcPr>
-          <w:p>
-            <w:pPr>
-              <w:ind w:firstLineChars="0" w:firstLine="0"/>
-              <w:jc w:val="center"/>
-              <w:rPr>
-                <w:rFonts w:ascii="Arial" w:hAnsi="Arial" w:cs="Arial"/>
-                <w:sz w:val="21"/>
-                <w:szCs w:val="21"/>
-              </w:rPr>
-            </w:pPr>
-            <w:r>
-              <w:rPr>
-                <w:rFonts w:ascii="Arial" w:hAnsi="Arial" w:cs="Arial"/>
-                <w:sz w:val="21"/>
-                <w:szCs w:val="21"/>
-                <w:highlight w:val="yellow"/>
-              </w:rPr>
-              <w:t>确定命题</w:t>
-            </w:r>
-            <w:r>
-              <w:rPr>
-                <w:rFonts w:ascii="Arial" w:hAnsi="Arial" w:cs="Arial"/>
-                <w:sz w:val="21"/>
-                <w:szCs w:val="21"/>
-                <w:highlight w:val="yellow"/>
-              </w:rPr>
-              <w:t>ID</w:t>
-            </w:r>
-            <w:r>
-              <w:rPr>
-                <w:rFonts w:ascii="Arial" w:hAnsi="Arial" w:cs="Arial"/>
-                <w:sz w:val="21"/>
-                <w:szCs w:val="21"/>
-                <w:highlight w:val="yellow"/>
-              </w:rPr>
-              <w:t>、焦点排序、覆盖度状态</w:t>
+            <w:hideMark/>
+          </w:tcPr>
+          <w:p>
+            <w:pPr>
+              <w:pStyle w:val="ad"/>
+            </w:pPr>
+            <w:r>
+              <w:t>+1.0</w:t>
+            </w:r>
+          </w:p>
+        </w:tc>
+        <w:tc>
+          <w:tcPr>
+            <w:tcW w:w="0" w:type="auto"/>
+            <w:tcBorders>
+              <w:bottom w:val="single" w:sz="4" w:space="0" w:color="auto"/>
+            </w:tcBorders>
+            <w:vAlign w:val="center"/>
+            <w:hideMark/>
+          </w:tcPr>
+          <w:p>
+            <w:pPr>
+              <w:pStyle w:val="ad"/>
+            </w:pPr>
+            <w:r>
+              <w:t>锁定高合规风险断点所属的目标文本</w:t>
             </w:r>
           </w:p>
         </w:tc>
@@ -26755,8 +26320,153 @@
         <w:ind w:firstLine="480"/>
       </w:pPr>
       <w:r>
+        <w:t>启发式推断模型计算所有候选文档标识的累加得分，并将分值最高的文档标识作为该子问题的答案范围（</w:t>
+      </w:r>
+      <w:proofErr w:type="spellStart"/>
+      <w:r>
+        <w:t>answer_scope_target_doc_id</w:t>
+      </w:r>
+      <w:proofErr w:type="spellEnd"/>
+      <w:r>
+        <w:t>），强行注入子问题结构体中。这种基于计分矩阵的动态绑定机制，将多意图交织的碎片化查询精确导流至对应的物理事实空间，有效解决了宽泛语义检索中高价值条款易被宏观背景噪声稀释的学术瓶颈。</w:t>
+      </w:r>
+    </w:p>
+    <w:p>
+      <w:pPr>
+        <w:ind w:firstLine="480"/>
+      </w:pPr>
+      <w:r>
+        <w:t>在双层链路锁定每个子问题的文档范围后，检索召回的各底层文本块（</w:t>
+      </w:r>
+      <w:r>
+        <w:t>Chunk</w:t>
+      </w:r>
+      <w:r>
+        <w:t>）将执行原子事实解构。系统基于确定性的物理映射规则，为每条提取出的原子事实强制分配由事实</w:t>
+      </w:r>
+      <w:r>
+        <w:t>ID</w:t>
+      </w:r>
+      <w:r>
+        <w:t>（</w:t>
+      </w:r>
+      <w:proofErr w:type="spellStart"/>
+      <w:r>
+        <w:t>fact_id</w:t>
+      </w:r>
+      <w:proofErr w:type="spellEnd"/>
+      <w:r>
+        <w:t>）、文本块</w:t>
+      </w:r>
+      <w:r>
+        <w:t>ID</w:t>
+      </w:r>
+      <w:r>
+        <w:t>（</w:t>
+      </w:r>
+      <w:proofErr w:type="spellStart"/>
+      <w:r>
+        <w:t>chunk_id</w:t>
+      </w:r>
+      <w:proofErr w:type="spellEnd"/>
+      <w:r>
+        <w:t>）同原始文档来源标识（</w:t>
+      </w:r>
+      <w:proofErr w:type="spellStart"/>
+      <w:r>
+        <w:t>doc_id</w:t>
+      </w:r>
+      <w:proofErr w:type="spellEnd"/>
+      <w:r>
+        <w:t>）构成的三元组存证。</w:t>
+      </w:r>
+    </w:p>
+    <w:p>
+      <w:pPr>
+        <w:ind w:firstLine="480"/>
+      </w:pPr>
+      <w:r>
+        <w:t>此时，系统通过比对原始文档来源标识（</w:t>
+      </w:r>
+      <w:proofErr w:type="spellStart"/>
+      <w:r>
+        <w:t>doc_id</w:t>
+      </w:r>
+      <w:proofErr w:type="spellEnd"/>
+      <w:r>
+        <w:t>）与当前子问题绑定的范围标识（</w:t>
+      </w:r>
+      <w:proofErr w:type="spellStart"/>
+      <w:r>
+        <w:t>answer_scope_target_doc_id</w:t>
+      </w:r>
+      <w:proofErr w:type="spellEnd"/>
+      <w:r>
+        <w:t>），对事实执行双轨分类：</w:t>
+      </w:r>
+    </w:p>
+    <w:p>
+      <w:pPr>
+        <w:ind w:firstLine="480"/>
+      </w:pPr>
+      <w:r>
+        <w:t>主证据（</w:t>
+      </w:r>
+      <w:proofErr w:type="spellStart"/>
+      <w:r>
+        <w:t>Fact_primary</w:t>
+      </w:r>
+      <w:proofErr w:type="spellEnd"/>
+      <w:r>
+        <w:t>）：</w:t>
+      </w:r>
+      <w:r>
+        <w:t xml:space="preserve"> </w:t>
+      </w:r>
+      <w:r>
+        <w:t>来源标识同目标范围完全对齐，被界定为核心条款依据，在生成环节赋予最高的底层事实信任度。</w:t>
+      </w:r>
+    </w:p>
+    <w:p>
+      <w:pPr>
+        <w:ind w:firstLine="480"/>
+      </w:pPr>
+      <w:r>
         <w:lastRenderedPageBreak/>
-        <w:t>在合成提示词中，系统明确区分目标合同证据与跨文档补充证据，并要求模型按照答案焦点组织表达。通过这种结构化知识包约束，最终回答能够保持证据对齐、来源清晰和逻辑层次稳定。</w:t>
+        <w:t>补充证据（</w:t>
+      </w:r>
+      <w:proofErr w:type="spellStart"/>
+      <w:r>
+        <w:t>Fact_rescue</w:t>
+      </w:r>
+      <w:proofErr w:type="spellEnd"/>
+      <w:r>
+        <w:t>）：</w:t>
+      </w:r>
+      <w:r>
+        <w:t xml:space="preserve"> </w:t>
+      </w:r>
+      <w:r>
+        <w:t>来源标识属于关联背景文献或通用法理知识，被界定为外围辅助材料，仅用于长路径跨条款推理中的逻辑穿透，禁止其被提升为合同本身的硬性约束。</w:t>
+      </w:r>
+    </w:p>
+    <w:p>
+      <w:pPr>
+        <w:ind w:firstLine="480"/>
+        <w:rPr>
+          <w:rFonts w:hint="eastAsia"/>
+        </w:rPr>
+      </w:pPr>
+      <w:r>
+        <w:t>通过这一硬性分流，去重同矩阵消解后的原子事实最终汇聚为全局原子事实账本（</w:t>
+      </w:r>
+      <w:proofErr w:type="spellStart"/>
+      <w:r>
+        <w:t>FactLedger</w:t>
+      </w:r>
+      <w:proofErr w:type="spellEnd"/>
+      <w:r>
+        <w:t>）。在后续的下游大模型问答生成环节中，该账本作为具备强审计追踪属性的证据底座，强行约束了大模型的语义合成范围。这使得整个生成过程不再是无法穿透的黑盒推演，而是成为了一个证据边界受控、逻辑每一步皆可对齐追溯的分布式事实核验链路，为企业知识检索系统提供了严密的事实安全屏障。</w:t>
       </w:r>
     </w:p>
     <w:p>
@@ -50096,122 +49806,9 @@
     </w:lvl>
   </w:abstractNum>
   <w:abstractNum w:abstractNumId="6" w15:restartNumberingAfterBreak="0">
-    <w:nsid w:val="3AA801AC"/>
+    <w:nsid w:val="2CBF5457"/>
     <w:multiLevelType w:val="multilevel"/>
-    <w:tmpl w:val="C36C97D4"/>
-    <w:lvl w:ilvl="0">
-      <w:start w:val="1"/>
-      <w:numFmt w:val="decimal"/>
-      <w:lvlText w:val="%1."/>
-      <w:lvlJc w:val="left"/>
-      <w:pPr>
-        <w:tabs>
-          <w:tab w:val="num" w:pos="720"/>
-        </w:tabs>
-        <w:ind w:left="720" w:hanging="360"/>
-      </w:pPr>
-    </w:lvl>
-    <w:lvl w:ilvl="1" w:tentative="1">
-      <w:start w:val="1"/>
-      <w:numFmt w:val="decimal"/>
-      <w:lvlText w:val="%2."/>
-      <w:lvlJc w:val="left"/>
-      <w:pPr>
-        <w:tabs>
-          <w:tab w:val="num" w:pos="1440"/>
-        </w:tabs>
-        <w:ind w:left="1440" w:hanging="360"/>
-      </w:pPr>
-    </w:lvl>
-    <w:lvl w:ilvl="2" w:tentative="1">
-      <w:start w:val="1"/>
-      <w:numFmt w:val="decimal"/>
-      <w:lvlText w:val="%3."/>
-      <w:lvlJc w:val="left"/>
-      <w:pPr>
-        <w:tabs>
-          <w:tab w:val="num" w:pos="2160"/>
-        </w:tabs>
-        <w:ind w:left="2160" w:hanging="360"/>
-      </w:pPr>
-    </w:lvl>
-    <w:lvl w:ilvl="3" w:tentative="1">
-      <w:start w:val="1"/>
-      <w:numFmt w:val="decimal"/>
-      <w:lvlText w:val="%4."/>
-      <w:lvlJc w:val="left"/>
-      <w:pPr>
-        <w:tabs>
-          <w:tab w:val="num" w:pos="2880"/>
-        </w:tabs>
-        <w:ind w:left="2880" w:hanging="360"/>
-      </w:pPr>
-    </w:lvl>
-    <w:lvl w:ilvl="4" w:tentative="1">
-      <w:start w:val="1"/>
-      <w:numFmt w:val="decimal"/>
-      <w:lvlText w:val="%5."/>
-      <w:lvlJc w:val="left"/>
-      <w:pPr>
-        <w:tabs>
-          <w:tab w:val="num" w:pos="3600"/>
-        </w:tabs>
-        <w:ind w:left="3600" w:hanging="360"/>
-      </w:pPr>
-    </w:lvl>
-    <w:lvl w:ilvl="5" w:tentative="1">
-      <w:start w:val="1"/>
-      <w:numFmt w:val="decimal"/>
-      <w:lvlText w:val="%6."/>
-      <w:lvlJc w:val="left"/>
-      <w:pPr>
-        <w:tabs>
-          <w:tab w:val="num" w:pos="4320"/>
-        </w:tabs>
-        <w:ind w:left="4320" w:hanging="360"/>
-      </w:pPr>
-    </w:lvl>
-    <w:lvl w:ilvl="6" w:tentative="1">
-      <w:start w:val="1"/>
-      <w:numFmt w:val="decimal"/>
-      <w:lvlText w:val="%7."/>
-      <w:lvlJc w:val="left"/>
-      <w:pPr>
-        <w:tabs>
-          <w:tab w:val="num" w:pos="5040"/>
-        </w:tabs>
-        <w:ind w:left="5040" w:hanging="360"/>
-      </w:pPr>
-    </w:lvl>
-    <w:lvl w:ilvl="7" w:tentative="1">
-      <w:start w:val="1"/>
-      <w:numFmt w:val="decimal"/>
-      <w:lvlText w:val="%8."/>
-      <w:lvlJc w:val="left"/>
-      <w:pPr>
-        <w:tabs>
-          <w:tab w:val="num" w:pos="5760"/>
-        </w:tabs>
-        <w:ind w:left="5760" w:hanging="360"/>
-      </w:pPr>
-    </w:lvl>
-    <w:lvl w:ilvl="8" w:tentative="1">
-      <w:start w:val="1"/>
-      <w:numFmt w:val="decimal"/>
-      <w:lvlText w:val="%9."/>
-      <w:lvlJc w:val="left"/>
-      <w:pPr>
-        <w:tabs>
-          <w:tab w:val="num" w:pos="6480"/>
-        </w:tabs>
-        <w:ind w:left="6480" w:hanging="360"/>
-      </w:pPr>
-    </w:lvl>
-  </w:abstractNum>
-  <w:abstractNum w:abstractNumId="7" w15:restartNumberingAfterBreak="0">
-    <w:nsid w:val="56775CC8"/>
-    <w:multiLevelType w:val="multilevel"/>
-    <w:tmpl w:val="4912A3EC"/>
+    <w:tmpl w:val="A9A0FF3E"/>
     <w:lvl w:ilvl="0">
       <w:start w:val="1"/>
       <w:numFmt w:val="bullet"/>
@@ -50357,7 +49954,269 @@
       </w:rPr>
     </w:lvl>
   </w:abstractNum>
+  <w:abstractNum w:abstractNumId="7" w15:restartNumberingAfterBreak="0">
+    <w:nsid w:val="3AA801AC"/>
+    <w:multiLevelType w:val="multilevel"/>
+    <w:tmpl w:val="C36C97D4"/>
+    <w:lvl w:ilvl="0">
+      <w:start w:val="1"/>
+      <w:numFmt w:val="decimal"/>
+      <w:lvlText w:val="%1."/>
+      <w:lvlJc w:val="left"/>
+      <w:pPr>
+        <w:tabs>
+          <w:tab w:val="num" w:pos="720"/>
+        </w:tabs>
+        <w:ind w:left="720" w:hanging="360"/>
+      </w:pPr>
+    </w:lvl>
+    <w:lvl w:ilvl="1" w:tentative="1">
+      <w:start w:val="1"/>
+      <w:numFmt w:val="decimal"/>
+      <w:lvlText w:val="%2."/>
+      <w:lvlJc w:val="left"/>
+      <w:pPr>
+        <w:tabs>
+          <w:tab w:val="num" w:pos="1440"/>
+        </w:tabs>
+        <w:ind w:left="1440" w:hanging="360"/>
+      </w:pPr>
+    </w:lvl>
+    <w:lvl w:ilvl="2" w:tentative="1">
+      <w:start w:val="1"/>
+      <w:numFmt w:val="decimal"/>
+      <w:lvlText w:val="%3."/>
+      <w:lvlJc w:val="left"/>
+      <w:pPr>
+        <w:tabs>
+          <w:tab w:val="num" w:pos="2160"/>
+        </w:tabs>
+        <w:ind w:left="2160" w:hanging="360"/>
+      </w:pPr>
+    </w:lvl>
+    <w:lvl w:ilvl="3" w:tentative="1">
+      <w:start w:val="1"/>
+      <w:numFmt w:val="decimal"/>
+      <w:lvlText w:val="%4."/>
+      <w:lvlJc w:val="left"/>
+      <w:pPr>
+        <w:tabs>
+          <w:tab w:val="num" w:pos="2880"/>
+        </w:tabs>
+        <w:ind w:left="2880" w:hanging="360"/>
+      </w:pPr>
+    </w:lvl>
+    <w:lvl w:ilvl="4" w:tentative="1">
+      <w:start w:val="1"/>
+      <w:numFmt w:val="decimal"/>
+      <w:lvlText w:val="%5."/>
+      <w:lvlJc w:val="left"/>
+      <w:pPr>
+        <w:tabs>
+          <w:tab w:val="num" w:pos="3600"/>
+        </w:tabs>
+        <w:ind w:left="3600" w:hanging="360"/>
+      </w:pPr>
+    </w:lvl>
+    <w:lvl w:ilvl="5" w:tentative="1">
+      <w:start w:val="1"/>
+      <w:numFmt w:val="decimal"/>
+      <w:lvlText w:val="%6."/>
+      <w:lvlJc w:val="left"/>
+      <w:pPr>
+        <w:tabs>
+          <w:tab w:val="num" w:pos="4320"/>
+        </w:tabs>
+        <w:ind w:left="4320" w:hanging="360"/>
+      </w:pPr>
+    </w:lvl>
+    <w:lvl w:ilvl="6" w:tentative="1">
+      <w:start w:val="1"/>
+      <w:numFmt w:val="decimal"/>
+      <w:lvlText w:val="%7."/>
+      <w:lvlJc w:val="left"/>
+      <w:pPr>
+        <w:tabs>
+          <w:tab w:val="num" w:pos="5040"/>
+        </w:tabs>
+        <w:ind w:left="5040" w:hanging="360"/>
+      </w:pPr>
+    </w:lvl>
+    <w:lvl w:ilvl="7" w:tentative="1">
+      <w:start w:val="1"/>
+      <w:numFmt w:val="decimal"/>
+      <w:lvlText w:val="%8."/>
+      <w:lvlJc w:val="left"/>
+      <w:pPr>
+        <w:tabs>
+          <w:tab w:val="num" w:pos="5760"/>
+        </w:tabs>
+        <w:ind w:left="5760" w:hanging="360"/>
+      </w:pPr>
+    </w:lvl>
+    <w:lvl w:ilvl="8" w:tentative="1">
+      <w:start w:val="1"/>
+      <w:numFmt w:val="decimal"/>
+      <w:lvlText w:val="%9."/>
+      <w:lvlJc w:val="left"/>
+      <w:pPr>
+        <w:tabs>
+          <w:tab w:val="num" w:pos="6480"/>
+        </w:tabs>
+        <w:ind w:left="6480" w:hanging="360"/>
+      </w:pPr>
+    </w:lvl>
+  </w:abstractNum>
   <w:abstractNum w:abstractNumId="8" w15:restartNumberingAfterBreak="0">
+    <w:nsid w:val="56775CC8"/>
+    <w:multiLevelType w:val="multilevel"/>
+    <w:tmpl w:val="4912A3EC"/>
+    <w:lvl w:ilvl="0">
+      <w:start w:val="1"/>
+      <w:numFmt w:val="bullet"/>
+      <w:lvlText w:val=""/>
+      <w:lvlJc w:val="left"/>
+      <w:pPr>
+        <w:tabs>
+          <w:tab w:val="num" w:pos="720"/>
+        </w:tabs>
+        <w:ind w:left="720" w:hanging="360"/>
+      </w:pPr>
+      <w:rPr>
+        <w:rFonts w:ascii="Symbol" w:hAnsi="Symbol" w:hint="default"/>
+        <w:sz w:val="20"/>
+      </w:rPr>
+    </w:lvl>
+    <w:lvl w:ilvl="1" w:tentative="1">
+      <w:start w:val="1"/>
+      <w:numFmt w:val="bullet"/>
+      <w:lvlText w:val="o"/>
+      <w:lvlJc w:val="left"/>
+      <w:pPr>
+        <w:tabs>
+          <w:tab w:val="num" w:pos="1440"/>
+        </w:tabs>
+        <w:ind w:left="1440" w:hanging="360"/>
+      </w:pPr>
+      <w:rPr>
+        <w:rFonts w:ascii="Courier New" w:hAnsi="Courier New" w:hint="default"/>
+        <w:sz w:val="20"/>
+      </w:rPr>
+    </w:lvl>
+    <w:lvl w:ilvl="2" w:tentative="1">
+      <w:start w:val="1"/>
+      <w:numFmt w:val="bullet"/>
+      <w:lvlText w:val=""/>
+      <w:lvlJc w:val="left"/>
+      <w:pPr>
+        <w:tabs>
+          <w:tab w:val="num" w:pos="2160"/>
+        </w:tabs>
+        <w:ind w:left="2160" w:hanging="360"/>
+      </w:pPr>
+      <w:rPr>
+        <w:rFonts w:ascii="Wingdings" w:hAnsi="Wingdings" w:hint="default"/>
+        <w:sz w:val="20"/>
+      </w:rPr>
+    </w:lvl>
+    <w:lvl w:ilvl="3" w:tentative="1">
+      <w:start w:val="1"/>
+      <w:numFmt w:val="bullet"/>
+      <w:lvlText w:val=""/>
+      <w:lvlJc w:val="left"/>
+      <w:pPr>
+        <w:tabs>
+          <w:tab w:val="num" w:pos="2880"/>
+        </w:tabs>
+        <w:ind w:left="2880" w:hanging="360"/>
+      </w:pPr>
+      <w:rPr>
+        <w:rFonts w:ascii="Wingdings" w:hAnsi="Wingdings" w:hint="default"/>
+        <w:sz w:val="20"/>
+      </w:rPr>
+    </w:lvl>
+    <w:lvl w:ilvl="4" w:tentative="1">
+      <w:start w:val="1"/>
+      <w:numFmt w:val="bullet"/>
+      <w:lvlText w:val=""/>
+      <w:lvlJc w:val="left"/>
+      <w:pPr>
+        <w:tabs>
+          <w:tab w:val="num" w:pos="3600"/>
+        </w:tabs>
+        <w:ind w:left="3600" w:hanging="360"/>
+      </w:pPr>
+      <w:rPr>
+        <w:rFonts w:ascii="Wingdings" w:hAnsi="Wingdings" w:hint="default"/>
+        <w:sz w:val="20"/>
+      </w:rPr>
+    </w:lvl>
+    <w:lvl w:ilvl="5" w:tentative="1">
+      <w:start w:val="1"/>
+      <w:numFmt w:val="bullet"/>
+      <w:lvlText w:val=""/>
+      <w:lvlJc w:val="left"/>
+      <w:pPr>
+        <w:tabs>
+          <w:tab w:val="num" w:pos="4320"/>
+        </w:tabs>
+        <w:ind w:left="4320" w:hanging="360"/>
+      </w:pPr>
+      <w:rPr>
+        <w:rFonts w:ascii="Wingdings" w:hAnsi="Wingdings" w:hint="default"/>
+        <w:sz w:val="20"/>
+      </w:rPr>
+    </w:lvl>
+    <w:lvl w:ilvl="6" w:tentative="1">
+      <w:start w:val="1"/>
+      <w:numFmt w:val="bullet"/>
+      <w:lvlText w:val=""/>
+      <w:lvlJc w:val="left"/>
+      <w:pPr>
+        <w:tabs>
+          <w:tab w:val="num" w:pos="5040"/>
+        </w:tabs>
+        <w:ind w:left="5040" w:hanging="360"/>
+      </w:pPr>
+      <w:rPr>
+        <w:rFonts w:ascii="Wingdings" w:hAnsi="Wingdings" w:hint="default"/>
+        <w:sz w:val="20"/>
+      </w:rPr>
+    </w:lvl>
+    <w:lvl w:ilvl="7" w:tentative="1">
+      <w:start w:val="1"/>
+      <w:numFmt w:val="bullet"/>
+      <w:lvlText w:val=""/>
+      <w:lvlJc w:val="left"/>
+      <w:pPr>
+        <w:tabs>
+          <w:tab w:val="num" w:pos="5760"/>
+        </w:tabs>
+        <w:ind w:left="5760" w:hanging="360"/>
+      </w:pPr>
+      <w:rPr>
+        <w:rFonts w:ascii="Wingdings" w:hAnsi="Wingdings" w:hint="default"/>
+        <w:sz w:val="20"/>
+      </w:rPr>
+    </w:lvl>
+    <w:lvl w:ilvl="8" w:tentative="1">
+      <w:start w:val="1"/>
+      <w:numFmt w:val="bullet"/>
+      <w:lvlText w:val=""/>
+      <w:lvlJc w:val="left"/>
+      <w:pPr>
+        <w:tabs>
+          <w:tab w:val="num" w:pos="6480"/>
+        </w:tabs>
+        <w:ind w:left="6480" w:hanging="360"/>
+      </w:pPr>
+      <w:rPr>
+        <w:rFonts w:ascii="Wingdings" w:hAnsi="Wingdings" w:hint="default"/>
+        <w:sz w:val="20"/>
+      </w:rPr>
+    </w:lvl>
+  </w:abstractNum>
+  <w:abstractNum w:abstractNumId="9" w15:restartNumberingAfterBreak="0">
     <w:nsid w:val="7B942748"/>
     <w:multiLevelType w:val="multilevel"/>
     <w:tmpl w:val="376A5F66"/>
@@ -50520,19 +50379,22 @@
     <w:abstractNumId w:val="3"/>
   </w:num>
   <w:num w:numId="7" w16cid:durableId="1034037166">
+    <w:abstractNumId w:val="9"/>
+  </w:num>
+  <w:num w:numId="8" w16cid:durableId="411781131">
     <w:abstractNumId w:val="8"/>
   </w:num>
-  <w:num w:numId="8" w16cid:durableId="411781131">
+  <w:num w:numId="9" w16cid:durableId="431778211">
     <w:abstractNumId w:val="7"/>
-  </w:num>
-  <w:num w:numId="9" w16cid:durableId="431778211">
-    <w:abstractNumId w:val="6"/>
   </w:num>
   <w:num w:numId="10" w16cid:durableId="949514231">
     <w:abstractNumId w:val="1"/>
   </w:num>
   <w:num w:numId="11" w16cid:durableId="639190627">
     <w:abstractNumId w:val="0"/>
+  </w:num>
+  <w:num w:numId="12" w16cid:durableId="1233125983">
+    <w:abstractNumId w:val="6"/>
   </w:num>
 </w:numbering>
 </file>
